--- a/manual/downloads/docx-customization.docx
+++ b/manual/downloads/docx-customization.docx
@@ -412,7 +412,16 @@
         <w:t xml:space="preserve">A preset file returns a Lua table with the following top-level keys:</w:t>
       </w:r>
     </w:p>
-    <w:bookmarkStart w:id="39329" w:name="listing-src-docx-preset-structure"/>
+    <w:p>
+      <w:pPr>
+        <w:spacing w:line="20" w:before="0" w:lineRule="exact" w:after="0"/>
+        <w:rPr>
+          <w:sz w:val="2"/>
+        </w:rPr>
+      </w:pPr>
+      <w:bookmarkStart w:id="39329" w:name="listing-src-docx-preset-structure"/>
+      <w:bookmarkEnd w:id="39329"/>
+    </w:p>
     <w:p>
       <w:pPr>
         <w:pStyle w:val="Caption"/>
@@ -1585,7 +1594,6 @@
         <w:t xml:space="preserve">}</w:t>
       </w:r>
     </w:p>
-    <w:bookmarkEnd w:id="39329"/>
     <w:bookmarkEnd w:id="23"/>
     <w:bookmarkStart w:id="24" w:name="paragraph-style-fields"/>
     <w:p>
@@ -1600,7 +1608,16 @@
         <w:t xml:space="preserve">Paragraph Style Fields</w:t>
       </w:r>
     </w:p>
-    <w:bookmarkStart w:id="94716" w:name="csv-tbl-docx-paragraph-style"/>
+    <w:p>
+      <w:pPr>
+        <w:spacing w:line="20" w:before="0" w:lineRule="exact" w:after="0"/>
+        <w:rPr>
+          <w:sz w:val="2"/>
+        </w:rPr>
+      </w:pPr>
+      <w:bookmarkStart w:id="94716" w:name="csv-tbl-docx-paragraph-style"/>
+      <w:bookmarkEnd w:id="94716"/>
+    </w:p>
     <w:p>
       <w:pPr>
         <w:pStyle w:val="Caption"/>
@@ -1634,18 +1651,18 @@
         <w:tblW w:type="auto" w:w="0"/>
         <w:tblLook w:firstRow="1" w:lastRow="0" w:firstColumn="0" w:lastColumn="0" w:noHBand="0" w:noVBand="0" w:val="0020"/>
         <w:tblBorders>
-          <w:top w:color="000000" w:sz="6" w:space="0" w:val="single"/>
-          <w:left w:color="000000" w:sz="6" w:space="0" w:val="single"/>
-          <w:bottom w:color="000000" w:sz="6" w:space="0" w:val="single"/>
-          <w:right w:color="000000" w:sz="6" w:space="0" w:val="single"/>
-          <w:insideH w:color="000000" w:sz="6" w:space="0" w:val="single"/>
-          <w:insideV w:color="000000" w:sz="6" w:space="0" w:val="single"/>
+          <w:top w:val="single" w:space="0" w:color="000000" w:sz="6"/>
+          <w:left w:val="single" w:space="0" w:color="000000" w:sz="6"/>
+          <w:bottom w:val="single" w:space="0" w:color="000000" w:sz="6"/>
+          <w:right w:val="single" w:space="0" w:color="000000" w:sz="6"/>
+          <w:insideH w:val="single" w:space="0" w:color="000000" w:sz="6"/>
+          <w:insideV w:val="single" w:space="0" w:color="000000" w:sz="6"/>
         </w:tblBorders>
         <w:tblCellMar>
-          <w:top w:w="57" w:type="dxa"/>
-          <w:left w:w="108" w:type="dxa"/>
-          <w:bottom w:w="57" w:type="dxa"/>
-          <w:right w:w="108" w:type="dxa"/>
+          <w:top w:type="dxa" w:w="57"/>
+          <w:left w:type="dxa" w:w="108"/>
+          <w:bottom w:type="dxa" w:w="57"/>
+          <w:right w:type="dxa" w:w="108"/>
         </w:tblCellMar>
       </w:tblPr>
       <w:tblGrid>
@@ -1660,14 +1677,14 @@
         </w:trPr>
         <w:tc>
           <w:tcPr>
-            <w:shd w:color="auto" w:fill="E8E8E8" w:val="clear"/>
+            <w:shd w:val="clear" w:color="auto" w:fill="E8E8E8"/>
           </w:tcPr>
           <w:p>
             <w:pPr>
               <w:pStyle w:val="Compact"/>
               <w:jc w:val="left"/>
-              <w:ind w:right="0" w:firstLine="0" w:left="0"/>
-              <w:spacing w:lineRule="auto" w:after="40" w:line="240" w:before="40"/>
+              <w:ind w:firstLine="0" w:left="0" w:right="0"/>
+              <w:spacing w:after="40" w:before="40" w:lineRule="auto" w:line="240"/>
             </w:pPr>
             <w:r>
               <w:rPr>
@@ -1679,14 +1696,14 @@
         </w:tc>
         <w:tc>
           <w:tcPr>
-            <w:shd w:color="auto" w:fill="E8E8E8" w:val="clear"/>
+            <w:shd w:val="clear" w:color="auto" w:fill="E8E8E8"/>
           </w:tcPr>
           <w:p>
             <w:pPr>
               <w:pStyle w:val="Compact"/>
               <w:jc w:val="left"/>
-              <w:ind w:right="0" w:firstLine="0" w:left="0"/>
-              <w:spacing w:lineRule="auto" w:after="40" w:line="240" w:before="40"/>
+              <w:ind w:firstLine="0" w:left="0" w:right="0"/>
+              <w:spacing w:after="40" w:before="40" w:lineRule="auto" w:line="240"/>
             </w:pPr>
             <w:r>
               <w:rPr>
@@ -1698,14 +1715,14 @@
         </w:tc>
         <w:tc>
           <w:tcPr>
-            <w:shd w:color="auto" w:fill="E8E8E8" w:val="clear"/>
+            <w:shd w:val="clear" w:color="auto" w:fill="E8E8E8"/>
           </w:tcPr>
           <w:p>
             <w:pPr>
               <w:pStyle w:val="Compact"/>
               <w:jc w:val="left"/>
-              <w:ind w:right="0" w:firstLine="0" w:left="0"/>
-              <w:spacing w:lineRule="auto" w:after="40" w:line="240" w:before="40"/>
+              <w:ind w:firstLine="0" w:left="0" w:right="0"/>
+              <w:spacing w:after="40" w:before="40" w:lineRule="auto" w:line="240"/>
             </w:pPr>
             <w:r>
               <w:rPr>
@@ -1717,14 +1734,14 @@
         </w:tc>
         <w:tc>
           <w:tcPr>
-            <w:shd w:color="auto" w:fill="E8E8E8" w:val="clear"/>
+            <w:shd w:val="clear" w:color="auto" w:fill="E8E8E8"/>
           </w:tcPr>
           <w:p>
             <w:pPr>
               <w:pStyle w:val="Compact"/>
               <w:jc w:val="left"/>
-              <w:ind w:right="0" w:firstLine="0" w:left="0"/>
-              <w:spacing w:lineRule="auto" w:after="40" w:line="240" w:before="40"/>
+              <w:ind w:firstLine="0" w:left="0" w:right="0"/>
+              <w:spacing w:after="40" w:before="40" w:lineRule="auto" w:line="240"/>
             </w:pPr>
             <w:r>
               <w:rPr>
@@ -1742,8 +1759,8 @@
             <w:pPr>
               <w:pStyle w:val="Compact"/>
               <w:jc w:val="left"/>
-              <w:ind w:right="0" w:firstLine="0" w:left="0"/>
-              <w:spacing w:lineRule="auto" w:after="40" w:line="240" w:before="40"/>
+              <w:ind w:firstLine="0" w:left="0" w:right="0"/>
+              <w:spacing w:after="40" w:before="40" w:lineRule="auto" w:line="240"/>
             </w:pPr>
             <w:r>
               <w:rPr>
@@ -1759,8 +1776,8 @@
             <w:pPr>
               <w:pStyle w:val="Compact"/>
               <w:jc w:val="left"/>
-              <w:ind w:right="0" w:firstLine="0" w:left="0"/>
-              <w:spacing w:lineRule="auto" w:after="40" w:line="240" w:before="40"/>
+              <w:ind w:firstLine="0" w:left="0" w:right="0"/>
+              <w:spacing w:after="40" w:before="40" w:lineRule="auto" w:line="240"/>
             </w:pPr>
             <w:r>
               <w:t xml:space="preserve">string</w:t>
@@ -1773,8 +1790,8 @@
             <w:pPr>
               <w:pStyle w:val="Compact"/>
               <w:jc w:val="left"/>
-              <w:ind w:right="0" w:firstLine="0" w:left="0"/>
-              <w:spacing w:lineRule="auto" w:after="40" w:line="240" w:before="40"/>
+              <w:ind w:firstLine="0" w:left="0" w:right="0"/>
+              <w:spacing w:after="40" w:before="40" w:lineRule="auto" w:line="240"/>
             </w:pPr>
             <w:r>
               <w:t xml:space="preserve">required</w:t>
@@ -1787,8 +1804,8 @@
             <w:pPr>
               <w:pStyle w:val="Compact"/>
               <w:jc w:val="left"/>
-              <w:ind w:right="0" w:firstLine="0" w:left="0"/>
-              <w:spacing w:lineRule="auto" w:after="40" w:line="240" w:before="40"/>
+              <w:ind w:firstLine="0" w:left="0" w:right="0"/>
+              <w:spacing w:after="40" w:before="40" w:lineRule="auto" w:line="240"/>
             </w:pPr>
             <w:r>
               <w:t xml:space="preserve">Internal style ID (e.g.,</w:t>
@@ -1812,8 +1829,8 @@
             <w:pPr>
               <w:pStyle w:val="Compact"/>
               <w:jc w:val="left"/>
-              <w:ind w:right="0" w:firstLine="0" w:left="0"/>
-              <w:spacing w:lineRule="auto" w:after="40" w:line="240" w:before="40"/>
+              <w:ind w:firstLine="0" w:left="0" w:right="0"/>
+              <w:spacing w:after="40" w:before="40" w:lineRule="auto" w:line="240"/>
             </w:pPr>
             <w:r>
               <w:rPr>
@@ -1829,8 +1846,8 @@
             <w:pPr>
               <w:pStyle w:val="Compact"/>
               <w:jc w:val="left"/>
-              <w:ind w:right="0" w:firstLine="0" w:left="0"/>
-              <w:spacing w:lineRule="auto" w:after="40" w:line="240" w:before="40"/>
+              <w:ind w:firstLine="0" w:left="0" w:right="0"/>
+              <w:spacing w:after="40" w:before="40" w:lineRule="auto" w:line="240"/>
             </w:pPr>
             <w:r>
               <w:t xml:space="preserve">string</w:t>
@@ -1843,8 +1860,8 @@
             <w:pPr>
               <w:pStyle w:val="Compact"/>
               <w:jc w:val="left"/>
-              <w:ind w:right="0" w:firstLine="0" w:left="0"/>
-              <w:spacing w:lineRule="auto" w:after="40" w:line="240" w:before="40"/>
+              <w:ind w:firstLine="0" w:left="0" w:right="0"/>
+              <w:spacing w:after="40" w:before="40" w:lineRule="auto" w:line="240"/>
             </w:pPr>
             <w:r>
               <w:t xml:space="preserve">required</w:t>
@@ -1857,8 +1874,8 @@
             <w:pPr>
               <w:pStyle w:val="Compact"/>
               <w:jc w:val="left"/>
-              <w:ind w:right="0" w:firstLine="0" w:left="0"/>
-              <w:spacing w:lineRule="auto" w:after="40" w:line="240" w:before="40"/>
+              <w:ind w:firstLine="0" w:left="0" w:right="0"/>
+              <w:spacing w:after="40" w:before="40" w:lineRule="auto" w:line="240"/>
             </w:pPr>
             <w:r>
               <w:t xml:space="preserve">Display name in Word (e.g.,</w:t>
@@ -1882,8 +1899,8 @@
             <w:pPr>
               <w:pStyle w:val="Compact"/>
               <w:jc w:val="left"/>
-              <w:ind w:right="0" w:firstLine="0" w:left="0"/>
-              <w:spacing w:lineRule="auto" w:after="40" w:line="240" w:before="40"/>
+              <w:ind w:firstLine="0" w:left="0" w:right="0"/>
+              <w:spacing w:after="40" w:before="40" w:lineRule="auto" w:line="240"/>
             </w:pPr>
             <w:r>
               <w:rPr>
@@ -1899,8 +1916,8 @@
             <w:pPr>
               <w:pStyle w:val="Compact"/>
               <w:jc w:val="left"/>
-              <w:ind w:right="0" w:firstLine="0" w:left="0"/>
-              <w:spacing w:lineRule="auto" w:after="40" w:line="240" w:before="40"/>
+              <w:ind w:firstLine="0" w:left="0" w:right="0"/>
+              <w:spacing w:after="40" w:before="40" w:lineRule="auto" w:line="240"/>
             </w:pPr>
             <w:r>
               <w:t xml:space="preserve">string</w:t>
@@ -1913,8 +1930,8 @@
             <w:pPr>
               <w:pStyle w:val="Compact"/>
               <w:jc w:val="left"/>
-              <w:ind w:right="0" w:firstLine="0" w:left="0"/>
-              <w:spacing w:lineRule="auto" w:after="40" w:line="240" w:before="40"/>
+              <w:ind w:firstLine="0" w:left="0" w:right="0"/>
+              <w:spacing w:after="40" w:before="40" w:lineRule="auto" w:line="240"/>
             </w:pPr>
             <w:r>
               <w:t xml:space="preserve">nil</w:t>
@@ -1927,8 +1944,8 @@
             <w:pPr>
               <w:pStyle w:val="Compact"/>
               <w:jc w:val="left"/>
-              <w:ind w:right="0" w:firstLine="0" w:left="0"/>
-              <w:spacing w:lineRule="auto" w:after="40" w:line="240" w:before="40"/>
+              <w:ind w:firstLine="0" w:left="0" w:right="0"/>
+              <w:spacing w:after="40" w:before="40" w:lineRule="auto" w:line="240"/>
             </w:pPr>
             <w:r>
               <w:t xml:space="preserve">Parent style ID for inheritance</w:t>
@@ -1943,8 +1960,8 @@
             <w:pPr>
               <w:pStyle w:val="Compact"/>
               <w:jc w:val="left"/>
-              <w:ind w:right="0" w:firstLine="0" w:left="0"/>
-              <w:spacing w:lineRule="auto" w:after="40" w:line="240" w:before="40"/>
+              <w:ind w:firstLine="0" w:left="0" w:right="0"/>
+              <w:spacing w:after="40" w:before="40" w:lineRule="auto" w:line="240"/>
             </w:pPr>
             <w:r>
               <w:rPr>
@@ -1960,8 +1977,8 @@
             <w:pPr>
               <w:pStyle w:val="Compact"/>
               <w:jc w:val="left"/>
-              <w:ind w:right="0" w:firstLine="0" w:left="0"/>
-              <w:spacing w:lineRule="auto" w:after="40" w:line="240" w:before="40"/>
+              <w:ind w:firstLine="0" w:left="0" w:right="0"/>
+              <w:spacing w:after="40" w:before="40" w:lineRule="auto" w:line="240"/>
             </w:pPr>
             <w:r>
               <w:t xml:space="preserve">string</w:t>
@@ -1974,8 +1991,8 @@
             <w:pPr>
               <w:pStyle w:val="Compact"/>
               <w:jc w:val="left"/>
-              <w:ind w:right="0" w:firstLine="0" w:left="0"/>
-              <w:spacing w:lineRule="auto" w:after="40" w:line="240" w:before="40"/>
+              <w:ind w:firstLine="0" w:left="0" w:right="0"/>
+              <w:spacing w:after="40" w:before="40" w:lineRule="auto" w:line="240"/>
             </w:pPr>
             <w:r>
               <w:t xml:space="preserve">nil</w:t>
@@ -1988,8 +2005,8 @@
             <w:pPr>
               <w:pStyle w:val="Compact"/>
               <w:jc w:val="left"/>
-              <w:ind w:right="0" w:firstLine="0" w:left="0"/>
-              <w:spacing w:lineRule="auto" w:after="40" w:line="240" w:before="40"/>
+              <w:ind w:firstLine="0" w:left="0" w:right="0"/>
+              <w:spacing w:after="40" w:before="40" w:lineRule="auto" w:line="240"/>
             </w:pPr>
             <w:r>
               <w:t xml:space="preserve">Style to apply to the next paragraph</w:t>
@@ -2004,8 +2021,8 @@
             <w:pPr>
               <w:pStyle w:val="Compact"/>
               <w:jc w:val="left"/>
-              <w:ind w:right="0" w:firstLine="0" w:left="0"/>
-              <w:spacing w:lineRule="auto" w:after="40" w:line="240" w:before="40"/>
+              <w:ind w:firstLine="0" w:left="0" w:right="0"/>
+              <w:spacing w:after="40" w:before="40" w:lineRule="auto" w:line="240"/>
             </w:pPr>
             <w:r>
               <w:rPr>
@@ -2021,8 +2038,8 @@
             <w:pPr>
               <w:pStyle w:val="Compact"/>
               <w:jc w:val="left"/>
-              <w:ind w:right="0" w:firstLine="0" w:left="0"/>
-              <w:spacing w:lineRule="auto" w:after="40" w:line="240" w:before="40"/>
+              <w:ind w:firstLine="0" w:left="0" w:right="0"/>
+              <w:spacing w:after="40" w:before="40" w:lineRule="auto" w:line="240"/>
             </w:pPr>
             <w:r>
               <w:t xml:space="preserve">string</w:t>
@@ -2035,8 +2052,8 @@
             <w:pPr>
               <w:pStyle w:val="Compact"/>
               <w:jc w:val="left"/>
-              <w:ind w:right="0" w:firstLine="0" w:left="0"/>
-              <w:spacing w:lineRule="auto" w:after="40" w:line="240" w:before="40"/>
+              <w:ind w:firstLine="0" w:left="0" w:right="0"/>
+              <w:spacing w:after="40" w:before="40" w:lineRule="auto" w:line="240"/>
             </w:pPr>
             <w:r>
               <w:t xml:space="preserve">nil</w:t>
@@ -2049,8 +2066,8 @@
             <w:pPr>
               <w:pStyle w:val="Compact"/>
               <w:jc w:val="left"/>
-              <w:ind w:right="0" w:firstLine="0" w:left="0"/>
-              <w:spacing w:lineRule="auto" w:after="40" w:line="240" w:before="40"/>
+              <w:ind w:firstLine="0" w:left="0" w:right="0"/>
+              <w:spacing w:after="40" w:before="40" w:lineRule="auto" w:line="240"/>
             </w:pPr>
             <w:r>
               <w:t xml:space="preserve">Font family name</w:t>
@@ -2065,8 +2082,8 @@
             <w:pPr>
               <w:pStyle w:val="Compact"/>
               <w:jc w:val="left"/>
-              <w:ind w:right="0" w:firstLine="0" w:left="0"/>
-              <w:spacing w:lineRule="auto" w:after="40" w:line="240" w:before="40"/>
+              <w:ind w:firstLine="0" w:left="0" w:right="0"/>
+              <w:spacing w:after="40" w:before="40" w:lineRule="auto" w:line="240"/>
             </w:pPr>
             <w:r>
               <w:rPr>
@@ -2082,8 +2099,8 @@
             <w:pPr>
               <w:pStyle w:val="Compact"/>
               <w:jc w:val="left"/>
-              <w:ind w:right="0" w:firstLine="0" w:left="0"/>
-              <w:spacing w:lineRule="auto" w:after="40" w:line="240" w:before="40"/>
+              <w:ind w:firstLine="0" w:left="0" w:right="0"/>
+              <w:spacing w:after="40" w:before="40" w:lineRule="auto" w:line="240"/>
             </w:pPr>
             <w:r>
               <w:t xml:space="preserve">number</w:t>
@@ -2096,8 +2113,8 @@
             <w:pPr>
               <w:pStyle w:val="Compact"/>
               <w:jc w:val="left"/>
-              <w:ind w:right="0" w:firstLine="0" w:left="0"/>
-              <w:spacing w:lineRule="auto" w:after="40" w:line="240" w:before="40"/>
+              <w:ind w:firstLine="0" w:left="0" w:right="0"/>
+              <w:spacing w:after="40" w:before="40" w:lineRule="auto" w:line="240"/>
             </w:pPr>
             <w:r>
               <w:t xml:space="preserve">nil</w:t>
@@ -2110,8 +2127,8 @@
             <w:pPr>
               <w:pStyle w:val="Compact"/>
               <w:jc w:val="left"/>
-              <w:ind w:right="0" w:firstLine="0" w:left="0"/>
-              <w:spacing w:lineRule="auto" w:after="40" w:line="240" w:before="40"/>
+              <w:ind w:firstLine="0" w:left="0" w:right="0"/>
+              <w:spacing w:after="40" w:before="40" w:lineRule="auto" w:line="240"/>
             </w:pPr>
             <w:r>
               <w:t xml:space="preserve">Font size in points</w:t>
@@ -2126,8 +2143,8 @@
             <w:pPr>
               <w:pStyle w:val="Compact"/>
               <w:jc w:val="left"/>
-              <w:ind w:right="0" w:firstLine="0" w:left="0"/>
-              <w:spacing w:lineRule="auto" w:after="40" w:line="240" w:before="40"/>
+              <w:ind w:firstLine="0" w:left="0" w:right="0"/>
+              <w:spacing w:after="40" w:before="40" w:lineRule="auto" w:line="240"/>
             </w:pPr>
             <w:r>
               <w:rPr>
@@ -2143,8 +2160,8 @@
             <w:pPr>
               <w:pStyle w:val="Compact"/>
               <w:jc w:val="left"/>
-              <w:ind w:right="0" w:firstLine="0" w:left="0"/>
-              <w:spacing w:lineRule="auto" w:after="40" w:line="240" w:before="40"/>
+              <w:ind w:firstLine="0" w:left="0" w:right="0"/>
+              <w:spacing w:after="40" w:before="40" w:lineRule="auto" w:line="240"/>
             </w:pPr>
             <w:r>
               <w:t xml:space="preserve">string</w:t>
@@ -2157,8 +2174,8 @@
             <w:pPr>
               <w:pStyle w:val="Compact"/>
               <w:jc w:val="left"/>
-              <w:ind w:right="0" w:firstLine="0" w:left="0"/>
-              <w:spacing w:lineRule="auto" w:after="40" w:line="240" w:before="40"/>
+              <w:ind w:firstLine="0" w:left="0" w:right="0"/>
+              <w:spacing w:after="40" w:before="40" w:lineRule="auto" w:line="240"/>
             </w:pPr>
             <w:r>
               <w:t xml:space="preserve">nil</w:t>
@@ -2171,8 +2188,8 @@
             <w:pPr>
               <w:pStyle w:val="Compact"/>
               <w:jc w:val="left"/>
-              <w:ind w:right="0" w:firstLine="0" w:left="0"/>
-              <w:spacing w:lineRule="auto" w:after="40" w:line="240" w:before="40"/>
+              <w:ind w:firstLine="0" w:left="0" w:right="0"/>
+              <w:spacing w:after="40" w:before="40" w:lineRule="auto" w:line="240"/>
             </w:pPr>
             <w:r>
               <w:t xml:space="preserve">Hex color without</w:t>
@@ -2211,8 +2228,8 @@
             <w:pPr>
               <w:pStyle w:val="Compact"/>
               <w:jc w:val="left"/>
-              <w:ind w:right="0" w:firstLine="0" w:left="0"/>
-              <w:spacing w:lineRule="auto" w:after="40" w:line="240" w:before="40"/>
+              <w:ind w:firstLine="0" w:left="0" w:right="0"/>
+              <w:spacing w:after="40" w:before="40" w:lineRule="auto" w:line="240"/>
             </w:pPr>
             <w:r>
               <w:rPr>
@@ -2228,8 +2245,8 @@
             <w:pPr>
               <w:pStyle w:val="Compact"/>
               <w:jc w:val="left"/>
-              <w:ind w:right="0" w:firstLine="0" w:left="0"/>
-              <w:spacing w:lineRule="auto" w:after="40" w:line="240" w:before="40"/>
+              <w:ind w:firstLine="0" w:left="0" w:right="0"/>
+              <w:spacing w:after="40" w:before="40" w:lineRule="auto" w:line="240"/>
             </w:pPr>
             <w:r>
               <w:t xml:space="preserve">boolean</w:t>
@@ -2242,8 +2259,8 @@
             <w:pPr>
               <w:pStyle w:val="Compact"/>
               <w:jc w:val="left"/>
-              <w:ind w:right="0" w:firstLine="0" w:left="0"/>
-              <w:spacing w:lineRule="auto" w:after="40" w:line="240" w:before="40"/>
+              <w:ind w:firstLine="0" w:left="0" w:right="0"/>
+              <w:spacing w:after="40" w:before="40" w:lineRule="auto" w:line="240"/>
             </w:pPr>
             <w:r>
               <w:t xml:space="preserve">nil</w:t>
@@ -2256,8 +2273,8 @@
             <w:pPr>
               <w:pStyle w:val="Compact"/>
               <w:jc w:val="left"/>
-              <w:ind w:right="0" w:firstLine="0" w:left="0"/>
-              <w:spacing w:lineRule="auto" w:after="40" w:line="240" w:before="40"/>
+              <w:ind w:firstLine="0" w:left="0" w:right="0"/>
+              <w:spacing w:after="40" w:before="40" w:lineRule="auto" w:line="240"/>
             </w:pPr>
             <w:r>
               <w:t xml:space="preserve">Bold text</w:t>
@@ -2272,8 +2289,8 @@
             <w:pPr>
               <w:pStyle w:val="Compact"/>
               <w:jc w:val="left"/>
-              <w:ind w:right="0" w:firstLine="0" w:left="0"/>
-              <w:spacing w:lineRule="auto" w:after="40" w:line="240" w:before="40"/>
+              <w:ind w:firstLine="0" w:left="0" w:right="0"/>
+              <w:spacing w:after="40" w:before="40" w:lineRule="auto" w:line="240"/>
             </w:pPr>
             <w:r>
               <w:rPr>
@@ -2289,8 +2306,8 @@
             <w:pPr>
               <w:pStyle w:val="Compact"/>
               <w:jc w:val="left"/>
-              <w:ind w:right="0" w:firstLine="0" w:left="0"/>
-              <w:spacing w:lineRule="auto" w:after="40" w:line="240" w:before="40"/>
+              <w:ind w:firstLine="0" w:left="0" w:right="0"/>
+              <w:spacing w:after="40" w:before="40" w:lineRule="auto" w:line="240"/>
             </w:pPr>
             <w:r>
               <w:t xml:space="preserve">boolean</w:t>
@@ -2303,8 +2320,8 @@
             <w:pPr>
               <w:pStyle w:val="Compact"/>
               <w:jc w:val="left"/>
-              <w:ind w:right="0" w:firstLine="0" w:left="0"/>
-              <w:spacing w:lineRule="auto" w:after="40" w:line="240" w:before="40"/>
+              <w:ind w:firstLine="0" w:left="0" w:right="0"/>
+              <w:spacing w:after="40" w:before="40" w:lineRule="auto" w:line="240"/>
             </w:pPr>
             <w:r>
               <w:t xml:space="preserve">nil</w:t>
@@ -2317,8 +2334,8 @@
             <w:pPr>
               <w:pStyle w:val="Compact"/>
               <w:jc w:val="left"/>
-              <w:ind w:right="0" w:firstLine="0" w:left="0"/>
-              <w:spacing w:lineRule="auto" w:after="40" w:line="240" w:before="40"/>
+              <w:ind w:firstLine="0" w:left="0" w:right="0"/>
+              <w:spacing w:after="40" w:before="40" w:lineRule="auto" w:line="240"/>
             </w:pPr>
             <w:r>
               <w:t xml:space="preserve">Italic text</w:t>
@@ -2333,8 +2350,8 @@
             <w:pPr>
               <w:pStyle w:val="Compact"/>
               <w:jc w:val="left"/>
-              <w:ind w:right="0" w:firstLine="0" w:left="0"/>
-              <w:spacing w:lineRule="auto" w:after="40" w:line="240" w:before="40"/>
+              <w:ind w:firstLine="0" w:left="0" w:right="0"/>
+              <w:spacing w:after="40" w:before="40" w:lineRule="auto" w:line="240"/>
             </w:pPr>
             <w:r>
               <w:rPr>
@@ -2350,8 +2367,8 @@
             <w:pPr>
               <w:pStyle w:val="Compact"/>
               <w:jc w:val="left"/>
-              <w:ind w:right="0" w:firstLine="0" w:left="0"/>
-              <w:spacing w:lineRule="auto" w:after="40" w:line="240" w:before="40"/>
+              <w:ind w:firstLine="0" w:left="0" w:right="0"/>
+              <w:spacing w:after="40" w:before="40" w:lineRule="auto" w:line="240"/>
             </w:pPr>
             <w:r>
               <w:t xml:space="preserve">number</w:t>
@@ -2364,8 +2381,8 @@
             <w:pPr>
               <w:pStyle w:val="Compact"/>
               <w:jc w:val="left"/>
-              <w:ind w:right="0" w:firstLine="0" w:left="0"/>
-              <w:spacing w:lineRule="auto" w:after="40" w:line="240" w:before="40"/>
+              <w:ind w:firstLine="0" w:left="0" w:right="0"/>
+              <w:spacing w:after="40" w:before="40" w:lineRule="auto" w:line="240"/>
             </w:pPr>
             <w:r>
               <w:t xml:space="preserve">nil</w:t>
@@ -2378,8 +2395,8 @@
             <w:pPr>
               <w:pStyle w:val="Compact"/>
               <w:jc w:val="left"/>
-              <w:ind w:right="0" w:firstLine="0" w:left="0"/>
-              <w:spacing w:lineRule="auto" w:after="40" w:line="240" w:before="40"/>
+              <w:ind w:firstLine="0" w:left="0" w:right="0"/>
+              <w:spacing w:after="40" w:before="40" w:lineRule="auto" w:line="240"/>
             </w:pPr>
             <w:r>
               <w:t xml:space="preserve">Line spacing multiplier (1.0 = single, 1.15, 2.0, etc.)</w:t>
@@ -2394,8 +2411,8 @@
             <w:pPr>
               <w:pStyle w:val="Compact"/>
               <w:jc w:val="left"/>
-              <w:ind w:right="0" w:firstLine="0" w:left="0"/>
-              <w:spacing w:lineRule="auto" w:after="40" w:line="240" w:before="40"/>
+              <w:ind w:firstLine="0" w:left="0" w:right="0"/>
+              <w:spacing w:after="40" w:before="40" w:lineRule="auto" w:line="240"/>
             </w:pPr>
             <w:r>
               <w:rPr>
@@ -2411,8 +2428,8 @@
             <w:pPr>
               <w:pStyle w:val="Compact"/>
               <w:jc w:val="left"/>
-              <w:ind w:right="0" w:firstLine="0" w:left="0"/>
-              <w:spacing w:lineRule="auto" w:after="40" w:line="240" w:before="40"/>
+              <w:ind w:firstLine="0" w:left="0" w:right="0"/>
+              <w:spacing w:after="40" w:before="40" w:lineRule="auto" w:line="240"/>
             </w:pPr>
             <w:r>
               <w:t xml:space="preserve">number</w:t>
@@ -2425,8 +2442,8 @@
             <w:pPr>
               <w:pStyle w:val="Compact"/>
               <w:jc w:val="left"/>
-              <w:ind w:right="0" w:firstLine="0" w:left="0"/>
-              <w:spacing w:lineRule="auto" w:after="40" w:line="240" w:before="40"/>
+              <w:ind w:firstLine="0" w:left="0" w:right="0"/>
+              <w:spacing w:after="40" w:before="40" w:lineRule="auto" w:line="240"/>
             </w:pPr>
             <w:r>
               <w:t xml:space="preserve">nil</w:t>
@@ -2439,8 +2456,8 @@
             <w:pPr>
               <w:pStyle w:val="Compact"/>
               <w:jc w:val="left"/>
-              <w:ind w:right="0" w:firstLine="0" w:left="0"/>
-              <w:spacing w:lineRule="auto" w:after="40" w:line="240" w:before="40"/>
+              <w:ind w:firstLine="0" w:left="0" w:right="0"/>
+              <w:spacing w:after="40" w:before="40" w:lineRule="auto" w:line="240"/>
             </w:pPr>
             <w:r>
               <w:t xml:space="preserve">Space before paragraph in points</w:t>
@@ -2455,8 +2472,8 @@
             <w:pPr>
               <w:pStyle w:val="Compact"/>
               <w:jc w:val="left"/>
-              <w:ind w:right="0" w:firstLine="0" w:left="0"/>
-              <w:spacing w:lineRule="auto" w:after="40" w:line="240" w:before="40"/>
+              <w:ind w:firstLine="0" w:left="0" w:right="0"/>
+              <w:spacing w:after="40" w:before="40" w:lineRule="auto" w:line="240"/>
             </w:pPr>
             <w:r>
               <w:rPr>
@@ -2472,8 +2489,8 @@
             <w:pPr>
               <w:pStyle w:val="Compact"/>
               <w:jc w:val="left"/>
-              <w:ind w:right="0" w:firstLine="0" w:left="0"/>
-              <w:spacing w:lineRule="auto" w:after="40" w:line="240" w:before="40"/>
+              <w:ind w:firstLine="0" w:left="0" w:right="0"/>
+              <w:spacing w:after="40" w:before="40" w:lineRule="auto" w:line="240"/>
             </w:pPr>
             <w:r>
               <w:t xml:space="preserve">number</w:t>
@@ -2486,8 +2503,8 @@
             <w:pPr>
               <w:pStyle w:val="Compact"/>
               <w:jc w:val="left"/>
-              <w:ind w:right="0" w:firstLine="0" w:left="0"/>
-              <w:spacing w:lineRule="auto" w:after="40" w:line="240" w:before="40"/>
+              <w:ind w:firstLine="0" w:left="0" w:right="0"/>
+              <w:spacing w:after="40" w:before="40" w:lineRule="auto" w:line="240"/>
             </w:pPr>
             <w:r>
               <w:t xml:space="preserve">nil</w:t>
@@ -2500,8 +2517,8 @@
             <w:pPr>
               <w:pStyle w:val="Compact"/>
               <w:jc w:val="left"/>
-              <w:ind w:right="0" w:firstLine="0" w:left="0"/>
-              <w:spacing w:lineRule="auto" w:after="40" w:line="240" w:before="40"/>
+              <w:ind w:firstLine="0" w:left="0" w:right="0"/>
+              <w:spacing w:after="40" w:before="40" w:lineRule="auto" w:line="240"/>
             </w:pPr>
             <w:r>
               <w:t xml:space="preserve">Space after paragraph in points</w:t>
@@ -2516,8 +2533,8 @@
             <w:pPr>
               <w:pStyle w:val="Compact"/>
               <w:jc w:val="left"/>
-              <w:ind w:right="0" w:firstLine="0" w:left="0"/>
-              <w:spacing w:lineRule="auto" w:after="40" w:line="240" w:before="40"/>
+              <w:ind w:firstLine="0" w:left="0" w:right="0"/>
+              <w:spacing w:after="40" w:before="40" w:lineRule="auto" w:line="240"/>
             </w:pPr>
             <w:r>
               <w:rPr>
@@ -2533,8 +2550,8 @@
             <w:pPr>
               <w:pStyle w:val="Compact"/>
               <w:jc w:val="left"/>
-              <w:ind w:right="0" w:firstLine="0" w:left="0"/>
-              <w:spacing w:lineRule="auto" w:after="40" w:line="240" w:before="40"/>
+              <w:ind w:firstLine="0" w:left="0" w:right="0"/>
+              <w:spacing w:after="40" w:before="40" w:lineRule="auto" w:line="240"/>
             </w:pPr>
             <w:r>
               <w:t xml:space="preserve">string</w:t>
@@ -2547,8 +2564,8 @@
             <w:pPr>
               <w:pStyle w:val="Compact"/>
               <w:jc w:val="left"/>
-              <w:ind w:right="0" w:firstLine="0" w:left="0"/>
-              <w:spacing w:lineRule="auto" w:after="40" w:line="240" w:before="40"/>
+              <w:ind w:firstLine="0" w:left="0" w:right="0"/>
+              <w:spacing w:after="40" w:before="40" w:lineRule="auto" w:line="240"/>
             </w:pPr>
             <w:r>
               <w:t xml:space="preserve">nil</w:t>
@@ -2561,8 +2578,8 @@
             <w:pPr>
               <w:pStyle w:val="Compact"/>
               <w:jc w:val="left"/>
-              <w:ind w:right="0" w:firstLine="0" w:left="0"/>
-              <w:spacing w:lineRule="auto" w:after="40" w:line="240" w:before="40"/>
+              <w:ind w:firstLine="0" w:left="0" w:right="0"/>
+              <w:spacing w:after="40" w:before="40" w:lineRule="auto" w:line="240"/>
             </w:pPr>
             <w:r>
               <w:t xml:space="preserve">Text alignment:</w:t>
@@ -2616,8 +2633,8 @@
             <w:pPr>
               <w:pStyle w:val="Compact"/>
               <w:jc w:val="left"/>
-              <w:ind w:right="0" w:firstLine="0" w:left="0"/>
-              <w:spacing w:lineRule="auto" w:after="40" w:line="240" w:before="40"/>
+              <w:ind w:firstLine="0" w:left="0" w:right="0"/>
+              <w:spacing w:after="40" w:before="40" w:lineRule="auto" w:line="240"/>
             </w:pPr>
             <w:r>
               <w:rPr>
@@ -2633,8 +2650,8 @@
             <w:pPr>
               <w:pStyle w:val="Compact"/>
               <w:jc w:val="left"/>
-              <w:ind w:right="0" w:firstLine="0" w:left="0"/>
-              <w:spacing w:lineRule="auto" w:after="40" w:line="240" w:before="40"/>
+              <w:ind w:firstLine="0" w:left="0" w:right="0"/>
+              <w:spacing w:after="40" w:before="40" w:lineRule="auto" w:line="240"/>
             </w:pPr>
             <w:r>
               <w:t xml:space="preserve">string</w:t>
@@ -2647,8 +2664,8 @@
             <w:pPr>
               <w:pStyle w:val="Compact"/>
               <w:jc w:val="left"/>
-              <w:ind w:right="0" w:firstLine="0" w:left="0"/>
-              <w:spacing w:lineRule="auto" w:after="40" w:line="240" w:before="40"/>
+              <w:ind w:firstLine="0" w:left="0" w:right="0"/>
+              <w:spacing w:after="40" w:before="40" w:lineRule="auto" w:line="240"/>
             </w:pPr>
             <w:r>
               <w:t xml:space="preserve">nil</w:t>
@@ -2661,8 +2678,8 @@
             <w:pPr>
               <w:pStyle w:val="Compact"/>
               <w:jc w:val="left"/>
-              <w:ind w:right="0" w:firstLine="0" w:left="0"/>
-              <w:spacing w:lineRule="auto" w:after="40" w:line="240" w:before="40"/>
+              <w:ind w:firstLine="0" w:left="0" w:right="0"/>
+              <w:spacing w:after="40" w:before="40" w:lineRule="auto" w:line="240"/>
             </w:pPr>
             <w:r>
               <w:t xml:space="preserve">Left indent (e.g.,</w:t>
@@ -2695,8 +2712,8 @@
             <w:pPr>
               <w:pStyle w:val="Compact"/>
               <w:jc w:val="left"/>
-              <w:ind w:right="0" w:firstLine="0" w:left="0"/>
-              <w:spacing w:lineRule="auto" w:after="40" w:line="240" w:before="40"/>
+              <w:ind w:firstLine="0" w:left="0" w:right="0"/>
+              <w:spacing w:after="40" w:before="40" w:lineRule="auto" w:line="240"/>
             </w:pPr>
             <w:r>
               <w:rPr>
@@ -2712,8 +2729,8 @@
             <w:pPr>
               <w:pStyle w:val="Compact"/>
               <w:jc w:val="left"/>
-              <w:ind w:right="0" w:firstLine="0" w:left="0"/>
-              <w:spacing w:lineRule="auto" w:after="40" w:line="240" w:before="40"/>
+              <w:ind w:firstLine="0" w:left="0" w:right="0"/>
+              <w:spacing w:after="40" w:before="40" w:lineRule="auto" w:line="240"/>
             </w:pPr>
             <w:r>
               <w:t xml:space="preserve">string</w:t>
@@ -2726,8 +2743,8 @@
             <w:pPr>
               <w:pStyle w:val="Compact"/>
               <w:jc w:val="left"/>
-              <w:ind w:right="0" w:firstLine="0" w:left="0"/>
-              <w:spacing w:lineRule="auto" w:after="40" w:line="240" w:before="40"/>
+              <w:ind w:firstLine="0" w:left="0" w:right="0"/>
+              <w:spacing w:after="40" w:before="40" w:lineRule="auto" w:line="240"/>
             </w:pPr>
             <w:r>
               <w:t xml:space="preserve">nil</w:t>
@@ -2740,8 +2757,8 @@
             <w:pPr>
               <w:pStyle w:val="Compact"/>
               <w:jc w:val="left"/>
-              <w:ind w:right="0" w:firstLine="0" w:left="0"/>
-              <w:spacing w:lineRule="auto" w:after="40" w:line="240" w:before="40"/>
+              <w:ind w:firstLine="0" w:left="0" w:right="0"/>
+              <w:spacing w:after="40" w:before="40" w:lineRule="auto" w:line="240"/>
             </w:pPr>
             <w:r>
               <w:t xml:space="preserve">Right indent</w:t>
@@ -2756,8 +2773,8 @@
             <w:pPr>
               <w:pStyle w:val="Compact"/>
               <w:jc w:val="left"/>
-              <w:ind w:right="0" w:firstLine="0" w:left="0"/>
-              <w:spacing w:lineRule="auto" w:after="40" w:line="240" w:before="40"/>
+              <w:ind w:firstLine="0" w:left="0" w:right="0"/>
+              <w:spacing w:after="40" w:before="40" w:lineRule="auto" w:line="240"/>
             </w:pPr>
             <w:r>
               <w:rPr>
@@ -2773,8 +2790,8 @@
             <w:pPr>
               <w:pStyle w:val="Compact"/>
               <w:jc w:val="left"/>
-              <w:ind w:right="0" w:firstLine="0" w:left="0"/>
-              <w:spacing w:lineRule="auto" w:after="40" w:line="240" w:before="40"/>
+              <w:ind w:firstLine="0" w:left="0" w:right="0"/>
+              <w:spacing w:after="40" w:before="40" w:lineRule="auto" w:line="240"/>
             </w:pPr>
             <w:r>
               <w:t xml:space="preserve">boolean</w:t>
@@ -2787,8 +2804,8 @@
             <w:pPr>
               <w:pStyle w:val="Compact"/>
               <w:jc w:val="left"/>
-              <w:ind w:right="0" w:firstLine="0" w:left="0"/>
-              <w:spacing w:lineRule="auto" w:after="40" w:line="240" w:before="40"/>
+              <w:ind w:firstLine="0" w:left="0" w:right="0"/>
+              <w:spacing w:after="40" w:before="40" w:lineRule="auto" w:line="240"/>
             </w:pPr>
             <w:r>
               <w:t xml:space="preserve">nil</w:t>
@@ -2801,8 +2818,8 @@
             <w:pPr>
               <w:pStyle w:val="Compact"/>
               <w:jc w:val="left"/>
-              <w:ind w:right="0" w:firstLine="0" w:left="0"/>
-              <w:spacing w:lineRule="auto" w:after="40" w:line="240" w:before="40"/>
+              <w:ind w:firstLine="0" w:left="0" w:right="0"/>
+              <w:spacing w:after="40" w:before="40" w:lineRule="auto" w:line="240"/>
             </w:pPr>
             <w:r>
               <w:t xml:space="preserve">Keep with next paragraph (prevent orphaning)</w:t>
@@ -2817,8 +2834,8 @@
             <w:pPr>
               <w:pStyle w:val="Compact"/>
               <w:jc w:val="left"/>
-              <w:ind w:right="0" w:firstLine="0" w:left="0"/>
-              <w:spacing w:lineRule="auto" w:after="40" w:line="240" w:before="40"/>
+              <w:ind w:firstLine="0" w:left="0" w:right="0"/>
+              <w:spacing w:after="40" w:before="40" w:lineRule="auto" w:line="240"/>
             </w:pPr>
             <w:r>
               <w:rPr>
@@ -2834,8 +2851,8 @@
             <w:pPr>
               <w:pStyle w:val="Compact"/>
               <w:jc w:val="left"/>
-              <w:ind w:right="0" w:firstLine="0" w:left="0"/>
-              <w:spacing w:lineRule="auto" w:after="40" w:line="240" w:before="40"/>
+              <w:ind w:firstLine="0" w:left="0" w:right="0"/>
+              <w:spacing w:after="40" w:before="40" w:lineRule="auto" w:line="240"/>
             </w:pPr>
             <w:r>
               <w:t xml:space="preserve">integer</w:t>
@@ -2848,8 +2865,8 @@
             <w:pPr>
               <w:pStyle w:val="Compact"/>
               <w:jc w:val="left"/>
-              <w:ind w:right="0" w:firstLine="0" w:left="0"/>
-              <w:spacing w:lineRule="auto" w:after="40" w:line="240" w:before="40"/>
+              <w:ind w:firstLine="0" w:left="0" w:right="0"/>
+              <w:spacing w:after="40" w:before="40" w:lineRule="auto" w:line="240"/>
             </w:pPr>
             <w:r>
               <w:t xml:space="preserve">nil</w:t>
@@ -2862,8 +2879,8 @@
             <w:pPr>
               <w:pStyle w:val="Compact"/>
               <w:jc w:val="left"/>
-              <w:ind w:right="0" w:firstLine="0" w:left="0"/>
-              <w:spacing w:lineRule="auto" w:after="40" w:line="240" w:before="40"/>
+              <w:ind w:firstLine="0" w:left="0" w:right="0"/>
+              <w:spacing w:after="40" w:before="40" w:lineRule="auto" w:line="240"/>
             </w:pPr>
             <w:r>
               <w:t xml:space="preserve">Outline level for TOC (0 = Heading 1, 1 = Heading 2, etc.)</w:t>
@@ -2872,7 +2889,6 @@
         </w:tc>
       </w:tr>
     </w:tbl>
-    <w:bookmarkEnd w:id="94716"/>
     <w:bookmarkEnd w:id="24"/>
     <w:bookmarkStart w:id="25" w:name="paragraph-style-example"/>
     <w:p>
@@ -2887,7 +2903,16 @@
         <w:t xml:space="preserve">Paragraph Style Example</w:t>
       </w:r>
     </w:p>
-    <w:bookmarkStart w:id="637" w:name="listing-src-docx-paragraph-styles"/>
+    <w:p>
+      <w:pPr>
+        <w:spacing w:line="20" w:before="0" w:lineRule="exact" w:after="0"/>
+        <w:rPr>
+          <w:sz w:val="2"/>
+        </w:rPr>
+      </w:pPr>
+      <w:bookmarkStart w:id="637" w:name="listing-src-docx-paragraph-styles"/>
+      <w:bookmarkEnd w:id="637"/>
+    </w:p>
     <w:p>
       <w:pPr>
         <w:pStyle w:val="Caption"/>
@@ -4531,7 +4556,6 @@
         <w:t xml:space="preserve">}</w:t>
       </w:r>
     </w:p>
-    <w:bookmarkEnd w:id="637"/>
     <w:bookmarkEnd w:id="25"/>
     <w:bookmarkStart w:id="26" w:name="table-styles"/>
     <w:p>
@@ -4546,7 +4570,16 @@
         <w:t xml:space="preserve">Table Styles</w:t>
       </w:r>
     </w:p>
-    <w:bookmarkStart w:id="14557" w:name="listing-src-docx-table-styles"/>
+    <w:p>
+      <w:pPr>
+        <w:spacing w:line="20" w:before="0" w:lineRule="exact" w:after="0"/>
+        <w:rPr>
+          <w:sz w:val="2"/>
+        </w:rPr>
+      </w:pPr>
+      <w:bookmarkStart w:id="14557" w:name="listing-src-docx-table-styles"/>
+      <w:bookmarkEnd w:id="14557"/>
+    </w:p>
     <w:p>
       <w:pPr>
         <w:pStyle w:val="Caption"/>
@@ -6097,7 +6130,6 @@
         <w:t xml:space="preserve">}</w:t>
       </w:r>
     </w:p>
-    <w:bookmarkEnd w:id="14557"/>
     <w:bookmarkEnd w:id="26"/>
     <w:bookmarkStart w:id="27" w:name="caption-configuration"/>
     <w:p>
@@ -6112,7 +6144,16 @@
         <w:t xml:space="preserve">Caption Configuration</w:t>
       </w:r>
     </w:p>
-    <w:bookmarkStart w:id="13321" w:name="listing-src-docx-captions"/>
+    <w:p>
+      <w:pPr>
+        <w:spacing w:line="20" w:before="0" w:lineRule="exact" w:after="0"/>
+        <w:rPr>
+          <w:sz w:val="2"/>
+        </w:rPr>
+      </w:pPr>
+      <w:bookmarkStart w:id="13321" w:name="listing-src-docx-captions"/>
+      <w:bookmarkEnd w:id="13321"/>
+    </w:p>
     <w:p>
       <w:pPr>
         <w:pStyle w:val="Caption"/>
@@ -6886,7 +6927,6 @@
         <w:t xml:space="preserve">}</w:t>
       </w:r>
     </w:p>
-    <w:bookmarkEnd w:id="13321"/>
     <w:bookmarkEnd w:id="27"/>
     <w:bookmarkStart w:id="28" w:name="preset-inheritance"/>
     <w:p>
@@ -6924,7 +6964,16 @@
         <w:t xml:space="preserve">field. The child preset deeply merges with the base, with child values taking precedence:</w:t>
       </w:r>
     </w:p>
-    <w:bookmarkStart w:id="16743" w:name="listing-src-docx-preset-extends"/>
+    <w:p>
+      <w:pPr>
+        <w:spacing w:line="20" w:before="0" w:lineRule="exact" w:after="0"/>
+        <w:rPr>
+          <w:sz w:val="2"/>
+        </w:rPr>
+      </w:pPr>
+      <w:bookmarkStart w:id="16743" w:name="listing-src-docx-preset-extends"/>
+      <w:bookmarkEnd w:id="16743"/>
+    </w:p>
     <w:p>
       <w:pPr>
         <w:pStyle w:val="Caption"/>
@@ -8076,7 +8125,6 @@
         <w:t xml:space="preserve">}</w:t>
       </w:r>
     </w:p>
-    <w:bookmarkEnd w:id="16743"/>
     <w:p>
       <w:pPr>
         <w:pStyle w:val="FirstParagraph"/>
@@ -8353,7 +8401,16 @@
         <w:t xml:space="preserve">A template postprocessor exports functions that are called in sequence:</w:t>
       </w:r>
     </w:p>
-    <w:bookmarkStart w:id="25759" w:name="csv-tbl-docx-postprocessor-hooks"/>
+    <w:p>
+      <w:pPr>
+        <w:spacing w:line="20" w:before="0" w:lineRule="exact" w:after="0"/>
+        <w:rPr>
+          <w:sz w:val="2"/>
+        </w:rPr>
+      </w:pPr>
+      <w:bookmarkStart w:id="25759" w:name="csv-tbl-docx-postprocessor-hooks"/>
+      <w:bookmarkEnd w:id="25759"/>
+    </w:p>
     <w:p>
       <w:pPr>
         <w:pStyle w:val="Caption"/>
@@ -8387,18 +8444,18 @@
         <w:tblW w:type="auto" w:w="0"/>
         <w:tblLook w:firstRow="1" w:lastRow="0" w:firstColumn="0" w:lastColumn="0" w:noHBand="0" w:noVBand="0" w:val="0020"/>
         <w:tblBorders>
-          <w:top w:color="000000" w:sz="6" w:space="0" w:val="single"/>
-          <w:left w:color="000000" w:sz="6" w:space="0" w:val="single"/>
-          <w:bottom w:color="000000" w:sz="6" w:space="0" w:val="single"/>
-          <w:right w:color="000000" w:sz="6" w:space="0" w:val="single"/>
-          <w:insideH w:color="000000" w:sz="6" w:space="0" w:val="single"/>
-          <w:insideV w:color="000000" w:sz="6" w:space="0" w:val="single"/>
+          <w:top w:val="single" w:space="0" w:color="000000" w:sz="6"/>
+          <w:left w:val="single" w:space="0" w:color="000000" w:sz="6"/>
+          <w:bottom w:val="single" w:space="0" w:color="000000" w:sz="6"/>
+          <w:right w:val="single" w:space="0" w:color="000000" w:sz="6"/>
+          <w:insideH w:val="single" w:space="0" w:color="000000" w:sz="6"/>
+          <w:insideV w:val="single" w:space="0" w:color="000000" w:sz="6"/>
         </w:tblBorders>
         <w:tblCellMar>
-          <w:top w:w="57" w:type="dxa"/>
-          <w:left w:w="108" w:type="dxa"/>
-          <w:bottom w:w="57" w:type="dxa"/>
-          <w:right w:w="108" w:type="dxa"/>
+          <w:top w:type="dxa" w:w="57"/>
+          <w:left w:type="dxa" w:w="108"/>
+          <w:bottom w:type="dxa" w:w="57"/>
+          <w:right w:type="dxa" w:w="108"/>
         </w:tblCellMar>
       </w:tblPr>
       <w:tblGrid>
@@ -8412,14 +8469,14 @@
         </w:trPr>
         <w:tc>
           <w:tcPr>
-            <w:shd w:color="auto" w:fill="E8E8E8" w:val="clear"/>
+            <w:shd w:val="clear" w:color="auto" w:fill="E8E8E8"/>
           </w:tcPr>
           <w:p>
             <w:pPr>
               <w:pStyle w:val="Compact"/>
               <w:jc w:val="left"/>
-              <w:ind w:right="0" w:firstLine="0" w:left="0"/>
-              <w:spacing w:lineRule="auto" w:after="40" w:line="240" w:before="40"/>
+              <w:ind w:firstLine="0" w:left="0" w:right="0"/>
+              <w:spacing w:after="40" w:before="40" w:lineRule="auto" w:line="240"/>
             </w:pPr>
             <w:r>
               <w:rPr>
@@ -8431,14 +8488,14 @@
         </w:tc>
         <w:tc>
           <w:tcPr>
-            <w:shd w:color="auto" w:fill="E8E8E8" w:val="clear"/>
+            <w:shd w:val="clear" w:color="auto" w:fill="E8E8E8"/>
           </w:tcPr>
           <w:p>
             <w:pPr>
               <w:pStyle w:val="Compact"/>
               <w:jc w:val="left"/>
-              <w:ind w:right="0" w:firstLine="0" w:left="0"/>
-              <w:spacing w:lineRule="auto" w:after="40" w:line="240" w:before="40"/>
+              <w:ind w:firstLine="0" w:left="0" w:right="0"/>
+              <w:spacing w:after="40" w:before="40" w:lineRule="auto" w:line="240"/>
             </w:pPr>
             <w:r>
               <w:rPr>
@@ -8450,14 +8507,14 @@
         </w:tc>
         <w:tc>
           <w:tcPr>
-            <w:shd w:color="auto" w:fill="E8E8E8" w:val="clear"/>
+            <w:shd w:val="clear" w:color="auto" w:fill="E8E8E8"/>
           </w:tcPr>
           <w:p>
             <w:pPr>
               <w:pStyle w:val="Compact"/>
               <w:jc w:val="left"/>
-              <w:ind w:right="0" w:firstLine="0" w:left="0"/>
-              <w:spacing w:lineRule="auto" w:after="40" w:line="240" w:before="40"/>
+              <w:ind w:firstLine="0" w:left="0" w:right="0"/>
+              <w:spacing w:after="40" w:before="40" w:lineRule="auto" w:line="240"/>
             </w:pPr>
             <w:r>
               <w:rPr>
@@ -8475,8 +8532,8 @@
             <w:pPr>
               <w:pStyle w:val="Compact"/>
               <w:jc w:val="left"/>
-              <w:ind w:right="0" w:firstLine="0" w:left="0"/>
-              <w:spacing w:lineRule="auto" w:after="40" w:line="240" w:before="40"/>
+              <w:ind w:firstLine="0" w:left="0" w:right="0"/>
+              <w:spacing w:after="40" w:before="40" w:lineRule="auto" w:line="240"/>
             </w:pPr>
             <w:r>
               <w:rPr>
@@ -8492,8 +8549,8 @@
             <w:pPr>
               <w:pStyle w:val="Compact"/>
               <w:jc w:val="left"/>
-              <w:ind w:right="0" w:firstLine="0" w:left="0"/>
-              <w:spacing w:lineRule="auto" w:after="40" w:line="240" w:before="40"/>
+              <w:ind w:firstLine="0" w:left="0" w:right="0"/>
+              <w:spacing w:after="40" w:before="40" w:lineRule="auto" w:line="240"/>
             </w:pPr>
             <w:r>
               <w:rPr>
@@ -8515,8 +8572,8 @@
             <w:pPr>
               <w:pStyle w:val="Compact"/>
               <w:jc w:val="left"/>
-              <w:ind w:right="0" w:firstLine="0" w:left="0"/>
-              <w:spacing w:lineRule="auto" w:after="40" w:line="240" w:before="40"/>
+              <w:ind w:firstLine="0" w:left="0" w:right="0"/>
+              <w:spacing w:after="40" w:before="40" w:lineRule="auto" w:line="240"/>
             </w:pPr>
             <w:r>
               <w:t xml:space="preserve">Modify main document body</w:t>
@@ -8531,8 +8588,8 @@
             <w:pPr>
               <w:pStyle w:val="Compact"/>
               <w:jc w:val="left"/>
-              <w:ind w:right="0" w:firstLine="0" w:left="0"/>
-              <w:spacing w:lineRule="auto" w:after="40" w:line="240" w:before="40"/>
+              <w:ind w:firstLine="0" w:left="0" w:right="0"/>
+              <w:spacing w:after="40" w:before="40" w:lineRule="auto" w:line="240"/>
             </w:pPr>
             <w:r>
               <w:rPr>
@@ -8548,8 +8605,8 @@
             <w:pPr>
               <w:pStyle w:val="Compact"/>
               <w:jc w:val="left"/>
-              <w:ind w:right="0" w:firstLine="0" w:left="0"/>
-              <w:spacing w:lineRule="auto" w:after="40" w:line="240" w:before="40"/>
+              <w:ind w:firstLine="0" w:left="0" w:right="0"/>
+              <w:spacing w:after="40" w:before="40" w:lineRule="auto" w:line="240"/>
             </w:pPr>
             <w:r>
               <w:rPr>
@@ -8571,8 +8628,8 @@
             <w:pPr>
               <w:pStyle w:val="Compact"/>
               <w:jc w:val="left"/>
-              <w:ind w:right="0" w:firstLine="0" w:left="0"/>
-              <w:spacing w:lineRule="auto" w:after="40" w:line="240" w:before="40"/>
+              <w:ind w:firstLine="0" w:left="0" w:right="0"/>
+              <w:spacing w:after="40" w:before="40" w:lineRule="auto" w:line="240"/>
             </w:pPr>
             <w:r>
               <w:t xml:space="preserve">Modify or inject style definitions</w:t>
@@ -8587,8 +8644,8 @@
             <w:pPr>
               <w:pStyle w:val="Compact"/>
               <w:jc w:val="left"/>
-              <w:ind w:right="0" w:firstLine="0" w:left="0"/>
-              <w:spacing w:lineRule="auto" w:after="40" w:line="240" w:before="40"/>
+              <w:ind w:firstLine="0" w:left="0" w:right="0"/>
+              <w:spacing w:after="40" w:before="40" w:lineRule="auto" w:line="240"/>
             </w:pPr>
             <w:r>
               <w:rPr>
@@ -8604,8 +8661,8 @@
             <w:pPr>
               <w:pStyle w:val="Compact"/>
               <w:jc w:val="left"/>
-              <w:ind w:right="0" w:firstLine="0" w:left="0"/>
-              <w:spacing w:lineRule="auto" w:after="40" w:line="240" w:before="40"/>
+              <w:ind w:firstLine="0" w:left="0" w:right="0"/>
+              <w:spacing w:after="40" w:before="40" w:lineRule="auto" w:line="240"/>
             </w:pPr>
             <w:r>
               <w:rPr>
@@ -8627,8 +8684,8 @@
             <w:pPr>
               <w:pStyle w:val="Compact"/>
               <w:jc w:val="left"/>
-              <w:ind w:right="0" w:firstLine="0" w:left="0"/>
-              <w:spacing w:lineRule="auto" w:after="40" w:line="240" w:before="40"/>
+              <w:ind w:firstLine="0" w:left="0" w:right="0"/>
+              <w:spacing w:after="40" w:before="40" w:lineRule="auto" w:line="240"/>
             </w:pPr>
             <w:r>
               <w:t xml:space="preserve">Modify list numbering definitions</w:t>
@@ -8643,8 +8700,8 @@
             <w:pPr>
               <w:pStyle w:val="Compact"/>
               <w:jc w:val="left"/>
-              <w:ind w:right="0" w:firstLine="0" w:left="0"/>
-              <w:spacing w:lineRule="auto" w:after="40" w:line="240" w:before="40"/>
+              <w:ind w:firstLine="0" w:left="0" w:right="0"/>
+              <w:spacing w:after="40" w:before="40" w:lineRule="auto" w:line="240"/>
             </w:pPr>
             <w:r>
               <w:rPr>
@@ -8660,8 +8717,8 @@
             <w:pPr>
               <w:pStyle w:val="Compact"/>
               <w:jc w:val="left"/>
-              <w:ind w:right="0" w:firstLine="0" w:left="0"/>
-              <w:spacing w:lineRule="auto" w:after="40" w:line="240" w:before="40"/>
+              <w:ind w:firstLine="0" w:left="0" w:right="0"/>
+              <w:spacing w:after="40" w:before="40" w:lineRule="auto" w:line="240"/>
             </w:pPr>
             <w:r>
               <w:rPr>
@@ -8683,8 +8740,8 @@
             <w:pPr>
               <w:pStyle w:val="Compact"/>
               <w:jc w:val="left"/>
-              <w:ind w:right="0" w:firstLine="0" w:left="0"/>
-              <w:spacing w:lineRule="auto" w:after="40" w:line="240" w:before="40"/>
+              <w:ind w:firstLine="0" w:left="0" w:right="0"/>
+              <w:spacing w:after="40" w:before="40" w:lineRule="auto" w:line="240"/>
             </w:pPr>
             <w:r>
               <w:t xml:space="preserve">Add content type declarations</w:t>
@@ -8699,8 +8756,8 @@
             <w:pPr>
               <w:pStyle w:val="Compact"/>
               <w:jc w:val="left"/>
-              <w:ind w:right="0" w:firstLine="0" w:left="0"/>
-              <w:spacing w:lineRule="auto" w:after="40" w:line="240" w:before="40"/>
+              <w:ind w:firstLine="0" w:left="0" w:right="0"/>
+              <w:spacing w:after="40" w:before="40" w:lineRule="auto" w:line="240"/>
             </w:pPr>
             <w:r>
               <w:rPr>
@@ -8716,8 +8773,8 @@
             <w:pPr>
               <w:pStyle w:val="Compact"/>
               <w:jc w:val="left"/>
-              <w:ind w:right="0" w:firstLine="0" w:left="0"/>
-              <w:spacing w:lineRule="auto" w:after="40" w:line="240" w:before="40"/>
+              <w:ind w:firstLine="0" w:left="0" w:right="0"/>
+              <w:spacing w:after="40" w:before="40" w:lineRule="auto" w:line="240"/>
             </w:pPr>
             <w:r>
               <w:rPr>
@@ -8739,8 +8796,8 @@
             <w:pPr>
               <w:pStyle w:val="Compact"/>
               <w:jc w:val="left"/>
-              <w:ind w:right="0" w:firstLine="0" w:left="0"/>
-              <w:spacing w:lineRule="auto" w:after="40" w:line="240" w:before="40"/>
+              <w:ind w:firstLine="0" w:left="0" w:right="0"/>
+              <w:spacing w:after="40" w:before="40" w:lineRule="auto" w:line="240"/>
             </w:pPr>
             <w:r>
               <w:t xml:space="preserve">Modify document settings</w:t>
@@ -8755,8 +8812,8 @@
             <w:pPr>
               <w:pStyle w:val="Compact"/>
               <w:jc w:val="left"/>
-              <w:ind w:right="0" w:firstLine="0" w:left="0"/>
-              <w:spacing w:lineRule="auto" w:after="40" w:line="240" w:before="40"/>
+              <w:ind w:firstLine="0" w:left="0" w:right="0"/>
+              <w:spacing w:after="40" w:before="40" w:lineRule="auto" w:line="240"/>
             </w:pPr>
             <w:r>
               <w:rPr>
@@ -8772,8 +8829,8 @@
             <w:pPr>
               <w:pStyle w:val="Compact"/>
               <w:jc w:val="left"/>
-              <w:ind w:right="0" w:firstLine="0" w:left="0"/>
-              <w:spacing w:lineRule="auto" w:after="40" w:line="240" w:before="40"/>
+              <w:ind w:firstLine="0" w:left="0" w:right="0"/>
+              <w:spacing w:after="40" w:before="40" w:lineRule="auto" w:line="240"/>
             </w:pPr>
             <w:r>
               <w:rPr>
@@ -8795,8 +8852,8 @@
             <w:pPr>
               <w:pStyle w:val="Compact"/>
               <w:jc w:val="left"/>
-              <w:ind w:right="0" w:firstLine="0" w:left="0"/>
-              <w:spacing w:lineRule="auto" w:after="40" w:line="240" w:before="40"/>
+              <w:ind w:firstLine="0" w:left="0" w:right="0"/>
+              <w:spacing w:after="40" w:before="40" w:lineRule="auto" w:line="240"/>
             </w:pPr>
             <w:r>
               <w:t xml:space="preserve">Add/modify relationship entries</w:t>
@@ -8811,8 +8868,8 @@
             <w:pPr>
               <w:pStyle w:val="Compact"/>
               <w:jc w:val="left"/>
-              <w:ind w:right="0" w:firstLine="0" w:left="0"/>
-              <w:spacing w:lineRule="auto" w:after="40" w:line="240" w:before="40"/>
+              <w:ind w:firstLine="0" w:left="0" w:right="0"/>
+              <w:spacing w:after="40" w:before="40" w:lineRule="auto" w:line="240"/>
             </w:pPr>
             <w:r>
               <w:rPr>
@@ -8828,8 +8885,8 @@
             <w:pPr>
               <w:pStyle w:val="Compact"/>
               <w:jc w:val="left"/>
-              <w:ind w:right="0" w:firstLine="0" w:left="0"/>
-              <w:spacing w:lineRule="auto" w:after="40" w:line="240" w:before="40"/>
+              <w:ind w:firstLine="0" w:left="0" w:right="0"/>
+              <w:spacing w:after="40" w:before="40" w:lineRule="auto" w:line="240"/>
             </w:pPr>
             <w:r>
               <w:t xml:space="preserve">Temp directory path</w:t>
@@ -8842,8 +8899,8 @@
             <w:pPr>
               <w:pStyle w:val="Compact"/>
               <w:jc w:val="left"/>
-              <w:ind w:right="0" w:firstLine="0" w:left="0"/>
-              <w:spacing w:lineRule="auto" w:after="40" w:line="240" w:before="40"/>
+              <w:ind w:firstLine="0" w:left="0" w:right="0"/>
+              <w:spacing w:after="40" w:before="40" w:lineRule="auto" w:line="240"/>
             </w:pPr>
             <w:r>
               <w:t xml:space="preserve">Create new parts (headers, footers)</w:t>
@@ -8852,7 +8909,6 @@
         </w:tc>
       </w:tr>
     </w:tbl>
-    <w:bookmarkEnd w:id="25759"/>
     <w:p>
       <w:pPr>
         <w:pStyle w:val="BodyText"/>
@@ -8895,7 +8951,16 @@
         <w:t xml:space="preserve">:</w:t>
       </w:r>
     </w:p>
-    <w:bookmarkStart w:id="69874" w:name="listing-src-docx-custom-postprocessor"/>
+    <w:p>
+      <w:pPr>
+        <w:spacing w:line="20" w:before="0" w:lineRule="exact" w:after="0"/>
+        <w:rPr>
+          <w:sz w:val="2"/>
+        </w:rPr>
+      </w:pPr>
+      <w:bookmarkStart w:id="69874" w:name="listing-src-docx-custom-postprocessor"/>
+      <w:bookmarkEnd w:id="69874"/>
+    </w:p>
     <w:p>
       <w:pPr>
         <w:pStyle w:val="Caption"/>
@@ -9492,7 +9557,6 @@
         <w:t xml:space="preserve">M</w:t>
       </w:r>
     </w:p>
-    <w:bookmarkEnd w:id="69874"/>
     <w:bookmarkEnd w:id="33"/>
     <w:bookmarkStart w:id="34" w:name="the-config-parameter"/>
     <w:p>
@@ -9661,7 +9725,16 @@
         <w:t xml:space="preserve">) handles:</w:t>
       </w:r>
     </w:p>
-    <w:bookmarkStart w:id="27004" w:name="csv-tbl-docx-filter-features"/>
+    <w:p>
+      <w:pPr>
+        <w:spacing w:line="20" w:before="0" w:lineRule="exact" w:after="0"/>
+        <w:rPr>
+          <w:sz w:val="2"/>
+        </w:rPr>
+      </w:pPr>
+      <w:bookmarkStart w:id="27004" w:name="csv-tbl-docx-filter-features"/>
+      <w:bookmarkEnd w:id="27004"/>
+    </w:p>
     <w:p>
       <w:pPr>
         <w:pStyle w:val="Caption"/>
@@ -9695,18 +9768,18 @@
         <w:tblW w:type="auto" w:w="0"/>
         <w:tblLook w:firstRow="1" w:lastRow="0" w:firstColumn="0" w:lastColumn="0" w:noHBand="0" w:noVBand="0" w:val="0020"/>
         <w:tblBorders>
-          <w:top w:color="000000" w:sz="6" w:space="0" w:val="single"/>
-          <w:left w:color="000000" w:sz="6" w:space="0" w:val="single"/>
-          <w:bottom w:color="000000" w:sz="6" w:space="0" w:val="single"/>
-          <w:right w:color="000000" w:sz="6" w:space="0" w:val="single"/>
-          <w:insideH w:color="000000" w:sz="6" w:space="0" w:val="single"/>
-          <w:insideV w:color="000000" w:sz="6" w:space="0" w:val="single"/>
+          <w:top w:val="single" w:space="0" w:color="000000" w:sz="6"/>
+          <w:left w:val="single" w:space="0" w:color="000000" w:sz="6"/>
+          <w:bottom w:val="single" w:space="0" w:color="000000" w:sz="6"/>
+          <w:right w:val="single" w:space="0" w:color="000000" w:sz="6"/>
+          <w:insideH w:val="single" w:space="0" w:color="000000" w:sz="6"/>
+          <w:insideV w:val="single" w:space="0" w:color="000000" w:sz="6"/>
         </w:tblBorders>
         <w:tblCellMar>
-          <w:top w:w="57" w:type="dxa"/>
-          <w:left w:w="108" w:type="dxa"/>
-          <w:bottom w:w="57" w:type="dxa"/>
-          <w:right w:w="108" w:type="dxa"/>
+          <w:top w:type="dxa" w:w="57"/>
+          <w:left w:type="dxa" w:w="108"/>
+          <w:bottom w:type="dxa" w:w="57"/>
+          <w:right w:type="dxa" w:w="108"/>
         </w:tblCellMar>
       </w:tblPr>
       <w:tblGrid>
@@ -9719,14 +9792,14 @@
         </w:trPr>
         <w:tc>
           <w:tcPr>
-            <w:shd w:color="auto" w:fill="E8E8E8" w:val="clear"/>
+            <w:shd w:val="clear" w:color="auto" w:fill="E8E8E8"/>
           </w:tcPr>
           <w:p>
             <w:pPr>
               <w:pStyle w:val="Compact"/>
               <w:jc w:val="left"/>
-              <w:ind w:right="0" w:firstLine="0" w:left="0"/>
-              <w:spacing w:lineRule="auto" w:after="40" w:line="240" w:before="40"/>
+              <w:ind w:firstLine="0" w:left="0" w:right="0"/>
+              <w:spacing w:after="40" w:before="40" w:lineRule="auto" w:line="240"/>
             </w:pPr>
             <w:r>
               <w:rPr>
@@ -9738,14 +9811,14 @@
         </w:tc>
         <w:tc>
           <w:tcPr>
-            <w:shd w:color="auto" w:fill="E8E8E8" w:val="clear"/>
+            <w:shd w:val="clear" w:color="auto" w:fill="E8E8E8"/>
           </w:tcPr>
           <w:p>
             <w:pPr>
               <w:pStyle w:val="Compact"/>
               <w:jc w:val="left"/>
-              <w:ind w:right="0" w:firstLine="0" w:left="0"/>
-              <w:spacing w:lineRule="auto" w:after="40" w:line="240" w:before="40"/>
+              <w:ind w:firstLine="0" w:left="0" w:right="0"/>
+              <w:spacing w:after="40" w:before="40" w:lineRule="auto" w:line="240"/>
             </w:pPr>
             <w:r>
               <w:rPr>
@@ -9763,8 +9836,8 @@
             <w:pPr>
               <w:pStyle w:val="Compact"/>
               <w:jc w:val="left"/>
-              <w:ind w:right="0" w:firstLine="0" w:left="0"/>
-              <w:spacing w:lineRule="auto" w:after="40" w:line="240" w:before="40"/>
+              <w:ind w:firstLine="0" w:left="0" w:right="0"/>
+              <w:spacing w:after="40" w:before="40" w:lineRule="auto" w:line="240"/>
             </w:pPr>
             <w:r>
               <w:rPr>
@@ -9780,8 +9853,8 @@
             <w:pPr>
               <w:pStyle w:val="Compact"/>
               <w:jc w:val="left"/>
-              <w:ind w:right="0" w:firstLine="0" w:left="0"/>
-              <w:spacing w:lineRule="auto" w:after="40" w:line="240" w:before="40"/>
+              <w:ind w:firstLine="0" w:left="0" w:right="0"/>
+              <w:spacing w:after="40" w:before="40" w:lineRule="auto" w:line="240"/>
             </w:pPr>
             <w:r>
               <w:t xml:space="preserve">OOXML page break</w:t>
@@ -9796,8 +9869,8 @@
             <w:pPr>
               <w:pStyle w:val="Compact"/>
               <w:jc w:val="left"/>
-              <w:ind w:right="0" w:firstLine="0" w:left="0"/>
-              <w:spacing w:lineRule="auto" w:after="40" w:line="240" w:before="40"/>
+              <w:ind w:firstLine="0" w:left="0" w:right="0"/>
+              <w:spacing w:after="40" w:before="40" w:lineRule="auto" w:line="240"/>
             </w:pPr>
             <w:r>
               <w:rPr>
@@ -9813,8 +9886,8 @@
             <w:pPr>
               <w:pStyle w:val="Compact"/>
               <w:jc w:val="left"/>
-              <w:ind w:right="0" w:firstLine="0" w:left="0"/>
-              <w:spacing w:lineRule="auto" w:after="40" w:line="240" w:before="40"/>
+              <w:ind w:firstLine="0" w:left="0" w:right="0"/>
+              <w:spacing w:after="40" w:before="40" w:lineRule="auto" w:line="240"/>
             </w:pPr>
             <w:r>
               <w:t xml:space="preserve">OOXML spacing (in twips)</w:t>
@@ -9829,8 +9902,8 @@
             <w:pPr>
               <w:pStyle w:val="Compact"/>
               <w:jc w:val="left"/>
-              <w:ind w:right="0" w:firstLine="0" w:left="0"/>
-              <w:spacing w:lineRule="auto" w:after="40" w:line="240" w:before="40"/>
+              <w:ind w:firstLine="0" w:left="0" w:right="0"/>
+              <w:spacing w:after="40" w:before="40" w:lineRule="auto" w:line="240"/>
             </w:pPr>
             <w:r>
               <w:rPr>
@@ -9846,8 +9919,8 @@
             <w:pPr>
               <w:pStyle w:val="Compact"/>
               <w:jc w:val="left"/>
-              <w:ind w:right="0" w:firstLine="0" w:left="0"/>
-              <w:spacing w:lineRule="auto" w:after="40" w:line="240" w:before="40"/>
+              <w:ind w:firstLine="0" w:left="0" w:right="0"/>
+              <w:spacing w:after="40" w:before="40" w:lineRule="auto" w:line="240"/>
             </w:pPr>
             <w:r>
               <w:t xml:space="preserve">OOXML bookmark start</w:t>
@@ -9862,8 +9935,8 @@
             <w:pPr>
               <w:pStyle w:val="Compact"/>
               <w:jc w:val="left"/>
-              <w:ind w:right="0" w:firstLine="0" w:left="0"/>
-              <w:spacing w:lineRule="auto" w:after="40" w:line="240" w:before="40"/>
+              <w:ind w:firstLine="0" w:left="0" w:right="0"/>
+              <w:spacing w:after="40" w:before="40" w:lineRule="auto" w:line="240"/>
             </w:pPr>
             <w:r>
               <w:rPr>
@@ -9879,8 +9952,8 @@
             <w:pPr>
               <w:pStyle w:val="Compact"/>
               <w:jc w:val="left"/>
-              <w:ind w:right="0" w:firstLine="0" w:left="0"/>
-              <w:spacing w:lineRule="auto" w:after="40" w:line="240" w:before="40"/>
+              <w:ind w:firstLine="0" w:left="0" w:right="0"/>
+              <w:spacing w:after="40" w:before="40" w:lineRule="auto" w:line="240"/>
             </w:pPr>
             <w:r>
               <w:t xml:space="preserve">OOXML math element</w:t>
@@ -9895,8 +9968,8 @@
             <w:pPr>
               <w:pStyle w:val="Compact"/>
               <w:jc w:val="left"/>
-              <w:ind w:right="0" w:firstLine="0" w:left="0"/>
-              <w:spacing w:lineRule="auto" w:after="40" w:line="240" w:before="40"/>
+              <w:ind w:firstLine="0" w:left="0" w:right="0"/>
+              <w:spacing w:after="40" w:before="40" w:lineRule="auto" w:line="240"/>
             </w:pPr>
             <w:r>
               <w:rPr>
@@ -9912,8 +9985,8 @@
             <w:pPr>
               <w:pStyle w:val="Compact"/>
               <w:jc w:val="left"/>
-              <w:ind w:right="0" w:firstLine="0" w:left="0"/>
-              <w:spacing w:lineRule="auto" w:after="40" w:line="240" w:before="40"/>
+              <w:ind w:firstLine="0" w:left="0" w:right="0"/>
+              <w:spacing w:after="40" w:before="40" w:lineRule="auto" w:line="240"/>
             </w:pPr>
             <w:r>
               <w:t xml:space="preserve">OOXML caption with SEQ field</w:t>
@@ -9928,8 +10001,8 @@
             <w:pPr>
               <w:pStyle w:val="Compact"/>
               <w:jc w:val="left"/>
-              <w:ind w:right="0" w:firstLine="0" w:left="0"/>
-              <w:spacing w:lineRule="auto" w:after="40" w:line="240" w:before="40"/>
+              <w:ind w:firstLine="0" w:left="0" w:right="0"/>
+              <w:spacing w:after="40" w:before="40" w:lineRule="auto" w:line="240"/>
             </w:pPr>
             <w:r>
               <w:rPr>
@@ -9945,8 +10018,8 @@
             <w:pPr>
               <w:pStyle w:val="Compact"/>
               <w:jc w:val="left"/>
-              <w:ind w:right="0" w:firstLine="0" w:left="0"/>
-              <w:spacing w:lineRule="auto" w:after="40" w:line="240" w:before="40"/>
+              <w:ind w:firstLine="0" w:left="0" w:right="0"/>
+              <w:spacing w:after="40" w:before="40" w:lineRule="auto" w:line="240"/>
             </w:pPr>
             <w:r>
               <w:t xml:space="preserve">OOXML numbered equation with tab layout</w:t>
@@ -9961,8 +10034,8 @@
             <w:pPr>
               <w:pStyle w:val="Compact"/>
               <w:jc w:val="left"/>
-              <w:ind w:right="0" w:firstLine="0" w:left="0"/>
-              <w:spacing w:lineRule="auto" w:after="40" w:line="240" w:before="40"/>
+              <w:ind w:firstLine="0" w:left="0" w:right="0"/>
+              <w:spacing w:after="40" w:before="40" w:lineRule="auto" w:line="240"/>
             </w:pPr>
             <w:r>
               <w:rPr>
@@ -9978,8 +10051,8 @@
             <w:pPr>
               <w:pStyle w:val="Compact"/>
               <w:jc w:val="left"/>
-              <w:ind w:right="0" w:firstLine="0" w:left="0"/>
-              <w:spacing w:lineRule="auto" w:after="40" w:line="240" w:before="40"/>
+              <w:ind w:firstLine="0" w:left="0" w:right="0"/>
+              <w:spacing w:after="40" w:before="40" w:lineRule="auto" w:line="240"/>
             </w:pPr>
             <w:r>
               <w:t xml:space="preserve">Position markers for postprocessor</w:t>
@@ -9994,8 +10067,8 @@
             <w:pPr>
               <w:pStyle w:val="Compact"/>
               <w:jc w:val="left"/>
-              <w:ind w:right="0" w:firstLine="0" w:left="0"/>
-              <w:spacing w:lineRule="auto" w:after="40" w:line="240" w:before="40"/>
+              <w:ind w:firstLine="0" w:left="0" w:right="0"/>
+              <w:spacing w:after="40" w:before="40" w:lineRule="auto" w:line="240"/>
             </w:pPr>
             <w:r>
               <w:rPr>
@@ -10032,8 +10105,8 @@
             <w:pPr>
               <w:pStyle w:val="Compact"/>
               <w:jc w:val="left"/>
-              <w:ind w:right="0" w:firstLine="0" w:left="0"/>
-              <w:spacing w:lineRule="auto" w:after="40" w:line="240" w:before="40"/>
+              <w:ind w:firstLine="0" w:left="0" w:right="0"/>
+              <w:spacing w:after="40" w:before="40" w:lineRule="auto" w:line="240"/>
             </w:pPr>
             <w:r>
               <w:t xml:space="preserve">Rewritten to</w:t>
@@ -10057,7 +10130,6 @@
         </w:tc>
       </w:tr>
     </w:tbl>
-    <w:bookmarkEnd w:id="27004"/>
     <w:bookmarkStart w:id="36" w:name="when-to-use-filters-vs-postprocessors"/>
     <w:p>
       <w:pPr>
@@ -10143,7 +10215,16 @@
         <w:t xml:space="preserve">DOCX-Specific Settings</w:t>
       </w:r>
     </w:p>
-    <w:bookmarkStart w:id="27890" w:name="listing-src-docx-project-config"/>
+    <w:p>
+      <w:pPr>
+        <w:spacing w:line="20" w:before="0" w:lineRule="exact" w:after="0"/>
+        <w:rPr>
+          <w:sz w:val="2"/>
+        </w:rPr>
+      </w:pPr>
+      <w:bookmarkStart w:id="27890" w:name="listing-src-docx-project-config"/>
+      <w:bookmarkEnd w:id="27890"/>
+    </w:p>
     <w:p>
       <w:pPr>
         <w:pStyle w:val="Caption"/>
@@ -10332,7 +10413,6 @@
         <w:t xml:space="preserve">  # reference_doc: assets/reference.docx  # Custom reference (overrides preset)</w:t>
       </w:r>
     </w:p>
-    <w:bookmarkEnd w:id="27890"/>
     <w:bookmarkEnd w:id="38"/>
     <w:bookmarkStart w:id="39" w:name="configuration-precedence"/>
     <w:p>
@@ -10587,7 +10667,16 @@
         <w:t xml:space="preserve">To force regeneration of the reference document, delete it:</w:t>
       </w:r>
     </w:p>
-    <w:bookmarkStart w:id="76751" w:name="listing-src-docx-force-reference"/>
+    <w:p>
+      <w:pPr>
+        <w:spacing w:line="20" w:before="0" w:lineRule="exact" w:after="0"/>
+        <w:rPr>
+          <w:sz w:val="2"/>
+        </w:rPr>
+      </w:pPr>
+      <w:bookmarkStart w:id="76751" w:name="listing-src-docx-force-reference"/>
+      <w:bookmarkEnd w:id="76751"/>
+    </w:p>
     <w:p>
       <w:pPr>
         <w:pStyle w:val="Caption"/>
@@ -10653,7 +10742,6 @@
         <w:t xml:space="preserve">./bin/speccompiler-core</w:t>
       </w:r>
     </w:p>
-    <w:bookmarkEnd w:id="76751"/>
     <w:bookmarkEnd w:id="41"/>
     <w:sectPr>
       <w:footerReference r:id="rId9200" w:type="default"/>
@@ -10673,17 +10761,17 @@
 </file>
 
 <file path=word/footer1.xml><?xml version="1.0" encoding="utf-8"?>
-<w:ftr xmlns:w="http://schemas.openxmlformats.org/wordprocessingml/2006/main" xmlns:r="http://schemas.openxmlformats.org/officeDocument/2006/relationships">
+<w:ftr xmlns:r="http://schemas.openxmlformats.org/officeDocument/2006/relationships" xmlns:w="http://schemas.openxmlformats.org/wordprocessingml/2006/main">
   <w:tbl>
     <w:tblPr>
-      <w:tblW w:w="5000" w:type="pct"/>
+      <w:tblW w:type="pct" w:w="5000"/>
       <w:tblBorders>
-        <w:top w:color="CCCCCC" w:sz="4" w:space="1" w:val="single"/>
-        <w:bottom w:color="auto" w:sz="0" w:space="0" w:val="none"/>
-        <w:left w:color="auto" w:sz="0" w:space="0" w:val="none"/>
-        <w:right w:color="auto" w:sz="0" w:space="0" w:val="none"/>
-        <w:insideH w:color="auto" w:sz="0" w:space="0" w:val="none"/>
-        <w:insideV w:color="auto" w:sz="0" w:space="0" w:val="none"/>
+        <w:top w:val="single" w:space="1" w:color="CCCCCC" w:sz="4"/>
+        <w:bottom w:val="none" w:space="0" w:color="auto" w:sz="0"/>
+        <w:left w:val="none" w:space="0" w:color="auto" w:sz="0"/>
+        <w:right w:val="none" w:space="0" w:color="auto" w:sz="0"/>
+        <w:insideH w:val="none" w:space="0" w:color="auto" w:sz="0"/>
+        <w:insideV w:val="none" w:space="0" w:color="auto" w:sz="0"/>
       </w:tblBorders>
       <w:tblLayout w:type="fixed"/>
     </w:tblPr>
@@ -10695,7 +10783,7 @@
     <w:tr>
       <w:tc>
         <w:tcPr>
-          <w:tcW w:w="1667" w:type="pct"/>
+          <w:tcW w:type="pct" w:w="1667"/>
         </w:tcPr>
         <w:p>
           <w:pPr>
@@ -10709,7 +10797,7 @@
       </w:tc>
       <w:tc>
         <w:tcPr>
-          <w:tcW w:w="1667" w:type="pct"/>
+          <w:tcW w:type="pct" w:w="1667"/>
         </w:tcPr>
         <w:p>
           <w:pPr>
@@ -10723,7 +10811,7 @@
       </w:tc>
       <w:tc>
         <w:tcPr>
-          <w:tcW w:w="1667" w:type="pct"/>
+          <w:tcW w:type="pct" w:w="1667"/>
         </w:tcPr>
         <w:p>
           <w:pPr>
@@ -10799,7 +10887,7 @@
 </file>
 
 <file path=word/header1.xml><?xml version="1.0" encoding="utf-8"?>
-<w:hdr xmlns:w="http://schemas.openxmlformats.org/wordprocessingml/2006/main" xmlns:r="http://schemas.openxmlformats.org/officeDocument/2006/relationships">
+<w:hdr xmlns:r="http://schemas.openxmlformats.org/officeDocument/2006/relationships" xmlns:w="http://schemas.openxmlformats.org/wordprocessingml/2006/main">
   <w:p>
     <w:pPr>
       <w:pStyle w:val="Header"/>
@@ -10809,7 +10897,7 @@
 </file>
 
 <file path=word/header2.xml><?xml version="1.0" encoding="utf-8"?>
-<w:hdr xmlns:w="http://schemas.openxmlformats.org/wordprocessingml/2006/main" xmlns:r="http://schemas.openxmlformats.org/officeDocument/2006/relationships">
+<w:hdr xmlns:r="http://schemas.openxmlformats.org/officeDocument/2006/relationships" xmlns:w="http://schemas.openxmlformats.org/wordprocessingml/2006/main">
   <w:p>
     <w:pPr>
       <w:pStyle w:val="Header"/>
@@ -10852,7 +10940,7 @@
       <w:lvlText w:val="%1"/>
       <w:lvlJc w:val="left"/>
       <w:pPr>
-        <w:ind w:left="0" w:hanging="0"/>
+        <w:ind w:hanging="0" w:left="0"/>
       </w:pPr>
     </w:lvl>
     <w:lvl w:ilvl="1">
@@ -10864,7 +10952,7 @@
       <w:lvlText w:val="%1.%2"/>
       <w:lvlJc w:val="left"/>
       <w:pPr>
-        <w:ind w:left="0" w:hanging="0"/>
+        <w:ind w:hanging="0" w:left="0"/>
       </w:pPr>
     </w:lvl>
     <w:lvl w:ilvl="2">
@@ -10876,7 +10964,7 @@
       <w:lvlText w:val="%1.%2.%3"/>
       <w:lvlJc w:val="left"/>
       <w:pPr>
-        <w:ind w:left="0" w:hanging="0"/>
+        <w:ind w:hanging="0" w:left="0"/>
       </w:pPr>
     </w:lvl>
     <w:lvl w:ilvl="3">
@@ -10888,7 +10976,7 @@
       <w:lvlText w:val="%1.%2.%3.%4"/>
       <w:lvlJc w:val="left"/>
       <w:pPr>
-        <w:ind w:left="0" w:hanging="0"/>
+        <w:ind w:hanging="0" w:left="0"/>
       </w:pPr>
     </w:lvl>
     <w:lvl w:ilvl="4">
@@ -10900,7 +10988,7 @@
       <w:lvlText w:val="%1.%2.%3.%4.%5"/>
       <w:lvlJc w:val="left"/>
       <w:pPr>
-        <w:ind w:left="0" w:hanging="0"/>
+        <w:ind w:hanging="0" w:left="0"/>
       </w:pPr>
     </w:lvl>
   </w:abstractNum>
@@ -12203,32 +12291,224 @@
     <w:basedOn w:val="VerbatimChar"/>
     <w:rPr/>
   </w:style>
-  <w:style w:styleId="VerbatimChar" w:type="character" w:customStyle="1">
+  <w:style w:styleId="VerbatimChar" w:customStyle="1" w:type="character">
     <w:name w:val="Verbatim Char"/>
     <w:rPr>
-      <w:rFonts w:hAnsi="Courier New" w:cs="Courier New" w:ascii="Courier New"/>
+      <w:rFonts w:ascii="Courier New" w:hAnsi="Courier New" w:cs="Courier New"/>
       <w:sz w:val="20"/>
       <w:szCs w:val="20"/>
     </w:rPr>
   </w:style>
-  <w:style w:styleId="SourceCode" w:type="paragraph" w:customStyle="1">
+  <w:style w:styleId="SourceCode" w:customStyle="1" w:type="paragraph">
     <w:name w:val="Source Code"/>
     <w:basedOn w:val="Normal"/>
     <w:pPr>
-      <w:spacing w:lineRule="auto" w:after="0" w:line="240" w:before="0"/>
+      <w:spacing w:after="0" w:before="0" w:lineRule="auto" w:line="240"/>
       <w:jc w:val="left"/>
       <w:pBdr>
-        <w:top w:color="CCCCCC" w:sz="4" w:space="1" w:val="single"/>
-        <w:bottom w:color="CCCCCC" w:sz="4" w:space="1" w:val="single"/>
-        <w:left w:color="CCCCCC" w:sz="4" w:space="1" w:val="single"/>
-        <w:right w:color="CCCCCC" w:sz="4" w:space="1" w:val="single"/>
+        <w:top w:val="single" w:space="1" w:color="CCCCCC" w:sz="4"/>
+        <w:bottom w:val="single" w:space="1" w:color="CCCCCC" w:sz="4"/>
+        <w:left w:val="single" w:space="1" w:color="CCCCCC" w:sz="4"/>
+        <w:right w:val="single" w:space="1" w:color="CCCCCC" w:sz="4"/>
       </w:pBdr>
-      <w:shd w:color="auto" w:fill="F5F5F5" w:val="clear"/>
+      <w:shd w:val="clear" w:color="auto" w:fill="F5F5F5"/>
     </w:pPr>
     <w:rPr>
-      <w:rFonts w:hAnsi="Courier New" w:cs="Courier New" w:ascii="Courier New"/>
+      <w:rFonts w:ascii="Courier New" w:hAnsi="Courier New" w:cs="Courier New"/>
       <w:sz w:val="20"/>
       <w:szCs w:val="20"/>
+    </w:rPr>
+  </w:style>
+  <w:style w:styleId="CoverTitle" w:customStyle="1" w:type="paragraph">
+    <w:name w:val="Cover Title"/>
+    <w:basedOn w:val="Normal"/>
+    <w:qFormat/>
+    <w:uiPriority w:val="99"/>
+    <w:pPr>
+      <w:widowControl/>
+      <w:spacing w:after="240" w:before="0" w:lineRule="auto" w:line="240"/>
+      <w:ind w:firstLine="0"/>
+      <w:jc w:val="center"/>
+    </w:pPr>
+    <w:rPr>
+      <w:rFonts w:ascii="Calibri" w:hAnsi="Calibri" w:eastAsia="Calibri" w:cs="Calibri"/>
+      <w:b/>
+      <w:bCs/>
+      <w:sz w:val="56"/>
+      <w:szCs w:val="56"/>
+      <w:color w:val="000000"/>
+    </w:rPr>
+  </w:style>
+  <w:style w:styleId="FigureCenter" w:customStyle="1" w:type="paragraph">
+    <w:name w:val="Figure Center"/>
+    <w:basedOn w:val="Normal"/>
+    <w:qFormat/>
+    <w:uiPriority w:val="99"/>
+    <w:pPr>
+      <w:widowControl/>
+      <w:spacing w:after="120" w:before="120" w:lineRule="auto" w:line="240"/>
+      <w:ind w:firstLine="0"/>
+      <w:jc w:val="center"/>
+    </w:pPr>
+  </w:style>
+  <w:style w:styleId="TOC2" w:type="paragraph">
+    <w:name w:val="TOC 2"/>
+    <w:basedOn w:val="Normal"/>
+    <w:qFormat/>
+    <w:uiPriority w:val="99"/>
+    <w:pPr>
+      <w:widowControl/>
+      <w:spacing w:after="0" w:before="0" w:lineRule="auto" w:line="276"/>
+      <w:ind w:firstLine="0" w:left="360"/>
+    </w:pPr>
+    <w:rPr>
+      <w:rFonts w:ascii="Calibri" w:hAnsi="Calibri" w:eastAsia="Calibri" w:cs="Calibri"/>
+      <w:sz w:val="24"/>
+      <w:szCs w:val="24"/>
+      <w:color w:val="000000"/>
+    </w:rPr>
+  </w:style>
+  <w:style w:styleId="Quote" w:type="paragraph">
+    <w:name w:val="Quote"/>
+    <w:basedOn w:val="Normal"/>
+    <w:qFormat/>
+    <w:uiPriority w:val="99"/>
+    <w:pPr>
+      <w:widowControl/>
+      <w:spacing w:after="160" w:before="200" w:lineRule="auto" w:line="276"/>
+      <w:ind w:firstLine="0" w:left="720" w:right="720"/>
+    </w:pPr>
+    <w:rPr>
+      <w:rFonts w:ascii="Calibri" w:hAnsi="Calibri" w:eastAsia="Calibri" w:cs="Calibri"/>
+      <w:i/>
+      <w:iCs/>
+      <w:sz w:val="24"/>
+      <w:szCs w:val="24"/>
+      <w:color w:val="404040"/>
+    </w:rPr>
+  </w:style>
+  <w:style w:styleId="Reference" w:customStyle="1" w:type="paragraph">
+    <w:name w:val="Reference"/>
+    <w:basedOn w:val="Normal"/>
+    <w:qFormat/>
+    <w:uiPriority w:val="99"/>
+    <w:pPr>
+      <w:widowControl/>
+      <w:spacing w:after="120" w:before="0" w:lineRule="auto" w:line="276"/>
+      <w:ind w:hanging="720" w:left="720"/>
+    </w:pPr>
+    <w:rPr>
+      <w:rFonts w:ascii="Calibri" w:hAnsi="Calibri" w:eastAsia="Calibri" w:cs="Calibri"/>
+      <w:sz w:val="24"/>
+      <w:szCs w:val="24"/>
+    </w:rPr>
+  </w:style>
+  <w:style w:styleId="CoverDocId" w:customStyle="1" w:type="paragraph">
+    <w:name w:val="Cover Document ID"/>
+    <w:basedOn w:val="Normal"/>
+    <w:qFormat/>
+    <w:uiPriority w:val="99"/>
+    <w:pPr>
+      <w:widowControl/>
+      <w:spacing w:after="80" w:before="0" w:lineRule="auto" w:line="240"/>
+      <w:ind w:firstLine="0"/>
+      <w:jc w:val="center"/>
+    </w:pPr>
+    <w:rPr>
+      <w:rFonts w:ascii="Calibri" w:hAnsi="Calibri" w:eastAsia="Calibri" w:cs="Calibri"/>
+      <w:sz w:val="20"/>
+      <w:szCs w:val="20"/>
+      <w:color w:val="888888"/>
+    </w:rPr>
+  </w:style>
+  <w:style w:styleId="CoverAuthor" w:customStyle="1" w:type="paragraph">
+    <w:name w:val="Cover Author"/>
+    <w:basedOn w:val="Normal"/>
+    <w:qFormat/>
+    <w:uiPriority w:val="99"/>
+    <w:pPr>
+      <w:widowControl/>
+      <w:spacing w:after="80" w:before="0" w:lineRule="auto" w:line="240"/>
+      <w:ind w:firstLine="0"/>
+      <w:jc w:val="center"/>
+    </w:pPr>
+    <w:rPr>
+      <w:rFonts w:ascii="Calibri" w:hAnsi="Calibri" w:eastAsia="Calibri" w:cs="Calibri"/>
+      <w:sz w:val="24"/>
+      <w:szCs w:val="24"/>
+      <w:color w:val="000000"/>
+    </w:rPr>
+  </w:style>
+  <w:style w:styleId="CoverDate" w:customStyle="1" w:type="paragraph">
+    <w:name w:val="Cover Date"/>
+    <w:basedOn w:val="Normal"/>
+    <w:qFormat/>
+    <w:uiPriority w:val="99"/>
+    <w:pPr>
+      <w:widowControl/>
+      <w:spacing w:after="80" w:before="0" w:lineRule="auto" w:line="240"/>
+      <w:ind w:firstLine="0"/>
+      <w:jc w:val="center"/>
+    </w:pPr>
+    <w:rPr>
+      <w:rFonts w:ascii="Calibri" w:hAnsi="Calibri" w:eastAsia="Calibri" w:cs="Calibri"/>
+      <w:i/>
+      <w:iCs/>
+      <w:sz w:val="24"/>
+      <w:szCs w:val="24"/>
+      <w:color w:val="666666"/>
+    </w:rPr>
+  </w:style>
+  <w:style w:styleId="CoverSubtitle" w:customStyle="1" w:type="paragraph">
+    <w:name w:val="Cover Subtitle"/>
+    <w:basedOn w:val="Normal"/>
+    <w:qFormat/>
+    <w:uiPriority w:val="99"/>
+    <w:pPr>
+      <w:widowControl/>
+      <w:spacing w:after="160" w:before="0" w:lineRule="auto" w:line="240"/>
+      <w:ind w:firstLine="0"/>
+      <w:jc w:val="center"/>
+    </w:pPr>
+    <w:rPr>
+      <w:rFonts w:ascii="Calibri" w:hAnsi="Calibri" w:eastAsia="Calibri" w:cs="Calibri"/>
+      <w:sz w:val="32"/>
+      <w:szCs w:val="32"/>
+      <w:color w:val="444444"/>
+    </w:rPr>
+  </w:style>
+  <w:style w:styleId="CoverVersion" w:customStyle="1" w:type="paragraph">
+    <w:name w:val="Cover Version"/>
+    <w:basedOn w:val="Normal"/>
+    <w:qFormat/>
+    <w:uiPriority w:val="99"/>
+    <w:pPr>
+      <w:widowControl/>
+      <w:spacing w:after="80" w:before="0" w:lineRule="auto" w:line="240"/>
+      <w:ind w:firstLine="0"/>
+      <w:jc w:val="center"/>
+    </w:pPr>
+    <w:rPr>
+      <w:rFonts w:ascii="Calibri" w:hAnsi="Calibri" w:eastAsia="Calibri" w:cs="Calibri"/>
+      <w:sz w:val="20"/>
+      <w:szCs w:val="20"/>
+      <w:color w:val="888888"/>
+    </w:rPr>
+  </w:style>
+  <w:style w:styleId="Source" w:customStyle="1" w:type="paragraph">
+    <w:name w:val="Source"/>
+    <w:basedOn w:val="Normal"/>
+    <w:qFormat/>
+    <w:uiPriority w:val="99"/>
+    <w:pPr>
+      <w:widowControl/>
+      <w:spacing w:after="80" w:before="0" w:lineRule="auto" w:line="240"/>
+      <w:ind w:firstLine="0"/>
+    </w:pPr>
+    <w:rPr>
+      <w:rFonts w:ascii="Calibri" w:hAnsi="Calibri" w:eastAsia="Calibri" w:cs="Calibri"/>
+      <w:sz w:val="18"/>
+      <w:szCs w:val="18"/>
     </w:rPr>
   </w:style>
   <w:style w:styleId="TOC1" w:type="paragraph">
@@ -12238,11 +12518,11 @@
     <w:uiPriority w:val="99"/>
     <w:pPr>
       <w:widowControl/>
-      <w:spacing w:lineRule="auto" w:after="0" w:line="276" w:before="120"/>
+      <w:spacing w:after="0" w:before="120" w:lineRule="auto" w:line="276"/>
       <w:ind w:firstLine="0"/>
     </w:pPr>
     <w:rPr>
-      <w:rFonts w:eastAsia="Calibri" w:hAnsi="Calibri" w:cs="Calibri" w:ascii="Calibri"/>
+      <w:rFonts w:ascii="Calibri" w:hAnsi="Calibri" w:eastAsia="Calibri" w:cs="Calibri"/>
       <w:b/>
       <w:bCs/>
       <w:sz w:val="24"/>
@@ -12250,168 +12530,7 @@
       <w:color w:val="000000"/>
     </w:rPr>
   </w:style>
-  <w:style w:styleId="CoverSubtitle" w:type="paragraph" w:customStyle="1">
-    <w:name w:val="Cover Subtitle"/>
-    <w:basedOn w:val="Normal"/>
-    <w:qFormat/>
-    <w:uiPriority w:val="99"/>
-    <w:pPr>
-      <w:widowControl/>
-      <w:spacing w:lineRule="auto" w:after="160" w:line="240" w:before="0"/>
-      <w:ind w:firstLine="0"/>
-      <w:jc w:val="center"/>
-    </w:pPr>
-    <w:rPr>
-      <w:rFonts w:eastAsia="Calibri" w:hAnsi="Calibri" w:cs="Calibri" w:ascii="Calibri"/>
-      <w:sz w:val="32"/>
-      <w:szCs w:val="32"/>
-      <w:color w:val="444444"/>
-    </w:rPr>
-  </w:style>
-  <w:style w:styleId="TOC3" w:type="paragraph">
-    <w:name w:val="TOC 3"/>
-    <w:basedOn w:val="Normal"/>
-    <w:qFormat/>
-    <w:uiPriority w:val="99"/>
-    <w:pPr>
-      <w:widowControl/>
-      <w:spacing w:lineRule="auto" w:after="0" w:line="276" w:before="0"/>
-      <w:ind w:firstLine="0" w:left="720"/>
-    </w:pPr>
-    <w:rPr>
-      <w:rFonts w:eastAsia="Calibri" w:hAnsi="Calibri" w:cs="Calibri" w:ascii="Calibri"/>
-      <w:sz w:val="24"/>
-      <w:szCs w:val="24"/>
-      <w:color w:val="000000"/>
-    </w:rPr>
-  </w:style>
-  <w:style w:styleId="Reference" w:type="paragraph" w:customStyle="1">
-    <w:name w:val="Reference"/>
-    <w:basedOn w:val="Normal"/>
-    <w:qFormat/>
-    <w:uiPriority w:val="99"/>
-    <w:pPr>
-      <w:widowControl/>
-      <w:spacing w:lineRule="auto" w:after="120" w:line="276" w:before="0"/>
-      <w:ind w:left="720" w:hanging="720"/>
-    </w:pPr>
-    <w:rPr>
-      <w:rFonts w:eastAsia="Calibri" w:hAnsi="Calibri" w:cs="Calibri" w:ascii="Calibri"/>
-      <w:sz w:val="24"/>
-      <w:szCs w:val="24"/>
-    </w:rPr>
-  </w:style>
-  <w:style w:styleId="CoverDocId" w:type="paragraph" w:customStyle="1">
-    <w:name w:val="Cover Document ID"/>
-    <w:basedOn w:val="Normal"/>
-    <w:qFormat/>
-    <w:uiPriority w:val="99"/>
-    <w:pPr>
-      <w:widowControl/>
-      <w:spacing w:lineRule="auto" w:after="80" w:line="240" w:before="0"/>
-      <w:ind w:firstLine="0"/>
-      <w:jc w:val="center"/>
-    </w:pPr>
-    <w:rPr>
-      <w:rFonts w:eastAsia="Calibri" w:hAnsi="Calibri" w:cs="Calibri" w:ascii="Calibri"/>
-      <w:sz w:val="20"/>
-      <w:szCs w:val="20"/>
-      <w:color w:val="888888"/>
-    </w:rPr>
-  </w:style>
-  <w:style w:styleId="Quote" w:type="paragraph">
-    <w:name w:val="Quote"/>
-    <w:basedOn w:val="Normal"/>
-    <w:qFormat/>
-    <w:uiPriority w:val="99"/>
-    <w:pPr>
-      <w:widowControl/>
-      <w:spacing w:lineRule="auto" w:after="160" w:line="276" w:before="200"/>
-      <w:ind w:right="720" w:firstLine="0" w:left="720"/>
-    </w:pPr>
-    <w:rPr>
-      <w:rFonts w:eastAsia="Calibri" w:hAnsi="Calibri" w:cs="Calibri" w:ascii="Calibri"/>
-      <w:i/>
-      <w:iCs/>
-      <w:sz w:val="24"/>
-      <w:szCs w:val="24"/>
-      <w:color w:val="404040"/>
-    </w:rPr>
-  </w:style>
-  <w:style w:styleId="CoverDate" w:type="paragraph" w:customStyle="1">
-    <w:name w:val="Cover Date"/>
-    <w:basedOn w:val="Normal"/>
-    <w:qFormat/>
-    <w:uiPriority w:val="99"/>
-    <w:pPr>
-      <w:widowControl/>
-      <w:spacing w:lineRule="auto" w:after="80" w:line="240" w:before="0"/>
-      <w:ind w:firstLine="0"/>
-      <w:jc w:val="center"/>
-    </w:pPr>
-    <w:rPr>
-      <w:rFonts w:eastAsia="Calibri" w:hAnsi="Calibri" w:cs="Calibri" w:ascii="Calibri"/>
-      <w:i/>
-      <w:iCs/>
-      <w:sz w:val="24"/>
-      <w:szCs w:val="24"/>
-      <w:color w:val="666666"/>
-    </w:rPr>
-  </w:style>
-  <w:style w:styleId="Source" w:type="paragraph" w:customStyle="1">
-    <w:name w:val="Source"/>
-    <w:basedOn w:val="Normal"/>
-    <w:qFormat/>
-    <w:uiPriority w:val="99"/>
-    <w:pPr>
-      <w:widowControl/>
-      <w:spacing w:lineRule="auto" w:after="80" w:line="240" w:before="0"/>
-      <w:ind w:firstLine="0"/>
-    </w:pPr>
-    <w:rPr>
-      <w:rFonts w:eastAsia="Calibri" w:hAnsi="Calibri" w:cs="Calibri" w:ascii="Calibri"/>
-      <w:sz w:val="18"/>
-      <w:szCs w:val="18"/>
-    </w:rPr>
-  </w:style>
-  <w:style w:styleId="CoverTitle" w:type="paragraph" w:customStyle="1">
-    <w:name w:val="Cover Title"/>
-    <w:basedOn w:val="Normal"/>
-    <w:qFormat/>
-    <w:uiPriority w:val="99"/>
-    <w:pPr>
-      <w:widowControl/>
-      <w:spacing w:lineRule="auto" w:after="240" w:line="240" w:before="0"/>
-      <w:ind w:firstLine="0"/>
-      <w:jc w:val="center"/>
-    </w:pPr>
-    <w:rPr>
-      <w:rFonts w:eastAsia="Calibri" w:hAnsi="Calibri" w:cs="Calibri" w:ascii="Calibri"/>
-      <w:b/>
-      <w:bCs/>
-      <w:sz w:val="56"/>
-      <w:szCs w:val="56"/>
-      <w:color w:val="000000"/>
-    </w:rPr>
-  </w:style>
-  <w:style w:styleId="TOC2" w:type="paragraph">
-    <w:name w:val="TOC 2"/>
-    <w:basedOn w:val="Normal"/>
-    <w:qFormat/>
-    <w:uiPriority w:val="99"/>
-    <w:pPr>
-      <w:widowControl/>
-      <w:spacing w:lineRule="auto" w:after="0" w:line="276" w:before="0"/>
-      <w:ind w:firstLine="0" w:left="360"/>
-    </w:pPr>
-    <w:rPr>
-      <w:rFonts w:eastAsia="Calibri" w:hAnsi="Calibri" w:cs="Calibri" w:ascii="Calibri"/>
-      <w:sz w:val="24"/>
-      <w:szCs w:val="24"/>
-      <w:color w:val="000000"/>
-    </w:rPr>
-  </w:style>
-  <w:style w:styleId="Header" w:type="paragraph" w:customStyle="1">
+  <w:style w:styleId="Header" w:customStyle="1" w:type="paragraph">
     <w:name w:val="Header"/>
     <w:basedOn w:val="Normal"/>
     <w:qFormat/>
@@ -12422,42 +12541,12 @@
       <w:ind w:firstLine="0"/>
     </w:pPr>
     <w:rPr>
-      <w:rFonts w:eastAsia="Calibri" w:hAnsi="Calibri" w:cs="Calibri" w:ascii="Calibri"/>
+      <w:rFonts w:ascii="Calibri" w:hAnsi="Calibri" w:eastAsia="Calibri" w:cs="Calibri"/>
       <w:sz w:val="20"/>
       <w:szCs w:val="20"/>
     </w:rPr>
   </w:style>
-  <w:style w:styleId="FigureCenter" w:type="paragraph" w:customStyle="1">
-    <w:name w:val="Figure Center"/>
-    <w:basedOn w:val="Normal"/>
-    <w:qFormat/>
-    <w:uiPriority w:val="99"/>
-    <w:pPr>
-      <w:widowControl/>
-      <w:spacing w:lineRule="auto" w:after="120" w:line="240" w:before="120"/>
-      <w:ind w:firstLine="0"/>
-      <w:jc w:val="center"/>
-    </w:pPr>
-  </w:style>
-  <w:style w:styleId="CoverAuthor" w:type="paragraph" w:customStyle="1">
-    <w:name w:val="Cover Author"/>
-    <w:basedOn w:val="Normal"/>
-    <w:qFormat/>
-    <w:uiPriority w:val="99"/>
-    <w:pPr>
-      <w:widowControl/>
-      <w:spacing w:lineRule="auto" w:after="80" w:line="240" w:before="0"/>
-      <w:ind w:firstLine="0"/>
-      <w:jc w:val="center"/>
-    </w:pPr>
-    <w:rPr>
-      <w:rFonts w:eastAsia="Calibri" w:hAnsi="Calibri" w:cs="Calibri" w:ascii="Calibri"/>
-      <w:sz w:val="24"/>
-      <w:szCs w:val="24"/>
-      <w:color w:val="000000"/>
-    </w:rPr>
-  </w:style>
-  <w:style w:styleId="Footer" w:type="paragraph" w:customStyle="1">
+  <w:style w:styleId="Footer" w:customStyle="1" w:type="paragraph">
     <w:name w:val="Footer"/>
     <w:basedOn w:val="Normal"/>
     <w:qFormat/>
@@ -12468,27 +12557,26 @@
       <w:ind w:firstLine="0"/>
     </w:pPr>
     <w:rPr>
-      <w:rFonts w:eastAsia="Calibri" w:hAnsi="Calibri" w:cs="Calibri" w:ascii="Calibri"/>
+      <w:rFonts w:ascii="Calibri" w:hAnsi="Calibri" w:eastAsia="Calibri" w:cs="Calibri"/>
       <w:sz w:val="20"/>
       <w:szCs w:val="20"/>
     </w:rPr>
   </w:style>
-  <w:style w:styleId="CoverVersion" w:type="paragraph" w:customStyle="1">
-    <w:name w:val="Cover Version"/>
+  <w:style w:styleId="TOC3" w:type="paragraph">
+    <w:name w:val="TOC 3"/>
     <w:basedOn w:val="Normal"/>
     <w:qFormat/>
     <w:uiPriority w:val="99"/>
     <w:pPr>
       <w:widowControl/>
-      <w:spacing w:lineRule="auto" w:after="80" w:line="240" w:before="0"/>
-      <w:ind w:firstLine="0"/>
-      <w:jc w:val="center"/>
+      <w:spacing w:after="0" w:before="0" w:lineRule="auto" w:line="276"/>
+      <w:ind w:firstLine="0" w:left="720"/>
     </w:pPr>
     <w:rPr>
-      <w:rFonts w:eastAsia="Calibri" w:hAnsi="Calibri" w:cs="Calibri" w:ascii="Calibri"/>
-      <w:sz w:val="20"/>
-      <w:szCs w:val="20"/>
-      <w:color w:val="888888"/>
+      <w:rFonts w:ascii="Calibri" w:hAnsi="Calibri" w:eastAsia="Calibri" w:cs="Calibri"/>
+      <w:sz w:val="24"/>
+      <w:szCs w:val="24"/>
+      <w:color w:val="000000"/>
     </w:rPr>
   </w:style>
 </w:styles>

--- a/manual/downloads/docx-customization.docx
+++ b/manual/downloads/docx-customization.docx
@@ -414,7 +414,7 @@
     </w:p>
     <w:p>
       <w:pPr>
-        <w:spacing w:line="20" w:lineRule="exact" w:after="0" w:before="0"/>
+        <w:spacing w:line="20" w:lineRule="exact" w:before="0" w:after="0"/>
         <w:rPr>
           <w:sz w:val="2"/>
         </w:rPr>
@@ -764,7 +764,7 @@
     </w:p>
     <w:p>
       <w:pPr>
-        <w:spacing w:line="20" w:lineRule="exact" w:after="0" w:before="0"/>
+        <w:spacing w:line="20" w:lineRule="exact" w:before="0" w:after="0"/>
         <w:rPr>
           <w:sz w:val="2"/>
         </w:rPr>
@@ -805,12 +805,12 @@
         <w:tblW w:type="auto" w:w="0"/>
         <w:tblLook w:firstRow="1" w:lastRow="0" w:firstColumn="0" w:lastColumn="0" w:noHBand="0" w:noVBand="0" w:val="0020"/>
         <w:tblBorders>
-          <w:top w:val="single" w:sz="6" w:color="000000" w:space="0"/>
-          <w:left w:val="single" w:sz="6" w:color="000000" w:space="0"/>
-          <w:bottom w:val="single" w:sz="6" w:color="000000" w:space="0"/>
-          <w:right w:val="single" w:sz="6" w:color="000000" w:space="0"/>
-          <w:insideH w:val="single" w:sz="6" w:color="000000" w:space="0"/>
-          <w:insideV w:val="single" w:sz="6" w:color="000000" w:space="0"/>
+          <w:top w:sz="6" w:color="000000" w:space="0" w:val="single"/>
+          <w:left w:sz="6" w:color="000000" w:space="0" w:val="single"/>
+          <w:bottom w:sz="6" w:color="000000" w:space="0" w:val="single"/>
+          <w:right w:sz="6" w:color="000000" w:space="0" w:val="single"/>
+          <w:insideH w:sz="6" w:color="000000" w:space="0" w:val="single"/>
+          <w:insideV w:sz="6" w:color="000000" w:space="0" w:val="single"/>
         </w:tblBorders>
         <w:tblCellMar>
           <w:top w:type="dxa" w:w="57"/>
@@ -831,14 +831,14 @@
         </w:trPr>
         <w:tc>
           <w:tcPr>
-            <w:shd w:val="clear" w:fill="E8E8E8" w:color="auto"/>
+            <w:shd w:color="auto" w:fill="E8E8E8" w:val="clear"/>
           </w:tcPr>
           <w:p>
             <w:pPr>
               <w:pStyle w:val="Compact"/>
               <w:jc w:val="left"/>
-              <w:ind w:left="0" w:right="0" w:firstLine="0"/>
-              <w:spacing w:line="240" w:after="40" w:lineRule="auto" w:before="40"/>
+              <w:ind w:right="0" w:left="0" w:firstLine="0"/>
+              <w:spacing w:lineRule="auto" w:line="240" w:before="40" w:after="40"/>
             </w:pPr>
             <w:r>
               <w:rPr>
@@ -850,14 +850,14 @@
         </w:tc>
         <w:tc>
           <w:tcPr>
-            <w:shd w:val="clear" w:fill="E8E8E8" w:color="auto"/>
+            <w:shd w:color="auto" w:fill="E8E8E8" w:val="clear"/>
           </w:tcPr>
           <w:p>
             <w:pPr>
               <w:pStyle w:val="Compact"/>
               <w:jc w:val="left"/>
-              <w:ind w:left="0" w:right="0" w:firstLine="0"/>
-              <w:spacing w:line="240" w:after="40" w:lineRule="auto" w:before="40"/>
+              <w:ind w:right="0" w:left="0" w:firstLine="0"/>
+              <w:spacing w:lineRule="auto" w:line="240" w:before="40" w:after="40"/>
             </w:pPr>
             <w:r>
               <w:rPr>
@@ -869,14 +869,14 @@
         </w:tc>
         <w:tc>
           <w:tcPr>
-            <w:shd w:val="clear" w:fill="E8E8E8" w:color="auto"/>
+            <w:shd w:color="auto" w:fill="E8E8E8" w:val="clear"/>
           </w:tcPr>
           <w:p>
             <w:pPr>
               <w:pStyle w:val="Compact"/>
               <w:jc w:val="left"/>
-              <w:ind w:left="0" w:right="0" w:firstLine="0"/>
-              <w:spacing w:line="240" w:after="40" w:lineRule="auto" w:before="40"/>
+              <w:ind w:right="0" w:left="0" w:firstLine="0"/>
+              <w:spacing w:lineRule="auto" w:line="240" w:before="40" w:after="40"/>
             </w:pPr>
             <w:r>
               <w:rPr>
@@ -888,14 +888,14 @@
         </w:tc>
         <w:tc>
           <w:tcPr>
-            <w:shd w:val="clear" w:fill="E8E8E8" w:color="auto"/>
+            <w:shd w:color="auto" w:fill="E8E8E8" w:val="clear"/>
           </w:tcPr>
           <w:p>
             <w:pPr>
               <w:pStyle w:val="Compact"/>
               <w:jc w:val="left"/>
-              <w:ind w:left="0" w:right="0" w:firstLine="0"/>
-              <w:spacing w:line="240" w:after="40" w:lineRule="auto" w:before="40"/>
+              <w:ind w:right="0" w:left="0" w:firstLine="0"/>
+              <w:spacing w:lineRule="auto" w:line="240" w:before="40" w:after="40"/>
             </w:pPr>
             <w:r>
               <w:rPr>
@@ -913,8 +913,8 @@
             <w:pPr>
               <w:pStyle w:val="Compact"/>
               <w:jc w:val="left"/>
-              <w:ind w:left="0" w:right="0" w:firstLine="0"/>
-              <w:spacing w:line="240" w:after="40" w:lineRule="auto" w:before="40"/>
+              <w:ind w:right="0" w:left="0" w:firstLine="0"/>
+              <w:spacing w:lineRule="auto" w:line="240" w:before="40" w:after="40"/>
             </w:pPr>
             <w:r>
               <w:rPr>
@@ -930,8 +930,8 @@
             <w:pPr>
               <w:pStyle w:val="Compact"/>
               <w:jc w:val="left"/>
-              <w:ind w:left="0" w:right="0" w:firstLine="0"/>
-              <w:spacing w:line="240" w:after="40" w:lineRule="auto" w:before="40"/>
+              <w:ind w:right="0" w:left="0" w:firstLine="0"/>
+              <w:spacing w:lineRule="auto" w:line="240" w:before="40" w:after="40"/>
             </w:pPr>
             <w:r>
               <w:t xml:space="preserve">string</w:t>
@@ -944,8 +944,8 @@
             <w:pPr>
               <w:pStyle w:val="Compact"/>
               <w:jc w:val="left"/>
-              <w:ind w:left="0" w:right="0" w:firstLine="0"/>
-              <w:spacing w:line="240" w:after="40" w:lineRule="auto" w:before="40"/>
+              <w:ind w:right="0" w:left="0" w:firstLine="0"/>
+              <w:spacing w:lineRule="auto" w:line="240" w:before="40" w:after="40"/>
             </w:pPr>
             <w:r>
               <w:t xml:space="preserve">required</w:t>
@@ -958,8 +958,8 @@
             <w:pPr>
               <w:pStyle w:val="Compact"/>
               <w:jc w:val="left"/>
-              <w:ind w:left="0" w:right="0" w:firstLine="0"/>
-              <w:spacing w:line="240" w:after="40" w:lineRule="auto" w:before="40"/>
+              <w:ind w:right="0" w:left="0" w:firstLine="0"/>
+              <w:spacing w:lineRule="auto" w:line="240" w:before="40" w:after="40"/>
             </w:pPr>
             <w:r>
               <w:t xml:space="preserve">Internal style ID (e.g.,</w:t>
@@ -983,8 +983,8 @@
             <w:pPr>
               <w:pStyle w:val="Compact"/>
               <w:jc w:val="left"/>
-              <w:ind w:left="0" w:right="0" w:firstLine="0"/>
-              <w:spacing w:line="240" w:after="40" w:lineRule="auto" w:before="40"/>
+              <w:ind w:right="0" w:left="0" w:firstLine="0"/>
+              <w:spacing w:lineRule="auto" w:line="240" w:before="40" w:after="40"/>
             </w:pPr>
             <w:r>
               <w:rPr>
@@ -1000,8 +1000,8 @@
             <w:pPr>
               <w:pStyle w:val="Compact"/>
               <w:jc w:val="left"/>
-              <w:ind w:left="0" w:right="0" w:firstLine="0"/>
-              <w:spacing w:line="240" w:after="40" w:lineRule="auto" w:before="40"/>
+              <w:ind w:right="0" w:left="0" w:firstLine="0"/>
+              <w:spacing w:lineRule="auto" w:line="240" w:before="40" w:after="40"/>
             </w:pPr>
             <w:r>
               <w:t xml:space="preserve">string</w:t>
@@ -1014,8 +1014,8 @@
             <w:pPr>
               <w:pStyle w:val="Compact"/>
               <w:jc w:val="left"/>
-              <w:ind w:left="0" w:right="0" w:firstLine="0"/>
-              <w:spacing w:line="240" w:after="40" w:lineRule="auto" w:before="40"/>
+              <w:ind w:right="0" w:left="0" w:firstLine="0"/>
+              <w:spacing w:lineRule="auto" w:line="240" w:before="40" w:after="40"/>
             </w:pPr>
             <w:r>
               <w:t xml:space="preserve">required</w:t>
@@ -1028,8 +1028,8 @@
             <w:pPr>
               <w:pStyle w:val="Compact"/>
               <w:jc w:val="left"/>
-              <w:ind w:left="0" w:right="0" w:firstLine="0"/>
-              <w:spacing w:line="240" w:after="40" w:lineRule="auto" w:before="40"/>
+              <w:ind w:right="0" w:left="0" w:firstLine="0"/>
+              <w:spacing w:lineRule="auto" w:line="240" w:before="40" w:after="40"/>
             </w:pPr>
             <w:r>
               <w:t xml:space="preserve">Display name in Word (e.g.,</w:t>
@@ -1053,8 +1053,8 @@
             <w:pPr>
               <w:pStyle w:val="Compact"/>
               <w:jc w:val="left"/>
-              <w:ind w:left="0" w:right="0" w:firstLine="0"/>
-              <w:spacing w:line="240" w:after="40" w:lineRule="auto" w:before="40"/>
+              <w:ind w:right="0" w:left="0" w:firstLine="0"/>
+              <w:spacing w:lineRule="auto" w:line="240" w:before="40" w:after="40"/>
             </w:pPr>
             <w:r>
               <w:rPr>
@@ -1070,8 +1070,8 @@
             <w:pPr>
               <w:pStyle w:val="Compact"/>
               <w:jc w:val="left"/>
-              <w:ind w:left="0" w:right="0" w:firstLine="0"/>
-              <w:spacing w:line="240" w:after="40" w:lineRule="auto" w:before="40"/>
+              <w:ind w:right="0" w:left="0" w:firstLine="0"/>
+              <w:spacing w:lineRule="auto" w:line="240" w:before="40" w:after="40"/>
             </w:pPr>
             <w:r>
               <w:t xml:space="preserve">string</w:t>
@@ -1084,8 +1084,8 @@
             <w:pPr>
               <w:pStyle w:val="Compact"/>
               <w:jc w:val="left"/>
-              <w:ind w:left="0" w:right="0" w:firstLine="0"/>
-              <w:spacing w:line="240" w:after="40" w:lineRule="auto" w:before="40"/>
+              <w:ind w:right="0" w:left="0" w:firstLine="0"/>
+              <w:spacing w:lineRule="auto" w:line="240" w:before="40" w:after="40"/>
             </w:pPr>
             <w:r>
               <w:t xml:space="preserve">nil</w:t>
@@ -1098,8 +1098,8 @@
             <w:pPr>
               <w:pStyle w:val="Compact"/>
               <w:jc w:val="left"/>
-              <w:ind w:left="0" w:right="0" w:firstLine="0"/>
-              <w:spacing w:line="240" w:after="40" w:lineRule="auto" w:before="40"/>
+              <w:ind w:right="0" w:left="0" w:firstLine="0"/>
+              <w:spacing w:lineRule="auto" w:line="240" w:before="40" w:after="40"/>
             </w:pPr>
             <w:r>
               <w:t xml:space="preserve">Parent style ID for inheritance</w:t>
@@ -1114,8 +1114,8 @@
             <w:pPr>
               <w:pStyle w:val="Compact"/>
               <w:jc w:val="left"/>
-              <w:ind w:left="0" w:right="0" w:firstLine="0"/>
-              <w:spacing w:line="240" w:after="40" w:lineRule="auto" w:before="40"/>
+              <w:ind w:right="0" w:left="0" w:firstLine="0"/>
+              <w:spacing w:lineRule="auto" w:line="240" w:before="40" w:after="40"/>
             </w:pPr>
             <w:r>
               <w:rPr>
@@ -1131,8 +1131,8 @@
             <w:pPr>
               <w:pStyle w:val="Compact"/>
               <w:jc w:val="left"/>
-              <w:ind w:left="0" w:right="0" w:firstLine="0"/>
-              <w:spacing w:line="240" w:after="40" w:lineRule="auto" w:before="40"/>
+              <w:ind w:right="0" w:left="0" w:firstLine="0"/>
+              <w:spacing w:lineRule="auto" w:line="240" w:before="40" w:after="40"/>
             </w:pPr>
             <w:r>
               <w:t xml:space="preserve">string</w:t>
@@ -1145,8 +1145,8 @@
             <w:pPr>
               <w:pStyle w:val="Compact"/>
               <w:jc w:val="left"/>
-              <w:ind w:left="0" w:right="0" w:firstLine="0"/>
-              <w:spacing w:line="240" w:after="40" w:lineRule="auto" w:before="40"/>
+              <w:ind w:right="0" w:left="0" w:firstLine="0"/>
+              <w:spacing w:lineRule="auto" w:line="240" w:before="40" w:after="40"/>
             </w:pPr>
             <w:r>
               <w:t xml:space="preserve">nil</w:t>
@@ -1159,8 +1159,8 @@
             <w:pPr>
               <w:pStyle w:val="Compact"/>
               <w:jc w:val="left"/>
-              <w:ind w:left="0" w:right="0" w:firstLine="0"/>
-              <w:spacing w:line="240" w:after="40" w:lineRule="auto" w:before="40"/>
+              <w:ind w:right="0" w:left="0" w:firstLine="0"/>
+              <w:spacing w:lineRule="auto" w:line="240" w:before="40" w:after="40"/>
             </w:pPr>
             <w:r>
               <w:t xml:space="preserve">Style to apply to the next paragraph</w:t>
@@ -1175,8 +1175,8 @@
             <w:pPr>
               <w:pStyle w:val="Compact"/>
               <w:jc w:val="left"/>
-              <w:ind w:left="0" w:right="0" w:firstLine="0"/>
-              <w:spacing w:line="240" w:after="40" w:lineRule="auto" w:before="40"/>
+              <w:ind w:right="0" w:left="0" w:firstLine="0"/>
+              <w:spacing w:lineRule="auto" w:line="240" w:before="40" w:after="40"/>
             </w:pPr>
             <w:r>
               <w:rPr>
@@ -1192,8 +1192,8 @@
             <w:pPr>
               <w:pStyle w:val="Compact"/>
               <w:jc w:val="left"/>
-              <w:ind w:left="0" w:right="0" w:firstLine="0"/>
-              <w:spacing w:line="240" w:after="40" w:lineRule="auto" w:before="40"/>
+              <w:ind w:right="0" w:left="0" w:firstLine="0"/>
+              <w:spacing w:lineRule="auto" w:line="240" w:before="40" w:after="40"/>
             </w:pPr>
             <w:r>
               <w:t xml:space="preserve">string</w:t>
@@ -1206,8 +1206,8 @@
             <w:pPr>
               <w:pStyle w:val="Compact"/>
               <w:jc w:val="left"/>
-              <w:ind w:left="0" w:right="0" w:firstLine="0"/>
-              <w:spacing w:line="240" w:after="40" w:lineRule="auto" w:before="40"/>
+              <w:ind w:right="0" w:left="0" w:firstLine="0"/>
+              <w:spacing w:lineRule="auto" w:line="240" w:before="40" w:after="40"/>
             </w:pPr>
             <w:r>
               <w:t xml:space="preserve">nil</w:t>
@@ -1220,8 +1220,8 @@
             <w:pPr>
               <w:pStyle w:val="Compact"/>
               <w:jc w:val="left"/>
-              <w:ind w:left="0" w:right="0" w:firstLine="0"/>
-              <w:spacing w:line="240" w:after="40" w:lineRule="auto" w:before="40"/>
+              <w:ind w:right="0" w:left="0" w:firstLine="0"/>
+              <w:spacing w:lineRule="auto" w:line="240" w:before="40" w:after="40"/>
             </w:pPr>
             <w:r>
               <w:t xml:space="preserve">Font family name</w:t>
@@ -1236,8 +1236,8 @@
             <w:pPr>
               <w:pStyle w:val="Compact"/>
               <w:jc w:val="left"/>
-              <w:ind w:left="0" w:right="0" w:firstLine="0"/>
-              <w:spacing w:line="240" w:after="40" w:lineRule="auto" w:before="40"/>
+              <w:ind w:right="0" w:left="0" w:firstLine="0"/>
+              <w:spacing w:lineRule="auto" w:line="240" w:before="40" w:after="40"/>
             </w:pPr>
             <w:r>
               <w:rPr>
@@ -1253,8 +1253,8 @@
             <w:pPr>
               <w:pStyle w:val="Compact"/>
               <w:jc w:val="left"/>
-              <w:ind w:left="0" w:right="0" w:firstLine="0"/>
-              <w:spacing w:line="240" w:after="40" w:lineRule="auto" w:before="40"/>
+              <w:ind w:right="0" w:left="0" w:firstLine="0"/>
+              <w:spacing w:lineRule="auto" w:line="240" w:before="40" w:after="40"/>
             </w:pPr>
             <w:r>
               <w:t xml:space="preserve">number</w:t>
@@ -1267,8 +1267,8 @@
             <w:pPr>
               <w:pStyle w:val="Compact"/>
               <w:jc w:val="left"/>
-              <w:ind w:left="0" w:right="0" w:firstLine="0"/>
-              <w:spacing w:line="240" w:after="40" w:lineRule="auto" w:before="40"/>
+              <w:ind w:right="0" w:left="0" w:firstLine="0"/>
+              <w:spacing w:lineRule="auto" w:line="240" w:before="40" w:after="40"/>
             </w:pPr>
             <w:r>
               <w:t xml:space="preserve">nil</w:t>
@@ -1281,8 +1281,8 @@
             <w:pPr>
               <w:pStyle w:val="Compact"/>
               <w:jc w:val="left"/>
-              <w:ind w:left="0" w:right="0" w:firstLine="0"/>
-              <w:spacing w:line="240" w:after="40" w:lineRule="auto" w:before="40"/>
+              <w:ind w:right="0" w:left="0" w:firstLine="0"/>
+              <w:spacing w:lineRule="auto" w:line="240" w:before="40" w:after="40"/>
             </w:pPr>
             <w:r>
               <w:t xml:space="preserve">Font size in points</w:t>
@@ -1297,8 +1297,8 @@
             <w:pPr>
               <w:pStyle w:val="Compact"/>
               <w:jc w:val="left"/>
-              <w:ind w:left="0" w:right="0" w:firstLine="0"/>
-              <w:spacing w:line="240" w:after="40" w:lineRule="auto" w:before="40"/>
+              <w:ind w:right="0" w:left="0" w:firstLine="0"/>
+              <w:spacing w:lineRule="auto" w:line="240" w:before="40" w:after="40"/>
             </w:pPr>
             <w:r>
               <w:rPr>
@@ -1314,8 +1314,8 @@
             <w:pPr>
               <w:pStyle w:val="Compact"/>
               <w:jc w:val="left"/>
-              <w:ind w:left="0" w:right="0" w:firstLine="0"/>
-              <w:spacing w:line="240" w:after="40" w:lineRule="auto" w:before="40"/>
+              <w:ind w:right="0" w:left="0" w:firstLine="0"/>
+              <w:spacing w:lineRule="auto" w:line="240" w:before="40" w:after="40"/>
             </w:pPr>
             <w:r>
               <w:t xml:space="preserve">string</w:t>
@@ -1328,8 +1328,8 @@
             <w:pPr>
               <w:pStyle w:val="Compact"/>
               <w:jc w:val="left"/>
-              <w:ind w:left="0" w:right="0" w:firstLine="0"/>
-              <w:spacing w:line="240" w:after="40" w:lineRule="auto" w:before="40"/>
+              <w:ind w:right="0" w:left="0" w:firstLine="0"/>
+              <w:spacing w:lineRule="auto" w:line="240" w:before="40" w:after="40"/>
             </w:pPr>
             <w:r>
               <w:t xml:space="preserve">nil</w:t>
@@ -1342,8 +1342,8 @@
             <w:pPr>
               <w:pStyle w:val="Compact"/>
               <w:jc w:val="left"/>
-              <w:ind w:left="0" w:right="0" w:firstLine="0"/>
-              <w:spacing w:line="240" w:after="40" w:lineRule="auto" w:before="40"/>
+              <w:ind w:right="0" w:left="0" w:firstLine="0"/>
+              <w:spacing w:lineRule="auto" w:line="240" w:before="40" w:after="40"/>
             </w:pPr>
             <w:r>
               <w:t xml:space="preserve">Hex color without</w:t>
@@ -1382,8 +1382,8 @@
             <w:pPr>
               <w:pStyle w:val="Compact"/>
               <w:jc w:val="left"/>
-              <w:ind w:left="0" w:right="0" w:firstLine="0"/>
-              <w:spacing w:line="240" w:after="40" w:lineRule="auto" w:before="40"/>
+              <w:ind w:right="0" w:left="0" w:firstLine="0"/>
+              <w:spacing w:lineRule="auto" w:line="240" w:before="40" w:after="40"/>
             </w:pPr>
             <w:r>
               <w:rPr>
@@ -1399,8 +1399,8 @@
             <w:pPr>
               <w:pStyle w:val="Compact"/>
               <w:jc w:val="left"/>
-              <w:ind w:left="0" w:right="0" w:firstLine="0"/>
-              <w:spacing w:line="240" w:after="40" w:lineRule="auto" w:before="40"/>
+              <w:ind w:right="0" w:left="0" w:firstLine="0"/>
+              <w:spacing w:lineRule="auto" w:line="240" w:before="40" w:after="40"/>
             </w:pPr>
             <w:r>
               <w:t xml:space="preserve">boolean</w:t>
@@ -1413,8 +1413,8 @@
             <w:pPr>
               <w:pStyle w:val="Compact"/>
               <w:jc w:val="left"/>
-              <w:ind w:left="0" w:right="0" w:firstLine="0"/>
-              <w:spacing w:line="240" w:after="40" w:lineRule="auto" w:before="40"/>
+              <w:ind w:right="0" w:left="0" w:firstLine="0"/>
+              <w:spacing w:lineRule="auto" w:line="240" w:before="40" w:after="40"/>
             </w:pPr>
             <w:r>
               <w:t xml:space="preserve">nil</w:t>
@@ -1427,8 +1427,8 @@
             <w:pPr>
               <w:pStyle w:val="Compact"/>
               <w:jc w:val="left"/>
-              <w:ind w:left="0" w:right="0" w:firstLine="0"/>
-              <w:spacing w:line="240" w:after="40" w:lineRule="auto" w:before="40"/>
+              <w:ind w:right="0" w:left="0" w:firstLine="0"/>
+              <w:spacing w:lineRule="auto" w:line="240" w:before="40" w:after="40"/>
             </w:pPr>
             <w:r>
               <w:t xml:space="preserve">Bold text</w:t>
@@ -1443,8 +1443,8 @@
             <w:pPr>
               <w:pStyle w:val="Compact"/>
               <w:jc w:val="left"/>
-              <w:ind w:left="0" w:right="0" w:firstLine="0"/>
-              <w:spacing w:line="240" w:after="40" w:lineRule="auto" w:before="40"/>
+              <w:ind w:right="0" w:left="0" w:firstLine="0"/>
+              <w:spacing w:lineRule="auto" w:line="240" w:before="40" w:after="40"/>
             </w:pPr>
             <w:r>
               <w:rPr>
@@ -1460,8 +1460,8 @@
             <w:pPr>
               <w:pStyle w:val="Compact"/>
               <w:jc w:val="left"/>
-              <w:ind w:left="0" w:right="0" w:firstLine="0"/>
-              <w:spacing w:line="240" w:after="40" w:lineRule="auto" w:before="40"/>
+              <w:ind w:right="0" w:left="0" w:firstLine="0"/>
+              <w:spacing w:lineRule="auto" w:line="240" w:before="40" w:after="40"/>
             </w:pPr>
             <w:r>
               <w:t xml:space="preserve">boolean</w:t>
@@ -1474,8 +1474,8 @@
             <w:pPr>
               <w:pStyle w:val="Compact"/>
               <w:jc w:val="left"/>
-              <w:ind w:left="0" w:right="0" w:firstLine="0"/>
-              <w:spacing w:line="240" w:after="40" w:lineRule="auto" w:before="40"/>
+              <w:ind w:right="0" w:left="0" w:firstLine="0"/>
+              <w:spacing w:lineRule="auto" w:line="240" w:before="40" w:after="40"/>
             </w:pPr>
             <w:r>
               <w:t xml:space="preserve">nil</w:t>
@@ -1488,8 +1488,8 @@
             <w:pPr>
               <w:pStyle w:val="Compact"/>
               <w:jc w:val="left"/>
-              <w:ind w:left="0" w:right="0" w:firstLine="0"/>
-              <w:spacing w:line="240" w:after="40" w:lineRule="auto" w:before="40"/>
+              <w:ind w:right="0" w:left="0" w:firstLine="0"/>
+              <w:spacing w:lineRule="auto" w:line="240" w:before="40" w:after="40"/>
             </w:pPr>
             <w:r>
               <w:t xml:space="preserve">Italic text</w:t>
@@ -1504,8 +1504,8 @@
             <w:pPr>
               <w:pStyle w:val="Compact"/>
               <w:jc w:val="left"/>
-              <w:ind w:left="0" w:right="0" w:firstLine="0"/>
-              <w:spacing w:line="240" w:after="40" w:lineRule="auto" w:before="40"/>
+              <w:ind w:right="0" w:left="0" w:firstLine="0"/>
+              <w:spacing w:lineRule="auto" w:line="240" w:before="40" w:after="40"/>
             </w:pPr>
             <w:r>
               <w:rPr>
@@ -1521,8 +1521,8 @@
             <w:pPr>
               <w:pStyle w:val="Compact"/>
               <w:jc w:val="left"/>
-              <w:ind w:left="0" w:right="0" w:firstLine="0"/>
-              <w:spacing w:line="240" w:after="40" w:lineRule="auto" w:before="40"/>
+              <w:ind w:right="0" w:left="0" w:firstLine="0"/>
+              <w:spacing w:lineRule="auto" w:line="240" w:before="40" w:after="40"/>
             </w:pPr>
             <w:r>
               <w:t xml:space="preserve">number</w:t>
@@ -1535,8 +1535,8 @@
             <w:pPr>
               <w:pStyle w:val="Compact"/>
               <w:jc w:val="left"/>
-              <w:ind w:left="0" w:right="0" w:firstLine="0"/>
-              <w:spacing w:line="240" w:after="40" w:lineRule="auto" w:before="40"/>
+              <w:ind w:right="0" w:left="0" w:firstLine="0"/>
+              <w:spacing w:lineRule="auto" w:line="240" w:before="40" w:after="40"/>
             </w:pPr>
             <w:r>
               <w:t xml:space="preserve">nil</w:t>
@@ -1549,8 +1549,8 @@
             <w:pPr>
               <w:pStyle w:val="Compact"/>
               <w:jc w:val="left"/>
-              <w:ind w:left="0" w:right="0" w:firstLine="0"/>
-              <w:spacing w:line="240" w:after="40" w:lineRule="auto" w:before="40"/>
+              <w:ind w:right="0" w:left="0" w:firstLine="0"/>
+              <w:spacing w:lineRule="auto" w:line="240" w:before="40" w:after="40"/>
             </w:pPr>
             <w:r>
               <w:t xml:space="preserve">Line spacing multiplier (1.0 = single, 1.15, 2.0, etc.)</w:t>
@@ -1565,8 +1565,8 @@
             <w:pPr>
               <w:pStyle w:val="Compact"/>
               <w:jc w:val="left"/>
-              <w:ind w:left="0" w:right="0" w:firstLine="0"/>
-              <w:spacing w:line="240" w:after="40" w:lineRule="auto" w:before="40"/>
+              <w:ind w:right="0" w:left="0" w:firstLine="0"/>
+              <w:spacing w:lineRule="auto" w:line="240" w:before="40" w:after="40"/>
             </w:pPr>
             <w:r>
               <w:rPr>
@@ -1582,8 +1582,8 @@
             <w:pPr>
               <w:pStyle w:val="Compact"/>
               <w:jc w:val="left"/>
-              <w:ind w:left="0" w:right="0" w:firstLine="0"/>
-              <w:spacing w:line="240" w:after="40" w:lineRule="auto" w:before="40"/>
+              <w:ind w:right="0" w:left="0" w:firstLine="0"/>
+              <w:spacing w:lineRule="auto" w:line="240" w:before="40" w:after="40"/>
             </w:pPr>
             <w:r>
               <w:t xml:space="preserve">number</w:t>
@@ -1596,8 +1596,8 @@
             <w:pPr>
               <w:pStyle w:val="Compact"/>
               <w:jc w:val="left"/>
-              <w:ind w:left="0" w:right="0" w:firstLine="0"/>
-              <w:spacing w:line="240" w:after="40" w:lineRule="auto" w:before="40"/>
+              <w:ind w:right="0" w:left="0" w:firstLine="0"/>
+              <w:spacing w:lineRule="auto" w:line="240" w:before="40" w:after="40"/>
             </w:pPr>
             <w:r>
               <w:t xml:space="preserve">nil</w:t>
@@ -1610,8 +1610,8 @@
             <w:pPr>
               <w:pStyle w:val="Compact"/>
               <w:jc w:val="left"/>
-              <w:ind w:left="0" w:right="0" w:firstLine="0"/>
-              <w:spacing w:line="240" w:after="40" w:lineRule="auto" w:before="40"/>
+              <w:ind w:right="0" w:left="0" w:firstLine="0"/>
+              <w:spacing w:lineRule="auto" w:line="240" w:before="40" w:after="40"/>
             </w:pPr>
             <w:r>
               <w:t xml:space="preserve">Space before paragraph in points</w:t>
@@ -1626,8 +1626,8 @@
             <w:pPr>
               <w:pStyle w:val="Compact"/>
               <w:jc w:val="left"/>
-              <w:ind w:left="0" w:right="0" w:firstLine="0"/>
-              <w:spacing w:line="240" w:after="40" w:lineRule="auto" w:before="40"/>
+              <w:ind w:right="0" w:left="0" w:firstLine="0"/>
+              <w:spacing w:lineRule="auto" w:line="240" w:before="40" w:after="40"/>
             </w:pPr>
             <w:r>
               <w:rPr>
@@ -1643,8 +1643,8 @@
             <w:pPr>
               <w:pStyle w:val="Compact"/>
               <w:jc w:val="left"/>
-              <w:ind w:left="0" w:right="0" w:firstLine="0"/>
-              <w:spacing w:line="240" w:after="40" w:lineRule="auto" w:before="40"/>
+              <w:ind w:right="0" w:left="0" w:firstLine="0"/>
+              <w:spacing w:lineRule="auto" w:line="240" w:before="40" w:after="40"/>
             </w:pPr>
             <w:r>
               <w:t xml:space="preserve">number</w:t>
@@ -1657,8 +1657,8 @@
             <w:pPr>
               <w:pStyle w:val="Compact"/>
               <w:jc w:val="left"/>
-              <w:ind w:left="0" w:right="0" w:firstLine="0"/>
-              <w:spacing w:line="240" w:after="40" w:lineRule="auto" w:before="40"/>
+              <w:ind w:right="0" w:left="0" w:firstLine="0"/>
+              <w:spacing w:lineRule="auto" w:line="240" w:before="40" w:after="40"/>
             </w:pPr>
             <w:r>
               <w:t xml:space="preserve">nil</w:t>
@@ -1671,8 +1671,8 @@
             <w:pPr>
               <w:pStyle w:val="Compact"/>
               <w:jc w:val="left"/>
-              <w:ind w:left="0" w:right="0" w:firstLine="0"/>
-              <w:spacing w:line="240" w:after="40" w:lineRule="auto" w:before="40"/>
+              <w:ind w:right="0" w:left="0" w:firstLine="0"/>
+              <w:spacing w:lineRule="auto" w:line="240" w:before="40" w:after="40"/>
             </w:pPr>
             <w:r>
               <w:t xml:space="preserve">Space after paragraph in points</w:t>
@@ -1687,8 +1687,8 @@
             <w:pPr>
               <w:pStyle w:val="Compact"/>
               <w:jc w:val="left"/>
-              <w:ind w:left="0" w:right="0" w:firstLine="0"/>
-              <w:spacing w:line="240" w:after="40" w:lineRule="auto" w:before="40"/>
+              <w:ind w:right="0" w:left="0" w:firstLine="0"/>
+              <w:spacing w:lineRule="auto" w:line="240" w:before="40" w:after="40"/>
             </w:pPr>
             <w:r>
               <w:rPr>
@@ -1704,8 +1704,8 @@
             <w:pPr>
               <w:pStyle w:val="Compact"/>
               <w:jc w:val="left"/>
-              <w:ind w:left="0" w:right="0" w:firstLine="0"/>
-              <w:spacing w:line="240" w:after="40" w:lineRule="auto" w:before="40"/>
+              <w:ind w:right="0" w:left="0" w:firstLine="0"/>
+              <w:spacing w:lineRule="auto" w:line="240" w:before="40" w:after="40"/>
             </w:pPr>
             <w:r>
               <w:t xml:space="preserve">string</w:t>
@@ -1718,8 +1718,8 @@
             <w:pPr>
               <w:pStyle w:val="Compact"/>
               <w:jc w:val="left"/>
-              <w:ind w:left="0" w:right="0" w:firstLine="0"/>
-              <w:spacing w:line="240" w:after="40" w:lineRule="auto" w:before="40"/>
+              <w:ind w:right="0" w:left="0" w:firstLine="0"/>
+              <w:spacing w:lineRule="auto" w:line="240" w:before="40" w:after="40"/>
             </w:pPr>
             <w:r>
               <w:t xml:space="preserve">nil</w:t>
@@ -1732,8 +1732,8 @@
             <w:pPr>
               <w:pStyle w:val="Compact"/>
               <w:jc w:val="left"/>
-              <w:ind w:left="0" w:right="0" w:firstLine="0"/>
-              <w:spacing w:line="240" w:after="40" w:lineRule="auto" w:before="40"/>
+              <w:ind w:right="0" w:left="0" w:firstLine="0"/>
+              <w:spacing w:lineRule="auto" w:line="240" w:before="40" w:after="40"/>
             </w:pPr>
             <w:r>
               <w:t xml:space="preserve">Text alignment:</w:t>
@@ -1787,8 +1787,8 @@
             <w:pPr>
               <w:pStyle w:val="Compact"/>
               <w:jc w:val="left"/>
-              <w:ind w:left="0" w:right="0" w:firstLine="0"/>
-              <w:spacing w:line="240" w:after="40" w:lineRule="auto" w:before="40"/>
+              <w:ind w:right="0" w:left="0" w:firstLine="0"/>
+              <w:spacing w:lineRule="auto" w:line="240" w:before="40" w:after="40"/>
             </w:pPr>
             <w:r>
               <w:rPr>
@@ -1804,8 +1804,8 @@
             <w:pPr>
               <w:pStyle w:val="Compact"/>
               <w:jc w:val="left"/>
-              <w:ind w:left="0" w:right="0" w:firstLine="0"/>
-              <w:spacing w:line="240" w:after="40" w:lineRule="auto" w:before="40"/>
+              <w:ind w:right="0" w:left="0" w:firstLine="0"/>
+              <w:spacing w:lineRule="auto" w:line="240" w:before="40" w:after="40"/>
             </w:pPr>
             <w:r>
               <w:t xml:space="preserve">string</w:t>
@@ -1818,8 +1818,8 @@
             <w:pPr>
               <w:pStyle w:val="Compact"/>
               <w:jc w:val="left"/>
-              <w:ind w:left="0" w:right="0" w:firstLine="0"/>
-              <w:spacing w:line="240" w:after="40" w:lineRule="auto" w:before="40"/>
+              <w:ind w:right="0" w:left="0" w:firstLine="0"/>
+              <w:spacing w:lineRule="auto" w:line="240" w:before="40" w:after="40"/>
             </w:pPr>
             <w:r>
               <w:t xml:space="preserve">nil</w:t>
@@ -1832,8 +1832,8 @@
             <w:pPr>
               <w:pStyle w:val="Compact"/>
               <w:jc w:val="left"/>
-              <w:ind w:left="0" w:right="0" w:firstLine="0"/>
-              <w:spacing w:line="240" w:after="40" w:lineRule="auto" w:before="40"/>
+              <w:ind w:right="0" w:left="0" w:firstLine="0"/>
+              <w:spacing w:lineRule="auto" w:line="240" w:before="40" w:after="40"/>
             </w:pPr>
             <w:r>
               <w:t xml:space="preserve">Left indent (e.g.,</w:t>
@@ -1866,8 +1866,8 @@
             <w:pPr>
               <w:pStyle w:val="Compact"/>
               <w:jc w:val="left"/>
-              <w:ind w:left="0" w:right="0" w:firstLine="0"/>
-              <w:spacing w:line="240" w:after="40" w:lineRule="auto" w:before="40"/>
+              <w:ind w:right="0" w:left="0" w:firstLine="0"/>
+              <w:spacing w:lineRule="auto" w:line="240" w:before="40" w:after="40"/>
             </w:pPr>
             <w:r>
               <w:rPr>
@@ -1883,8 +1883,8 @@
             <w:pPr>
               <w:pStyle w:val="Compact"/>
               <w:jc w:val="left"/>
-              <w:ind w:left="0" w:right="0" w:firstLine="0"/>
-              <w:spacing w:line="240" w:after="40" w:lineRule="auto" w:before="40"/>
+              <w:ind w:right="0" w:left="0" w:firstLine="0"/>
+              <w:spacing w:lineRule="auto" w:line="240" w:before="40" w:after="40"/>
             </w:pPr>
             <w:r>
               <w:t xml:space="preserve">string</w:t>
@@ -1897,8 +1897,8 @@
             <w:pPr>
               <w:pStyle w:val="Compact"/>
               <w:jc w:val="left"/>
-              <w:ind w:left="0" w:right="0" w:firstLine="0"/>
-              <w:spacing w:line="240" w:after="40" w:lineRule="auto" w:before="40"/>
+              <w:ind w:right="0" w:left="0" w:firstLine="0"/>
+              <w:spacing w:lineRule="auto" w:line="240" w:before="40" w:after="40"/>
             </w:pPr>
             <w:r>
               <w:t xml:space="preserve">nil</w:t>
@@ -1911,8 +1911,8 @@
             <w:pPr>
               <w:pStyle w:val="Compact"/>
               <w:jc w:val="left"/>
-              <w:ind w:left="0" w:right="0" w:firstLine="0"/>
-              <w:spacing w:line="240" w:after="40" w:lineRule="auto" w:before="40"/>
+              <w:ind w:right="0" w:left="0" w:firstLine="0"/>
+              <w:spacing w:lineRule="auto" w:line="240" w:before="40" w:after="40"/>
             </w:pPr>
             <w:r>
               <w:t xml:space="preserve">Right indent</w:t>
@@ -1927,8 +1927,8 @@
             <w:pPr>
               <w:pStyle w:val="Compact"/>
               <w:jc w:val="left"/>
-              <w:ind w:left="0" w:right="0" w:firstLine="0"/>
-              <w:spacing w:line="240" w:after="40" w:lineRule="auto" w:before="40"/>
+              <w:ind w:right="0" w:left="0" w:firstLine="0"/>
+              <w:spacing w:lineRule="auto" w:line="240" w:before="40" w:after="40"/>
             </w:pPr>
             <w:r>
               <w:rPr>
@@ -1944,8 +1944,8 @@
             <w:pPr>
               <w:pStyle w:val="Compact"/>
               <w:jc w:val="left"/>
-              <w:ind w:left="0" w:right="0" w:firstLine="0"/>
-              <w:spacing w:line="240" w:after="40" w:lineRule="auto" w:before="40"/>
+              <w:ind w:right="0" w:left="0" w:firstLine="0"/>
+              <w:spacing w:lineRule="auto" w:line="240" w:before="40" w:after="40"/>
             </w:pPr>
             <w:r>
               <w:t xml:space="preserve">boolean</w:t>
@@ -1958,8 +1958,8 @@
             <w:pPr>
               <w:pStyle w:val="Compact"/>
               <w:jc w:val="left"/>
-              <w:ind w:left="0" w:right="0" w:firstLine="0"/>
-              <w:spacing w:line="240" w:after="40" w:lineRule="auto" w:before="40"/>
+              <w:ind w:right="0" w:left="0" w:firstLine="0"/>
+              <w:spacing w:lineRule="auto" w:line="240" w:before="40" w:after="40"/>
             </w:pPr>
             <w:r>
               <w:t xml:space="preserve">nil</w:t>
@@ -1972,8 +1972,8 @@
             <w:pPr>
               <w:pStyle w:val="Compact"/>
               <w:jc w:val="left"/>
-              <w:ind w:left="0" w:right="0" w:firstLine="0"/>
-              <w:spacing w:line="240" w:after="40" w:lineRule="auto" w:before="40"/>
+              <w:ind w:right="0" w:left="0" w:firstLine="0"/>
+              <w:spacing w:lineRule="auto" w:line="240" w:before="40" w:after="40"/>
             </w:pPr>
             <w:r>
               <w:t xml:space="preserve">Keep with next paragraph (prevent orphaning)</w:t>
@@ -1988,8 +1988,8 @@
             <w:pPr>
               <w:pStyle w:val="Compact"/>
               <w:jc w:val="left"/>
-              <w:ind w:left="0" w:right="0" w:firstLine="0"/>
-              <w:spacing w:line="240" w:after="40" w:lineRule="auto" w:before="40"/>
+              <w:ind w:right="0" w:left="0" w:firstLine="0"/>
+              <w:spacing w:lineRule="auto" w:line="240" w:before="40" w:after="40"/>
             </w:pPr>
             <w:r>
               <w:rPr>
@@ -2005,8 +2005,8 @@
             <w:pPr>
               <w:pStyle w:val="Compact"/>
               <w:jc w:val="left"/>
-              <w:ind w:left="0" w:right="0" w:firstLine="0"/>
-              <w:spacing w:line="240" w:after="40" w:lineRule="auto" w:before="40"/>
+              <w:ind w:right="0" w:left="0" w:firstLine="0"/>
+              <w:spacing w:lineRule="auto" w:line="240" w:before="40" w:after="40"/>
             </w:pPr>
             <w:r>
               <w:t xml:space="preserve">integer</w:t>
@@ -2019,8 +2019,8 @@
             <w:pPr>
               <w:pStyle w:val="Compact"/>
               <w:jc w:val="left"/>
-              <w:ind w:left="0" w:right="0" w:firstLine="0"/>
-              <w:spacing w:line="240" w:after="40" w:lineRule="auto" w:before="40"/>
+              <w:ind w:right="0" w:left="0" w:firstLine="0"/>
+              <w:spacing w:lineRule="auto" w:line="240" w:before="40" w:after="40"/>
             </w:pPr>
             <w:r>
               <w:t xml:space="preserve">nil</w:t>
@@ -2033,8 +2033,8 @@
             <w:pPr>
               <w:pStyle w:val="Compact"/>
               <w:jc w:val="left"/>
-              <w:ind w:left="0" w:right="0" w:firstLine="0"/>
-              <w:spacing w:line="240" w:after="40" w:lineRule="auto" w:before="40"/>
+              <w:ind w:right="0" w:left="0" w:firstLine="0"/>
+              <w:spacing w:lineRule="auto" w:line="240" w:before="40" w:after="40"/>
             </w:pPr>
             <w:r>
               <w:t xml:space="preserve">Outline level for TOC (0 = Heading 1, 1 = Heading 2, etc.)</w:t>
@@ -2059,7 +2059,7 @@
     </w:p>
     <w:p>
       <w:pPr>
-        <w:spacing w:line="20" w:lineRule="exact" w:after="0" w:before="0"/>
+        <w:spacing w:line="20" w:lineRule="exact" w:before="0" w:after="0"/>
         <w:rPr>
           <w:sz w:val="2"/>
         </w:rPr>
@@ -2346,7 +2346,7 @@
     </w:p>
     <w:p>
       <w:pPr>
-        <w:spacing w:line="20" w:lineRule="exact" w:after="0" w:before="0"/>
+        <w:spacing w:line="20" w:lineRule="exact" w:before="0" w:after="0"/>
         <w:rPr>
           <w:sz w:val="2"/>
         </w:rPr>
@@ -2588,7 +2588,7 @@
     </w:p>
     <w:p>
       <w:pPr>
-        <w:spacing w:line="20" w:lineRule="exact" w:after="0" w:before="0"/>
+        <w:spacing w:line="20" w:lineRule="exact" w:before="0" w:after="0"/>
         <w:rPr>
           <w:sz w:val="2"/>
         </w:rPr>
@@ -2844,7 +2844,7 @@
     </w:p>
     <w:p>
       <w:pPr>
-        <w:spacing w:line="20" w:lineRule="exact" w:after="0" w:before="0"/>
+        <w:spacing w:line="20" w:lineRule="exact" w:before="0" w:after="0"/>
         <w:rPr>
           <w:sz w:val="2"/>
         </w:rPr>
@@ -3375,7 +3375,7 @@
     </w:p>
     <w:p>
       <w:pPr>
-        <w:spacing w:line="20" w:lineRule="exact" w:after="0" w:before="0"/>
+        <w:spacing w:line="20" w:lineRule="exact" w:before="0" w:after="0"/>
         <w:rPr>
           <w:sz w:val="2"/>
         </w:rPr>
@@ -3416,12 +3416,12 @@
         <w:tblW w:type="auto" w:w="0"/>
         <w:tblLook w:firstRow="1" w:lastRow="0" w:firstColumn="0" w:lastColumn="0" w:noHBand="0" w:noVBand="0" w:val="0020"/>
         <w:tblBorders>
-          <w:top w:val="single" w:sz="6" w:color="000000" w:space="0"/>
-          <w:left w:val="single" w:sz="6" w:color="000000" w:space="0"/>
-          <w:bottom w:val="single" w:sz="6" w:color="000000" w:space="0"/>
-          <w:right w:val="single" w:sz="6" w:color="000000" w:space="0"/>
-          <w:insideH w:val="single" w:sz="6" w:color="000000" w:space="0"/>
-          <w:insideV w:val="single" w:sz="6" w:color="000000" w:space="0"/>
+          <w:top w:sz="6" w:color="000000" w:space="0" w:val="single"/>
+          <w:left w:sz="6" w:color="000000" w:space="0" w:val="single"/>
+          <w:bottom w:sz="6" w:color="000000" w:space="0" w:val="single"/>
+          <w:right w:sz="6" w:color="000000" w:space="0" w:val="single"/>
+          <w:insideH w:sz="6" w:color="000000" w:space="0" w:val="single"/>
+          <w:insideV w:sz="6" w:color="000000" w:space="0" w:val="single"/>
         </w:tblBorders>
         <w:tblCellMar>
           <w:top w:type="dxa" w:w="57"/>
@@ -3441,14 +3441,14 @@
         </w:trPr>
         <w:tc>
           <w:tcPr>
-            <w:shd w:val="clear" w:fill="E8E8E8" w:color="auto"/>
+            <w:shd w:color="auto" w:fill="E8E8E8" w:val="clear"/>
           </w:tcPr>
           <w:p>
             <w:pPr>
               <w:pStyle w:val="Compact"/>
               <w:jc w:val="left"/>
-              <w:ind w:left="0" w:right="0" w:firstLine="0"/>
-              <w:spacing w:line="240" w:after="40" w:lineRule="auto" w:before="40"/>
+              <w:ind w:right="0" w:left="0" w:firstLine="0"/>
+              <w:spacing w:lineRule="auto" w:line="240" w:before="40" w:after="40"/>
             </w:pPr>
             <w:r>
               <w:rPr>
@@ -3460,14 +3460,14 @@
         </w:tc>
         <w:tc>
           <w:tcPr>
-            <w:shd w:val="clear" w:fill="E8E8E8" w:color="auto"/>
+            <w:shd w:color="auto" w:fill="E8E8E8" w:val="clear"/>
           </w:tcPr>
           <w:p>
             <w:pPr>
               <w:pStyle w:val="Compact"/>
               <w:jc w:val="left"/>
-              <w:ind w:left="0" w:right="0" w:firstLine="0"/>
-              <w:spacing w:line="240" w:after="40" w:lineRule="auto" w:before="40"/>
+              <w:ind w:right="0" w:left="0" w:firstLine="0"/>
+              <w:spacing w:lineRule="auto" w:line="240" w:before="40" w:after="40"/>
             </w:pPr>
             <w:r>
               <w:rPr>
@@ -3479,14 +3479,14 @@
         </w:tc>
         <w:tc>
           <w:tcPr>
-            <w:shd w:val="clear" w:fill="E8E8E8" w:color="auto"/>
+            <w:shd w:color="auto" w:fill="E8E8E8" w:val="clear"/>
           </w:tcPr>
           <w:p>
             <w:pPr>
               <w:pStyle w:val="Compact"/>
               <w:jc w:val="left"/>
-              <w:ind w:left="0" w:right="0" w:firstLine="0"/>
-              <w:spacing w:line="240" w:after="40" w:lineRule="auto" w:before="40"/>
+              <w:ind w:right="0" w:left="0" w:firstLine="0"/>
+              <w:spacing w:lineRule="auto" w:line="240" w:before="40" w:after="40"/>
             </w:pPr>
             <w:r>
               <w:rPr>
@@ -3504,8 +3504,8 @@
             <w:pPr>
               <w:pStyle w:val="Compact"/>
               <w:jc w:val="left"/>
-              <w:ind w:left="0" w:right="0" w:firstLine="0"/>
-              <w:spacing w:line="240" w:after="40" w:lineRule="auto" w:before="40"/>
+              <w:ind w:right="0" w:left="0" w:firstLine="0"/>
+              <w:spacing w:lineRule="auto" w:line="240" w:before="40" w:after="40"/>
             </w:pPr>
             <w:r>
               <w:rPr>
@@ -3521,8 +3521,8 @@
             <w:pPr>
               <w:pStyle w:val="Compact"/>
               <w:jc w:val="left"/>
-              <w:ind w:left="0" w:right="0" w:firstLine="0"/>
-              <w:spacing w:line="240" w:after="40" w:lineRule="auto" w:before="40"/>
+              <w:ind w:right="0" w:left="0" w:firstLine="0"/>
+              <w:spacing w:lineRule="auto" w:line="240" w:before="40" w:after="40"/>
             </w:pPr>
             <w:r>
               <w:rPr>
@@ -3544,8 +3544,8 @@
             <w:pPr>
               <w:pStyle w:val="Compact"/>
               <w:jc w:val="left"/>
-              <w:ind w:left="0" w:right="0" w:firstLine="0"/>
-              <w:spacing w:line="240" w:after="40" w:lineRule="auto" w:before="40"/>
+              <w:ind w:right="0" w:left="0" w:firstLine="0"/>
+              <w:spacing w:lineRule="auto" w:line="240" w:before="40" w:after="40"/>
             </w:pPr>
             <w:r>
               <w:t xml:space="preserve">Modify main document body</w:t>
@@ -3560,8 +3560,8 @@
             <w:pPr>
               <w:pStyle w:val="Compact"/>
               <w:jc w:val="left"/>
-              <w:ind w:left="0" w:right="0" w:firstLine="0"/>
-              <w:spacing w:line="240" w:after="40" w:lineRule="auto" w:before="40"/>
+              <w:ind w:right="0" w:left="0" w:firstLine="0"/>
+              <w:spacing w:lineRule="auto" w:line="240" w:before="40" w:after="40"/>
             </w:pPr>
             <w:r>
               <w:rPr>
@@ -3577,8 +3577,8 @@
             <w:pPr>
               <w:pStyle w:val="Compact"/>
               <w:jc w:val="left"/>
-              <w:ind w:left="0" w:right="0" w:firstLine="0"/>
-              <w:spacing w:line="240" w:after="40" w:lineRule="auto" w:before="40"/>
+              <w:ind w:right="0" w:left="0" w:firstLine="0"/>
+              <w:spacing w:lineRule="auto" w:line="240" w:before="40" w:after="40"/>
             </w:pPr>
             <w:r>
               <w:rPr>
@@ -3600,8 +3600,8 @@
             <w:pPr>
               <w:pStyle w:val="Compact"/>
               <w:jc w:val="left"/>
-              <w:ind w:left="0" w:right="0" w:firstLine="0"/>
-              <w:spacing w:line="240" w:after="40" w:lineRule="auto" w:before="40"/>
+              <w:ind w:right="0" w:left="0" w:firstLine="0"/>
+              <w:spacing w:lineRule="auto" w:line="240" w:before="40" w:after="40"/>
             </w:pPr>
             <w:r>
               <w:t xml:space="preserve">Modify or inject style definitions</w:t>
@@ -3616,8 +3616,8 @@
             <w:pPr>
               <w:pStyle w:val="Compact"/>
               <w:jc w:val="left"/>
-              <w:ind w:left="0" w:right="0" w:firstLine="0"/>
-              <w:spacing w:line="240" w:after="40" w:lineRule="auto" w:before="40"/>
+              <w:ind w:right="0" w:left="0" w:firstLine="0"/>
+              <w:spacing w:lineRule="auto" w:line="240" w:before="40" w:after="40"/>
             </w:pPr>
             <w:r>
               <w:rPr>
@@ -3633,8 +3633,8 @@
             <w:pPr>
               <w:pStyle w:val="Compact"/>
               <w:jc w:val="left"/>
-              <w:ind w:left="0" w:right="0" w:firstLine="0"/>
-              <w:spacing w:line="240" w:after="40" w:lineRule="auto" w:before="40"/>
+              <w:ind w:right="0" w:left="0" w:firstLine="0"/>
+              <w:spacing w:lineRule="auto" w:line="240" w:before="40" w:after="40"/>
             </w:pPr>
             <w:r>
               <w:rPr>
@@ -3656,8 +3656,8 @@
             <w:pPr>
               <w:pStyle w:val="Compact"/>
               <w:jc w:val="left"/>
-              <w:ind w:left="0" w:right="0" w:firstLine="0"/>
-              <w:spacing w:line="240" w:after="40" w:lineRule="auto" w:before="40"/>
+              <w:ind w:right="0" w:left="0" w:firstLine="0"/>
+              <w:spacing w:lineRule="auto" w:line="240" w:before="40" w:after="40"/>
             </w:pPr>
             <w:r>
               <w:t xml:space="preserve">Modify list numbering definitions</w:t>
@@ -3672,8 +3672,8 @@
             <w:pPr>
               <w:pStyle w:val="Compact"/>
               <w:jc w:val="left"/>
-              <w:ind w:left="0" w:right="0" w:firstLine="0"/>
-              <w:spacing w:line="240" w:after="40" w:lineRule="auto" w:before="40"/>
+              <w:ind w:right="0" w:left="0" w:firstLine="0"/>
+              <w:spacing w:lineRule="auto" w:line="240" w:before="40" w:after="40"/>
             </w:pPr>
             <w:r>
               <w:rPr>
@@ -3689,8 +3689,8 @@
             <w:pPr>
               <w:pStyle w:val="Compact"/>
               <w:jc w:val="left"/>
-              <w:ind w:left="0" w:right="0" w:firstLine="0"/>
-              <w:spacing w:line="240" w:after="40" w:lineRule="auto" w:before="40"/>
+              <w:ind w:right="0" w:left="0" w:firstLine="0"/>
+              <w:spacing w:lineRule="auto" w:line="240" w:before="40" w:after="40"/>
             </w:pPr>
             <w:r>
               <w:rPr>
@@ -3712,8 +3712,8 @@
             <w:pPr>
               <w:pStyle w:val="Compact"/>
               <w:jc w:val="left"/>
-              <w:ind w:left="0" w:right="0" w:firstLine="0"/>
-              <w:spacing w:line="240" w:after="40" w:lineRule="auto" w:before="40"/>
+              <w:ind w:right="0" w:left="0" w:firstLine="0"/>
+              <w:spacing w:lineRule="auto" w:line="240" w:before="40" w:after="40"/>
             </w:pPr>
             <w:r>
               <w:t xml:space="preserve">Add content type declarations</w:t>
@@ -3728,8 +3728,8 @@
             <w:pPr>
               <w:pStyle w:val="Compact"/>
               <w:jc w:val="left"/>
-              <w:ind w:left="0" w:right="0" w:firstLine="0"/>
-              <w:spacing w:line="240" w:after="40" w:lineRule="auto" w:before="40"/>
+              <w:ind w:right="0" w:left="0" w:firstLine="0"/>
+              <w:spacing w:lineRule="auto" w:line="240" w:before="40" w:after="40"/>
             </w:pPr>
             <w:r>
               <w:rPr>
@@ -3745,8 +3745,8 @@
             <w:pPr>
               <w:pStyle w:val="Compact"/>
               <w:jc w:val="left"/>
-              <w:ind w:left="0" w:right="0" w:firstLine="0"/>
-              <w:spacing w:line="240" w:after="40" w:lineRule="auto" w:before="40"/>
+              <w:ind w:right="0" w:left="0" w:firstLine="0"/>
+              <w:spacing w:lineRule="auto" w:line="240" w:before="40" w:after="40"/>
             </w:pPr>
             <w:r>
               <w:rPr>
@@ -3768,8 +3768,8 @@
             <w:pPr>
               <w:pStyle w:val="Compact"/>
               <w:jc w:val="left"/>
-              <w:ind w:left="0" w:right="0" w:firstLine="0"/>
-              <w:spacing w:line="240" w:after="40" w:lineRule="auto" w:before="40"/>
+              <w:ind w:right="0" w:left="0" w:firstLine="0"/>
+              <w:spacing w:lineRule="auto" w:line="240" w:before="40" w:after="40"/>
             </w:pPr>
             <w:r>
               <w:t xml:space="preserve">Modify document settings</w:t>
@@ -3784,8 +3784,8 @@
             <w:pPr>
               <w:pStyle w:val="Compact"/>
               <w:jc w:val="left"/>
-              <w:ind w:left="0" w:right="0" w:firstLine="0"/>
-              <w:spacing w:line="240" w:after="40" w:lineRule="auto" w:before="40"/>
+              <w:ind w:right="0" w:left="0" w:firstLine="0"/>
+              <w:spacing w:lineRule="auto" w:line="240" w:before="40" w:after="40"/>
             </w:pPr>
             <w:r>
               <w:rPr>
@@ -3801,8 +3801,8 @@
             <w:pPr>
               <w:pStyle w:val="Compact"/>
               <w:jc w:val="left"/>
-              <w:ind w:left="0" w:right="0" w:firstLine="0"/>
-              <w:spacing w:line="240" w:after="40" w:lineRule="auto" w:before="40"/>
+              <w:ind w:right="0" w:left="0" w:firstLine="0"/>
+              <w:spacing w:lineRule="auto" w:line="240" w:before="40" w:after="40"/>
             </w:pPr>
             <w:r>
               <w:rPr>
@@ -3824,8 +3824,8 @@
             <w:pPr>
               <w:pStyle w:val="Compact"/>
               <w:jc w:val="left"/>
-              <w:ind w:left="0" w:right="0" w:firstLine="0"/>
-              <w:spacing w:line="240" w:after="40" w:lineRule="auto" w:before="40"/>
+              <w:ind w:right="0" w:left="0" w:firstLine="0"/>
+              <w:spacing w:lineRule="auto" w:line="240" w:before="40" w:after="40"/>
             </w:pPr>
             <w:r>
               <w:t xml:space="preserve">Add/modify relationship entries</w:t>
@@ -3840,8 +3840,8 @@
             <w:pPr>
               <w:pStyle w:val="Compact"/>
               <w:jc w:val="left"/>
-              <w:ind w:left="0" w:right="0" w:firstLine="0"/>
-              <w:spacing w:line="240" w:after="40" w:lineRule="auto" w:before="40"/>
+              <w:ind w:right="0" w:left="0" w:firstLine="0"/>
+              <w:spacing w:lineRule="auto" w:line="240" w:before="40" w:after="40"/>
             </w:pPr>
             <w:r>
               <w:rPr>
@@ -3857,8 +3857,8 @@
             <w:pPr>
               <w:pStyle w:val="Compact"/>
               <w:jc w:val="left"/>
-              <w:ind w:left="0" w:right="0" w:firstLine="0"/>
-              <w:spacing w:line="240" w:after="40" w:lineRule="auto" w:before="40"/>
+              <w:ind w:right="0" w:left="0" w:firstLine="0"/>
+              <w:spacing w:lineRule="auto" w:line="240" w:before="40" w:after="40"/>
             </w:pPr>
             <w:r>
               <w:t xml:space="preserve">Temp directory path</w:t>
@@ -3871,8 +3871,8 @@
             <w:pPr>
               <w:pStyle w:val="Compact"/>
               <w:jc w:val="left"/>
-              <w:ind w:left="0" w:right="0" w:firstLine="0"/>
-              <w:spacing w:line="240" w:after="40" w:lineRule="auto" w:before="40"/>
+              <w:ind w:right="0" w:left="0" w:firstLine="0"/>
+              <w:spacing w:lineRule="auto" w:line="240" w:before="40" w:after="40"/>
             </w:pPr>
             <w:r>
               <w:t xml:space="preserve">Create new parts (headers, footers)</w:t>
@@ -3925,7 +3925,7 @@
     </w:p>
     <w:p>
       <w:pPr>
-        <w:spacing w:line="20" w:lineRule="exact" w:after="0" w:before="0"/>
+        <w:spacing w:line="20" w:lineRule="exact" w:before="0" w:after="0"/>
         <w:rPr>
           <w:sz w:val="2"/>
         </w:rPr>
@@ -4285,7 +4285,7 @@
     </w:p>
     <w:p>
       <w:pPr>
-        <w:spacing w:line="20" w:lineRule="exact" w:after="0" w:before="0"/>
+        <w:spacing w:line="20" w:lineRule="exact" w:before="0" w:after="0"/>
         <w:rPr>
           <w:sz w:val="2"/>
         </w:rPr>
@@ -4326,12 +4326,12 @@
         <w:tblW w:type="auto" w:w="0"/>
         <w:tblLook w:firstRow="1" w:lastRow="0" w:firstColumn="0" w:lastColumn="0" w:noHBand="0" w:noVBand="0" w:val="0020"/>
         <w:tblBorders>
-          <w:top w:val="single" w:sz="6" w:color="000000" w:space="0"/>
-          <w:left w:val="single" w:sz="6" w:color="000000" w:space="0"/>
-          <w:bottom w:val="single" w:sz="6" w:color="000000" w:space="0"/>
-          <w:right w:val="single" w:sz="6" w:color="000000" w:space="0"/>
-          <w:insideH w:val="single" w:sz="6" w:color="000000" w:space="0"/>
-          <w:insideV w:val="single" w:sz="6" w:color="000000" w:space="0"/>
+          <w:top w:sz="6" w:color="000000" w:space="0" w:val="single"/>
+          <w:left w:sz="6" w:color="000000" w:space="0" w:val="single"/>
+          <w:bottom w:sz="6" w:color="000000" w:space="0" w:val="single"/>
+          <w:right w:sz="6" w:color="000000" w:space="0" w:val="single"/>
+          <w:insideH w:sz="6" w:color="000000" w:space="0" w:val="single"/>
+          <w:insideV w:sz="6" w:color="000000" w:space="0" w:val="single"/>
         </w:tblBorders>
         <w:tblCellMar>
           <w:top w:type="dxa" w:w="57"/>
@@ -4350,14 +4350,14 @@
         </w:trPr>
         <w:tc>
           <w:tcPr>
-            <w:shd w:val="clear" w:fill="E8E8E8" w:color="auto"/>
+            <w:shd w:color="auto" w:fill="E8E8E8" w:val="clear"/>
           </w:tcPr>
           <w:p>
             <w:pPr>
               <w:pStyle w:val="Compact"/>
               <w:jc w:val="left"/>
-              <w:ind w:left="0" w:right="0" w:firstLine="0"/>
-              <w:spacing w:line="240" w:after="40" w:lineRule="auto" w:before="40"/>
+              <w:ind w:right="0" w:left="0" w:firstLine="0"/>
+              <w:spacing w:lineRule="auto" w:line="240" w:before="40" w:after="40"/>
             </w:pPr>
             <w:r>
               <w:rPr>
@@ -4369,14 +4369,14 @@
         </w:tc>
         <w:tc>
           <w:tcPr>
-            <w:shd w:val="clear" w:fill="E8E8E8" w:color="auto"/>
+            <w:shd w:color="auto" w:fill="E8E8E8" w:val="clear"/>
           </w:tcPr>
           <w:p>
             <w:pPr>
               <w:pStyle w:val="Compact"/>
               <w:jc w:val="left"/>
-              <w:ind w:left="0" w:right="0" w:firstLine="0"/>
-              <w:spacing w:line="240" w:after="40" w:lineRule="auto" w:before="40"/>
+              <w:ind w:right="0" w:left="0" w:firstLine="0"/>
+              <w:spacing w:lineRule="auto" w:line="240" w:before="40" w:after="40"/>
             </w:pPr>
             <w:r>
               <w:rPr>
@@ -4394,8 +4394,8 @@
             <w:pPr>
               <w:pStyle w:val="Compact"/>
               <w:jc w:val="left"/>
-              <w:ind w:left="0" w:right="0" w:firstLine="0"/>
-              <w:spacing w:line="240" w:after="40" w:lineRule="auto" w:before="40"/>
+              <w:ind w:right="0" w:left="0" w:firstLine="0"/>
+              <w:spacing w:lineRule="auto" w:line="240" w:before="40" w:after="40"/>
             </w:pPr>
             <w:r>
               <w:rPr>
@@ -4411,8 +4411,8 @@
             <w:pPr>
               <w:pStyle w:val="Compact"/>
               <w:jc w:val="left"/>
-              <w:ind w:left="0" w:right="0" w:firstLine="0"/>
-              <w:spacing w:line="240" w:after="40" w:lineRule="auto" w:before="40"/>
+              <w:ind w:right="0" w:left="0" w:firstLine="0"/>
+              <w:spacing w:lineRule="auto" w:line="240" w:before="40" w:after="40"/>
             </w:pPr>
             <w:r>
               <w:t xml:space="preserve">OOXML page break</w:t>
@@ -4427,8 +4427,8 @@
             <w:pPr>
               <w:pStyle w:val="Compact"/>
               <w:jc w:val="left"/>
-              <w:ind w:left="0" w:right="0" w:firstLine="0"/>
-              <w:spacing w:line="240" w:after="40" w:lineRule="auto" w:before="40"/>
+              <w:ind w:right="0" w:left="0" w:firstLine="0"/>
+              <w:spacing w:lineRule="auto" w:line="240" w:before="40" w:after="40"/>
             </w:pPr>
             <w:r>
               <w:rPr>
@@ -4444,8 +4444,8 @@
             <w:pPr>
               <w:pStyle w:val="Compact"/>
               <w:jc w:val="left"/>
-              <w:ind w:left="0" w:right="0" w:firstLine="0"/>
-              <w:spacing w:line="240" w:after="40" w:lineRule="auto" w:before="40"/>
+              <w:ind w:right="0" w:left="0" w:firstLine="0"/>
+              <w:spacing w:lineRule="auto" w:line="240" w:before="40" w:after="40"/>
             </w:pPr>
             <w:r>
               <w:t xml:space="preserve">OOXML spacing (in twips)</w:t>
@@ -4460,8 +4460,8 @@
             <w:pPr>
               <w:pStyle w:val="Compact"/>
               <w:jc w:val="left"/>
-              <w:ind w:left="0" w:right="0" w:firstLine="0"/>
-              <w:spacing w:line="240" w:after="40" w:lineRule="auto" w:before="40"/>
+              <w:ind w:right="0" w:left="0" w:firstLine="0"/>
+              <w:spacing w:lineRule="auto" w:line="240" w:before="40" w:after="40"/>
             </w:pPr>
             <w:r>
               <w:rPr>
@@ -4477,8 +4477,8 @@
             <w:pPr>
               <w:pStyle w:val="Compact"/>
               <w:jc w:val="left"/>
-              <w:ind w:left="0" w:right="0" w:firstLine="0"/>
-              <w:spacing w:line="240" w:after="40" w:lineRule="auto" w:before="40"/>
+              <w:ind w:right="0" w:left="0" w:firstLine="0"/>
+              <w:spacing w:lineRule="auto" w:line="240" w:before="40" w:after="40"/>
             </w:pPr>
             <w:r>
               <w:t xml:space="preserve">OOXML bookmark start</w:t>
@@ -4493,8 +4493,8 @@
             <w:pPr>
               <w:pStyle w:val="Compact"/>
               <w:jc w:val="left"/>
-              <w:ind w:left="0" w:right="0" w:firstLine="0"/>
-              <w:spacing w:line="240" w:after="40" w:lineRule="auto" w:before="40"/>
+              <w:ind w:right="0" w:left="0" w:firstLine="0"/>
+              <w:spacing w:lineRule="auto" w:line="240" w:before="40" w:after="40"/>
             </w:pPr>
             <w:r>
               <w:rPr>
@@ -4516,8 +4516,8 @@
             <w:pPr>
               <w:pStyle w:val="Compact"/>
               <w:jc w:val="left"/>
-              <w:ind w:left="0" w:right="0" w:firstLine="0"/>
-              <w:spacing w:line="240" w:after="40" w:lineRule="auto" w:before="40"/>
+              <w:ind w:right="0" w:left="0" w:firstLine="0"/>
+              <w:spacing w:lineRule="auto" w:line="240" w:before="40" w:after="40"/>
             </w:pPr>
             <w:r>
               <w:t xml:space="preserve">OOXML math element (native</w:t>
@@ -4547,8 +4547,8 @@
             <w:pPr>
               <w:pStyle w:val="Compact"/>
               <w:jc w:val="left"/>
-              <w:ind w:left="0" w:right="0" w:firstLine="0"/>
-              <w:spacing w:line="240" w:after="40" w:lineRule="auto" w:before="40"/>
+              <w:ind w:right="0" w:left="0" w:firstLine="0"/>
+              <w:spacing w:lineRule="auto" w:line="240" w:before="40" w:after="40"/>
             </w:pPr>
             <w:r>
               <w:rPr>
@@ -4564,8 +4564,8 @@
             <w:pPr>
               <w:pStyle w:val="Compact"/>
               <w:jc w:val="left"/>
-              <w:ind w:left="0" w:right="0" w:firstLine="0"/>
-              <w:spacing w:line="240" w:after="40" w:lineRule="auto" w:before="40"/>
+              <w:ind w:right="0" w:left="0" w:firstLine="0"/>
+              <w:spacing w:lineRule="auto" w:line="240" w:before="40" w:after="40"/>
             </w:pPr>
             <w:r>
               <w:t xml:space="preserve">OOXML caption with SEQ field</w:t>
@@ -4580,8 +4580,8 @@
             <w:pPr>
               <w:pStyle w:val="Compact"/>
               <w:jc w:val="left"/>
-              <w:ind w:left="0" w:right="0" w:firstLine="0"/>
-              <w:spacing w:line="240" w:after="40" w:lineRule="auto" w:before="40"/>
+              <w:ind w:right="0" w:left="0" w:firstLine="0"/>
+              <w:spacing w:lineRule="auto" w:line="240" w:before="40" w:after="40"/>
             </w:pPr>
             <w:r>
               <w:rPr>
@@ -4597,8 +4597,8 @@
             <w:pPr>
               <w:pStyle w:val="Compact"/>
               <w:jc w:val="left"/>
-              <w:ind w:left="0" w:right="0" w:firstLine="0"/>
-              <w:spacing w:line="240" w:after="40" w:lineRule="auto" w:before="40"/>
+              <w:ind w:right="0" w:left="0" w:firstLine="0"/>
+              <w:spacing w:lineRule="auto" w:line="240" w:before="40" w:after="40"/>
             </w:pPr>
             <w:r>
               <w:t xml:space="preserve">OOXML numbered equation with tab layout</w:t>
@@ -4613,8 +4613,8 @@
             <w:pPr>
               <w:pStyle w:val="Compact"/>
               <w:jc w:val="left"/>
-              <w:ind w:left="0" w:right="0" w:firstLine="0"/>
-              <w:spacing w:line="240" w:after="40" w:lineRule="auto" w:before="40"/>
+              <w:ind w:right="0" w:left="0" w:firstLine="0"/>
+              <w:spacing w:lineRule="auto" w:line="240" w:before="40" w:after="40"/>
             </w:pPr>
             <w:r>
               <w:rPr>
@@ -4630,8 +4630,8 @@
             <w:pPr>
               <w:pStyle w:val="Compact"/>
               <w:jc w:val="left"/>
-              <w:ind w:left="0" w:right="0" w:firstLine="0"/>
-              <w:spacing w:line="240" w:after="40" w:lineRule="auto" w:before="40"/>
+              <w:ind w:right="0" w:left="0" w:firstLine="0"/>
+              <w:spacing w:lineRule="auto" w:line="240" w:before="40" w:after="40"/>
             </w:pPr>
             <w:r>
               <w:t xml:space="preserve">Position markers for postprocessor</w:t>
@@ -4646,8 +4646,8 @@
             <w:pPr>
               <w:pStyle w:val="Compact"/>
               <w:jc w:val="left"/>
-              <w:ind w:left="0" w:right="0" w:firstLine="0"/>
-              <w:spacing w:line="240" w:after="40" w:lineRule="auto" w:before="40"/>
+              <w:ind w:right="0" w:left="0" w:firstLine="0"/>
+              <w:spacing w:lineRule="auto" w:line="240" w:before="40" w:after="40"/>
             </w:pPr>
             <w:r>
               <w:rPr>
@@ -4684,8 +4684,8 @@
             <w:pPr>
               <w:pStyle w:val="Compact"/>
               <w:jc w:val="left"/>
-              <w:ind w:left="0" w:right="0" w:firstLine="0"/>
-              <w:spacing w:line="240" w:after="40" w:lineRule="auto" w:before="40"/>
+              <w:ind w:right="0" w:left="0" w:firstLine="0"/>
+              <w:spacing w:lineRule="auto" w:line="240" w:before="40" w:after="40"/>
             </w:pPr>
             <w:r>
               <w:t xml:space="preserve">Rewritten to</w:t>
@@ -4796,7 +4796,7 @@
     </w:p>
     <w:p>
       <w:pPr>
-        <w:spacing w:line="20" w:lineRule="exact" w:after="0" w:before="0"/>
+        <w:spacing w:line="20" w:lineRule="exact" w:before="0" w:after="0"/>
         <w:rPr>
           <w:sz w:val="2"/>
         </w:rPr>
@@ -5164,7 +5164,7 @@
     </w:p>
     <w:p>
       <w:pPr>
-        <w:spacing w:line="20" w:lineRule="exact" w:after="0" w:before="0"/>
+        <w:spacing w:line="20" w:lineRule="exact" w:before="0" w:after="0"/>
         <w:rPr>
           <w:sz w:val="2"/>
         </w:rPr>
@@ -5243,12 +5243,12 @@
     <w:tblPr>
       <w:tblW w:type="pct" w:w="5000"/>
       <w:tblBorders>
-        <w:top w:val="single" w:sz="4" w:color="CCCCCC" w:space="1"/>
-        <w:bottom w:val="none" w:sz="0" w:color="auto" w:space="0"/>
-        <w:left w:val="none" w:sz="0" w:color="auto" w:space="0"/>
-        <w:right w:val="none" w:sz="0" w:color="auto" w:space="0"/>
-        <w:insideH w:val="none" w:sz="0" w:color="auto" w:space="0"/>
-        <w:insideV w:val="none" w:sz="0" w:color="auto" w:space="0"/>
+        <w:top w:sz="4" w:color="CCCCCC" w:space="1" w:val="single"/>
+        <w:bottom w:sz="0" w:color="auto" w:space="0" w:val="none"/>
+        <w:left w:sz="0" w:color="auto" w:space="0" w:val="none"/>
+        <w:right w:sz="0" w:color="auto" w:space="0" w:val="none"/>
+        <w:insideH w:sz="0" w:color="auto" w:space="0" w:val="none"/>
+        <w:insideV w:sz="0" w:color="auto" w:space="0" w:val="none"/>
       </w:tblBorders>
       <w:tblLayout w:type="fixed"/>
     </w:tblPr>
@@ -5417,7 +5417,7 @@
       <w:lvlText w:val="%1"/>
       <w:lvlJc w:val="left"/>
       <w:pPr>
-        <w:ind w:left="0" w:hanging="0"/>
+        <w:ind w:hanging="0" w:left="0"/>
       </w:pPr>
     </w:lvl>
     <w:lvl w:ilvl="1">
@@ -5429,7 +5429,7 @@
       <w:lvlText w:val="%1.%2"/>
       <w:lvlJc w:val="left"/>
       <w:pPr>
-        <w:ind w:left="0" w:hanging="0"/>
+        <w:ind w:hanging="0" w:left="0"/>
       </w:pPr>
     </w:lvl>
     <w:lvl w:ilvl="2">
@@ -5441,7 +5441,7 @@
       <w:lvlText w:val="%1.%2.%3"/>
       <w:lvlJc w:val="left"/>
       <w:pPr>
-        <w:ind w:left="0" w:hanging="0"/>
+        <w:ind w:hanging="0" w:left="0"/>
       </w:pPr>
     </w:lvl>
     <w:lvl w:ilvl="3">
@@ -5453,7 +5453,7 @@
       <w:lvlText w:val="%1.%2.%3.%4"/>
       <w:lvlJc w:val="left"/>
       <w:pPr>
-        <w:ind w:left="0" w:hanging="0"/>
+        <w:ind w:hanging="0" w:left="0"/>
       </w:pPr>
     </w:lvl>
     <w:lvl w:ilvl="4">
@@ -5465,7 +5465,7 @@
       <w:lvlText w:val="%1.%2.%3.%4.%5"/>
       <w:lvlJc w:val="left"/>
       <w:pPr>
-        <w:ind w:left="0" w:hanging="0"/>
+        <w:ind w:hanging="0" w:left="0"/>
       </w:pPr>
     </w:lvl>
   </w:abstractNum>
@@ -6765,7 +6765,7 @@
     <w:basedOn w:val="VerbatimChar"/>
     <w:rPr/>
   </w:style>
-  <w:style w:styleId="VerbatimChar" w:type="character" w:customStyle="1">
+  <w:style w:styleId="VerbatimChar" w:customStyle="1" w:type="character">
     <w:name w:val="Verbatim Char"/>
     <w:rPr>
       <w:rFonts w:hAnsi="Courier New" w:ascii="Courier New" w:cs="Courier New"/>
@@ -6773,19 +6773,19 @@
       <w:szCs w:val="20"/>
     </w:rPr>
   </w:style>
-  <w:style w:styleId="SourceCode" w:type="paragraph" w:customStyle="1">
+  <w:style w:styleId="SourceCode" w:customStyle="1" w:type="paragraph">
     <w:name w:val="Source Code"/>
     <w:basedOn w:val="Normal"/>
     <w:pPr>
-      <w:spacing w:line="240" w:after="0" w:lineRule="auto" w:before="0"/>
+      <w:spacing w:lineRule="auto" w:line="240" w:before="0" w:after="0"/>
       <w:jc w:val="left"/>
       <w:pBdr>
-        <w:top w:val="single" w:sz="4" w:color="CCCCCC" w:space="1"/>
-        <w:bottom w:val="single" w:sz="4" w:color="CCCCCC" w:space="1"/>
-        <w:left w:val="single" w:sz="4" w:color="CCCCCC" w:space="1"/>
-        <w:right w:val="single" w:sz="4" w:color="CCCCCC" w:space="1"/>
+        <w:top w:sz="4" w:color="CCCCCC" w:space="1" w:val="single"/>
+        <w:bottom w:sz="4" w:color="CCCCCC" w:space="1" w:val="single"/>
+        <w:left w:sz="4" w:color="CCCCCC" w:space="1" w:val="single"/>
+        <w:right w:sz="4" w:color="CCCCCC" w:space="1" w:val="single"/>
       </w:pBdr>
-      <w:shd w:val="clear" w:fill="F5F5F5" w:color="auto"/>
+      <w:shd w:color="auto" w:fill="F5F5F5" w:val="clear"/>
     </w:pPr>
     <w:rPr>
       <w:rFonts w:hAnsi="Courier New" w:ascii="Courier New" w:cs="Courier New"/>
@@ -6793,14 +6793,14 @@
       <w:szCs w:val="20"/>
     </w:rPr>
   </w:style>
-  <w:style w:styleId="SpecObjectHeader" w:type="paragraph" w:customStyle="1">
+  <w:style w:styleId="SpecObjectHeader" w:customStyle="1" w:type="paragraph">
     <w:name w:val="Spec Object Header"/>
     <w:basedOn w:val="Normal"/>
     <w:next w:val="FirstParagraph"/>
     <w:qFormat/>
     <w:pPr>
       <w:keepNext/>
-      <w:spacing w:line="276" w:after="120" w:lineRule="auto" w:before="280"/>
+      <w:spacing w:lineRule="auto" w:line="276" w:before="280" w:after="120"/>
       <w:outlineLvl w:val="0"/>
     </w:pPr>
     <w:rPr>

--- a/manual/downloads/docx-customization.docx
+++ b/manual/downloads/docx-customization.docx
@@ -414,12 +414,12 @@
     </w:p>
     <w:p>
       <w:pPr>
-        <w:spacing w:line="20" w:lineRule="exact" w:before="0" w:after="0"/>
+        <w:spacing w:after="0" w:line="20" w:lineRule="exact" w:before="0"/>
         <w:rPr>
           <w:sz w:val="2"/>
         </w:rPr>
       </w:pPr>
-      <w:bookmarkStart w:name="listing-src-docx-preset-structure" w:id="39329"/>
+      <w:bookmarkStart w:id="39329" w:name="listing-src-docx-preset-structure"/>
       <w:bookmarkEnd w:id="39329"/>
     </w:p>
     <w:p>
@@ -455,295 +455,1141 @@
       </w:pPr>
       <w:r>
         <w:rPr>
-          <w:rStyle w:val="VerbatimChar"/>
-        </w:rPr>
-        <w:t xml:space="preserve">return {</w:t>
-      </w:r>
-      <w:r>
-        <w:br/>
-      </w:r>
-      <w:r>
-        <w:rPr>
-          <w:rStyle w:val="VerbatimChar"/>
-        </w:rPr>
-        <w:t xml:space="preserve">    name = "My Preset",</w:t>
-      </w:r>
-      <w:r>
-        <w:br/>
-      </w:r>
-      <w:r>
-        <w:rPr>
-          <w:rStyle w:val="VerbatimChar"/>
-        </w:rPr>
-        <w:t xml:space="preserve">    description = "Custom document styles",</w:t>
-      </w:r>
-      <w:r>
-        <w:br/>
-      </w:r>
-      <w:r>
-        <w:br/>
-      </w:r>
-      <w:r>
-        <w:rPr>
-          <w:rStyle w:val="VerbatimChar"/>
-        </w:rPr>
-        <w:t xml:space="preserve">    -- Page configuration</w:t>
-      </w:r>
-      <w:r>
-        <w:br/>
-      </w:r>
-      <w:r>
-        <w:rPr>
-          <w:rStyle w:val="VerbatimChar"/>
-        </w:rPr>
-        <w:t xml:space="preserve">    page = {</w:t>
-      </w:r>
-      <w:r>
-        <w:br/>
-      </w:r>
-      <w:r>
-        <w:rPr>
-          <w:rStyle w:val="VerbatimChar"/>
-        </w:rPr>
-        <w:t xml:space="preserve">        size = "A4",              -- "Letter" or "A4"</w:t>
-      </w:r>
-      <w:r>
-        <w:br/>
-      </w:r>
-      <w:r>
-        <w:rPr>
-          <w:rStyle w:val="VerbatimChar"/>
-        </w:rPr>
-        <w:t xml:space="preserve">        orientation = "portrait", -- "portrait" or "landscape"</w:t>
-      </w:r>
-      <w:r>
-        <w:br/>
-      </w:r>
-      <w:r>
-        <w:rPr>
-          <w:rStyle w:val="VerbatimChar"/>
-        </w:rPr>
-        <w:t xml:space="preserve">        margins = {</w:t>
-      </w:r>
-      <w:r>
-        <w:br/>
-      </w:r>
-      <w:r>
-        <w:rPr>
-          <w:rStyle w:val="VerbatimChar"/>
-        </w:rPr>
-        <w:t xml:space="preserve">            top = "2.5cm",</w:t>
-      </w:r>
-      <w:r>
-        <w:br/>
-      </w:r>
-      <w:r>
-        <w:rPr>
-          <w:rStyle w:val="VerbatimChar"/>
-        </w:rPr>
-        <w:t xml:space="preserve">            bottom = "2.5cm",</w:t>
-      </w:r>
-      <w:r>
-        <w:br/>
-      </w:r>
-      <w:r>
-        <w:rPr>
-          <w:rStyle w:val="VerbatimChar"/>
-        </w:rPr>
-        <w:t xml:space="preserve">            left = "3cm",</w:t>
-      </w:r>
-      <w:r>
-        <w:br/>
-      </w:r>
-      <w:r>
-        <w:rPr>
-          <w:rStyle w:val="VerbatimChar"/>
-        </w:rPr>
-        <w:t xml:space="preserve">            right = "2cm",</w:t>
-      </w:r>
-      <w:r>
-        <w:br/>
-      </w:r>
-      <w:r>
-        <w:rPr>
-          <w:rStyle w:val="VerbatimChar"/>
-        </w:rPr>
-        <w:t xml:space="preserve">        },</w:t>
-      </w:r>
-      <w:r>
-        <w:br/>
-      </w:r>
-      <w:r>
-        <w:rPr>
-          <w:rStyle w:val="VerbatimChar"/>
-        </w:rPr>
-        <w:t xml:space="preserve">    },</w:t>
-      </w:r>
-      <w:r>
-        <w:br/>
-      </w:r>
-      <w:r>
-        <w:br/>
-      </w:r>
-      <w:r>
-        <w:rPr>
-          <w:rStyle w:val="VerbatimChar"/>
-        </w:rPr>
-        <w:t xml:space="preserve">    -- Paragraph styles (array of style definitions)</w:t>
-      </w:r>
-      <w:r>
-        <w:br/>
-      </w:r>
-      <w:r>
-        <w:rPr>
-          <w:rStyle w:val="VerbatimChar"/>
-        </w:rPr>
-        <w:t xml:space="preserve">    paragraph_styles = { ... },</w:t>
-      </w:r>
-      <w:r>
-        <w:br/>
-      </w:r>
-      <w:r>
-        <w:br/>
-      </w:r>
-      <w:r>
-        <w:rPr>
-          <w:rStyle w:val="VerbatimChar"/>
-        </w:rPr>
-        <w:t xml:space="preserve">    -- Table styles (array of table style definitions)</w:t>
-      </w:r>
-      <w:r>
-        <w:br/>
-      </w:r>
-      <w:r>
-        <w:rPr>
-          <w:rStyle w:val="VerbatimChar"/>
-        </w:rPr>
-        <w:t xml:space="preserve">    table_styles = { ... },</w:t>
-      </w:r>
-      <w:r>
-        <w:br/>
-      </w:r>
-      <w:r>
-        <w:br/>
-      </w:r>
-      <w:r>
-        <w:rPr>
-          <w:rStyle w:val="VerbatimChar"/>
-        </w:rPr>
-        <w:t xml:space="preserve">    -- Caption formats per float type</w:t>
-      </w:r>
-      <w:r>
-        <w:br/>
-      </w:r>
-      <w:r>
-        <w:rPr>
-          <w:rStyle w:val="VerbatimChar"/>
-        </w:rPr>
-        <w:t xml:space="preserve">    captions = { ... },</w:t>
-      </w:r>
-      <w:r>
-        <w:br/>
-      </w:r>
-      <w:r>
-        <w:br/>
-      </w:r>
-      <w:r>
-        <w:rPr>
-          <w:rStyle w:val="VerbatimChar"/>
-        </w:rPr>
-        <w:t xml:space="preserve">    -- Document settings</w:t>
-      </w:r>
-      <w:r>
-        <w:br/>
-      </w:r>
-      <w:r>
-        <w:rPr>
-          <w:rStyle w:val="VerbatimChar"/>
-        </w:rPr>
-        <w:t xml:space="preserve">    settings = {</w:t>
-      </w:r>
-      <w:r>
-        <w:br/>
-      </w:r>
-      <w:r>
-        <w:rPr>
-          <w:rStyle w:val="VerbatimChar"/>
-        </w:rPr>
-        <w:t xml:space="preserve">        default_tab_stop = 720,   -- In twips (720 = 0.5 inch)</w:t>
-      </w:r>
-      <w:r>
-        <w:br/>
-      </w:r>
-      <w:r>
-        <w:rPr>
-          <w:rStyle w:val="VerbatimChar"/>
-        </w:rPr>
-        <w:t xml:space="preserve">        language = "en-US",</w:t>
-      </w:r>
-      <w:r>
-        <w:br/>
-      </w:r>
-      <w:r>
-        <w:rPr>
-          <w:rStyle w:val="VerbatimChar"/>
-        </w:rPr>
-        <w:t xml:space="preserve">    },</w:t>
-      </w:r>
-      <w:r>
-        <w:br/>
-      </w:r>
-      <w:r>
-        <w:br/>
-      </w:r>
-      <w:r>
-        <w:rPr>
-          <w:rStyle w:val="VerbatimChar"/>
-        </w:rPr>
-        <w:t xml:space="preserve">    -- Optional: inherit from another preset</w:t>
-      </w:r>
-      <w:r>
-        <w:br/>
-      </w:r>
-      <w:r>
-        <w:rPr>
-          <w:rStyle w:val="VerbatimChar"/>
-        </w:rPr>
-        <w:t xml:space="preserve">    extends = {</w:t>
-      </w:r>
-      <w:r>
-        <w:br/>
-      </w:r>
-      <w:r>
-        <w:rPr>
-          <w:rStyle w:val="VerbatimChar"/>
-        </w:rPr>
-        <w:t xml:space="preserve">        template = "default",     -- Base template</w:t>
-      </w:r>
-      <w:r>
-        <w:br/>
-      </w:r>
-      <w:r>
-        <w:rPr>
-          <w:rStyle w:val="VerbatimChar"/>
-        </w:rPr>
-        <w:t xml:space="preserve">        preset = "base",          -- Base preset name</w:t>
-      </w:r>
-      <w:r>
-        <w:br/>
-      </w:r>
-      <w:r>
-        <w:rPr>
-          <w:rStyle w:val="VerbatimChar"/>
-        </w:rPr>
-        <w:t xml:space="preserve">    },</w:t>
-      </w:r>
-      <w:r>
-        <w:br/>
-      </w:r>
-      <w:r>
-        <w:rPr>
-          <w:rStyle w:val="VerbatimChar"/>
+          <w:rStyle w:val="ControlFlowTok"/>
+        </w:rPr>
+        <w:t xml:space="preserve">return</w:t>
+      </w:r>
+      <w:r>
+        <w:rPr>
+          <w:rStyle w:val="NormalTok"/>
+        </w:rPr>
+        <w:t xml:space="preserve"> </w:t>
+      </w:r>
+      <w:r>
+        <w:rPr>
+          <w:rStyle w:val="OperatorTok"/>
+        </w:rPr>
+        <w:t xml:space="preserve">{</w:t>
+      </w:r>
+      <w:r>
+        <w:br/>
+      </w:r>
+      <w:r>
+        <w:rPr>
+          <w:rStyle w:val="NormalTok"/>
+        </w:rPr>
+        <w:t xml:space="preserve">    </w:t>
+      </w:r>
+      <w:r>
+        <w:rPr>
+          <w:rStyle w:val="VariableTok"/>
+        </w:rPr>
+        <w:t xml:space="preserve">name</w:t>
+      </w:r>
+      <w:r>
+        <w:rPr>
+          <w:rStyle w:val="NormalTok"/>
+        </w:rPr>
+        <w:t xml:space="preserve"> </w:t>
+      </w:r>
+      <w:r>
+        <w:rPr>
+          <w:rStyle w:val="OperatorTok"/>
+        </w:rPr>
+        <w:t xml:space="preserve">=</w:t>
+      </w:r>
+      <w:r>
+        <w:rPr>
+          <w:rStyle w:val="NormalTok"/>
+        </w:rPr>
+        <w:t xml:space="preserve"> </w:t>
+      </w:r>
+      <w:r>
+        <w:rPr>
+          <w:rStyle w:val="StringTok"/>
+        </w:rPr>
+        <w:t xml:space="preserve">"My Preset"</w:t>
+      </w:r>
+      <w:r>
+        <w:rPr>
+          <w:rStyle w:val="OperatorTok"/>
+        </w:rPr>
+        <w:t xml:space="preserve">,</w:t>
+      </w:r>
+      <w:r>
+        <w:br/>
+      </w:r>
+      <w:r>
+        <w:rPr>
+          <w:rStyle w:val="NormalTok"/>
+        </w:rPr>
+        <w:t xml:space="preserve">    </w:t>
+      </w:r>
+      <w:r>
+        <w:rPr>
+          <w:rStyle w:val="VariableTok"/>
+        </w:rPr>
+        <w:t xml:space="preserve">description</w:t>
+      </w:r>
+      <w:r>
+        <w:rPr>
+          <w:rStyle w:val="NormalTok"/>
+        </w:rPr>
+        <w:t xml:space="preserve"> </w:t>
+      </w:r>
+      <w:r>
+        <w:rPr>
+          <w:rStyle w:val="OperatorTok"/>
+        </w:rPr>
+        <w:t xml:space="preserve">=</w:t>
+      </w:r>
+      <w:r>
+        <w:rPr>
+          <w:rStyle w:val="NormalTok"/>
+        </w:rPr>
+        <w:t xml:space="preserve"> </w:t>
+      </w:r>
+      <w:r>
+        <w:rPr>
+          <w:rStyle w:val="StringTok"/>
+        </w:rPr>
+        <w:t xml:space="preserve">"Custom document styles"</w:t>
+      </w:r>
+      <w:r>
+        <w:rPr>
+          <w:rStyle w:val="OperatorTok"/>
+        </w:rPr>
+        <w:t xml:space="preserve">,</w:t>
+      </w:r>
+      <w:r>
+        <w:br/>
+      </w:r>
+      <w:r>
+        <w:br/>
+      </w:r>
+      <w:r>
+        <w:rPr>
+          <w:rStyle w:val="NormalTok"/>
+        </w:rPr>
+        <w:t xml:space="preserve">    </w:t>
+      </w:r>
+      <w:r>
+        <w:rPr>
+          <w:rStyle w:val="CommentTok"/>
+        </w:rPr>
+        <w:t xml:space="preserve">-- Page configuration</w:t>
+      </w:r>
+      <w:r>
+        <w:br/>
+      </w:r>
+      <w:r>
+        <w:rPr>
+          <w:rStyle w:val="NormalTok"/>
+        </w:rPr>
+        <w:t xml:space="preserve">    </w:t>
+      </w:r>
+      <w:r>
+        <w:rPr>
+          <w:rStyle w:val="VariableTok"/>
+        </w:rPr>
+        <w:t xml:space="preserve">page</w:t>
+      </w:r>
+      <w:r>
+        <w:rPr>
+          <w:rStyle w:val="NormalTok"/>
+        </w:rPr>
+        <w:t xml:space="preserve"> </w:t>
+      </w:r>
+      <w:r>
+        <w:rPr>
+          <w:rStyle w:val="OperatorTok"/>
+        </w:rPr>
+        <w:t xml:space="preserve">=</w:t>
+      </w:r>
+      <w:r>
+        <w:rPr>
+          <w:rStyle w:val="NormalTok"/>
+        </w:rPr>
+        <w:t xml:space="preserve"> </w:t>
+      </w:r>
+      <w:r>
+        <w:rPr>
+          <w:rStyle w:val="OperatorTok"/>
+        </w:rPr>
+        <w:t xml:space="preserve">{</w:t>
+      </w:r>
+      <w:r>
+        <w:br/>
+      </w:r>
+      <w:r>
+        <w:rPr>
+          <w:rStyle w:val="NormalTok"/>
+        </w:rPr>
+        <w:t xml:space="preserve">        </w:t>
+      </w:r>
+      <w:r>
+        <w:rPr>
+          <w:rStyle w:val="VariableTok"/>
+        </w:rPr>
+        <w:t xml:space="preserve">size</w:t>
+      </w:r>
+      <w:r>
+        <w:rPr>
+          <w:rStyle w:val="NormalTok"/>
+        </w:rPr>
+        <w:t xml:space="preserve"> </w:t>
+      </w:r>
+      <w:r>
+        <w:rPr>
+          <w:rStyle w:val="OperatorTok"/>
+        </w:rPr>
+        <w:t xml:space="preserve">=</w:t>
+      </w:r>
+      <w:r>
+        <w:rPr>
+          <w:rStyle w:val="NormalTok"/>
+        </w:rPr>
+        <w:t xml:space="preserve"> </w:t>
+      </w:r>
+      <w:r>
+        <w:rPr>
+          <w:rStyle w:val="StringTok"/>
+        </w:rPr>
+        <w:t xml:space="preserve">"A4"</w:t>
+      </w:r>
+      <w:r>
+        <w:rPr>
+          <w:rStyle w:val="OperatorTok"/>
+        </w:rPr>
+        <w:t xml:space="preserve">,</w:t>
+      </w:r>
+      <w:r>
+        <w:rPr>
+          <w:rStyle w:val="NormalTok"/>
+        </w:rPr>
+        <w:t xml:space="preserve">              </w:t>
+      </w:r>
+      <w:r>
+        <w:rPr>
+          <w:rStyle w:val="CommentTok"/>
+        </w:rPr>
+        <w:t xml:space="preserve">-- "Letter" or "A4"</w:t>
+      </w:r>
+      <w:r>
+        <w:br/>
+      </w:r>
+      <w:r>
+        <w:rPr>
+          <w:rStyle w:val="NormalTok"/>
+        </w:rPr>
+        <w:t xml:space="preserve">        </w:t>
+      </w:r>
+      <w:r>
+        <w:rPr>
+          <w:rStyle w:val="VariableTok"/>
+        </w:rPr>
+        <w:t xml:space="preserve">orientation</w:t>
+      </w:r>
+      <w:r>
+        <w:rPr>
+          <w:rStyle w:val="NormalTok"/>
+        </w:rPr>
+        <w:t xml:space="preserve"> </w:t>
+      </w:r>
+      <w:r>
+        <w:rPr>
+          <w:rStyle w:val="OperatorTok"/>
+        </w:rPr>
+        <w:t xml:space="preserve">=</w:t>
+      </w:r>
+      <w:r>
+        <w:rPr>
+          <w:rStyle w:val="NormalTok"/>
+        </w:rPr>
+        <w:t xml:space="preserve"> </w:t>
+      </w:r>
+      <w:r>
+        <w:rPr>
+          <w:rStyle w:val="StringTok"/>
+        </w:rPr>
+        <w:t xml:space="preserve">"portrait"</w:t>
+      </w:r>
+      <w:r>
+        <w:rPr>
+          <w:rStyle w:val="OperatorTok"/>
+        </w:rPr>
+        <w:t xml:space="preserve">,</w:t>
+      </w:r>
+      <w:r>
+        <w:rPr>
+          <w:rStyle w:val="NormalTok"/>
+        </w:rPr>
+        <w:t xml:space="preserve"> </w:t>
+      </w:r>
+      <w:r>
+        <w:rPr>
+          <w:rStyle w:val="CommentTok"/>
+        </w:rPr>
+        <w:t xml:space="preserve">-- "portrait" or "landscape"</w:t>
+      </w:r>
+      <w:r>
+        <w:br/>
+      </w:r>
+      <w:r>
+        <w:rPr>
+          <w:rStyle w:val="NormalTok"/>
+        </w:rPr>
+        <w:t xml:space="preserve">        </w:t>
+      </w:r>
+      <w:r>
+        <w:rPr>
+          <w:rStyle w:val="VariableTok"/>
+        </w:rPr>
+        <w:t xml:space="preserve">margins</w:t>
+      </w:r>
+      <w:r>
+        <w:rPr>
+          <w:rStyle w:val="NormalTok"/>
+        </w:rPr>
+        <w:t xml:space="preserve"> </w:t>
+      </w:r>
+      <w:r>
+        <w:rPr>
+          <w:rStyle w:val="OperatorTok"/>
+        </w:rPr>
+        <w:t xml:space="preserve">=</w:t>
+      </w:r>
+      <w:r>
+        <w:rPr>
+          <w:rStyle w:val="NormalTok"/>
+        </w:rPr>
+        <w:t xml:space="preserve"> </w:t>
+      </w:r>
+      <w:r>
+        <w:rPr>
+          <w:rStyle w:val="OperatorTok"/>
+        </w:rPr>
+        <w:t xml:space="preserve">{</w:t>
+      </w:r>
+      <w:r>
+        <w:br/>
+      </w:r>
+      <w:r>
+        <w:rPr>
+          <w:rStyle w:val="NormalTok"/>
+        </w:rPr>
+        <w:t xml:space="preserve">            </w:t>
+      </w:r>
+      <w:r>
+        <w:rPr>
+          <w:rStyle w:val="VariableTok"/>
+        </w:rPr>
+        <w:t xml:space="preserve">top</w:t>
+      </w:r>
+      <w:r>
+        <w:rPr>
+          <w:rStyle w:val="NormalTok"/>
+        </w:rPr>
+        <w:t xml:space="preserve"> </w:t>
+      </w:r>
+      <w:r>
+        <w:rPr>
+          <w:rStyle w:val="OperatorTok"/>
+        </w:rPr>
+        <w:t xml:space="preserve">=</w:t>
+      </w:r>
+      <w:r>
+        <w:rPr>
+          <w:rStyle w:val="NormalTok"/>
+        </w:rPr>
+        <w:t xml:space="preserve"> </w:t>
+      </w:r>
+      <w:r>
+        <w:rPr>
+          <w:rStyle w:val="StringTok"/>
+        </w:rPr>
+        <w:t xml:space="preserve">"2.5cm"</w:t>
+      </w:r>
+      <w:r>
+        <w:rPr>
+          <w:rStyle w:val="OperatorTok"/>
+        </w:rPr>
+        <w:t xml:space="preserve">,</w:t>
+      </w:r>
+      <w:r>
+        <w:br/>
+      </w:r>
+      <w:r>
+        <w:rPr>
+          <w:rStyle w:val="NormalTok"/>
+        </w:rPr>
+        <w:t xml:space="preserve">            </w:t>
+      </w:r>
+      <w:r>
+        <w:rPr>
+          <w:rStyle w:val="VariableTok"/>
+        </w:rPr>
+        <w:t xml:space="preserve">bottom</w:t>
+      </w:r>
+      <w:r>
+        <w:rPr>
+          <w:rStyle w:val="NormalTok"/>
+        </w:rPr>
+        <w:t xml:space="preserve"> </w:t>
+      </w:r>
+      <w:r>
+        <w:rPr>
+          <w:rStyle w:val="OperatorTok"/>
+        </w:rPr>
+        <w:t xml:space="preserve">=</w:t>
+      </w:r>
+      <w:r>
+        <w:rPr>
+          <w:rStyle w:val="NormalTok"/>
+        </w:rPr>
+        <w:t xml:space="preserve"> </w:t>
+      </w:r>
+      <w:r>
+        <w:rPr>
+          <w:rStyle w:val="StringTok"/>
+        </w:rPr>
+        <w:t xml:space="preserve">"2.5cm"</w:t>
+      </w:r>
+      <w:r>
+        <w:rPr>
+          <w:rStyle w:val="OperatorTok"/>
+        </w:rPr>
+        <w:t xml:space="preserve">,</w:t>
+      </w:r>
+      <w:r>
+        <w:br/>
+      </w:r>
+      <w:r>
+        <w:rPr>
+          <w:rStyle w:val="NormalTok"/>
+        </w:rPr>
+        <w:t xml:space="preserve">            </w:t>
+      </w:r>
+      <w:r>
+        <w:rPr>
+          <w:rStyle w:val="VariableTok"/>
+        </w:rPr>
+        <w:t xml:space="preserve">left</w:t>
+      </w:r>
+      <w:r>
+        <w:rPr>
+          <w:rStyle w:val="NormalTok"/>
+        </w:rPr>
+        <w:t xml:space="preserve"> </w:t>
+      </w:r>
+      <w:r>
+        <w:rPr>
+          <w:rStyle w:val="OperatorTok"/>
+        </w:rPr>
+        <w:t xml:space="preserve">=</w:t>
+      </w:r>
+      <w:r>
+        <w:rPr>
+          <w:rStyle w:val="NormalTok"/>
+        </w:rPr>
+        <w:t xml:space="preserve"> </w:t>
+      </w:r>
+      <w:r>
+        <w:rPr>
+          <w:rStyle w:val="StringTok"/>
+        </w:rPr>
+        <w:t xml:space="preserve">"3cm"</w:t>
+      </w:r>
+      <w:r>
+        <w:rPr>
+          <w:rStyle w:val="OperatorTok"/>
+        </w:rPr>
+        <w:t xml:space="preserve">,</w:t>
+      </w:r>
+      <w:r>
+        <w:br/>
+      </w:r>
+      <w:r>
+        <w:rPr>
+          <w:rStyle w:val="NormalTok"/>
+        </w:rPr>
+        <w:t xml:space="preserve">            </w:t>
+      </w:r>
+      <w:r>
+        <w:rPr>
+          <w:rStyle w:val="VariableTok"/>
+        </w:rPr>
+        <w:t xml:space="preserve">right</w:t>
+      </w:r>
+      <w:r>
+        <w:rPr>
+          <w:rStyle w:val="NormalTok"/>
+        </w:rPr>
+        <w:t xml:space="preserve"> </w:t>
+      </w:r>
+      <w:r>
+        <w:rPr>
+          <w:rStyle w:val="OperatorTok"/>
+        </w:rPr>
+        <w:t xml:space="preserve">=</w:t>
+      </w:r>
+      <w:r>
+        <w:rPr>
+          <w:rStyle w:val="NormalTok"/>
+        </w:rPr>
+        <w:t xml:space="preserve"> </w:t>
+      </w:r>
+      <w:r>
+        <w:rPr>
+          <w:rStyle w:val="StringTok"/>
+        </w:rPr>
+        <w:t xml:space="preserve">"2cm"</w:t>
+      </w:r>
+      <w:r>
+        <w:rPr>
+          <w:rStyle w:val="OperatorTok"/>
+        </w:rPr>
+        <w:t xml:space="preserve">,</w:t>
+      </w:r>
+      <w:r>
+        <w:br/>
+      </w:r>
+      <w:r>
+        <w:rPr>
+          <w:rStyle w:val="NormalTok"/>
+        </w:rPr>
+        <w:t xml:space="preserve">        </w:t>
+      </w:r>
+      <w:r>
+        <w:rPr>
+          <w:rStyle w:val="OperatorTok"/>
+        </w:rPr>
+        <w:t xml:space="preserve">},</w:t>
+      </w:r>
+      <w:r>
+        <w:br/>
+      </w:r>
+      <w:r>
+        <w:rPr>
+          <w:rStyle w:val="NormalTok"/>
+        </w:rPr>
+        <w:t xml:space="preserve">    </w:t>
+      </w:r>
+      <w:r>
+        <w:rPr>
+          <w:rStyle w:val="OperatorTok"/>
+        </w:rPr>
+        <w:t xml:space="preserve">},</w:t>
+      </w:r>
+      <w:r>
+        <w:br/>
+      </w:r>
+      <w:r>
+        <w:br/>
+      </w:r>
+      <w:r>
+        <w:rPr>
+          <w:rStyle w:val="NormalTok"/>
+        </w:rPr>
+        <w:t xml:space="preserve">    </w:t>
+      </w:r>
+      <w:r>
+        <w:rPr>
+          <w:rStyle w:val="CommentTok"/>
+        </w:rPr>
+        <w:t xml:space="preserve">-- Paragraph styles (array of style definitions)</w:t>
+      </w:r>
+      <w:r>
+        <w:br/>
+      </w:r>
+      <w:r>
+        <w:rPr>
+          <w:rStyle w:val="NormalTok"/>
+        </w:rPr>
+        <w:t xml:space="preserve">    </w:t>
+      </w:r>
+      <w:r>
+        <w:rPr>
+          <w:rStyle w:val="VariableTok"/>
+        </w:rPr>
+        <w:t xml:space="preserve">paragraph_styles</w:t>
+      </w:r>
+      <w:r>
+        <w:rPr>
+          <w:rStyle w:val="NormalTok"/>
+        </w:rPr>
+        <w:t xml:space="preserve"> </w:t>
+      </w:r>
+      <w:r>
+        <w:rPr>
+          <w:rStyle w:val="OperatorTok"/>
+        </w:rPr>
+        <w:t xml:space="preserve">=</w:t>
+      </w:r>
+      <w:r>
+        <w:rPr>
+          <w:rStyle w:val="NormalTok"/>
+        </w:rPr>
+        <w:t xml:space="preserve"> </w:t>
+      </w:r>
+      <w:r>
+        <w:rPr>
+          <w:rStyle w:val="OperatorTok"/>
+        </w:rPr>
+        <w:t xml:space="preserve">{</w:t>
+      </w:r>
+      <w:r>
+        <w:rPr>
+          <w:rStyle w:val="NormalTok"/>
+        </w:rPr>
+        <w:t xml:space="preserve"> </w:t>
+      </w:r>
+      <w:r>
+        <w:rPr>
+          <w:rStyle w:val="OperatorTok"/>
+        </w:rPr>
+        <w:t xml:space="preserve">...</w:t>
+      </w:r>
+      <w:r>
+        <w:rPr>
+          <w:rStyle w:val="NormalTok"/>
+        </w:rPr>
+        <w:t xml:space="preserve"> </w:t>
+      </w:r>
+      <w:r>
+        <w:rPr>
+          <w:rStyle w:val="OperatorTok"/>
+        </w:rPr>
+        <w:t xml:space="preserve">},</w:t>
+      </w:r>
+      <w:r>
+        <w:br/>
+      </w:r>
+      <w:r>
+        <w:br/>
+      </w:r>
+      <w:r>
+        <w:rPr>
+          <w:rStyle w:val="NormalTok"/>
+        </w:rPr>
+        <w:t xml:space="preserve">    </w:t>
+      </w:r>
+      <w:r>
+        <w:rPr>
+          <w:rStyle w:val="CommentTok"/>
+        </w:rPr>
+        <w:t xml:space="preserve">-- Table styles (array of table style definitions)</w:t>
+      </w:r>
+      <w:r>
+        <w:br/>
+      </w:r>
+      <w:r>
+        <w:rPr>
+          <w:rStyle w:val="NormalTok"/>
+        </w:rPr>
+        <w:t xml:space="preserve">    </w:t>
+      </w:r>
+      <w:r>
+        <w:rPr>
+          <w:rStyle w:val="VariableTok"/>
+        </w:rPr>
+        <w:t xml:space="preserve">table_styles</w:t>
+      </w:r>
+      <w:r>
+        <w:rPr>
+          <w:rStyle w:val="NormalTok"/>
+        </w:rPr>
+        <w:t xml:space="preserve"> </w:t>
+      </w:r>
+      <w:r>
+        <w:rPr>
+          <w:rStyle w:val="OperatorTok"/>
+        </w:rPr>
+        <w:t xml:space="preserve">=</w:t>
+      </w:r>
+      <w:r>
+        <w:rPr>
+          <w:rStyle w:val="NormalTok"/>
+        </w:rPr>
+        <w:t xml:space="preserve"> </w:t>
+      </w:r>
+      <w:r>
+        <w:rPr>
+          <w:rStyle w:val="OperatorTok"/>
+        </w:rPr>
+        <w:t xml:space="preserve">{</w:t>
+      </w:r>
+      <w:r>
+        <w:rPr>
+          <w:rStyle w:val="NormalTok"/>
+        </w:rPr>
+        <w:t xml:space="preserve"> </w:t>
+      </w:r>
+      <w:r>
+        <w:rPr>
+          <w:rStyle w:val="OperatorTok"/>
+        </w:rPr>
+        <w:t xml:space="preserve">...</w:t>
+      </w:r>
+      <w:r>
+        <w:rPr>
+          <w:rStyle w:val="NormalTok"/>
+        </w:rPr>
+        <w:t xml:space="preserve"> </w:t>
+      </w:r>
+      <w:r>
+        <w:rPr>
+          <w:rStyle w:val="OperatorTok"/>
+        </w:rPr>
+        <w:t xml:space="preserve">},</w:t>
+      </w:r>
+      <w:r>
+        <w:br/>
+      </w:r>
+      <w:r>
+        <w:br/>
+      </w:r>
+      <w:r>
+        <w:rPr>
+          <w:rStyle w:val="NormalTok"/>
+        </w:rPr>
+        <w:t xml:space="preserve">    </w:t>
+      </w:r>
+      <w:r>
+        <w:rPr>
+          <w:rStyle w:val="CommentTok"/>
+        </w:rPr>
+        <w:t xml:space="preserve">-- Caption formats per float type</w:t>
+      </w:r>
+      <w:r>
+        <w:br/>
+      </w:r>
+      <w:r>
+        <w:rPr>
+          <w:rStyle w:val="NormalTok"/>
+        </w:rPr>
+        <w:t xml:space="preserve">    </w:t>
+      </w:r>
+      <w:r>
+        <w:rPr>
+          <w:rStyle w:val="VariableTok"/>
+        </w:rPr>
+        <w:t xml:space="preserve">captions</w:t>
+      </w:r>
+      <w:r>
+        <w:rPr>
+          <w:rStyle w:val="NormalTok"/>
+        </w:rPr>
+        <w:t xml:space="preserve"> </w:t>
+      </w:r>
+      <w:r>
+        <w:rPr>
+          <w:rStyle w:val="OperatorTok"/>
+        </w:rPr>
+        <w:t xml:space="preserve">=</w:t>
+      </w:r>
+      <w:r>
+        <w:rPr>
+          <w:rStyle w:val="NormalTok"/>
+        </w:rPr>
+        <w:t xml:space="preserve"> </w:t>
+      </w:r>
+      <w:r>
+        <w:rPr>
+          <w:rStyle w:val="OperatorTok"/>
+        </w:rPr>
+        <w:t xml:space="preserve">{</w:t>
+      </w:r>
+      <w:r>
+        <w:rPr>
+          <w:rStyle w:val="NormalTok"/>
+        </w:rPr>
+        <w:t xml:space="preserve"> </w:t>
+      </w:r>
+      <w:r>
+        <w:rPr>
+          <w:rStyle w:val="OperatorTok"/>
+        </w:rPr>
+        <w:t xml:space="preserve">...</w:t>
+      </w:r>
+      <w:r>
+        <w:rPr>
+          <w:rStyle w:val="NormalTok"/>
+        </w:rPr>
+        <w:t xml:space="preserve"> </w:t>
+      </w:r>
+      <w:r>
+        <w:rPr>
+          <w:rStyle w:val="OperatorTok"/>
+        </w:rPr>
+        <w:t xml:space="preserve">},</w:t>
+      </w:r>
+      <w:r>
+        <w:br/>
+      </w:r>
+      <w:r>
+        <w:br/>
+      </w:r>
+      <w:r>
+        <w:rPr>
+          <w:rStyle w:val="NormalTok"/>
+        </w:rPr>
+        <w:t xml:space="preserve">    </w:t>
+      </w:r>
+      <w:r>
+        <w:rPr>
+          <w:rStyle w:val="CommentTok"/>
+        </w:rPr>
+        <w:t xml:space="preserve">-- Document settings</w:t>
+      </w:r>
+      <w:r>
+        <w:br/>
+      </w:r>
+      <w:r>
+        <w:rPr>
+          <w:rStyle w:val="NormalTok"/>
+        </w:rPr>
+        <w:t xml:space="preserve">    </w:t>
+      </w:r>
+      <w:r>
+        <w:rPr>
+          <w:rStyle w:val="VariableTok"/>
+        </w:rPr>
+        <w:t xml:space="preserve">settings</w:t>
+      </w:r>
+      <w:r>
+        <w:rPr>
+          <w:rStyle w:val="NormalTok"/>
+        </w:rPr>
+        <w:t xml:space="preserve"> </w:t>
+      </w:r>
+      <w:r>
+        <w:rPr>
+          <w:rStyle w:val="OperatorTok"/>
+        </w:rPr>
+        <w:t xml:space="preserve">=</w:t>
+      </w:r>
+      <w:r>
+        <w:rPr>
+          <w:rStyle w:val="NormalTok"/>
+        </w:rPr>
+        <w:t xml:space="preserve"> </w:t>
+      </w:r>
+      <w:r>
+        <w:rPr>
+          <w:rStyle w:val="OperatorTok"/>
+        </w:rPr>
+        <w:t xml:space="preserve">{</w:t>
+      </w:r>
+      <w:r>
+        <w:br/>
+      </w:r>
+      <w:r>
+        <w:rPr>
+          <w:rStyle w:val="NormalTok"/>
+        </w:rPr>
+        <w:t xml:space="preserve">        </w:t>
+      </w:r>
+      <w:r>
+        <w:rPr>
+          <w:rStyle w:val="VariableTok"/>
+        </w:rPr>
+        <w:t xml:space="preserve">default_tab_stop</w:t>
+      </w:r>
+      <w:r>
+        <w:rPr>
+          <w:rStyle w:val="NormalTok"/>
+        </w:rPr>
+        <w:t xml:space="preserve"> </w:t>
+      </w:r>
+      <w:r>
+        <w:rPr>
+          <w:rStyle w:val="OperatorTok"/>
+        </w:rPr>
+        <w:t xml:space="preserve">=</w:t>
+      </w:r>
+      <w:r>
+        <w:rPr>
+          <w:rStyle w:val="NormalTok"/>
+        </w:rPr>
+        <w:t xml:space="preserve"> </w:t>
+      </w:r>
+      <w:r>
+        <w:rPr>
+          <w:rStyle w:val="DecValTok"/>
+        </w:rPr>
+        <w:t xml:space="preserve">720</w:t>
+      </w:r>
+      <w:r>
+        <w:rPr>
+          <w:rStyle w:val="OperatorTok"/>
+        </w:rPr>
+        <w:t xml:space="preserve">,</w:t>
+      </w:r>
+      <w:r>
+        <w:rPr>
+          <w:rStyle w:val="NormalTok"/>
+        </w:rPr>
+        <w:t xml:space="preserve">   </w:t>
+      </w:r>
+      <w:r>
+        <w:rPr>
+          <w:rStyle w:val="CommentTok"/>
+        </w:rPr>
+        <w:t xml:space="preserve">-- In twips (720 = 0.5 inch)</w:t>
+      </w:r>
+      <w:r>
+        <w:br/>
+      </w:r>
+      <w:r>
+        <w:rPr>
+          <w:rStyle w:val="NormalTok"/>
+        </w:rPr>
+        <w:t xml:space="preserve">        </w:t>
+      </w:r>
+      <w:r>
+        <w:rPr>
+          <w:rStyle w:val="VariableTok"/>
+        </w:rPr>
+        <w:t xml:space="preserve">language</w:t>
+      </w:r>
+      <w:r>
+        <w:rPr>
+          <w:rStyle w:val="NormalTok"/>
+        </w:rPr>
+        <w:t xml:space="preserve"> </w:t>
+      </w:r>
+      <w:r>
+        <w:rPr>
+          <w:rStyle w:val="OperatorTok"/>
+        </w:rPr>
+        <w:t xml:space="preserve">=</w:t>
+      </w:r>
+      <w:r>
+        <w:rPr>
+          <w:rStyle w:val="NormalTok"/>
+        </w:rPr>
+        <w:t xml:space="preserve"> </w:t>
+      </w:r>
+      <w:r>
+        <w:rPr>
+          <w:rStyle w:val="StringTok"/>
+        </w:rPr>
+        <w:t xml:space="preserve">"en-US"</w:t>
+      </w:r>
+      <w:r>
+        <w:rPr>
+          <w:rStyle w:val="OperatorTok"/>
+        </w:rPr>
+        <w:t xml:space="preserve">,</w:t>
+      </w:r>
+      <w:r>
+        <w:br/>
+      </w:r>
+      <w:r>
+        <w:rPr>
+          <w:rStyle w:val="NormalTok"/>
+        </w:rPr>
+        <w:t xml:space="preserve">    </w:t>
+      </w:r>
+      <w:r>
+        <w:rPr>
+          <w:rStyle w:val="OperatorTok"/>
+        </w:rPr>
+        <w:t xml:space="preserve">},</w:t>
+      </w:r>
+      <w:r>
+        <w:br/>
+      </w:r>
+      <w:r>
+        <w:br/>
+      </w:r>
+      <w:r>
+        <w:rPr>
+          <w:rStyle w:val="NormalTok"/>
+        </w:rPr>
+        <w:t xml:space="preserve">    </w:t>
+      </w:r>
+      <w:r>
+        <w:rPr>
+          <w:rStyle w:val="CommentTok"/>
+        </w:rPr>
+        <w:t xml:space="preserve">-- Optional: inherit from another preset</w:t>
+      </w:r>
+      <w:r>
+        <w:br/>
+      </w:r>
+      <w:r>
+        <w:rPr>
+          <w:rStyle w:val="NormalTok"/>
+        </w:rPr>
+        <w:t xml:space="preserve">    </w:t>
+      </w:r>
+      <w:r>
+        <w:rPr>
+          <w:rStyle w:val="VariableTok"/>
+        </w:rPr>
+        <w:t xml:space="preserve">extends</w:t>
+      </w:r>
+      <w:r>
+        <w:rPr>
+          <w:rStyle w:val="NormalTok"/>
+        </w:rPr>
+        <w:t xml:space="preserve"> </w:t>
+      </w:r>
+      <w:r>
+        <w:rPr>
+          <w:rStyle w:val="OperatorTok"/>
+        </w:rPr>
+        <w:t xml:space="preserve">=</w:t>
+      </w:r>
+      <w:r>
+        <w:rPr>
+          <w:rStyle w:val="NormalTok"/>
+        </w:rPr>
+        <w:t xml:space="preserve"> </w:t>
+      </w:r>
+      <w:r>
+        <w:rPr>
+          <w:rStyle w:val="OperatorTok"/>
+        </w:rPr>
+        <w:t xml:space="preserve">{</w:t>
+      </w:r>
+      <w:r>
+        <w:br/>
+      </w:r>
+      <w:r>
+        <w:rPr>
+          <w:rStyle w:val="NormalTok"/>
+        </w:rPr>
+        <w:t xml:space="preserve">        </w:t>
+      </w:r>
+      <w:r>
+        <w:rPr>
+          <w:rStyle w:val="VariableTok"/>
+        </w:rPr>
+        <w:t xml:space="preserve">template</w:t>
+      </w:r>
+      <w:r>
+        <w:rPr>
+          <w:rStyle w:val="NormalTok"/>
+        </w:rPr>
+        <w:t xml:space="preserve"> </w:t>
+      </w:r>
+      <w:r>
+        <w:rPr>
+          <w:rStyle w:val="OperatorTok"/>
+        </w:rPr>
+        <w:t xml:space="preserve">=</w:t>
+      </w:r>
+      <w:r>
+        <w:rPr>
+          <w:rStyle w:val="NormalTok"/>
+        </w:rPr>
+        <w:t xml:space="preserve"> </w:t>
+      </w:r>
+      <w:r>
+        <w:rPr>
+          <w:rStyle w:val="StringTok"/>
+        </w:rPr>
+        <w:t xml:space="preserve">"default"</w:t>
+      </w:r>
+      <w:r>
+        <w:rPr>
+          <w:rStyle w:val="OperatorTok"/>
+        </w:rPr>
+        <w:t xml:space="preserve">,</w:t>
+      </w:r>
+      <w:r>
+        <w:rPr>
+          <w:rStyle w:val="NormalTok"/>
+        </w:rPr>
+        <w:t xml:space="preserve">     </w:t>
+      </w:r>
+      <w:r>
+        <w:rPr>
+          <w:rStyle w:val="CommentTok"/>
+        </w:rPr>
+        <w:t xml:space="preserve">-- Base template</w:t>
+      </w:r>
+      <w:r>
+        <w:br/>
+      </w:r>
+      <w:r>
+        <w:rPr>
+          <w:rStyle w:val="NormalTok"/>
+        </w:rPr>
+        <w:t xml:space="preserve">        </w:t>
+      </w:r>
+      <w:r>
+        <w:rPr>
+          <w:rStyle w:val="VariableTok"/>
+        </w:rPr>
+        <w:t xml:space="preserve">preset</w:t>
+      </w:r>
+      <w:r>
+        <w:rPr>
+          <w:rStyle w:val="NormalTok"/>
+        </w:rPr>
+        <w:t xml:space="preserve"> </w:t>
+      </w:r>
+      <w:r>
+        <w:rPr>
+          <w:rStyle w:val="OperatorTok"/>
+        </w:rPr>
+        <w:t xml:space="preserve">=</w:t>
+      </w:r>
+      <w:r>
+        <w:rPr>
+          <w:rStyle w:val="NormalTok"/>
+        </w:rPr>
+        <w:t xml:space="preserve"> </w:t>
+      </w:r>
+      <w:r>
+        <w:rPr>
+          <w:rStyle w:val="StringTok"/>
+        </w:rPr>
+        <w:t xml:space="preserve">"base"</w:t>
+      </w:r>
+      <w:r>
+        <w:rPr>
+          <w:rStyle w:val="OperatorTok"/>
+        </w:rPr>
+        <w:t xml:space="preserve">,</w:t>
+      </w:r>
+      <w:r>
+        <w:rPr>
+          <w:rStyle w:val="NormalTok"/>
+        </w:rPr>
+        <w:t xml:space="preserve">          </w:t>
+      </w:r>
+      <w:r>
+        <w:rPr>
+          <w:rStyle w:val="CommentTok"/>
+        </w:rPr>
+        <w:t xml:space="preserve">-- Base preset name</w:t>
+      </w:r>
+      <w:r>
+        <w:br/>
+      </w:r>
+      <w:r>
+        <w:rPr>
+          <w:rStyle w:val="NormalTok"/>
+        </w:rPr>
+        <w:t xml:space="preserve">    </w:t>
+      </w:r>
+      <w:r>
+        <w:rPr>
+          <w:rStyle w:val="OperatorTok"/>
+        </w:rPr>
+        <w:t xml:space="preserve">},</w:t>
+      </w:r>
+      <w:r>
+        <w:br/>
+      </w:r>
+      <w:r>
+        <w:rPr>
+          <w:rStyle w:val="OperatorTok"/>
         </w:rPr>
         <w:t xml:space="preserve">}</w:t>
       </w:r>
@@ -764,12 +1610,12 @@
     </w:p>
     <w:p>
       <w:pPr>
-        <w:spacing w:line="20" w:lineRule="exact" w:before="0" w:after="0"/>
+        <w:spacing w:after="0" w:line="20" w:lineRule="exact" w:before="0"/>
         <w:rPr>
           <w:sz w:val="2"/>
         </w:rPr>
       </w:pPr>
-      <w:bookmarkStart w:name="csv-tbl-docx-paragraph-style" w:id="94716"/>
+      <w:bookmarkStart w:id="94716" w:name="csv-tbl-docx-paragraph-style"/>
       <w:bookmarkEnd w:id="94716"/>
     </w:p>
     <w:p>
@@ -805,18 +1651,18 @@
         <w:tblW w:type="auto" w:w="0"/>
         <w:tblLook w:firstRow="1" w:lastRow="0" w:firstColumn="0" w:lastColumn="0" w:noHBand="0" w:noVBand="0" w:val="0020"/>
         <w:tblBorders>
-          <w:top w:sz="6" w:color="000000" w:space="0" w:val="single"/>
-          <w:left w:sz="6" w:color="000000" w:space="0" w:val="single"/>
-          <w:bottom w:sz="6" w:color="000000" w:space="0" w:val="single"/>
-          <w:right w:sz="6" w:color="000000" w:space="0" w:val="single"/>
-          <w:insideH w:sz="6" w:color="000000" w:space="0" w:val="single"/>
-          <w:insideV w:sz="6" w:color="000000" w:space="0" w:val="single"/>
+          <w:top w:space="0" w:color="000000" w:val="single" w:sz="6"/>
+          <w:left w:space="0" w:color="000000" w:val="single" w:sz="6"/>
+          <w:bottom w:space="0" w:color="000000" w:val="single" w:sz="6"/>
+          <w:right w:space="0" w:color="000000" w:val="single" w:sz="6"/>
+          <w:insideH w:space="0" w:color="000000" w:val="single" w:sz="6"/>
+          <w:insideV w:space="0" w:color="000000" w:val="single" w:sz="6"/>
         </w:tblBorders>
         <w:tblCellMar>
-          <w:top w:type="dxa" w:w="57"/>
-          <w:left w:type="dxa" w:w="108"/>
-          <w:bottom w:type="dxa" w:w="57"/>
-          <w:right w:type="dxa" w:w="108"/>
+          <w:top w:w="57" w:type="dxa"/>
+          <w:left w:w="108" w:type="dxa"/>
+          <w:bottom w:w="57" w:type="dxa"/>
+          <w:right w:w="108" w:type="dxa"/>
         </w:tblCellMar>
       </w:tblPr>
       <w:tblGrid>
@@ -831,14 +1677,14 @@
         </w:trPr>
         <w:tc>
           <w:tcPr>
-            <w:shd w:color="auto" w:fill="E8E8E8" w:val="clear"/>
+            <w:shd w:color="auto" w:val="clear" w:fill="E8E8E8"/>
           </w:tcPr>
           <w:p>
             <w:pPr>
               <w:pStyle w:val="Compact"/>
               <w:jc w:val="left"/>
-              <w:ind w:right="0" w:left="0" w:firstLine="0"/>
-              <w:spacing w:lineRule="auto" w:line="240" w:before="40" w:after="40"/>
+              <w:ind w:firstLine="0" w:right="0" w:left="0"/>
+              <w:spacing w:before="40" w:lineRule="auto" w:line="240" w:after="40"/>
             </w:pPr>
             <w:r>
               <w:rPr>
@@ -850,14 +1696,14 @@
         </w:tc>
         <w:tc>
           <w:tcPr>
-            <w:shd w:color="auto" w:fill="E8E8E8" w:val="clear"/>
+            <w:shd w:color="auto" w:val="clear" w:fill="E8E8E8"/>
           </w:tcPr>
           <w:p>
             <w:pPr>
               <w:pStyle w:val="Compact"/>
               <w:jc w:val="left"/>
-              <w:ind w:right="0" w:left="0" w:firstLine="0"/>
-              <w:spacing w:lineRule="auto" w:line="240" w:before="40" w:after="40"/>
+              <w:ind w:firstLine="0" w:right="0" w:left="0"/>
+              <w:spacing w:before="40" w:lineRule="auto" w:line="240" w:after="40"/>
             </w:pPr>
             <w:r>
               <w:rPr>
@@ -869,14 +1715,14 @@
         </w:tc>
         <w:tc>
           <w:tcPr>
-            <w:shd w:color="auto" w:fill="E8E8E8" w:val="clear"/>
+            <w:shd w:color="auto" w:val="clear" w:fill="E8E8E8"/>
           </w:tcPr>
           <w:p>
             <w:pPr>
               <w:pStyle w:val="Compact"/>
               <w:jc w:val="left"/>
-              <w:ind w:right="0" w:left="0" w:firstLine="0"/>
-              <w:spacing w:lineRule="auto" w:line="240" w:before="40" w:after="40"/>
+              <w:ind w:firstLine="0" w:right="0" w:left="0"/>
+              <w:spacing w:before="40" w:lineRule="auto" w:line="240" w:after="40"/>
             </w:pPr>
             <w:r>
               <w:rPr>
@@ -888,14 +1734,14 @@
         </w:tc>
         <w:tc>
           <w:tcPr>
-            <w:shd w:color="auto" w:fill="E8E8E8" w:val="clear"/>
+            <w:shd w:color="auto" w:val="clear" w:fill="E8E8E8"/>
           </w:tcPr>
           <w:p>
             <w:pPr>
               <w:pStyle w:val="Compact"/>
               <w:jc w:val="left"/>
-              <w:ind w:right="0" w:left="0" w:firstLine="0"/>
-              <w:spacing w:lineRule="auto" w:line="240" w:before="40" w:after="40"/>
+              <w:ind w:firstLine="0" w:right="0" w:left="0"/>
+              <w:spacing w:before="40" w:lineRule="auto" w:line="240" w:after="40"/>
             </w:pPr>
             <w:r>
               <w:rPr>
@@ -913,8 +1759,8 @@
             <w:pPr>
               <w:pStyle w:val="Compact"/>
               <w:jc w:val="left"/>
-              <w:ind w:right="0" w:left="0" w:firstLine="0"/>
-              <w:spacing w:lineRule="auto" w:line="240" w:before="40" w:after="40"/>
+              <w:ind w:firstLine="0" w:right="0" w:left="0"/>
+              <w:spacing w:before="40" w:lineRule="auto" w:line="240" w:after="40"/>
             </w:pPr>
             <w:r>
               <w:rPr>
@@ -930,8 +1776,8 @@
             <w:pPr>
               <w:pStyle w:val="Compact"/>
               <w:jc w:val="left"/>
-              <w:ind w:right="0" w:left="0" w:firstLine="0"/>
-              <w:spacing w:lineRule="auto" w:line="240" w:before="40" w:after="40"/>
+              <w:ind w:firstLine="0" w:right="0" w:left="0"/>
+              <w:spacing w:before="40" w:lineRule="auto" w:line="240" w:after="40"/>
             </w:pPr>
             <w:r>
               <w:t xml:space="preserve">string</w:t>
@@ -944,8 +1790,8 @@
             <w:pPr>
               <w:pStyle w:val="Compact"/>
               <w:jc w:val="left"/>
-              <w:ind w:right="0" w:left="0" w:firstLine="0"/>
-              <w:spacing w:lineRule="auto" w:line="240" w:before="40" w:after="40"/>
+              <w:ind w:firstLine="0" w:right="0" w:left="0"/>
+              <w:spacing w:before="40" w:lineRule="auto" w:line="240" w:after="40"/>
             </w:pPr>
             <w:r>
               <w:t xml:space="preserve">required</w:t>
@@ -958,8 +1804,8 @@
             <w:pPr>
               <w:pStyle w:val="Compact"/>
               <w:jc w:val="left"/>
-              <w:ind w:right="0" w:left="0" w:firstLine="0"/>
-              <w:spacing w:lineRule="auto" w:line="240" w:before="40" w:after="40"/>
+              <w:ind w:firstLine="0" w:right="0" w:left="0"/>
+              <w:spacing w:before="40" w:lineRule="auto" w:line="240" w:after="40"/>
             </w:pPr>
             <w:r>
               <w:t xml:space="preserve">Internal style ID (e.g.,</w:t>
@@ -983,8 +1829,8 @@
             <w:pPr>
               <w:pStyle w:val="Compact"/>
               <w:jc w:val="left"/>
-              <w:ind w:right="0" w:left="0" w:firstLine="0"/>
-              <w:spacing w:lineRule="auto" w:line="240" w:before="40" w:after="40"/>
+              <w:ind w:firstLine="0" w:right="0" w:left="0"/>
+              <w:spacing w:before="40" w:lineRule="auto" w:line="240" w:after="40"/>
             </w:pPr>
             <w:r>
               <w:rPr>
@@ -1000,8 +1846,8 @@
             <w:pPr>
               <w:pStyle w:val="Compact"/>
               <w:jc w:val="left"/>
-              <w:ind w:right="0" w:left="0" w:firstLine="0"/>
-              <w:spacing w:lineRule="auto" w:line="240" w:before="40" w:after="40"/>
+              <w:ind w:firstLine="0" w:right="0" w:left="0"/>
+              <w:spacing w:before="40" w:lineRule="auto" w:line="240" w:after="40"/>
             </w:pPr>
             <w:r>
               <w:t xml:space="preserve">string</w:t>
@@ -1014,8 +1860,8 @@
             <w:pPr>
               <w:pStyle w:val="Compact"/>
               <w:jc w:val="left"/>
-              <w:ind w:right="0" w:left="0" w:firstLine="0"/>
-              <w:spacing w:lineRule="auto" w:line="240" w:before="40" w:after="40"/>
+              <w:ind w:firstLine="0" w:right="0" w:left="0"/>
+              <w:spacing w:before="40" w:lineRule="auto" w:line="240" w:after="40"/>
             </w:pPr>
             <w:r>
               <w:t xml:space="preserve">required</w:t>
@@ -1028,8 +1874,8 @@
             <w:pPr>
               <w:pStyle w:val="Compact"/>
               <w:jc w:val="left"/>
-              <w:ind w:right="0" w:left="0" w:firstLine="0"/>
-              <w:spacing w:lineRule="auto" w:line="240" w:before="40" w:after="40"/>
+              <w:ind w:firstLine="0" w:right="0" w:left="0"/>
+              <w:spacing w:before="40" w:lineRule="auto" w:line="240" w:after="40"/>
             </w:pPr>
             <w:r>
               <w:t xml:space="preserve">Display name in Word (e.g.,</w:t>
@@ -1053,8 +1899,8 @@
             <w:pPr>
               <w:pStyle w:val="Compact"/>
               <w:jc w:val="left"/>
-              <w:ind w:right="0" w:left="0" w:firstLine="0"/>
-              <w:spacing w:lineRule="auto" w:line="240" w:before="40" w:after="40"/>
+              <w:ind w:firstLine="0" w:right="0" w:left="0"/>
+              <w:spacing w:before="40" w:lineRule="auto" w:line="240" w:after="40"/>
             </w:pPr>
             <w:r>
               <w:rPr>
@@ -1070,8 +1916,8 @@
             <w:pPr>
               <w:pStyle w:val="Compact"/>
               <w:jc w:val="left"/>
-              <w:ind w:right="0" w:left="0" w:firstLine="0"/>
-              <w:spacing w:lineRule="auto" w:line="240" w:before="40" w:after="40"/>
+              <w:ind w:firstLine="0" w:right="0" w:left="0"/>
+              <w:spacing w:before="40" w:lineRule="auto" w:line="240" w:after="40"/>
             </w:pPr>
             <w:r>
               <w:t xml:space="preserve">string</w:t>
@@ -1084,8 +1930,8 @@
             <w:pPr>
               <w:pStyle w:val="Compact"/>
               <w:jc w:val="left"/>
-              <w:ind w:right="0" w:left="0" w:firstLine="0"/>
-              <w:spacing w:lineRule="auto" w:line="240" w:before="40" w:after="40"/>
+              <w:ind w:firstLine="0" w:right="0" w:left="0"/>
+              <w:spacing w:before="40" w:lineRule="auto" w:line="240" w:after="40"/>
             </w:pPr>
             <w:r>
               <w:t xml:space="preserve">nil</w:t>
@@ -1098,8 +1944,8 @@
             <w:pPr>
               <w:pStyle w:val="Compact"/>
               <w:jc w:val="left"/>
-              <w:ind w:right="0" w:left="0" w:firstLine="0"/>
-              <w:spacing w:lineRule="auto" w:line="240" w:before="40" w:after="40"/>
+              <w:ind w:firstLine="0" w:right="0" w:left="0"/>
+              <w:spacing w:before="40" w:lineRule="auto" w:line="240" w:after="40"/>
             </w:pPr>
             <w:r>
               <w:t xml:space="preserve">Parent style ID for inheritance</w:t>
@@ -1114,8 +1960,8 @@
             <w:pPr>
               <w:pStyle w:val="Compact"/>
               <w:jc w:val="left"/>
-              <w:ind w:right="0" w:left="0" w:firstLine="0"/>
-              <w:spacing w:lineRule="auto" w:line="240" w:before="40" w:after="40"/>
+              <w:ind w:firstLine="0" w:right="0" w:left="0"/>
+              <w:spacing w:before="40" w:lineRule="auto" w:line="240" w:after="40"/>
             </w:pPr>
             <w:r>
               <w:rPr>
@@ -1131,8 +1977,8 @@
             <w:pPr>
               <w:pStyle w:val="Compact"/>
               <w:jc w:val="left"/>
-              <w:ind w:right="0" w:left="0" w:firstLine="0"/>
-              <w:spacing w:lineRule="auto" w:line="240" w:before="40" w:after="40"/>
+              <w:ind w:firstLine="0" w:right="0" w:left="0"/>
+              <w:spacing w:before="40" w:lineRule="auto" w:line="240" w:after="40"/>
             </w:pPr>
             <w:r>
               <w:t xml:space="preserve">string</w:t>
@@ -1145,8 +1991,8 @@
             <w:pPr>
               <w:pStyle w:val="Compact"/>
               <w:jc w:val="left"/>
-              <w:ind w:right="0" w:left="0" w:firstLine="0"/>
-              <w:spacing w:lineRule="auto" w:line="240" w:before="40" w:after="40"/>
+              <w:ind w:firstLine="0" w:right="0" w:left="0"/>
+              <w:spacing w:before="40" w:lineRule="auto" w:line="240" w:after="40"/>
             </w:pPr>
             <w:r>
               <w:t xml:space="preserve">nil</w:t>
@@ -1159,8 +2005,8 @@
             <w:pPr>
               <w:pStyle w:val="Compact"/>
               <w:jc w:val="left"/>
-              <w:ind w:right="0" w:left="0" w:firstLine="0"/>
-              <w:spacing w:lineRule="auto" w:line="240" w:before="40" w:after="40"/>
+              <w:ind w:firstLine="0" w:right="0" w:left="0"/>
+              <w:spacing w:before="40" w:lineRule="auto" w:line="240" w:after="40"/>
             </w:pPr>
             <w:r>
               <w:t xml:space="preserve">Style to apply to the next paragraph</w:t>
@@ -1175,8 +2021,8 @@
             <w:pPr>
               <w:pStyle w:val="Compact"/>
               <w:jc w:val="left"/>
-              <w:ind w:right="0" w:left="0" w:firstLine="0"/>
-              <w:spacing w:lineRule="auto" w:line="240" w:before="40" w:after="40"/>
+              <w:ind w:firstLine="0" w:right="0" w:left="0"/>
+              <w:spacing w:before="40" w:lineRule="auto" w:line="240" w:after="40"/>
             </w:pPr>
             <w:r>
               <w:rPr>
@@ -1192,8 +2038,8 @@
             <w:pPr>
               <w:pStyle w:val="Compact"/>
               <w:jc w:val="left"/>
-              <w:ind w:right="0" w:left="0" w:firstLine="0"/>
-              <w:spacing w:lineRule="auto" w:line="240" w:before="40" w:after="40"/>
+              <w:ind w:firstLine="0" w:right="0" w:left="0"/>
+              <w:spacing w:before="40" w:lineRule="auto" w:line="240" w:after="40"/>
             </w:pPr>
             <w:r>
               <w:t xml:space="preserve">string</w:t>
@@ -1206,8 +2052,8 @@
             <w:pPr>
               <w:pStyle w:val="Compact"/>
               <w:jc w:val="left"/>
-              <w:ind w:right="0" w:left="0" w:firstLine="0"/>
-              <w:spacing w:lineRule="auto" w:line="240" w:before="40" w:after="40"/>
+              <w:ind w:firstLine="0" w:right="0" w:left="0"/>
+              <w:spacing w:before="40" w:lineRule="auto" w:line="240" w:after="40"/>
             </w:pPr>
             <w:r>
               <w:t xml:space="preserve">nil</w:t>
@@ -1220,8 +2066,8 @@
             <w:pPr>
               <w:pStyle w:val="Compact"/>
               <w:jc w:val="left"/>
-              <w:ind w:right="0" w:left="0" w:firstLine="0"/>
-              <w:spacing w:lineRule="auto" w:line="240" w:before="40" w:after="40"/>
+              <w:ind w:firstLine="0" w:right="0" w:left="0"/>
+              <w:spacing w:before="40" w:lineRule="auto" w:line="240" w:after="40"/>
             </w:pPr>
             <w:r>
               <w:t xml:space="preserve">Font family name</w:t>
@@ -1236,8 +2082,8 @@
             <w:pPr>
               <w:pStyle w:val="Compact"/>
               <w:jc w:val="left"/>
-              <w:ind w:right="0" w:left="0" w:firstLine="0"/>
-              <w:spacing w:lineRule="auto" w:line="240" w:before="40" w:after="40"/>
+              <w:ind w:firstLine="0" w:right="0" w:left="0"/>
+              <w:spacing w:before="40" w:lineRule="auto" w:line="240" w:after="40"/>
             </w:pPr>
             <w:r>
               <w:rPr>
@@ -1253,8 +2099,8 @@
             <w:pPr>
               <w:pStyle w:val="Compact"/>
               <w:jc w:val="left"/>
-              <w:ind w:right="0" w:left="0" w:firstLine="0"/>
-              <w:spacing w:lineRule="auto" w:line="240" w:before="40" w:after="40"/>
+              <w:ind w:firstLine="0" w:right="0" w:left="0"/>
+              <w:spacing w:before="40" w:lineRule="auto" w:line="240" w:after="40"/>
             </w:pPr>
             <w:r>
               <w:t xml:space="preserve">number</w:t>
@@ -1267,8 +2113,8 @@
             <w:pPr>
               <w:pStyle w:val="Compact"/>
               <w:jc w:val="left"/>
-              <w:ind w:right="0" w:left="0" w:firstLine="0"/>
-              <w:spacing w:lineRule="auto" w:line="240" w:before="40" w:after="40"/>
+              <w:ind w:firstLine="0" w:right="0" w:left="0"/>
+              <w:spacing w:before="40" w:lineRule="auto" w:line="240" w:after="40"/>
             </w:pPr>
             <w:r>
               <w:t xml:space="preserve">nil</w:t>
@@ -1281,8 +2127,8 @@
             <w:pPr>
               <w:pStyle w:val="Compact"/>
               <w:jc w:val="left"/>
-              <w:ind w:right="0" w:left="0" w:firstLine="0"/>
-              <w:spacing w:lineRule="auto" w:line="240" w:before="40" w:after="40"/>
+              <w:ind w:firstLine="0" w:right="0" w:left="0"/>
+              <w:spacing w:before="40" w:lineRule="auto" w:line="240" w:after="40"/>
             </w:pPr>
             <w:r>
               <w:t xml:space="preserve">Font size in points</w:t>
@@ -1297,8 +2143,8 @@
             <w:pPr>
               <w:pStyle w:val="Compact"/>
               <w:jc w:val="left"/>
-              <w:ind w:right="0" w:left="0" w:firstLine="0"/>
-              <w:spacing w:lineRule="auto" w:line="240" w:before="40" w:after="40"/>
+              <w:ind w:firstLine="0" w:right="0" w:left="0"/>
+              <w:spacing w:before="40" w:lineRule="auto" w:line="240" w:after="40"/>
             </w:pPr>
             <w:r>
               <w:rPr>
@@ -1314,8 +2160,8 @@
             <w:pPr>
               <w:pStyle w:val="Compact"/>
               <w:jc w:val="left"/>
-              <w:ind w:right="0" w:left="0" w:firstLine="0"/>
-              <w:spacing w:lineRule="auto" w:line="240" w:before="40" w:after="40"/>
+              <w:ind w:firstLine="0" w:right="0" w:left="0"/>
+              <w:spacing w:before="40" w:lineRule="auto" w:line="240" w:after="40"/>
             </w:pPr>
             <w:r>
               <w:t xml:space="preserve">string</w:t>
@@ -1328,8 +2174,8 @@
             <w:pPr>
               <w:pStyle w:val="Compact"/>
               <w:jc w:val="left"/>
-              <w:ind w:right="0" w:left="0" w:firstLine="0"/>
-              <w:spacing w:lineRule="auto" w:line="240" w:before="40" w:after="40"/>
+              <w:ind w:firstLine="0" w:right="0" w:left="0"/>
+              <w:spacing w:before="40" w:lineRule="auto" w:line="240" w:after="40"/>
             </w:pPr>
             <w:r>
               <w:t xml:space="preserve">nil</w:t>
@@ -1342,8 +2188,8 @@
             <w:pPr>
               <w:pStyle w:val="Compact"/>
               <w:jc w:val="left"/>
-              <w:ind w:right="0" w:left="0" w:firstLine="0"/>
-              <w:spacing w:lineRule="auto" w:line="240" w:before="40" w:after="40"/>
+              <w:ind w:firstLine="0" w:right="0" w:left="0"/>
+              <w:spacing w:before="40" w:lineRule="auto" w:line="240" w:after="40"/>
             </w:pPr>
             <w:r>
               <w:t xml:space="preserve">Hex color without</w:t>
@@ -1382,8 +2228,8 @@
             <w:pPr>
               <w:pStyle w:val="Compact"/>
               <w:jc w:val="left"/>
-              <w:ind w:right="0" w:left="0" w:firstLine="0"/>
-              <w:spacing w:lineRule="auto" w:line="240" w:before="40" w:after="40"/>
+              <w:ind w:firstLine="0" w:right="0" w:left="0"/>
+              <w:spacing w:before="40" w:lineRule="auto" w:line="240" w:after="40"/>
             </w:pPr>
             <w:r>
               <w:rPr>
@@ -1399,8 +2245,8 @@
             <w:pPr>
               <w:pStyle w:val="Compact"/>
               <w:jc w:val="left"/>
-              <w:ind w:right="0" w:left="0" w:firstLine="0"/>
-              <w:spacing w:lineRule="auto" w:line="240" w:before="40" w:after="40"/>
+              <w:ind w:firstLine="0" w:right="0" w:left="0"/>
+              <w:spacing w:before="40" w:lineRule="auto" w:line="240" w:after="40"/>
             </w:pPr>
             <w:r>
               <w:t xml:space="preserve">boolean</w:t>
@@ -1413,8 +2259,8 @@
             <w:pPr>
               <w:pStyle w:val="Compact"/>
               <w:jc w:val="left"/>
-              <w:ind w:right="0" w:left="0" w:firstLine="0"/>
-              <w:spacing w:lineRule="auto" w:line="240" w:before="40" w:after="40"/>
+              <w:ind w:firstLine="0" w:right="0" w:left="0"/>
+              <w:spacing w:before="40" w:lineRule="auto" w:line="240" w:after="40"/>
             </w:pPr>
             <w:r>
               <w:t xml:space="preserve">nil</w:t>
@@ -1427,8 +2273,8 @@
             <w:pPr>
               <w:pStyle w:val="Compact"/>
               <w:jc w:val="left"/>
-              <w:ind w:right="0" w:left="0" w:firstLine="0"/>
-              <w:spacing w:lineRule="auto" w:line="240" w:before="40" w:after="40"/>
+              <w:ind w:firstLine="0" w:right="0" w:left="0"/>
+              <w:spacing w:before="40" w:lineRule="auto" w:line="240" w:after="40"/>
             </w:pPr>
             <w:r>
               <w:t xml:space="preserve">Bold text</w:t>
@@ -1443,8 +2289,8 @@
             <w:pPr>
               <w:pStyle w:val="Compact"/>
               <w:jc w:val="left"/>
-              <w:ind w:right="0" w:left="0" w:firstLine="0"/>
-              <w:spacing w:lineRule="auto" w:line="240" w:before="40" w:after="40"/>
+              <w:ind w:firstLine="0" w:right="0" w:left="0"/>
+              <w:spacing w:before="40" w:lineRule="auto" w:line="240" w:after="40"/>
             </w:pPr>
             <w:r>
               <w:rPr>
@@ -1460,8 +2306,8 @@
             <w:pPr>
               <w:pStyle w:val="Compact"/>
               <w:jc w:val="left"/>
-              <w:ind w:right="0" w:left="0" w:firstLine="0"/>
-              <w:spacing w:lineRule="auto" w:line="240" w:before="40" w:after="40"/>
+              <w:ind w:firstLine="0" w:right="0" w:left="0"/>
+              <w:spacing w:before="40" w:lineRule="auto" w:line="240" w:after="40"/>
             </w:pPr>
             <w:r>
               <w:t xml:space="preserve">boolean</w:t>
@@ -1474,8 +2320,8 @@
             <w:pPr>
               <w:pStyle w:val="Compact"/>
               <w:jc w:val="left"/>
-              <w:ind w:right="0" w:left="0" w:firstLine="0"/>
-              <w:spacing w:lineRule="auto" w:line="240" w:before="40" w:after="40"/>
+              <w:ind w:firstLine="0" w:right="0" w:left="0"/>
+              <w:spacing w:before="40" w:lineRule="auto" w:line="240" w:after="40"/>
             </w:pPr>
             <w:r>
               <w:t xml:space="preserve">nil</w:t>
@@ -1488,8 +2334,8 @@
             <w:pPr>
               <w:pStyle w:val="Compact"/>
               <w:jc w:val="left"/>
-              <w:ind w:right="0" w:left="0" w:firstLine="0"/>
-              <w:spacing w:lineRule="auto" w:line="240" w:before="40" w:after="40"/>
+              <w:ind w:firstLine="0" w:right="0" w:left="0"/>
+              <w:spacing w:before="40" w:lineRule="auto" w:line="240" w:after="40"/>
             </w:pPr>
             <w:r>
               <w:t xml:space="preserve">Italic text</w:t>
@@ -1504,8 +2350,8 @@
             <w:pPr>
               <w:pStyle w:val="Compact"/>
               <w:jc w:val="left"/>
-              <w:ind w:right="0" w:left="0" w:firstLine="0"/>
-              <w:spacing w:lineRule="auto" w:line="240" w:before="40" w:after="40"/>
+              <w:ind w:firstLine="0" w:right="0" w:left="0"/>
+              <w:spacing w:before="40" w:lineRule="auto" w:line="240" w:after="40"/>
             </w:pPr>
             <w:r>
               <w:rPr>
@@ -1521,8 +2367,8 @@
             <w:pPr>
               <w:pStyle w:val="Compact"/>
               <w:jc w:val="left"/>
-              <w:ind w:right="0" w:left="0" w:firstLine="0"/>
-              <w:spacing w:lineRule="auto" w:line="240" w:before="40" w:after="40"/>
+              <w:ind w:firstLine="0" w:right="0" w:left="0"/>
+              <w:spacing w:before="40" w:lineRule="auto" w:line="240" w:after="40"/>
             </w:pPr>
             <w:r>
               <w:t xml:space="preserve">number</w:t>
@@ -1535,8 +2381,8 @@
             <w:pPr>
               <w:pStyle w:val="Compact"/>
               <w:jc w:val="left"/>
-              <w:ind w:right="0" w:left="0" w:firstLine="0"/>
-              <w:spacing w:lineRule="auto" w:line="240" w:before="40" w:after="40"/>
+              <w:ind w:firstLine="0" w:right="0" w:left="0"/>
+              <w:spacing w:before="40" w:lineRule="auto" w:line="240" w:after="40"/>
             </w:pPr>
             <w:r>
               <w:t xml:space="preserve">nil</w:t>
@@ -1549,8 +2395,8 @@
             <w:pPr>
               <w:pStyle w:val="Compact"/>
               <w:jc w:val="left"/>
-              <w:ind w:right="0" w:left="0" w:firstLine="0"/>
-              <w:spacing w:lineRule="auto" w:line="240" w:before="40" w:after="40"/>
+              <w:ind w:firstLine="0" w:right="0" w:left="0"/>
+              <w:spacing w:before="40" w:lineRule="auto" w:line="240" w:after="40"/>
             </w:pPr>
             <w:r>
               <w:t xml:space="preserve">Line spacing multiplier (1.0 = single, 1.15, 2.0, etc.)</w:t>
@@ -1565,8 +2411,8 @@
             <w:pPr>
               <w:pStyle w:val="Compact"/>
               <w:jc w:val="left"/>
-              <w:ind w:right="0" w:left="0" w:firstLine="0"/>
-              <w:spacing w:lineRule="auto" w:line="240" w:before="40" w:after="40"/>
+              <w:ind w:firstLine="0" w:right="0" w:left="0"/>
+              <w:spacing w:before="40" w:lineRule="auto" w:line="240" w:after="40"/>
             </w:pPr>
             <w:r>
               <w:rPr>
@@ -1582,8 +2428,8 @@
             <w:pPr>
               <w:pStyle w:val="Compact"/>
               <w:jc w:val="left"/>
-              <w:ind w:right="0" w:left="0" w:firstLine="0"/>
-              <w:spacing w:lineRule="auto" w:line="240" w:before="40" w:after="40"/>
+              <w:ind w:firstLine="0" w:right="0" w:left="0"/>
+              <w:spacing w:before="40" w:lineRule="auto" w:line="240" w:after="40"/>
             </w:pPr>
             <w:r>
               <w:t xml:space="preserve">number</w:t>
@@ -1596,8 +2442,8 @@
             <w:pPr>
               <w:pStyle w:val="Compact"/>
               <w:jc w:val="left"/>
-              <w:ind w:right="0" w:left="0" w:firstLine="0"/>
-              <w:spacing w:lineRule="auto" w:line="240" w:before="40" w:after="40"/>
+              <w:ind w:firstLine="0" w:right="0" w:left="0"/>
+              <w:spacing w:before="40" w:lineRule="auto" w:line="240" w:after="40"/>
             </w:pPr>
             <w:r>
               <w:t xml:space="preserve">nil</w:t>
@@ -1610,8 +2456,8 @@
             <w:pPr>
               <w:pStyle w:val="Compact"/>
               <w:jc w:val="left"/>
-              <w:ind w:right="0" w:left="0" w:firstLine="0"/>
-              <w:spacing w:lineRule="auto" w:line="240" w:before="40" w:after="40"/>
+              <w:ind w:firstLine="0" w:right="0" w:left="0"/>
+              <w:spacing w:before="40" w:lineRule="auto" w:line="240" w:after="40"/>
             </w:pPr>
             <w:r>
               <w:t xml:space="preserve">Space before paragraph in points</w:t>
@@ -1626,8 +2472,8 @@
             <w:pPr>
               <w:pStyle w:val="Compact"/>
               <w:jc w:val="left"/>
-              <w:ind w:right="0" w:left="0" w:firstLine="0"/>
-              <w:spacing w:lineRule="auto" w:line="240" w:before="40" w:after="40"/>
+              <w:ind w:firstLine="0" w:right="0" w:left="0"/>
+              <w:spacing w:before="40" w:lineRule="auto" w:line="240" w:after="40"/>
             </w:pPr>
             <w:r>
               <w:rPr>
@@ -1643,8 +2489,8 @@
             <w:pPr>
               <w:pStyle w:val="Compact"/>
               <w:jc w:val="left"/>
-              <w:ind w:right="0" w:left="0" w:firstLine="0"/>
-              <w:spacing w:lineRule="auto" w:line="240" w:before="40" w:after="40"/>
+              <w:ind w:firstLine="0" w:right="0" w:left="0"/>
+              <w:spacing w:before="40" w:lineRule="auto" w:line="240" w:after="40"/>
             </w:pPr>
             <w:r>
               <w:t xml:space="preserve">number</w:t>
@@ -1657,8 +2503,8 @@
             <w:pPr>
               <w:pStyle w:val="Compact"/>
               <w:jc w:val="left"/>
-              <w:ind w:right="0" w:left="0" w:firstLine="0"/>
-              <w:spacing w:lineRule="auto" w:line="240" w:before="40" w:after="40"/>
+              <w:ind w:firstLine="0" w:right="0" w:left="0"/>
+              <w:spacing w:before="40" w:lineRule="auto" w:line="240" w:after="40"/>
             </w:pPr>
             <w:r>
               <w:t xml:space="preserve">nil</w:t>
@@ -1671,8 +2517,8 @@
             <w:pPr>
               <w:pStyle w:val="Compact"/>
               <w:jc w:val="left"/>
-              <w:ind w:right="0" w:left="0" w:firstLine="0"/>
-              <w:spacing w:lineRule="auto" w:line="240" w:before="40" w:after="40"/>
+              <w:ind w:firstLine="0" w:right="0" w:left="0"/>
+              <w:spacing w:before="40" w:lineRule="auto" w:line="240" w:after="40"/>
             </w:pPr>
             <w:r>
               <w:t xml:space="preserve">Space after paragraph in points</w:t>
@@ -1687,8 +2533,8 @@
             <w:pPr>
               <w:pStyle w:val="Compact"/>
               <w:jc w:val="left"/>
-              <w:ind w:right="0" w:left="0" w:firstLine="0"/>
-              <w:spacing w:lineRule="auto" w:line="240" w:before="40" w:after="40"/>
+              <w:ind w:firstLine="0" w:right="0" w:left="0"/>
+              <w:spacing w:before="40" w:lineRule="auto" w:line="240" w:after="40"/>
             </w:pPr>
             <w:r>
               <w:rPr>
@@ -1704,8 +2550,8 @@
             <w:pPr>
               <w:pStyle w:val="Compact"/>
               <w:jc w:val="left"/>
-              <w:ind w:right="0" w:left="0" w:firstLine="0"/>
-              <w:spacing w:lineRule="auto" w:line="240" w:before="40" w:after="40"/>
+              <w:ind w:firstLine="0" w:right="0" w:left="0"/>
+              <w:spacing w:before="40" w:lineRule="auto" w:line="240" w:after="40"/>
             </w:pPr>
             <w:r>
               <w:t xml:space="preserve">string</w:t>
@@ -1718,8 +2564,8 @@
             <w:pPr>
               <w:pStyle w:val="Compact"/>
               <w:jc w:val="left"/>
-              <w:ind w:right="0" w:left="0" w:firstLine="0"/>
-              <w:spacing w:lineRule="auto" w:line="240" w:before="40" w:after="40"/>
+              <w:ind w:firstLine="0" w:right="0" w:left="0"/>
+              <w:spacing w:before="40" w:lineRule="auto" w:line="240" w:after="40"/>
             </w:pPr>
             <w:r>
               <w:t xml:space="preserve">nil</w:t>
@@ -1732,8 +2578,8 @@
             <w:pPr>
               <w:pStyle w:val="Compact"/>
               <w:jc w:val="left"/>
-              <w:ind w:right="0" w:left="0" w:firstLine="0"/>
-              <w:spacing w:lineRule="auto" w:line="240" w:before="40" w:after="40"/>
+              <w:ind w:firstLine="0" w:right="0" w:left="0"/>
+              <w:spacing w:before="40" w:lineRule="auto" w:line="240" w:after="40"/>
             </w:pPr>
             <w:r>
               <w:t xml:space="preserve">Text alignment:</w:t>
@@ -1787,8 +2633,8 @@
             <w:pPr>
               <w:pStyle w:val="Compact"/>
               <w:jc w:val="left"/>
-              <w:ind w:right="0" w:left="0" w:firstLine="0"/>
-              <w:spacing w:lineRule="auto" w:line="240" w:before="40" w:after="40"/>
+              <w:ind w:firstLine="0" w:right="0" w:left="0"/>
+              <w:spacing w:before="40" w:lineRule="auto" w:line="240" w:after="40"/>
             </w:pPr>
             <w:r>
               <w:rPr>
@@ -1804,8 +2650,8 @@
             <w:pPr>
               <w:pStyle w:val="Compact"/>
               <w:jc w:val="left"/>
-              <w:ind w:right="0" w:left="0" w:firstLine="0"/>
-              <w:spacing w:lineRule="auto" w:line="240" w:before="40" w:after="40"/>
+              <w:ind w:firstLine="0" w:right="0" w:left="0"/>
+              <w:spacing w:before="40" w:lineRule="auto" w:line="240" w:after="40"/>
             </w:pPr>
             <w:r>
               <w:t xml:space="preserve">string</w:t>
@@ -1818,8 +2664,8 @@
             <w:pPr>
               <w:pStyle w:val="Compact"/>
               <w:jc w:val="left"/>
-              <w:ind w:right="0" w:left="0" w:firstLine="0"/>
-              <w:spacing w:lineRule="auto" w:line="240" w:before="40" w:after="40"/>
+              <w:ind w:firstLine="0" w:right="0" w:left="0"/>
+              <w:spacing w:before="40" w:lineRule="auto" w:line="240" w:after="40"/>
             </w:pPr>
             <w:r>
               <w:t xml:space="preserve">nil</w:t>
@@ -1832,8 +2678,8 @@
             <w:pPr>
               <w:pStyle w:val="Compact"/>
               <w:jc w:val="left"/>
-              <w:ind w:right="0" w:left="0" w:firstLine="0"/>
-              <w:spacing w:lineRule="auto" w:line="240" w:before="40" w:after="40"/>
+              <w:ind w:firstLine="0" w:right="0" w:left="0"/>
+              <w:spacing w:before="40" w:lineRule="auto" w:line="240" w:after="40"/>
             </w:pPr>
             <w:r>
               <w:t xml:space="preserve">Left indent (e.g.,</w:t>
@@ -1866,8 +2712,8 @@
             <w:pPr>
               <w:pStyle w:val="Compact"/>
               <w:jc w:val="left"/>
-              <w:ind w:right="0" w:left="0" w:firstLine="0"/>
-              <w:spacing w:lineRule="auto" w:line="240" w:before="40" w:after="40"/>
+              <w:ind w:firstLine="0" w:right="0" w:left="0"/>
+              <w:spacing w:before="40" w:lineRule="auto" w:line="240" w:after="40"/>
             </w:pPr>
             <w:r>
               <w:rPr>
@@ -1883,8 +2729,8 @@
             <w:pPr>
               <w:pStyle w:val="Compact"/>
               <w:jc w:val="left"/>
-              <w:ind w:right="0" w:left="0" w:firstLine="0"/>
-              <w:spacing w:lineRule="auto" w:line="240" w:before="40" w:after="40"/>
+              <w:ind w:firstLine="0" w:right="0" w:left="0"/>
+              <w:spacing w:before="40" w:lineRule="auto" w:line="240" w:after="40"/>
             </w:pPr>
             <w:r>
               <w:t xml:space="preserve">string</w:t>
@@ -1897,8 +2743,8 @@
             <w:pPr>
               <w:pStyle w:val="Compact"/>
               <w:jc w:val="left"/>
-              <w:ind w:right="0" w:left="0" w:firstLine="0"/>
-              <w:spacing w:lineRule="auto" w:line="240" w:before="40" w:after="40"/>
+              <w:ind w:firstLine="0" w:right="0" w:left="0"/>
+              <w:spacing w:before="40" w:lineRule="auto" w:line="240" w:after="40"/>
             </w:pPr>
             <w:r>
               <w:t xml:space="preserve">nil</w:t>
@@ -1911,8 +2757,8 @@
             <w:pPr>
               <w:pStyle w:val="Compact"/>
               <w:jc w:val="left"/>
-              <w:ind w:right="0" w:left="0" w:firstLine="0"/>
-              <w:spacing w:lineRule="auto" w:line="240" w:before="40" w:after="40"/>
+              <w:ind w:firstLine="0" w:right="0" w:left="0"/>
+              <w:spacing w:before="40" w:lineRule="auto" w:line="240" w:after="40"/>
             </w:pPr>
             <w:r>
               <w:t xml:space="preserve">Right indent</w:t>
@@ -1927,8 +2773,8 @@
             <w:pPr>
               <w:pStyle w:val="Compact"/>
               <w:jc w:val="left"/>
-              <w:ind w:right="0" w:left="0" w:firstLine="0"/>
-              <w:spacing w:lineRule="auto" w:line="240" w:before="40" w:after="40"/>
+              <w:ind w:firstLine="0" w:right="0" w:left="0"/>
+              <w:spacing w:before="40" w:lineRule="auto" w:line="240" w:after="40"/>
             </w:pPr>
             <w:r>
               <w:rPr>
@@ -1944,8 +2790,8 @@
             <w:pPr>
               <w:pStyle w:val="Compact"/>
               <w:jc w:val="left"/>
-              <w:ind w:right="0" w:left="0" w:firstLine="0"/>
-              <w:spacing w:lineRule="auto" w:line="240" w:before="40" w:after="40"/>
+              <w:ind w:firstLine="0" w:right="0" w:left="0"/>
+              <w:spacing w:before="40" w:lineRule="auto" w:line="240" w:after="40"/>
             </w:pPr>
             <w:r>
               <w:t xml:space="preserve">boolean</w:t>
@@ -1958,8 +2804,8 @@
             <w:pPr>
               <w:pStyle w:val="Compact"/>
               <w:jc w:val="left"/>
-              <w:ind w:right="0" w:left="0" w:firstLine="0"/>
-              <w:spacing w:lineRule="auto" w:line="240" w:before="40" w:after="40"/>
+              <w:ind w:firstLine="0" w:right="0" w:left="0"/>
+              <w:spacing w:before="40" w:lineRule="auto" w:line="240" w:after="40"/>
             </w:pPr>
             <w:r>
               <w:t xml:space="preserve">nil</w:t>
@@ -1972,8 +2818,8 @@
             <w:pPr>
               <w:pStyle w:val="Compact"/>
               <w:jc w:val="left"/>
-              <w:ind w:right="0" w:left="0" w:firstLine="0"/>
-              <w:spacing w:lineRule="auto" w:line="240" w:before="40" w:after="40"/>
+              <w:ind w:firstLine="0" w:right="0" w:left="0"/>
+              <w:spacing w:before="40" w:lineRule="auto" w:line="240" w:after="40"/>
             </w:pPr>
             <w:r>
               <w:t xml:space="preserve">Keep with next paragraph (prevent orphaning)</w:t>
@@ -1988,8 +2834,8 @@
             <w:pPr>
               <w:pStyle w:val="Compact"/>
               <w:jc w:val="left"/>
-              <w:ind w:right="0" w:left="0" w:firstLine="0"/>
-              <w:spacing w:lineRule="auto" w:line="240" w:before="40" w:after="40"/>
+              <w:ind w:firstLine="0" w:right="0" w:left="0"/>
+              <w:spacing w:before="40" w:lineRule="auto" w:line="240" w:after="40"/>
             </w:pPr>
             <w:r>
               <w:rPr>
@@ -2005,8 +2851,8 @@
             <w:pPr>
               <w:pStyle w:val="Compact"/>
               <w:jc w:val="left"/>
-              <w:ind w:right="0" w:left="0" w:firstLine="0"/>
-              <w:spacing w:lineRule="auto" w:line="240" w:before="40" w:after="40"/>
+              <w:ind w:firstLine="0" w:right="0" w:left="0"/>
+              <w:spacing w:before="40" w:lineRule="auto" w:line="240" w:after="40"/>
             </w:pPr>
             <w:r>
               <w:t xml:space="preserve">integer</w:t>
@@ -2019,8 +2865,8 @@
             <w:pPr>
               <w:pStyle w:val="Compact"/>
               <w:jc w:val="left"/>
-              <w:ind w:right="0" w:left="0" w:firstLine="0"/>
-              <w:spacing w:lineRule="auto" w:line="240" w:before="40" w:after="40"/>
+              <w:ind w:firstLine="0" w:right="0" w:left="0"/>
+              <w:spacing w:before="40" w:lineRule="auto" w:line="240" w:after="40"/>
             </w:pPr>
             <w:r>
               <w:t xml:space="preserve">nil</w:t>
@@ -2033,8 +2879,8 @@
             <w:pPr>
               <w:pStyle w:val="Compact"/>
               <w:jc w:val="left"/>
-              <w:ind w:right="0" w:left="0" w:firstLine="0"/>
-              <w:spacing w:lineRule="auto" w:line="240" w:before="40" w:after="40"/>
+              <w:ind w:firstLine="0" w:right="0" w:left="0"/>
+              <w:spacing w:before="40" w:lineRule="auto" w:line="240" w:after="40"/>
             </w:pPr>
             <w:r>
               <w:t xml:space="preserve">Outline level for TOC (0 = Heading 1, 1 = Heading 2, etc.)</w:t>
@@ -2059,12 +2905,12 @@
     </w:p>
     <w:p>
       <w:pPr>
-        <w:spacing w:line="20" w:lineRule="exact" w:before="0" w:after="0"/>
+        <w:spacing w:after="0" w:line="20" w:lineRule="exact" w:before="0"/>
         <w:rPr>
           <w:sz w:val="2"/>
         </w:rPr>
       </w:pPr>
-      <w:bookmarkStart w:name="listing-src-docx-paragraph-styles" w:id="637"/>
+      <w:bookmarkStart w:id="637" w:name="listing-src-docx-paragraph-styles"/>
       <w:bookmarkEnd w:id="637"/>
     </w:p>
     <w:p>
@@ -2100,232 +2946,1612 @@
       </w:pPr>
       <w:r>
         <w:rPr>
-          <w:rStyle w:val="VerbatimChar"/>
-        </w:rPr>
-        <w:t xml:space="preserve">paragraph_styles = {</w:t>
-      </w:r>
-      <w:r>
-        <w:br/>
-      </w:r>
-      <w:r>
-        <w:rPr>
-          <w:rStyle w:val="VerbatimChar"/>
-        </w:rPr>
-        <w:t xml:space="preserve">    {</w:t>
-      </w:r>
-      <w:r>
-        <w:br/>
-      </w:r>
-      <w:r>
-        <w:rPr>
-          <w:rStyle w:val="VerbatimChar"/>
-        </w:rPr>
-        <w:t xml:space="preserve">        id = "Normal",</w:t>
-      </w:r>
-      <w:r>
-        <w:br/>
-      </w:r>
-      <w:r>
-        <w:rPr>
-          <w:rStyle w:val="VerbatimChar"/>
-        </w:rPr>
-        <w:t xml:space="preserve">        name = "Normal",</w:t>
-      </w:r>
-      <w:r>
-        <w:br/>
-      </w:r>
-      <w:r>
-        <w:rPr>
-          <w:rStyle w:val="VerbatimChar"/>
-        </w:rPr>
-        <w:t xml:space="preserve">        font = { name = "Calibri", size = 11 },</w:t>
-      </w:r>
-      <w:r>
-        <w:br/>
-      </w:r>
-      <w:r>
-        <w:rPr>
-          <w:rStyle w:val="VerbatimChar"/>
-        </w:rPr>
-        <w:t xml:space="preserve">        spacing = { line = 1.15, after = 8 },</w:t>
-      </w:r>
-      <w:r>
-        <w:br/>
-      </w:r>
-      <w:r>
-        <w:rPr>
-          <w:rStyle w:val="VerbatimChar"/>
-        </w:rPr>
-        <w:t xml:space="preserve">        alignment = "left",</w:t>
-      </w:r>
-      <w:r>
-        <w:br/>
-      </w:r>
-      <w:r>
-        <w:rPr>
-          <w:rStyle w:val="VerbatimChar"/>
-        </w:rPr>
-        <w:t xml:space="preserve">    },</w:t>
-      </w:r>
-      <w:r>
-        <w:br/>
-      </w:r>
-      <w:r>
-        <w:rPr>
-          <w:rStyle w:val="VerbatimChar"/>
-        </w:rPr>
-        <w:t xml:space="preserve">    {</w:t>
-      </w:r>
-      <w:r>
-        <w:br/>
-      </w:r>
-      <w:r>
-        <w:rPr>
-          <w:rStyle w:val="VerbatimChar"/>
-        </w:rPr>
-        <w:t xml:space="preserve">        id = "Heading1",</w:t>
-      </w:r>
-      <w:r>
-        <w:br/>
-      </w:r>
-      <w:r>
-        <w:rPr>
-          <w:rStyle w:val="VerbatimChar"/>
-        </w:rPr>
-        <w:t xml:space="preserve">        name = "Heading 1",</w:t>
-      </w:r>
-      <w:r>
-        <w:br/>
-      </w:r>
-      <w:r>
-        <w:rPr>
-          <w:rStyle w:val="VerbatimChar"/>
-        </w:rPr>
-        <w:t xml:space="preserve">        based_on = "Normal",</w:t>
-      </w:r>
-      <w:r>
-        <w:br/>
-      </w:r>
-      <w:r>
-        <w:rPr>
-          <w:rStyle w:val="VerbatimChar"/>
-        </w:rPr>
-        <w:t xml:space="preserve">        next = "Normal",</w:t>
-      </w:r>
-      <w:r>
-        <w:br/>
-      </w:r>
-      <w:r>
-        <w:rPr>
-          <w:rStyle w:val="VerbatimChar"/>
-        </w:rPr>
-        <w:t xml:space="preserve">        font = { name = "Calibri Light", size = 16, color = "2F5496" },</w:t>
-      </w:r>
-      <w:r>
-        <w:br/>
-      </w:r>
-      <w:r>
-        <w:rPr>
-          <w:rStyle w:val="VerbatimChar"/>
-        </w:rPr>
-        <w:t xml:space="preserve">        spacing = { before = 12, after = 0, line = 1.15 },</w:t>
-      </w:r>
-      <w:r>
-        <w:br/>
-      </w:r>
-      <w:r>
-        <w:rPr>
-          <w:rStyle w:val="VerbatimChar"/>
-        </w:rPr>
-        <w:t xml:space="preserve">        keep_next = true,</w:t>
-      </w:r>
-      <w:r>
-        <w:br/>
-      </w:r>
-      <w:r>
-        <w:rPr>
-          <w:rStyle w:val="VerbatimChar"/>
-        </w:rPr>
-        <w:t xml:space="preserve">        outline_level = 0,</w:t>
-      </w:r>
-      <w:r>
-        <w:br/>
-      </w:r>
-      <w:r>
-        <w:rPr>
-          <w:rStyle w:val="VerbatimChar"/>
-        </w:rPr>
-        <w:t xml:space="preserve">    },</w:t>
-      </w:r>
-      <w:r>
-        <w:br/>
-      </w:r>
-      <w:r>
-        <w:rPr>
-          <w:rStyle w:val="VerbatimChar"/>
-        </w:rPr>
-        <w:t xml:space="preserve">    {</w:t>
-      </w:r>
-      <w:r>
-        <w:br/>
-      </w:r>
-      <w:r>
-        <w:rPr>
-          <w:rStyle w:val="VerbatimChar"/>
-        </w:rPr>
-        <w:t xml:space="preserve">        id = "Caption",</w:t>
-      </w:r>
-      <w:r>
-        <w:br/>
-      </w:r>
-      <w:r>
-        <w:rPr>
-          <w:rStyle w:val="VerbatimChar"/>
-        </w:rPr>
-        <w:t xml:space="preserve">        name = "Caption",</w:t>
-      </w:r>
-      <w:r>
-        <w:br/>
-      </w:r>
-      <w:r>
-        <w:rPr>
-          <w:rStyle w:val="VerbatimChar"/>
-        </w:rPr>
-        <w:t xml:space="preserve">        based_on = "Normal",</w:t>
-      </w:r>
-      <w:r>
-        <w:br/>
-      </w:r>
-      <w:r>
-        <w:rPr>
-          <w:rStyle w:val="VerbatimChar"/>
-        </w:rPr>
-        <w:t xml:space="preserve">        font = { name = "Calibri", size = 9, italic = true },</w:t>
-      </w:r>
-      <w:r>
-        <w:br/>
-      </w:r>
-      <w:r>
-        <w:rPr>
-          <w:rStyle w:val="VerbatimChar"/>
-        </w:rPr>
-        <w:t xml:space="preserve">        spacing = { before = 0, after = 10, line = 1.15 },</w:t>
-      </w:r>
-      <w:r>
-        <w:br/>
-      </w:r>
-      <w:r>
-        <w:rPr>
-          <w:rStyle w:val="VerbatimChar"/>
-        </w:rPr>
-        <w:t xml:space="preserve">    },</w:t>
-      </w:r>
-      <w:r>
-        <w:br/>
-      </w:r>
-      <w:r>
-        <w:rPr>
-          <w:rStyle w:val="VerbatimChar"/>
+          <w:rStyle w:val="VariableTok"/>
+        </w:rPr>
+        <w:t xml:space="preserve">paragraph_styles</w:t>
+      </w:r>
+      <w:r>
+        <w:rPr>
+          <w:rStyle w:val="NormalTok"/>
+        </w:rPr>
+        <w:t xml:space="preserve"> </w:t>
+      </w:r>
+      <w:r>
+        <w:rPr>
+          <w:rStyle w:val="OperatorTok"/>
+        </w:rPr>
+        <w:t xml:space="preserve">=</w:t>
+      </w:r>
+      <w:r>
+        <w:rPr>
+          <w:rStyle w:val="NormalTok"/>
+        </w:rPr>
+        <w:t xml:space="preserve"> </w:t>
+      </w:r>
+      <w:r>
+        <w:rPr>
+          <w:rStyle w:val="OperatorTok"/>
+        </w:rPr>
+        <w:t xml:space="preserve">{</w:t>
+      </w:r>
+      <w:r>
+        <w:br/>
+      </w:r>
+      <w:r>
+        <w:rPr>
+          <w:rStyle w:val="NormalTok"/>
+        </w:rPr>
+        <w:t xml:space="preserve">    </w:t>
+      </w:r>
+      <w:r>
+        <w:rPr>
+          <w:rStyle w:val="OperatorTok"/>
+        </w:rPr>
+        <w:t xml:space="preserve">{</w:t>
+      </w:r>
+      <w:r>
+        <w:br/>
+      </w:r>
+      <w:r>
+        <w:rPr>
+          <w:rStyle w:val="NormalTok"/>
+        </w:rPr>
+        <w:t xml:space="preserve">        </w:t>
+      </w:r>
+      <w:r>
+        <w:rPr>
+          <w:rStyle w:val="VariableTok"/>
+        </w:rPr>
+        <w:t xml:space="preserve">id</w:t>
+      </w:r>
+      <w:r>
+        <w:rPr>
+          <w:rStyle w:val="NormalTok"/>
+        </w:rPr>
+        <w:t xml:space="preserve"> </w:t>
+      </w:r>
+      <w:r>
+        <w:rPr>
+          <w:rStyle w:val="OperatorTok"/>
+        </w:rPr>
+        <w:t xml:space="preserve">=</w:t>
+      </w:r>
+      <w:r>
+        <w:rPr>
+          <w:rStyle w:val="NormalTok"/>
+        </w:rPr>
+        <w:t xml:space="preserve"> </w:t>
+      </w:r>
+      <w:r>
+        <w:rPr>
+          <w:rStyle w:val="StringTok"/>
+        </w:rPr>
+        <w:t xml:space="preserve">"Normal"</w:t>
+      </w:r>
+      <w:r>
+        <w:rPr>
+          <w:rStyle w:val="OperatorTok"/>
+        </w:rPr>
+        <w:t xml:space="preserve">,</w:t>
+      </w:r>
+      <w:r>
+        <w:br/>
+      </w:r>
+      <w:r>
+        <w:rPr>
+          <w:rStyle w:val="NormalTok"/>
+        </w:rPr>
+        <w:t xml:space="preserve">        </w:t>
+      </w:r>
+      <w:r>
+        <w:rPr>
+          <w:rStyle w:val="VariableTok"/>
+        </w:rPr>
+        <w:t xml:space="preserve">name</w:t>
+      </w:r>
+      <w:r>
+        <w:rPr>
+          <w:rStyle w:val="NormalTok"/>
+        </w:rPr>
+        <w:t xml:space="preserve"> </w:t>
+      </w:r>
+      <w:r>
+        <w:rPr>
+          <w:rStyle w:val="OperatorTok"/>
+        </w:rPr>
+        <w:t xml:space="preserve">=</w:t>
+      </w:r>
+      <w:r>
+        <w:rPr>
+          <w:rStyle w:val="NormalTok"/>
+        </w:rPr>
+        <w:t xml:space="preserve"> </w:t>
+      </w:r>
+      <w:r>
+        <w:rPr>
+          <w:rStyle w:val="StringTok"/>
+        </w:rPr>
+        <w:t xml:space="preserve">"Normal"</w:t>
+      </w:r>
+      <w:r>
+        <w:rPr>
+          <w:rStyle w:val="OperatorTok"/>
+        </w:rPr>
+        <w:t xml:space="preserve">,</w:t>
+      </w:r>
+      <w:r>
+        <w:br/>
+      </w:r>
+      <w:r>
+        <w:rPr>
+          <w:rStyle w:val="NormalTok"/>
+        </w:rPr>
+        <w:t xml:space="preserve">        </w:t>
+      </w:r>
+      <w:r>
+        <w:rPr>
+          <w:rStyle w:val="VariableTok"/>
+        </w:rPr>
+        <w:t xml:space="preserve">font</w:t>
+      </w:r>
+      <w:r>
+        <w:rPr>
+          <w:rStyle w:val="NormalTok"/>
+        </w:rPr>
+        <w:t xml:space="preserve"> </w:t>
+      </w:r>
+      <w:r>
+        <w:rPr>
+          <w:rStyle w:val="OperatorTok"/>
+        </w:rPr>
+        <w:t xml:space="preserve">=</w:t>
+      </w:r>
+      <w:r>
+        <w:rPr>
+          <w:rStyle w:val="NormalTok"/>
+        </w:rPr>
+        <w:t xml:space="preserve"> </w:t>
+      </w:r>
+      <w:r>
+        <w:rPr>
+          <w:rStyle w:val="OperatorTok"/>
+        </w:rPr>
+        <w:t xml:space="preserve">{</w:t>
+      </w:r>
+      <w:r>
+        <w:rPr>
+          <w:rStyle w:val="NormalTok"/>
+        </w:rPr>
+        <w:t xml:space="preserve"> </w:t>
+      </w:r>
+      <w:r>
+        <w:rPr>
+          <w:rStyle w:val="VariableTok"/>
+        </w:rPr>
+        <w:t xml:space="preserve">name</w:t>
+      </w:r>
+      <w:r>
+        <w:rPr>
+          <w:rStyle w:val="NormalTok"/>
+        </w:rPr>
+        <w:t xml:space="preserve"> </w:t>
+      </w:r>
+      <w:r>
+        <w:rPr>
+          <w:rStyle w:val="OperatorTok"/>
+        </w:rPr>
+        <w:t xml:space="preserve">=</w:t>
+      </w:r>
+      <w:r>
+        <w:rPr>
+          <w:rStyle w:val="NormalTok"/>
+        </w:rPr>
+        <w:t xml:space="preserve"> </w:t>
+      </w:r>
+      <w:r>
+        <w:rPr>
+          <w:rStyle w:val="StringTok"/>
+        </w:rPr>
+        <w:t xml:space="preserve">"Calibri"</w:t>
+      </w:r>
+      <w:r>
+        <w:rPr>
+          <w:rStyle w:val="OperatorTok"/>
+        </w:rPr>
+        <w:t xml:space="preserve">,</w:t>
+      </w:r>
+      <w:r>
+        <w:rPr>
+          <w:rStyle w:val="NormalTok"/>
+        </w:rPr>
+        <w:t xml:space="preserve"> </w:t>
+      </w:r>
+      <w:r>
+        <w:rPr>
+          <w:rStyle w:val="VariableTok"/>
+        </w:rPr>
+        <w:t xml:space="preserve">size</w:t>
+      </w:r>
+      <w:r>
+        <w:rPr>
+          <w:rStyle w:val="NormalTok"/>
+        </w:rPr>
+        <w:t xml:space="preserve"> </w:t>
+      </w:r>
+      <w:r>
+        <w:rPr>
+          <w:rStyle w:val="OperatorTok"/>
+        </w:rPr>
+        <w:t xml:space="preserve">=</w:t>
+      </w:r>
+      <w:r>
+        <w:rPr>
+          <w:rStyle w:val="NormalTok"/>
+        </w:rPr>
+        <w:t xml:space="preserve"> </w:t>
+      </w:r>
+      <w:r>
+        <w:rPr>
+          <w:rStyle w:val="DecValTok"/>
+        </w:rPr>
+        <w:t xml:space="preserve">11</w:t>
+      </w:r>
+      <w:r>
+        <w:rPr>
+          <w:rStyle w:val="NormalTok"/>
+        </w:rPr>
+        <w:t xml:space="preserve"> </w:t>
+      </w:r>
+      <w:r>
+        <w:rPr>
+          <w:rStyle w:val="OperatorTok"/>
+        </w:rPr>
+        <w:t xml:space="preserve">},</w:t>
+      </w:r>
+      <w:r>
+        <w:br/>
+      </w:r>
+      <w:r>
+        <w:rPr>
+          <w:rStyle w:val="NormalTok"/>
+        </w:rPr>
+        <w:t xml:space="preserve">        </w:t>
+      </w:r>
+      <w:r>
+        <w:rPr>
+          <w:rStyle w:val="VariableTok"/>
+        </w:rPr>
+        <w:t xml:space="preserve">spacing</w:t>
+      </w:r>
+      <w:r>
+        <w:rPr>
+          <w:rStyle w:val="NormalTok"/>
+        </w:rPr>
+        <w:t xml:space="preserve"> </w:t>
+      </w:r>
+      <w:r>
+        <w:rPr>
+          <w:rStyle w:val="OperatorTok"/>
+        </w:rPr>
+        <w:t xml:space="preserve">=</w:t>
+      </w:r>
+      <w:r>
+        <w:rPr>
+          <w:rStyle w:val="NormalTok"/>
+        </w:rPr>
+        <w:t xml:space="preserve"> </w:t>
+      </w:r>
+      <w:r>
+        <w:rPr>
+          <w:rStyle w:val="OperatorTok"/>
+        </w:rPr>
+        <w:t xml:space="preserve">{</w:t>
+      </w:r>
+      <w:r>
+        <w:rPr>
+          <w:rStyle w:val="NormalTok"/>
+        </w:rPr>
+        <w:t xml:space="preserve"> </w:t>
+      </w:r>
+      <w:r>
+        <w:rPr>
+          <w:rStyle w:val="VariableTok"/>
+        </w:rPr>
+        <w:t xml:space="preserve">line</w:t>
+      </w:r>
+      <w:r>
+        <w:rPr>
+          <w:rStyle w:val="NormalTok"/>
+        </w:rPr>
+        <w:t xml:space="preserve"> </w:t>
+      </w:r>
+      <w:r>
+        <w:rPr>
+          <w:rStyle w:val="OperatorTok"/>
+        </w:rPr>
+        <w:t xml:space="preserve">=</w:t>
+      </w:r>
+      <w:r>
+        <w:rPr>
+          <w:rStyle w:val="NormalTok"/>
+        </w:rPr>
+        <w:t xml:space="preserve"> </w:t>
+      </w:r>
+      <w:r>
+        <w:rPr>
+          <w:rStyle w:val="DecValTok"/>
+        </w:rPr>
+        <w:t xml:space="preserve">1.15</w:t>
+      </w:r>
+      <w:r>
+        <w:rPr>
+          <w:rStyle w:val="OperatorTok"/>
+        </w:rPr>
+        <w:t xml:space="preserve">,</w:t>
+      </w:r>
+      <w:r>
+        <w:rPr>
+          <w:rStyle w:val="NormalTok"/>
+        </w:rPr>
+        <w:t xml:space="preserve"> </w:t>
+      </w:r>
+      <w:r>
+        <w:rPr>
+          <w:rStyle w:val="VariableTok"/>
+        </w:rPr>
+        <w:t xml:space="preserve">after</w:t>
+      </w:r>
+      <w:r>
+        <w:rPr>
+          <w:rStyle w:val="NormalTok"/>
+        </w:rPr>
+        <w:t xml:space="preserve"> </w:t>
+      </w:r>
+      <w:r>
+        <w:rPr>
+          <w:rStyle w:val="OperatorTok"/>
+        </w:rPr>
+        <w:t xml:space="preserve">=</w:t>
+      </w:r>
+      <w:r>
+        <w:rPr>
+          <w:rStyle w:val="NormalTok"/>
+        </w:rPr>
+        <w:t xml:space="preserve"> </w:t>
+      </w:r>
+      <w:r>
+        <w:rPr>
+          <w:rStyle w:val="DecValTok"/>
+        </w:rPr>
+        <w:t xml:space="preserve">8</w:t>
+      </w:r>
+      <w:r>
+        <w:rPr>
+          <w:rStyle w:val="NormalTok"/>
+        </w:rPr>
+        <w:t xml:space="preserve"> </w:t>
+      </w:r>
+      <w:r>
+        <w:rPr>
+          <w:rStyle w:val="OperatorTok"/>
+        </w:rPr>
+        <w:t xml:space="preserve">},</w:t>
+      </w:r>
+      <w:r>
+        <w:br/>
+      </w:r>
+      <w:r>
+        <w:rPr>
+          <w:rStyle w:val="NormalTok"/>
+        </w:rPr>
+        <w:t xml:space="preserve">        </w:t>
+      </w:r>
+      <w:r>
+        <w:rPr>
+          <w:rStyle w:val="VariableTok"/>
+        </w:rPr>
+        <w:t xml:space="preserve">alignment</w:t>
+      </w:r>
+      <w:r>
+        <w:rPr>
+          <w:rStyle w:val="NormalTok"/>
+        </w:rPr>
+        <w:t xml:space="preserve"> </w:t>
+      </w:r>
+      <w:r>
+        <w:rPr>
+          <w:rStyle w:val="OperatorTok"/>
+        </w:rPr>
+        <w:t xml:space="preserve">=</w:t>
+      </w:r>
+      <w:r>
+        <w:rPr>
+          <w:rStyle w:val="NormalTok"/>
+        </w:rPr>
+        <w:t xml:space="preserve"> </w:t>
+      </w:r>
+      <w:r>
+        <w:rPr>
+          <w:rStyle w:val="StringTok"/>
+        </w:rPr>
+        <w:t xml:space="preserve">"left"</w:t>
+      </w:r>
+      <w:r>
+        <w:rPr>
+          <w:rStyle w:val="OperatorTok"/>
+        </w:rPr>
+        <w:t xml:space="preserve">,</w:t>
+      </w:r>
+      <w:r>
+        <w:br/>
+      </w:r>
+      <w:r>
+        <w:rPr>
+          <w:rStyle w:val="NormalTok"/>
+        </w:rPr>
+        <w:t xml:space="preserve">    </w:t>
+      </w:r>
+      <w:r>
+        <w:rPr>
+          <w:rStyle w:val="OperatorTok"/>
+        </w:rPr>
+        <w:t xml:space="preserve">},</w:t>
+      </w:r>
+      <w:r>
+        <w:br/>
+      </w:r>
+      <w:r>
+        <w:rPr>
+          <w:rStyle w:val="NormalTok"/>
+        </w:rPr>
+        <w:t xml:space="preserve">    </w:t>
+      </w:r>
+      <w:r>
+        <w:rPr>
+          <w:rStyle w:val="OperatorTok"/>
+        </w:rPr>
+        <w:t xml:space="preserve">{</w:t>
+      </w:r>
+      <w:r>
+        <w:br/>
+      </w:r>
+      <w:r>
+        <w:rPr>
+          <w:rStyle w:val="NormalTok"/>
+        </w:rPr>
+        <w:t xml:space="preserve">        </w:t>
+      </w:r>
+      <w:r>
+        <w:rPr>
+          <w:rStyle w:val="VariableTok"/>
+        </w:rPr>
+        <w:t xml:space="preserve">id</w:t>
+      </w:r>
+      <w:r>
+        <w:rPr>
+          <w:rStyle w:val="NormalTok"/>
+        </w:rPr>
+        <w:t xml:space="preserve"> </w:t>
+      </w:r>
+      <w:r>
+        <w:rPr>
+          <w:rStyle w:val="OperatorTok"/>
+        </w:rPr>
+        <w:t xml:space="preserve">=</w:t>
+      </w:r>
+      <w:r>
+        <w:rPr>
+          <w:rStyle w:val="NormalTok"/>
+        </w:rPr>
+        <w:t xml:space="preserve"> </w:t>
+      </w:r>
+      <w:r>
+        <w:rPr>
+          <w:rStyle w:val="StringTok"/>
+        </w:rPr>
+        <w:t xml:space="preserve">"Heading1"</w:t>
+      </w:r>
+      <w:r>
+        <w:rPr>
+          <w:rStyle w:val="OperatorTok"/>
+        </w:rPr>
+        <w:t xml:space="preserve">,</w:t>
+      </w:r>
+      <w:r>
+        <w:br/>
+      </w:r>
+      <w:r>
+        <w:rPr>
+          <w:rStyle w:val="NormalTok"/>
+        </w:rPr>
+        <w:t xml:space="preserve">        </w:t>
+      </w:r>
+      <w:r>
+        <w:rPr>
+          <w:rStyle w:val="VariableTok"/>
+        </w:rPr>
+        <w:t xml:space="preserve">name</w:t>
+      </w:r>
+      <w:r>
+        <w:rPr>
+          <w:rStyle w:val="NormalTok"/>
+        </w:rPr>
+        <w:t xml:space="preserve"> </w:t>
+      </w:r>
+      <w:r>
+        <w:rPr>
+          <w:rStyle w:val="OperatorTok"/>
+        </w:rPr>
+        <w:t xml:space="preserve">=</w:t>
+      </w:r>
+      <w:r>
+        <w:rPr>
+          <w:rStyle w:val="NormalTok"/>
+        </w:rPr>
+        <w:t xml:space="preserve"> </w:t>
+      </w:r>
+      <w:r>
+        <w:rPr>
+          <w:rStyle w:val="StringTok"/>
+        </w:rPr>
+        <w:t xml:space="preserve">"Heading 1"</w:t>
+      </w:r>
+      <w:r>
+        <w:rPr>
+          <w:rStyle w:val="OperatorTok"/>
+        </w:rPr>
+        <w:t xml:space="preserve">,</w:t>
+      </w:r>
+      <w:r>
+        <w:br/>
+      </w:r>
+      <w:r>
+        <w:rPr>
+          <w:rStyle w:val="NormalTok"/>
+        </w:rPr>
+        <w:t xml:space="preserve">        </w:t>
+      </w:r>
+      <w:r>
+        <w:rPr>
+          <w:rStyle w:val="VariableTok"/>
+        </w:rPr>
+        <w:t xml:space="preserve">based_on</w:t>
+      </w:r>
+      <w:r>
+        <w:rPr>
+          <w:rStyle w:val="NormalTok"/>
+        </w:rPr>
+        <w:t xml:space="preserve"> </w:t>
+      </w:r>
+      <w:r>
+        <w:rPr>
+          <w:rStyle w:val="OperatorTok"/>
+        </w:rPr>
+        <w:t xml:space="preserve">=</w:t>
+      </w:r>
+      <w:r>
+        <w:rPr>
+          <w:rStyle w:val="NormalTok"/>
+        </w:rPr>
+        <w:t xml:space="preserve"> </w:t>
+      </w:r>
+      <w:r>
+        <w:rPr>
+          <w:rStyle w:val="StringTok"/>
+        </w:rPr>
+        <w:t xml:space="preserve">"Normal"</w:t>
+      </w:r>
+      <w:r>
+        <w:rPr>
+          <w:rStyle w:val="OperatorTok"/>
+        </w:rPr>
+        <w:t xml:space="preserve">,</w:t>
+      </w:r>
+      <w:r>
+        <w:br/>
+      </w:r>
+      <w:r>
+        <w:rPr>
+          <w:rStyle w:val="NormalTok"/>
+        </w:rPr>
+        <w:t xml:space="preserve">        </w:t>
+      </w:r>
+      <w:r>
+        <w:rPr>
+          <w:rStyle w:val="FunctionTok"/>
+        </w:rPr>
+        <w:t xml:space="preserve">next</w:t>
+      </w:r>
+      <w:r>
+        <w:rPr>
+          <w:rStyle w:val="NormalTok"/>
+        </w:rPr>
+        <w:t xml:space="preserve"> </w:t>
+      </w:r>
+      <w:r>
+        <w:rPr>
+          <w:rStyle w:val="OperatorTok"/>
+        </w:rPr>
+        <w:t xml:space="preserve">=</w:t>
+      </w:r>
+      <w:r>
+        <w:rPr>
+          <w:rStyle w:val="NormalTok"/>
+        </w:rPr>
+        <w:t xml:space="preserve"> </w:t>
+      </w:r>
+      <w:r>
+        <w:rPr>
+          <w:rStyle w:val="StringTok"/>
+        </w:rPr>
+        <w:t xml:space="preserve">"Normal"</w:t>
+      </w:r>
+      <w:r>
+        <w:rPr>
+          <w:rStyle w:val="OperatorTok"/>
+        </w:rPr>
+        <w:t xml:space="preserve">,</w:t>
+      </w:r>
+      <w:r>
+        <w:br/>
+      </w:r>
+      <w:r>
+        <w:rPr>
+          <w:rStyle w:val="NormalTok"/>
+        </w:rPr>
+        <w:t xml:space="preserve">        </w:t>
+      </w:r>
+      <w:r>
+        <w:rPr>
+          <w:rStyle w:val="VariableTok"/>
+        </w:rPr>
+        <w:t xml:space="preserve">font</w:t>
+      </w:r>
+      <w:r>
+        <w:rPr>
+          <w:rStyle w:val="NormalTok"/>
+        </w:rPr>
+        <w:t xml:space="preserve"> </w:t>
+      </w:r>
+      <w:r>
+        <w:rPr>
+          <w:rStyle w:val="OperatorTok"/>
+        </w:rPr>
+        <w:t xml:space="preserve">=</w:t>
+      </w:r>
+      <w:r>
+        <w:rPr>
+          <w:rStyle w:val="NormalTok"/>
+        </w:rPr>
+        <w:t xml:space="preserve"> </w:t>
+      </w:r>
+      <w:r>
+        <w:rPr>
+          <w:rStyle w:val="OperatorTok"/>
+        </w:rPr>
+        <w:t xml:space="preserve">{</w:t>
+      </w:r>
+      <w:r>
+        <w:rPr>
+          <w:rStyle w:val="NormalTok"/>
+        </w:rPr>
+        <w:t xml:space="preserve"> </w:t>
+      </w:r>
+      <w:r>
+        <w:rPr>
+          <w:rStyle w:val="VariableTok"/>
+        </w:rPr>
+        <w:t xml:space="preserve">name</w:t>
+      </w:r>
+      <w:r>
+        <w:rPr>
+          <w:rStyle w:val="NormalTok"/>
+        </w:rPr>
+        <w:t xml:space="preserve"> </w:t>
+      </w:r>
+      <w:r>
+        <w:rPr>
+          <w:rStyle w:val="OperatorTok"/>
+        </w:rPr>
+        <w:t xml:space="preserve">=</w:t>
+      </w:r>
+      <w:r>
+        <w:rPr>
+          <w:rStyle w:val="NormalTok"/>
+        </w:rPr>
+        <w:t xml:space="preserve"> </w:t>
+      </w:r>
+      <w:r>
+        <w:rPr>
+          <w:rStyle w:val="StringTok"/>
+        </w:rPr>
+        <w:t xml:space="preserve">"Calibri Light"</w:t>
+      </w:r>
+      <w:r>
+        <w:rPr>
+          <w:rStyle w:val="OperatorTok"/>
+        </w:rPr>
+        <w:t xml:space="preserve">,</w:t>
+      </w:r>
+      <w:r>
+        <w:rPr>
+          <w:rStyle w:val="NormalTok"/>
+        </w:rPr>
+        <w:t xml:space="preserve"> </w:t>
+      </w:r>
+      <w:r>
+        <w:rPr>
+          <w:rStyle w:val="VariableTok"/>
+        </w:rPr>
+        <w:t xml:space="preserve">size</w:t>
+      </w:r>
+      <w:r>
+        <w:rPr>
+          <w:rStyle w:val="NormalTok"/>
+        </w:rPr>
+        <w:t xml:space="preserve"> </w:t>
+      </w:r>
+      <w:r>
+        <w:rPr>
+          <w:rStyle w:val="OperatorTok"/>
+        </w:rPr>
+        <w:t xml:space="preserve">=</w:t>
+      </w:r>
+      <w:r>
+        <w:rPr>
+          <w:rStyle w:val="NormalTok"/>
+        </w:rPr>
+        <w:t xml:space="preserve"> </w:t>
+      </w:r>
+      <w:r>
+        <w:rPr>
+          <w:rStyle w:val="DecValTok"/>
+        </w:rPr>
+        <w:t xml:space="preserve">16</w:t>
+      </w:r>
+      <w:r>
+        <w:rPr>
+          <w:rStyle w:val="OperatorTok"/>
+        </w:rPr>
+        <w:t xml:space="preserve">,</w:t>
+      </w:r>
+      <w:r>
+        <w:rPr>
+          <w:rStyle w:val="NormalTok"/>
+        </w:rPr>
+        <w:t xml:space="preserve"> </w:t>
+      </w:r>
+      <w:r>
+        <w:rPr>
+          <w:rStyle w:val="VariableTok"/>
+        </w:rPr>
+        <w:t xml:space="preserve">color</w:t>
+      </w:r>
+      <w:r>
+        <w:rPr>
+          <w:rStyle w:val="NormalTok"/>
+        </w:rPr>
+        <w:t xml:space="preserve"> </w:t>
+      </w:r>
+      <w:r>
+        <w:rPr>
+          <w:rStyle w:val="OperatorTok"/>
+        </w:rPr>
+        <w:t xml:space="preserve">=</w:t>
+      </w:r>
+      <w:r>
+        <w:rPr>
+          <w:rStyle w:val="NormalTok"/>
+        </w:rPr>
+        <w:t xml:space="preserve"> </w:t>
+      </w:r>
+      <w:r>
+        <w:rPr>
+          <w:rStyle w:val="StringTok"/>
+        </w:rPr>
+        <w:t xml:space="preserve">"2F5496"</w:t>
+      </w:r>
+      <w:r>
+        <w:rPr>
+          <w:rStyle w:val="NormalTok"/>
+        </w:rPr>
+        <w:t xml:space="preserve"> </w:t>
+      </w:r>
+      <w:r>
+        <w:rPr>
+          <w:rStyle w:val="OperatorTok"/>
+        </w:rPr>
+        <w:t xml:space="preserve">},</w:t>
+      </w:r>
+      <w:r>
+        <w:br/>
+      </w:r>
+      <w:r>
+        <w:rPr>
+          <w:rStyle w:val="NormalTok"/>
+        </w:rPr>
+        <w:t xml:space="preserve">        </w:t>
+      </w:r>
+      <w:r>
+        <w:rPr>
+          <w:rStyle w:val="VariableTok"/>
+        </w:rPr>
+        <w:t xml:space="preserve">spacing</w:t>
+      </w:r>
+      <w:r>
+        <w:rPr>
+          <w:rStyle w:val="NormalTok"/>
+        </w:rPr>
+        <w:t xml:space="preserve"> </w:t>
+      </w:r>
+      <w:r>
+        <w:rPr>
+          <w:rStyle w:val="OperatorTok"/>
+        </w:rPr>
+        <w:t xml:space="preserve">=</w:t>
+      </w:r>
+      <w:r>
+        <w:rPr>
+          <w:rStyle w:val="NormalTok"/>
+        </w:rPr>
+        <w:t xml:space="preserve"> </w:t>
+      </w:r>
+      <w:r>
+        <w:rPr>
+          <w:rStyle w:val="OperatorTok"/>
+        </w:rPr>
+        <w:t xml:space="preserve">{</w:t>
+      </w:r>
+      <w:r>
+        <w:rPr>
+          <w:rStyle w:val="NormalTok"/>
+        </w:rPr>
+        <w:t xml:space="preserve"> </w:t>
+      </w:r>
+      <w:r>
+        <w:rPr>
+          <w:rStyle w:val="VariableTok"/>
+        </w:rPr>
+        <w:t xml:space="preserve">before</w:t>
+      </w:r>
+      <w:r>
+        <w:rPr>
+          <w:rStyle w:val="NormalTok"/>
+        </w:rPr>
+        <w:t xml:space="preserve"> </w:t>
+      </w:r>
+      <w:r>
+        <w:rPr>
+          <w:rStyle w:val="OperatorTok"/>
+        </w:rPr>
+        <w:t xml:space="preserve">=</w:t>
+      </w:r>
+      <w:r>
+        <w:rPr>
+          <w:rStyle w:val="NormalTok"/>
+        </w:rPr>
+        <w:t xml:space="preserve"> </w:t>
+      </w:r>
+      <w:r>
+        <w:rPr>
+          <w:rStyle w:val="DecValTok"/>
+        </w:rPr>
+        <w:t xml:space="preserve">12</w:t>
+      </w:r>
+      <w:r>
+        <w:rPr>
+          <w:rStyle w:val="OperatorTok"/>
+        </w:rPr>
+        <w:t xml:space="preserve">,</w:t>
+      </w:r>
+      <w:r>
+        <w:rPr>
+          <w:rStyle w:val="NormalTok"/>
+        </w:rPr>
+        <w:t xml:space="preserve"> </w:t>
+      </w:r>
+      <w:r>
+        <w:rPr>
+          <w:rStyle w:val="VariableTok"/>
+        </w:rPr>
+        <w:t xml:space="preserve">after</w:t>
+      </w:r>
+      <w:r>
+        <w:rPr>
+          <w:rStyle w:val="NormalTok"/>
+        </w:rPr>
+        <w:t xml:space="preserve"> </w:t>
+      </w:r>
+      <w:r>
+        <w:rPr>
+          <w:rStyle w:val="OperatorTok"/>
+        </w:rPr>
+        <w:t xml:space="preserve">=</w:t>
+      </w:r>
+      <w:r>
+        <w:rPr>
+          <w:rStyle w:val="NormalTok"/>
+        </w:rPr>
+        <w:t xml:space="preserve"> </w:t>
+      </w:r>
+      <w:r>
+        <w:rPr>
+          <w:rStyle w:val="DecValTok"/>
+        </w:rPr>
+        <w:t xml:space="preserve">0</w:t>
+      </w:r>
+      <w:r>
+        <w:rPr>
+          <w:rStyle w:val="OperatorTok"/>
+        </w:rPr>
+        <w:t xml:space="preserve">,</w:t>
+      </w:r>
+      <w:r>
+        <w:rPr>
+          <w:rStyle w:val="NormalTok"/>
+        </w:rPr>
+        <w:t xml:space="preserve"> </w:t>
+      </w:r>
+      <w:r>
+        <w:rPr>
+          <w:rStyle w:val="VariableTok"/>
+        </w:rPr>
+        <w:t xml:space="preserve">line</w:t>
+      </w:r>
+      <w:r>
+        <w:rPr>
+          <w:rStyle w:val="NormalTok"/>
+        </w:rPr>
+        <w:t xml:space="preserve"> </w:t>
+      </w:r>
+      <w:r>
+        <w:rPr>
+          <w:rStyle w:val="OperatorTok"/>
+        </w:rPr>
+        <w:t xml:space="preserve">=</w:t>
+      </w:r>
+      <w:r>
+        <w:rPr>
+          <w:rStyle w:val="NormalTok"/>
+        </w:rPr>
+        <w:t xml:space="preserve"> </w:t>
+      </w:r>
+      <w:r>
+        <w:rPr>
+          <w:rStyle w:val="DecValTok"/>
+        </w:rPr>
+        <w:t xml:space="preserve">1.15</w:t>
+      </w:r>
+      <w:r>
+        <w:rPr>
+          <w:rStyle w:val="NormalTok"/>
+        </w:rPr>
+        <w:t xml:space="preserve"> </w:t>
+      </w:r>
+      <w:r>
+        <w:rPr>
+          <w:rStyle w:val="OperatorTok"/>
+        </w:rPr>
+        <w:t xml:space="preserve">},</w:t>
+      </w:r>
+      <w:r>
+        <w:br/>
+      </w:r>
+      <w:r>
+        <w:rPr>
+          <w:rStyle w:val="NormalTok"/>
+        </w:rPr>
+        <w:t xml:space="preserve">        </w:t>
+      </w:r>
+      <w:r>
+        <w:rPr>
+          <w:rStyle w:val="VariableTok"/>
+        </w:rPr>
+        <w:t xml:space="preserve">keep_next</w:t>
+      </w:r>
+      <w:r>
+        <w:rPr>
+          <w:rStyle w:val="NormalTok"/>
+        </w:rPr>
+        <w:t xml:space="preserve"> </w:t>
+      </w:r>
+      <w:r>
+        <w:rPr>
+          <w:rStyle w:val="OperatorTok"/>
+        </w:rPr>
+        <w:t xml:space="preserve">=</w:t>
+      </w:r>
+      <w:r>
+        <w:rPr>
+          <w:rStyle w:val="NormalTok"/>
+        </w:rPr>
+        <w:t xml:space="preserve"> </w:t>
+      </w:r>
+      <w:r>
+        <w:rPr>
+          <w:rStyle w:val="KeywordTok"/>
+        </w:rPr>
+        <w:t xml:space="preserve">true</w:t>
+      </w:r>
+      <w:r>
+        <w:rPr>
+          <w:rStyle w:val="OperatorTok"/>
+        </w:rPr>
+        <w:t xml:space="preserve">,</w:t>
+      </w:r>
+      <w:r>
+        <w:br/>
+      </w:r>
+      <w:r>
+        <w:rPr>
+          <w:rStyle w:val="NormalTok"/>
+        </w:rPr>
+        <w:t xml:space="preserve">        </w:t>
+      </w:r>
+      <w:r>
+        <w:rPr>
+          <w:rStyle w:val="VariableTok"/>
+        </w:rPr>
+        <w:t xml:space="preserve">outline_level</w:t>
+      </w:r>
+      <w:r>
+        <w:rPr>
+          <w:rStyle w:val="NormalTok"/>
+        </w:rPr>
+        <w:t xml:space="preserve"> </w:t>
+      </w:r>
+      <w:r>
+        <w:rPr>
+          <w:rStyle w:val="OperatorTok"/>
+        </w:rPr>
+        <w:t xml:space="preserve">=</w:t>
+      </w:r>
+      <w:r>
+        <w:rPr>
+          <w:rStyle w:val="NormalTok"/>
+        </w:rPr>
+        <w:t xml:space="preserve"> </w:t>
+      </w:r>
+      <w:r>
+        <w:rPr>
+          <w:rStyle w:val="DecValTok"/>
+        </w:rPr>
+        <w:t xml:space="preserve">0</w:t>
+      </w:r>
+      <w:r>
+        <w:rPr>
+          <w:rStyle w:val="OperatorTok"/>
+        </w:rPr>
+        <w:t xml:space="preserve">,</w:t>
+      </w:r>
+      <w:r>
+        <w:br/>
+      </w:r>
+      <w:r>
+        <w:rPr>
+          <w:rStyle w:val="NormalTok"/>
+        </w:rPr>
+        <w:t xml:space="preserve">    </w:t>
+      </w:r>
+      <w:r>
+        <w:rPr>
+          <w:rStyle w:val="OperatorTok"/>
+        </w:rPr>
+        <w:t xml:space="preserve">},</w:t>
+      </w:r>
+      <w:r>
+        <w:br/>
+      </w:r>
+      <w:r>
+        <w:rPr>
+          <w:rStyle w:val="NormalTok"/>
+        </w:rPr>
+        <w:t xml:space="preserve">    </w:t>
+      </w:r>
+      <w:r>
+        <w:rPr>
+          <w:rStyle w:val="OperatorTok"/>
+        </w:rPr>
+        <w:t xml:space="preserve">{</w:t>
+      </w:r>
+      <w:r>
+        <w:br/>
+      </w:r>
+      <w:r>
+        <w:rPr>
+          <w:rStyle w:val="NormalTok"/>
+        </w:rPr>
+        <w:t xml:space="preserve">        </w:t>
+      </w:r>
+      <w:r>
+        <w:rPr>
+          <w:rStyle w:val="VariableTok"/>
+        </w:rPr>
+        <w:t xml:space="preserve">id</w:t>
+      </w:r>
+      <w:r>
+        <w:rPr>
+          <w:rStyle w:val="NormalTok"/>
+        </w:rPr>
+        <w:t xml:space="preserve"> </w:t>
+      </w:r>
+      <w:r>
+        <w:rPr>
+          <w:rStyle w:val="OperatorTok"/>
+        </w:rPr>
+        <w:t xml:space="preserve">=</w:t>
+      </w:r>
+      <w:r>
+        <w:rPr>
+          <w:rStyle w:val="NormalTok"/>
+        </w:rPr>
+        <w:t xml:space="preserve"> </w:t>
+      </w:r>
+      <w:r>
+        <w:rPr>
+          <w:rStyle w:val="StringTok"/>
+        </w:rPr>
+        <w:t xml:space="preserve">"Caption"</w:t>
+      </w:r>
+      <w:r>
+        <w:rPr>
+          <w:rStyle w:val="OperatorTok"/>
+        </w:rPr>
+        <w:t xml:space="preserve">,</w:t>
+      </w:r>
+      <w:r>
+        <w:br/>
+      </w:r>
+      <w:r>
+        <w:rPr>
+          <w:rStyle w:val="NormalTok"/>
+        </w:rPr>
+        <w:t xml:space="preserve">        </w:t>
+      </w:r>
+      <w:r>
+        <w:rPr>
+          <w:rStyle w:val="VariableTok"/>
+        </w:rPr>
+        <w:t xml:space="preserve">name</w:t>
+      </w:r>
+      <w:r>
+        <w:rPr>
+          <w:rStyle w:val="NormalTok"/>
+        </w:rPr>
+        <w:t xml:space="preserve"> </w:t>
+      </w:r>
+      <w:r>
+        <w:rPr>
+          <w:rStyle w:val="OperatorTok"/>
+        </w:rPr>
+        <w:t xml:space="preserve">=</w:t>
+      </w:r>
+      <w:r>
+        <w:rPr>
+          <w:rStyle w:val="NormalTok"/>
+        </w:rPr>
+        <w:t xml:space="preserve"> </w:t>
+      </w:r>
+      <w:r>
+        <w:rPr>
+          <w:rStyle w:val="StringTok"/>
+        </w:rPr>
+        <w:t xml:space="preserve">"Caption"</w:t>
+      </w:r>
+      <w:r>
+        <w:rPr>
+          <w:rStyle w:val="OperatorTok"/>
+        </w:rPr>
+        <w:t xml:space="preserve">,</w:t>
+      </w:r>
+      <w:r>
+        <w:br/>
+      </w:r>
+      <w:r>
+        <w:rPr>
+          <w:rStyle w:val="NormalTok"/>
+        </w:rPr>
+        <w:t xml:space="preserve">        </w:t>
+      </w:r>
+      <w:r>
+        <w:rPr>
+          <w:rStyle w:val="VariableTok"/>
+        </w:rPr>
+        <w:t xml:space="preserve">based_on</w:t>
+      </w:r>
+      <w:r>
+        <w:rPr>
+          <w:rStyle w:val="NormalTok"/>
+        </w:rPr>
+        <w:t xml:space="preserve"> </w:t>
+      </w:r>
+      <w:r>
+        <w:rPr>
+          <w:rStyle w:val="OperatorTok"/>
+        </w:rPr>
+        <w:t xml:space="preserve">=</w:t>
+      </w:r>
+      <w:r>
+        <w:rPr>
+          <w:rStyle w:val="NormalTok"/>
+        </w:rPr>
+        <w:t xml:space="preserve"> </w:t>
+      </w:r>
+      <w:r>
+        <w:rPr>
+          <w:rStyle w:val="StringTok"/>
+        </w:rPr>
+        <w:t xml:space="preserve">"Normal"</w:t>
+      </w:r>
+      <w:r>
+        <w:rPr>
+          <w:rStyle w:val="OperatorTok"/>
+        </w:rPr>
+        <w:t xml:space="preserve">,</w:t>
+      </w:r>
+      <w:r>
+        <w:br/>
+      </w:r>
+      <w:r>
+        <w:rPr>
+          <w:rStyle w:val="NormalTok"/>
+        </w:rPr>
+        <w:t xml:space="preserve">        </w:t>
+      </w:r>
+      <w:r>
+        <w:rPr>
+          <w:rStyle w:val="VariableTok"/>
+        </w:rPr>
+        <w:t xml:space="preserve">font</w:t>
+      </w:r>
+      <w:r>
+        <w:rPr>
+          <w:rStyle w:val="NormalTok"/>
+        </w:rPr>
+        <w:t xml:space="preserve"> </w:t>
+      </w:r>
+      <w:r>
+        <w:rPr>
+          <w:rStyle w:val="OperatorTok"/>
+        </w:rPr>
+        <w:t xml:space="preserve">=</w:t>
+      </w:r>
+      <w:r>
+        <w:rPr>
+          <w:rStyle w:val="NormalTok"/>
+        </w:rPr>
+        <w:t xml:space="preserve"> </w:t>
+      </w:r>
+      <w:r>
+        <w:rPr>
+          <w:rStyle w:val="OperatorTok"/>
+        </w:rPr>
+        <w:t xml:space="preserve">{</w:t>
+      </w:r>
+      <w:r>
+        <w:rPr>
+          <w:rStyle w:val="NormalTok"/>
+        </w:rPr>
+        <w:t xml:space="preserve"> </w:t>
+      </w:r>
+      <w:r>
+        <w:rPr>
+          <w:rStyle w:val="VariableTok"/>
+        </w:rPr>
+        <w:t xml:space="preserve">name</w:t>
+      </w:r>
+      <w:r>
+        <w:rPr>
+          <w:rStyle w:val="NormalTok"/>
+        </w:rPr>
+        <w:t xml:space="preserve"> </w:t>
+      </w:r>
+      <w:r>
+        <w:rPr>
+          <w:rStyle w:val="OperatorTok"/>
+        </w:rPr>
+        <w:t xml:space="preserve">=</w:t>
+      </w:r>
+      <w:r>
+        <w:rPr>
+          <w:rStyle w:val="NormalTok"/>
+        </w:rPr>
+        <w:t xml:space="preserve"> </w:t>
+      </w:r>
+      <w:r>
+        <w:rPr>
+          <w:rStyle w:val="StringTok"/>
+        </w:rPr>
+        <w:t xml:space="preserve">"Calibri"</w:t>
+      </w:r>
+      <w:r>
+        <w:rPr>
+          <w:rStyle w:val="OperatorTok"/>
+        </w:rPr>
+        <w:t xml:space="preserve">,</w:t>
+      </w:r>
+      <w:r>
+        <w:rPr>
+          <w:rStyle w:val="NormalTok"/>
+        </w:rPr>
+        <w:t xml:space="preserve"> </w:t>
+      </w:r>
+      <w:r>
+        <w:rPr>
+          <w:rStyle w:val="VariableTok"/>
+        </w:rPr>
+        <w:t xml:space="preserve">size</w:t>
+      </w:r>
+      <w:r>
+        <w:rPr>
+          <w:rStyle w:val="NormalTok"/>
+        </w:rPr>
+        <w:t xml:space="preserve"> </w:t>
+      </w:r>
+      <w:r>
+        <w:rPr>
+          <w:rStyle w:val="OperatorTok"/>
+        </w:rPr>
+        <w:t xml:space="preserve">=</w:t>
+      </w:r>
+      <w:r>
+        <w:rPr>
+          <w:rStyle w:val="NormalTok"/>
+        </w:rPr>
+        <w:t xml:space="preserve"> </w:t>
+      </w:r>
+      <w:r>
+        <w:rPr>
+          <w:rStyle w:val="DecValTok"/>
+        </w:rPr>
+        <w:t xml:space="preserve">9</w:t>
+      </w:r>
+      <w:r>
+        <w:rPr>
+          <w:rStyle w:val="OperatorTok"/>
+        </w:rPr>
+        <w:t xml:space="preserve">,</w:t>
+      </w:r>
+      <w:r>
+        <w:rPr>
+          <w:rStyle w:val="NormalTok"/>
+        </w:rPr>
+        <w:t xml:space="preserve"> </w:t>
+      </w:r>
+      <w:r>
+        <w:rPr>
+          <w:rStyle w:val="VariableTok"/>
+        </w:rPr>
+        <w:t xml:space="preserve">italic</w:t>
+      </w:r>
+      <w:r>
+        <w:rPr>
+          <w:rStyle w:val="NormalTok"/>
+        </w:rPr>
+        <w:t xml:space="preserve"> </w:t>
+      </w:r>
+      <w:r>
+        <w:rPr>
+          <w:rStyle w:val="OperatorTok"/>
+        </w:rPr>
+        <w:t xml:space="preserve">=</w:t>
+      </w:r>
+      <w:r>
+        <w:rPr>
+          <w:rStyle w:val="NormalTok"/>
+        </w:rPr>
+        <w:t xml:space="preserve"> </w:t>
+      </w:r>
+      <w:r>
+        <w:rPr>
+          <w:rStyle w:val="KeywordTok"/>
+        </w:rPr>
+        <w:t xml:space="preserve">true</w:t>
+      </w:r>
+      <w:r>
+        <w:rPr>
+          <w:rStyle w:val="NormalTok"/>
+        </w:rPr>
+        <w:t xml:space="preserve"> </w:t>
+      </w:r>
+      <w:r>
+        <w:rPr>
+          <w:rStyle w:val="OperatorTok"/>
+        </w:rPr>
+        <w:t xml:space="preserve">},</w:t>
+      </w:r>
+      <w:r>
+        <w:br/>
+      </w:r>
+      <w:r>
+        <w:rPr>
+          <w:rStyle w:val="NormalTok"/>
+        </w:rPr>
+        <w:t xml:space="preserve">        </w:t>
+      </w:r>
+      <w:r>
+        <w:rPr>
+          <w:rStyle w:val="VariableTok"/>
+        </w:rPr>
+        <w:t xml:space="preserve">spacing</w:t>
+      </w:r>
+      <w:r>
+        <w:rPr>
+          <w:rStyle w:val="NormalTok"/>
+        </w:rPr>
+        <w:t xml:space="preserve"> </w:t>
+      </w:r>
+      <w:r>
+        <w:rPr>
+          <w:rStyle w:val="OperatorTok"/>
+        </w:rPr>
+        <w:t xml:space="preserve">=</w:t>
+      </w:r>
+      <w:r>
+        <w:rPr>
+          <w:rStyle w:val="NormalTok"/>
+        </w:rPr>
+        <w:t xml:space="preserve"> </w:t>
+      </w:r>
+      <w:r>
+        <w:rPr>
+          <w:rStyle w:val="OperatorTok"/>
+        </w:rPr>
+        <w:t xml:space="preserve">{</w:t>
+      </w:r>
+      <w:r>
+        <w:rPr>
+          <w:rStyle w:val="NormalTok"/>
+        </w:rPr>
+        <w:t xml:space="preserve"> </w:t>
+      </w:r>
+      <w:r>
+        <w:rPr>
+          <w:rStyle w:val="VariableTok"/>
+        </w:rPr>
+        <w:t xml:space="preserve">before</w:t>
+      </w:r>
+      <w:r>
+        <w:rPr>
+          <w:rStyle w:val="NormalTok"/>
+        </w:rPr>
+        <w:t xml:space="preserve"> </w:t>
+      </w:r>
+      <w:r>
+        <w:rPr>
+          <w:rStyle w:val="OperatorTok"/>
+        </w:rPr>
+        <w:t xml:space="preserve">=</w:t>
+      </w:r>
+      <w:r>
+        <w:rPr>
+          <w:rStyle w:val="NormalTok"/>
+        </w:rPr>
+        <w:t xml:space="preserve"> </w:t>
+      </w:r>
+      <w:r>
+        <w:rPr>
+          <w:rStyle w:val="DecValTok"/>
+        </w:rPr>
+        <w:t xml:space="preserve">0</w:t>
+      </w:r>
+      <w:r>
+        <w:rPr>
+          <w:rStyle w:val="OperatorTok"/>
+        </w:rPr>
+        <w:t xml:space="preserve">,</w:t>
+      </w:r>
+      <w:r>
+        <w:rPr>
+          <w:rStyle w:val="NormalTok"/>
+        </w:rPr>
+        <w:t xml:space="preserve"> </w:t>
+      </w:r>
+      <w:r>
+        <w:rPr>
+          <w:rStyle w:val="VariableTok"/>
+        </w:rPr>
+        <w:t xml:space="preserve">after</w:t>
+      </w:r>
+      <w:r>
+        <w:rPr>
+          <w:rStyle w:val="NormalTok"/>
+        </w:rPr>
+        <w:t xml:space="preserve"> </w:t>
+      </w:r>
+      <w:r>
+        <w:rPr>
+          <w:rStyle w:val="OperatorTok"/>
+        </w:rPr>
+        <w:t xml:space="preserve">=</w:t>
+      </w:r>
+      <w:r>
+        <w:rPr>
+          <w:rStyle w:val="NormalTok"/>
+        </w:rPr>
+        <w:t xml:space="preserve"> </w:t>
+      </w:r>
+      <w:r>
+        <w:rPr>
+          <w:rStyle w:val="DecValTok"/>
+        </w:rPr>
+        <w:t xml:space="preserve">10</w:t>
+      </w:r>
+      <w:r>
+        <w:rPr>
+          <w:rStyle w:val="OperatorTok"/>
+        </w:rPr>
+        <w:t xml:space="preserve">,</w:t>
+      </w:r>
+      <w:r>
+        <w:rPr>
+          <w:rStyle w:val="NormalTok"/>
+        </w:rPr>
+        <w:t xml:space="preserve"> </w:t>
+      </w:r>
+      <w:r>
+        <w:rPr>
+          <w:rStyle w:val="VariableTok"/>
+        </w:rPr>
+        <w:t xml:space="preserve">line</w:t>
+      </w:r>
+      <w:r>
+        <w:rPr>
+          <w:rStyle w:val="NormalTok"/>
+        </w:rPr>
+        <w:t xml:space="preserve"> </w:t>
+      </w:r>
+      <w:r>
+        <w:rPr>
+          <w:rStyle w:val="OperatorTok"/>
+        </w:rPr>
+        <w:t xml:space="preserve">=</w:t>
+      </w:r>
+      <w:r>
+        <w:rPr>
+          <w:rStyle w:val="NormalTok"/>
+        </w:rPr>
+        <w:t xml:space="preserve"> </w:t>
+      </w:r>
+      <w:r>
+        <w:rPr>
+          <w:rStyle w:val="DecValTok"/>
+        </w:rPr>
+        <w:t xml:space="preserve">1.15</w:t>
+      </w:r>
+      <w:r>
+        <w:rPr>
+          <w:rStyle w:val="NormalTok"/>
+        </w:rPr>
+        <w:t xml:space="preserve"> </w:t>
+      </w:r>
+      <w:r>
+        <w:rPr>
+          <w:rStyle w:val="OperatorTok"/>
+        </w:rPr>
+        <w:t xml:space="preserve">},</w:t>
+      </w:r>
+      <w:r>
+        <w:br/>
+      </w:r>
+      <w:r>
+        <w:rPr>
+          <w:rStyle w:val="NormalTok"/>
+        </w:rPr>
+        <w:t xml:space="preserve">    </w:t>
+      </w:r>
+      <w:r>
+        <w:rPr>
+          <w:rStyle w:val="OperatorTok"/>
+        </w:rPr>
+        <w:t xml:space="preserve">},</w:t>
+      </w:r>
+      <w:r>
+        <w:br/>
+      </w:r>
+      <w:r>
+        <w:rPr>
+          <w:rStyle w:val="OperatorTok"/>
         </w:rPr>
         <w:t xml:space="preserve">}</w:t>
       </w:r>
@@ -2346,12 +4572,12 @@
     </w:p>
     <w:p>
       <w:pPr>
-        <w:spacing w:line="20" w:lineRule="exact" w:before="0" w:after="0"/>
+        <w:spacing w:after="0" w:line="20" w:lineRule="exact" w:before="0"/>
         <w:rPr>
           <w:sz w:val="2"/>
         </w:rPr>
       </w:pPr>
-      <w:bookmarkStart w:name="listing-src-docx-table-styles" w:id="14557"/>
+      <w:bookmarkStart w:id="14557" w:name="listing-src-docx-table-styles"/>
       <w:bookmarkEnd w:id="14557"/>
     </w:p>
     <w:p>
@@ -2387,187 +4613,1519 @@
       </w:pPr>
       <w:r>
         <w:rPr>
-          <w:rStyle w:val="VerbatimChar"/>
-        </w:rPr>
-        <w:t xml:space="preserve">table_styles = {</w:t>
-      </w:r>
-      <w:r>
-        <w:br/>
-      </w:r>
-      <w:r>
-        <w:rPr>
-          <w:rStyle w:val="VerbatimChar"/>
-        </w:rPr>
-        <w:t xml:space="preserve">    {</w:t>
-      </w:r>
-      <w:r>
-        <w:br/>
-      </w:r>
-      <w:r>
-        <w:rPr>
-          <w:rStyle w:val="VerbatimChar"/>
-        </w:rPr>
-        <w:t xml:space="preserve">        id = "TableGrid",</w:t>
-      </w:r>
-      <w:r>
-        <w:br/>
-      </w:r>
-      <w:r>
-        <w:rPr>
-          <w:rStyle w:val="VerbatimChar"/>
-        </w:rPr>
-        <w:t xml:space="preserve">        name = "Table Grid",</w:t>
-      </w:r>
-      <w:r>
-        <w:br/>
-      </w:r>
-      <w:r>
-        <w:rPr>
-          <w:rStyle w:val="VerbatimChar"/>
-        </w:rPr>
-        <w:t xml:space="preserve">        borders = {</w:t>
-      </w:r>
-      <w:r>
-        <w:br/>
-      </w:r>
-      <w:r>
-        <w:rPr>
-          <w:rStyle w:val="VerbatimChar"/>
-        </w:rPr>
-        <w:t xml:space="preserve">            top    = { style = "single", width = 0.5, color = "000000" },</w:t>
-      </w:r>
-      <w:r>
-        <w:br/>
-      </w:r>
-      <w:r>
-        <w:rPr>
-          <w:rStyle w:val="VerbatimChar"/>
-        </w:rPr>
-        <w:t xml:space="preserve">            bottom = { style = "single", width = 0.5, color = "000000" },</w:t>
-      </w:r>
-      <w:r>
-        <w:br/>
-      </w:r>
-      <w:r>
-        <w:rPr>
-          <w:rStyle w:val="VerbatimChar"/>
-        </w:rPr>
-        <w:t xml:space="preserve">            left   = { style = "single", width = 0.5, color = "000000" },</w:t>
-      </w:r>
-      <w:r>
-        <w:br/>
-      </w:r>
-      <w:r>
-        <w:rPr>
-          <w:rStyle w:val="VerbatimChar"/>
-        </w:rPr>
-        <w:t xml:space="preserve">            right  = { style = "single", width = 0.5, color = "000000" },</w:t>
-      </w:r>
-      <w:r>
-        <w:br/>
-      </w:r>
-      <w:r>
-        <w:rPr>
-          <w:rStyle w:val="VerbatimChar"/>
-        </w:rPr>
-        <w:t xml:space="preserve">            inside_h = { style = "single", width = 0.5, color = "000000" },</w:t>
-      </w:r>
-      <w:r>
-        <w:br/>
-      </w:r>
-      <w:r>
-        <w:rPr>
-          <w:rStyle w:val="VerbatimChar"/>
-        </w:rPr>
-        <w:t xml:space="preserve">            inside_v = { style = "single", width = 0.5, color = "000000" },</w:t>
-      </w:r>
-      <w:r>
-        <w:br/>
-      </w:r>
-      <w:r>
-        <w:rPr>
-          <w:rStyle w:val="VerbatimChar"/>
-        </w:rPr>
-        <w:t xml:space="preserve">        },</w:t>
-      </w:r>
-      <w:r>
-        <w:br/>
-      </w:r>
-      <w:r>
-        <w:rPr>
-          <w:rStyle w:val="VerbatimChar"/>
-        </w:rPr>
-        <w:t xml:space="preserve">        cell_margins = {</w:t>
-      </w:r>
-      <w:r>
-        <w:br/>
-      </w:r>
-      <w:r>
-        <w:rPr>
-          <w:rStyle w:val="VerbatimChar"/>
-        </w:rPr>
-        <w:t xml:space="preserve">            top = "0.05in",</w:t>
-      </w:r>
-      <w:r>
-        <w:br/>
-      </w:r>
-      <w:r>
-        <w:rPr>
-          <w:rStyle w:val="VerbatimChar"/>
-        </w:rPr>
-        <w:t xml:space="preserve">            bottom = "0.05in",</w:t>
-      </w:r>
-      <w:r>
-        <w:br/>
-      </w:r>
-      <w:r>
-        <w:rPr>
-          <w:rStyle w:val="VerbatimChar"/>
-        </w:rPr>
-        <w:t xml:space="preserve">            left = "0.08in",</w:t>
-      </w:r>
-      <w:r>
-        <w:br/>
-      </w:r>
-      <w:r>
-        <w:rPr>
-          <w:rStyle w:val="VerbatimChar"/>
-        </w:rPr>
-        <w:t xml:space="preserve">            right = "0.08in",</w:t>
-      </w:r>
-      <w:r>
-        <w:br/>
-      </w:r>
-      <w:r>
-        <w:rPr>
-          <w:rStyle w:val="VerbatimChar"/>
-        </w:rPr>
-        <w:t xml:space="preserve">        },</w:t>
-      </w:r>
-      <w:r>
-        <w:br/>
-      </w:r>
-      <w:r>
-        <w:rPr>
-          <w:rStyle w:val="VerbatimChar"/>
-        </w:rPr>
-        <w:t xml:space="preserve">        autofit = true,</w:t>
-      </w:r>
-      <w:r>
-        <w:br/>
-      </w:r>
-      <w:r>
-        <w:rPr>
-          <w:rStyle w:val="VerbatimChar"/>
-        </w:rPr>
-        <w:t xml:space="preserve">    },</w:t>
-      </w:r>
-      <w:r>
-        <w:br/>
-      </w:r>
-      <w:r>
-        <w:rPr>
-          <w:rStyle w:val="VerbatimChar"/>
+          <w:rStyle w:val="VariableTok"/>
+        </w:rPr>
+        <w:t xml:space="preserve">table_styles</w:t>
+      </w:r>
+      <w:r>
+        <w:rPr>
+          <w:rStyle w:val="NormalTok"/>
+        </w:rPr>
+        <w:t xml:space="preserve"> </w:t>
+      </w:r>
+      <w:r>
+        <w:rPr>
+          <w:rStyle w:val="OperatorTok"/>
+        </w:rPr>
+        <w:t xml:space="preserve">=</w:t>
+      </w:r>
+      <w:r>
+        <w:rPr>
+          <w:rStyle w:val="NormalTok"/>
+        </w:rPr>
+        <w:t xml:space="preserve"> </w:t>
+      </w:r>
+      <w:r>
+        <w:rPr>
+          <w:rStyle w:val="OperatorTok"/>
+        </w:rPr>
+        <w:t xml:space="preserve">{</w:t>
+      </w:r>
+      <w:r>
+        <w:br/>
+      </w:r>
+      <w:r>
+        <w:rPr>
+          <w:rStyle w:val="NormalTok"/>
+        </w:rPr>
+        <w:t xml:space="preserve">    </w:t>
+      </w:r>
+      <w:r>
+        <w:rPr>
+          <w:rStyle w:val="OperatorTok"/>
+        </w:rPr>
+        <w:t xml:space="preserve">{</w:t>
+      </w:r>
+      <w:r>
+        <w:br/>
+      </w:r>
+      <w:r>
+        <w:rPr>
+          <w:rStyle w:val="NormalTok"/>
+        </w:rPr>
+        <w:t xml:space="preserve">        </w:t>
+      </w:r>
+      <w:r>
+        <w:rPr>
+          <w:rStyle w:val="VariableTok"/>
+        </w:rPr>
+        <w:t xml:space="preserve">id</w:t>
+      </w:r>
+      <w:r>
+        <w:rPr>
+          <w:rStyle w:val="NormalTok"/>
+        </w:rPr>
+        <w:t xml:space="preserve"> </w:t>
+      </w:r>
+      <w:r>
+        <w:rPr>
+          <w:rStyle w:val="OperatorTok"/>
+        </w:rPr>
+        <w:t xml:space="preserve">=</w:t>
+      </w:r>
+      <w:r>
+        <w:rPr>
+          <w:rStyle w:val="NormalTok"/>
+        </w:rPr>
+        <w:t xml:space="preserve"> </w:t>
+      </w:r>
+      <w:r>
+        <w:rPr>
+          <w:rStyle w:val="StringTok"/>
+        </w:rPr>
+        <w:t xml:space="preserve">"TableGrid"</w:t>
+      </w:r>
+      <w:r>
+        <w:rPr>
+          <w:rStyle w:val="OperatorTok"/>
+        </w:rPr>
+        <w:t xml:space="preserve">,</w:t>
+      </w:r>
+      <w:r>
+        <w:br/>
+      </w:r>
+      <w:r>
+        <w:rPr>
+          <w:rStyle w:val="NormalTok"/>
+        </w:rPr>
+        <w:t xml:space="preserve">        </w:t>
+      </w:r>
+      <w:r>
+        <w:rPr>
+          <w:rStyle w:val="VariableTok"/>
+        </w:rPr>
+        <w:t xml:space="preserve">name</w:t>
+      </w:r>
+      <w:r>
+        <w:rPr>
+          <w:rStyle w:val="NormalTok"/>
+        </w:rPr>
+        <w:t xml:space="preserve"> </w:t>
+      </w:r>
+      <w:r>
+        <w:rPr>
+          <w:rStyle w:val="OperatorTok"/>
+        </w:rPr>
+        <w:t xml:space="preserve">=</w:t>
+      </w:r>
+      <w:r>
+        <w:rPr>
+          <w:rStyle w:val="NormalTok"/>
+        </w:rPr>
+        <w:t xml:space="preserve"> </w:t>
+      </w:r>
+      <w:r>
+        <w:rPr>
+          <w:rStyle w:val="StringTok"/>
+        </w:rPr>
+        <w:t xml:space="preserve">"Table Grid"</w:t>
+      </w:r>
+      <w:r>
+        <w:rPr>
+          <w:rStyle w:val="OperatorTok"/>
+        </w:rPr>
+        <w:t xml:space="preserve">,</w:t>
+      </w:r>
+      <w:r>
+        <w:br/>
+      </w:r>
+      <w:r>
+        <w:rPr>
+          <w:rStyle w:val="NormalTok"/>
+        </w:rPr>
+        <w:t xml:space="preserve">        </w:t>
+      </w:r>
+      <w:r>
+        <w:rPr>
+          <w:rStyle w:val="VariableTok"/>
+        </w:rPr>
+        <w:t xml:space="preserve">borders</w:t>
+      </w:r>
+      <w:r>
+        <w:rPr>
+          <w:rStyle w:val="NormalTok"/>
+        </w:rPr>
+        <w:t xml:space="preserve"> </w:t>
+      </w:r>
+      <w:r>
+        <w:rPr>
+          <w:rStyle w:val="OperatorTok"/>
+        </w:rPr>
+        <w:t xml:space="preserve">=</w:t>
+      </w:r>
+      <w:r>
+        <w:rPr>
+          <w:rStyle w:val="NormalTok"/>
+        </w:rPr>
+        <w:t xml:space="preserve"> </w:t>
+      </w:r>
+      <w:r>
+        <w:rPr>
+          <w:rStyle w:val="OperatorTok"/>
+        </w:rPr>
+        <w:t xml:space="preserve">{</w:t>
+      </w:r>
+      <w:r>
+        <w:br/>
+      </w:r>
+      <w:r>
+        <w:rPr>
+          <w:rStyle w:val="NormalTok"/>
+        </w:rPr>
+        <w:t xml:space="preserve">            </w:t>
+      </w:r>
+      <w:r>
+        <w:rPr>
+          <w:rStyle w:val="VariableTok"/>
+        </w:rPr>
+        <w:t xml:space="preserve">top</w:t>
+      </w:r>
+      <w:r>
+        <w:rPr>
+          <w:rStyle w:val="NormalTok"/>
+        </w:rPr>
+        <w:t xml:space="preserve">    </w:t>
+      </w:r>
+      <w:r>
+        <w:rPr>
+          <w:rStyle w:val="OperatorTok"/>
+        </w:rPr>
+        <w:t xml:space="preserve">=</w:t>
+      </w:r>
+      <w:r>
+        <w:rPr>
+          <w:rStyle w:val="NormalTok"/>
+        </w:rPr>
+        <w:t xml:space="preserve"> </w:t>
+      </w:r>
+      <w:r>
+        <w:rPr>
+          <w:rStyle w:val="OperatorTok"/>
+        </w:rPr>
+        <w:t xml:space="preserve">{</w:t>
+      </w:r>
+      <w:r>
+        <w:rPr>
+          <w:rStyle w:val="NormalTok"/>
+        </w:rPr>
+        <w:t xml:space="preserve"> </w:t>
+      </w:r>
+      <w:r>
+        <w:rPr>
+          <w:rStyle w:val="VariableTok"/>
+        </w:rPr>
+        <w:t xml:space="preserve">style</w:t>
+      </w:r>
+      <w:r>
+        <w:rPr>
+          <w:rStyle w:val="NormalTok"/>
+        </w:rPr>
+        <w:t xml:space="preserve"> </w:t>
+      </w:r>
+      <w:r>
+        <w:rPr>
+          <w:rStyle w:val="OperatorTok"/>
+        </w:rPr>
+        <w:t xml:space="preserve">=</w:t>
+      </w:r>
+      <w:r>
+        <w:rPr>
+          <w:rStyle w:val="NormalTok"/>
+        </w:rPr>
+        <w:t xml:space="preserve"> </w:t>
+      </w:r>
+      <w:r>
+        <w:rPr>
+          <w:rStyle w:val="StringTok"/>
+        </w:rPr>
+        <w:t xml:space="preserve">"single"</w:t>
+      </w:r>
+      <w:r>
+        <w:rPr>
+          <w:rStyle w:val="OperatorTok"/>
+        </w:rPr>
+        <w:t xml:space="preserve">,</w:t>
+      </w:r>
+      <w:r>
+        <w:rPr>
+          <w:rStyle w:val="NormalTok"/>
+        </w:rPr>
+        <w:t xml:space="preserve"> </w:t>
+      </w:r>
+      <w:r>
+        <w:rPr>
+          <w:rStyle w:val="VariableTok"/>
+        </w:rPr>
+        <w:t xml:space="preserve">width</w:t>
+      </w:r>
+      <w:r>
+        <w:rPr>
+          <w:rStyle w:val="NormalTok"/>
+        </w:rPr>
+        <w:t xml:space="preserve"> </w:t>
+      </w:r>
+      <w:r>
+        <w:rPr>
+          <w:rStyle w:val="OperatorTok"/>
+        </w:rPr>
+        <w:t xml:space="preserve">=</w:t>
+      </w:r>
+      <w:r>
+        <w:rPr>
+          <w:rStyle w:val="NormalTok"/>
+        </w:rPr>
+        <w:t xml:space="preserve"> </w:t>
+      </w:r>
+      <w:r>
+        <w:rPr>
+          <w:rStyle w:val="DecValTok"/>
+        </w:rPr>
+        <w:t xml:space="preserve">0.5</w:t>
+      </w:r>
+      <w:r>
+        <w:rPr>
+          <w:rStyle w:val="OperatorTok"/>
+        </w:rPr>
+        <w:t xml:space="preserve">,</w:t>
+      </w:r>
+      <w:r>
+        <w:rPr>
+          <w:rStyle w:val="NormalTok"/>
+        </w:rPr>
+        <w:t xml:space="preserve"> </w:t>
+      </w:r>
+      <w:r>
+        <w:rPr>
+          <w:rStyle w:val="VariableTok"/>
+        </w:rPr>
+        <w:t xml:space="preserve">color</w:t>
+      </w:r>
+      <w:r>
+        <w:rPr>
+          <w:rStyle w:val="NormalTok"/>
+        </w:rPr>
+        <w:t xml:space="preserve"> </w:t>
+      </w:r>
+      <w:r>
+        <w:rPr>
+          <w:rStyle w:val="OperatorTok"/>
+        </w:rPr>
+        <w:t xml:space="preserve">=</w:t>
+      </w:r>
+      <w:r>
+        <w:rPr>
+          <w:rStyle w:val="NormalTok"/>
+        </w:rPr>
+        <w:t xml:space="preserve"> </w:t>
+      </w:r>
+      <w:r>
+        <w:rPr>
+          <w:rStyle w:val="StringTok"/>
+        </w:rPr>
+        <w:t xml:space="preserve">"000000"</w:t>
+      </w:r>
+      <w:r>
+        <w:rPr>
+          <w:rStyle w:val="NormalTok"/>
+        </w:rPr>
+        <w:t xml:space="preserve"> </w:t>
+      </w:r>
+      <w:r>
+        <w:rPr>
+          <w:rStyle w:val="OperatorTok"/>
+        </w:rPr>
+        <w:t xml:space="preserve">},</w:t>
+      </w:r>
+      <w:r>
+        <w:br/>
+      </w:r>
+      <w:r>
+        <w:rPr>
+          <w:rStyle w:val="NormalTok"/>
+        </w:rPr>
+        <w:t xml:space="preserve">            </w:t>
+      </w:r>
+      <w:r>
+        <w:rPr>
+          <w:rStyle w:val="VariableTok"/>
+        </w:rPr>
+        <w:t xml:space="preserve">bottom</w:t>
+      </w:r>
+      <w:r>
+        <w:rPr>
+          <w:rStyle w:val="NormalTok"/>
+        </w:rPr>
+        <w:t xml:space="preserve"> </w:t>
+      </w:r>
+      <w:r>
+        <w:rPr>
+          <w:rStyle w:val="OperatorTok"/>
+        </w:rPr>
+        <w:t xml:space="preserve">=</w:t>
+      </w:r>
+      <w:r>
+        <w:rPr>
+          <w:rStyle w:val="NormalTok"/>
+        </w:rPr>
+        <w:t xml:space="preserve"> </w:t>
+      </w:r>
+      <w:r>
+        <w:rPr>
+          <w:rStyle w:val="OperatorTok"/>
+        </w:rPr>
+        <w:t xml:space="preserve">{</w:t>
+      </w:r>
+      <w:r>
+        <w:rPr>
+          <w:rStyle w:val="NormalTok"/>
+        </w:rPr>
+        <w:t xml:space="preserve"> </w:t>
+      </w:r>
+      <w:r>
+        <w:rPr>
+          <w:rStyle w:val="VariableTok"/>
+        </w:rPr>
+        <w:t xml:space="preserve">style</w:t>
+      </w:r>
+      <w:r>
+        <w:rPr>
+          <w:rStyle w:val="NormalTok"/>
+        </w:rPr>
+        <w:t xml:space="preserve"> </w:t>
+      </w:r>
+      <w:r>
+        <w:rPr>
+          <w:rStyle w:val="OperatorTok"/>
+        </w:rPr>
+        <w:t xml:space="preserve">=</w:t>
+      </w:r>
+      <w:r>
+        <w:rPr>
+          <w:rStyle w:val="NormalTok"/>
+        </w:rPr>
+        <w:t xml:space="preserve"> </w:t>
+      </w:r>
+      <w:r>
+        <w:rPr>
+          <w:rStyle w:val="StringTok"/>
+        </w:rPr>
+        <w:t xml:space="preserve">"single"</w:t>
+      </w:r>
+      <w:r>
+        <w:rPr>
+          <w:rStyle w:val="OperatorTok"/>
+        </w:rPr>
+        <w:t xml:space="preserve">,</w:t>
+      </w:r>
+      <w:r>
+        <w:rPr>
+          <w:rStyle w:val="NormalTok"/>
+        </w:rPr>
+        <w:t xml:space="preserve"> </w:t>
+      </w:r>
+      <w:r>
+        <w:rPr>
+          <w:rStyle w:val="VariableTok"/>
+        </w:rPr>
+        <w:t xml:space="preserve">width</w:t>
+      </w:r>
+      <w:r>
+        <w:rPr>
+          <w:rStyle w:val="NormalTok"/>
+        </w:rPr>
+        <w:t xml:space="preserve"> </w:t>
+      </w:r>
+      <w:r>
+        <w:rPr>
+          <w:rStyle w:val="OperatorTok"/>
+        </w:rPr>
+        <w:t xml:space="preserve">=</w:t>
+      </w:r>
+      <w:r>
+        <w:rPr>
+          <w:rStyle w:val="NormalTok"/>
+        </w:rPr>
+        <w:t xml:space="preserve"> </w:t>
+      </w:r>
+      <w:r>
+        <w:rPr>
+          <w:rStyle w:val="DecValTok"/>
+        </w:rPr>
+        <w:t xml:space="preserve">0.5</w:t>
+      </w:r>
+      <w:r>
+        <w:rPr>
+          <w:rStyle w:val="OperatorTok"/>
+        </w:rPr>
+        <w:t xml:space="preserve">,</w:t>
+      </w:r>
+      <w:r>
+        <w:rPr>
+          <w:rStyle w:val="NormalTok"/>
+        </w:rPr>
+        <w:t xml:space="preserve"> </w:t>
+      </w:r>
+      <w:r>
+        <w:rPr>
+          <w:rStyle w:val="VariableTok"/>
+        </w:rPr>
+        <w:t xml:space="preserve">color</w:t>
+      </w:r>
+      <w:r>
+        <w:rPr>
+          <w:rStyle w:val="NormalTok"/>
+        </w:rPr>
+        <w:t xml:space="preserve"> </w:t>
+      </w:r>
+      <w:r>
+        <w:rPr>
+          <w:rStyle w:val="OperatorTok"/>
+        </w:rPr>
+        <w:t xml:space="preserve">=</w:t>
+      </w:r>
+      <w:r>
+        <w:rPr>
+          <w:rStyle w:val="NormalTok"/>
+        </w:rPr>
+        <w:t xml:space="preserve"> </w:t>
+      </w:r>
+      <w:r>
+        <w:rPr>
+          <w:rStyle w:val="StringTok"/>
+        </w:rPr>
+        <w:t xml:space="preserve">"000000"</w:t>
+      </w:r>
+      <w:r>
+        <w:rPr>
+          <w:rStyle w:val="NormalTok"/>
+        </w:rPr>
+        <w:t xml:space="preserve"> </w:t>
+      </w:r>
+      <w:r>
+        <w:rPr>
+          <w:rStyle w:val="OperatorTok"/>
+        </w:rPr>
+        <w:t xml:space="preserve">},</w:t>
+      </w:r>
+      <w:r>
+        <w:br/>
+      </w:r>
+      <w:r>
+        <w:rPr>
+          <w:rStyle w:val="NormalTok"/>
+        </w:rPr>
+        <w:t xml:space="preserve">            </w:t>
+      </w:r>
+      <w:r>
+        <w:rPr>
+          <w:rStyle w:val="VariableTok"/>
+        </w:rPr>
+        <w:t xml:space="preserve">left</w:t>
+      </w:r>
+      <w:r>
+        <w:rPr>
+          <w:rStyle w:val="NormalTok"/>
+        </w:rPr>
+        <w:t xml:space="preserve">   </w:t>
+      </w:r>
+      <w:r>
+        <w:rPr>
+          <w:rStyle w:val="OperatorTok"/>
+        </w:rPr>
+        <w:t xml:space="preserve">=</w:t>
+      </w:r>
+      <w:r>
+        <w:rPr>
+          <w:rStyle w:val="NormalTok"/>
+        </w:rPr>
+        <w:t xml:space="preserve"> </w:t>
+      </w:r>
+      <w:r>
+        <w:rPr>
+          <w:rStyle w:val="OperatorTok"/>
+        </w:rPr>
+        <w:t xml:space="preserve">{</w:t>
+      </w:r>
+      <w:r>
+        <w:rPr>
+          <w:rStyle w:val="NormalTok"/>
+        </w:rPr>
+        <w:t xml:space="preserve"> </w:t>
+      </w:r>
+      <w:r>
+        <w:rPr>
+          <w:rStyle w:val="VariableTok"/>
+        </w:rPr>
+        <w:t xml:space="preserve">style</w:t>
+      </w:r>
+      <w:r>
+        <w:rPr>
+          <w:rStyle w:val="NormalTok"/>
+        </w:rPr>
+        <w:t xml:space="preserve"> </w:t>
+      </w:r>
+      <w:r>
+        <w:rPr>
+          <w:rStyle w:val="OperatorTok"/>
+        </w:rPr>
+        <w:t xml:space="preserve">=</w:t>
+      </w:r>
+      <w:r>
+        <w:rPr>
+          <w:rStyle w:val="NormalTok"/>
+        </w:rPr>
+        <w:t xml:space="preserve"> </w:t>
+      </w:r>
+      <w:r>
+        <w:rPr>
+          <w:rStyle w:val="StringTok"/>
+        </w:rPr>
+        <w:t xml:space="preserve">"single"</w:t>
+      </w:r>
+      <w:r>
+        <w:rPr>
+          <w:rStyle w:val="OperatorTok"/>
+        </w:rPr>
+        <w:t xml:space="preserve">,</w:t>
+      </w:r>
+      <w:r>
+        <w:rPr>
+          <w:rStyle w:val="NormalTok"/>
+        </w:rPr>
+        <w:t xml:space="preserve"> </w:t>
+      </w:r>
+      <w:r>
+        <w:rPr>
+          <w:rStyle w:val="VariableTok"/>
+        </w:rPr>
+        <w:t xml:space="preserve">width</w:t>
+      </w:r>
+      <w:r>
+        <w:rPr>
+          <w:rStyle w:val="NormalTok"/>
+        </w:rPr>
+        <w:t xml:space="preserve"> </w:t>
+      </w:r>
+      <w:r>
+        <w:rPr>
+          <w:rStyle w:val="OperatorTok"/>
+        </w:rPr>
+        <w:t xml:space="preserve">=</w:t>
+      </w:r>
+      <w:r>
+        <w:rPr>
+          <w:rStyle w:val="NormalTok"/>
+        </w:rPr>
+        <w:t xml:space="preserve"> </w:t>
+      </w:r>
+      <w:r>
+        <w:rPr>
+          <w:rStyle w:val="DecValTok"/>
+        </w:rPr>
+        <w:t xml:space="preserve">0.5</w:t>
+      </w:r>
+      <w:r>
+        <w:rPr>
+          <w:rStyle w:val="OperatorTok"/>
+        </w:rPr>
+        <w:t xml:space="preserve">,</w:t>
+      </w:r>
+      <w:r>
+        <w:rPr>
+          <w:rStyle w:val="NormalTok"/>
+        </w:rPr>
+        <w:t xml:space="preserve"> </w:t>
+      </w:r>
+      <w:r>
+        <w:rPr>
+          <w:rStyle w:val="VariableTok"/>
+        </w:rPr>
+        <w:t xml:space="preserve">color</w:t>
+      </w:r>
+      <w:r>
+        <w:rPr>
+          <w:rStyle w:val="NormalTok"/>
+        </w:rPr>
+        <w:t xml:space="preserve"> </w:t>
+      </w:r>
+      <w:r>
+        <w:rPr>
+          <w:rStyle w:val="OperatorTok"/>
+        </w:rPr>
+        <w:t xml:space="preserve">=</w:t>
+      </w:r>
+      <w:r>
+        <w:rPr>
+          <w:rStyle w:val="NormalTok"/>
+        </w:rPr>
+        <w:t xml:space="preserve"> </w:t>
+      </w:r>
+      <w:r>
+        <w:rPr>
+          <w:rStyle w:val="StringTok"/>
+        </w:rPr>
+        <w:t xml:space="preserve">"000000"</w:t>
+      </w:r>
+      <w:r>
+        <w:rPr>
+          <w:rStyle w:val="NormalTok"/>
+        </w:rPr>
+        <w:t xml:space="preserve"> </w:t>
+      </w:r>
+      <w:r>
+        <w:rPr>
+          <w:rStyle w:val="OperatorTok"/>
+        </w:rPr>
+        <w:t xml:space="preserve">},</w:t>
+      </w:r>
+      <w:r>
+        <w:br/>
+      </w:r>
+      <w:r>
+        <w:rPr>
+          <w:rStyle w:val="NormalTok"/>
+        </w:rPr>
+        <w:t xml:space="preserve">            </w:t>
+      </w:r>
+      <w:r>
+        <w:rPr>
+          <w:rStyle w:val="VariableTok"/>
+        </w:rPr>
+        <w:t xml:space="preserve">right</w:t>
+      </w:r>
+      <w:r>
+        <w:rPr>
+          <w:rStyle w:val="NormalTok"/>
+        </w:rPr>
+        <w:t xml:space="preserve">  </w:t>
+      </w:r>
+      <w:r>
+        <w:rPr>
+          <w:rStyle w:val="OperatorTok"/>
+        </w:rPr>
+        <w:t xml:space="preserve">=</w:t>
+      </w:r>
+      <w:r>
+        <w:rPr>
+          <w:rStyle w:val="NormalTok"/>
+        </w:rPr>
+        <w:t xml:space="preserve"> </w:t>
+      </w:r>
+      <w:r>
+        <w:rPr>
+          <w:rStyle w:val="OperatorTok"/>
+        </w:rPr>
+        <w:t xml:space="preserve">{</w:t>
+      </w:r>
+      <w:r>
+        <w:rPr>
+          <w:rStyle w:val="NormalTok"/>
+        </w:rPr>
+        <w:t xml:space="preserve"> </w:t>
+      </w:r>
+      <w:r>
+        <w:rPr>
+          <w:rStyle w:val="VariableTok"/>
+        </w:rPr>
+        <w:t xml:space="preserve">style</w:t>
+      </w:r>
+      <w:r>
+        <w:rPr>
+          <w:rStyle w:val="NormalTok"/>
+        </w:rPr>
+        <w:t xml:space="preserve"> </w:t>
+      </w:r>
+      <w:r>
+        <w:rPr>
+          <w:rStyle w:val="OperatorTok"/>
+        </w:rPr>
+        <w:t xml:space="preserve">=</w:t>
+      </w:r>
+      <w:r>
+        <w:rPr>
+          <w:rStyle w:val="NormalTok"/>
+        </w:rPr>
+        <w:t xml:space="preserve"> </w:t>
+      </w:r>
+      <w:r>
+        <w:rPr>
+          <w:rStyle w:val="StringTok"/>
+        </w:rPr>
+        <w:t xml:space="preserve">"single"</w:t>
+      </w:r>
+      <w:r>
+        <w:rPr>
+          <w:rStyle w:val="OperatorTok"/>
+        </w:rPr>
+        <w:t xml:space="preserve">,</w:t>
+      </w:r>
+      <w:r>
+        <w:rPr>
+          <w:rStyle w:val="NormalTok"/>
+        </w:rPr>
+        <w:t xml:space="preserve"> </w:t>
+      </w:r>
+      <w:r>
+        <w:rPr>
+          <w:rStyle w:val="VariableTok"/>
+        </w:rPr>
+        <w:t xml:space="preserve">width</w:t>
+      </w:r>
+      <w:r>
+        <w:rPr>
+          <w:rStyle w:val="NormalTok"/>
+        </w:rPr>
+        <w:t xml:space="preserve"> </w:t>
+      </w:r>
+      <w:r>
+        <w:rPr>
+          <w:rStyle w:val="OperatorTok"/>
+        </w:rPr>
+        <w:t xml:space="preserve">=</w:t>
+      </w:r>
+      <w:r>
+        <w:rPr>
+          <w:rStyle w:val="NormalTok"/>
+        </w:rPr>
+        <w:t xml:space="preserve"> </w:t>
+      </w:r>
+      <w:r>
+        <w:rPr>
+          <w:rStyle w:val="DecValTok"/>
+        </w:rPr>
+        <w:t xml:space="preserve">0.5</w:t>
+      </w:r>
+      <w:r>
+        <w:rPr>
+          <w:rStyle w:val="OperatorTok"/>
+        </w:rPr>
+        <w:t xml:space="preserve">,</w:t>
+      </w:r>
+      <w:r>
+        <w:rPr>
+          <w:rStyle w:val="NormalTok"/>
+        </w:rPr>
+        <w:t xml:space="preserve"> </w:t>
+      </w:r>
+      <w:r>
+        <w:rPr>
+          <w:rStyle w:val="VariableTok"/>
+        </w:rPr>
+        <w:t xml:space="preserve">color</w:t>
+      </w:r>
+      <w:r>
+        <w:rPr>
+          <w:rStyle w:val="NormalTok"/>
+        </w:rPr>
+        <w:t xml:space="preserve"> </w:t>
+      </w:r>
+      <w:r>
+        <w:rPr>
+          <w:rStyle w:val="OperatorTok"/>
+        </w:rPr>
+        <w:t xml:space="preserve">=</w:t>
+      </w:r>
+      <w:r>
+        <w:rPr>
+          <w:rStyle w:val="NormalTok"/>
+        </w:rPr>
+        <w:t xml:space="preserve"> </w:t>
+      </w:r>
+      <w:r>
+        <w:rPr>
+          <w:rStyle w:val="StringTok"/>
+        </w:rPr>
+        <w:t xml:space="preserve">"000000"</w:t>
+      </w:r>
+      <w:r>
+        <w:rPr>
+          <w:rStyle w:val="NormalTok"/>
+        </w:rPr>
+        <w:t xml:space="preserve"> </w:t>
+      </w:r>
+      <w:r>
+        <w:rPr>
+          <w:rStyle w:val="OperatorTok"/>
+        </w:rPr>
+        <w:t xml:space="preserve">},</w:t>
+      </w:r>
+      <w:r>
+        <w:br/>
+      </w:r>
+      <w:r>
+        <w:rPr>
+          <w:rStyle w:val="NormalTok"/>
+        </w:rPr>
+        <w:t xml:space="preserve">            </w:t>
+      </w:r>
+      <w:r>
+        <w:rPr>
+          <w:rStyle w:val="VariableTok"/>
+        </w:rPr>
+        <w:t xml:space="preserve">inside_h</w:t>
+      </w:r>
+      <w:r>
+        <w:rPr>
+          <w:rStyle w:val="NormalTok"/>
+        </w:rPr>
+        <w:t xml:space="preserve"> </w:t>
+      </w:r>
+      <w:r>
+        <w:rPr>
+          <w:rStyle w:val="OperatorTok"/>
+        </w:rPr>
+        <w:t xml:space="preserve">=</w:t>
+      </w:r>
+      <w:r>
+        <w:rPr>
+          <w:rStyle w:val="NormalTok"/>
+        </w:rPr>
+        <w:t xml:space="preserve"> </w:t>
+      </w:r>
+      <w:r>
+        <w:rPr>
+          <w:rStyle w:val="OperatorTok"/>
+        </w:rPr>
+        <w:t xml:space="preserve">{</w:t>
+      </w:r>
+      <w:r>
+        <w:rPr>
+          <w:rStyle w:val="NormalTok"/>
+        </w:rPr>
+        <w:t xml:space="preserve"> </w:t>
+      </w:r>
+      <w:r>
+        <w:rPr>
+          <w:rStyle w:val="VariableTok"/>
+        </w:rPr>
+        <w:t xml:space="preserve">style</w:t>
+      </w:r>
+      <w:r>
+        <w:rPr>
+          <w:rStyle w:val="NormalTok"/>
+        </w:rPr>
+        <w:t xml:space="preserve"> </w:t>
+      </w:r>
+      <w:r>
+        <w:rPr>
+          <w:rStyle w:val="OperatorTok"/>
+        </w:rPr>
+        <w:t xml:space="preserve">=</w:t>
+      </w:r>
+      <w:r>
+        <w:rPr>
+          <w:rStyle w:val="NormalTok"/>
+        </w:rPr>
+        <w:t xml:space="preserve"> </w:t>
+      </w:r>
+      <w:r>
+        <w:rPr>
+          <w:rStyle w:val="StringTok"/>
+        </w:rPr>
+        <w:t xml:space="preserve">"single"</w:t>
+      </w:r>
+      <w:r>
+        <w:rPr>
+          <w:rStyle w:val="OperatorTok"/>
+        </w:rPr>
+        <w:t xml:space="preserve">,</w:t>
+      </w:r>
+      <w:r>
+        <w:rPr>
+          <w:rStyle w:val="NormalTok"/>
+        </w:rPr>
+        <w:t xml:space="preserve"> </w:t>
+      </w:r>
+      <w:r>
+        <w:rPr>
+          <w:rStyle w:val="VariableTok"/>
+        </w:rPr>
+        <w:t xml:space="preserve">width</w:t>
+      </w:r>
+      <w:r>
+        <w:rPr>
+          <w:rStyle w:val="NormalTok"/>
+        </w:rPr>
+        <w:t xml:space="preserve"> </w:t>
+      </w:r>
+      <w:r>
+        <w:rPr>
+          <w:rStyle w:val="OperatorTok"/>
+        </w:rPr>
+        <w:t xml:space="preserve">=</w:t>
+      </w:r>
+      <w:r>
+        <w:rPr>
+          <w:rStyle w:val="NormalTok"/>
+        </w:rPr>
+        <w:t xml:space="preserve"> </w:t>
+      </w:r>
+      <w:r>
+        <w:rPr>
+          <w:rStyle w:val="DecValTok"/>
+        </w:rPr>
+        <w:t xml:space="preserve">0.5</w:t>
+      </w:r>
+      <w:r>
+        <w:rPr>
+          <w:rStyle w:val="OperatorTok"/>
+        </w:rPr>
+        <w:t xml:space="preserve">,</w:t>
+      </w:r>
+      <w:r>
+        <w:rPr>
+          <w:rStyle w:val="NormalTok"/>
+        </w:rPr>
+        <w:t xml:space="preserve"> </w:t>
+      </w:r>
+      <w:r>
+        <w:rPr>
+          <w:rStyle w:val="VariableTok"/>
+        </w:rPr>
+        <w:t xml:space="preserve">color</w:t>
+      </w:r>
+      <w:r>
+        <w:rPr>
+          <w:rStyle w:val="NormalTok"/>
+        </w:rPr>
+        <w:t xml:space="preserve"> </w:t>
+      </w:r>
+      <w:r>
+        <w:rPr>
+          <w:rStyle w:val="OperatorTok"/>
+        </w:rPr>
+        <w:t xml:space="preserve">=</w:t>
+      </w:r>
+      <w:r>
+        <w:rPr>
+          <w:rStyle w:val="NormalTok"/>
+        </w:rPr>
+        <w:t xml:space="preserve"> </w:t>
+      </w:r>
+      <w:r>
+        <w:rPr>
+          <w:rStyle w:val="StringTok"/>
+        </w:rPr>
+        <w:t xml:space="preserve">"000000"</w:t>
+      </w:r>
+      <w:r>
+        <w:rPr>
+          <w:rStyle w:val="NormalTok"/>
+        </w:rPr>
+        <w:t xml:space="preserve"> </w:t>
+      </w:r>
+      <w:r>
+        <w:rPr>
+          <w:rStyle w:val="OperatorTok"/>
+        </w:rPr>
+        <w:t xml:space="preserve">},</w:t>
+      </w:r>
+      <w:r>
+        <w:br/>
+      </w:r>
+      <w:r>
+        <w:rPr>
+          <w:rStyle w:val="NormalTok"/>
+        </w:rPr>
+        <w:t xml:space="preserve">            </w:t>
+      </w:r>
+      <w:r>
+        <w:rPr>
+          <w:rStyle w:val="VariableTok"/>
+        </w:rPr>
+        <w:t xml:space="preserve">inside_v</w:t>
+      </w:r>
+      <w:r>
+        <w:rPr>
+          <w:rStyle w:val="NormalTok"/>
+        </w:rPr>
+        <w:t xml:space="preserve"> </w:t>
+      </w:r>
+      <w:r>
+        <w:rPr>
+          <w:rStyle w:val="OperatorTok"/>
+        </w:rPr>
+        <w:t xml:space="preserve">=</w:t>
+      </w:r>
+      <w:r>
+        <w:rPr>
+          <w:rStyle w:val="NormalTok"/>
+        </w:rPr>
+        <w:t xml:space="preserve"> </w:t>
+      </w:r>
+      <w:r>
+        <w:rPr>
+          <w:rStyle w:val="OperatorTok"/>
+        </w:rPr>
+        <w:t xml:space="preserve">{</w:t>
+      </w:r>
+      <w:r>
+        <w:rPr>
+          <w:rStyle w:val="NormalTok"/>
+        </w:rPr>
+        <w:t xml:space="preserve"> </w:t>
+      </w:r>
+      <w:r>
+        <w:rPr>
+          <w:rStyle w:val="VariableTok"/>
+        </w:rPr>
+        <w:t xml:space="preserve">style</w:t>
+      </w:r>
+      <w:r>
+        <w:rPr>
+          <w:rStyle w:val="NormalTok"/>
+        </w:rPr>
+        <w:t xml:space="preserve"> </w:t>
+      </w:r>
+      <w:r>
+        <w:rPr>
+          <w:rStyle w:val="OperatorTok"/>
+        </w:rPr>
+        <w:t xml:space="preserve">=</w:t>
+      </w:r>
+      <w:r>
+        <w:rPr>
+          <w:rStyle w:val="NormalTok"/>
+        </w:rPr>
+        <w:t xml:space="preserve"> </w:t>
+      </w:r>
+      <w:r>
+        <w:rPr>
+          <w:rStyle w:val="StringTok"/>
+        </w:rPr>
+        <w:t xml:space="preserve">"single"</w:t>
+      </w:r>
+      <w:r>
+        <w:rPr>
+          <w:rStyle w:val="OperatorTok"/>
+        </w:rPr>
+        <w:t xml:space="preserve">,</w:t>
+      </w:r>
+      <w:r>
+        <w:rPr>
+          <w:rStyle w:val="NormalTok"/>
+        </w:rPr>
+        <w:t xml:space="preserve"> </w:t>
+      </w:r>
+      <w:r>
+        <w:rPr>
+          <w:rStyle w:val="VariableTok"/>
+        </w:rPr>
+        <w:t xml:space="preserve">width</w:t>
+      </w:r>
+      <w:r>
+        <w:rPr>
+          <w:rStyle w:val="NormalTok"/>
+        </w:rPr>
+        <w:t xml:space="preserve"> </w:t>
+      </w:r>
+      <w:r>
+        <w:rPr>
+          <w:rStyle w:val="OperatorTok"/>
+        </w:rPr>
+        <w:t xml:space="preserve">=</w:t>
+      </w:r>
+      <w:r>
+        <w:rPr>
+          <w:rStyle w:val="NormalTok"/>
+        </w:rPr>
+        <w:t xml:space="preserve"> </w:t>
+      </w:r>
+      <w:r>
+        <w:rPr>
+          <w:rStyle w:val="DecValTok"/>
+        </w:rPr>
+        <w:t xml:space="preserve">0.5</w:t>
+      </w:r>
+      <w:r>
+        <w:rPr>
+          <w:rStyle w:val="OperatorTok"/>
+        </w:rPr>
+        <w:t xml:space="preserve">,</w:t>
+      </w:r>
+      <w:r>
+        <w:rPr>
+          <w:rStyle w:val="NormalTok"/>
+        </w:rPr>
+        <w:t xml:space="preserve"> </w:t>
+      </w:r>
+      <w:r>
+        <w:rPr>
+          <w:rStyle w:val="VariableTok"/>
+        </w:rPr>
+        <w:t xml:space="preserve">color</w:t>
+      </w:r>
+      <w:r>
+        <w:rPr>
+          <w:rStyle w:val="NormalTok"/>
+        </w:rPr>
+        <w:t xml:space="preserve"> </w:t>
+      </w:r>
+      <w:r>
+        <w:rPr>
+          <w:rStyle w:val="OperatorTok"/>
+        </w:rPr>
+        <w:t xml:space="preserve">=</w:t>
+      </w:r>
+      <w:r>
+        <w:rPr>
+          <w:rStyle w:val="NormalTok"/>
+        </w:rPr>
+        <w:t xml:space="preserve"> </w:t>
+      </w:r>
+      <w:r>
+        <w:rPr>
+          <w:rStyle w:val="StringTok"/>
+        </w:rPr>
+        <w:t xml:space="preserve">"000000"</w:t>
+      </w:r>
+      <w:r>
+        <w:rPr>
+          <w:rStyle w:val="NormalTok"/>
+        </w:rPr>
+        <w:t xml:space="preserve"> </w:t>
+      </w:r>
+      <w:r>
+        <w:rPr>
+          <w:rStyle w:val="OperatorTok"/>
+        </w:rPr>
+        <w:t xml:space="preserve">},</w:t>
+      </w:r>
+      <w:r>
+        <w:br/>
+      </w:r>
+      <w:r>
+        <w:rPr>
+          <w:rStyle w:val="NormalTok"/>
+        </w:rPr>
+        <w:t xml:space="preserve">        </w:t>
+      </w:r>
+      <w:r>
+        <w:rPr>
+          <w:rStyle w:val="OperatorTok"/>
+        </w:rPr>
+        <w:t xml:space="preserve">},</w:t>
+      </w:r>
+      <w:r>
+        <w:br/>
+      </w:r>
+      <w:r>
+        <w:rPr>
+          <w:rStyle w:val="NormalTok"/>
+        </w:rPr>
+        <w:t xml:space="preserve">        </w:t>
+      </w:r>
+      <w:r>
+        <w:rPr>
+          <w:rStyle w:val="VariableTok"/>
+        </w:rPr>
+        <w:t xml:space="preserve">cell_margins</w:t>
+      </w:r>
+      <w:r>
+        <w:rPr>
+          <w:rStyle w:val="NormalTok"/>
+        </w:rPr>
+        <w:t xml:space="preserve"> </w:t>
+      </w:r>
+      <w:r>
+        <w:rPr>
+          <w:rStyle w:val="OperatorTok"/>
+        </w:rPr>
+        <w:t xml:space="preserve">=</w:t>
+      </w:r>
+      <w:r>
+        <w:rPr>
+          <w:rStyle w:val="NormalTok"/>
+        </w:rPr>
+        <w:t xml:space="preserve"> </w:t>
+      </w:r>
+      <w:r>
+        <w:rPr>
+          <w:rStyle w:val="OperatorTok"/>
+        </w:rPr>
+        <w:t xml:space="preserve">{</w:t>
+      </w:r>
+      <w:r>
+        <w:br/>
+      </w:r>
+      <w:r>
+        <w:rPr>
+          <w:rStyle w:val="NormalTok"/>
+        </w:rPr>
+        <w:t xml:space="preserve">            </w:t>
+      </w:r>
+      <w:r>
+        <w:rPr>
+          <w:rStyle w:val="VariableTok"/>
+        </w:rPr>
+        <w:t xml:space="preserve">top</w:t>
+      </w:r>
+      <w:r>
+        <w:rPr>
+          <w:rStyle w:val="NormalTok"/>
+        </w:rPr>
+        <w:t xml:space="preserve"> </w:t>
+      </w:r>
+      <w:r>
+        <w:rPr>
+          <w:rStyle w:val="OperatorTok"/>
+        </w:rPr>
+        <w:t xml:space="preserve">=</w:t>
+      </w:r>
+      <w:r>
+        <w:rPr>
+          <w:rStyle w:val="NormalTok"/>
+        </w:rPr>
+        <w:t xml:space="preserve"> </w:t>
+      </w:r>
+      <w:r>
+        <w:rPr>
+          <w:rStyle w:val="StringTok"/>
+        </w:rPr>
+        <w:t xml:space="preserve">"0.05in"</w:t>
+      </w:r>
+      <w:r>
+        <w:rPr>
+          <w:rStyle w:val="OperatorTok"/>
+        </w:rPr>
+        <w:t xml:space="preserve">,</w:t>
+      </w:r>
+      <w:r>
+        <w:br/>
+      </w:r>
+      <w:r>
+        <w:rPr>
+          <w:rStyle w:val="NormalTok"/>
+        </w:rPr>
+        <w:t xml:space="preserve">            </w:t>
+      </w:r>
+      <w:r>
+        <w:rPr>
+          <w:rStyle w:val="VariableTok"/>
+        </w:rPr>
+        <w:t xml:space="preserve">bottom</w:t>
+      </w:r>
+      <w:r>
+        <w:rPr>
+          <w:rStyle w:val="NormalTok"/>
+        </w:rPr>
+        <w:t xml:space="preserve"> </w:t>
+      </w:r>
+      <w:r>
+        <w:rPr>
+          <w:rStyle w:val="OperatorTok"/>
+        </w:rPr>
+        <w:t xml:space="preserve">=</w:t>
+      </w:r>
+      <w:r>
+        <w:rPr>
+          <w:rStyle w:val="NormalTok"/>
+        </w:rPr>
+        <w:t xml:space="preserve"> </w:t>
+      </w:r>
+      <w:r>
+        <w:rPr>
+          <w:rStyle w:val="StringTok"/>
+        </w:rPr>
+        <w:t xml:space="preserve">"0.05in"</w:t>
+      </w:r>
+      <w:r>
+        <w:rPr>
+          <w:rStyle w:val="OperatorTok"/>
+        </w:rPr>
+        <w:t xml:space="preserve">,</w:t>
+      </w:r>
+      <w:r>
+        <w:br/>
+      </w:r>
+      <w:r>
+        <w:rPr>
+          <w:rStyle w:val="NormalTok"/>
+        </w:rPr>
+        <w:t xml:space="preserve">            </w:t>
+      </w:r>
+      <w:r>
+        <w:rPr>
+          <w:rStyle w:val="VariableTok"/>
+        </w:rPr>
+        <w:t xml:space="preserve">left</w:t>
+      </w:r>
+      <w:r>
+        <w:rPr>
+          <w:rStyle w:val="NormalTok"/>
+        </w:rPr>
+        <w:t xml:space="preserve"> </w:t>
+      </w:r>
+      <w:r>
+        <w:rPr>
+          <w:rStyle w:val="OperatorTok"/>
+        </w:rPr>
+        <w:t xml:space="preserve">=</w:t>
+      </w:r>
+      <w:r>
+        <w:rPr>
+          <w:rStyle w:val="NormalTok"/>
+        </w:rPr>
+        <w:t xml:space="preserve"> </w:t>
+      </w:r>
+      <w:r>
+        <w:rPr>
+          <w:rStyle w:val="StringTok"/>
+        </w:rPr>
+        <w:t xml:space="preserve">"0.08in"</w:t>
+      </w:r>
+      <w:r>
+        <w:rPr>
+          <w:rStyle w:val="OperatorTok"/>
+        </w:rPr>
+        <w:t xml:space="preserve">,</w:t>
+      </w:r>
+      <w:r>
+        <w:br/>
+      </w:r>
+      <w:r>
+        <w:rPr>
+          <w:rStyle w:val="NormalTok"/>
+        </w:rPr>
+        <w:t xml:space="preserve">            </w:t>
+      </w:r>
+      <w:r>
+        <w:rPr>
+          <w:rStyle w:val="VariableTok"/>
+        </w:rPr>
+        <w:t xml:space="preserve">right</w:t>
+      </w:r>
+      <w:r>
+        <w:rPr>
+          <w:rStyle w:val="NormalTok"/>
+        </w:rPr>
+        <w:t xml:space="preserve"> </w:t>
+      </w:r>
+      <w:r>
+        <w:rPr>
+          <w:rStyle w:val="OperatorTok"/>
+        </w:rPr>
+        <w:t xml:space="preserve">=</w:t>
+      </w:r>
+      <w:r>
+        <w:rPr>
+          <w:rStyle w:val="NormalTok"/>
+        </w:rPr>
+        <w:t xml:space="preserve"> </w:t>
+      </w:r>
+      <w:r>
+        <w:rPr>
+          <w:rStyle w:val="StringTok"/>
+        </w:rPr>
+        <w:t xml:space="preserve">"0.08in"</w:t>
+      </w:r>
+      <w:r>
+        <w:rPr>
+          <w:rStyle w:val="OperatorTok"/>
+        </w:rPr>
+        <w:t xml:space="preserve">,</w:t>
+      </w:r>
+      <w:r>
+        <w:br/>
+      </w:r>
+      <w:r>
+        <w:rPr>
+          <w:rStyle w:val="NormalTok"/>
+        </w:rPr>
+        <w:t xml:space="preserve">        </w:t>
+      </w:r>
+      <w:r>
+        <w:rPr>
+          <w:rStyle w:val="OperatorTok"/>
+        </w:rPr>
+        <w:t xml:space="preserve">},</w:t>
+      </w:r>
+      <w:r>
+        <w:br/>
+      </w:r>
+      <w:r>
+        <w:rPr>
+          <w:rStyle w:val="NormalTok"/>
+        </w:rPr>
+        <w:t xml:space="preserve">        </w:t>
+      </w:r>
+      <w:r>
+        <w:rPr>
+          <w:rStyle w:val="VariableTok"/>
+        </w:rPr>
+        <w:t xml:space="preserve">autofit</w:t>
+      </w:r>
+      <w:r>
+        <w:rPr>
+          <w:rStyle w:val="NormalTok"/>
+        </w:rPr>
+        <w:t xml:space="preserve"> </w:t>
+      </w:r>
+      <w:r>
+        <w:rPr>
+          <w:rStyle w:val="OperatorTok"/>
+        </w:rPr>
+        <w:t xml:space="preserve">=</w:t>
+      </w:r>
+      <w:r>
+        <w:rPr>
+          <w:rStyle w:val="NormalTok"/>
+        </w:rPr>
+        <w:t xml:space="preserve"> </w:t>
+      </w:r>
+      <w:r>
+        <w:rPr>
+          <w:rStyle w:val="KeywordTok"/>
+        </w:rPr>
+        <w:t xml:space="preserve">true</w:t>
+      </w:r>
+      <w:r>
+        <w:rPr>
+          <w:rStyle w:val="OperatorTok"/>
+        </w:rPr>
+        <w:t xml:space="preserve">,</w:t>
+      </w:r>
+      <w:r>
+        <w:br/>
+      </w:r>
+      <w:r>
+        <w:rPr>
+          <w:rStyle w:val="NormalTok"/>
+        </w:rPr>
+        <w:t xml:space="preserve">    </w:t>
+      </w:r>
+      <w:r>
+        <w:rPr>
+          <w:rStyle w:val="OperatorTok"/>
+        </w:rPr>
+        <w:t xml:space="preserve">},</w:t>
+      </w:r>
+      <w:r>
+        <w:br/>
+      </w:r>
+      <w:r>
+        <w:rPr>
+          <w:rStyle w:val="OperatorTok"/>
         </w:rPr>
         <w:t xml:space="preserve">}</w:t>
       </w:r>
@@ -2588,12 +6146,12 @@
     </w:p>
     <w:p>
       <w:pPr>
-        <w:spacing w:line="20" w:lineRule="exact" w:before="0" w:after="0"/>
+        <w:spacing w:after="0" w:line="20" w:lineRule="exact" w:before="0"/>
         <w:rPr>
           <w:sz w:val="2"/>
         </w:rPr>
       </w:pPr>
-      <w:bookmarkStart w:name="listing-src-docx-captions" w:id="13321"/>
+      <w:bookmarkStart w:id="13321" w:name="listing-src-docx-captions"/>
       <w:bookmarkEnd w:id="13321"/>
     </w:p>
     <w:p>
@@ -2629,178 +6187,742 @@
       </w:pPr>
       <w:r>
         <w:rPr>
-          <w:rStyle w:val="VerbatimChar"/>
-        </w:rPr>
-        <w:t xml:space="preserve">captions = {</w:t>
-      </w:r>
-      <w:r>
-        <w:br/>
-      </w:r>
-      <w:r>
-        <w:rPr>
-          <w:rStyle w:val="VerbatimChar"/>
-        </w:rPr>
-        <w:t xml:space="preserve">    figure = {</w:t>
-      </w:r>
-      <w:r>
-        <w:br/>
-      </w:r>
-      <w:r>
-        <w:rPr>
-          <w:rStyle w:val="VerbatimChar"/>
-        </w:rPr>
-        <w:t xml:space="preserve">        template = "{prefix} {number}: {title}",</w:t>
-      </w:r>
-      <w:r>
-        <w:br/>
-      </w:r>
-      <w:r>
-        <w:rPr>
-          <w:rStyle w:val="VerbatimChar"/>
-        </w:rPr>
-        <w:t xml:space="preserve">        prefix = "Figure",</w:t>
-      </w:r>
-      <w:r>
-        <w:br/>
-      </w:r>
-      <w:r>
-        <w:rPr>
-          <w:rStyle w:val="VerbatimChar"/>
-        </w:rPr>
-        <w:t xml:space="preserve">        separator = ": ",</w:t>
-      </w:r>
-      <w:r>
-        <w:br/>
-      </w:r>
-      <w:r>
-        <w:rPr>
-          <w:rStyle w:val="VerbatimChar"/>
-        </w:rPr>
-        <w:t xml:space="preserve">        style = "Caption",</w:t>
-      </w:r>
-      <w:r>
-        <w:br/>
-      </w:r>
-      <w:r>
-        <w:rPr>
-          <w:rStyle w:val="VerbatimChar"/>
-        </w:rPr>
-        <w:t xml:space="preserve">    },</w:t>
-      </w:r>
-      <w:r>
-        <w:br/>
-      </w:r>
-      <w:r>
-        <w:rPr>
-          <w:rStyle w:val="VerbatimChar"/>
-        </w:rPr>
-        <w:t xml:space="preserve">    table = {</w:t>
-      </w:r>
-      <w:r>
-        <w:br/>
-      </w:r>
-      <w:r>
-        <w:rPr>
-          <w:rStyle w:val="VerbatimChar"/>
-        </w:rPr>
-        <w:t xml:space="preserve">        template = "{prefix} {number}: {title}",</w:t>
-      </w:r>
-      <w:r>
-        <w:br/>
-      </w:r>
-      <w:r>
-        <w:rPr>
-          <w:rStyle w:val="VerbatimChar"/>
-        </w:rPr>
-        <w:t xml:space="preserve">        prefix = "Table",</w:t>
-      </w:r>
-      <w:r>
-        <w:br/>
-      </w:r>
-      <w:r>
-        <w:rPr>
-          <w:rStyle w:val="VerbatimChar"/>
-        </w:rPr>
-        <w:t xml:space="preserve">        separator = ": ",</w:t>
-      </w:r>
-      <w:r>
-        <w:br/>
-      </w:r>
-      <w:r>
-        <w:rPr>
-          <w:rStyle w:val="VerbatimChar"/>
-        </w:rPr>
-        <w:t xml:space="preserve">        style = "Caption",</w:t>
-      </w:r>
-      <w:r>
-        <w:br/>
-      </w:r>
-      <w:r>
-        <w:rPr>
-          <w:rStyle w:val="VerbatimChar"/>
-        </w:rPr>
-        <w:t xml:space="preserve">    },</w:t>
-      </w:r>
-      <w:r>
-        <w:br/>
-      </w:r>
-      <w:r>
-        <w:rPr>
-          <w:rStyle w:val="VerbatimChar"/>
-        </w:rPr>
-        <w:t xml:space="preserve">    listing = {</w:t>
-      </w:r>
-      <w:r>
-        <w:br/>
-      </w:r>
-      <w:r>
-        <w:rPr>
-          <w:rStyle w:val="VerbatimChar"/>
-        </w:rPr>
-        <w:t xml:space="preserve">        template = "{prefix} {number}: {title}",</w:t>
-      </w:r>
-      <w:r>
-        <w:br/>
-      </w:r>
-      <w:r>
-        <w:rPr>
-          <w:rStyle w:val="VerbatimChar"/>
-        </w:rPr>
-        <w:t xml:space="preserve">        prefix = "Listing",</w:t>
-      </w:r>
-      <w:r>
-        <w:br/>
-      </w:r>
-      <w:r>
-        <w:rPr>
-          <w:rStyle w:val="VerbatimChar"/>
-        </w:rPr>
-        <w:t xml:space="preserve">        separator = ": ",</w:t>
-      </w:r>
-      <w:r>
-        <w:br/>
-      </w:r>
-      <w:r>
-        <w:rPr>
-          <w:rStyle w:val="VerbatimChar"/>
-        </w:rPr>
-        <w:t xml:space="preserve">        style = "Caption",</w:t>
-      </w:r>
-      <w:r>
-        <w:br/>
-      </w:r>
-      <w:r>
-        <w:rPr>
-          <w:rStyle w:val="VerbatimChar"/>
-        </w:rPr>
-        <w:t xml:space="preserve">    },</w:t>
-      </w:r>
-      <w:r>
-        <w:br/>
-      </w:r>
-      <w:r>
-        <w:rPr>
-          <w:rStyle w:val="VerbatimChar"/>
+          <w:rStyle w:val="VariableTok"/>
+        </w:rPr>
+        <w:t xml:space="preserve">captions</w:t>
+      </w:r>
+      <w:r>
+        <w:rPr>
+          <w:rStyle w:val="NormalTok"/>
+        </w:rPr>
+        <w:t xml:space="preserve"> </w:t>
+      </w:r>
+      <w:r>
+        <w:rPr>
+          <w:rStyle w:val="OperatorTok"/>
+        </w:rPr>
+        <w:t xml:space="preserve">=</w:t>
+      </w:r>
+      <w:r>
+        <w:rPr>
+          <w:rStyle w:val="NormalTok"/>
+        </w:rPr>
+        <w:t xml:space="preserve"> </w:t>
+      </w:r>
+      <w:r>
+        <w:rPr>
+          <w:rStyle w:val="OperatorTok"/>
+        </w:rPr>
+        <w:t xml:space="preserve">{</w:t>
+      </w:r>
+      <w:r>
+        <w:br/>
+      </w:r>
+      <w:r>
+        <w:rPr>
+          <w:rStyle w:val="NormalTok"/>
+        </w:rPr>
+        <w:t xml:space="preserve">    </w:t>
+      </w:r>
+      <w:r>
+        <w:rPr>
+          <w:rStyle w:val="VariableTok"/>
+        </w:rPr>
+        <w:t xml:space="preserve">figure</w:t>
+      </w:r>
+      <w:r>
+        <w:rPr>
+          <w:rStyle w:val="NormalTok"/>
+        </w:rPr>
+        <w:t xml:space="preserve"> </w:t>
+      </w:r>
+      <w:r>
+        <w:rPr>
+          <w:rStyle w:val="OperatorTok"/>
+        </w:rPr>
+        <w:t xml:space="preserve">=</w:t>
+      </w:r>
+      <w:r>
+        <w:rPr>
+          <w:rStyle w:val="NormalTok"/>
+        </w:rPr>
+        <w:t xml:space="preserve"> </w:t>
+      </w:r>
+      <w:r>
+        <w:rPr>
+          <w:rStyle w:val="OperatorTok"/>
+        </w:rPr>
+        <w:t xml:space="preserve">{</w:t>
+      </w:r>
+      <w:r>
+        <w:br/>
+      </w:r>
+      <w:r>
+        <w:rPr>
+          <w:rStyle w:val="NormalTok"/>
+        </w:rPr>
+        <w:t xml:space="preserve">        </w:t>
+      </w:r>
+      <w:r>
+        <w:rPr>
+          <w:rStyle w:val="VariableTok"/>
+        </w:rPr>
+        <w:t xml:space="preserve">template</w:t>
+      </w:r>
+      <w:r>
+        <w:rPr>
+          <w:rStyle w:val="NormalTok"/>
+        </w:rPr>
+        <w:t xml:space="preserve"> </w:t>
+      </w:r>
+      <w:r>
+        <w:rPr>
+          <w:rStyle w:val="OperatorTok"/>
+        </w:rPr>
+        <w:t xml:space="preserve">=</w:t>
+      </w:r>
+      <w:r>
+        <w:rPr>
+          <w:rStyle w:val="NormalTok"/>
+        </w:rPr>
+        <w:t xml:space="preserve"> </w:t>
+      </w:r>
+      <w:r>
+        <w:rPr>
+          <w:rStyle w:val="StringTok"/>
+        </w:rPr>
+        <w:t xml:space="preserve">"{prefix} {number}: {title}"</w:t>
+      </w:r>
+      <w:r>
+        <w:rPr>
+          <w:rStyle w:val="OperatorTok"/>
+        </w:rPr>
+        <w:t xml:space="preserve">,</w:t>
+      </w:r>
+      <w:r>
+        <w:br/>
+      </w:r>
+      <w:r>
+        <w:rPr>
+          <w:rStyle w:val="NormalTok"/>
+        </w:rPr>
+        <w:t xml:space="preserve">        </w:t>
+      </w:r>
+      <w:r>
+        <w:rPr>
+          <w:rStyle w:val="VariableTok"/>
+        </w:rPr>
+        <w:t xml:space="preserve">prefix</w:t>
+      </w:r>
+      <w:r>
+        <w:rPr>
+          <w:rStyle w:val="NormalTok"/>
+        </w:rPr>
+        <w:t xml:space="preserve"> </w:t>
+      </w:r>
+      <w:r>
+        <w:rPr>
+          <w:rStyle w:val="OperatorTok"/>
+        </w:rPr>
+        <w:t xml:space="preserve">=</w:t>
+      </w:r>
+      <w:r>
+        <w:rPr>
+          <w:rStyle w:val="NormalTok"/>
+        </w:rPr>
+        <w:t xml:space="preserve"> </w:t>
+      </w:r>
+      <w:r>
+        <w:rPr>
+          <w:rStyle w:val="StringTok"/>
+        </w:rPr>
+        <w:t xml:space="preserve">"Figure"</w:t>
+      </w:r>
+      <w:r>
+        <w:rPr>
+          <w:rStyle w:val="OperatorTok"/>
+        </w:rPr>
+        <w:t xml:space="preserve">,</w:t>
+      </w:r>
+      <w:r>
+        <w:br/>
+      </w:r>
+      <w:r>
+        <w:rPr>
+          <w:rStyle w:val="NormalTok"/>
+        </w:rPr>
+        <w:t xml:space="preserve">        </w:t>
+      </w:r>
+      <w:r>
+        <w:rPr>
+          <w:rStyle w:val="VariableTok"/>
+        </w:rPr>
+        <w:t xml:space="preserve">separator</w:t>
+      </w:r>
+      <w:r>
+        <w:rPr>
+          <w:rStyle w:val="NormalTok"/>
+        </w:rPr>
+        <w:t xml:space="preserve"> </w:t>
+      </w:r>
+      <w:r>
+        <w:rPr>
+          <w:rStyle w:val="OperatorTok"/>
+        </w:rPr>
+        <w:t xml:space="preserve">=</w:t>
+      </w:r>
+      <w:r>
+        <w:rPr>
+          <w:rStyle w:val="NormalTok"/>
+        </w:rPr>
+        <w:t xml:space="preserve"> </w:t>
+      </w:r>
+      <w:r>
+        <w:rPr>
+          <w:rStyle w:val="StringTok"/>
+        </w:rPr>
+        <w:t xml:space="preserve">": "</w:t>
+      </w:r>
+      <w:r>
+        <w:rPr>
+          <w:rStyle w:val="OperatorTok"/>
+        </w:rPr>
+        <w:t xml:space="preserve">,</w:t>
+      </w:r>
+      <w:r>
+        <w:br/>
+      </w:r>
+      <w:r>
+        <w:rPr>
+          <w:rStyle w:val="NormalTok"/>
+        </w:rPr>
+        <w:t xml:space="preserve">        </w:t>
+      </w:r>
+      <w:r>
+        <w:rPr>
+          <w:rStyle w:val="VariableTok"/>
+        </w:rPr>
+        <w:t xml:space="preserve">style</w:t>
+      </w:r>
+      <w:r>
+        <w:rPr>
+          <w:rStyle w:val="NormalTok"/>
+        </w:rPr>
+        <w:t xml:space="preserve"> </w:t>
+      </w:r>
+      <w:r>
+        <w:rPr>
+          <w:rStyle w:val="OperatorTok"/>
+        </w:rPr>
+        <w:t xml:space="preserve">=</w:t>
+      </w:r>
+      <w:r>
+        <w:rPr>
+          <w:rStyle w:val="NormalTok"/>
+        </w:rPr>
+        <w:t xml:space="preserve"> </w:t>
+      </w:r>
+      <w:r>
+        <w:rPr>
+          <w:rStyle w:val="StringTok"/>
+        </w:rPr>
+        <w:t xml:space="preserve">"Caption"</w:t>
+      </w:r>
+      <w:r>
+        <w:rPr>
+          <w:rStyle w:val="OperatorTok"/>
+        </w:rPr>
+        <w:t xml:space="preserve">,</w:t>
+      </w:r>
+      <w:r>
+        <w:br/>
+      </w:r>
+      <w:r>
+        <w:rPr>
+          <w:rStyle w:val="NormalTok"/>
+        </w:rPr>
+        <w:t xml:space="preserve">    </w:t>
+      </w:r>
+      <w:r>
+        <w:rPr>
+          <w:rStyle w:val="OperatorTok"/>
+        </w:rPr>
+        <w:t xml:space="preserve">},</w:t>
+      </w:r>
+      <w:r>
+        <w:br/>
+      </w:r>
+      <w:r>
+        <w:rPr>
+          <w:rStyle w:val="NormalTok"/>
+        </w:rPr>
+        <w:t xml:space="preserve">    </w:t>
+      </w:r>
+      <w:r>
+        <w:rPr>
+          <w:rStyle w:val="VariableTok"/>
+        </w:rPr>
+        <w:t xml:space="preserve">table</w:t>
+      </w:r>
+      <w:r>
+        <w:rPr>
+          <w:rStyle w:val="NormalTok"/>
+        </w:rPr>
+        <w:t xml:space="preserve"> </w:t>
+      </w:r>
+      <w:r>
+        <w:rPr>
+          <w:rStyle w:val="OperatorTok"/>
+        </w:rPr>
+        <w:t xml:space="preserve">=</w:t>
+      </w:r>
+      <w:r>
+        <w:rPr>
+          <w:rStyle w:val="NormalTok"/>
+        </w:rPr>
+        <w:t xml:space="preserve"> </w:t>
+      </w:r>
+      <w:r>
+        <w:rPr>
+          <w:rStyle w:val="OperatorTok"/>
+        </w:rPr>
+        <w:t xml:space="preserve">{</w:t>
+      </w:r>
+      <w:r>
+        <w:br/>
+      </w:r>
+      <w:r>
+        <w:rPr>
+          <w:rStyle w:val="NormalTok"/>
+        </w:rPr>
+        <w:t xml:space="preserve">        </w:t>
+      </w:r>
+      <w:r>
+        <w:rPr>
+          <w:rStyle w:val="VariableTok"/>
+        </w:rPr>
+        <w:t xml:space="preserve">template</w:t>
+      </w:r>
+      <w:r>
+        <w:rPr>
+          <w:rStyle w:val="NormalTok"/>
+        </w:rPr>
+        <w:t xml:space="preserve"> </w:t>
+      </w:r>
+      <w:r>
+        <w:rPr>
+          <w:rStyle w:val="OperatorTok"/>
+        </w:rPr>
+        <w:t xml:space="preserve">=</w:t>
+      </w:r>
+      <w:r>
+        <w:rPr>
+          <w:rStyle w:val="NormalTok"/>
+        </w:rPr>
+        <w:t xml:space="preserve"> </w:t>
+      </w:r>
+      <w:r>
+        <w:rPr>
+          <w:rStyle w:val="StringTok"/>
+        </w:rPr>
+        <w:t xml:space="preserve">"{prefix} {number}: {title}"</w:t>
+      </w:r>
+      <w:r>
+        <w:rPr>
+          <w:rStyle w:val="OperatorTok"/>
+        </w:rPr>
+        <w:t xml:space="preserve">,</w:t>
+      </w:r>
+      <w:r>
+        <w:br/>
+      </w:r>
+      <w:r>
+        <w:rPr>
+          <w:rStyle w:val="NormalTok"/>
+        </w:rPr>
+        <w:t xml:space="preserve">        </w:t>
+      </w:r>
+      <w:r>
+        <w:rPr>
+          <w:rStyle w:val="VariableTok"/>
+        </w:rPr>
+        <w:t xml:space="preserve">prefix</w:t>
+      </w:r>
+      <w:r>
+        <w:rPr>
+          <w:rStyle w:val="NormalTok"/>
+        </w:rPr>
+        <w:t xml:space="preserve"> </w:t>
+      </w:r>
+      <w:r>
+        <w:rPr>
+          <w:rStyle w:val="OperatorTok"/>
+        </w:rPr>
+        <w:t xml:space="preserve">=</w:t>
+      </w:r>
+      <w:r>
+        <w:rPr>
+          <w:rStyle w:val="NormalTok"/>
+        </w:rPr>
+        <w:t xml:space="preserve"> </w:t>
+      </w:r>
+      <w:r>
+        <w:rPr>
+          <w:rStyle w:val="StringTok"/>
+        </w:rPr>
+        <w:t xml:space="preserve">"Table"</w:t>
+      </w:r>
+      <w:r>
+        <w:rPr>
+          <w:rStyle w:val="OperatorTok"/>
+        </w:rPr>
+        <w:t xml:space="preserve">,</w:t>
+      </w:r>
+      <w:r>
+        <w:br/>
+      </w:r>
+      <w:r>
+        <w:rPr>
+          <w:rStyle w:val="NormalTok"/>
+        </w:rPr>
+        <w:t xml:space="preserve">        </w:t>
+      </w:r>
+      <w:r>
+        <w:rPr>
+          <w:rStyle w:val="VariableTok"/>
+        </w:rPr>
+        <w:t xml:space="preserve">separator</w:t>
+      </w:r>
+      <w:r>
+        <w:rPr>
+          <w:rStyle w:val="NormalTok"/>
+        </w:rPr>
+        <w:t xml:space="preserve"> </w:t>
+      </w:r>
+      <w:r>
+        <w:rPr>
+          <w:rStyle w:val="OperatorTok"/>
+        </w:rPr>
+        <w:t xml:space="preserve">=</w:t>
+      </w:r>
+      <w:r>
+        <w:rPr>
+          <w:rStyle w:val="NormalTok"/>
+        </w:rPr>
+        <w:t xml:space="preserve"> </w:t>
+      </w:r>
+      <w:r>
+        <w:rPr>
+          <w:rStyle w:val="StringTok"/>
+        </w:rPr>
+        <w:t xml:space="preserve">": "</w:t>
+      </w:r>
+      <w:r>
+        <w:rPr>
+          <w:rStyle w:val="OperatorTok"/>
+        </w:rPr>
+        <w:t xml:space="preserve">,</w:t>
+      </w:r>
+      <w:r>
+        <w:br/>
+      </w:r>
+      <w:r>
+        <w:rPr>
+          <w:rStyle w:val="NormalTok"/>
+        </w:rPr>
+        <w:t xml:space="preserve">        </w:t>
+      </w:r>
+      <w:r>
+        <w:rPr>
+          <w:rStyle w:val="VariableTok"/>
+        </w:rPr>
+        <w:t xml:space="preserve">style</w:t>
+      </w:r>
+      <w:r>
+        <w:rPr>
+          <w:rStyle w:val="NormalTok"/>
+        </w:rPr>
+        <w:t xml:space="preserve"> </w:t>
+      </w:r>
+      <w:r>
+        <w:rPr>
+          <w:rStyle w:val="OperatorTok"/>
+        </w:rPr>
+        <w:t xml:space="preserve">=</w:t>
+      </w:r>
+      <w:r>
+        <w:rPr>
+          <w:rStyle w:val="NormalTok"/>
+        </w:rPr>
+        <w:t xml:space="preserve"> </w:t>
+      </w:r>
+      <w:r>
+        <w:rPr>
+          <w:rStyle w:val="StringTok"/>
+        </w:rPr>
+        <w:t xml:space="preserve">"Caption"</w:t>
+      </w:r>
+      <w:r>
+        <w:rPr>
+          <w:rStyle w:val="OperatorTok"/>
+        </w:rPr>
+        <w:t xml:space="preserve">,</w:t>
+      </w:r>
+      <w:r>
+        <w:br/>
+      </w:r>
+      <w:r>
+        <w:rPr>
+          <w:rStyle w:val="NormalTok"/>
+        </w:rPr>
+        <w:t xml:space="preserve">    </w:t>
+      </w:r>
+      <w:r>
+        <w:rPr>
+          <w:rStyle w:val="OperatorTok"/>
+        </w:rPr>
+        <w:t xml:space="preserve">},</w:t>
+      </w:r>
+      <w:r>
+        <w:br/>
+      </w:r>
+      <w:r>
+        <w:rPr>
+          <w:rStyle w:val="NormalTok"/>
+        </w:rPr>
+        <w:t xml:space="preserve">    </w:t>
+      </w:r>
+      <w:r>
+        <w:rPr>
+          <w:rStyle w:val="VariableTok"/>
+        </w:rPr>
+        <w:t xml:space="preserve">listing</w:t>
+      </w:r>
+      <w:r>
+        <w:rPr>
+          <w:rStyle w:val="NormalTok"/>
+        </w:rPr>
+        <w:t xml:space="preserve"> </w:t>
+      </w:r>
+      <w:r>
+        <w:rPr>
+          <w:rStyle w:val="OperatorTok"/>
+        </w:rPr>
+        <w:t xml:space="preserve">=</w:t>
+      </w:r>
+      <w:r>
+        <w:rPr>
+          <w:rStyle w:val="NormalTok"/>
+        </w:rPr>
+        <w:t xml:space="preserve"> </w:t>
+      </w:r>
+      <w:r>
+        <w:rPr>
+          <w:rStyle w:val="OperatorTok"/>
+        </w:rPr>
+        <w:t xml:space="preserve">{</w:t>
+      </w:r>
+      <w:r>
+        <w:br/>
+      </w:r>
+      <w:r>
+        <w:rPr>
+          <w:rStyle w:val="NormalTok"/>
+        </w:rPr>
+        <w:t xml:space="preserve">        </w:t>
+      </w:r>
+      <w:r>
+        <w:rPr>
+          <w:rStyle w:val="VariableTok"/>
+        </w:rPr>
+        <w:t xml:space="preserve">template</w:t>
+      </w:r>
+      <w:r>
+        <w:rPr>
+          <w:rStyle w:val="NormalTok"/>
+        </w:rPr>
+        <w:t xml:space="preserve"> </w:t>
+      </w:r>
+      <w:r>
+        <w:rPr>
+          <w:rStyle w:val="OperatorTok"/>
+        </w:rPr>
+        <w:t xml:space="preserve">=</w:t>
+      </w:r>
+      <w:r>
+        <w:rPr>
+          <w:rStyle w:val="NormalTok"/>
+        </w:rPr>
+        <w:t xml:space="preserve"> </w:t>
+      </w:r>
+      <w:r>
+        <w:rPr>
+          <w:rStyle w:val="StringTok"/>
+        </w:rPr>
+        <w:t xml:space="preserve">"{prefix} {number}: {title}"</w:t>
+      </w:r>
+      <w:r>
+        <w:rPr>
+          <w:rStyle w:val="OperatorTok"/>
+        </w:rPr>
+        <w:t xml:space="preserve">,</w:t>
+      </w:r>
+      <w:r>
+        <w:br/>
+      </w:r>
+      <w:r>
+        <w:rPr>
+          <w:rStyle w:val="NormalTok"/>
+        </w:rPr>
+        <w:t xml:space="preserve">        </w:t>
+      </w:r>
+      <w:r>
+        <w:rPr>
+          <w:rStyle w:val="VariableTok"/>
+        </w:rPr>
+        <w:t xml:space="preserve">prefix</w:t>
+      </w:r>
+      <w:r>
+        <w:rPr>
+          <w:rStyle w:val="NormalTok"/>
+        </w:rPr>
+        <w:t xml:space="preserve"> </w:t>
+      </w:r>
+      <w:r>
+        <w:rPr>
+          <w:rStyle w:val="OperatorTok"/>
+        </w:rPr>
+        <w:t xml:space="preserve">=</w:t>
+      </w:r>
+      <w:r>
+        <w:rPr>
+          <w:rStyle w:val="NormalTok"/>
+        </w:rPr>
+        <w:t xml:space="preserve"> </w:t>
+      </w:r>
+      <w:r>
+        <w:rPr>
+          <w:rStyle w:val="StringTok"/>
+        </w:rPr>
+        <w:t xml:space="preserve">"Listing"</w:t>
+      </w:r>
+      <w:r>
+        <w:rPr>
+          <w:rStyle w:val="OperatorTok"/>
+        </w:rPr>
+        <w:t xml:space="preserve">,</w:t>
+      </w:r>
+      <w:r>
+        <w:br/>
+      </w:r>
+      <w:r>
+        <w:rPr>
+          <w:rStyle w:val="NormalTok"/>
+        </w:rPr>
+        <w:t xml:space="preserve">        </w:t>
+      </w:r>
+      <w:r>
+        <w:rPr>
+          <w:rStyle w:val="VariableTok"/>
+        </w:rPr>
+        <w:t xml:space="preserve">separator</w:t>
+      </w:r>
+      <w:r>
+        <w:rPr>
+          <w:rStyle w:val="NormalTok"/>
+        </w:rPr>
+        <w:t xml:space="preserve"> </w:t>
+      </w:r>
+      <w:r>
+        <w:rPr>
+          <w:rStyle w:val="OperatorTok"/>
+        </w:rPr>
+        <w:t xml:space="preserve">=</w:t>
+      </w:r>
+      <w:r>
+        <w:rPr>
+          <w:rStyle w:val="NormalTok"/>
+        </w:rPr>
+        <w:t xml:space="preserve"> </w:t>
+      </w:r>
+      <w:r>
+        <w:rPr>
+          <w:rStyle w:val="StringTok"/>
+        </w:rPr>
+        <w:t xml:space="preserve">": "</w:t>
+      </w:r>
+      <w:r>
+        <w:rPr>
+          <w:rStyle w:val="OperatorTok"/>
+        </w:rPr>
+        <w:t xml:space="preserve">,</w:t>
+      </w:r>
+      <w:r>
+        <w:br/>
+      </w:r>
+      <w:r>
+        <w:rPr>
+          <w:rStyle w:val="NormalTok"/>
+        </w:rPr>
+        <w:t xml:space="preserve">        </w:t>
+      </w:r>
+      <w:r>
+        <w:rPr>
+          <w:rStyle w:val="VariableTok"/>
+        </w:rPr>
+        <w:t xml:space="preserve">style</w:t>
+      </w:r>
+      <w:r>
+        <w:rPr>
+          <w:rStyle w:val="NormalTok"/>
+        </w:rPr>
+        <w:t xml:space="preserve"> </w:t>
+      </w:r>
+      <w:r>
+        <w:rPr>
+          <w:rStyle w:val="OperatorTok"/>
+        </w:rPr>
+        <w:t xml:space="preserve">=</w:t>
+      </w:r>
+      <w:r>
+        <w:rPr>
+          <w:rStyle w:val="NormalTok"/>
+        </w:rPr>
+        <w:t xml:space="preserve"> </w:t>
+      </w:r>
+      <w:r>
+        <w:rPr>
+          <w:rStyle w:val="StringTok"/>
+        </w:rPr>
+        <w:t xml:space="preserve">"Caption"</w:t>
+      </w:r>
+      <w:r>
+        <w:rPr>
+          <w:rStyle w:val="OperatorTok"/>
+        </w:rPr>
+        <w:t xml:space="preserve">,</w:t>
+      </w:r>
+      <w:r>
+        <w:br/>
+      </w:r>
+      <w:r>
+        <w:rPr>
+          <w:rStyle w:val="NormalTok"/>
+        </w:rPr>
+        <w:t xml:space="preserve">    </w:t>
+      </w:r>
+      <w:r>
+        <w:rPr>
+          <w:rStyle w:val="OperatorTok"/>
+        </w:rPr>
+        <w:t xml:space="preserve">},</w:t>
+      </w:r>
+      <w:r>
+        <w:br/>
+      </w:r>
+      <w:r>
+        <w:rPr>
+          <w:rStyle w:val="OperatorTok"/>
         </w:rPr>
         <w:t xml:space="preserve">}</w:t>
       </w:r>
@@ -2844,12 +6966,12 @@
     </w:p>
     <w:p>
       <w:pPr>
-        <w:spacing w:line="20" w:lineRule="exact" w:before="0" w:after="0"/>
+        <w:spacing w:after="0" w:line="20" w:lineRule="exact" w:before="0"/>
         <w:rPr>
           <w:sz w:val="2"/>
         </w:rPr>
       </w:pPr>
-      <w:bookmarkStart w:name="listing-src-docx-preset-extends" w:id="16743"/>
+      <w:bookmarkStart w:id="16743" w:name="listing-src-docx-preset-extends"/>
       <w:bookmarkEnd w:id="16743"/>
     </w:p>
     <w:p>
@@ -2885,7 +7007,7 @@
       </w:pPr>
       <w:r>
         <w:rPr>
-          <w:rStyle w:val="VerbatimChar"/>
+          <w:rStyle w:val="CommentTok"/>
         </w:rPr>
         <w:t xml:space="preserve">-- models/mymodel/styles/academic/preset.lua</w:t>
       </w:r>
@@ -2894,205 +7016,1111 @@
       </w:r>
       <w:r>
         <w:rPr>
-          <w:rStyle w:val="VerbatimChar"/>
-        </w:rPr>
-        <w:t xml:space="preserve">return {</w:t>
-      </w:r>
-      <w:r>
-        <w:br/>
-      </w:r>
-      <w:r>
-        <w:rPr>
-          <w:rStyle w:val="VerbatimChar"/>
-        </w:rPr>
-        <w:t xml:space="preserve">    name = "Academic",</w:t>
-      </w:r>
-      <w:r>
-        <w:br/>
-      </w:r>
-      <w:r>
-        <w:rPr>
-          <w:rStyle w:val="VerbatimChar"/>
-        </w:rPr>
-        <w:t xml:space="preserve">    description = "Academic paper styles",</w:t>
-      </w:r>
-      <w:r>
-        <w:br/>
-      </w:r>
-      <w:r>
-        <w:br/>
-      </w:r>
-      <w:r>
-        <w:rPr>
-          <w:rStyle w:val="VerbatimChar"/>
-        </w:rPr>
-        <w:t xml:space="preserve">    extends = {</w:t>
-      </w:r>
-      <w:r>
-        <w:br/>
-      </w:r>
-      <w:r>
-        <w:rPr>
-          <w:rStyle w:val="VerbatimChar"/>
-        </w:rPr>
-        <w:t xml:space="preserve">        template = "default",    -- Base template</w:t>
-      </w:r>
-      <w:r>
-        <w:br/>
-      </w:r>
-      <w:r>
-        <w:rPr>
-          <w:rStyle w:val="VerbatimChar"/>
-        </w:rPr>
-        <w:t xml:space="preserve">        preset = "default",      -- Base preset name</w:t>
-      </w:r>
-      <w:r>
-        <w:br/>
-      </w:r>
-      <w:r>
-        <w:rPr>
-          <w:rStyle w:val="VerbatimChar"/>
-        </w:rPr>
-        <w:t xml:space="preserve">    },</w:t>
-      </w:r>
-      <w:r>
-        <w:br/>
-      </w:r>
-      <w:r>
-        <w:br/>
-      </w:r>
-      <w:r>
-        <w:rPr>
-          <w:rStyle w:val="VerbatimChar"/>
-        </w:rPr>
-        <w:t xml:space="preserve">    -- Override only what changes</w:t>
-      </w:r>
-      <w:r>
-        <w:br/>
-      </w:r>
-      <w:r>
-        <w:rPr>
-          <w:rStyle w:val="VerbatimChar"/>
-        </w:rPr>
-        <w:t xml:space="preserve">    page = {</w:t>
-      </w:r>
-      <w:r>
-        <w:br/>
-      </w:r>
-      <w:r>
-        <w:rPr>
-          <w:rStyle w:val="VerbatimChar"/>
-        </w:rPr>
-        <w:t xml:space="preserve">        size = "A4",</w:t>
-      </w:r>
-      <w:r>
-        <w:br/>
-      </w:r>
-      <w:r>
-        <w:rPr>
-          <w:rStyle w:val="VerbatimChar"/>
-        </w:rPr>
-        <w:t xml:space="preserve">        margins = { top = "2.5cm", bottom = "2.5cm", left = "3cm", right = "2cm" },</w:t>
-      </w:r>
-      <w:r>
-        <w:br/>
-      </w:r>
-      <w:r>
-        <w:rPr>
-          <w:rStyle w:val="VerbatimChar"/>
-        </w:rPr>
-        <w:t xml:space="preserve">    },</w:t>
-      </w:r>
-      <w:r>
-        <w:br/>
-      </w:r>
-      <w:r>
-        <w:br/>
-      </w:r>
-      <w:r>
-        <w:rPr>
-          <w:rStyle w:val="VerbatimChar"/>
-        </w:rPr>
-        <w:t xml:space="preserve">    paragraph_styles = {</w:t>
-      </w:r>
-      <w:r>
-        <w:br/>
-      </w:r>
-      <w:r>
-        <w:rPr>
-          <w:rStyle w:val="VerbatimChar"/>
-        </w:rPr>
-        <w:t xml:space="preserve">        {</w:t>
-      </w:r>
-      <w:r>
-        <w:br/>
-      </w:r>
-      <w:r>
-        <w:rPr>
-          <w:rStyle w:val="VerbatimChar"/>
-        </w:rPr>
-        <w:t xml:space="preserve">            id = "Normal",</w:t>
-      </w:r>
-      <w:r>
-        <w:br/>
-      </w:r>
-      <w:r>
-        <w:rPr>
-          <w:rStyle w:val="VerbatimChar"/>
-        </w:rPr>
-        <w:t xml:space="preserve">            name = "Normal",</w:t>
-      </w:r>
-      <w:r>
-        <w:br/>
-      </w:r>
-      <w:r>
-        <w:rPr>
-          <w:rStyle w:val="VerbatimChar"/>
-        </w:rPr>
-        <w:t xml:space="preserve">            font = { name = "Times New Roman", size = 12 },</w:t>
-      </w:r>
-      <w:r>
-        <w:br/>
-      </w:r>
-      <w:r>
-        <w:rPr>
-          <w:rStyle w:val="VerbatimChar"/>
-        </w:rPr>
-        <w:t xml:space="preserve">            spacing = { line = 1.5, after = 0 },</w:t>
-      </w:r>
-      <w:r>
-        <w:br/>
-      </w:r>
-      <w:r>
-        <w:rPr>
-          <w:rStyle w:val="VerbatimChar"/>
-        </w:rPr>
-        <w:t xml:space="preserve">            alignment = "both",   -- Justified</w:t>
-      </w:r>
-      <w:r>
-        <w:br/>
-      </w:r>
-      <w:r>
-        <w:rPr>
-          <w:rStyle w:val="VerbatimChar"/>
-        </w:rPr>
-        <w:t xml:space="preserve">        },</w:t>
-      </w:r>
-      <w:r>
-        <w:br/>
-      </w:r>
-      <w:r>
-        <w:rPr>
-          <w:rStyle w:val="VerbatimChar"/>
-        </w:rPr>
-        <w:t xml:space="preserve">    },</w:t>
-      </w:r>
-      <w:r>
-        <w:br/>
-      </w:r>
-      <w:r>
-        <w:rPr>
-          <w:rStyle w:val="VerbatimChar"/>
+          <w:rStyle w:val="ControlFlowTok"/>
+        </w:rPr>
+        <w:t xml:space="preserve">return</w:t>
+      </w:r>
+      <w:r>
+        <w:rPr>
+          <w:rStyle w:val="NormalTok"/>
+        </w:rPr>
+        <w:t xml:space="preserve"> </w:t>
+      </w:r>
+      <w:r>
+        <w:rPr>
+          <w:rStyle w:val="OperatorTok"/>
+        </w:rPr>
+        <w:t xml:space="preserve">{</w:t>
+      </w:r>
+      <w:r>
+        <w:br/>
+      </w:r>
+      <w:r>
+        <w:rPr>
+          <w:rStyle w:val="NormalTok"/>
+        </w:rPr>
+        <w:t xml:space="preserve">    </w:t>
+      </w:r>
+      <w:r>
+        <w:rPr>
+          <w:rStyle w:val="VariableTok"/>
+        </w:rPr>
+        <w:t xml:space="preserve">name</w:t>
+      </w:r>
+      <w:r>
+        <w:rPr>
+          <w:rStyle w:val="NormalTok"/>
+        </w:rPr>
+        <w:t xml:space="preserve"> </w:t>
+      </w:r>
+      <w:r>
+        <w:rPr>
+          <w:rStyle w:val="OperatorTok"/>
+        </w:rPr>
+        <w:t xml:space="preserve">=</w:t>
+      </w:r>
+      <w:r>
+        <w:rPr>
+          <w:rStyle w:val="NormalTok"/>
+        </w:rPr>
+        <w:t xml:space="preserve"> </w:t>
+      </w:r>
+      <w:r>
+        <w:rPr>
+          <w:rStyle w:val="StringTok"/>
+        </w:rPr>
+        <w:t xml:space="preserve">"Academic"</w:t>
+      </w:r>
+      <w:r>
+        <w:rPr>
+          <w:rStyle w:val="OperatorTok"/>
+        </w:rPr>
+        <w:t xml:space="preserve">,</w:t>
+      </w:r>
+      <w:r>
+        <w:br/>
+      </w:r>
+      <w:r>
+        <w:rPr>
+          <w:rStyle w:val="NormalTok"/>
+        </w:rPr>
+        <w:t xml:space="preserve">    </w:t>
+      </w:r>
+      <w:r>
+        <w:rPr>
+          <w:rStyle w:val="VariableTok"/>
+        </w:rPr>
+        <w:t xml:space="preserve">description</w:t>
+      </w:r>
+      <w:r>
+        <w:rPr>
+          <w:rStyle w:val="NormalTok"/>
+        </w:rPr>
+        <w:t xml:space="preserve"> </w:t>
+      </w:r>
+      <w:r>
+        <w:rPr>
+          <w:rStyle w:val="OperatorTok"/>
+        </w:rPr>
+        <w:t xml:space="preserve">=</w:t>
+      </w:r>
+      <w:r>
+        <w:rPr>
+          <w:rStyle w:val="NormalTok"/>
+        </w:rPr>
+        <w:t xml:space="preserve"> </w:t>
+      </w:r>
+      <w:r>
+        <w:rPr>
+          <w:rStyle w:val="StringTok"/>
+        </w:rPr>
+        <w:t xml:space="preserve">"Academic paper styles"</w:t>
+      </w:r>
+      <w:r>
+        <w:rPr>
+          <w:rStyle w:val="OperatorTok"/>
+        </w:rPr>
+        <w:t xml:space="preserve">,</w:t>
+      </w:r>
+      <w:r>
+        <w:br/>
+      </w:r>
+      <w:r>
+        <w:br/>
+      </w:r>
+      <w:r>
+        <w:rPr>
+          <w:rStyle w:val="NormalTok"/>
+        </w:rPr>
+        <w:t xml:space="preserve">    </w:t>
+      </w:r>
+      <w:r>
+        <w:rPr>
+          <w:rStyle w:val="VariableTok"/>
+        </w:rPr>
+        <w:t xml:space="preserve">extends</w:t>
+      </w:r>
+      <w:r>
+        <w:rPr>
+          <w:rStyle w:val="NormalTok"/>
+        </w:rPr>
+        <w:t xml:space="preserve"> </w:t>
+      </w:r>
+      <w:r>
+        <w:rPr>
+          <w:rStyle w:val="OperatorTok"/>
+        </w:rPr>
+        <w:t xml:space="preserve">=</w:t>
+      </w:r>
+      <w:r>
+        <w:rPr>
+          <w:rStyle w:val="NormalTok"/>
+        </w:rPr>
+        <w:t xml:space="preserve"> </w:t>
+      </w:r>
+      <w:r>
+        <w:rPr>
+          <w:rStyle w:val="OperatorTok"/>
+        </w:rPr>
+        <w:t xml:space="preserve">{</w:t>
+      </w:r>
+      <w:r>
+        <w:br/>
+      </w:r>
+      <w:r>
+        <w:rPr>
+          <w:rStyle w:val="NormalTok"/>
+        </w:rPr>
+        <w:t xml:space="preserve">        </w:t>
+      </w:r>
+      <w:r>
+        <w:rPr>
+          <w:rStyle w:val="VariableTok"/>
+        </w:rPr>
+        <w:t xml:space="preserve">template</w:t>
+      </w:r>
+      <w:r>
+        <w:rPr>
+          <w:rStyle w:val="NormalTok"/>
+        </w:rPr>
+        <w:t xml:space="preserve"> </w:t>
+      </w:r>
+      <w:r>
+        <w:rPr>
+          <w:rStyle w:val="OperatorTok"/>
+        </w:rPr>
+        <w:t xml:space="preserve">=</w:t>
+      </w:r>
+      <w:r>
+        <w:rPr>
+          <w:rStyle w:val="NormalTok"/>
+        </w:rPr>
+        <w:t xml:space="preserve"> </w:t>
+      </w:r>
+      <w:r>
+        <w:rPr>
+          <w:rStyle w:val="StringTok"/>
+        </w:rPr>
+        <w:t xml:space="preserve">"default"</w:t>
+      </w:r>
+      <w:r>
+        <w:rPr>
+          <w:rStyle w:val="OperatorTok"/>
+        </w:rPr>
+        <w:t xml:space="preserve">,</w:t>
+      </w:r>
+      <w:r>
+        <w:rPr>
+          <w:rStyle w:val="NormalTok"/>
+        </w:rPr>
+        <w:t xml:space="preserve">    </w:t>
+      </w:r>
+      <w:r>
+        <w:rPr>
+          <w:rStyle w:val="CommentTok"/>
+        </w:rPr>
+        <w:t xml:space="preserve">-- Base template</w:t>
+      </w:r>
+      <w:r>
+        <w:br/>
+      </w:r>
+      <w:r>
+        <w:rPr>
+          <w:rStyle w:val="NormalTok"/>
+        </w:rPr>
+        <w:t xml:space="preserve">        </w:t>
+      </w:r>
+      <w:r>
+        <w:rPr>
+          <w:rStyle w:val="VariableTok"/>
+        </w:rPr>
+        <w:t xml:space="preserve">preset</w:t>
+      </w:r>
+      <w:r>
+        <w:rPr>
+          <w:rStyle w:val="NormalTok"/>
+        </w:rPr>
+        <w:t xml:space="preserve"> </w:t>
+      </w:r>
+      <w:r>
+        <w:rPr>
+          <w:rStyle w:val="OperatorTok"/>
+        </w:rPr>
+        <w:t xml:space="preserve">=</w:t>
+      </w:r>
+      <w:r>
+        <w:rPr>
+          <w:rStyle w:val="NormalTok"/>
+        </w:rPr>
+        <w:t xml:space="preserve"> </w:t>
+      </w:r>
+      <w:r>
+        <w:rPr>
+          <w:rStyle w:val="StringTok"/>
+        </w:rPr>
+        <w:t xml:space="preserve">"default"</w:t>
+      </w:r>
+      <w:r>
+        <w:rPr>
+          <w:rStyle w:val="OperatorTok"/>
+        </w:rPr>
+        <w:t xml:space="preserve">,</w:t>
+      </w:r>
+      <w:r>
+        <w:rPr>
+          <w:rStyle w:val="NormalTok"/>
+        </w:rPr>
+        <w:t xml:space="preserve">      </w:t>
+      </w:r>
+      <w:r>
+        <w:rPr>
+          <w:rStyle w:val="CommentTok"/>
+        </w:rPr>
+        <w:t xml:space="preserve">-- Base preset name</w:t>
+      </w:r>
+      <w:r>
+        <w:br/>
+      </w:r>
+      <w:r>
+        <w:rPr>
+          <w:rStyle w:val="NormalTok"/>
+        </w:rPr>
+        <w:t xml:space="preserve">    </w:t>
+      </w:r>
+      <w:r>
+        <w:rPr>
+          <w:rStyle w:val="OperatorTok"/>
+        </w:rPr>
+        <w:t xml:space="preserve">},</w:t>
+      </w:r>
+      <w:r>
+        <w:br/>
+      </w:r>
+      <w:r>
+        <w:br/>
+      </w:r>
+      <w:r>
+        <w:rPr>
+          <w:rStyle w:val="NormalTok"/>
+        </w:rPr>
+        <w:t xml:space="preserve">    </w:t>
+      </w:r>
+      <w:r>
+        <w:rPr>
+          <w:rStyle w:val="CommentTok"/>
+        </w:rPr>
+        <w:t xml:space="preserve">-- Override only what changes</w:t>
+      </w:r>
+      <w:r>
+        <w:br/>
+      </w:r>
+      <w:r>
+        <w:rPr>
+          <w:rStyle w:val="NormalTok"/>
+        </w:rPr>
+        <w:t xml:space="preserve">    </w:t>
+      </w:r>
+      <w:r>
+        <w:rPr>
+          <w:rStyle w:val="VariableTok"/>
+        </w:rPr>
+        <w:t xml:space="preserve">page</w:t>
+      </w:r>
+      <w:r>
+        <w:rPr>
+          <w:rStyle w:val="NormalTok"/>
+        </w:rPr>
+        <w:t xml:space="preserve"> </w:t>
+      </w:r>
+      <w:r>
+        <w:rPr>
+          <w:rStyle w:val="OperatorTok"/>
+        </w:rPr>
+        <w:t xml:space="preserve">=</w:t>
+      </w:r>
+      <w:r>
+        <w:rPr>
+          <w:rStyle w:val="NormalTok"/>
+        </w:rPr>
+        <w:t xml:space="preserve"> </w:t>
+      </w:r>
+      <w:r>
+        <w:rPr>
+          <w:rStyle w:val="OperatorTok"/>
+        </w:rPr>
+        <w:t xml:space="preserve">{</w:t>
+      </w:r>
+      <w:r>
+        <w:br/>
+      </w:r>
+      <w:r>
+        <w:rPr>
+          <w:rStyle w:val="NormalTok"/>
+        </w:rPr>
+        <w:t xml:space="preserve">        </w:t>
+      </w:r>
+      <w:r>
+        <w:rPr>
+          <w:rStyle w:val="VariableTok"/>
+        </w:rPr>
+        <w:t xml:space="preserve">size</w:t>
+      </w:r>
+      <w:r>
+        <w:rPr>
+          <w:rStyle w:val="NormalTok"/>
+        </w:rPr>
+        <w:t xml:space="preserve"> </w:t>
+      </w:r>
+      <w:r>
+        <w:rPr>
+          <w:rStyle w:val="OperatorTok"/>
+        </w:rPr>
+        <w:t xml:space="preserve">=</w:t>
+      </w:r>
+      <w:r>
+        <w:rPr>
+          <w:rStyle w:val="NormalTok"/>
+        </w:rPr>
+        <w:t xml:space="preserve"> </w:t>
+      </w:r>
+      <w:r>
+        <w:rPr>
+          <w:rStyle w:val="StringTok"/>
+        </w:rPr>
+        <w:t xml:space="preserve">"A4"</w:t>
+      </w:r>
+      <w:r>
+        <w:rPr>
+          <w:rStyle w:val="OperatorTok"/>
+        </w:rPr>
+        <w:t xml:space="preserve">,</w:t>
+      </w:r>
+      <w:r>
+        <w:br/>
+      </w:r>
+      <w:r>
+        <w:rPr>
+          <w:rStyle w:val="NormalTok"/>
+        </w:rPr>
+        <w:t xml:space="preserve">        </w:t>
+      </w:r>
+      <w:r>
+        <w:rPr>
+          <w:rStyle w:val="VariableTok"/>
+        </w:rPr>
+        <w:t xml:space="preserve">margins</w:t>
+      </w:r>
+      <w:r>
+        <w:rPr>
+          <w:rStyle w:val="NormalTok"/>
+        </w:rPr>
+        <w:t xml:space="preserve"> </w:t>
+      </w:r>
+      <w:r>
+        <w:rPr>
+          <w:rStyle w:val="OperatorTok"/>
+        </w:rPr>
+        <w:t xml:space="preserve">=</w:t>
+      </w:r>
+      <w:r>
+        <w:rPr>
+          <w:rStyle w:val="NormalTok"/>
+        </w:rPr>
+        <w:t xml:space="preserve"> </w:t>
+      </w:r>
+      <w:r>
+        <w:rPr>
+          <w:rStyle w:val="OperatorTok"/>
+        </w:rPr>
+        <w:t xml:space="preserve">{</w:t>
+      </w:r>
+      <w:r>
+        <w:rPr>
+          <w:rStyle w:val="NormalTok"/>
+        </w:rPr>
+        <w:t xml:space="preserve"> </w:t>
+      </w:r>
+      <w:r>
+        <w:rPr>
+          <w:rStyle w:val="VariableTok"/>
+        </w:rPr>
+        <w:t xml:space="preserve">top</w:t>
+      </w:r>
+      <w:r>
+        <w:rPr>
+          <w:rStyle w:val="NormalTok"/>
+        </w:rPr>
+        <w:t xml:space="preserve"> </w:t>
+      </w:r>
+      <w:r>
+        <w:rPr>
+          <w:rStyle w:val="OperatorTok"/>
+        </w:rPr>
+        <w:t xml:space="preserve">=</w:t>
+      </w:r>
+      <w:r>
+        <w:rPr>
+          <w:rStyle w:val="NormalTok"/>
+        </w:rPr>
+        <w:t xml:space="preserve"> </w:t>
+      </w:r>
+      <w:r>
+        <w:rPr>
+          <w:rStyle w:val="StringTok"/>
+        </w:rPr>
+        <w:t xml:space="preserve">"2.5cm"</w:t>
+      </w:r>
+      <w:r>
+        <w:rPr>
+          <w:rStyle w:val="OperatorTok"/>
+        </w:rPr>
+        <w:t xml:space="preserve">,</w:t>
+      </w:r>
+      <w:r>
+        <w:rPr>
+          <w:rStyle w:val="NormalTok"/>
+        </w:rPr>
+        <w:t xml:space="preserve"> </w:t>
+      </w:r>
+      <w:r>
+        <w:rPr>
+          <w:rStyle w:val="VariableTok"/>
+        </w:rPr>
+        <w:t xml:space="preserve">bottom</w:t>
+      </w:r>
+      <w:r>
+        <w:rPr>
+          <w:rStyle w:val="NormalTok"/>
+        </w:rPr>
+        <w:t xml:space="preserve"> </w:t>
+      </w:r>
+      <w:r>
+        <w:rPr>
+          <w:rStyle w:val="OperatorTok"/>
+        </w:rPr>
+        <w:t xml:space="preserve">=</w:t>
+      </w:r>
+      <w:r>
+        <w:rPr>
+          <w:rStyle w:val="NormalTok"/>
+        </w:rPr>
+        <w:t xml:space="preserve"> </w:t>
+      </w:r>
+      <w:r>
+        <w:rPr>
+          <w:rStyle w:val="StringTok"/>
+        </w:rPr>
+        <w:t xml:space="preserve">"2.5cm"</w:t>
+      </w:r>
+      <w:r>
+        <w:rPr>
+          <w:rStyle w:val="OperatorTok"/>
+        </w:rPr>
+        <w:t xml:space="preserve">,</w:t>
+      </w:r>
+      <w:r>
+        <w:rPr>
+          <w:rStyle w:val="NormalTok"/>
+        </w:rPr>
+        <w:t xml:space="preserve"> </w:t>
+      </w:r>
+      <w:r>
+        <w:rPr>
+          <w:rStyle w:val="VariableTok"/>
+        </w:rPr>
+        <w:t xml:space="preserve">left</w:t>
+      </w:r>
+      <w:r>
+        <w:rPr>
+          <w:rStyle w:val="NormalTok"/>
+        </w:rPr>
+        <w:t xml:space="preserve"> </w:t>
+      </w:r>
+      <w:r>
+        <w:rPr>
+          <w:rStyle w:val="OperatorTok"/>
+        </w:rPr>
+        <w:t xml:space="preserve">=</w:t>
+      </w:r>
+      <w:r>
+        <w:rPr>
+          <w:rStyle w:val="NormalTok"/>
+        </w:rPr>
+        <w:t xml:space="preserve"> </w:t>
+      </w:r>
+      <w:r>
+        <w:rPr>
+          <w:rStyle w:val="StringTok"/>
+        </w:rPr>
+        <w:t xml:space="preserve">"3cm"</w:t>
+      </w:r>
+      <w:r>
+        <w:rPr>
+          <w:rStyle w:val="OperatorTok"/>
+        </w:rPr>
+        <w:t xml:space="preserve">,</w:t>
+      </w:r>
+      <w:r>
+        <w:rPr>
+          <w:rStyle w:val="NormalTok"/>
+        </w:rPr>
+        <w:t xml:space="preserve"> </w:t>
+      </w:r>
+      <w:r>
+        <w:rPr>
+          <w:rStyle w:val="VariableTok"/>
+        </w:rPr>
+        <w:t xml:space="preserve">right</w:t>
+      </w:r>
+      <w:r>
+        <w:rPr>
+          <w:rStyle w:val="NormalTok"/>
+        </w:rPr>
+        <w:t xml:space="preserve"> </w:t>
+      </w:r>
+      <w:r>
+        <w:rPr>
+          <w:rStyle w:val="OperatorTok"/>
+        </w:rPr>
+        <w:t xml:space="preserve">=</w:t>
+      </w:r>
+      <w:r>
+        <w:rPr>
+          <w:rStyle w:val="NormalTok"/>
+        </w:rPr>
+        <w:t xml:space="preserve"> </w:t>
+      </w:r>
+      <w:r>
+        <w:rPr>
+          <w:rStyle w:val="StringTok"/>
+        </w:rPr>
+        <w:t xml:space="preserve">"2cm"</w:t>
+      </w:r>
+      <w:r>
+        <w:rPr>
+          <w:rStyle w:val="NormalTok"/>
+        </w:rPr>
+        <w:t xml:space="preserve"> </w:t>
+      </w:r>
+      <w:r>
+        <w:rPr>
+          <w:rStyle w:val="OperatorTok"/>
+        </w:rPr>
+        <w:t xml:space="preserve">},</w:t>
+      </w:r>
+      <w:r>
+        <w:br/>
+      </w:r>
+      <w:r>
+        <w:rPr>
+          <w:rStyle w:val="NormalTok"/>
+        </w:rPr>
+        <w:t xml:space="preserve">    </w:t>
+      </w:r>
+      <w:r>
+        <w:rPr>
+          <w:rStyle w:val="OperatorTok"/>
+        </w:rPr>
+        <w:t xml:space="preserve">},</w:t>
+      </w:r>
+      <w:r>
+        <w:br/>
+      </w:r>
+      <w:r>
+        <w:br/>
+      </w:r>
+      <w:r>
+        <w:rPr>
+          <w:rStyle w:val="NormalTok"/>
+        </w:rPr>
+        <w:t xml:space="preserve">    </w:t>
+      </w:r>
+      <w:r>
+        <w:rPr>
+          <w:rStyle w:val="VariableTok"/>
+        </w:rPr>
+        <w:t xml:space="preserve">paragraph_styles</w:t>
+      </w:r>
+      <w:r>
+        <w:rPr>
+          <w:rStyle w:val="NormalTok"/>
+        </w:rPr>
+        <w:t xml:space="preserve"> </w:t>
+      </w:r>
+      <w:r>
+        <w:rPr>
+          <w:rStyle w:val="OperatorTok"/>
+        </w:rPr>
+        <w:t xml:space="preserve">=</w:t>
+      </w:r>
+      <w:r>
+        <w:rPr>
+          <w:rStyle w:val="NormalTok"/>
+        </w:rPr>
+        <w:t xml:space="preserve"> </w:t>
+      </w:r>
+      <w:r>
+        <w:rPr>
+          <w:rStyle w:val="OperatorTok"/>
+        </w:rPr>
+        <w:t xml:space="preserve">{</w:t>
+      </w:r>
+      <w:r>
+        <w:br/>
+      </w:r>
+      <w:r>
+        <w:rPr>
+          <w:rStyle w:val="NormalTok"/>
+        </w:rPr>
+        <w:t xml:space="preserve">        </w:t>
+      </w:r>
+      <w:r>
+        <w:rPr>
+          <w:rStyle w:val="OperatorTok"/>
+        </w:rPr>
+        <w:t xml:space="preserve">{</w:t>
+      </w:r>
+      <w:r>
+        <w:br/>
+      </w:r>
+      <w:r>
+        <w:rPr>
+          <w:rStyle w:val="NormalTok"/>
+        </w:rPr>
+        <w:t xml:space="preserve">            </w:t>
+      </w:r>
+      <w:r>
+        <w:rPr>
+          <w:rStyle w:val="VariableTok"/>
+        </w:rPr>
+        <w:t xml:space="preserve">id</w:t>
+      </w:r>
+      <w:r>
+        <w:rPr>
+          <w:rStyle w:val="NormalTok"/>
+        </w:rPr>
+        <w:t xml:space="preserve"> </w:t>
+      </w:r>
+      <w:r>
+        <w:rPr>
+          <w:rStyle w:val="OperatorTok"/>
+        </w:rPr>
+        <w:t xml:space="preserve">=</w:t>
+      </w:r>
+      <w:r>
+        <w:rPr>
+          <w:rStyle w:val="NormalTok"/>
+        </w:rPr>
+        <w:t xml:space="preserve"> </w:t>
+      </w:r>
+      <w:r>
+        <w:rPr>
+          <w:rStyle w:val="StringTok"/>
+        </w:rPr>
+        <w:t xml:space="preserve">"Normal"</w:t>
+      </w:r>
+      <w:r>
+        <w:rPr>
+          <w:rStyle w:val="OperatorTok"/>
+        </w:rPr>
+        <w:t xml:space="preserve">,</w:t>
+      </w:r>
+      <w:r>
+        <w:br/>
+      </w:r>
+      <w:r>
+        <w:rPr>
+          <w:rStyle w:val="NormalTok"/>
+        </w:rPr>
+        <w:t xml:space="preserve">            </w:t>
+      </w:r>
+      <w:r>
+        <w:rPr>
+          <w:rStyle w:val="VariableTok"/>
+        </w:rPr>
+        <w:t xml:space="preserve">name</w:t>
+      </w:r>
+      <w:r>
+        <w:rPr>
+          <w:rStyle w:val="NormalTok"/>
+        </w:rPr>
+        <w:t xml:space="preserve"> </w:t>
+      </w:r>
+      <w:r>
+        <w:rPr>
+          <w:rStyle w:val="OperatorTok"/>
+        </w:rPr>
+        <w:t xml:space="preserve">=</w:t>
+      </w:r>
+      <w:r>
+        <w:rPr>
+          <w:rStyle w:val="NormalTok"/>
+        </w:rPr>
+        <w:t xml:space="preserve"> </w:t>
+      </w:r>
+      <w:r>
+        <w:rPr>
+          <w:rStyle w:val="StringTok"/>
+        </w:rPr>
+        <w:t xml:space="preserve">"Normal"</w:t>
+      </w:r>
+      <w:r>
+        <w:rPr>
+          <w:rStyle w:val="OperatorTok"/>
+        </w:rPr>
+        <w:t xml:space="preserve">,</w:t>
+      </w:r>
+      <w:r>
+        <w:br/>
+      </w:r>
+      <w:r>
+        <w:rPr>
+          <w:rStyle w:val="NormalTok"/>
+        </w:rPr>
+        <w:t xml:space="preserve">            </w:t>
+      </w:r>
+      <w:r>
+        <w:rPr>
+          <w:rStyle w:val="VariableTok"/>
+        </w:rPr>
+        <w:t xml:space="preserve">font</w:t>
+      </w:r>
+      <w:r>
+        <w:rPr>
+          <w:rStyle w:val="NormalTok"/>
+        </w:rPr>
+        <w:t xml:space="preserve"> </w:t>
+      </w:r>
+      <w:r>
+        <w:rPr>
+          <w:rStyle w:val="OperatorTok"/>
+        </w:rPr>
+        <w:t xml:space="preserve">=</w:t>
+      </w:r>
+      <w:r>
+        <w:rPr>
+          <w:rStyle w:val="NormalTok"/>
+        </w:rPr>
+        <w:t xml:space="preserve"> </w:t>
+      </w:r>
+      <w:r>
+        <w:rPr>
+          <w:rStyle w:val="OperatorTok"/>
+        </w:rPr>
+        <w:t xml:space="preserve">{</w:t>
+      </w:r>
+      <w:r>
+        <w:rPr>
+          <w:rStyle w:val="NormalTok"/>
+        </w:rPr>
+        <w:t xml:space="preserve"> </w:t>
+      </w:r>
+      <w:r>
+        <w:rPr>
+          <w:rStyle w:val="VariableTok"/>
+        </w:rPr>
+        <w:t xml:space="preserve">name</w:t>
+      </w:r>
+      <w:r>
+        <w:rPr>
+          <w:rStyle w:val="NormalTok"/>
+        </w:rPr>
+        <w:t xml:space="preserve"> </w:t>
+      </w:r>
+      <w:r>
+        <w:rPr>
+          <w:rStyle w:val="OperatorTok"/>
+        </w:rPr>
+        <w:t xml:space="preserve">=</w:t>
+      </w:r>
+      <w:r>
+        <w:rPr>
+          <w:rStyle w:val="NormalTok"/>
+        </w:rPr>
+        <w:t xml:space="preserve"> </w:t>
+      </w:r>
+      <w:r>
+        <w:rPr>
+          <w:rStyle w:val="StringTok"/>
+        </w:rPr>
+        <w:t xml:space="preserve">"Times New Roman"</w:t>
+      </w:r>
+      <w:r>
+        <w:rPr>
+          <w:rStyle w:val="OperatorTok"/>
+        </w:rPr>
+        <w:t xml:space="preserve">,</w:t>
+      </w:r>
+      <w:r>
+        <w:rPr>
+          <w:rStyle w:val="NormalTok"/>
+        </w:rPr>
+        <w:t xml:space="preserve"> </w:t>
+      </w:r>
+      <w:r>
+        <w:rPr>
+          <w:rStyle w:val="VariableTok"/>
+        </w:rPr>
+        <w:t xml:space="preserve">size</w:t>
+      </w:r>
+      <w:r>
+        <w:rPr>
+          <w:rStyle w:val="NormalTok"/>
+        </w:rPr>
+        <w:t xml:space="preserve"> </w:t>
+      </w:r>
+      <w:r>
+        <w:rPr>
+          <w:rStyle w:val="OperatorTok"/>
+        </w:rPr>
+        <w:t xml:space="preserve">=</w:t>
+      </w:r>
+      <w:r>
+        <w:rPr>
+          <w:rStyle w:val="NormalTok"/>
+        </w:rPr>
+        <w:t xml:space="preserve"> </w:t>
+      </w:r>
+      <w:r>
+        <w:rPr>
+          <w:rStyle w:val="DecValTok"/>
+        </w:rPr>
+        <w:t xml:space="preserve">12</w:t>
+      </w:r>
+      <w:r>
+        <w:rPr>
+          <w:rStyle w:val="NormalTok"/>
+        </w:rPr>
+        <w:t xml:space="preserve"> </w:t>
+      </w:r>
+      <w:r>
+        <w:rPr>
+          <w:rStyle w:val="OperatorTok"/>
+        </w:rPr>
+        <w:t xml:space="preserve">},</w:t>
+      </w:r>
+      <w:r>
+        <w:br/>
+      </w:r>
+      <w:r>
+        <w:rPr>
+          <w:rStyle w:val="NormalTok"/>
+        </w:rPr>
+        <w:t xml:space="preserve">            </w:t>
+      </w:r>
+      <w:r>
+        <w:rPr>
+          <w:rStyle w:val="VariableTok"/>
+        </w:rPr>
+        <w:t xml:space="preserve">spacing</w:t>
+      </w:r>
+      <w:r>
+        <w:rPr>
+          <w:rStyle w:val="NormalTok"/>
+        </w:rPr>
+        <w:t xml:space="preserve"> </w:t>
+      </w:r>
+      <w:r>
+        <w:rPr>
+          <w:rStyle w:val="OperatorTok"/>
+        </w:rPr>
+        <w:t xml:space="preserve">=</w:t>
+      </w:r>
+      <w:r>
+        <w:rPr>
+          <w:rStyle w:val="NormalTok"/>
+        </w:rPr>
+        <w:t xml:space="preserve"> </w:t>
+      </w:r>
+      <w:r>
+        <w:rPr>
+          <w:rStyle w:val="OperatorTok"/>
+        </w:rPr>
+        <w:t xml:space="preserve">{</w:t>
+      </w:r>
+      <w:r>
+        <w:rPr>
+          <w:rStyle w:val="NormalTok"/>
+        </w:rPr>
+        <w:t xml:space="preserve"> </w:t>
+      </w:r>
+      <w:r>
+        <w:rPr>
+          <w:rStyle w:val="VariableTok"/>
+        </w:rPr>
+        <w:t xml:space="preserve">line</w:t>
+      </w:r>
+      <w:r>
+        <w:rPr>
+          <w:rStyle w:val="NormalTok"/>
+        </w:rPr>
+        <w:t xml:space="preserve"> </w:t>
+      </w:r>
+      <w:r>
+        <w:rPr>
+          <w:rStyle w:val="OperatorTok"/>
+        </w:rPr>
+        <w:t xml:space="preserve">=</w:t>
+      </w:r>
+      <w:r>
+        <w:rPr>
+          <w:rStyle w:val="NormalTok"/>
+        </w:rPr>
+        <w:t xml:space="preserve"> </w:t>
+      </w:r>
+      <w:r>
+        <w:rPr>
+          <w:rStyle w:val="DecValTok"/>
+        </w:rPr>
+        <w:t xml:space="preserve">1.5</w:t>
+      </w:r>
+      <w:r>
+        <w:rPr>
+          <w:rStyle w:val="OperatorTok"/>
+        </w:rPr>
+        <w:t xml:space="preserve">,</w:t>
+      </w:r>
+      <w:r>
+        <w:rPr>
+          <w:rStyle w:val="NormalTok"/>
+        </w:rPr>
+        <w:t xml:space="preserve"> </w:t>
+      </w:r>
+      <w:r>
+        <w:rPr>
+          <w:rStyle w:val="VariableTok"/>
+        </w:rPr>
+        <w:t xml:space="preserve">after</w:t>
+      </w:r>
+      <w:r>
+        <w:rPr>
+          <w:rStyle w:val="NormalTok"/>
+        </w:rPr>
+        <w:t xml:space="preserve"> </w:t>
+      </w:r>
+      <w:r>
+        <w:rPr>
+          <w:rStyle w:val="OperatorTok"/>
+        </w:rPr>
+        <w:t xml:space="preserve">=</w:t>
+      </w:r>
+      <w:r>
+        <w:rPr>
+          <w:rStyle w:val="NormalTok"/>
+        </w:rPr>
+        <w:t xml:space="preserve"> </w:t>
+      </w:r>
+      <w:r>
+        <w:rPr>
+          <w:rStyle w:val="DecValTok"/>
+        </w:rPr>
+        <w:t xml:space="preserve">0</w:t>
+      </w:r>
+      <w:r>
+        <w:rPr>
+          <w:rStyle w:val="NormalTok"/>
+        </w:rPr>
+        <w:t xml:space="preserve"> </w:t>
+      </w:r>
+      <w:r>
+        <w:rPr>
+          <w:rStyle w:val="OperatorTok"/>
+        </w:rPr>
+        <w:t xml:space="preserve">},</w:t>
+      </w:r>
+      <w:r>
+        <w:br/>
+      </w:r>
+      <w:r>
+        <w:rPr>
+          <w:rStyle w:val="NormalTok"/>
+        </w:rPr>
+        <w:t xml:space="preserve">            </w:t>
+      </w:r>
+      <w:r>
+        <w:rPr>
+          <w:rStyle w:val="VariableTok"/>
+        </w:rPr>
+        <w:t xml:space="preserve">alignment</w:t>
+      </w:r>
+      <w:r>
+        <w:rPr>
+          <w:rStyle w:val="NormalTok"/>
+        </w:rPr>
+        <w:t xml:space="preserve"> </w:t>
+      </w:r>
+      <w:r>
+        <w:rPr>
+          <w:rStyle w:val="OperatorTok"/>
+        </w:rPr>
+        <w:t xml:space="preserve">=</w:t>
+      </w:r>
+      <w:r>
+        <w:rPr>
+          <w:rStyle w:val="NormalTok"/>
+        </w:rPr>
+        <w:t xml:space="preserve"> </w:t>
+      </w:r>
+      <w:r>
+        <w:rPr>
+          <w:rStyle w:val="StringTok"/>
+        </w:rPr>
+        <w:t xml:space="preserve">"both"</w:t>
+      </w:r>
+      <w:r>
+        <w:rPr>
+          <w:rStyle w:val="OperatorTok"/>
+        </w:rPr>
+        <w:t xml:space="preserve">,</w:t>
+      </w:r>
+      <w:r>
+        <w:rPr>
+          <w:rStyle w:val="NormalTok"/>
+        </w:rPr>
+        <w:t xml:space="preserve">   </w:t>
+      </w:r>
+      <w:r>
+        <w:rPr>
+          <w:rStyle w:val="CommentTok"/>
+        </w:rPr>
+        <w:t xml:space="preserve">-- Justified</w:t>
+      </w:r>
+      <w:r>
+        <w:br/>
+      </w:r>
+      <w:r>
+        <w:rPr>
+          <w:rStyle w:val="NormalTok"/>
+        </w:rPr>
+        <w:t xml:space="preserve">        </w:t>
+      </w:r>
+      <w:r>
+        <w:rPr>
+          <w:rStyle w:val="OperatorTok"/>
+        </w:rPr>
+        <w:t xml:space="preserve">},</w:t>
+      </w:r>
+      <w:r>
+        <w:br/>
+      </w:r>
+      <w:r>
+        <w:rPr>
+          <w:rStyle w:val="NormalTok"/>
+        </w:rPr>
+        <w:t xml:space="preserve">    </w:t>
+      </w:r>
+      <w:r>
+        <w:rPr>
+          <w:rStyle w:val="OperatorTok"/>
+        </w:rPr>
+        <w:t xml:space="preserve">},</w:t>
+      </w:r>
+      <w:r>
+        <w:br/>
+      </w:r>
+      <w:r>
+        <w:rPr>
+          <w:rStyle w:val="OperatorTok"/>
         </w:rPr>
         <w:t xml:space="preserve">}</w:t>
       </w:r>
@@ -3375,12 +8403,12 @@
     </w:p>
     <w:p>
       <w:pPr>
-        <w:spacing w:line="20" w:lineRule="exact" w:before="0" w:after="0"/>
+        <w:spacing w:after="0" w:line="20" w:lineRule="exact" w:before="0"/>
         <w:rPr>
           <w:sz w:val="2"/>
         </w:rPr>
       </w:pPr>
-      <w:bookmarkStart w:name="csv-tbl-docx-postprocessor-hooks" w:id="25759"/>
+      <w:bookmarkStart w:id="25759" w:name="csv-tbl-docx-postprocessor-hooks"/>
       <w:bookmarkEnd w:id="25759"/>
     </w:p>
     <w:p>
@@ -3416,18 +8444,18 @@
         <w:tblW w:type="auto" w:w="0"/>
         <w:tblLook w:firstRow="1" w:lastRow="0" w:firstColumn="0" w:lastColumn="0" w:noHBand="0" w:noVBand="0" w:val="0020"/>
         <w:tblBorders>
-          <w:top w:sz="6" w:color="000000" w:space="0" w:val="single"/>
-          <w:left w:sz="6" w:color="000000" w:space="0" w:val="single"/>
-          <w:bottom w:sz="6" w:color="000000" w:space="0" w:val="single"/>
-          <w:right w:sz="6" w:color="000000" w:space="0" w:val="single"/>
-          <w:insideH w:sz="6" w:color="000000" w:space="0" w:val="single"/>
-          <w:insideV w:sz="6" w:color="000000" w:space="0" w:val="single"/>
+          <w:top w:space="0" w:color="000000" w:val="single" w:sz="6"/>
+          <w:left w:space="0" w:color="000000" w:val="single" w:sz="6"/>
+          <w:bottom w:space="0" w:color="000000" w:val="single" w:sz="6"/>
+          <w:right w:space="0" w:color="000000" w:val="single" w:sz="6"/>
+          <w:insideH w:space="0" w:color="000000" w:val="single" w:sz="6"/>
+          <w:insideV w:space="0" w:color="000000" w:val="single" w:sz="6"/>
         </w:tblBorders>
         <w:tblCellMar>
-          <w:top w:type="dxa" w:w="57"/>
-          <w:left w:type="dxa" w:w="108"/>
-          <w:bottom w:type="dxa" w:w="57"/>
-          <w:right w:type="dxa" w:w="108"/>
+          <w:top w:w="57" w:type="dxa"/>
+          <w:left w:w="108" w:type="dxa"/>
+          <w:bottom w:w="57" w:type="dxa"/>
+          <w:right w:w="108" w:type="dxa"/>
         </w:tblCellMar>
       </w:tblPr>
       <w:tblGrid>
@@ -3441,14 +8469,14 @@
         </w:trPr>
         <w:tc>
           <w:tcPr>
-            <w:shd w:color="auto" w:fill="E8E8E8" w:val="clear"/>
+            <w:shd w:color="auto" w:val="clear" w:fill="E8E8E8"/>
           </w:tcPr>
           <w:p>
             <w:pPr>
               <w:pStyle w:val="Compact"/>
               <w:jc w:val="left"/>
-              <w:ind w:right="0" w:left="0" w:firstLine="0"/>
-              <w:spacing w:lineRule="auto" w:line="240" w:before="40" w:after="40"/>
+              <w:ind w:firstLine="0" w:right="0" w:left="0"/>
+              <w:spacing w:before="40" w:lineRule="auto" w:line="240" w:after="40"/>
             </w:pPr>
             <w:r>
               <w:rPr>
@@ -3460,14 +8488,14 @@
         </w:tc>
         <w:tc>
           <w:tcPr>
-            <w:shd w:color="auto" w:fill="E8E8E8" w:val="clear"/>
+            <w:shd w:color="auto" w:val="clear" w:fill="E8E8E8"/>
           </w:tcPr>
           <w:p>
             <w:pPr>
               <w:pStyle w:val="Compact"/>
               <w:jc w:val="left"/>
-              <w:ind w:right="0" w:left="0" w:firstLine="0"/>
-              <w:spacing w:lineRule="auto" w:line="240" w:before="40" w:after="40"/>
+              <w:ind w:firstLine="0" w:right="0" w:left="0"/>
+              <w:spacing w:before="40" w:lineRule="auto" w:line="240" w:after="40"/>
             </w:pPr>
             <w:r>
               <w:rPr>
@@ -3479,14 +8507,14 @@
         </w:tc>
         <w:tc>
           <w:tcPr>
-            <w:shd w:color="auto" w:fill="E8E8E8" w:val="clear"/>
+            <w:shd w:color="auto" w:val="clear" w:fill="E8E8E8"/>
           </w:tcPr>
           <w:p>
             <w:pPr>
               <w:pStyle w:val="Compact"/>
               <w:jc w:val="left"/>
-              <w:ind w:right="0" w:left="0" w:firstLine="0"/>
-              <w:spacing w:lineRule="auto" w:line="240" w:before="40" w:after="40"/>
+              <w:ind w:firstLine="0" w:right="0" w:left="0"/>
+              <w:spacing w:before="40" w:lineRule="auto" w:line="240" w:after="40"/>
             </w:pPr>
             <w:r>
               <w:rPr>
@@ -3504,8 +8532,8 @@
             <w:pPr>
               <w:pStyle w:val="Compact"/>
               <w:jc w:val="left"/>
-              <w:ind w:right="0" w:left="0" w:firstLine="0"/>
-              <w:spacing w:lineRule="auto" w:line="240" w:before="40" w:after="40"/>
+              <w:ind w:firstLine="0" w:right="0" w:left="0"/>
+              <w:spacing w:before="40" w:lineRule="auto" w:line="240" w:after="40"/>
             </w:pPr>
             <w:r>
               <w:rPr>
@@ -3521,8 +8549,8 @@
             <w:pPr>
               <w:pStyle w:val="Compact"/>
               <w:jc w:val="left"/>
-              <w:ind w:right="0" w:left="0" w:firstLine="0"/>
-              <w:spacing w:lineRule="auto" w:line="240" w:before="40" w:after="40"/>
+              <w:ind w:firstLine="0" w:right="0" w:left="0"/>
+              <w:spacing w:before="40" w:lineRule="auto" w:line="240" w:after="40"/>
             </w:pPr>
             <w:r>
               <w:rPr>
@@ -3544,8 +8572,8 @@
             <w:pPr>
               <w:pStyle w:val="Compact"/>
               <w:jc w:val="left"/>
-              <w:ind w:right="0" w:left="0" w:firstLine="0"/>
-              <w:spacing w:lineRule="auto" w:line="240" w:before="40" w:after="40"/>
+              <w:ind w:firstLine="0" w:right="0" w:left="0"/>
+              <w:spacing w:before="40" w:lineRule="auto" w:line="240" w:after="40"/>
             </w:pPr>
             <w:r>
               <w:t xml:space="preserve">Modify main document body</w:t>
@@ -3560,8 +8588,8 @@
             <w:pPr>
               <w:pStyle w:val="Compact"/>
               <w:jc w:val="left"/>
-              <w:ind w:right="0" w:left="0" w:firstLine="0"/>
-              <w:spacing w:lineRule="auto" w:line="240" w:before="40" w:after="40"/>
+              <w:ind w:firstLine="0" w:right="0" w:left="0"/>
+              <w:spacing w:before="40" w:lineRule="auto" w:line="240" w:after="40"/>
             </w:pPr>
             <w:r>
               <w:rPr>
@@ -3577,8 +8605,8 @@
             <w:pPr>
               <w:pStyle w:val="Compact"/>
               <w:jc w:val="left"/>
-              <w:ind w:right="0" w:left="0" w:firstLine="0"/>
-              <w:spacing w:lineRule="auto" w:line="240" w:before="40" w:after="40"/>
+              <w:ind w:firstLine="0" w:right="0" w:left="0"/>
+              <w:spacing w:before="40" w:lineRule="auto" w:line="240" w:after="40"/>
             </w:pPr>
             <w:r>
               <w:rPr>
@@ -3600,8 +8628,8 @@
             <w:pPr>
               <w:pStyle w:val="Compact"/>
               <w:jc w:val="left"/>
-              <w:ind w:right="0" w:left="0" w:firstLine="0"/>
-              <w:spacing w:lineRule="auto" w:line="240" w:before="40" w:after="40"/>
+              <w:ind w:firstLine="0" w:right="0" w:left="0"/>
+              <w:spacing w:before="40" w:lineRule="auto" w:line="240" w:after="40"/>
             </w:pPr>
             <w:r>
               <w:t xml:space="preserve">Modify or inject style definitions</w:t>
@@ -3616,8 +8644,8 @@
             <w:pPr>
               <w:pStyle w:val="Compact"/>
               <w:jc w:val="left"/>
-              <w:ind w:right="0" w:left="0" w:firstLine="0"/>
-              <w:spacing w:lineRule="auto" w:line="240" w:before="40" w:after="40"/>
+              <w:ind w:firstLine="0" w:right="0" w:left="0"/>
+              <w:spacing w:before="40" w:lineRule="auto" w:line="240" w:after="40"/>
             </w:pPr>
             <w:r>
               <w:rPr>
@@ -3633,8 +8661,8 @@
             <w:pPr>
               <w:pStyle w:val="Compact"/>
               <w:jc w:val="left"/>
-              <w:ind w:right="0" w:left="0" w:firstLine="0"/>
-              <w:spacing w:lineRule="auto" w:line="240" w:before="40" w:after="40"/>
+              <w:ind w:firstLine="0" w:right="0" w:left="0"/>
+              <w:spacing w:before="40" w:lineRule="auto" w:line="240" w:after="40"/>
             </w:pPr>
             <w:r>
               <w:rPr>
@@ -3656,8 +8684,8 @@
             <w:pPr>
               <w:pStyle w:val="Compact"/>
               <w:jc w:val="left"/>
-              <w:ind w:right="0" w:left="0" w:firstLine="0"/>
-              <w:spacing w:lineRule="auto" w:line="240" w:before="40" w:after="40"/>
+              <w:ind w:firstLine="0" w:right="0" w:left="0"/>
+              <w:spacing w:before="40" w:lineRule="auto" w:line="240" w:after="40"/>
             </w:pPr>
             <w:r>
               <w:t xml:space="preserve">Modify list numbering definitions</w:t>
@@ -3672,8 +8700,8 @@
             <w:pPr>
               <w:pStyle w:val="Compact"/>
               <w:jc w:val="left"/>
-              <w:ind w:right="0" w:left="0" w:firstLine="0"/>
-              <w:spacing w:lineRule="auto" w:line="240" w:before="40" w:after="40"/>
+              <w:ind w:firstLine="0" w:right="0" w:left="0"/>
+              <w:spacing w:before="40" w:lineRule="auto" w:line="240" w:after="40"/>
             </w:pPr>
             <w:r>
               <w:rPr>
@@ -3689,8 +8717,8 @@
             <w:pPr>
               <w:pStyle w:val="Compact"/>
               <w:jc w:val="left"/>
-              <w:ind w:right="0" w:left="0" w:firstLine="0"/>
-              <w:spacing w:lineRule="auto" w:line="240" w:before="40" w:after="40"/>
+              <w:ind w:firstLine="0" w:right="0" w:left="0"/>
+              <w:spacing w:before="40" w:lineRule="auto" w:line="240" w:after="40"/>
             </w:pPr>
             <w:r>
               <w:rPr>
@@ -3712,8 +8740,8 @@
             <w:pPr>
               <w:pStyle w:val="Compact"/>
               <w:jc w:val="left"/>
-              <w:ind w:right="0" w:left="0" w:firstLine="0"/>
-              <w:spacing w:lineRule="auto" w:line="240" w:before="40" w:after="40"/>
+              <w:ind w:firstLine="0" w:right="0" w:left="0"/>
+              <w:spacing w:before="40" w:lineRule="auto" w:line="240" w:after="40"/>
             </w:pPr>
             <w:r>
               <w:t xml:space="preserve">Add content type declarations</w:t>
@@ -3728,8 +8756,8 @@
             <w:pPr>
               <w:pStyle w:val="Compact"/>
               <w:jc w:val="left"/>
-              <w:ind w:right="0" w:left="0" w:firstLine="0"/>
-              <w:spacing w:lineRule="auto" w:line="240" w:before="40" w:after="40"/>
+              <w:ind w:firstLine="0" w:right="0" w:left="0"/>
+              <w:spacing w:before="40" w:lineRule="auto" w:line="240" w:after="40"/>
             </w:pPr>
             <w:r>
               <w:rPr>
@@ -3745,8 +8773,8 @@
             <w:pPr>
               <w:pStyle w:val="Compact"/>
               <w:jc w:val="left"/>
-              <w:ind w:right="0" w:left="0" w:firstLine="0"/>
-              <w:spacing w:lineRule="auto" w:line="240" w:before="40" w:after="40"/>
+              <w:ind w:firstLine="0" w:right="0" w:left="0"/>
+              <w:spacing w:before="40" w:lineRule="auto" w:line="240" w:after="40"/>
             </w:pPr>
             <w:r>
               <w:rPr>
@@ -3768,8 +8796,8 @@
             <w:pPr>
               <w:pStyle w:val="Compact"/>
               <w:jc w:val="left"/>
-              <w:ind w:right="0" w:left="0" w:firstLine="0"/>
-              <w:spacing w:lineRule="auto" w:line="240" w:before="40" w:after="40"/>
+              <w:ind w:firstLine="0" w:right="0" w:left="0"/>
+              <w:spacing w:before="40" w:lineRule="auto" w:line="240" w:after="40"/>
             </w:pPr>
             <w:r>
               <w:t xml:space="preserve">Modify document settings</w:t>
@@ -3784,8 +8812,8 @@
             <w:pPr>
               <w:pStyle w:val="Compact"/>
               <w:jc w:val="left"/>
-              <w:ind w:right="0" w:left="0" w:firstLine="0"/>
-              <w:spacing w:lineRule="auto" w:line="240" w:before="40" w:after="40"/>
+              <w:ind w:firstLine="0" w:right="0" w:left="0"/>
+              <w:spacing w:before="40" w:lineRule="auto" w:line="240" w:after="40"/>
             </w:pPr>
             <w:r>
               <w:rPr>
@@ -3801,8 +8829,8 @@
             <w:pPr>
               <w:pStyle w:val="Compact"/>
               <w:jc w:val="left"/>
-              <w:ind w:right="0" w:left="0" w:firstLine="0"/>
-              <w:spacing w:lineRule="auto" w:line="240" w:before="40" w:after="40"/>
+              <w:ind w:firstLine="0" w:right="0" w:left="0"/>
+              <w:spacing w:before="40" w:lineRule="auto" w:line="240" w:after="40"/>
             </w:pPr>
             <w:r>
               <w:rPr>
@@ -3824,8 +8852,8 @@
             <w:pPr>
               <w:pStyle w:val="Compact"/>
               <w:jc w:val="left"/>
-              <w:ind w:right="0" w:left="0" w:firstLine="0"/>
-              <w:spacing w:lineRule="auto" w:line="240" w:before="40" w:after="40"/>
+              <w:ind w:firstLine="0" w:right="0" w:left="0"/>
+              <w:spacing w:before="40" w:lineRule="auto" w:line="240" w:after="40"/>
             </w:pPr>
             <w:r>
               <w:t xml:space="preserve">Add/modify relationship entries</w:t>
@@ -3840,8 +8868,8 @@
             <w:pPr>
               <w:pStyle w:val="Compact"/>
               <w:jc w:val="left"/>
-              <w:ind w:right="0" w:left="0" w:firstLine="0"/>
-              <w:spacing w:lineRule="auto" w:line="240" w:before="40" w:after="40"/>
+              <w:ind w:firstLine="0" w:right="0" w:left="0"/>
+              <w:spacing w:before="40" w:lineRule="auto" w:line="240" w:after="40"/>
             </w:pPr>
             <w:r>
               <w:rPr>
@@ -3857,8 +8885,8 @@
             <w:pPr>
               <w:pStyle w:val="Compact"/>
               <w:jc w:val="left"/>
-              <w:ind w:right="0" w:left="0" w:firstLine="0"/>
-              <w:spacing w:lineRule="auto" w:line="240" w:before="40" w:after="40"/>
+              <w:ind w:firstLine="0" w:right="0" w:left="0"/>
+              <w:spacing w:before="40" w:lineRule="auto" w:line="240" w:after="40"/>
             </w:pPr>
             <w:r>
               <w:t xml:space="preserve">Temp directory path</w:t>
@@ -3871,8 +8899,8 @@
             <w:pPr>
               <w:pStyle w:val="Compact"/>
               <w:jc w:val="left"/>
-              <w:ind w:right="0" w:left="0" w:firstLine="0"/>
-              <w:spacing w:lineRule="auto" w:line="240" w:before="40" w:after="40"/>
+              <w:ind w:firstLine="0" w:right="0" w:left="0"/>
+              <w:spacing w:before="40" w:lineRule="auto" w:line="240" w:after="40"/>
             </w:pPr>
             <w:r>
               <w:t xml:space="preserve">Create new parts (headers, footers)</w:t>
@@ -3925,12 +8953,12 @@
     </w:p>
     <w:p>
       <w:pPr>
-        <w:spacing w:line="20" w:lineRule="exact" w:before="0" w:after="0"/>
+        <w:spacing w:after="0" w:line="20" w:lineRule="exact" w:before="0"/>
         <w:rPr>
           <w:sz w:val="2"/>
         </w:rPr>
       </w:pPr>
-      <w:bookmarkStart w:name="listing-src-docx-custom-postprocessor" w:id="69874"/>
+      <w:bookmarkStart w:id="69874" w:name="listing-src-docx-custom-postprocessor"/>
       <w:bookmarkEnd w:id="69874"/>
     </w:p>
     <w:p>
@@ -3966,79 +8994,301 @@
       </w:pPr>
       <w:r>
         <w:rPr>
-          <w:rStyle w:val="VerbatimChar"/>
-        </w:rPr>
-        <w:t xml:space="preserve">local M = {}</w:t>
-      </w:r>
-      <w:r>
-        <w:br/>
-      </w:r>
-      <w:r>
-        <w:br/>
-      </w:r>
-      <w:r>
-        <w:rPr>
-          <w:rStyle w:val="VerbatimChar"/>
-        </w:rPr>
-        <w:t xml:space="preserve">function M.process_document(content, config, log)</w:t>
-      </w:r>
-      <w:r>
-        <w:br/>
-      </w:r>
-      <w:r>
-        <w:rPr>
-          <w:rStyle w:val="VerbatimChar"/>
-        </w:rPr>
-        <w:t xml:space="preserve">    local modified = content</w:t>
-      </w:r>
-      <w:r>
-        <w:br/>
-      </w:r>
-      <w:r>
-        <w:br/>
-      </w:r>
-      <w:r>
-        <w:rPr>
-          <w:rStyle w:val="VerbatimChar"/>
-        </w:rPr>
-        <w:t xml:space="preserve">    -- Example: Add custom watermark text to every paragraph</w:t>
-      </w:r>
-      <w:r>
-        <w:br/>
-      </w:r>
-      <w:r>
-        <w:rPr>
-          <w:rStyle w:val="VerbatimChar"/>
-        </w:rPr>
-        <w:t xml:space="preserve">    -- (Real implementations would use proper OOXML patterns)</w:t>
-      </w:r>
-      <w:r>
-        <w:br/>
-      </w:r>
-      <w:r>
-        <w:br/>
-      </w:r>
-      <w:r>
-        <w:rPr>
-          <w:rStyle w:val="VerbatimChar"/>
-        </w:rPr>
-        <w:t xml:space="preserve">    log.debug("[MYMODEL-POST] Processing document.xml")</w:t>
-      </w:r>
-      <w:r>
-        <w:br/>
-      </w:r>
-      <w:r>
-        <w:rPr>
-          <w:rStyle w:val="VerbatimChar"/>
-        </w:rPr>
-        <w:t xml:space="preserve">    return modified</w:t>
-      </w:r>
-      <w:r>
-        <w:br/>
-      </w:r>
-      <w:r>
-        <w:rPr>
-          <w:rStyle w:val="VerbatimChar"/>
+          <w:rStyle w:val="KeywordTok"/>
+        </w:rPr>
+        <w:t xml:space="preserve">local</w:t>
+      </w:r>
+      <w:r>
+        <w:rPr>
+          <w:rStyle w:val="NormalTok"/>
+        </w:rPr>
+        <w:t xml:space="preserve"> </w:t>
+      </w:r>
+      <w:r>
+        <w:rPr>
+          <w:rStyle w:val="ConstantTok"/>
+        </w:rPr>
+        <w:t xml:space="preserve">M</w:t>
+      </w:r>
+      <w:r>
+        <w:rPr>
+          <w:rStyle w:val="NormalTok"/>
+        </w:rPr>
+        <w:t xml:space="preserve"> </w:t>
+      </w:r>
+      <w:r>
+        <w:rPr>
+          <w:rStyle w:val="OperatorTok"/>
+        </w:rPr>
+        <w:t xml:space="preserve">=</w:t>
+      </w:r>
+      <w:r>
+        <w:rPr>
+          <w:rStyle w:val="NormalTok"/>
+        </w:rPr>
+        <w:t xml:space="preserve"> </w:t>
+      </w:r>
+      <w:r>
+        <w:rPr>
+          <w:rStyle w:val="OperatorTok"/>
+        </w:rPr>
+        <w:t xml:space="preserve">{}</w:t>
+      </w:r>
+      <w:r>
+        <w:br/>
+      </w:r>
+      <w:r>
+        <w:br/>
+      </w:r>
+      <w:r>
+        <w:rPr>
+          <w:rStyle w:val="KeywordTok"/>
+        </w:rPr>
+        <w:t xml:space="preserve">function</w:t>
+      </w:r>
+      <w:r>
+        <w:rPr>
+          <w:rStyle w:val="NormalTok"/>
+        </w:rPr>
+        <w:t xml:space="preserve"> </w:t>
+      </w:r>
+      <w:r>
+        <w:rPr>
+          <w:rStyle w:val="ConstantTok"/>
+        </w:rPr>
+        <w:t xml:space="preserve">M</w:t>
+      </w:r>
+      <w:r>
+        <w:rPr>
+          <w:rStyle w:val="OperatorTok"/>
+        </w:rPr>
+        <w:t xml:space="preserve">.</w:t>
+      </w:r>
+      <w:r>
+        <w:rPr>
+          <w:rStyle w:val="NormalTok"/>
+        </w:rPr>
+        <w:t xml:space="preserve">process_document</w:t>
+      </w:r>
+      <w:r>
+        <w:rPr>
+          <w:rStyle w:val="OperatorTok"/>
+        </w:rPr>
+        <w:t xml:space="preserve">(</w:t>
+      </w:r>
+      <w:r>
+        <w:rPr>
+          <w:rStyle w:val="VariableTok"/>
+        </w:rPr>
+        <w:t xml:space="preserve">content</w:t>
+      </w:r>
+      <w:r>
+        <w:rPr>
+          <w:rStyle w:val="OperatorTok"/>
+        </w:rPr>
+        <w:t xml:space="preserve">,</w:t>
+      </w:r>
+      <w:r>
+        <w:rPr>
+          <w:rStyle w:val="NormalTok"/>
+        </w:rPr>
+        <w:t xml:space="preserve"> </w:t>
+      </w:r>
+      <w:r>
+        <w:rPr>
+          <w:rStyle w:val="VariableTok"/>
+        </w:rPr>
+        <w:t xml:space="preserve">config</w:t>
+      </w:r>
+      <w:r>
+        <w:rPr>
+          <w:rStyle w:val="OperatorTok"/>
+        </w:rPr>
+        <w:t xml:space="preserve">,</w:t>
+      </w:r>
+      <w:r>
+        <w:rPr>
+          <w:rStyle w:val="NormalTok"/>
+        </w:rPr>
+        <w:t xml:space="preserve"> </w:t>
+      </w:r>
+      <w:r>
+        <w:rPr>
+          <w:rStyle w:val="VariableTok"/>
+        </w:rPr>
+        <w:t xml:space="preserve">log</w:t>
+      </w:r>
+      <w:r>
+        <w:rPr>
+          <w:rStyle w:val="OperatorTok"/>
+        </w:rPr>
+        <w:t xml:space="preserve">)</w:t>
+      </w:r>
+      <w:r>
+        <w:br/>
+      </w:r>
+      <w:r>
+        <w:rPr>
+          <w:rStyle w:val="NormalTok"/>
+        </w:rPr>
+        <w:t xml:space="preserve">    </w:t>
+      </w:r>
+      <w:r>
+        <w:rPr>
+          <w:rStyle w:val="KeywordTok"/>
+        </w:rPr>
+        <w:t xml:space="preserve">local</w:t>
+      </w:r>
+      <w:r>
+        <w:rPr>
+          <w:rStyle w:val="NormalTok"/>
+        </w:rPr>
+        <w:t xml:space="preserve"> </w:t>
+      </w:r>
+      <w:r>
+        <w:rPr>
+          <w:rStyle w:val="VariableTok"/>
+        </w:rPr>
+        <w:t xml:space="preserve">modified</w:t>
+      </w:r>
+      <w:r>
+        <w:rPr>
+          <w:rStyle w:val="NormalTok"/>
+        </w:rPr>
+        <w:t xml:space="preserve"> </w:t>
+      </w:r>
+      <w:r>
+        <w:rPr>
+          <w:rStyle w:val="OperatorTok"/>
+        </w:rPr>
+        <w:t xml:space="preserve">=</w:t>
+      </w:r>
+      <w:r>
+        <w:rPr>
+          <w:rStyle w:val="NormalTok"/>
+        </w:rPr>
+        <w:t xml:space="preserve"> </w:t>
+      </w:r>
+      <w:r>
+        <w:rPr>
+          <w:rStyle w:val="VariableTok"/>
+        </w:rPr>
+        <w:t xml:space="preserve">content</w:t>
+      </w:r>
+      <w:r>
+        <w:br/>
+      </w:r>
+      <w:r>
+        <w:br/>
+      </w:r>
+      <w:r>
+        <w:rPr>
+          <w:rStyle w:val="NormalTok"/>
+        </w:rPr>
+        <w:t xml:space="preserve">    </w:t>
+      </w:r>
+      <w:r>
+        <w:rPr>
+          <w:rStyle w:val="CommentTok"/>
+        </w:rPr>
+        <w:t xml:space="preserve">-- Example: Add custom watermark text to every paragraph</w:t>
+      </w:r>
+      <w:r>
+        <w:br/>
+      </w:r>
+      <w:r>
+        <w:rPr>
+          <w:rStyle w:val="NormalTok"/>
+        </w:rPr>
+        <w:t xml:space="preserve">    </w:t>
+      </w:r>
+      <w:r>
+        <w:rPr>
+          <w:rStyle w:val="CommentTok"/>
+        </w:rPr>
+        <w:t xml:space="preserve">-- (Real implementations would use proper OOXML patterns)</w:t>
+      </w:r>
+      <w:r>
+        <w:br/>
+      </w:r>
+      <w:r>
+        <w:br/>
+      </w:r>
+      <w:r>
+        <w:rPr>
+          <w:rStyle w:val="NormalTok"/>
+        </w:rPr>
+        <w:t xml:space="preserve">    </w:t>
+      </w:r>
+      <w:r>
+        <w:rPr>
+          <w:rStyle w:val="VariableTok"/>
+        </w:rPr>
+        <w:t xml:space="preserve">log</w:t>
+      </w:r>
+      <w:r>
+        <w:rPr>
+          <w:rStyle w:val="OperatorTok"/>
+        </w:rPr>
+        <w:t xml:space="preserve">.</w:t>
+      </w:r>
+      <w:r>
+        <w:rPr>
+          <w:rStyle w:val="NormalTok"/>
+        </w:rPr>
+        <w:t xml:space="preserve">debug</w:t>
+      </w:r>
+      <w:r>
+        <w:rPr>
+          <w:rStyle w:val="OperatorTok"/>
+        </w:rPr>
+        <w:t xml:space="preserve">(</w:t>
+      </w:r>
+      <w:r>
+        <w:rPr>
+          <w:rStyle w:val="StringTok"/>
+        </w:rPr>
+        <w:t xml:space="preserve">"[MYMODEL-POST] Processing document.xml"</w:t>
+      </w:r>
+      <w:r>
+        <w:rPr>
+          <w:rStyle w:val="OperatorTok"/>
+        </w:rPr>
+        <w:t xml:space="preserve">)</w:t>
+      </w:r>
+      <w:r>
+        <w:br/>
+      </w:r>
+      <w:r>
+        <w:rPr>
+          <w:rStyle w:val="NormalTok"/>
+        </w:rPr>
+        <w:t xml:space="preserve">    </w:t>
+      </w:r>
+      <w:r>
+        <w:rPr>
+          <w:rStyle w:val="ControlFlowTok"/>
+        </w:rPr>
+        <w:t xml:space="preserve">return</w:t>
+      </w:r>
+      <w:r>
+        <w:rPr>
+          <w:rStyle w:val="NormalTok"/>
+        </w:rPr>
+        <w:t xml:space="preserve"> </w:t>
+      </w:r>
+      <w:r>
+        <w:rPr>
+          <w:rStyle w:val="VariableTok"/>
+        </w:rPr>
+        <w:t xml:space="preserve">modified</w:t>
+      </w:r>
+      <w:r>
+        <w:br/>
+      </w:r>
+      <w:r>
+        <w:rPr>
+          <w:rStyle w:val="KeywordTok"/>
         </w:rPr>
         <w:t xml:space="preserve">end</w:t>
       </w:r>
@@ -4050,55 +9300,235 @@
       </w:r>
       <w:r>
         <w:rPr>
-          <w:rStyle w:val="VerbatimChar"/>
-        </w:rPr>
-        <w:t xml:space="preserve">function M.process_styles(content, log, config)</w:t>
-      </w:r>
-      <w:r>
-        <w:br/>
-      </w:r>
-      <w:r>
-        <w:rPr>
-          <w:rStyle w:val="VerbatimChar"/>
-        </w:rPr>
-        <w:t xml:space="preserve">    local modified = content</w:t>
-      </w:r>
-      <w:r>
-        <w:br/>
-      </w:r>
-      <w:r>
-        <w:br/>
-      </w:r>
-      <w:r>
-        <w:rPr>
-          <w:rStyle w:val="VerbatimChar"/>
-        </w:rPr>
-        <w:t xml:space="preserve">    -- Example: Inject a custom paragraph style</w:t>
-      </w:r>
-      <w:r>
-        <w:br/>
-      </w:r>
-      <w:r>
-        <w:rPr>
-          <w:rStyle w:val="VerbatimChar"/>
-        </w:rPr>
-        <w:t xml:space="preserve">    log.debug("[MYMODEL-POST] Processing styles.xml")</w:t>
-      </w:r>
-      <w:r>
-        <w:br/>
-      </w:r>
-      <w:r>
-        <w:rPr>
-          <w:rStyle w:val="VerbatimChar"/>
-        </w:rPr>
-        <w:t xml:space="preserve">    return modified</w:t>
-      </w:r>
-      <w:r>
-        <w:br/>
-      </w:r>
-      <w:r>
-        <w:rPr>
-          <w:rStyle w:val="VerbatimChar"/>
+          <w:rStyle w:val="KeywordTok"/>
+        </w:rPr>
+        <w:t xml:space="preserve">function</w:t>
+      </w:r>
+      <w:r>
+        <w:rPr>
+          <w:rStyle w:val="NormalTok"/>
+        </w:rPr>
+        <w:t xml:space="preserve"> </w:t>
+      </w:r>
+      <w:r>
+        <w:rPr>
+          <w:rStyle w:val="ConstantTok"/>
+        </w:rPr>
+        <w:t xml:space="preserve">M</w:t>
+      </w:r>
+      <w:r>
+        <w:rPr>
+          <w:rStyle w:val="OperatorTok"/>
+        </w:rPr>
+        <w:t xml:space="preserve">.</w:t>
+      </w:r>
+      <w:r>
+        <w:rPr>
+          <w:rStyle w:val="NormalTok"/>
+        </w:rPr>
+        <w:t xml:space="preserve">process_styles</w:t>
+      </w:r>
+      <w:r>
+        <w:rPr>
+          <w:rStyle w:val="OperatorTok"/>
+        </w:rPr>
+        <w:t xml:space="preserve">(</w:t>
+      </w:r>
+      <w:r>
+        <w:rPr>
+          <w:rStyle w:val="VariableTok"/>
+        </w:rPr>
+        <w:t xml:space="preserve">content</w:t>
+      </w:r>
+      <w:r>
+        <w:rPr>
+          <w:rStyle w:val="OperatorTok"/>
+        </w:rPr>
+        <w:t xml:space="preserve">,</w:t>
+      </w:r>
+      <w:r>
+        <w:rPr>
+          <w:rStyle w:val="NormalTok"/>
+        </w:rPr>
+        <w:t xml:space="preserve"> </w:t>
+      </w:r>
+      <w:r>
+        <w:rPr>
+          <w:rStyle w:val="VariableTok"/>
+        </w:rPr>
+        <w:t xml:space="preserve">log</w:t>
+      </w:r>
+      <w:r>
+        <w:rPr>
+          <w:rStyle w:val="OperatorTok"/>
+        </w:rPr>
+        <w:t xml:space="preserve">,</w:t>
+      </w:r>
+      <w:r>
+        <w:rPr>
+          <w:rStyle w:val="NormalTok"/>
+        </w:rPr>
+        <w:t xml:space="preserve"> </w:t>
+      </w:r>
+      <w:r>
+        <w:rPr>
+          <w:rStyle w:val="VariableTok"/>
+        </w:rPr>
+        <w:t xml:space="preserve">config</w:t>
+      </w:r>
+      <w:r>
+        <w:rPr>
+          <w:rStyle w:val="OperatorTok"/>
+        </w:rPr>
+        <w:t xml:space="preserve">)</w:t>
+      </w:r>
+      <w:r>
+        <w:br/>
+      </w:r>
+      <w:r>
+        <w:rPr>
+          <w:rStyle w:val="NormalTok"/>
+        </w:rPr>
+        <w:t xml:space="preserve">    </w:t>
+      </w:r>
+      <w:r>
+        <w:rPr>
+          <w:rStyle w:val="KeywordTok"/>
+        </w:rPr>
+        <w:t xml:space="preserve">local</w:t>
+      </w:r>
+      <w:r>
+        <w:rPr>
+          <w:rStyle w:val="NormalTok"/>
+        </w:rPr>
+        <w:t xml:space="preserve"> </w:t>
+      </w:r>
+      <w:r>
+        <w:rPr>
+          <w:rStyle w:val="VariableTok"/>
+        </w:rPr>
+        <w:t xml:space="preserve">modified</w:t>
+      </w:r>
+      <w:r>
+        <w:rPr>
+          <w:rStyle w:val="NormalTok"/>
+        </w:rPr>
+        <w:t xml:space="preserve"> </w:t>
+      </w:r>
+      <w:r>
+        <w:rPr>
+          <w:rStyle w:val="OperatorTok"/>
+        </w:rPr>
+        <w:t xml:space="preserve">=</w:t>
+      </w:r>
+      <w:r>
+        <w:rPr>
+          <w:rStyle w:val="NormalTok"/>
+        </w:rPr>
+        <w:t xml:space="preserve"> </w:t>
+      </w:r>
+      <w:r>
+        <w:rPr>
+          <w:rStyle w:val="VariableTok"/>
+        </w:rPr>
+        <w:t xml:space="preserve">content</w:t>
+      </w:r>
+      <w:r>
+        <w:br/>
+      </w:r>
+      <w:r>
+        <w:br/>
+      </w:r>
+      <w:r>
+        <w:rPr>
+          <w:rStyle w:val="NormalTok"/>
+        </w:rPr>
+        <w:t xml:space="preserve">    </w:t>
+      </w:r>
+      <w:r>
+        <w:rPr>
+          <w:rStyle w:val="CommentTok"/>
+        </w:rPr>
+        <w:t xml:space="preserve">-- Example: Inject a custom paragraph style</w:t>
+      </w:r>
+      <w:r>
+        <w:br/>
+      </w:r>
+      <w:r>
+        <w:rPr>
+          <w:rStyle w:val="NormalTok"/>
+        </w:rPr>
+        <w:t xml:space="preserve">    </w:t>
+      </w:r>
+      <w:r>
+        <w:rPr>
+          <w:rStyle w:val="VariableTok"/>
+        </w:rPr>
+        <w:t xml:space="preserve">log</w:t>
+      </w:r>
+      <w:r>
+        <w:rPr>
+          <w:rStyle w:val="OperatorTok"/>
+        </w:rPr>
+        <w:t xml:space="preserve">.</w:t>
+      </w:r>
+      <w:r>
+        <w:rPr>
+          <w:rStyle w:val="NormalTok"/>
+        </w:rPr>
+        <w:t xml:space="preserve">debug</w:t>
+      </w:r>
+      <w:r>
+        <w:rPr>
+          <w:rStyle w:val="OperatorTok"/>
+        </w:rPr>
+        <w:t xml:space="preserve">(</w:t>
+      </w:r>
+      <w:r>
+        <w:rPr>
+          <w:rStyle w:val="StringTok"/>
+        </w:rPr>
+        <w:t xml:space="preserve">"[MYMODEL-POST] Processing styles.xml"</w:t>
+      </w:r>
+      <w:r>
+        <w:rPr>
+          <w:rStyle w:val="OperatorTok"/>
+        </w:rPr>
+        <w:t xml:space="preserve">)</w:t>
+      </w:r>
+      <w:r>
+        <w:br/>
+      </w:r>
+      <w:r>
+        <w:rPr>
+          <w:rStyle w:val="NormalTok"/>
+        </w:rPr>
+        <w:t xml:space="preserve">    </w:t>
+      </w:r>
+      <w:r>
+        <w:rPr>
+          <w:rStyle w:val="ControlFlowTok"/>
+        </w:rPr>
+        <w:t xml:space="preserve">return</w:t>
+      </w:r>
+      <w:r>
+        <w:rPr>
+          <w:rStyle w:val="NormalTok"/>
+        </w:rPr>
+        <w:t xml:space="preserve"> </w:t>
+      </w:r>
+      <w:r>
+        <w:rPr>
+          <w:rStyle w:val="VariableTok"/>
+        </w:rPr>
+        <w:t xml:space="preserve">modified</w:t>
+      </w:r>
+      <w:r>
+        <w:br/>
+      </w:r>
+      <w:r>
+        <w:rPr>
+          <w:rStyle w:val="KeywordTok"/>
         </w:rPr>
         <w:t xml:space="preserve">end</w:t>
       </w:r>
@@ -4110,9 +9540,21 @@
       </w:r>
       <w:r>
         <w:rPr>
-          <w:rStyle w:val="VerbatimChar"/>
-        </w:rPr>
-        <w:t xml:space="preserve">return M</w:t>
+          <w:rStyle w:val="ControlFlowTok"/>
+        </w:rPr>
+        <w:t xml:space="preserve">return</w:t>
+      </w:r>
+      <w:r>
+        <w:rPr>
+          <w:rStyle w:val="NormalTok"/>
+        </w:rPr>
+        <w:t xml:space="preserve"> </w:t>
+      </w:r>
+      <w:r>
+        <w:rPr>
+          <w:rStyle w:val="ConstantTok"/>
+        </w:rPr>
+        <w:t xml:space="preserve">M</w:t>
       </w:r>
     </w:p>
     <w:bookmarkEnd w:id="22"/>
@@ -4285,12 +9727,12 @@
     </w:p>
     <w:p>
       <w:pPr>
-        <w:spacing w:line="20" w:lineRule="exact" w:before="0" w:after="0"/>
+        <w:spacing w:after="0" w:line="20" w:lineRule="exact" w:before="0"/>
         <w:rPr>
           <w:sz w:val="2"/>
         </w:rPr>
       </w:pPr>
-      <w:bookmarkStart w:name="csv-tbl-docx-filter-features" w:id="27004"/>
+      <w:bookmarkStart w:id="27004" w:name="csv-tbl-docx-filter-features"/>
       <w:bookmarkEnd w:id="27004"/>
     </w:p>
     <w:p>
@@ -4326,18 +9768,18 @@
         <w:tblW w:type="auto" w:w="0"/>
         <w:tblLook w:firstRow="1" w:lastRow="0" w:firstColumn="0" w:lastColumn="0" w:noHBand="0" w:noVBand="0" w:val="0020"/>
         <w:tblBorders>
-          <w:top w:sz="6" w:color="000000" w:space="0" w:val="single"/>
-          <w:left w:sz="6" w:color="000000" w:space="0" w:val="single"/>
-          <w:bottom w:sz="6" w:color="000000" w:space="0" w:val="single"/>
-          <w:right w:sz="6" w:color="000000" w:space="0" w:val="single"/>
-          <w:insideH w:sz="6" w:color="000000" w:space="0" w:val="single"/>
-          <w:insideV w:sz="6" w:color="000000" w:space="0" w:val="single"/>
+          <w:top w:space="0" w:color="000000" w:val="single" w:sz="6"/>
+          <w:left w:space="0" w:color="000000" w:val="single" w:sz="6"/>
+          <w:bottom w:space="0" w:color="000000" w:val="single" w:sz="6"/>
+          <w:right w:space="0" w:color="000000" w:val="single" w:sz="6"/>
+          <w:insideH w:space="0" w:color="000000" w:val="single" w:sz="6"/>
+          <w:insideV w:space="0" w:color="000000" w:val="single" w:sz="6"/>
         </w:tblBorders>
         <w:tblCellMar>
-          <w:top w:type="dxa" w:w="57"/>
-          <w:left w:type="dxa" w:w="108"/>
-          <w:bottom w:type="dxa" w:w="57"/>
-          <w:right w:type="dxa" w:w="108"/>
+          <w:top w:w="57" w:type="dxa"/>
+          <w:left w:w="108" w:type="dxa"/>
+          <w:bottom w:w="57" w:type="dxa"/>
+          <w:right w:w="108" w:type="dxa"/>
         </w:tblCellMar>
       </w:tblPr>
       <w:tblGrid>
@@ -4350,14 +9792,14 @@
         </w:trPr>
         <w:tc>
           <w:tcPr>
-            <w:shd w:color="auto" w:fill="E8E8E8" w:val="clear"/>
+            <w:shd w:color="auto" w:val="clear" w:fill="E8E8E8"/>
           </w:tcPr>
           <w:p>
             <w:pPr>
               <w:pStyle w:val="Compact"/>
               <w:jc w:val="left"/>
-              <w:ind w:right="0" w:left="0" w:firstLine="0"/>
-              <w:spacing w:lineRule="auto" w:line="240" w:before="40" w:after="40"/>
+              <w:ind w:firstLine="0" w:right="0" w:left="0"/>
+              <w:spacing w:before="40" w:lineRule="auto" w:line="240" w:after="40"/>
             </w:pPr>
             <w:r>
               <w:rPr>
@@ -4369,14 +9811,14 @@
         </w:tc>
         <w:tc>
           <w:tcPr>
-            <w:shd w:color="auto" w:fill="E8E8E8" w:val="clear"/>
+            <w:shd w:color="auto" w:val="clear" w:fill="E8E8E8"/>
           </w:tcPr>
           <w:p>
             <w:pPr>
               <w:pStyle w:val="Compact"/>
               <w:jc w:val="left"/>
-              <w:ind w:right="0" w:left="0" w:firstLine="0"/>
-              <w:spacing w:lineRule="auto" w:line="240" w:before="40" w:after="40"/>
+              <w:ind w:firstLine="0" w:right="0" w:left="0"/>
+              <w:spacing w:before="40" w:lineRule="auto" w:line="240" w:after="40"/>
             </w:pPr>
             <w:r>
               <w:rPr>
@@ -4394,8 +9836,8 @@
             <w:pPr>
               <w:pStyle w:val="Compact"/>
               <w:jc w:val="left"/>
-              <w:ind w:right="0" w:left="0" w:firstLine="0"/>
-              <w:spacing w:lineRule="auto" w:line="240" w:before="40" w:after="40"/>
+              <w:ind w:firstLine="0" w:right="0" w:left="0"/>
+              <w:spacing w:before="40" w:lineRule="auto" w:line="240" w:after="40"/>
             </w:pPr>
             <w:r>
               <w:rPr>
@@ -4411,8 +9853,8 @@
             <w:pPr>
               <w:pStyle w:val="Compact"/>
               <w:jc w:val="left"/>
-              <w:ind w:right="0" w:left="0" w:firstLine="0"/>
-              <w:spacing w:lineRule="auto" w:line="240" w:before="40" w:after="40"/>
+              <w:ind w:firstLine="0" w:right="0" w:left="0"/>
+              <w:spacing w:before="40" w:lineRule="auto" w:line="240" w:after="40"/>
             </w:pPr>
             <w:r>
               <w:t xml:space="preserve">OOXML page break</w:t>
@@ -4427,8 +9869,8 @@
             <w:pPr>
               <w:pStyle w:val="Compact"/>
               <w:jc w:val="left"/>
-              <w:ind w:right="0" w:left="0" w:firstLine="0"/>
-              <w:spacing w:lineRule="auto" w:line="240" w:before="40" w:after="40"/>
+              <w:ind w:firstLine="0" w:right="0" w:left="0"/>
+              <w:spacing w:before="40" w:lineRule="auto" w:line="240" w:after="40"/>
             </w:pPr>
             <w:r>
               <w:rPr>
@@ -4444,8 +9886,8 @@
             <w:pPr>
               <w:pStyle w:val="Compact"/>
               <w:jc w:val="left"/>
-              <w:ind w:right="0" w:left="0" w:firstLine="0"/>
-              <w:spacing w:lineRule="auto" w:line="240" w:before="40" w:after="40"/>
+              <w:ind w:firstLine="0" w:right="0" w:left="0"/>
+              <w:spacing w:before="40" w:lineRule="auto" w:line="240" w:after="40"/>
             </w:pPr>
             <w:r>
               <w:t xml:space="preserve">OOXML spacing (in twips)</w:t>
@@ -4460,8 +9902,8 @@
             <w:pPr>
               <w:pStyle w:val="Compact"/>
               <w:jc w:val="left"/>
-              <w:ind w:right="0" w:left="0" w:firstLine="0"/>
-              <w:spacing w:lineRule="auto" w:line="240" w:before="40" w:after="40"/>
+              <w:ind w:firstLine="0" w:right="0" w:left="0"/>
+              <w:spacing w:before="40" w:lineRule="auto" w:line="240" w:after="40"/>
             </w:pPr>
             <w:r>
               <w:rPr>
@@ -4477,8 +9919,8 @@
             <w:pPr>
               <w:pStyle w:val="Compact"/>
               <w:jc w:val="left"/>
-              <w:ind w:right="0" w:left="0" w:firstLine="0"/>
-              <w:spacing w:lineRule="auto" w:line="240" w:before="40" w:after="40"/>
+              <w:ind w:firstLine="0" w:right="0" w:left="0"/>
+              <w:spacing w:before="40" w:lineRule="auto" w:line="240" w:after="40"/>
             </w:pPr>
             <w:r>
               <w:t xml:space="preserve">OOXML bookmark start</w:t>
@@ -4493,8 +9935,8 @@
             <w:pPr>
               <w:pStyle w:val="Compact"/>
               <w:jc w:val="left"/>
-              <w:ind w:right="0" w:left="0" w:firstLine="0"/>
-              <w:spacing w:lineRule="auto" w:line="240" w:before="40" w:after="40"/>
+              <w:ind w:firstLine="0" w:right="0" w:left="0"/>
+              <w:spacing w:before="40" w:lineRule="auto" w:line="240" w:after="40"/>
             </w:pPr>
             <w:r>
               <w:rPr>
@@ -4516,8 +9958,8 @@
             <w:pPr>
               <w:pStyle w:val="Compact"/>
               <w:jc w:val="left"/>
-              <w:ind w:right="0" w:left="0" w:firstLine="0"/>
-              <w:spacing w:lineRule="auto" w:line="240" w:before="40" w:after="40"/>
+              <w:ind w:firstLine="0" w:right="0" w:left="0"/>
+              <w:spacing w:before="40" w:lineRule="auto" w:line="240" w:after="40"/>
             </w:pPr>
             <w:r>
               <w:t xml:space="preserve">OOXML math element (native</w:t>
@@ -4547,8 +9989,8 @@
             <w:pPr>
               <w:pStyle w:val="Compact"/>
               <w:jc w:val="left"/>
-              <w:ind w:right="0" w:left="0" w:firstLine="0"/>
-              <w:spacing w:lineRule="auto" w:line="240" w:before="40" w:after="40"/>
+              <w:ind w:firstLine="0" w:right="0" w:left="0"/>
+              <w:spacing w:before="40" w:lineRule="auto" w:line="240" w:after="40"/>
             </w:pPr>
             <w:r>
               <w:rPr>
@@ -4564,8 +10006,8 @@
             <w:pPr>
               <w:pStyle w:val="Compact"/>
               <w:jc w:val="left"/>
-              <w:ind w:right="0" w:left="0" w:firstLine="0"/>
-              <w:spacing w:lineRule="auto" w:line="240" w:before="40" w:after="40"/>
+              <w:ind w:firstLine="0" w:right="0" w:left="0"/>
+              <w:spacing w:before="40" w:lineRule="auto" w:line="240" w:after="40"/>
             </w:pPr>
             <w:r>
               <w:t xml:space="preserve">OOXML caption with SEQ field</w:t>
@@ -4580,8 +10022,8 @@
             <w:pPr>
               <w:pStyle w:val="Compact"/>
               <w:jc w:val="left"/>
-              <w:ind w:right="0" w:left="0" w:firstLine="0"/>
-              <w:spacing w:lineRule="auto" w:line="240" w:before="40" w:after="40"/>
+              <w:ind w:firstLine="0" w:right="0" w:left="0"/>
+              <w:spacing w:before="40" w:lineRule="auto" w:line="240" w:after="40"/>
             </w:pPr>
             <w:r>
               <w:rPr>
@@ -4597,8 +10039,8 @@
             <w:pPr>
               <w:pStyle w:val="Compact"/>
               <w:jc w:val="left"/>
-              <w:ind w:right="0" w:left="0" w:firstLine="0"/>
-              <w:spacing w:lineRule="auto" w:line="240" w:before="40" w:after="40"/>
+              <w:ind w:firstLine="0" w:right="0" w:left="0"/>
+              <w:spacing w:before="40" w:lineRule="auto" w:line="240" w:after="40"/>
             </w:pPr>
             <w:r>
               <w:t xml:space="preserve">OOXML numbered equation with tab layout</w:t>
@@ -4613,8 +10055,8 @@
             <w:pPr>
               <w:pStyle w:val="Compact"/>
               <w:jc w:val="left"/>
-              <w:ind w:right="0" w:left="0" w:firstLine="0"/>
-              <w:spacing w:lineRule="auto" w:line="240" w:before="40" w:after="40"/>
+              <w:ind w:firstLine="0" w:right="0" w:left="0"/>
+              <w:spacing w:before="40" w:lineRule="auto" w:line="240" w:after="40"/>
             </w:pPr>
             <w:r>
               <w:rPr>
@@ -4630,8 +10072,8 @@
             <w:pPr>
               <w:pStyle w:val="Compact"/>
               <w:jc w:val="left"/>
-              <w:ind w:right="0" w:left="0" w:firstLine="0"/>
-              <w:spacing w:lineRule="auto" w:line="240" w:before="40" w:after="40"/>
+              <w:ind w:firstLine="0" w:right="0" w:left="0"/>
+              <w:spacing w:before="40" w:lineRule="auto" w:line="240" w:after="40"/>
             </w:pPr>
             <w:r>
               <w:t xml:space="preserve">Position markers for postprocessor</w:t>
@@ -4646,8 +10088,8 @@
             <w:pPr>
               <w:pStyle w:val="Compact"/>
               <w:jc w:val="left"/>
-              <w:ind w:right="0" w:left="0" w:firstLine="0"/>
-              <w:spacing w:lineRule="auto" w:line="240" w:before="40" w:after="40"/>
+              <w:ind w:firstLine="0" w:right="0" w:left="0"/>
+              <w:spacing w:before="40" w:lineRule="auto" w:line="240" w:after="40"/>
             </w:pPr>
             <w:r>
               <w:rPr>
@@ -4684,8 +10126,8 @@
             <w:pPr>
               <w:pStyle w:val="Compact"/>
               <w:jc w:val="left"/>
-              <w:ind w:right="0" w:left="0" w:firstLine="0"/>
-              <w:spacing w:lineRule="auto" w:line="240" w:before="40" w:after="40"/>
+              <w:ind w:firstLine="0" w:right="0" w:left="0"/>
+              <w:spacing w:before="40" w:lineRule="auto" w:line="240" w:after="40"/>
             </w:pPr>
             <w:r>
               <w:t xml:space="preserve">Rewritten to</w:t>
@@ -4796,12 +10238,12 @@
     </w:p>
     <w:p>
       <w:pPr>
-        <w:spacing w:line="20" w:lineRule="exact" w:before="0" w:after="0"/>
+        <w:spacing w:after="0" w:line="20" w:lineRule="exact" w:before="0"/>
         <w:rPr>
           <w:sz w:val="2"/>
         </w:rPr>
       </w:pPr>
-      <w:bookmarkStart w:name="listing-src-docx-project-config" w:id="27890"/>
+      <w:bookmarkStart w:id="27890" w:name="listing-src-docx-project-config"/>
       <w:bookmarkEnd w:id="27890"/>
     </w:p>
     <w:p>
@@ -4837,7 +10279,7 @@
       </w:pPr>
       <w:r>
         <w:rPr>
-          <w:rStyle w:val="VerbatimChar"/>
+          <w:rStyle w:val="CommentTok"/>
         </w:rPr>
         <w:t xml:space="preserve"># Output format entry</w:t>
       </w:r>
@@ -4846,37 +10288,91 @@
       </w:r>
       <w:r>
         <w:rPr>
-          <w:rStyle w:val="VerbatimChar"/>
-        </w:rPr>
-        <w:t xml:space="preserve">outputs:</w:t>
-      </w:r>
-      <w:r>
-        <w:br/>
-      </w:r>
-      <w:r>
-        <w:rPr>
-          <w:rStyle w:val="VerbatimChar"/>
-        </w:rPr>
-        <w:t xml:space="preserve">  - format: docx</w:t>
-      </w:r>
-      <w:r>
-        <w:br/>
-      </w:r>
-      <w:r>
-        <w:rPr>
-          <w:rStyle w:val="VerbatimChar"/>
-        </w:rPr>
-        <w:t xml:space="preserve">    path: build/docx/{spec_id}.docx</w:t>
-      </w:r>
-      <w:r>
-        <w:br/>
-      </w:r>
-      <w:r>
-        <w:br/>
-      </w:r>
-      <w:r>
-        <w:rPr>
-          <w:rStyle w:val="VerbatimChar"/>
+          <w:rStyle w:val="FunctionTok"/>
+        </w:rPr>
+        <w:t xml:space="preserve">outputs</w:t>
+      </w:r>
+      <w:r>
+        <w:rPr>
+          <w:rStyle w:val="KeywordTok"/>
+        </w:rPr>
+        <w:t xml:space="preserve">:</w:t>
+      </w:r>
+      <w:r>
+        <w:br/>
+      </w:r>
+      <w:r>
+        <w:rPr>
+          <w:rStyle w:val="AttributeTok"/>
+        </w:rPr>
+        <w:t xml:space="preserve">  </w:t>
+      </w:r>
+      <w:r>
+        <w:rPr>
+          <w:rStyle w:val="KeywordTok"/>
+        </w:rPr>
+        <w:t xml:space="preserve">-</w:t>
+      </w:r>
+      <w:r>
+        <w:rPr>
+          <w:rStyle w:val="AttributeTok"/>
+        </w:rPr>
+        <w:t xml:space="preserve"> </w:t>
+      </w:r>
+      <w:r>
+        <w:rPr>
+          <w:rStyle w:val="FunctionTok"/>
+        </w:rPr>
+        <w:t xml:space="preserve">format</w:t>
+      </w:r>
+      <w:r>
+        <w:rPr>
+          <w:rStyle w:val="KeywordTok"/>
+        </w:rPr>
+        <w:t xml:space="preserve">:</w:t>
+      </w:r>
+      <w:r>
+        <w:rPr>
+          <w:rStyle w:val="AttributeTok"/>
+        </w:rPr>
+        <w:t xml:space="preserve"> docx</w:t>
+      </w:r>
+      <w:r>
+        <w:br/>
+      </w:r>
+      <w:r>
+        <w:rPr>
+          <w:rStyle w:val="AttributeTok"/>
+        </w:rPr>
+        <w:t xml:space="preserve">    </w:t>
+      </w:r>
+      <w:r>
+        <w:rPr>
+          <w:rStyle w:val="FunctionTok"/>
+        </w:rPr>
+        <w:t xml:space="preserve">path</w:t>
+      </w:r>
+      <w:r>
+        <w:rPr>
+          <w:rStyle w:val="KeywordTok"/>
+        </w:rPr>
+        <w:t xml:space="preserve">:</w:t>
+      </w:r>
+      <w:r>
+        <w:rPr>
+          <w:rStyle w:val="AttributeTok"/>
+        </w:rPr>
+        <w:t xml:space="preserve"> build/docx/{spec_id}.docx</w:t>
+      </w:r>
+      <w:r>
+        <w:br/>
+      </w:r>
+      <w:r>
+        <w:br/>
+      </w:r>
+      <w:r>
+        <w:rPr>
+          <w:rStyle w:val="CommentTok"/>
         </w:rPr>
         <w:t xml:space="preserve"># DOCX-specific configuration</w:t>
       </w:r>
@@ -4885,25 +10381,55 @@
       </w:r>
       <w:r>
         <w:rPr>
-          <w:rStyle w:val="VerbatimChar"/>
-        </w:rPr>
-        <w:t xml:space="preserve">docx:</w:t>
-      </w:r>
-      <w:r>
-        <w:br/>
-      </w:r>
-      <w:r>
-        <w:rPr>
-          <w:rStyle w:val="VerbatimChar"/>
-        </w:rPr>
-        <w:t xml:space="preserve">  preset: default              # Style preset name</w:t>
-      </w:r>
-      <w:r>
-        <w:br/>
-      </w:r>
-      <w:r>
-        <w:rPr>
-          <w:rStyle w:val="VerbatimChar"/>
+          <w:rStyle w:val="FunctionTok"/>
+        </w:rPr>
+        <w:t xml:space="preserve">docx</w:t>
+      </w:r>
+      <w:r>
+        <w:rPr>
+          <w:rStyle w:val="KeywordTok"/>
+        </w:rPr>
+        <w:t xml:space="preserve">:</w:t>
+      </w:r>
+      <w:r>
+        <w:br/>
+      </w:r>
+      <w:r>
+        <w:rPr>
+          <w:rStyle w:val="AttributeTok"/>
+        </w:rPr>
+        <w:t xml:space="preserve">  </w:t>
+      </w:r>
+      <w:r>
+        <w:rPr>
+          <w:rStyle w:val="FunctionTok"/>
+        </w:rPr>
+        <w:t xml:space="preserve">preset</w:t>
+      </w:r>
+      <w:r>
+        <w:rPr>
+          <w:rStyle w:val="KeywordTok"/>
+        </w:rPr>
+        <w:t xml:space="preserve">:</w:t>
+      </w:r>
+      <w:r>
+        <w:rPr>
+          <w:rStyle w:val="AttributeTok"/>
+        </w:rPr>
+        <w:t xml:space="preserve"> default</w:t>
+      </w:r>
+      <w:r>
+        <w:rPr>
+          <w:rStyle w:val="CommentTok"/>
+        </w:rPr>
+        <w:t xml:space="preserve">              # Style preset name</w:t>
+      </w:r>
+      <w:r>
+        <w:br/>
+      </w:r>
+      <w:r>
+        <w:rPr>
+          <w:rStyle w:val="CommentTok"/>
         </w:rPr>
         <w:t xml:space="preserve">  # reference_doc: assets/reference.docx  # Custom reference (overrides preset)</w:t>
       </w:r>
@@ -5164,12 +10690,12 @@
     </w:p>
     <w:p>
       <w:pPr>
-        <w:spacing w:line="20" w:lineRule="exact" w:before="0" w:after="0"/>
+        <w:spacing w:after="0" w:line="20" w:lineRule="exact" w:before="0"/>
         <w:rPr>
           <w:sz w:val="2"/>
         </w:rPr>
       </w:pPr>
-      <w:bookmarkStart w:name="listing-src-docx-force-reference" w:id="76751"/>
+      <w:bookmarkStart w:id="76751" w:name="listing-src-docx-force-reference"/>
       <w:bookmarkEnd w:id="76751"/>
     </w:p>
     <w:p>
@@ -5205,25 +10731,43 @@
       </w:pPr>
       <w:r>
         <w:rPr>
-          <w:rStyle w:val="VerbatimChar"/>
-        </w:rPr>
-        <w:t xml:space="preserve">rm -f build/reference.docx</w:t>
-      </w:r>
-      <w:r>
-        <w:br/>
-      </w:r>
-      <w:r>
-        <w:rPr>
-          <w:rStyle w:val="VerbatimChar"/>
+          <w:rStyle w:val="FunctionTok"/>
+        </w:rPr>
+        <w:t xml:space="preserve">rm</w:t>
+      </w:r>
+      <w:r>
+        <w:rPr>
+          <w:rStyle w:val="NormalTok"/>
+        </w:rPr>
+        <w:t xml:space="preserve"> </w:t>
+      </w:r>
+      <w:r>
+        <w:rPr>
+          <w:rStyle w:val="AttributeTok"/>
+        </w:rPr>
+        <w:t xml:space="preserve">-f</w:t>
+      </w:r>
+      <w:r>
+        <w:rPr>
+          <w:rStyle w:val="NormalTok"/>
+        </w:rPr>
+        <w:t xml:space="preserve"> build/reference.docx</w:t>
+      </w:r>
+      <w:r>
+        <w:br/>
+      </w:r>
+      <w:r>
+        <w:rPr>
+          <w:rStyle w:val="ExtensionTok"/>
         </w:rPr>
         <w:t xml:space="preserve">./bin/speccompiler-core</w:t>
       </w:r>
     </w:p>
     <w:bookmarkEnd w:id="30"/>
     <w:sectPr>
-      <w:footerReference r:id="rId9200" w:type="default"/>
-      <w:headerReference r:id="rId9101" w:type="default"/>
-      <w:headerReference r:id="rId9100" w:type="first"/>
+      <w:footerReference w:type="default" r:id="rId9200"/>
+      <w:headerReference w:type="default" r:id="rId9101"/>
+      <w:headerReference w:type="first" r:id="rId9100"/>
       <w:footnotePr>
         <w:numRestart w:val="eachSect"/>
       </w:footnotePr>
@@ -5238,17 +10782,17 @@
 </file>
 
 <file path=word/footer1.xml><?xml version="1.0" encoding="utf-8"?>
-<w:ftr xmlns:r="http://schemas.openxmlformats.org/officeDocument/2006/relationships" xmlns:w="http://schemas.openxmlformats.org/wordprocessingml/2006/main">
+<w:ftr xmlns:w="http://schemas.openxmlformats.org/wordprocessingml/2006/main" xmlns:r="http://schemas.openxmlformats.org/officeDocument/2006/relationships">
   <w:tbl>
     <w:tblPr>
-      <w:tblW w:type="pct" w:w="5000"/>
+      <w:tblW w:w="5000" w:type="pct"/>
       <w:tblBorders>
-        <w:top w:sz="4" w:color="CCCCCC" w:space="1" w:val="single"/>
-        <w:bottom w:sz="0" w:color="auto" w:space="0" w:val="none"/>
-        <w:left w:sz="0" w:color="auto" w:space="0" w:val="none"/>
-        <w:right w:sz="0" w:color="auto" w:space="0" w:val="none"/>
-        <w:insideH w:sz="0" w:color="auto" w:space="0" w:val="none"/>
-        <w:insideV w:sz="0" w:color="auto" w:space="0" w:val="none"/>
+        <w:top w:space="1" w:color="CCCCCC" w:val="single" w:sz="4"/>
+        <w:bottom w:space="0" w:color="auto" w:val="none" w:sz="0"/>
+        <w:left w:space="0" w:color="auto" w:val="none" w:sz="0"/>
+        <w:right w:space="0" w:color="auto" w:val="none" w:sz="0"/>
+        <w:insideH w:space="0" w:color="auto" w:val="none" w:sz="0"/>
+        <w:insideV w:space="0" w:color="auto" w:val="none" w:sz="0"/>
       </w:tblBorders>
       <w:tblLayout w:type="fixed"/>
     </w:tblPr>
@@ -5260,7 +10804,7 @@
     <w:tr>
       <w:tc>
         <w:tcPr>
-          <w:tcW w:type="pct" w:w="1667"/>
+          <w:tcW w:w="1667" w:type="pct"/>
         </w:tcPr>
         <w:p>
           <w:pPr>
@@ -5274,7 +10818,7 @@
       </w:tc>
       <w:tc>
         <w:tcPr>
-          <w:tcW w:type="pct" w:w="1667"/>
+          <w:tcW w:w="1667" w:type="pct"/>
         </w:tcPr>
         <w:p>
           <w:pPr>
@@ -5288,7 +10832,7 @@
       </w:tc>
       <w:tc>
         <w:tcPr>
-          <w:tcW w:type="pct" w:w="1667"/>
+          <w:tcW w:w="1667" w:type="pct"/>
         </w:tcPr>
         <w:p>
           <w:pPr>
@@ -5364,7 +10908,7 @@
 </file>
 
 <file path=word/header1.xml><?xml version="1.0" encoding="utf-8"?>
-<w:hdr xmlns:r="http://schemas.openxmlformats.org/officeDocument/2006/relationships" xmlns:w="http://schemas.openxmlformats.org/wordprocessingml/2006/main">
+<w:hdr xmlns:w="http://schemas.openxmlformats.org/wordprocessingml/2006/main" xmlns:r="http://schemas.openxmlformats.org/officeDocument/2006/relationships">
   <w:p>
     <w:pPr>
       <w:pStyle w:val="Header"/>
@@ -5374,7 +10918,7 @@
 </file>
 
 <file path=word/header2.xml><?xml version="1.0" encoding="utf-8"?>
-<w:hdr xmlns:r="http://schemas.openxmlformats.org/officeDocument/2006/relationships" xmlns:w="http://schemas.openxmlformats.org/wordprocessingml/2006/main">
+<w:hdr xmlns:w="http://schemas.openxmlformats.org/wordprocessingml/2006/main" xmlns:r="http://schemas.openxmlformats.org/officeDocument/2006/relationships">
   <w:p>
     <w:pPr>
       <w:pStyle w:val="Header"/>
@@ -6765,46 +12309,18 @@
     <w:basedOn w:val="VerbatimChar"/>
     <w:rPr/>
   </w:style>
-  <w:style w:styleId="VerbatimChar" w:customStyle="1" w:type="character">
-    <w:name w:val="Verbatim Char"/>
-    <w:rPr>
-      <w:rFonts w:hAnsi="Courier New" w:ascii="Courier New" w:cs="Courier New"/>
-      <w:sz w:val="20"/>
-      <w:szCs w:val="20"/>
-    </w:rPr>
-  </w:style>
-  <w:style w:styleId="SourceCode" w:customStyle="1" w:type="paragraph">
-    <w:name w:val="Source Code"/>
-    <w:basedOn w:val="Normal"/>
-    <w:pPr>
-      <w:spacing w:lineRule="auto" w:line="240" w:before="0" w:after="0"/>
-      <w:jc w:val="left"/>
-      <w:pBdr>
-        <w:top w:sz="4" w:color="CCCCCC" w:space="1" w:val="single"/>
-        <w:bottom w:sz="4" w:color="CCCCCC" w:space="1" w:val="single"/>
-        <w:left w:sz="4" w:color="CCCCCC" w:space="1" w:val="single"/>
-        <w:right w:sz="4" w:color="CCCCCC" w:space="1" w:val="single"/>
-      </w:pBdr>
-      <w:shd w:color="auto" w:fill="F5F5F5" w:val="clear"/>
-    </w:pPr>
-    <w:rPr>
-      <w:rFonts w:hAnsi="Courier New" w:ascii="Courier New" w:cs="Courier New"/>
-      <w:sz w:val="20"/>
-      <w:szCs w:val="20"/>
-    </w:rPr>
-  </w:style>
-  <w:style w:styleId="SpecObjectHeader" w:customStyle="1" w:type="paragraph">
+  <w:style w:type="paragraph" w:customStyle="1" w:styleId="SpecObjectHeader">
     <w:name w:val="Spec Object Header"/>
     <w:basedOn w:val="Normal"/>
     <w:next w:val="FirstParagraph"/>
     <w:qFormat/>
     <w:pPr>
       <w:keepNext/>
-      <w:spacing w:lineRule="auto" w:line="276" w:before="280" w:after="120"/>
+      <w:spacing w:before="280" w:lineRule="auto" w:line="276" w:after="120"/>
       <w:outlineLvl w:val="0"/>
     </w:pPr>
     <w:rPr>
-      <w:rFonts w:hAnsi="Calibri Light" w:ascii="Calibri Light" w:cs="Calibri Light"/>
+      <w:rFonts w:ascii="Calibri Light" w:hAnsi="Calibri Light" w:cs="Calibri Light"/>
       <w:b/>
       <w:bCs/>
       <w:color w:val="0F4C64"/>

--- a/manual/downloads/docx-customization.docx
+++ b/manual/downloads/docx-customization.docx
@@ -2,7 +2,7 @@
 <file path=word/document.xml><?xml version="1.0" encoding="utf-8"?>
 <w:document xmlns:w="http://schemas.openxmlformats.org/wordprocessingml/2006/main" xmlns:m="http://schemas.openxmlformats.org/officeDocument/2006/math" xmlns:r="http://schemas.openxmlformats.org/officeDocument/2006/relationships" xmlns:o="urn:schemas-microsoft-com:office:office" xmlns:v="urn:schemas-microsoft-com:vml" xmlns:w10="urn:schemas-microsoft-com:office:word" xmlns:a="http://schemas.openxmlformats.org/drawingml/2006/main" xmlns:pic="http://schemas.openxmlformats.org/drawingml/2006/picture" xmlns:wp="http://schemas.openxmlformats.org/drawingml/2006/wordprocessingDrawing">
   <w:body>
-    <w:bookmarkStart w:id="9" w:name="SPEC-2"/>
+    <w:bookmarkStart w:id="20" w:name="SPEC-2"/>
     <w:p>
       <w:pPr>
         <w:pStyle w:val="Title"/>
@@ -11,8 +11,8 @@
         <w:t xml:space="preserve">Guide: DOCX Customization</w:t>
       </w:r>
     </w:p>
-    <w:bookmarkEnd w:id="9"/>
-    <w:bookmarkStart w:id="10" w:name="introduction"/>
+    <w:bookmarkEnd w:id="20"/>
+    <w:bookmarkStart w:id="21" w:name="introduction"/>
     <w:p>
       <w:pPr>
         <w:pStyle w:val="Heading1"/>
@@ -35,16 +35,16 @@
     </w:p>
     <w:p>
       <w:pPr>
-        <w:pStyle w:val="Compact"/>
         <w:numPr>
           <w:ilvl w:val="0"/>
           <w:numId w:val="1001"/>
         </w:numPr>
-      </w:pPr>
-      <w:r>
-        <w:rPr>
+        <w:pStyle w:val="Compact"/>
+      </w:pPr>
+      <w:r>
+        <w:rPr>
+          <w:bCs/>
           <w:b/>
-          <w:bCs/>
         </w:rPr>
         <w:t xml:space="preserve">SpecIR</w:t>
       </w:r>
@@ -57,16 +57,16 @@
     </w:p>
     <w:p>
       <w:pPr>
-        <w:pStyle w:val="Compact"/>
         <w:numPr>
           <w:ilvl w:val="0"/>
           <w:numId w:val="1001"/>
         </w:numPr>
-      </w:pPr>
-      <w:r>
-        <w:rPr>
+        <w:pStyle w:val="Compact"/>
+      </w:pPr>
+      <w:r>
+        <w:rPr>
+          <w:bCs/>
           <w:b/>
-          <w:bCs/>
         </w:rPr>
         <w:t xml:space="preserve">Pandoc AST</w:t>
       </w:r>
@@ -79,16 +79,16 @@
     </w:p>
     <w:p>
       <w:pPr>
-        <w:pStyle w:val="Compact"/>
         <w:numPr>
           <w:ilvl w:val="0"/>
           <w:numId w:val="1001"/>
         </w:numPr>
-      </w:pPr>
-      <w:r>
-        <w:rPr>
+        <w:pStyle w:val="Compact"/>
+      </w:pPr>
+      <w:r>
+        <w:rPr>
+          <w:bCs/>
           <w:b/>
-          <w:bCs/>
         </w:rPr>
         <w:t xml:space="preserve">Pandoc DOCX Writer</w:t>
       </w:r>
@@ -116,16 +116,16 @@
     </w:p>
     <w:p>
       <w:pPr>
-        <w:pStyle w:val="Compact"/>
         <w:numPr>
           <w:ilvl w:val="0"/>
           <w:numId w:val="1001"/>
         </w:numPr>
-      </w:pPr>
-      <w:r>
-        <w:rPr>
+        <w:pStyle w:val="Compact"/>
+      </w:pPr>
+      <w:r>
+        <w:rPr>
+          <w:bCs/>
           <w:b/>
-          <w:bCs/>
         </w:rPr>
         <w:t xml:space="preserve">Lua Filter</w:t>
       </w:r>
@@ -138,16 +138,16 @@
     </w:p>
     <w:p>
       <w:pPr>
-        <w:pStyle w:val="Compact"/>
         <w:numPr>
           <w:ilvl w:val="0"/>
           <w:numId w:val="1001"/>
         </w:numPr>
-      </w:pPr>
-      <w:r>
-        <w:rPr>
+        <w:pStyle w:val="Compact"/>
+      </w:pPr>
+      <w:r>
+        <w:rPr>
+          <w:bCs/>
           <w:b/>
-          <w:bCs/>
         </w:rPr>
         <w:t xml:space="preserve">Postprocessor</w:t>
       </w:r>
@@ -170,40 +170,40 @@
       </w:r>
       <w:r>
         <w:rPr>
+          <w:bCs/>
           <w:b/>
+        </w:rPr>
+        <w:t xml:space="preserve">style presets</w:t>
+      </w:r>
+      <w:r>
+        <w:t xml:space="preserve"> </w:t>
+      </w:r>
+      <w:r>
+        <w:t xml:space="preserve">(fonts, spacing, page layout),</w:t>
+      </w:r>
+      <w:r>
+        <w:t xml:space="preserve"> </w:t>
+      </w:r>
+      <w:r>
+        <w:rPr>
           <w:bCs/>
-        </w:rPr>
-        <w:t xml:space="preserve">style presets</w:t>
-      </w:r>
-      <w:r>
-        <w:t xml:space="preserve"> </w:t>
-      </w:r>
-      <w:r>
-        <w:t xml:space="preserve">(fonts, spacing, page layout),</w:t>
-      </w:r>
-      <w:r>
-        <w:t xml:space="preserve"> </w:t>
-      </w:r>
-      <w:r>
-        <w:rPr>
           <w:b/>
+        </w:rPr>
+        <w:t xml:space="preserve">filters</w:t>
+      </w:r>
+      <w:r>
+        <w:t xml:space="preserve"> </w:t>
+      </w:r>
+      <w:r>
+        <w:t xml:space="preserve">(AST-to-OOXML conversion), and</w:t>
+      </w:r>
+      <w:r>
+        <w:t xml:space="preserve"> </w:t>
+      </w:r>
+      <w:r>
+        <w:rPr>
           <w:bCs/>
-        </w:rPr>
-        <w:t xml:space="preserve">filters</w:t>
-      </w:r>
-      <w:r>
-        <w:t xml:space="preserve"> </w:t>
-      </w:r>
-      <w:r>
-        <w:t xml:space="preserve">(AST-to-OOXML conversion), and</w:t>
-      </w:r>
-      <w:r>
-        <w:t xml:space="preserve"> </w:t>
-      </w:r>
-      <w:r>
-        <w:rPr>
           <w:b/>
-          <w:bCs/>
         </w:rPr>
         <w:t xml:space="preserve">postprocessors</w:t>
       </w:r>
@@ -214,8 +214,8 @@
         <w:t xml:space="preserve">(raw OOXML manipulation).</w:t>
       </w:r>
     </w:p>
-    <w:bookmarkEnd w:id="10"/>
-    <w:bookmarkStart w:id="11" w:name="how-pandoc-referencedocx-works"/>
+    <w:bookmarkEnd w:id="21"/>
+    <w:bookmarkStart w:id="22" w:name="how-pandoc-referencedocx-works"/>
     <w:p>
       <w:pPr>
         <w:pStyle w:val="Heading1"/>
@@ -240,8 +240,8 @@
       </w:r>
       <w:r>
         <w:rPr>
+          <w:bCs/>
           <w:b/>
-          <w:bCs/>
         </w:rPr>
         <w:t xml:space="preserve">not</w:t>
       </w:r>
@@ -262,16 +262,16 @@
     </w:p>
     <w:p>
       <w:pPr>
-        <w:pStyle w:val="Compact"/>
         <w:numPr>
           <w:ilvl w:val="0"/>
           <w:numId w:val="1002"/>
         </w:numPr>
-      </w:pPr>
-      <w:r>
-        <w:rPr>
+        <w:pStyle w:val="Compact"/>
+      </w:pPr>
+      <w:r>
+        <w:rPr>
+          <w:bCs/>
           <w:b/>
-          <w:bCs/>
         </w:rPr>
         <w:t xml:space="preserve">Auto-generated from presets</w:t>
       </w:r>
@@ -311,16 +311,16 @@
     </w:p>
     <w:p>
       <w:pPr>
-        <w:pStyle w:val="Compact"/>
         <w:numPr>
           <w:ilvl w:val="0"/>
           <w:numId w:val="1002"/>
         </w:numPr>
-      </w:pPr>
-      <w:r>
-        <w:rPr>
+        <w:pStyle w:val="Compact"/>
+      </w:pPr>
+      <w:r>
+        <w:rPr>
+          <w:bCs/>
           <w:b/>
-          <w:bCs/>
         </w:rPr>
         <w:t xml:space="preserve">User-provided</w:t>
       </w:r>
@@ -358,8 +358,8 @@
         <w:t xml:space="preserve">to use your own Word template.</w:t>
       </w:r>
     </w:p>
-    <w:bookmarkEnd w:id="11"/>
-    <w:bookmarkStart w:id="19" w:name="style-presets"/>
+    <w:bookmarkEnd w:id="22"/>
+    <w:bookmarkStart w:id="30" w:name="style-presets"/>
     <w:p>
       <w:pPr>
         <w:pStyle w:val="Heading1"/>
@@ -391,7 +391,7 @@
         <w:t xml:space="preserve">models/{template}/styles/{preset}/preset.lua</w:t>
       </w:r>
     </w:p>
-    <w:bookmarkStart w:id="12" w:name="preset-table-structure"/>
+    <w:bookmarkStart w:id="23" w:name="preset-table-structure"/>
     <w:p>
       <w:pPr>
         <w:pStyle w:val="Heading2"/>
@@ -414,7 +414,7 @@
     </w:p>
     <w:p>
       <w:pPr>
-        <w:spacing w:after="0" w:line="20" w:lineRule="exact" w:before="0"/>
+        <w:spacing w:lineRule="exact" w:before="0" w:line="20" w:after="0"/>
         <w:rPr>
           <w:sz w:val="2"/>
         </w:rPr>
@@ -1594,8 +1594,8 @@
         <w:t xml:space="preserve">}</w:t>
       </w:r>
     </w:p>
-    <w:bookmarkEnd w:id="12"/>
-    <w:bookmarkStart w:id="13" w:name="paragraph-style-fields"/>
+    <w:bookmarkEnd w:id="23"/>
+    <w:bookmarkStart w:id="24" w:name="paragraph-style-fields"/>
     <w:p>
       <w:pPr>
         <w:pStyle w:val="Heading2"/>
@@ -1610,7 +1610,7 @@
     </w:p>
     <w:p>
       <w:pPr>
-        <w:spacing w:after="0" w:line="20" w:lineRule="exact" w:before="0"/>
+        <w:spacing w:lineRule="exact" w:before="0" w:line="20" w:after="0"/>
         <w:rPr>
           <w:sz w:val="2"/>
         </w:rPr>
@@ -1650,19 +1650,20 @@
         <w:tblStyle w:val="Table"/>
         <w:tblW w:type="auto" w:w="0"/>
         <w:tblLook w:firstRow="1" w:lastRow="0" w:firstColumn="0" w:lastColumn="0" w:noHBand="0" w:noVBand="0" w:val="0020"/>
+        <w:jc w:val="start"/>
         <w:tblBorders>
-          <w:top w:space="0" w:color="000000" w:val="single" w:sz="6"/>
-          <w:left w:space="0" w:color="000000" w:val="single" w:sz="6"/>
-          <w:bottom w:space="0" w:color="000000" w:val="single" w:sz="6"/>
-          <w:right w:space="0" w:color="000000" w:val="single" w:sz="6"/>
-          <w:insideH w:space="0" w:color="000000" w:val="single" w:sz="6"/>
-          <w:insideV w:space="0" w:color="000000" w:val="single" w:sz="6"/>
+          <w:top w:space="0" w:color="000000" w:sz="6" w:val="single"/>
+          <w:left w:space="0" w:color="000000" w:sz="6" w:val="single"/>
+          <w:bottom w:space="0" w:color="000000" w:sz="6" w:val="single"/>
+          <w:right w:space="0" w:color="000000" w:sz="6" w:val="single"/>
+          <w:insideH w:space="0" w:color="000000" w:sz="6" w:val="single"/>
+          <w:insideV w:space="0" w:color="000000" w:sz="6" w:val="single"/>
         </w:tblBorders>
         <w:tblCellMar>
-          <w:top w:w="57" w:type="dxa"/>
-          <w:left w:w="108" w:type="dxa"/>
-          <w:bottom w:w="57" w:type="dxa"/>
-          <w:right w:w="108" w:type="dxa"/>
+          <w:top w:type="dxa" w:w="57"/>
+          <w:left w:type="dxa" w:w="108"/>
+          <w:bottom w:type="dxa" w:w="57"/>
+          <w:right w:type="dxa" w:w="108"/>
         </w:tblCellMar>
       </w:tblPr>
       <w:tblGrid>
@@ -1673,17 +1674,17 @@
       </w:tblGrid>
       <w:tr>
         <w:trPr>
-          <w:tblHeader w:val="on"/>
+          <w:tblHeader w:val="true"/>
         </w:trPr>
         <w:tc>
           <w:tcPr>
-            <w:shd w:color="auto" w:val="clear" w:fill="E8E8E8"/>
+            <w:shd w:fill="E8E8E8" w:color="auto" w:val="clear"/>
           </w:tcPr>
           <w:p>
             <w:pPr>
               <w:pStyle w:val="Compact"/>
               <w:jc w:val="left"/>
-              <w:ind w:firstLine="0" w:right="0" w:left="0"/>
+              <w:ind w:left="0" w:firstLine="0" w:right="0"/>
               <w:spacing w:before="40" w:lineRule="auto" w:line="240" w:after="40"/>
             </w:pPr>
             <w:r>
@@ -1696,13 +1697,13 @@
         </w:tc>
         <w:tc>
           <w:tcPr>
-            <w:shd w:color="auto" w:val="clear" w:fill="E8E8E8"/>
+            <w:shd w:fill="E8E8E8" w:color="auto" w:val="clear"/>
           </w:tcPr>
           <w:p>
             <w:pPr>
               <w:pStyle w:val="Compact"/>
               <w:jc w:val="left"/>
-              <w:ind w:firstLine="0" w:right="0" w:left="0"/>
+              <w:ind w:left="0" w:firstLine="0" w:right="0"/>
               <w:spacing w:before="40" w:lineRule="auto" w:line="240" w:after="40"/>
             </w:pPr>
             <w:r>
@@ -1715,13 +1716,13 @@
         </w:tc>
         <w:tc>
           <w:tcPr>
-            <w:shd w:color="auto" w:val="clear" w:fill="E8E8E8"/>
+            <w:shd w:fill="E8E8E8" w:color="auto" w:val="clear"/>
           </w:tcPr>
           <w:p>
             <w:pPr>
               <w:pStyle w:val="Compact"/>
               <w:jc w:val="left"/>
-              <w:ind w:firstLine="0" w:right="0" w:left="0"/>
+              <w:ind w:left="0" w:firstLine="0" w:right="0"/>
               <w:spacing w:before="40" w:lineRule="auto" w:line="240" w:after="40"/>
             </w:pPr>
             <w:r>
@@ -1734,13 +1735,13 @@
         </w:tc>
         <w:tc>
           <w:tcPr>
-            <w:shd w:color="auto" w:val="clear" w:fill="E8E8E8"/>
+            <w:shd w:fill="E8E8E8" w:color="auto" w:val="clear"/>
           </w:tcPr>
           <w:p>
             <w:pPr>
               <w:pStyle w:val="Compact"/>
               <w:jc w:val="left"/>
-              <w:ind w:firstLine="0" w:right="0" w:left="0"/>
+              <w:ind w:left="0" w:firstLine="0" w:right="0"/>
               <w:spacing w:before="40" w:lineRule="auto" w:line="240" w:after="40"/>
             </w:pPr>
             <w:r>
@@ -1759,7 +1760,7 @@
             <w:pPr>
               <w:pStyle w:val="Compact"/>
               <w:jc w:val="left"/>
-              <w:ind w:firstLine="0" w:right="0" w:left="0"/>
+              <w:ind w:left="0" w:firstLine="0" w:right="0"/>
               <w:spacing w:before="40" w:lineRule="auto" w:line="240" w:after="40"/>
             </w:pPr>
             <w:r>
@@ -1776,7 +1777,7 @@
             <w:pPr>
               <w:pStyle w:val="Compact"/>
               <w:jc w:val="left"/>
-              <w:ind w:firstLine="0" w:right="0" w:left="0"/>
+              <w:ind w:left="0" w:firstLine="0" w:right="0"/>
               <w:spacing w:before="40" w:lineRule="auto" w:line="240" w:after="40"/>
             </w:pPr>
             <w:r>
@@ -1790,7 +1791,7 @@
             <w:pPr>
               <w:pStyle w:val="Compact"/>
               <w:jc w:val="left"/>
-              <w:ind w:firstLine="0" w:right="0" w:left="0"/>
+              <w:ind w:left="0" w:firstLine="0" w:right="0"/>
               <w:spacing w:before="40" w:lineRule="auto" w:line="240" w:after="40"/>
             </w:pPr>
             <w:r>
@@ -1804,7 +1805,7 @@
             <w:pPr>
               <w:pStyle w:val="Compact"/>
               <w:jc w:val="left"/>
-              <w:ind w:firstLine="0" w:right="0" w:left="0"/>
+              <w:ind w:left="0" w:firstLine="0" w:right="0"/>
               <w:spacing w:before="40" w:lineRule="auto" w:line="240" w:after="40"/>
             </w:pPr>
             <w:r>
@@ -1814,7 +1815,13 @@
               <w:t xml:space="preserve"> </w:t>
             </w:r>
             <w:r>
-              <w:t xml:space="preserve">“Heading1”</w:t>
+              <w:t xml:space="preserve">“</w:t>
+            </w:r>
+            <w:r>
+              <w:t xml:space="preserve">Heading1</w:t>
+            </w:r>
+            <w:r>
+              <w:t xml:space="preserve">”</w:t>
             </w:r>
             <w:r>
               <w:t xml:space="preserve">)</w:t>
@@ -1829,7 +1836,7 @@
             <w:pPr>
               <w:pStyle w:val="Compact"/>
               <w:jc w:val="left"/>
-              <w:ind w:firstLine="0" w:right="0" w:left="0"/>
+              <w:ind w:left="0" w:firstLine="0" w:right="0"/>
               <w:spacing w:before="40" w:lineRule="auto" w:line="240" w:after="40"/>
             </w:pPr>
             <w:r>
@@ -1846,7 +1853,7 @@
             <w:pPr>
               <w:pStyle w:val="Compact"/>
               <w:jc w:val="left"/>
-              <w:ind w:firstLine="0" w:right="0" w:left="0"/>
+              <w:ind w:left="0" w:firstLine="0" w:right="0"/>
               <w:spacing w:before="40" w:lineRule="auto" w:line="240" w:after="40"/>
             </w:pPr>
             <w:r>
@@ -1860,7 +1867,7 @@
             <w:pPr>
               <w:pStyle w:val="Compact"/>
               <w:jc w:val="left"/>
-              <w:ind w:firstLine="0" w:right="0" w:left="0"/>
+              <w:ind w:left="0" w:firstLine="0" w:right="0"/>
               <w:spacing w:before="40" w:lineRule="auto" w:line="240" w:after="40"/>
             </w:pPr>
             <w:r>
@@ -1874,7 +1881,7 @@
             <w:pPr>
               <w:pStyle w:val="Compact"/>
               <w:jc w:val="left"/>
-              <w:ind w:firstLine="0" w:right="0" w:left="0"/>
+              <w:ind w:left="0" w:firstLine="0" w:right="0"/>
               <w:spacing w:before="40" w:lineRule="auto" w:line="240" w:after="40"/>
             </w:pPr>
             <w:r>
@@ -1884,7 +1891,13 @@
               <w:t xml:space="preserve"> </w:t>
             </w:r>
             <w:r>
-              <w:t xml:space="preserve">“Heading 1”</w:t>
+              <w:t xml:space="preserve">“</w:t>
+            </w:r>
+            <w:r>
+              <w:t xml:space="preserve">Heading 1</w:t>
+            </w:r>
+            <w:r>
+              <w:t xml:space="preserve">”</w:t>
             </w:r>
             <w:r>
               <w:t xml:space="preserve">)</w:t>
@@ -1899,7 +1912,7 @@
             <w:pPr>
               <w:pStyle w:val="Compact"/>
               <w:jc w:val="left"/>
-              <w:ind w:firstLine="0" w:right="0" w:left="0"/>
+              <w:ind w:left="0" w:firstLine="0" w:right="0"/>
               <w:spacing w:before="40" w:lineRule="auto" w:line="240" w:after="40"/>
             </w:pPr>
             <w:r>
@@ -1916,7 +1929,7 @@
             <w:pPr>
               <w:pStyle w:val="Compact"/>
               <w:jc w:val="left"/>
-              <w:ind w:firstLine="0" w:right="0" w:left="0"/>
+              <w:ind w:left="0" w:firstLine="0" w:right="0"/>
               <w:spacing w:before="40" w:lineRule="auto" w:line="240" w:after="40"/>
             </w:pPr>
             <w:r>
@@ -1930,7 +1943,7 @@
             <w:pPr>
               <w:pStyle w:val="Compact"/>
               <w:jc w:val="left"/>
-              <w:ind w:firstLine="0" w:right="0" w:left="0"/>
+              <w:ind w:left="0" w:firstLine="0" w:right="0"/>
               <w:spacing w:before="40" w:lineRule="auto" w:line="240" w:after="40"/>
             </w:pPr>
             <w:r>
@@ -1944,7 +1957,7 @@
             <w:pPr>
               <w:pStyle w:val="Compact"/>
               <w:jc w:val="left"/>
-              <w:ind w:firstLine="0" w:right="0" w:left="0"/>
+              <w:ind w:left="0" w:firstLine="0" w:right="0"/>
               <w:spacing w:before="40" w:lineRule="auto" w:line="240" w:after="40"/>
             </w:pPr>
             <w:r>
@@ -1960,7 +1973,7 @@
             <w:pPr>
               <w:pStyle w:val="Compact"/>
               <w:jc w:val="left"/>
-              <w:ind w:firstLine="0" w:right="0" w:left="0"/>
+              <w:ind w:left="0" w:firstLine="0" w:right="0"/>
               <w:spacing w:before="40" w:lineRule="auto" w:line="240" w:after="40"/>
             </w:pPr>
             <w:r>
@@ -1977,7 +1990,7 @@
             <w:pPr>
               <w:pStyle w:val="Compact"/>
               <w:jc w:val="left"/>
-              <w:ind w:firstLine="0" w:right="0" w:left="0"/>
+              <w:ind w:left="0" w:firstLine="0" w:right="0"/>
               <w:spacing w:before="40" w:lineRule="auto" w:line="240" w:after="40"/>
             </w:pPr>
             <w:r>
@@ -1991,7 +2004,7 @@
             <w:pPr>
               <w:pStyle w:val="Compact"/>
               <w:jc w:val="left"/>
-              <w:ind w:firstLine="0" w:right="0" w:left="0"/>
+              <w:ind w:left="0" w:firstLine="0" w:right="0"/>
               <w:spacing w:before="40" w:lineRule="auto" w:line="240" w:after="40"/>
             </w:pPr>
             <w:r>
@@ -2005,7 +2018,7 @@
             <w:pPr>
               <w:pStyle w:val="Compact"/>
               <w:jc w:val="left"/>
-              <w:ind w:firstLine="0" w:right="0" w:left="0"/>
+              <w:ind w:left="0" w:firstLine="0" w:right="0"/>
               <w:spacing w:before="40" w:lineRule="auto" w:line="240" w:after="40"/>
             </w:pPr>
             <w:r>
@@ -2021,7 +2034,7 @@
             <w:pPr>
               <w:pStyle w:val="Compact"/>
               <w:jc w:val="left"/>
-              <w:ind w:firstLine="0" w:right="0" w:left="0"/>
+              <w:ind w:left="0" w:firstLine="0" w:right="0"/>
               <w:spacing w:before="40" w:lineRule="auto" w:line="240" w:after="40"/>
             </w:pPr>
             <w:r>
@@ -2038,7 +2051,7 @@
             <w:pPr>
               <w:pStyle w:val="Compact"/>
               <w:jc w:val="left"/>
-              <w:ind w:firstLine="0" w:right="0" w:left="0"/>
+              <w:ind w:left="0" w:firstLine="0" w:right="0"/>
               <w:spacing w:before="40" w:lineRule="auto" w:line="240" w:after="40"/>
             </w:pPr>
             <w:r>
@@ -2052,7 +2065,7 @@
             <w:pPr>
               <w:pStyle w:val="Compact"/>
               <w:jc w:val="left"/>
-              <w:ind w:firstLine="0" w:right="0" w:left="0"/>
+              <w:ind w:left="0" w:firstLine="0" w:right="0"/>
               <w:spacing w:before="40" w:lineRule="auto" w:line="240" w:after="40"/>
             </w:pPr>
             <w:r>
@@ -2066,7 +2079,7 @@
             <w:pPr>
               <w:pStyle w:val="Compact"/>
               <w:jc w:val="left"/>
-              <w:ind w:firstLine="0" w:right="0" w:left="0"/>
+              <w:ind w:left="0" w:firstLine="0" w:right="0"/>
               <w:spacing w:before="40" w:lineRule="auto" w:line="240" w:after="40"/>
             </w:pPr>
             <w:r>
@@ -2082,7 +2095,7 @@
             <w:pPr>
               <w:pStyle w:val="Compact"/>
               <w:jc w:val="left"/>
-              <w:ind w:firstLine="0" w:right="0" w:left="0"/>
+              <w:ind w:left="0" w:firstLine="0" w:right="0"/>
               <w:spacing w:before="40" w:lineRule="auto" w:line="240" w:after="40"/>
             </w:pPr>
             <w:r>
@@ -2099,7 +2112,7 @@
             <w:pPr>
               <w:pStyle w:val="Compact"/>
               <w:jc w:val="left"/>
-              <w:ind w:firstLine="0" w:right="0" w:left="0"/>
+              <w:ind w:left="0" w:firstLine="0" w:right="0"/>
               <w:spacing w:before="40" w:lineRule="auto" w:line="240" w:after="40"/>
             </w:pPr>
             <w:r>
@@ -2113,7 +2126,7 @@
             <w:pPr>
               <w:pStyle w:val="Compact"/>
               <w:jc w:val="left"/>
-              <w:ind w:firstLine="0" w:right="0" w:left="0"/>
+              <w:ind w:left="0" w:firstLine="0" w:right="0"/>
               <w:spacing w:before="40" w:lineRule="auto" w:line="240" w:after="40"/>
             </w:pPr>
             <w:r>
@@ -2127,7 +2140,7 @@
             <w:pPr>
               <w:pStyle w:val="Compact"/>
               <w:jc w:val="left"/>
-              <w:ind w:firstLine="0" w:right="0" w:left="0"/>
+              <w:ind w:left="0" w:firstLine="0" w:right="0"/>
               <w:spacing w:before="40" w:lineRule="auto" w:line="240" w:after="40"/>
             </w:pPr>
             <w:r>
@@ -2143,7 +2156,7 @@
             <w:pPr>
               <w:pStyle w:val="Compact"/>
               <w:jc w:val="left"/>
-              <w:ind w:firstLine="0" w:right="0" w:left="0"/>
+              <w:ind w:left="0" w:firstLine="0" w:right="0"/>
               <w:spacing w:before="40" w:lineRule="auto" w:line="240" w:after="40"/>
             </w:pPr>
             <w:r>
@@ -2160,7 +2173,7 @@
             <w:pPr>
               <w:pStyle w:val="Compact"/>
               <w:jc w:val="left"/>
-              <w:ind w:firstLine="0" w:right="0" w:left="0"/>
+              <w:ind w:left="0" w:firstLine="0" w:right="0"/>
               <w:spacing w:before="40" w:lineRule="auto" w:line="240" w:after="40"/>
             </w:pPr>
             <w:r>
@@ -2174,7 +2187,7 @@
             <w:pPr>
               <w:pStyle w:val="Compact"/>
               <w:jc w:val="left"/>
-              <w:ind w:firstLine="0" w:right="0" w:left="0"/>
+              <w:ind w:left="0" w:firstLine="0" w:right="0"/>
               <w:spacing w:before="40" w:lineRule="auto" w:line="240" w:after="40"/>
             </w:pPr>
             <w:r>
@@ -2188,7 +2201,7 @@
             <w:pPr>
               <w:pStyle w:val="Compact"/>
               <w:jc w:val="left"/>
-              <w:ind w:firstLine="0" w:right="0" w:left="0"/>
+              <w:ind w:left="0" w:firstLine="0" w:right="0"/>
               <w:spacing w:before="40" w:lineRule="auto" w:line="240" w:after="40"/>
             </w:pPr>
             <w:r>
@@ -2213,7 +2226,13 @@
               <w:t xml:space="preserve"> </w:t>
             </w:r>
             <w:r>
-              <w:t xml:space="preserve">“2F5496”</w:t>
+              <w:t xml:space="preserve">“</w:t>
+            </w:r>
+            <w:r>
+              <w:t xml:space="preserve">2F5496</w:t>
+            </w:r>
+            <w:r>
+              <w:t xml:space="preserve">”</w:t>
             </w:r>
             <w:r>
               <w:t xml:space="preserve">)</w:t>
@@ -2228,7 +2247,7 @@
             <w:pPr>
               <w:pStyle w:val="Compact"/>
               <w:jc w:val="left"/>
-              <w:ind w:firstLine="0" w:right="0" w:left="0"/>
+              <w:ind w:left="0" w:firstLine="0" w:right="0"/>
               <w:spacing w:before="40" w:lineRule="auto" w:line="240" w:after="40"/>
             </w:pPr>
             <w:r>
@@ -2245,7 +2264,7 @@
             <w:pPr>
               <w:pStyle w:val="Compact"/>
               <w:jc w:val="left"/>
-              <w:ind w:firstLine="0" w:right="0" w:left="0"/>
+              <w:ind w:left="0" w:firstLine="0" w:right="0"/>
               <w:spacing w:before="40" w:lineRule="auto" w:line="240" w:after="40"/>
             </w:pPr>
             <w:r>
@@ -2259,7 +2278,7 @@
             <w:pPr>
               <w:pStyle w:val="Compact"/>
               <w:jc w:val="left"/>
-              <w:ind w:firstLine="0" w:right="0" w:left="0"/>
+              <w:ind w:left="0" w:firstLine="0" w:right="0"/>
               <w:spacing w:before="40" w:lineRule="auto" w:line="240" w:after="40"/>
             </w:pPr>
             <w:r>
@@ -2273,7 +2292,7 @@
             <w:pPr>
               <w:pStyle w:val="Compact"/>
               <w:jc w:val="left"/>
-              <w:ind w:firstLine="0" w:right="0" w:left="0"/>
+              <w:ind w:left="0" w:firstLine="0" w:right="0"/>
               <w:spacing w:before="40" w:lineRule="auto" w:line="240" w:after="40"/>
             </w:pPr>
             <w:r>
@@ -2289,7 +2308,7 @@
             <w:pPr>
               <w:pStyle w:val="Compact"/>
               <w:jc w:val="left"/>
-              <w:ind w:firstLine="0" w:right="0" w:left="0"/>
+              <w:ind w:left="0" w:firstLine="0" w:right="0"/>
               <w:spacing w:before="40" w:lineRule="auto" w:line="240" w:after="40"/>
             </w:pPr>
             <w:r>
@@ -2306,7 +2325,7 @@
             <w:pPr>
               <w:pStyle w:val="Compact"/>
               <w:jc w:val="left"/>
-              <w:ind w:firstLine="0" w:right="0" w:left="0"/>
+              <w:ind w:left="0" w:firstLine="0" w:right="0"/>
               <w:spacing w:before="40" w:lineRule="auto" w:line="240" w:after="40"/>
             </w:pPr>
             <w:r>
@@ -2320,7 +2339,7 @@
             <w:pPr>
               <w:pStyle w:val="Compact"/>
               <w:jc w:val="left"/>
-              <w:ind w:firstLine="0" w:right="0" w:left="0"/>
+              <w:ind w:left="0" w:firstLine="0" w:right="0"/>
               <w:spacing w:before="40" w:lineRule="auto" w:line="240" w:after="40"/>
             </w:pPr>
             <w:r>
@@ -2334,7 +2353,7 @@
             <w:pPr>
               <w:pStyle w:val="Compact"/>
               <w:jc w:val="left"/>
-              <w:ind w:firstLine="0" w:right="0" w:left="0"/>
+              <w:ind w:left="0" w:firstLine="0" w:right="0"/>
               <w:spacing w:before="40" w:lineRule="auto" w:line="240" w:after="40"/>
             </w:pPr>
             <w:r>
@@ -2350,7 +2369,7 @@
             <w:pPr>
               <w:pStyle w:val="Compact"/>
               <w:jc w:val="left"/>
-              <w:ind w:firstLine="0" w:right="0" w:left="0"/>
+              <w:ind w:left="0" w:firstLine="0" w:right="0"/>
               <w:spacing w:before="40" w:lineRule="auto" w:line="240" w:after="40"/>
             </w:pPr>
             <w:r>
@@ -2367,7 +2386,7 @@
             <w:pPr>
               <w:pStyle w:val="Compact"/>
               <w:jc w:val="left"/>
-              <w:ind w:firstLine="0" w:right="0" w:left="0"/>
+              <w:ind w:left="0" w:firstLine="0" w:right="0"/>
               <w:spacing w:before="40" w:lineRule="auto" w:line="240" w:after="40"/>
             </w:pPr>
             <w:r>
@@ -2381,7 +2400,7 @@
             <w:pPr>
               <w:pStyle w:val="Compact"/>
               <w:jc w:val="left"/>
-              <w:ind w:firstLine="0" w:right="0" w:left="0"/>
+              <w:ind w:left="0" w:firstLine="0" w:right="0"/>
               <w:spacing w:before="40" w:lineRule="auto" w:line="240" w:after="40"/>
             </w:pPr>
             <w:r>
@@ -2395,7 +2414,7 @@
             <w:pPr>
               <w:pStyle w:val="Compact"/>
               <w:jc w:val="left"/>
-              <w:ind w:firstLine="0" w:right="0" w:left="0"/>
+              <w:ind w:left="0" w:firstLine="0" w:right="0"/>
               <w:spacing w:before="40" w:lineRule="auto" w:line="240" w:after="40"/>
             </w:pPr>
             <w:r>
@@ -2411,7 +2430,7 @@
             <w:pPr>
               <w:pStyle w:val="Compact"/>
               <w:jc w:val="left"/>
-              <w:ind w:firstLine="0" w:right="0" w:left="0"/>
+              <w:ind w:left="0" w:firstLine="0" w:right="0"/>
               <w:spacing w:before="40" w:lineRule="auto" w:line="240" w:after="40"/>
             </w:pPr>
             <w:r>
@@ -2428,7 +2447,7 @@
             <w:pPr>
               <w:pStyle w:val="Compact"/>
               <w:jc w:val="left"/>
-              <w:ind w:firstLine="0" w:right="0" w:left="0"/>
+              <w:ind w:left="0" w:firstLine="0" w:right="0"/>
               <w:spacing w:before="40" w:lineRule="auto" w:line="240" w:after="40"/>
             </w:pPr>
             <w:r>
@@ -2442,7 +2461,7 @@
             <w:pPr>
               <w:pStyle w:val="Compact"/>
               <w:jc w:val="left"/>
-              <w:ind w:firstLine="0" w:right="0" w:left="0"/>
+              <w:ind w:left="0" w:firstLine="0" w:right="0"/>
               <w:spacing w:before="40" w:lineRule="auto" w:line="240" w:after="40"/>
             </w:pPr>
             <w:r>
@@ -2456,7 +2475,7 @@
             <w:pPr>
               <w:pStyle w:val="Compact"/>
               <w:jc w:val="left"/>
-              <w:ind w:firstLine="0" w:right="0" w:left="0"/>
+              <w:ind w:left="0" w:firstLine="0" w:right="0"/>
               <w:spacing w:before="40" w:lineRule="auto" w:line="240" w:after="40"/>
             </w:pPr>
             <w:r>
@@ -2472,7 +2491,7 @@
             <w:pPr>
               <w:pStyle w:val="Compact"/>
               <w:jc w:val="left"/>
-              <w:ind w:firstLine="0" w:right="0" w:left="0"/>
+              <w:ind w:left="0" w:firstLine="0" w:right="0"/>
               <w:spacing w:before="40" w:lineRule="auto" w:line="240" w:after="40"/>
             </w:pPr>
             <w:r>
@@ -2489,7 +2508,7 @@
             <w:pPr>
               <w:pStyle w:val="Compact"/>
               <w:jc w:val="left"/>
-              <w:ind w:firstLine="0" w:right="0" w:left="0"/>
+              <w:ind w:left="0" w:firstLine="0" w:right="0"/>
               <w:spacing w:before="40" w:lineRule="auto" w:line="240" w:after="40"/>
             </w:pPr>
             <w:r>
@@ -2503,7 +2522,7 @@
             <w:pPr>
               <w:pStyle w:val="Compact"/>
               <w:jc w:val="left"/>
-              <w:ind w:firstLine="0" w:right="0" w:left="0"/>
+              <w:ind w:left="0" w:firstLine="0" w:right="0"/>
               <w:spacing w:before="40" w:lineRule="auto" w:line="240" w:after="40"/>
             </w:pPr>
             <w:r>
@@ -2517,7 +2536,7 @@
             <w:pPr>
               <w:pStyle w:val="Compact"/>
               <w:jc w:val="left"/>
-              <w:ind w:firstLine="0" w:right="0" w:left="0"/>
+              <w:ind w:left="0" w:firstLine="0" w:right="0"/>
               <w:spacing w:before="40" w:lineRule="auto" w:line="240" w:after="40"/>
             </w:pPr>
             <w:r>
@@ -2533,7 +2552,7 @@
             <w:pPr>
               <w:pStyle w:val="Compact"/>
               <w:jc w:val="left"/>
-              <w:ind w:firstLine="0" w:right="0" w:left="0"/>
+              <w:ind w:left="0" w:firstLine="0" w:right="0"/>
               <w:spacing w:before="40" w:lineRule="auto" w:line="240" w:after="40"/>
             </w:pPr>
             <w:r>
@@ -2550,7 +2569,7 @@
             <w:pPr>
               <w:pStyle w:val="Compact"/>
               <w:jc w:val="left"/>
-              <w:ind w:firstLine="0" w:right="0" w:left="0"/>
+              <w:ind w:left="0" w:firstLine="0" w:right="0"/>
               <w:spacing w:before="40" w:lineRule="auto" w:line="240" w:after="40"/>
             </w:pPr>
             <w:r>
@@ -2564,7 +2583,7 @@
             <w:pPr>
               <w:pStyle w:val="Compact"/>
               <w:jc w:val="left"/>
-              <w:ind w:firstLine="0" w:right="0" w:left="0"/>
+              <w:ind w:left="0" w:firstLine="0" w:right="0"/>
               <w:spacing w:before="40" w:lineRule="auto" w:line="240" w:after="40"/>
             </w:pPr>
             <w:r>
@@ -2578,7 +2597,7 @@
             <w:pPr>
               <w:pStyle w:val="Compact"/>
               <w:jc w:val="left"/>
-              <w:ind w:firstLine="0" w:right="0" w:left="0"/>
+              <w:ind w:left="0" w:firstLine="0" w:right="0"/>
               <w:spacing w:before="40" w:lineRule="auto" w:line="240" w:after="40"/>
             </w:pPr>
             <w:r>
@@ -2588,7 +2607,13 @@
               <w:t xml:space="preserve"> </w:t>
             </w:r>
             <w:r>
-              <w:t xml:space="preserve">“left”</w:t>
+              <w:t xml:space="preserve">“</w:t>
+            </w:r>
+            <w:r>
+              <w:t xml:space="preserve">left</w:t>
+            </w:r>
+            <w:r>
+              <w:t xml:space="preserve">”</w:t>
             </w:r>
             <w:r>
               <w:t xml:space="preserve">,</w:t>
@@ -2597,7 +2622,13 @@
               <w:t xml:space="preserve"> </w:t>
             </w:r>
             <w:r>
-              <w:t xml:space="preserve">“center”</w:t>
+              <w:t xml:space="preserve">“</w:t>
+            </w:r>
+            <w:r>
+              <w:t xml:space="preserve">center</w:t>
+            </w:r>
+            <w:r>
+              <w:t xml:space="preserve">”</w:t>
             </w:r>
             <w:r>
               <w:t xml:space="preserve">,</w:t>
@@ -2606,7 +2637,13 @@
               <w:t xml:space="preserve"> </w:t>
             </w:r>
             <w:r>
-              <w:t xml:space="preserve">“right”</w:t>
+              <w:t xml:space="preserve">“</w:t>
+            </w:r>
+            <w:r>
+              <w:t xml:space="preserve">right</w:t>
+            </w:r>
+            <w:r>
+              <w:t xml:space="preserve">”</w:t>
             </w:r>
             <w:r>
               <w:t xml:space="preserve">,</w:t>
@@ -2615,7 +2652,13 @@
               <w:t xml:space="preserve"> </w:t>
             </w:r>
             <w:r>
-              <w:t xml:space="preserve">“both”</w:t>
+              <w:t xml:space="preserve">“</w:t>
+            </w:r>
+            <w:r>
+              <w:t xml:space="preserve">both</w:t>
+            </w:r>
+            <w:r>
+              <w:t xml:space="preserve">”</w:t>
             </w:r>
             <w:r>
               <w:t xml:space="preserve"> </w:t>
@@ -2633,7 +2676,7 @@
             <w:pPr>
               <w:pStyle w:val="Compact"/>
               <w:jc w:val="left"/>
-              <w:ind w:firstLine="0" w:right="0" w:left="0"/>
+              <w:ind w:left="0" w:firstLine="0" w:right="0"/>
               <w:spacing w:before="40" w:lineRule="auto" w:line="240" w:after="40"/>
             </w:pPr>
             <w:r>
@@ -2650,7 +2693,7 @@
             <w:pPr>
               <w:pStyle w:val="Compact"/>
               <w:jc w:val="left"/>
-              <w:ind w:firstLine="0" w:right="0" w:left="0"/>
+              <w:ind w:left="0" w:firstLine="0" w:right="0"/>
               <w:spacing w:before="40" w:lineRule="auto" w:line="240" w:after="40"/>
             </w:pPr>
             <w:r>
@@ -2664,7 +2707,7 @@
             <w:pPr>
               <w:pStyle w:val="Compact"/>
               <w:jc w:val="left"/>
-              <w:ind w:firstLine="0" w:right="0" w:left="0"/>
+              <w:ind w:left="0" w:firstLine="0" w:right="0"/>
               <w:spacing w:before="40" w:lineRule="auto" w:line="240" w:after="40"/>
             </w:pPr>
             <w:r>
@@ -2678,7 +2721,7 @@
             <w:pPr>
               <w:pStyle w:val="Compact"/>
               <w:jc w:val="left"/>
-              <w:ind w:firstLine="0" w:right="0" w:left="0"/>
+              <w:ind w:left="0" w:firstLine="0" w:right="0"/>
               <w:spacing w:before="40" w:lineRule="auto" w:line="240" w:after="40"/>
             </w:pPr>
             <w:r>
@@ -2688,7 +2731,13 @@
               <w:t xml:space="preserve"> </w:t>
             </w:r>
             <w:r>
-              <w:t xml:space="preserve">“0.5in”</w:t>
+              <w:t xml:space="preserve">“</w:t>
+            </w:r>
+            <w:r>
+              <w:t xml:space="preserve">0.5in</w:t>
+            </w:r>
+            <w:r>
+              <w:t xml:space="preserve">”</w:t>
             </w:r>
             <w:r>
               <w:t xml:space="preserve">,</w:t>
@@ -2697,7 +2746,13 @@
               <w:t xml:space="preserve"> </w:t>
             </w:r>
             <w:r>
-              <w:t xml:space="preserve">“1cm”</w:t>
+              <w:t xml:space="preserve">“</w:t>
+            </w:r>
+            <w:r>
+              <w:t xml:space="preserve">1cm</w:t>
+            </w:r>
+            <w:r>
+              <w:t xml:space="preserve">”</w:t>
             </w:r>
             <w:r>
               <w:t xml:space="preserve">)</w:t>
@@ -2712,7 +2767,7 @@
             <w:pPr>
               <w:pStyle w:val="Compact"/>
               <w:jc w:val="left"/>
-              <w:ind w:firstLine="0" w:right="0" w:left="0"/>
+              <w:ind w:left="0" w:firstLine="0" w:right="0"/>
               <w:spacing w:before="40" w:lineRule="auto" w:line="240" w:after="40"/>
             </w:pPr>
             <w:r>
@@ -2729,7 +2784,7 @@
             <w:pPr>
               <w:pStyle w:val="Compact"/>
               <w:jc w:val="left"/>
-              <w:ind w:firstLine="0" w:right="0" w:left="0"/>
+              <w:ind w:left="0" w:firstLine="0" w:right="0"/>
               <w:spacing w:before="40" w:lineRule="auto" w:line="240" w:after="40"/>
             </w:pPr>
             <w:r>
@@ -2743,7 +2798,7 @@
             <w:pPr>
               <w:pStyle w:val="Compact"/>
               <w:jc w:val="left"/>
-              <w:ind w:firstLine="0" w:right="0" w:left="0"/>
+              <w:ind w:left="0" w:firstLine="0" w:right="0"/>
               <w:spacing w:before="40" w:lineRule="auto" w:line="240" w:after="40"/>
             </w:pPr>
             <w:r>
@@ -2757,7 +2812,7 @@
             <w:pPr>
               <w:pStyle w:val="Compact"/>
               <w:jc w:val="left"/>
-              <w:ind w:firstLine="0" w:right="0" w:left="0"/>
+              <w:ind w:left="0" w:firstLine="0" w:right="0"/>
               <w:spacing w:before="40" w:lineRule="auto" w:line="240" w:after="40"/>
             </w:pPr>
             <w:r>
@@ -2773,7 +2828,7 @@
             <w:pPr>
               <w:pStyle w:val="Compact"/>
               <w:jc w:val="left"/>
-              <w:ind w:firstLine="0" w:right="0" w:left="0"/>
+              <w:ind w:left="0" w:firstLine="0" w:right="0"/>
               <w:spacing w:before="40" w:lineRule="auto" w:line="240" w:after="40"/>
             </w:pPr>
             <w:r>
@@ -2790,7 +2845,7 @@
             <w:pPr>
               <w:pStyle w:val="Compact"/>
               <w:jc w:val="left"/>
-              <w:ind w:firstLine="0" w:right="0" w:left="0"/>
+              <w:ind w:left="0" w:firstLine="0" w:right="0"/>
               <w:spacing w:before="40" w:lineRule="auto" w:line="240" w:after="40"/>
             </w:pPr>
             <w:r>
@@ -2804,7 +2859,7 @@
             <w:pPr>
               <w:pStyle w:val="Compact"/>
               <w:jc w:val="left"/>
-              <w:ind w:firstLine="0" w:right="0" w:left="0"/>
+              <w:ind w:left="0" w:firstLine="0" w:right="0"/>
               <w:spacing w:before="40" w:lineRule="auto" w:line="240" w:after="40"/>
             </w:pPr>
             <w:r>
@@ -2818,7 +2873,7 @@
             <w:pPr>
               <w:pStyle w:val="Compact"/>
               <w:jc w:val="left"/>
-              <w:ind w:firstLine="0" w:right="0" w:left="0"/>
+              <w:ind w:left="0" w:firstLine="0" w:right="0"/>
               <w:spacing w:before="40" w:lineRule="auto" w:line="240" w:after="40"/>
             </w:pPr>
             <w:r>
@@ -2834,7 +2889,7 @@
             <w:pPr>
               <w:pStyle w:val="Compact"/>
               <w:jc w:val="left"/>
-              <w:ind w:firstLine="0" w:right="0" w:left="0"/>
+              <w:ind w:left="0" w:firstLine="0" w:right="0"/>
               <w:spacing w:before="40" w:lineRule="auto" w:line="240" w:after="40"/>
             </w:pPr>
             <w:r>
@@ -2851,7 +2906,7 @@
             <w:pPr>
               <w:pStyle w:val="Compact"/>
               <w:jc w:val="left"/>
-              <w:ind w:firstLine="0" w:right="0" w:left="0"/>
+              <w:ind w:left="0" w:firstLine="0" w:right="0"/>
               <w:spacing w:before="40" w:lineRule="auto" w:line="240" w:after="40"/>
             </w:pPr>
             <w:r>
@@ -2865,7 +2920,7 @@
             <w:pPr>
               <w:pStyle w:val="Compact"/>
               <w:jc w:val="left"/>
-              <w:ind w:firstLine="0" w:right="0" w:left="0"/>
+              <w:ind w:left="0" w:firstLine="0" w:right="0"/>
               <w:spacing w:before="40" w:lineRule="auto" w:line="240" w:after="40"/>
             </w:pPr>
             <w:r>
@@ -2879,7 +2934,7 @@
             <w:pPr>
               <w:pStyle w:val="Compact"/>
               <w:jc w:val="left"/>
-              <w:ind w:firstLine="0" w:right="0" w:left="0"/>
+              <w:ind w:left="0" w:firstLine="0" w:right="0"/>
               <w:spacing w:before="40" w:lineRule="auto" w:line="240" w:after="40"/>
             </w:pPr>
             <w:r>
@@ -2889,8 +2944,8 @@
         </w:tc>
       </w:tr>
     </w:tbl>
-    <w:bookmarkEnd w:id="13"/>
-    <w:bookmarkStart w:id="14" w:name="paragraph-style-example"/>
+    <w:bookmarkEnd w:id="24"/>
+    <w:bookmarkStart w:id="25" w:name="paragraph-style-example"/>
     <w:p>
       <w:pPr>
         <w:pStyle w:val="Heading2"/>
@@ -2905,7 +2960,7 @@
     </w:p>
     <w:p>
       <w:pPr>
-        <w:spacing w:after="0" w:line="20" w:lineRule="exact" w:before="0"/>
+        <w:spacing w:lineRule="exact" w:before="0" w:line="20" w:after="0"/>
         <w:rPr>
           <w:sz w:val="2"/>
         </w:rPr>
@@ -4556,8 +4611,8 @@
         <w:t xml:space="preserve">}</w:t>
       </w:r>
     </w:p>
-    <w:bookmarkEnd w:id="14"/>
-    <w:bookmarkStart w:id="15" w:name="table-styles"/>
+    <w:bookmarkEnd w:id="25"/>
+    <w:bookmarkStart w:id="26" w:name="table-styles"/>
     <w:p>
       <w:pPr>
         <w:pStyle w:val="Heading2"/>
@@ -4572,7 +4627,7 @@
     </w:p>
     <w:p>
       <w:pPr>
-        <w:spacing w:after="0" w:line="20" w:lineRule="exact" w:before="0"/>
+        <w:spacing w:lineRule="exact" w:before="0" w:line="20" w:after="0"/>
         <w:rPr>
           <w:sz w:val="2"/>
         </w:rPr>
@@ -6130,8 +6185,8 @@
         <w:t xml:space="preserve">}</w:t>
       </w:r>
     </w:p>
-    <w:bookmarkEnd w:id="15"/>
-    <w:bookmarkStart w:id="16" w:name="caption-configuration"/>
+    <w:bookmarkEnd w:id="26"/>
+    <w:bookmarkStart w:id="27" w:name="caption-configuration"/>
     <w:p>
       <w:pPr>
         <w:pStyle w:val="Heading2"/>
@@ -6146,7 +6201,7 @@
     </w:p>
     <w:p>
       <w:pPr>
-        <w:spacing w:after="0" w:line="20" w:lineRule="exact" w:before="0"/>
+        <w:spacing w:lineRule="exact" w:before="0" w:line="20" w:after="0"/>
         <w:rPr>
           <w:sz w:val="2"/>
         </w:rPr>
@@ -6927,8 +6982,8 @@
         <w:t xml:space="preserve">}</w:t>
       </w:r>
     </w:p>
-    <w:bookmarkEnd w:id="16"/>
-    <w:bookmarkStart w:id="17" w:name="preset-inheritance"/>
+    <w:bookmarkEnd w:id="27"/>
+    <w:bookmarkStart w:id="28" w:name="preset-inheritance"/>
     <w:p>
       <w:pPr>
         <w:pStyle w:val="Heading2"/>
@@ -6966,7 +7021,7 @@
     </w:p>
     <w:p>
       <w:pPr>
-        <w:spacing w:after="0" w:line="20" w:lineRule="exact" w:before="0"/>
+        <w:spacing w:lineRule="exact" w:before="0" w:line="20" w:after="0"/>
         <w:rPr>
           <w:sz w:val="2"/>
         </w:rPr>
@@ -8133,8 +8188,8 @@
         <w:t xml:space="preserve">The loader detects circular dependencies and reports them as errors.</w:t>
       </w:r>
     </w:p>
-    <w:bookmarkEnd w:id="17"/>
-    <w:bookmarkStart w:id="18" w:name="format-specific-style-overrides"/>
+    <w:bookmarkEnd w:id="28"/>
+    <w:bookmarkStart w:id="29" w:name="format-specific-style-overrides"/>
     <w:p>
       <w:pPr>
         <w:pStyle w:val="Heading2"/>
@@ -8169,11 +8224,11 @@
     </w:p>
     <w:p>
       <w:pPr>
-        <w:pStyle w:val="Compact"/>
         <w:numPr>
           <w:ilvl w:val="0"/>
           <w:numId w:val="1003"/>
         </w:numPr>
+        <w:pStyle w:val="Compact"/>
       </w:pPr>
       <w:r>
         <w:rPr>
@@ -8190,11 +8245,11 @@
     </w:p>
     <w:p>
       <w:pPr>
-        <w:pStyle w:val="Compact"/>
         <w:numPr>
           <w:ilvl w:val="0"/>
           <w:numId w:val="1003"/>
         </w:numPr>
+        <w:pStyle w:val="Compact"/>
       </w:pPr>
       <w:r>
         <w:rPr>
@@ -8247,9 +8302,9 @@
         <w:t xml:space="preserve">that are merged with the base preset at emit time.</w:t>
       </w:r>
     </w:p>
-    <w:bookmarkEnd w:id="18"/>
-    <w:bookmarkEnd w:id="19"/>
-    <w:bookmarkStart w:id="24" w:name="postprocessors"/>
+    <w:bookmarkEnd w:id="29"/>
+    <w:bookmarkEnd w:id="30"/>
+    <w:bookmarkStart w:id="35" w:name="postprocessors"/>
     <w:p>
       <w:pPr>
         <w:pStyle w:val="Heading1"/>
@@ -8270,7 +8325,7 @@
         <w:t xml:space="preserve">Postprocessors manipulate the generated DOCX file after Pandoc produces it. They operate on raw OOXML inside the ZIP archive.</w:t>
       </w:r>
     </w:p>
-    <w:bookmarkStart w:id="20" w:name="loading"/>
+    <w:bookmarkStart w:id="31" w:name="loading"/>
     <w:p>
       <w:pPr>
         <w:pStyle w:val="Heading2"/>
@@ -8302,16 +8357,16 @@
     </w:p>
     <w:p>
       <w:pPr>
-        <w:pStyle w:val="Compact"/>
         <w:numPr>
           <w:ilvl w:val="0"/>
           <w:numId w:val="1004"/>
         </w:numPr>
-      </w:pPr>
-      <w:r>
-        <w:rPr>
+        <w:pStyle w:val="Compact"/>
+      </w:pPr>
+      <w:r>
+        <w:rPr>
+          <w:bCs/>
           <w:b/>
-          <w:bCs/>
         </w:rPr>
         <w:t xml:space="preserve">Positioned floats</w:t>
       </w:r>
@@ -8324,16 +8379,16 @@
     </w:p>
     <w:p>
       <w:pPr>
-        <w:pStyle w:val="Compact"/>
         <w:numPr>
           <w:ilvl w:val="0"/>
           <w:numId w:val="1004"/>
         </w:numPr>
-      </w:pPr>
-      <w:r>
-        <w:rPr>
+        <w:pStyle w:val="Compact"/>
+      </w:pPr>
+      <w:r>
+        <w:rPr>
+          <w:bCs/>
           <w:b/>
-          <w:bCs/>
         </w:rPr>
         <w:t xml:space="preserve">Caption orphan prevention</w:t>
       </w:r>
@@ -8379,8 +8434,8 @@
         <w:t xml:space="preserve">.</w:t>
       </w:r>
     </w:p>
-    <w:bookmarkEnd w:id="20"/>
-    <w:bookmarkStart w:id="21" w:name="hook-interface"/>
+    <w:bookmarkEnd w:id="31"/>
+    <w:bookmarkStart w:id="32" w:name="hook-interface"/>
     <w:p>
       <w:pPr>
         <w:pStyle w:val="Heading2"/>
@@ -8403,7 +8458,7 @@
     </w:p>
     <w:p>
       <w:pPr>
-        <w:spacing w:after="0" w:line="20" w:lineRule="exact" w:before="0"/>
+        <w:spacing w:lineRule="exact" w:before="0" w:line="20" w:after="0"/>
         <w:rPr>
           <w:sz w:val="2"/>
         </w:rPr>
@@ -8443,19 +8498,20 @@
         <w:tblStyle w:val="Table"/>
         <w:tblW w:type="auto" w:w="0"/>
         <w:tblLook w:firstRow="1" w:lastRow="0" w:firstColumn="0" w:lastColumn="0" w:noHBand="0" w:noVBand="0" w:val="0020"/>
+        <w:jc w:val="start"/>
         <w:tblBorders>
-          <w:top w:space="0" w:color="000000" w:val="single" w:sz="6"/>
-          <w:left w:space="0" w:color="000000" w:val="single" w:sz="6"/>
-          <w:bottom w:space="0" w:color="000000" w:val="single" w:sz="6"/>
-          <w:right w:space="0" w:color="000000" w:val="single" w:sz="6"/>
-          <w:insideH w:space="0" w:color="000000" w:val="single" w:sz="6"/>
-          <w:insideV w:space="0" w:color="000000" w:val="single" w:sz="6"/>
+          <w:top w:space="0" w:color="000000" w:sz="6" w:val="single"/>
+          <w:left w:space="0" w:color="000000" w:sz="6" w:val="single"/>
+          <w:bottom w:space="0" w:color="000000" w:sz="6" w:val="single"/>
+          <w:right w:space="0" w:color="000000" w:sz="6" w:val="single"/>
+          <w:insideH w:space="0" w:color="000000" w:sz="6" w:val="single"/>
+          <w:insideV w:space="0" w:color="000000" w:sz="6" w:val="single"/>
         </w:tblBorders>
         <w:tblCellMar>
-          <w:top w:w="57" w:type="dxa"/>
-          <w:left w:w="108" w:type="dxa"/>
-          <w:bottom w:w="57" w:type="dxa"/>
-          <w:right w:w="108" w:type="dxa"/>
+          <w:top w:type="dxa" w:w="57"/>
+          <w:left w:type="dxa" w:w="108"/>
+          <w:bottom w:type="dxa" w:w="57"/>
+          <w:right w:type="dxa" w:w="108"/>
         </w:tblCellMar>
       </w:tblPr>
       <w:tblGrid>
@@ -8465,17 +8521,17 @@
       </w:tblGrid>
       <w:tr>
         <w:trPr>
-          <w:tblHeader w:val="on"/>
+          <w:tblHeader w:val="true"/>
         </w:trPr>
         <w:tc>
           <w:tcPr>
-            <w:shd w:color="auto" w:val="clear" w:fill="E8E8E8"/>
+            <w:shd w:fill="E8E8E8" w:color="auto" w:val="clear"/>
           </w:tcPr>
           <w:p>
             <w:pPr>
               <w:pStyle w:val="Compact"/>
               <w:jc w:val="left"/>
-              <w:ind w:firstLine="0" w:right="0" w:left="0"/>
+              <w:ind w:left="0" w:firstLine="0" w:right="0"/>
               <w:spacing w:before="40" w:lineRule="auto" w:line="240" w:after="40"/>
             </w:pPr>
             <w:r>
@@ -8488,13 +8544,13 @@
         </w:tc>
         <w:tc>
           <w:tcPr>
-            <w:shd w:color="auto" w:val="clear" w:fill="E8E8E8"/>
+            <w:shd w:fill="E8E8E8" w:color="auto" w:val="clear"/>
           </w:tcPr>
           <w:p>
             <w:pPr>
               <w:pStyle w:val="Compact"/>
               <w:jc w:val="left"/>
-              <w:ind w:firstLine="0" w:right="0" w:left="0"/>
+              <w:ind w:left="0" w:firstLine="0" w:right="0"/>
               <w:spacing w:before="40" w:lineRule="auto" w:line="240" w:after="40"/>
             </w:pPr>
             <w:r>
@@ -8507,13 +8563,13 @@
         </w:tc>
         <w:tc>
           <w:tcPr>
-            <w:shd w:color="auto" w:val="clear" w:fill="E8E8E8"/>
+            <w:shd w:fill="E8E8E8" w:color="auto" w:val="clear"/>
           </w:tcPr>
           <w:p>
             <w:pPr>
               <w:pStyle w:val="Compact"/>
               <w:jc w:val="left"/>
-              <w:ind w:firstLine="0" w:right="0" w:left="0"/>
+              <w:ind w:left="0" w:firstLine="0" w:right="0"/>
               <w:spacing w:before="40" w:lineRule="auto" w:line="240" w:after="40"/>
             </w:pPr>
             <w:r>
@@ -8532,7 +8588,7 @@
             <w:pPr>
               <w:pStyle w:val="Compact"/>
               <w:jc w:val="left"/>
-              <w:ind w:firstLine="0" w:right="0" w:left="0"/>
+              <w:ind w:left="0" w:firstLine="0" w:right="0"/>
               <w:spacing w:before="40" w:lineRule="auto" w:line="240" w:after="40"/>
             </w:pPr>
             <w:r>
@@ -8549,7 +8605,7 @@
             <w:pPr>
               <w:pStyle w:val="Compact"/>
               <w:jc w:val="left"/>
-              <w:ind w:firstLine="0" w:right="0" w:left="0"/>
+              <w:ind w:left="0" w:firstLine="0" w:right="0"/>
               <w:spacing w:before="40" w:lineRule="auto" w:line="240" w:after="40"/>
             </w:pPr>
             <w:r>
@@ -8572,7 +8628,7 @@
             <w:pPr>
               <w:pStyle w:val="Compact"/>
               <w:jc w:val="left"/>
-              <w:ind w:firstLine="0" w:right="0" w:left="0"/>
+              <w:ind w:left="0" w:firstLine="0" w:right="0"/>
               <w:spacing w:before="40" w:lineRule="auto" w:line="240" w:after="40"/>
             </w:pPr>
             <w:r>
@@ -8588,7 +8644,7 @@
             <w:pPr>
               <w:pStyle w:val="Compact"/>
               <w:jc w:val="left"/>
-              <w:ind w:firstLine="0" w:right="0" w:left="0"/>
+              <w:ind w:left="0" w:firstLine="0" w:right="0"/>
               <w:spacing w:before="40" w:lineRule="auto" w:line="240" w:after="40"/>
             </w:pPr>
             <w:r>
@@ -8605,7 +8661,7 @@
             <w:pPr>
               <w:pStyle w:val="Compact"/>
               <w:jc w:val="left"/>
-              <w:ind w:firstLine="0" w:right="0" w:left="0"/>
+              <w:ind w:left="0" w:firstLine="0" w:right="0"/>
               <w:spacing w:before="40" w:lineRule="auto" w:line="240" w:after="40"/>
             </w:pPr>
             <w:r>
@@ -8628,7 +8684,7 @@
             <w:pPr>
               <w:pStyle w:val="Compact"/>
               <w:jc w:val="left"/>
-              <w:ind w:firstLine="0" w:right="0" w:left="0"/>
+              <w:ind w:left="0" w:firstLine="0" w:right="0"/>
               <w:spacing w:before="40" w:lineRule="auto" w:line="240" w:after="40"/>
             </w:pPr>
             <w:r>
@@ -8644,7 +8700,7 @@
             <w:pPr>
               <w:pStyle w:val="Compact"/>
               <w:jc w:val="left"/>
-              <w:ind w:firstLine="0" w:right="0" w:left="0"/>
+              <w:ind w:left="0" w:firstLine="0" w:right="0"/>
               <w:spacing w:before="40" w:lineRule="auto" w:line="240" w:after="40"/>
             </w:pPr>
             <w:r>
@@ -8661,7 +8717,7 @@
             <w:pPr>
               <w:pStyle w:val="Compact"/>
               <w:jc w:val="left"/>
-              <w:ind w:firstLine="0" w:right="0" w:left="0"/>
+              <w:ind w:left="0" w:firstLine="0" w:right="0"/>
               <w:spacing w:before="40" w:lineRule="auto" w:line="240" w:after="40"/>
             </w:pPr>
             <w:r>
@@ -8684,7 +8740,7 @@
             <w:pPr>
               <w:pStyle w:val="Compact"/>
               <w:jc w:val="left"/>
-              <w:ind w:firstLine="0" w:right="0" w:left="0"/>
+              <w:ind w:left="0" w:firstLine="0" w:right="0"/>
               <w:spacing w:before="40" w:lineRule="auto" w:line="240" w:after="40"/>
             </w:pPr>
             <w:r>
@@ -8700,7 +8756,7 @@
             <w:pPr>
               <w:pStyle w:val="Compact"/>
               <w:jc w:val="left"/>
-              <w:ind w:firstLine="0" w:right="0" w:left="0"/>
+              <w:ind w:left="0" w:firstLine="0" w:right="0"/>
               <w:spacing w:before="40" w:lineRule="auto" w:line="240" w:after="40"/>
             </w:pPr>
             <w:r>
@@ -8717,7 +8773,7 @@
             <w:pPr>
               <w:pStyle w:val="Compact"/>
               <w:jc w:val="left"/>
-              <w:ind w:firstLine="0" w:right="0" w:left="0"/>
+              <w:ind w:left="0" w:firstLine="0" w:right="0"/>
               <w:spacing w:before="40" w:lineRule="auto" w:line="240" w:after="40"/>
             </w:pPr>
             <w:r>
@@ -8740,7 +8796,7 @@
             <w:pPr>
               <w:pStyle w:val="Compact"/>
               <w:jc w:val="left"/>
-              <w:ind w:firstLine="0" w:right="0" w:left="0"/>
+              <w:ind w:left="0" w:firstLine="0" w:right="0"/>
               <w:spacing w:before="40" w:lineRule="auto" w:line="240" w:after="40"/>
             </w:pPr>
             <w:r>
@@ -8756,7 +8812,7 @@
             <w:pPr>
               <w:pStyle w:val="Compact"/>
               <w:jc w:val="left"/>
-              <w:ind w:firstLine="0" w:right="0" w:left="0"/>
+              <w:ind w:left="0" w:firstLine="0" w:right="0"/>
               <w:spacing w:before="40" w:lineRule="auto" w:line="240" w:after="40"/>
             </w:pPr>
             <w:r>
@@ -8773,7 +8829,7 @@
             <w:pPr>
               <w:pStyle w:val="Compact"/>
               <w:jc w:val="left"/>
-              <w:ind w:firstLine="0" w:right="0" w:left="0"/>
+              <w:ind w:left="0" w:firstLine="0" w:right="0"/>
               <w:spacing w:before="40" w:lineRule="auto" w:line="240" w:after="40"/>
             </w:pPr>
             <w:r>
@@ -8796,7 +8852,7 @@
             <w:pPr>
               <w:pStyle w:val="Compact"/>
               <w:jc w:val="left"/>
-              <w:ind w:firstLine="0" w:right="0" w:left="0"/>
+              <w:ind w:left="0" w:firstLine="0" w:right="0"/>
               <w:spacing w:before="40" w:lineRule="auto" w:line="240" w:after="40"/>
             </w:pPr>
             <w:r>
@@ -8812,7 +8868,7 @@
             <w:pPr>
               <w:pStyle w:val="Compact"/>
               <w:jc w:val="left"/>
-              <w:ind w:firstLine="0" w:right="0" w:left="0"/>
+              <w:ind w:left="0" w:firstLine="0" w:right="0"/>
               <w:spacing w:before="40" w:lineRule="auto" w:line="240" w:after="40"/>
             </w:pPr>
             <w:r>
@@ -8829,7 +8885,7 @@
             <w:pPr>
               <w:pStyle w:val="Compact"/>
               <w:jc w:val="left"/>
-              <w:ind w:firstLine="0" w:right="0" w:left="0"/>
+              <w:ind w:left="0" w:firstLine="0" w:right="0"/>
               <w:spacing w:before="40" w:lineRule="auto" w:line="240" w:after="40"/>
             </w:pPr>
             <w:r>
@@ -8852,7 +8908,7 @@
             <w:pPr>
               <w:pStyle w:val="Compact"/>
               <w:jc w:val="left"/>
-              <w:ind w:firstLine="0" w:right="0" w:left="0"/>
+              <w:ind w:left="0" w:firstLine="0" w:right="0"/>
               <w:spacing w:before="40" w:lineRule="auto" w:line="240" w:after="40"/>
             </w:pPr>
             <w:r>
@@ -8868,7 +8924,7 @@
             <w:pPr>
               <w:pStyle w:val="Compact"/>
               <w:jc w:val="left"/>
-              <w:ind w:firstLine="0" w:right="0" w:left="0"/>
+              <w:ind w:left="0" w:firstLine="0" w:right="0"/>
               <w:spacing w:before="40" w:lineRule="auto" w:line="240" w:after="40"/>
             </w:pPr>
             <w:r>
@@ -8885,7 +8941,7 @@
             <w:pPr>
               <w:pStyle w:val="Compact"/>
               <w:jc w:val="left"/>
-              <w:ind w:firstLine="0" w:right="0" w:left="0"/>
+              <w:ind w:left="0" w:firstLine="0" w:right="0"/>
               <w:spacing w:before="40" w:lineRule="auto" w:line="240" w:after="40"/>
             </w:pPr>
             <w:r>
@@ -8899,7 +8955,7 @@
             <w:pPr>
               <w:pStyle w:val="Compact"/>
               <w:jc w:val="left"/>
-              <w:ind w:firstLine="0" w:right="0" w:left="0"/>
+              <w:ind w:left="0" w:firstLine="0" w:right="0"/>
               <w:spacing w:before="40" w:lineRule="auto" w:line="240" w:after="40"/>
             </w:pPr>
             <w:r>
@@ -8917,8 +8973,8 @@
         <w:t xml:space="preserve">All hooks are optional. Each receives the current XML content as a string and returns the modified content.</w:t>
       </w:r>
     </w:p>
-    <w:bookmarkEnd w:id="21"/>
-    <w:bookmarkStart w:id="22" w:name="writing-a-custom-postprocessor"/>
+    <w:bookmarkEnd w:id="32"/>
+    <w:bookmarkStart w:id="33" w:name="writing-a-custom-postprocessor"/>
     <w:p>
       <w:pPr>
         <w:pStyle w:val="Heading2"/>
@@ -8953,7 +9009,7 @@
     </w:p>
     <w:p>
       <w:pPr>
-        <w:spacing w:after="0" w:line="20" w:lineRule="exact" w:before="0"/>
+        <w:spacing w:lineRule="exact" w:before="0" w:line="20" w:after="0"/>
         <w:rPr>
           <w:sz w:val="2"/>
         </w:rPr>
@@ -9557,8 +9613,8 @@
         <w:t xml:space="preserve">M</w:t>
       </w:r>
     </w:p>
-    <w:bookmarkEnd w:id="22"/>
-    <w:bookmarkStart w:id="23" w:name="the-config-parameter"/>
+    <w:bookmarkEnd w:id="33"/>
+    <w:bookmarkStart w:id="34" w:name="the-config-parameter"/>
     <w:p>
       <w:pPr>
         <w:pStyle w:val="Heading2"/>
@@ -9611,11 +9667,11 @@
     </w:p>
     <w:p>
       <w:pPr>
-        <w:pStyle w:val="Compact"/>
         <w:numPr>
           <w:ilvl w:val="0"/>
           <w:numId w:val="1005"/>
         </w:numPr>
+        <w:pStyle w:val="Compact"/>
       </w:pPr>
       <w:r>
         <w:rPr>
@@ -9632,11 +9688,11 @@
     </w:p>
     <w:p>
       <w:pPr>
-        <w:pStyle w:val="Compact"/>
         <w:numPr>
           <w:ilvl w:val="0"/>
           <w:numId w:val="1005"/>
         </w:numPr>
+        <w:pStyle w:val="Compact"/>
       </w:pPr>
       <w:r>
         <w:rPr>
@@ -9662,11 +9718,11 @@
     </w:p>
     <w:p>
       <w:pPr>
-        <w:pStyle w:val="Compact"/>
         <w:numPr>
           <w:ilvl w:val="0"/>
           <w:numId w:val="1005"/>
         </w:numPr>
+        <w:pStyle w:val="Compact"/>
       </w:pPr>
       <w:r>
         <w:rPr>
@@ -9693,9 +9749,9 @@
         <w:t xml:space="preserve">)</w:t>
       </w:r>
     </w:p>
-    <w:bookmarkEnd w:id="23"/>
-    <w:bookmarkEnd w:id="24"/>
-    <w:bookmarkStart w:id="26" w:name="filters"/>
+    <w:bookmarkEnd w:id="34"/>
+    <w:bookmarkEnd w:id="35"/>
+    <w:bookmarkStart w:id="37" w:name="filters"/>
     <w:p>
       <w:pPr>
         <w:pStyle w:val="Heading1"/>
@@ -9727,7 +9783,7 @@
     </w:p>
     <w:p>
       <w:pPr>
-        <w:spacing w:after="0" w:line="20" w:lineRule="exact" w:before="0"/>
+        <w:spacing w:lineRule="exact" w:before="0" w:line="20" w:after="0"/>
         <w:rPr>
           <w:sz w:val="2"/>
         </w:rPr>
@@ -9767,19 +9823,20 @@
         <w:tblStyle w:val="Table"/>
         <w:tblW w:type="auto" w:w="0"/>
         <w:tblLook w:firstRow="1" w:lastRow="0" w:firstColumn="0" w:lastColumn="0" w:noHBand="0" w:noVBand="0" w:val="0020"/>
+        <w:jc w:val="start"/>
         <w:tblBorders>
-          <w:top w:space="0" w:color="000000" w:val="single" w:sz="6"/>
-          <w:left w:space="0" w:color="000000" w:val="single" w:sz="6"/>
-          <w:bottom w:space="0" w:color="000000" w:val="single" w:sz="6"/>
-          <w:right w:space="0" w:color="000000" w:val="single" w:sz="6"/>
-          <w:insideH w:space="0" w:color="000000" w:val="single" w:sz="6"/>
-          <w:insideV w:space="0" w:color="000000" w:val="single" w:sz="6"/>
+          <w:top w:space="0" w:color="000000" w:sz="6" w:val="single"/>
+          <w:left w:space="0" w:color="000000" w:sz="6" w:val="single"/>
+          <w:bottom w:space="0" w:color="000000" w:sz="6" w:val="single"/>
+          <w:right w:space="0" w:color="000000" w:sz="6" w:val="single"/>
+          <w:insideH w:space="0" w:color="000000" w:sz="6" w:val="single"/>
+          <w:insideV w:space="0" w:color="000000" w:sz="6" w:val="single"/>
         </w:tblBorders>
         <w:tblCellMar>
-          <w:top w:w="57" w:type="dxa"/>
-          <w:left w:w="108" w:type="dxa"/>
-          <w:bottom w:w="57" w:type="dxa"/>
-          <w:right w:w="108" w:type="dxa"/>
+          <w:top w:type="dxa" w:w="57"/>
+          <w:left w:type="dxa" w:w="108"/>
+          <w:bottom w:type="dxa" w:w="57"/>
+          <w:right w:type="dxa" w:w="108"/>
         </w:tblCellMar>
       </w:tblPr>
       <w:tblGrid>
@@ -9788,17 +9845,17 @@
       </w:tblGrid>
       <w:tr>
         <w:trPr>
-          <w:tblHeader w:val="on"/>
+          <w:tblHeader w:val="true"/>
         </w:trPr>
         <w:tc>
           <w:tcPr>
-            <w:shd w:color="auto" w:val="clear" w:fill="E8E8E8"/>
+            <w:shd w:fill="E8E8E8" w:color="auto" w:val="clear"/>
           </w:tcPr>
           <w:p>
             <w:pPr>
               <w:pStyle w:val="Compact"/>
               <w:jc w:val="left"/>
-              <w:ind w:firstLine="0" w:right="0" w:left="0"/>
+              <w:ind w:left="0" w:firstLine="0" w:right="0"/>
               <w:spacing w:before="40" w:lineRule="auto" w:line="240" w:after="40"/>
             </w:pPr>
             <w:r>
@@ -9811,13 +9868,13 @@
         </w:tc>
         <w:tc>
           <w:tcPr>
-            <w:shd w:color="auto" w:val="clear" w:fill="E8E8E8"/>
+            <w:shd w:fill="E8E8E8" w:color="auto" w:val="clear"/>
           </w:tcPr>
           <w:p>
             <w:pPr>
               <w:pStyle w:val="Compact"/>
               <w:jc w:val="left"/>
-              <w:ind w:firstLine="0" w:right="0" w:left="0"/>
+              <w:ind w:left="0" w:firstLine="0" w:right="0"/>
               <w:spacing w:before="40" w:lineRule="auto" w:line="240" w:after="40"/>
             </w:pPr>
             <w:r>
@@ -9836,7 +9893,7 @@
             <w:pPr>
               <w:pStyle w:val="Compact"/>
               <w:jc w:val="left"/>
-              <w:ind w:firstLine="0" w:right="0" w:left="0"/>
+              <w:ind w:left="0" w:firstLine="0" w:right="0"/>
               <w:spacing w:before="40" w:lineRule="auto" w:line="240" w:after="40"/>
             </w:pPr>
             <w:r>
@@ -9853,7 +9910,7 @@
             <w:pPr>
               <w:pStyle w:val="Compact"/>
               <w:jc w:val="left"/>
-              <w:ind w:firstLine="0" w:right="0" w:left="0"/>
+              <w:ind w:left="0" w:firstLine="0" w:right="0"/>
               <w:spacing w:before="40" w:lineRule="auto" w:line="240" w:after="40"/>
             </w:pPr>
             <w:r>
@@ -9869,7 +9926,7 @@
             <w:pPr>
               <w:pStyle w:val="Compact"/>
               <w:jc w:val="left"/>
-              <w:ind w:firstLine="0" w:right="0" w:left="0"/>
+              <w:ind w:left="0" w:firstLine="0" w:right="0"/>
               <w:spacing w:before="40" w:lineRule="auto" w:line="240" w:after="40"/>
             </w:pPr>
             <w:r>
@@ -9886,7 +9943,7 @@
             <w:pPr>
               <w:pStyle w:val="Compact"/>
               <w:jc w:val="left"/>
-              <w:ind w:firstLine="0" w:right="0" w:left="0"/>
+              <w:ind w:left="0" w:firstLine="0" w:right="0"/>
               <w:spacing w:before="40" w:lineRule="auto" w:line="240" w:after="40"/>
             </w:pPr>
             <w:r>
@@ -9902,7 +9959,7 @@
             <w:pPr>
               <w:pStyle w:val="Compact"/>
               <w:jc w:val="left"/>
-              <w:ind w:firstLine="0" w:right="0" w:left="0"/>
+              <w:ind w:left="0" w:firstLine="0" w:right="0"/>
               <w:spacing w:before="40" w:lineRule="auto" w:line="240" w:after="40"/>
             </w:pPr>
             <w:r>
@@ -9919,7 +9976,7 @@
             <w:pPr>
               <w:pStyle w:val="Compact"/>
               <w:jc w:val="left"/>
-              <w:ind w:firstLine="0" w:right="0" w:left="0"/>
+              <w:ind w:left="0" w:firstLine="0" w:right="0"/>
               <w:spacing w:before="40" w:lineRule="auto" w:line="240" w:after="40"/>
             </w:pPr>
             <w:r>
@@ -9935,7 +9992,7 @@
             <w:pPr>
               <w:pStyle w:val="Compact"/>
               <w:jc w:val="left"/>
-              <w:ind w:firstLine="0" w:right="0" w:left="0"/>
+              <w:ind w:left="0" w:firstLine="0" w:right="0"/>
               <w:spacing w:before="40" w:lineRule="auto" w:line="240" w:after="40"/>
             </w:pPr>
             <w:r>
@@ -9958,7 +10015,7 @@
             <w:pPr>
               <w:pStyle w:val="Compact"/>
               <w:jc w:val="left"/>
-              <w:ind w:firstLine="0" w:right="0" w:left="0"/>
+              <w:ind w:left="0" w:firstLine="0" w:right="0"/>
               <w:spacing w:before="40" w:lineRule="auto" w:line="240" w:after="40"/>
             </w:pPr>
             <w:r>
@@ -9989,7 +10046,7 @@
             <w:pPr>
               <w:pStyle w:val="Compact"/>
               <w:jc w:val="left"/>
-              <w:ind w:firstLine="0" w:right="0" w:left="0"/>
+              <w:ind w:left="0" w:firstLine="0" w:right="0"/>
               <w:spacing w:before="40" w:lineRule="auto" w:line="240" w:after="40"/>
             </w:pPr>
             <w:r>
@@ -10006,7 +10063,7 @@
             <w:pPr>
               <w:pStyle w:val="Compact"/>
               <w:jc w:val="left"/>
-              <w:ind w:firstLine="0" w:right="0" w:left="0"/>
+              <w:ind w:left="0" w:firstLine="0" w:right="0"/>
               <w:spacing w:before="40" w:lineRule="auto" w:line="240" w:after="40"/>
             </w:pPr>
             <w:r>
@@ -10022,7 +10079,7 @@
             <w:pPr>
               <w:pStyle w:val="Compact"/>
               <w:jc w:val="left"/>
-              <w:ind w:firstLine="0" w:right="0" w:left="0"/>
+              <w:ind w:left="0" w:firstLine="0" w:right="0"/>
               <w:spacing w:before="40" w:lineRule="auto" w:line="240" w:after="40"/>
             </w:pPr>
             <w:r>
@@ -10039,7 +10096,7 @@
             <w:pPr>
               <w:pStyle w:val="Compact"/>
               <w:jc w:val="left"/>
-              <w:ind w:firstLine="0" w:right="0" w:left="0"/>
+              <w:ind w:left="0" w:firstLine="0" w:right="0"/>
               <w:spacing w:before="40" w:lineRule="auto" w:line="240" w:after="40"/>
             </w:pPr>
             <w:r>
@@ -10055,7 +10112,7 @@
             <w:pPr>
               <w:pStyle w:val="Compact"/>
               <w:jc w:val="left"/>
-              <w:ind w:firstLine="0" w:right="0" w:left="0"/>
+              <w:ind w:left="0" w:firstLine="0" w:right="0"/>
               <w:spacing w:before="40" w:lineRule="auto" w:line="240" w:after="40"/>
             </w:pPr>
             <w:r>
@@ -10072,7 +10129,7 @@
             <w:pPr>
               <w:pStyle w:val="Compact"/>
               <w:jc w:val="left"/>
-              <w:ind w:firstLine="0" w:right="0" w:left="0"/>
+              <w:ind w:left="0" w:firstLine="0" w:right="0"/>
               <w:spacing w:before="40" w:lineRule="auto" w:line="240" w:after="40"/>
             </w:pPr>
             <w:r>
@@ -10088,7 +10145,7 @@
             <w:pPr>
               <w:pStyle w:val="Compact"/>
               <w:jc w:val="left"/>
-              <w:ind w:firstLine="0" w:right="0" w:left="0"/>
+              <w:ind w:left="0" w:firstLine="0" w:right="0"/>
               <w:spacing w:before="40" w:lineRule="auto" w:line="240" w:after="40"/>
             </w:pPr>
             <w:r>
@@ -10126,7 +10183,7 @@
             <w:pPr>
               <w:pStyle w:val="Compact"/>
               <w:jc w:val="left"/>
-              <w:ind w:firstLine="0" w:right="0" w:left="0"/>
+              <w:ind w:left="0" w:firstLine="0" w:right="0"/>
               <w:spacing w:before="40" w:lineRule="auto" w:line="240" w:after="40"/>
             </w:pPr>
             <w:r>
@@ -10151,7 +10208,7 @@
         </w:tc>
       </w:tr>
     </w:tbl>
-    <w:bookmarkStart w:id="25" w:name="when-to-use-filters-vs-postprocessors"/>
+    <w:bookmarkStart w:id="36" w:name="when-to-use-filters-vs-postprocessors"/>
     <w:p>
       <w:pPr>
         <w:pStyle w:val="Heading2"/>
@@ -10166,16 +10223,16 @@
     </w:p>
     <w:p>
       <w:pPr>
-        <w:pStyle w:val="Compact"/>
         <w:numPr>
           <w:ilvl w:val="0"/>
           <w:numId w:val="1006"/>
         </w:numPr>
-      </w:pPr>
-      <w:r>
-        <w:rPr>
+        <w:pStyle w:val="Compact"/>
+      </w:pPr>
+      <w:r>
+        <w:rPr>
+          <w:bCs/>
           <w:b/>
-          <w:bCs/>
         </w:rPr>
         <w:t xml:space="preserve">Filters</w:t>
       </w:r>
@@ -10188,16 +10245,16 @@
     </w:p>
     <w:p>
       <w:pPr>
-        <w:pStyle w:val="Compact"/>
         <w:numPr>
           <w:ilvl w:val="0"/>
           <w:numId w:val="1006"/>
         </w:numPr>
-      </w:pPr>
-      <w:r>
-        <w:rPr>
+        <w:pStyle w:val="Compact"/>
+      </w:pPr>
+      <w:r>
+        <w:rPr>
+          <w:bCs/>
           <w:b/>
-          <w:bCs/>
         </w:rPr>
         <w:t xml:space="preserve">Postprocessors</w:t>
       </w:r>
@@ -10208,9 +10265,9 @@
         <w:t xml:space="preserve">operate on the raw OOXML after DOCX generation. Use them when you need to manipulate the final XML directly (style injection, image positioning, headers/footers).</w:t>
       </w:r>
     </w:p>
-    <w:bookmarkEnd w:id="25"/>
-    <w:bookmarkEnd w:id="26"/>
-    <w:bookmarkStart w:id="29" w:name="projectyaml-configuration"/>
+    <w:bookmarkEnd w:id="36"/>
+    <w:bookmarkEnd w:id="37"/>
+    <w:bookmarkStart w:id="40" w:name="projectyaml-configuration"/>
     <w:p>
       <w:pPr>
         <w:pStyle w:val="Heading1"/>
@@ -10223,7 +10280,7 @@
         <w:t xml:space="preserve">project.yaml Configuration</w:t>
       </w:r>
     </w:p>
-    <w:bookmarkStart w:id="27" w:name="docx-specific-settings"/>
+    <w:bookmarkStart w:id="38" w:name="docx-specific-settings"/>
     <w:p>
       <w:pPr>
         <w:pStyle w:val="Heading2"/>
@@ -10238,7 +10295,7 @@
     </w:p>
     <w:p>
       <w:pPr>
-        <w:spacing w:after="0" w:line="20" w:lineRule="exact" w:before="0"/>
+        <w:spacing w:lineRule="exact" w:before="0" w:line="20" w:after="0"/>
         <w:rPr>
           <w:sz w:val="2"/>
         </w:rPr>
@@ -10434,8 +10491,8 @@
         <w:t xml:space="preserve">  # reference_doc: assets/reference.docx  # Custom reference (overrides preset)</w:t>
       </w:r>
     </w:p>
-    <w:bookmarkEnd w:id="27"/>
-    <w:bookmarkStart w:id="28" w:name="configuration-precedence"/>
+    <w:bookmarkEnd w:id="38"/>
+    <w:bookmarkStart w:id="39" w:name="configuration-precedence"/>
     <w:p>
       <w:pPr>
         <w:pStyle w:val="Heading2"/>
@@ -10450,11 +10507,11 @@
     </w:p>
     <w:p>
       <w:pPr>
-        <w:pStyle w:val="Compact"/>
         <w:numPr>
           <w:ilvl w:val="0"/>
           <w:numId w:val="1007"/>
         </w:numPr>
+        <w:pStyle w:val="Compact"/>
       </w:pPr>
       <w:r>
         <w:t xml:space="preserve">If</w:t>
@@ -10477,11 +10534,11 @@
     </w:p>
     <w:p>
       <w:pPr>
-        <w:pStyle w:val="Compact"/>
         <w:numPr>
           <w:ilvl w:val="0"/>
           <w:numId w:val="1007"/>
         </w:numPr>
+        <w:pStyle w:val="Compact"/>
       </w:pPr>
       <w:r>
         <w:t xml:space="preserve">If</w:t>
@@ -10519,19 +10576,19 @@
     </w:p>
     <w:p>
       <w:pPr>
-        <w:pStyle w:val="Compact"/>
         <w:numPr>
           <w:ilvl w:val="0"/>
           <w:numId w:val="1007"/>
         </w:numPr>
+        <w:pStyle w:val="Compact"/>
       </w:pPr>
       <w:r>
         <w:t xml:space="preserve">If neither is set, Pandoc uses its built-in default styles.</w:t>
       </w:r>
     </w:p>
-    <w:bookmarkEnd w:id="28"/>
-    <w:bookmarkEnd w:id="29"/>
-    <w:bookmarkStart w:id="30" w:name="reference-document-cache"/>
+    <w:bookmarkEnd w:id="39"/>
+    <w:bookmarkEnd w:id="40"/>
+    <w:bookmarkStart w:id="41" w:name="reference-document-cache"/>
     <w:p>
       <w:pPr>
         <w:pStyle w:val="Heading1"/>
@@ -10577,11 +10634,11 @@
     </w:p>
     <w:p>
       <w:pPr>
-        <w:pStyle w:val="Compact"/>
         <w:numPr>
           <w:ilvl w:val="0"/>
           <w:numId w:val="1008"/>
         </w:numPr>
+        <w:pStyle w:val="Compact"/>
       </w:pPr>
       <w:r>
         <w:t xml:space="preserve">Compute SHA-1 hash of the preset file content.</w:t>
@@ -10589,11 +10646,11 @@
     </w:p>
     <w:p>
       <w:pPr>
-        <w:pStyle w:val="Compact"/>
         <w:numPr>
           <w:ilvl w:val="0"/>
           <w:numId w:val="1008"/>
         </w:numPr>
+        <w:pStyle w:val="Compact"/>
       </w:pPr>
       <w:r>
         <w:t xml:space="preserve">Compare against the stored hash in the</w:t>
@@ -10628,11 +10685,11 @@
     </w:p>
     <w:p>
       <w:pPr>
-        <w:pStyle w:val="Compact"/>
         <w:numPr>
           <w:ilvl w:val="0"/>
           <w:numId w:val="1008"/>
         </w:numPr>
+        <w:pStyle w:val="Compact"/>
       </w:pPr>
       <w:r>
         <w:t xml:space="preserve">If the hashes match and</w:t>
@@ -10655,11 +10712,11 @@
     </w:p>
     <w:p>
       <w:pPr>
-        <w:pStyle w:val="Compact"/>
         <w:numPr>
           <w:ilvl w:val="0"/>
           <w:numId w:val="1008"/>
         </w:numPr>
+        <w:pStyle w:val="Compact"/>
       </w:pPr>
       <w:r>
         <w:t xml:space="preserve">If the preset changed or</w:t>
@@ -10690,7 +10747,7 @@
     </w:p>
     <w:p>
       <w:pPr>
-        <w:spacing w:after="0" w:line="20" w:lineRule="exact" w:before="0"/>
+        <w:spacing w:lineRule="exact" w:before="0" w:line="20" w:after="0"/>
         <w:rPr>
           <w:sz w:val="2"/>
         </w:rPr>
@@ -10763,14 +10820,11 @@
         <w:t xml:space="preserve">./bin/speccompiler-core</w:t>
       </w:r>
     </w:p>
-    <w:bookmarkEnd w:id="30"/>
+    <w:bookmarkEnd w:id="41"/>
     <w:sectPr>
-      <w:footerReference w:type="default" r:id="rId9200"/>
-      <w:headerReference w:type="default" r:id="rId9101"/>
-      <w:headerReference w:type="first" r:id="rId9100"/>
-      <w:footnotePr>
-        <w:numRestart w:val="eachSect"/>
-      </w:footnotePr>
+      <w:footerReference r:id="rId9200" w:type="default"/>
+      <w:headerReference r:id="rId9101" w:type="default"/>
+      <w:headerReference r:id="rId9100" w:type="first"/>
       <w:titlePg/>
     </w:sectPr>
   </w:body>
@@ -10785,14 +10839,14 @@
 <w:ftr xmlns:w="http://schemas.openxmlformats.org/wordprocessingml/2006/main" xmlns:r="http://schemas.openxmlformats.org/officeDocument/2006/relationships">
   <w:tbl>
     <w:tblPr>
-      <w:tblW w:w="5000" w:type="pct"/>
+      <w:tblW w:type="pct" w:w="5000"/>
       <w:tblBorders>
-        <w:top w:space="1" w:color="CCCCCC" w:val="single" w:sz="4"/>
-        <w:bottom w:space="0" w:color="auto" w:val="none" w:sz="0"/>
-        <w:left w:space="0" w:color="auto" w:val="none" w:sz="0"/>
-        <w:right w:space="0" w:color="auto" w:val="none" w:sz="0"/>
-        <w:insideH w:space="0" w:color="auto" w:val="none" w:sz="0"/>
-        <w:insideV w:space="0" w:color="auto" w:val="none" w:sz="0"/>
+        <w:top w:space="1" w:color="CCCCCC" w:sz="4" w:val="single"/>
+        <w:bottom w:space="0" w:color="auto" w:sz="0" w:val="none"/>
+        <w:left w:space="0" w:color="auto" w:sz="0" w:val="none"/>
+        <w:right w:space="0" w:color="auto" w:sz="0" w:val="none"/>
+        <w:insideH w:space="0" w:color="auto" w:sz="0" w:val="none"/>
+        <w:insideV w:space="0" w:color="auto" w:sz="0" w:val="none"/>
       </w:tblBorders>
       <w:tblLayout w:type="fixed"/>
     </w:tblPr>
@@ -10804,7 +10858,7 @@
     <w:tr>
       <w:tc>
         <w:tcPr>
-          <w:tcW w:w="1667" w:type="pct"/>
+          <w:tcW w:type="pct" w:w="1667"/>
         </w:tcPr>
         <w:p>
           <w:pPr>
@@ -10818,7 +10872,7 @@
       </w:tc>
       <w:tc>
         <w:tcPr>
-          <w:tcW w:w="1667" w:type="pct"/>
+          <w:tcW w:type="pct" w:w="1667"/>
         </w:tcPr>
         <w:p>
           <w:pPr>
@@ -10832,7 +10886,7 @@
       </w:tc>
       <w:tc>
         <w:tcPr>
-          <w:tcW w:w="1667" w:type="pct"/>
+          <w:tcW w:type="pct" w:w="1667"/>
         </w:tcPr>
         <w:p>
           <w:pPr>
@@ -10961,7 +11015,7 @@
       <w:lvlText w:val="%1"/>
       <w:lvlJc w:val="left"/>
       <w:pPr>
-        <w:ind w:hanging="0" w:left="0"/>
+        <w:ind w:left="0" w:hanging="0"/>
       </w:pPr>
     </w:lvl>
     <w:lvl w:ilvl="1">
@@ -10973,7 +11027,7 @@
       <w:lvlText w:val="%1.%2"/>
       <w:lvlJc w:val="left"/>
       <w:pPr>
-        <w:ind w:hanging="0" w:left="0"/>
+        <w:ind w:left="0" w:hanging="0"/>
       </w:pPr>
     </w:lvl>
     <w:lvl w:ilvl="2">
@@ -10985,7 +11039,7 @@
       <w:lvlText w:val="%1.%2.%3"/>
       <w:lvlJc w:val="left"/>
       <w:pPr>
-        <w:ind w:hanging="0" w:left="0"/>
+        <w:ind w:left="0" w:hanging="0"/>
       </w:pPr>
     </w:lvl>
     <w:lvl w:ilvl="3">
@@ -10997,7 +11051,7 @@
       <w:lvlText w:val="%1.%2.%3.%4"/>
       <w:lvlJc w:val="left"/>
       <w:pPr>
-        <w:ind w:hanging="0" w:left="0"/>
+        <w:ind w:left="0" w:hanging="0"/>
       </w:pPr>
     </w:lvl>
     <w:lvl w:ilvl="4">
@@ -11009,19 +11063,19 @@
       <w:lvlText w:val="%1.%2.%3.%4.%5"/>
       <w:lvlJc w:val="left"/>
       <w:pPr>
-        <w:ind w:hanging="0" w:left="0"/>
+        <w:ind w:left="0" w:hanging="0"/>
       </w:pPr>
     </w:lvl>
   </w:abstractNum>
   <w:abstractNum w:abstractNumId="990">
-    <w:nsid w:val="0000A990"/>
+    <w:nsid w:val="A990"/>
     <w:multiLevelType w:val="multilevel"/>
     <w:lvl w:ilvl="0">
       <w:numFmt w:val="bullet"/>
       <w:lvlText w:val=" "/>
       <w:lvlJc w:val="left"/>
       <w:pPr>
-        <w:ind w:left="720" w:hanging="360"/>
+        <w:ind w:left="720" w:hanging="480"/>
       </w:pPr>
     </w:lvl>
     <w:lvl w:ilvl="1">
@@ -11029,7 +11083,7 @@
       <w:lvlText w:val=" "/>
       <w:lvlJc w:val="left"/>
       <w:pPr>
-        <w:ind w:left="1440" w:hanging="360"/>
+        <w:ind w:left="1440" w:hanging="480"/>
       </w:pPr>
     </w:lvl>
     <w:lvl w:ilvl="2">
@@ -11037,7 +11091,7 @@
       <w:lvlText w:val=" "/>
       <w:lvlJc w:val="left"/>
       <w:pPr>
-        <w:ind w:left="2160" w:hanging="360"/>
+        <w:ind w:left="2160" w:hanging="480"/>
       </w:pPr>
     </w:lvl>
     <w:lvl w:ilvl="3">
@@ -11045,7 +11099,7 @@
       <w:lvlText w:val=" "/>
       <w:lvlJc w:val="left"/>
       <w:pPr>
-        <w:ind w:left="2880" w:hanging="360"/>
+        <w:ind w:left="2880" w:hanging="480"/>
       </w:pPr>
     </w:lvl>
     <w:lvl w:ilvl="4">
@@ -11053,7 +11107,7 @@
       <w:lvlText w:val=" "/>
       <w:lvlJc w:val="left"/>
       <w:pPr>
-        <w:ind w:left="3600" w:hanging="360"/>
+        <w:ind w:left="3600" w:hanging="480"/>
       </w:pPr>
     </w:lvl>
     <w:lvl w:ilvl="5">
@@ -11061,7 +11115,7 @@
       <w:lvlText w:val=" "/>
       <w:lvlJc w:val="left"/>
       <w:pPr>
-        <w:ind w:left="4320" w:hanging="360"/>
+        <w:ind w:left="4320" w:hanging="480"/>
       </w:pPr>
     </w:lvl>
     <w:lvl w:ilvl="6">
@@ -11069,7 +11123,7 @@
       <w:lvlText w:val=" "/>
       <w:lvlJc w:val="left"/>
       <w:pPr>
-        <w:ind w:left="5040" w:hanging="360"/>
+        <w:ind w:left="5040" w:hanging="480"/>
       </w:pPr>
     </w:lvl>
     <w:lvl w:ilvl="7">
@@ -11077,7 +11131,7 @@
       <w:lvlText w:val=" "/>
       <w:lvlJc w:val="left"/>
       <w:pPr>
-        <w:ind w:left="5760" w:hanging="360"/>
+        <w:ind w:left="5760" w:hanging="480"/>
       </w:pPr>
     </w:lvl>
     <w:lvl w:ilvl="8">
@@ -11085,12 +11139,12 @@
       <w:lvlText w:val=" "/>
       <w:lvlJc w:val="left"/>
       <w:pPr>
-        <w:ind w:left="6480" w:hanging="360"/>
+        <w:ind w:left="6480" w:hanging="480"/>
       </w:pPr>
     </w:lvl>
   </w:abstractNum>
   <w:abstractNum w:abstractNumId="99411">
-    <w:nsid w:val="00A99411"/>
+    <w:nsid w:val="A99411"/>
     <w:multiLevelType w:val="multilevel"/>
     <w:lvl w:ilvl="0">
       <w:start w:val="1"/>
@@ -11098,7 +11152,7 @@
       <w:lvlText w:val="%1."/>
       <w:lvlJc w:val="left"/>
       <w:pPr>
-        <w:ind w:left="720" w:hanging="360"/>
+        <w:ind w:left="720" w:hanging="480"/>
       </w:pPr>
     </w:lvl>
     <w:lvl w:ilvl="1">
@@ -11107,7 +11161,7 @@
       <w:lvlText w:val="%2."/>
       <w:lvlJc w:val="left"/>
       <w:pPr>
-        <w:ind w:left="1440" w:hanging="360"/>
+        <w:ind w:left="1440" w:hanging="480"/>
       </w:pPr>
     </w:lvl>
     <w:lvl w:ilvl="2">
@@ -11116,7 +11170,7 @@
       <w:lvlText w:val="%3."/>
       <w:lvlJc w:val="left"/>
       <w:pPr>
-        <w:ind w:left="2160" w:hanging="360"/>
+        <w:ind w:left="2160" w:hanging="480"/>
       </w:pPr>
     </w:lvl>
     <w:lvl w:ilvl="3">
@@ -11125,7 +11179,7 @@
       <w:lvlText w:val="%4."/>
       <w:lvlJc w:val="left"/>
       <w:pPr>
-        <w:ind w:left="2880" w:hanging="360"/>
+        <w:ind w:left="2880" w:hanging="480"/>
       </w:pPr>
     </w:lvl>
     <w:lvl w:ilvl="4">
@@ -11134,7 +11188,7 @@
       <w:lvlText w:val="%5."/>
       <w:lvlJc w:val="left"/>
       <w:pPr>
-        <w:ind w:left="3600" w:hanging="360"/>
+        <w:ind w:left="3600" w:hanging="480"/>
       </w:pPr>
     </w:lvl>
     <w:lvl w:ilvl="5">
@@ -11143,7 +11197,7 @@
       <w:lvlText w:val="%6."/>
       <w:lvlJc w:val="left"/>
       <w:pPr>
-        <w:ind w:left="4320" w:hanging="360"/>
+        <w:ind w:left="4320" w:hanging="480"/>
       </w:pPr>
     </w:lvl>
     <w:lvl w:ilvl="6">
@@ -11152,7 +11206,7 @@
       <w:lvlText w:val="%7."/>
       <w:lvlJc w:val="left"/>
       <w:pPr>
-        <w:ind w:left="5040" w:hanging="360"/>
+        <w:ind w:left="5040" w:hanging="480"/>
       </w:pPr>
     </w:lvl>
     <w:lvl w:ilvl="7">
@@ -11161,7 +11215,7 @@
       <w:lvlText w:val="%8."/>
       <w:lvlJc w:val="left"/>
       <w:pPr>
-        <w:ind w:left="5760" w:hanging="360"/>
+        <w:ind w:left="5760" w:hanging="480"/>
       </w:pPr>
     </w:lvl>
     <w:lvl w:ilvl="8">
@@ -11170,111 +11224,84 @@
       <w:lvlText w:val="%9."/>
       <w:lvlJc w:val="left"/>
       <w:pPr>
-        <w:ind w:left="6480" w:hanging="360"/>
+        <w:ind w:left="6480" w:hanging="480"/>
       </w:pPr>
     </w:lvl>
   </w:abstractNum>
   <w:abstractNum w:abstractNumId="991">
-    <w:nsid w:val="0000A991"/>
+    <w:nsid w:val="A991"/>
     <w:multiLevelType w:val="multilevel"/>
     <w:lvl w:ilvl="0">
       <w:numFmt w:val="bullet"/>
-      <w:lvlText w:val=""/>
+      <w:lvlText w:val="•"/>
       <w:lvlJc w:val="left"/>
       <w:pPr>
-        <w:ind w:left="720" w:hanging="360"/>
-      </w:pPr>
-      <w:rPr>
-        <w:rFonts w:ascii="Symbol" w:hAnsi="Symbol" w:cs="Symbol" w:hint="default"/>
-      </w:rPr>
+        <w:ind w:left="720" w:hanging="480"/>
+      </w:pPr>
     </w:lvl>
     <w:lvl w:ilvl="1">
       <w:numFmt w:val="bullet"/>
-      <w:lvlText w:val="o"/>
+      <w:lvlText w:val="–"/>
       <w:lvlJc w:val="left"/>
       <w:pPr>
-        <w:ind w:left="1440" w:hanging="360"/>
-      </w:pPr>
-      <w:rPr>
-        <w:rFonts w:ascii="Courier New" w:hAnsi="Courier New" w:cs="Courier New" w:hint="default"/>
-      </w:rPr>
+        <w:ind w:left="1440" w:hanging="480"/>
+      </w:pPr>
     </w:lvl>
     <w:lvl w:ilvl="2">
       <w:numFmt w:val="bullet"/>
-      <w:lvlText w:val=""/>
+      <w:lvlText w:val="•"/>
       <w:lvlJc w:val="left"/>
       <w:pPr>
-        <w:ind w:left="2160" w:hanging="360"/>
-      </w:pPr>
-      <w:rPr>
-        <w:rFonts w:ascii="Wingdings" w:hAnsi="Wingdings" w:cs="Wingdings" w:hint="default"/>
-      </w:rPr>
+        <w:ind w:left="2160" w:hanging="480"/>
+      </w:pPr>
     </w:lvl>
     <w:lvl w:ilvl="3">
       <w:numFmt w:val="bullet"/>
-      <w:lvlText w:val=""/>
+      <w:lvlText w:val="–"/>
       <w:lvlJc w:val="left"/>
       <w:pPr>
-        <w:ind w:left="2880" w:hanging="360"/>
-      </w:pPr>
-      <w:rPr>
-        <w:rFonts w:ascii="Symbol" w:hAnsi="Symbol" w:cs="Symbol" w:hint="default"/>
-      </w:rPr>
+        <w:ind w:left="2880" w:hanging="480"/>
+      </w:pPr>
     </w:lvl>
     <w:lvl w:ilvl="4">
       <w:numFmt w:val="bullet"/>
-      <w:lvlText w:val="o"/>
+      <w:lvlText w:val="•"/>
       <w:lvlJc w:val="left"/>
       <w:pPr>
-        <w:ind w:left="3600" w:hanging="360"/>
-      </w:pPr>
-      <w:rPr>
-        <w:rFonts w:ascii="Courier New" w:hAnsi="Courier New" w:cs="Courier New" w:hint="default"/>
-      </w:rPr>
+        <w:ind w:left="3600" w:hanging="480"/>
+      </w:pPr>
     </w:lvl>
     <w:lvl w:ilvl="5">
       <w:numFmt w:val="bullet"/>
-      <w:lvlText w:val=""/>
+      <w:lvlText w:val="–"/>
       <w:lvlJc w:val="left"/>
       <w:pPr>
-        <w:ind w:left="4320" w:hanging="360"/>
-      </w:pPr>
-      <w:rPr>
-        <w:rFonts w:ascii="Wingdings" w:hAnsi="Wingdings" w:cs="Wingdings" w:hint="default"/>
-      </w:rPr>
+        <w:ind w:left="4320" w:hanging="480"/>
+      </w:pPr>
     </w:lvl>
     <w:lvl w:ilvl="6">
       <w:numFmt w:val="bullet"/>
-      <w:lvlText w:val=""/>
+      <w:lvlText w:val="•"/>
       <w:lvlJc w:val="left"/>
       <w:pPr>
-        <w:ind w:left="5040" w:hanging="360"/>
-      </w:pPr>
-      <w:rPr>
-        <w:rFonts w:ascii="Symbol" w:hAnsi="Symbol" w:cs="Symbol" w:hint="default"/>
-      </w:rPr>
+        <w:ind w:left="5040" w:hanging="480"/>
+      </w:pPr>
     </w:lvl>
     <w:lvl w:ilvl="7">
       <w:numFmt w:val="bullet"/>
-      <w:lvlText w:val="o"/>
+      <w:lvlText w:val="–"/>
       <w:lvlJc w:val="left"/>
       <w:pPr>
-        <w:ind w:left="5760" w:hanging="360"/>
-      </w:pPr>
-      <w:rPr>
-        <w:rFonts w:ascii="Courier New" w:hAnsi="Courier New" w:cs="Courier New" w:hint="default"/>
-      </w:rPr>
+        <w:ind w:left="5760" w:hanging="480"/>
+      </w:pPr>
     </w:lvl>
     <w:lvl w:ilvl="8">
       <w:numFmt w:val="bullet"/>
-      <w:lvlText w:val=""/>
+      <w:lvlText w:val="•"/>
       <w:lvlJc w:val="left"/>
       <w:pPr>
-        <w:ind w:left="6480" w:hanging="360"/>
-      </w:pPr>
-      <w:rPr>
-        <w:rFonts w:ascii="Wingdings" w:hAnsi="Wingdings" w:cs="Wingdings" w:hint="default"/>
-      </w:rPr>
+        <w:ind w:left="6480" w:hanging="480"/>
+      </w:pPr>
     </w:lvl>
   </w:abstractNum>
   <w:num w:numId="1000">
@@ -11423,10 +11450,10 @@
   <w:docDefaults>
     <w:rPrDefault>
       <w:rPr>
-        <w:rFonts w:asciiTheme="minorHAnsi" w:cstheme="minorBidi" w:eastAsiaTheme="minorEastAsia" w:hAnsiTheme="minorHAnsi"/>
+        <w:rFonts w:asciiTheme="minorHAnsi" w:cstheme="minorBidi" w:eastAsiaTheme="minorHAnsi" w:hAnsiTheme="minorHAnsi"/>
         <w:sz w:val="24"/>
         <w:szCs w:val="24"/>
-        <w:lang w:bidi="ar-SA" w:eastAsia="zh-CN" w:val="en-US"/>
+        <w:lang w:bidi="ar-SA" w:eastAsia="en-US" w:val="en-US"/>
       </w:rPr>
     </w:rPrDefault>
     <w:pPrDefault>
@@ -11444,10 +11471,10 @@
     <w:name w:val="Body Text"/>
     <w:basedOn w:val="Normal"/>
     <w:link w:val="BodyTextChar"/>
-    <w:qFormat/>
     <w:pPr>
       <w:spacing w:after="180" w:before="180"/>
     </w:pPr>
+    <w:qFormat/>
   </w:style>
   <w:style w:customStyle="1" w:styleId="FirstParagraph" w:type="paragraph">
     <w:name w:val="First Paragraph"/>
@@ -11467,94 +11494,57 @@
     <w:name w:val="Title"/>
     <w:basedOn w:val="Normal"/>
     <w:next w:val="BodyText"/>
-    <w:link w:val="TitleChar"/>
-    <w:uiPriority w:val="10"/>
     <w:qFormat/>
-    <w:rsid w:val="00A10FD9"/>
     <w:pPr>
-      <w:spacing w:after="80" w:line="240" w:lineRule="auto"/>
-      <w:contextualSpacing/>
+      <w:keepNext/>
+      <w:keepLines/>
+      <w:spacing w:after="240" w:before="480"/>
       <w:jc w:val="center"/>
     </w:pPr>
     <w:rPr>
       <w:rFonts w:asciiTheme="majorHAnsi" w:cstheme="majorBidi" w:eastAsiaTheme="majorEastAsia" w:hAnsiTheme="majorHAnsi"/>
-      <w:sz w:val="56"/>
-      <w:szCs w:val="56"/>
-    </w:rPr>
-  </w:style>
-  <w:style w:customStyle="1" w:styleId="TitleChar" w:type="character">
-    <w:name w:val="Title Char"/>
-    <w:basedOn w:val="DefaultParagraphFont"/>
-    <w:link w:val="Title"/>
-    <w:uiPriority w:val="10"/>
-    <w:rsid w:val="00A10FD9"/>
-    <w:rPr>
-      <w:rFonts w:asciiTheme="majorHAnsi" w:cstheme="majorBidi" w:eastAsiaTheme="majorEastAsia" w:hAnsiTheme="majorHAnsi"/>
-      <w:sz w:val="56"/>
-      <w:szCs w:val="56"/>
+      <w:b/>
+      <w:bCs/>
+      <w:color w:themeColor="accent1" w:themeShade="B5" w:val="345A8A"/>
+      <w:sz w:val="36"/>
+      <w:szCs w:val="36"/>
     </w:rPr>
   </w:style>
   <w:style w:styleId="Subtitle" w:type="paragraph">
     <w:name w:val="Subtitle"/>
     <w:basedOn w:val="Title"/>
     <w:next w:val="BodyText"/>
-    <w:link w:val="SubtitleChar"/>
-    <w:uiPriority w:val="11"/>
     <w:qFormat/>
-    <w:rsid w:val="00A10FD9"/>
     <w:pPr>
-      <w:numPr>
-        <w:ilvl w:val="1"/>
-      </w:numPr>
+      <w:keepNext/>
+      <w:keepLines/>
+      <w:spacing w:after="240" w:before="240"/>
+      <w:jc w:val="center"/>
     </w:pPr>
     <w:rPr>
-      <w:rFonts w:cstheme="majorBidi" w:eastAsiaTheme="majorEastAsia"/>
-      <w:spacing w:val="15"/>
-      <w:sz w:val="28"/>
-      <w:szCs w:val="28"/>
-    </w:rPr>
-  </w:style>
-  <w:style w:customStyle="1" w:styleId="SubtitleChar" w:type="character">
-    <w:name w:val="Subtitle Char"/>
-    <w:basedOn w:val="DefaultParagraphFont"/>
-    <w:link w:val="Subtitle"/>
-    <w:uiPriority w:val="11"/>
-    <w:rsid w:val="00A10FD9"/>
-    <w:rPr>
-      <w:rFonts w:cstheme="majorBidi" w:eastAsiaTheme="majorEastAsia"/>
-      <w:color w:themeColor="text1" w:themeTint="A6" w:val="595959"/>
-      <w:spacing w:val="15"/>
-      <w:sz w:val="28"/>
-      <w:szCs w:val="28"/>
+      <w:sz w:val="30"/>
+      <w:szCs w:val="30"/>
     </w:rPr>
   </w:style>
   <w:style w:customStyle="1" w:styleId="Author" w:type="paragraph">
     <w:name w:val="Author"/>
-    <w:basedOn w:val="Title"/>
     <w:next w:val="BodyText"/>
     <w:qFormat/>
     <w:pPr>
       <w:keepNext/>
       <w:keepLines/>
+      <w:jc w:val="center"/>
     </w:pPr>
-    <w:rPr>
-      <w:sz w:val="24"/>
-      <w:szCs w:val="24"/>
-    </w:rPr>
   </w:style>
   <w:style w:styleId="Date" w:type="paragraph">
     <w:name w:val="Date"/>
-    <w:basedOn w:val="Title"/>
     <w:next w:val="BodyText"/>
     <w:qFormat/>
     <w:pPr>
       <w:keepNext/>
       <w:keepLines/>
+      <w:jc w:val="center"/>
     </w:pPr>
-    <w:rPr>
-      <w:sz w:val="24"/>
-      <w:szCs w:val="24"/>
-    </w:rPr>
   </w:style>
   <w:style w:customStyle="1" w:styleId="AbstractTitle" w:type="paragraph">
     <w:name w:val="Abstract Title"/>
@@ -11564,13 +11554,15 @@
     <w:pPr>
       <w:keepNext/>
       <w:keepLines/>
+      <w:jc w:val="center"/>
       <w:spacing w:after="0" w:before="300"/>
-      <w:jc w:val="center"/>
     </w:pPr>
     <w:rPr>
-      <w:b/>
       <w:sz w:val="20"/>
       <w:szCs w:val="20"/>
+      <w:b/>
+      <w:color w:val="345A8A"/>
+      &gt;
     </w:rPr>
   </w:style>
   <w:style w:customStyle="1" w:styleId="Abstract" w:type="paragraph">
@@ -11597,322 +11589,192 @@
     <w:rPr/>
   </w:style>
   <w:style w:styleId="Heading1" w:type="paragraph">
-    <w:name w:val="heading 1"/>
+    <w:name w:val="Heading 1"/>
     <w:basedOn w:val="Normal"/>
     <w:next w:val="BodyText"/>
-    <w:link w:val="Heading1Char"/>
     <w:uiPriority w:val="9"/>
     <w:qFormat/>
-    <w:rsid w:val="00A10FD9"/>
     <w:pPr>
       <w:keepNext/>
       <w:keepLines/>
-      <w:spacing w:after="80" w:before="360"/>
+      <w:spacing w:after="0" w:before="480"/>
       <w:outlineLvl w:val="0"/>
       <w:pageBreakBefore/>
     </w:pPr>
     <w:rPr>
       <w:rFonts w:asciiTheme="majorHAnsi" w:cstheme="majorBidi" w:eastAsiaTheme="majorEastAsia" w:hAnsiTheme="majorHAnsi"/>
-      <w:color w:themeColor="accent1" w:themeShade="BF" w:val="000000"/>
-      <w:sz w:val="40"/>
-      <w:szCs w:val="40"/>
+      <w:b/>
+      <w:bCs/>
+      <w:color w:themeColor="accent1" w:val="000000"/>
+      <w:sz w:val="32"/>
+      <w:szCs w:val="32"/>
     </w:rPr>
   </w:style>
   <w:style w:styleId="Heading2" w:type="paragraph">
-    <w:name w:val="heading 2"/>
+    <w:name w:val="Heading 2"/>
     <w:basedOn w:val="Normal"/>
     <w:next w:val="BodyText"/>
-    <w:link w:val="Heading2Char"/>
     <w:uiPriority w:val="9"/>
-    <w:semiHidden/>
     <w:unhideWhenUsed/>
     <w:qFormat/>
-    <w:rsid w:val="00A10FD9"/>
     <w:pPr>
       <w:keepNext/>
       <w:keepLines/>
-      <w:spacing w:after="80" w:before="160"/>
+      <w:spacing w:after="0" w:before="200"/>
       <w:outlineLvl w:val="1"/>
     </w:pPr>
     <w:rPr>
       <w:rFonts w:asciiTheme="majorHAnsi" w:cstheme="majorBidi" w:eastAsiaTheme="majorEastAsia" w:hAnsiTheme="majorHAnsi"/>
-      <w:color w:themeColor="accent1" w:themeShade="BF" w:val="000000"/>
-      <w:sz w:val="32"/>
-      <w:szCs w:val="32"/>
-    </w:rPr>
-  </w:style>
-  <w:style w:styleId="Heading3" w:type="paragraph">
-    <w:name w:val="heading 3"/>
-    <w:basedOn w:val="Normal"/>
-    <w:next w:val="BodyText"/>
-    <w:link w:val="Heading3Char"/>
-    <w:uiPriority w:val="9"/>
-    <w:semiHidden/>
-    <w:unhideWhenUsed/>
-    <w:qFormat/>
-    <w:rsid w:val="00A10FD9"/>
-    <w:pPr>
-      <w:keepNext/>
-      <w:keepLines/>
-      <w:spacing w:after="80" w:before="160"/>
-      <w:outlineLvl w:val="2"/>
-    </w:pPr>
-    <w:rPr>
-      <w:rFonts w:cstheme="majorBidi" w:eastAsiaTheme="majorEastAsia"/>
-      <w:color w:themeColor="accent1" w:themeShade="BF" w:val="000000"/>
+      <w:b/>
+      <w:bCs/>
+      <w:color w:themeColor="accent1" w:val="000000"/>
       <w:sz w:val="28"/>
       <w:szCs w:val="28"/>
     </w:rPr>
   </w:style>
-  <w:style w:styleId="Heading4" w:type="paragraph">
-    <w:name w:val="heading 4"/>
+  <w:style w:styleId="Heading3" w:type="paragraph">
+    <w:name w:val="Heading 3"/>
     <w:basedOn w:val="Normal"/>
     <w:next w:val="BodyText"/>
-    <w:link w:val="Heading4Char"/>
     <w:uiPriority w:val="9"/>
-    <w:semiHidden/>
     <w:unhideWhenUsed/>
     <w:qFormat/>
-    <w:rsid w:val="00A10FD9"/>
     <w:pPr>
       <w:keepNext/>
       <w:keepLines/>
-      <w:spacing w:after="40" w:before="80"/>
+      <w:spacing w:after="0" w:before="200"/>
+      <w:outlineLvl w:val="2"/>
+    </w:pPr>
+    <w:rPr>
+      <w:rFonts w:asciiTheme="majorHAnsi" w:cstheme="majorBidi" w:eastAsiaTheme="majorEastAsia" w:hAnsiTheme="majorHAnsi"/>
+      <w:b/>
+      <w:bCs/>
+      <w:color w:themeColor="accent1" w:val="000000"/>
+      <w:sz w:val="24"/>
+      <w:szCs w:val="24"/>
+    </w:rPr>
+  </w:style>
+  <w:style w:styleId="Heading4" w:type="paragraph">
+    <w:name w:val="Heading 4"/>
+    <w:basedOn w:val="Normal"/>
+    <w:next w:val="BodyText"/>
+    <w:uiPriority w:val="9"/>
+    <w:unhideWhenUsed/>
+    <w:qFormat/>
+    <w:pPr>
+      <w:keepNext/>
+      <w:keepLines/>
+      <w:spacing w:after="0" w:before="200"/>
       <w:outlineLvl w:val="3"/>
     </w:pPr>
     <w:rPr>
-      <w:rFonts w:cstheme="majorBidi" w:eastAsiaTheme="majorEastAsia"/>
+      <w:rFonts w:asciiTheme="majorHAnsi" w:cstheme="majorBidi" w:eastAsiaTheme="majorEastAsia" w:hAnsiTheme="majorHAnsi"/>
       <w:i/>
-      <w:iCs/>
-      <w:color w:themeColor="accent1" w:themeShade="BF" w:val="000000"/>
+      <w:bCs/>
+      <w:color w:themeColor="accent1" w:val="000000"/>
+      <w:sz w:val="24"/>
+      <w:szCs w:val="24"/>
     </w:rPr>
   </w:style>
   <w:style w:styleId="Heading5" w:type="paragraph">
-    <w:name w:val="heading 5"/>
+    <w:name w:val="Heading 5"/>
     <w:basedOn w:val="Normal"/>
     <w:next w:val="BodyText"/>
-    <w:link w:val="Heading5Char"/>
     <w:uiPriority w:val="9"/>
-    <w:semiHidden/>
     <w:unhideWhenUsed/>
     <w:qFormat/>
-    <w:rsid w:val="00A10FD9"/>
     <w:pPr>
       <w:keepNext/>
       <w:keepLines/>
-      <w:spacing w:after="40" w:before="80"/>
+      <w:spacing w:after="0" w:before="200"/>
       <w:outlineLvl w:val="4"/>
     </w:pPr>
     <w:rPr>
-      <w:rFonts w:cstheme="majorBidi" w:eastAsiaTheme="majorEastAsia"/>
-      <w:color w:themeColor="accent1" w:themeShade="BF" w:val="000000"/>
+      <w:rFonts w:asciiTheme="majorHAnsi" w:cstheme="majorBidi" w:eastAsiaTheme="majorEastAsia" w:hAnsiTheme="majorHAnsi"/>
+      <w:iCs/>
+      <w:color w:themeColor="accent1" w:val="000000"/>
+      <w:sz w:val="24"/>
+      <w:szCs w:val="24"/>
     </w:rPr>
   </w:style>
   <w:style w:styleId="Heading6" w:type="paragraph">
-    <w:name w:val="heading 6"/>
+    <w:name w:val="Heading 6"/>
     <w:basedOn w:val="Normal"/>
     <w:next w:val="BodyText"/>
-    <w:link w:val="Heading6Char"/>
     <w:uiPriority w:val="9"/>
-    <w:semiHidden/>
     <w:unhideWhenUsed/>
     <w:qFormat/>
-    <w:rsid w:val="00A10FD9"/>
     <w:pPr>
       <w:keepNext/>
       <w:keepLines/>
-      <w:spacing w:after="0" w:before="40"/>
+      <w:spacing w:after="0" w:before="200"/>
       <w:outlineLvl w:val="5"/>
     </w:pPr>
     <w:rPr>
-      <w:rFonts w:cstheme="majorBidi" w:eastAsiaTheme="majorEastAsia"/>
-      <w:i/>
-      <w:iCs/>
-      <w:color w:themeColor="text1" w:themeTint="A6" w:val="595959"/>
+      <w:rFonts w:asciiTheme="majorHAnsi" w:cstheme="majorBidi" w:eastAsiaTheme="majorEastAsia" w:hAnsiTheme="majorHAnsi"/>
+      <w:color w:themeColor="accent1" w:val="4F81BD"/>
+      <w:sz w:val="24"/>
+      <w:szCs w:val="24"/>
     </w:rPr>
   </w:style>
   <w:style w:styleId="Heading7" w:type="paragraph">
-    <w:name w:val="heading 7"/>
+    <w:name w:val="Heading 7"/>
     <w:basedOn w:val="Normal"/>
     <w:next w:val="BodyText"/>
-    <w:link w:val="Heading7Char"/>
     <w:uiPriority w:val="9"/>
-    <w:semiHidden/>
     <w:unhideWhenUsed/>
     <w:qFormat/>
-    <w:rsid w:val="00A10FD9"/>
     <w:pPr>
       <w:keepNext/>
       <w:keepLines/>
-      <w:spacing w:after="0" w:before="40"/>
+      <w:spacing w:after="0" w:before="200"/>
       <w:outlineLvl w:val="6"/>
     </w:pPr>
     <w:rPr>
-      <w:rFonts w:cstheme="majorBidi" w:eastAsiaTheme="majorEastAsia"/>
-      <w:color w:themeColor="text1" w:themeTint="A6" w:val="595959"/>
+      <w:rFonts w:asciiTheme="majorHAnsi" w:cstheme="majorBidi" w:eastAsiaTheme="majorEastAsia" w:hAnsiTheme="majorHAnsi"/>
+      <w:color w:themeColor="accent1" w:val="4F81BD"/>
+      <w:sz w:val="24"/>
+      <w:szCs w:val="24"/>
     </w:rPr>
   </w:style>
   <w:style w:styleId="Heading8" w:type="paragraph">
-    <w:name w:val="heading 8"/>
+    <w:name w:val="Heading 8"/>
     <w:basedOn w:val="Normal"/>
     <w:next w:val="BodyText"/>
-    <w:link w:val="Heading8Char"/>
     <w:uiPriority w:val="9"/>
-    <w:semiHidden/>
     <w:unhideWhenUsed/>
     <w:qFormat/>
-    <w:rsid w:val="00A10FD9"/>
     <w:pPr>
       <w:keepNext/>
       <w:keepLines/>
-      <w:spacing w:after="0"/>
+      <w:spacing w:after="0" w:before="200"/>
       <w:outlineLvl w:val="7"/>
     </w:pPr>
     <w:rPr>
-      <w:rFonts w:cstheme="majorBidi" w:eastAsiaTheme="majorEastAsia"/>
-      <w:i/>
-      <w:iCs/>
-      <w:color w:themeColor="text1" w:themeTint="D8" w:val="272727"/>
+      <w:rFonts w:asciiTheme="majorHAnsi" w:cstheme="majorBidi" w:eastAsiaTheme="majorEastAsia" w:hAnsiTheme="majorHAnsi"/>
+      <w:color w:themeColor="accent1" w:val="4F81BD"/>
+      <w:sz w:val="24"/>
+      <w:szCs w:val="24"/>
     </w:rPr>
   </w:style>
   <w:style w:styleId="Heading9" w:type="paragraph">
-    <w:name w:val="heading 9"/>
+    <w:name w:val="Heading 9"/>
     <w:basedOn w:val="Normal"/>
     <w:next w:val="BodyText"/>
-    <w:link w:val="Heading9Char"/>
     <w:uiPriority w:val="9"/>
-    <w:semiHidden/>
     <w:unhideWhenUsed/>
     <w:qFormat/>
-    <w:rsid w:val="00A10FD9"/>
     <w:pPr>
       <w:keepNext/>
       <w:keepLines/>
-      <w:spacing w:after="0"/>
+      <w:spacing w:after="0" w:before="200"/>
       <w:outlineLvl w:val="8"/>
     </w:pPr>
     <w:rPr>
-      <w:rFonts w:cstheme="majorBidi" w:eastAsiaTheme="majorEastAsia"/>
-      <w:color w:themeColor="text1" w:themeTint="D8" w:val="272727"/>
-    </w:rPr>
-  </w:style>
-  <w:style w:customStyle="1" w:styleId="Heading1Char" w:type="character">
-    <w:name w:val="Heading 1 Char"/>
-    <w:basedOn w:val="DefaultParagraphFont"/>
-    <w:link w:val="Heading1"/>
-    <w:uiPriority w:val="9"/>
-    <w:rsid w:val="00A10FD9"/>
-    <w:rPr>
       <w:rFonts w:asciiTheme="majorHAnsi" w:cstheme="majorBidi" w:eastAsiaTheme="majorEastAsia" w:hAnsiTheme="majorHAnsi"/>
-      <w:color w:themeColor="accent1" w:themeShade="BF" w:val="0F4761"/>
-      <w:sz w:val="40"/>
-      <w:szCs w:val="40"/>
-    </w:rPr>
-  </w:style>
-  <w:style w:customStyle="1" w:styleId="Heading2Char" w:type="character">
-    <w:name w:val="Heading 2 Char"/>
-    <w:basedOn w:val="DefaultParagraphFont"/>
-    <w:link w:val="Heading2"/>
-    <w:uiPriority w:val="9"/>
-    <w:semiHidden/>
-    <w:rsid w:val="00A10FD9"/>
-    <w:rPr>
-      <w:rFonts w:asciiTheme="majorHAnsi" w:cstheme="majorBidi" w:eastAsiaTheme="majorEastAsia" w:hAnsiTheme="majorHAnsi"/>
-      <w:color w:themeColor="accent1" w:themeShade="BF" w:val="0F4761"/>
-      <w:sz w:val="32"/>
-      <w:szCs w:val="32"/>
-    </w:rPr>
-  </w:style>
-  <w:style w:customStyle="1" w:styleId="Heading3Char" w:type="character">
-    <w:name w:val="Heading 3 Char"/>
-    <w:basedOn w:val="DefaultParagraphFont"/>
-    <w:link w:val="Heading3"/>
-    <w:uiPriority w:val="9"/>
-    <w:semiHidden/>
-    <w:rsid w:val="00A10FD9"/>
-    <w:rPr>
-      <w:rFonts w:cstheme="majorBidi" w:eastAsiaTheme="majorEastAsia"/>
-      <w:color w:themeColor="accent1" w:themeShade="BF" w:val="0F4761"/>
-      <w:sz w:val="28"/>
-      <w:szCs w:val="28"/>
-    </w:rPr>
-  </w:style>
-  <w:style w:customStyle="1" w:styleId="Heading4Char" w:type="character">
-    <w:name w:val="Heading 4 Char"/>
-    <w:basedOn w:val="DefaultParagraphFont"/>
-    <w:link w:val="Heading4"/>
-    <w:uiPriority w:val="9"/>
-    <w:semiHidden/>
-    <w:rsid w:val="00A10FD9"/>
-    <w:rPr>
-      <w:rFonts w:cstheme="majorBidi" w:eastAsiaTheme="majorEastAsia"/>
-      <w:i/>
-      <w:iCs/>
-      <w:color w:themeColor="accent1" w:themeShade="BF" w:val="0F4761"/>
-    </w:rPr>
-  </w:style>
-  <w:style w:customStyle="1" w:styleId="Heading5Char" w:type="character">
-    <w:name w:val="Heading 5 Char"/>
-    <w:basedOn w:val="DefaultParagraphFont"/>
-    <w:link w:val="Heading5"/>
-    <w:uiPriority w:val="9"/>
-    <w:semiHidden/>
-    <w:rsid w:val="00A10FD9"/>
-    <w:rPr>
-      <w:rFonts w:cstheme="majorBidi" w:eastAsiaTheme="majorEastAsia"/>
-      <w:color w:themeColor="accent1" w:themeShade="BF" w:val="0F4761"/>
-    </w:rPr>
-  </w:style>
-  <w:style w:customStyle="1" w:styleId="Heading6Char" w:type="character">
-    <w:name w:val="Heading 6 Char"/>
-    <w:basedOn w:val="DefaultParagraphFont"/>
-    <w:link w:val="Heading6"/>
-    <w:uiPriority w:val="9"/>
-    <w:semiHidden/>
-    <w:rsid w:val="00A10FD9"/>
-    <w:rPr>
-      <w:rFonts w:cstheme="majorBidi" w:eastAsiaTheme="majorEastAsia"/>
-      <w:i/>
-      <w:iCs/>
-      <w:color w:themeColor="text1" w:themeTint="A6" w:val="595959"/>
-    </w:rPr>
-  </w:style>
-  <w:style w:customStyle="1" w:styleId="Heading7Char" w:type="character">
-    <w:name w:val="Heading 7 Char"/>
-    <w:basedOn w:val="DefaultParagraphFont"/>
-    <w:link w:val="Heading7"/>
-    <w:uiPriority w:val="9"/>
-    <w:semiHidden/>
-    <w:rsid w:val="00A10FD9"/>
-    <w:rPr>
-      <w:rFonts w:cstheme="majorBidi" w:eastAsiaTheme="majorEastAsia"/>
-      <w:color w:themeColor="text1" w:themeTint="A6" w:val="595959"/>
-    </w:rPr>
-  </w:style>
-  <w:style w:customStyle="1" w:styleId="Heading8Char" w:type="character">
-    <w:name w:val="Heading 8 Char"/>
-    <w:basedOn w:val="DefaultParagraphFont"/>
-    <w:link w:val="Heading8"/>
-    <w:uiPriority w:val="9"/>
-    <w:semiHidden/>
-    <w:rsid w:val="00A10FD9"/>
-    <w:rPr>
-      <w:rFonts w:cstheme="majorBidi" w:eastAsiaTheme="majorEastAsia"/>
-      <w:i/>
-      <w:iCs/>
-      <w:color w:themeColor="text1" w:themeTint="D8" w:val="272727"/>
-    </w:rPr>
-  </w:style>
-  <w:style w:customStyle="1" w:styleId="Heading9Char" w:type="character">
-    <w:name w:val="Heading 9 Char"/>
-    <w:basedOn w:val="DefaultParagraphFont"/>
-    <w:link w:val="Heading9"/>
-    <w:uiPriority w:val="9"/>
-    <w:semiHidden/>
-    <w:rsid w:val="00A10FD9"/>
-    <w:rPr>
-      <w:rFonts w:cstheme="majorBidi" w:eastAsiaTheme="majorEastAsia"/>
-      <w:color w:themeColor="text1" w:themeTint="D8" w:val="272727"/>
+      <w:color w:themeColor="accent1" w:val="4F81BD"/>
+      <w:sz w:val="24"/>
+      <w:szCs w:val="24"/>
     </w:rPr>
   </w:style>
   <w:style w:styleId="BlockText" w:type="paragraph">
@@ -11935,18 +11797,6 @@
     <w:unhideWhenUsed/>
     <w:qFormat/>
   </w:style>
-  <w:style w:styleId="FootnoteBlockText" w:type="paragraph">
-    <w:name w:val="Footnote Block Text"/>
-    <w:basedOn w:val="FootnoteText"/>
-    <w:next w:val="FootnoteText"/>
-    <w:uiPriority w:val="9"/>
-    <w:unhideWhenUsed/>
-    <w:qFormat/>
-    <w:pPr>
-      <w:spacing w:after="100" w:before="100"/>
-      <w:ind w:firstLine="0" w:left="480" w:right="480"/>
-    </w:pPr>
-  </w:style>
   <w:style w:default="1" w:styleId="DefaultParagraphFont" w:type="character">
     <w:name w:val="Default Paragraph Font"/>
     <w:semiHidden/>
@@ -11968,11 +11818,18 @@
       </w:tblCellMar>
     </w:tblPr>
     <w:tblStylePr w:type="firstRow">
+      <w:tblPr>
+        <w:jc w:val="left"/>
+        <w:tblInd w:type="dxa" w:w="0"/>
+      </w:tblPr>
+      <w:trPr>
+        <w:jc w:val="left"/>
+      </w:trPr>
       <w:tcPr>
+        <w:vAlign w:val="bottom"/>
         <w:tcBorders>
           <w:bottom w:val="single"/>
         </w:tcBorders>
-        <w:vAlign w:val="bottom"/>
       </w:tcPr>
     </w:tblStylePr>
   </w:style>
@@ -12087,8 +11944,8 @@
     <w:name w:val="KeywordTok"/>
     <w:basedOn w:val="VerbatimChar"/>
     <w:rPr>
+      <w:color w:val="007020"/>
       <w:b/>
-      <w:color w:val="007020"/>
     </w:rPr>
   </w:style>
   <w:style w:type="character" w:customStyle="1" w:styleId="DataTypeTok">
@@ -12165,42 +12022,42 @@
     <w:name w:val="ImportTok"/>
     <w:basedOn w:val="VerbatimChar"/>
     <w:rPr>
+      <w:color w:val="008000"/>
       <w:b/>
-      <w:color w:val="008000"/>
     </w:rPr>
   </w:style>
   <w:style w:type="character" w:customStyle="1" w:styleId="CommentTok">
     <w:name w:val="CommentTok"/>
     <w:basedOn w:val="VerbatimChar"/>
     <w:rPr>
+      <w:color w:val="60a0b0"/>
       <w:i/>
-      <w:color w:val="60a0b0"/>
     </w:rPr>
   </w:style>
   <w:style w:type="character" w:customStyle="1" w:styleId="DocumentationTok">
     <w:name w:val="DocumentationTok"/>
     <w:basedOn w:val="VerbatimChar"/>
     <w:rPr>
+      <w:color w:val="ba2121"/>
       <w:i/>
-      <w:color w:val="ba2121"/>
     </w:rPr>
   </w:style>
   <w:style w:type="character" w:customStyle="1" w:styleId="AnnotationTok">
     <w:name w:val="AnnotationTok"/>
     <w:basedOn w:val="VerbatimChar"/>
     <w:rPr>
+      <w:color w:val="60a0b0"/>
       <w:b/>
       <w:i/>
-      <w:color w:val="60a0b0"/>
     </w:rPr>
   </w:style>
   <w:style w:type="character" w:customStyle="1" w:styleId="CommentVarTok">
     <w:name w:val="CommentVarTok"/>
     <w:basedOn w:val="VerbatimChar"/>
     <w:rPr>
+      <w:color w:val="60a0b0"/>
       <w:b/>
       <w:i/>
-      <w:color w:val="60a0b0"/>
     </w:rPr>
   </w:style>
   <w:style w:type="character" w:customStyle="1" w:styleId="OtherTok">
@@ -12228,8 +12085,8 @@
     <w:name w:val="ControlFlowTok"/>
     <w:basedOn w:val="VerbatimChar"/>
     <w:rPr>
+      <w:color w:val="007020"/>
       <w:b/>
-      <w:color w:val="007020"/>
     </w:rPr>
   </w:style>
   <w:style w:type="character" w:customStyle="1" w:styleId="OperatorTok">
@@ -12274,34 +12131,34 @@
     <w:name w:val="InformationTok"/>
     <w:basedOn w:val="VerbatimChar"/>
     <w:rPr>
+      <w:color w:val="60a0b0"/>
       <w:b/>
       <w:i/>
-      <w:color w:val="60a0b0"/>
     </w:rPr>
   </w:style>
   <w:style w:type="character" w:customStyle="1" w:styleId="WarningTok">
     <w:name w:val="WarningTok"/>
     <w:basedOn w:val="VerbatimChar"/>
     <w:rPr>
+      <w:color w:val="60a0b0"/>
       <w:b/>
       <w:i/>
-      <w:color w:val="60a0b0"/>
     </w:rPr>
   </w:style>
   <w:style w:type="character" w:customStyle="1" w:styleId="AlertTok">
     <w:name w:val="AlertTok"/>
     <w:basedOn w:val="VerbatimChar"/>
     <w:rPr>
+      <w:color w:val="ff0000"/>
       <w:b/>
-      <w:color w:val="ff0000"/>
     </w:rPr>
   </w:style>
   <w:style w:type="character" w:customStyle="1" w:styleId="ErrorTok">
     <w:name w:val="ErrorTok"/>
     <w:basedOn w:val="VerbatimChar"/>
     <w:rPr>
+      <w:color w:val="ff0000"/>
       <w:b/>
-      <w:color w:val="ff0000"/>
     </w:rPr>
   </w:style>
   <w:style w:type="character" w:customStyle="1" w:styleId="NormalTok">
@@ -12309,7 +12166,7 @@
     <w:basedOn w:val="VerbatimChar"/>
     <w:rPr/>
   </w:style>
-  <w:style w:type="paragraph" w:customStyle="1" w:styleId="SpecObjectHeader">
+  <w:style w:type="paragraph" w:styleId="SpecObjectHeader" w:customStyle="1">
     <w:name w:val="Spec Object Header"/>
     <w:basedOn w:val="Normal"/>
     <w:next w:val="FirstParagraph"/>
@@ -12320,7 +12177,7 @@
       <w:outlineLvl w:val="0"/>
     </w:pPr>
     <w:rPr>
-      <w:rFonts w:ascii="Calibri Light" w:hAnsi="Calibri Light" w:cs="Calibri Light"/>
+      <w:rFonts w:cs="Calibri Light" w:hAnsi="Calibri Light" w:ascii="Calibri Light"/>
       <w:b/>
       <w:bCs/>
       <w:color w:val="0F4C64"/>
@@ -12342,44 +12199,44 @@
         <a:sysClr val="window" lastClr="FFFFFF"/>
       </a:lt1>
       <a:dk2>
-        <a:srgbClr val="0E2841"/>
+        <a:srgbClr val="1F497D"/>
       </a:dk2>
       <a:lt2>
-        <a:srgbClr val="E8E8E8"/>
+        <a:srgbClr val="EEECE1"/>
       </a:lt2>
       <a:accent1>
-        <a:srgbClr val="156082"/>
+        <a:srgbClr val="4F81BD"/>
       </a:accent1>
       <a:accent2>
-        <a:srgbClr val="E97132"/>
+        <a:srgbClr val="C0504D"/>
       </a:accent2>
       <a:accent3>
-        <a:srgbClr val="196B24"/>
+        <a:srgbClr val="9BBB59"/>
       </a:accent3>
       <a:accent4>
-        <a:srgbClr val="0F9ED5"/>
+        <a:srgbClr val="8064A2"/>
       </a:accent4>
       <a:accent5>
-        <a:srgbClr val="A02B93"/>
+        <a:srgbClr val="4BACC6"/>
       </a:accent5>
       <a:accent6>
-        <a:srgbClr val="4EA72E"/>
+        <a:srgbClr val="F79646"/>
       </a:accent6>
       <a:hlink>
-        <a:srgbClr val="467886"/>
+        <a:srgbClr val="0000FF"/>
       </a:hlink>
       <a:folHlink>
-        <a:srgbClr val="96607D"/>
+        <a:srgbClr val="800080"/>
       </a:folHlink>
     </a:clrScheme>
     <a:fontScheme name="Office">
       <a:majorFont>
-        <a:latin typeface="Aptos Display" panose="02110004020202020204"/>
+        <a:latin typeface="Calibri"/>
         <a:ea typeface=""/>
         <a:cs typeface=""/>
-        <a:font script="Jpan" typeface="游ゴシック Light"/>
+        <a:font script="Jpan" typeface="ＭＳ ゴシック"/>
         <a:font script="Hang" typeface="맑은 고딕"/>
-        <a:font script="Hans" typeface="等线 Light"/>
+        <a:font script="Hans" typeface="宋体"/>
         <a:font script="Hant" typeface="新細明體"/>
         <a:font script="Arab" typeface="Times New Roman"/>
         <a:font script="Hebr" typeface="Times New Roman"/>
@@ -12406,32 +12263,14 @@
         <a:font script="Mong" typeface="Mongolian Baiti"/>
         <a:font script="Viet" typeface="Times New Roman"/>
         <a:font script="Uigh" typeface="Microsoft Uighur"/>
-        <a:font script="Geor" typeface="Sylfaen"/>
-        <a:font script="Armn" typeface="Arial"/>
-        <a:font script="Bugi" typeface="Leelawadee UI"/>
-        <a:font script="Bopo" typeface="Microsoft JhengHei"/>
-        <a:font script="Java" typeface="Javanese Text"/>
-        <a:font script="Lisu" typeface="Segoe UI"/>
-        <a:font script="Mymr" typeface="Myanmar Text"/>
-        <a:font script="Nkoo" typeface="Ebrima"/>
-        <a:font script="Olck" typeface="Nirmala UI"/>
-        <a:font script="Osma" typeface="Ebrima"/>
-        <a:font script="Phag" typeface="Phagspa"/>
-        <a:font script="Syrn" typeface="Estrangelo Edessa"/>
-        <a:font script="Syrj" typeface="Estrangelo Edessa"/>
-        <a:font script="Syre" typeface="Estrangelo Edessa"/>
-        <a:font script="Sora" typeface="Nirmala UI"/>
-        <a:font script="Tale" typeface="Microsoft Tai Le"/>
-        <a:font script="Talu" typeface="Microsoft New Tai Lue"/>
-        <a:font script="Tfng" typeface="Ebrima"/>
       </a:majorFont>
       <a:minorFont>
-        <a:latin typeface="Aptos" panose="02110004020202020204"/>
+        <a:latin typeface="Cambria"/>
         <a:ea typeface=""/>
         <a:cs typeface=""/>
-        <a:font script="Jpan" typeface="游明朝"/>
+        <a:font script="Jpan" typeface="ＭＳ 明朝"/>
         <a:font script="Hang" typeface="맑은 고딕"/>
-        <a:font script="Hans" typeface="等线"/>
+        <a:font script="Hans" typeface="宋体"/>
         <a:font script="Hant" typeface="新細明體"/>
         <a:font script="Arab" typeface="Arial"/>
         <a:font script="Hebr" typeface="Arial"/>
@@ -12458,24 +12297,6 @@
         <a:font script="Mong" typeface="Mongolian Baiti"/>
         <a:font script="Viet" typeface="Arial"/>
         <a:font script="Uigh" typeface="Microsoft Uighur"/>
-        <a:font script="Geor" typeface="Sylfaen"/>
-        <a:font script="Armn" typeface="Arial"/>
-        <a:font script="Bugi" typeface="Leelawadee UI"/>
-        <a:font script="Bopo" typeface="Microsoft JhengHei"/>
-        <a:font script="Java" typeface="Javanese Text"/>
-        <a:font script="Lisu" typeface="Segoe UI"/>
-        <a:font script="Mymr" typeface="Myanmar Text"/>
-        <a:font script="Nkoo" typeface="Ebrima"/>
-        <a:font script="Olck" typeface="Nirmala UI"/>
-        <a:font script="Osma" typeface="Ebrima"/>
-        <a:font script="Phag" typeface="Phagspa"/>
-        <a:font script="Syrn" typeface="Estrangelo Edessa"/>
-        <a:font script="Syrj" typeface="Estrangelo Edessa"/>
-        <a:font script="Syre" typeface="Estrangelo Edessa"/>
-        <a:font script="Sora" typeface="Nirmala UI"/>
-        <a:font script="Tale" typeface="Microsoft Tai Le"/>
-        <a:font script="Talu" typeface="Microsoft New Tai Lue"/>
-        <a:font script="Tfng" typeface="Ebrima"/>
       </a:minorFont>
     </a:fontScheme>
     <a:fmtScheme name="Office">
@@ -12487,141 +12308,200 @@
           <a:gsLst>
             <a:gs pos="0">
               <a:schemeClr val="phClr">
-                <a:lumMod val="110000"/>
-                <a:satMod val="105000"/>
-                <a:tint val="67000"/>
+                <a:tint val="50000"/>
+                <a:satMod val="300000"/>
               </a:schemeClr>
             </a:gs>
-            <a:gs pos="50000">
+            <a:gs pos="35000">
               <a:schemeClr val="phClr">
-                <a:lumMod val="105000"/>
-                <a:satMod val="103000"/>
-                <a:tint val="73000"/>
+                <a:tint val="37000"/>
+                <a:satMod val="300000"/>
               </a:schemeClr>
             </a:gs>
             <a:gs pos="100000">
               <a:schemeClr val="phClr">
-                <a:lumMod val="105000"/>
-                <a:satMod val="109000"/>
-                <a:tint val="81000"/>
+                <a:tint val="15000"/>
+                <a:satMod val="350000"/>
               </a:schemeClr>
             </a:gs>
           </a:gsLst>
-          <a:lin ang="5400000" scaled="0"/>
+          <a:lin ang="16200000" scaled="1"/>
         </a:gradFill>
         <a:gradFill rotWithShape="1">
           <a:gsLst>
             <a:gs pos="0">
               <a:schemeClr val="phClr">
-                <a:satMod val="103000"/>
-                <a:lumMod val="102000"/>
-                <a:tint val="94000"/>
-              </a:schemeClr>
-            </a:gs>
-            <a:gs pos="50000">
-              <a:schemeClr val="phClr">
-                <a:satMod val="110000"/>
-                <a:lumMod val="100000"/>
+                <a:tint val="100000"/>
                 <a:shade val="100000"/>
+                <a:satMod val="130000"/>
               </a:schemeClr>
             </a:gs>
             <a:gs pos="100000">
               <a:schemeClr val="phClr">
-                <a:lumMod val="99000"/>
-                <a:satMod val="120000"/>
-                <a:shade val="78000"/>
+                <a:tint val="50000"/>
+                <a:shade val="100000"/>
+                <a:satMod val="350000"/>
               </a:schemeClr>
             </a:gs>
           </a:gsLst>
-          <a:lin ang="5400000" scaled="0"/>
+          <a:lin ang="16200000" scaled="0"/>
         </a:gradFill>
       </a:fillStyleLst>
       <a:lnStyleLst>
-        <a:ln w="6350" cap="flat" cmpd="sng" algn="ctr">
+        <a:ln w="9525" cap="flat" cmpd="sng" algn="ctr">
+          <a:solidFill>
+            <a:schemeClr val="phClr">
+              <a:shade val="95000"/>
+              <a:satMod val="105000"/>
+            </a:schemeClr>
+          </a:solidFill>
+          <a:prstDash val="solid"/>
+        </a:ln>
+        <a:ln w="25400" cap="flat" cmpd="sng" algn="ctr">
           <a:solidFill>
             <a:schemeClr val="phClr"/>
           </a:solidFill>
           <a:prstDash val="solid"/>
-          <a:miter lim="800000"/>
         </a:ln>
-        <a:ln w="12700" cap="flat" cmpd="sng" algn="ctr">
+        <a:ln w="38100" cap="flat" cmpd="sng" algn="ctr">
           <a:solidFill>
             <a:schemeClr val="phClr"/>
           </a:solidFill>
           <a:prstDash val="solid"/>
-          <a:miter lim="800000"/>
-        </a:ln>
-        <a:ln w="19050" cap="flat" cmpd="sng" algn="ctr">
-          <a:solidFill>
-            <a:schemeClr val="phClr"/>
-          </a:solidFill>
-          <a:prstDash val="solid"/>
-          <a:miter lim="800000"/>
         </a:ln>
       </a:lnStyleLst>
       <a:effectStyleLst>
         <a:effectStyle>
-          <a:effectLst/>
-        </a:effectStyle>
-        <a:effectStyle>
-          <a:effectLst/>
+          <a:effectLst>
+            <a:outerShdw blurRad="40000" dist="20000" dir="5400000" rotWithShape="0">
+              <a:srgbClr val="000000">
+                <a:alpha val="38000"/>
+              </a:srgbClr>
+            </a:outerShdw>
+          </a:effectLst>
         </a:effectStyle>
         <a:effectStyle>
           <a:effectLst>
-            <a:outerShdw blurRad="57150" dist="19050" dir="5400000" algn="ctr" rotWithShape="0">
+            <a:outerShdw blurRad="40000" dist="23000" dir="5400000" rotWithShape="0">
               <a:srgbClr val="000000">
-                <a:alpha val="63000"/>
+                <a:alpha val="35000"/>
               </a:srgbClr>
             </a:outerShdw>
           </a:effectLst>
+        </a:effectStyle>
+        <a:effectStyle>
+          <a:effectLst>
+            <a:outerShdw blurRad="40000" dist="23000" dir="5400000" rotWithShape="0">
+              <a:srgbClr val="000000">
+                <a:alpha val="35000"/>
+              </a:srgbClr>
+            </a:outerShdw>
+          </a:effectLst>
+          <a:scene3d>
+            <a:camera prst="orthographicFront">
+              <a:rot lat="0" lon="0" rev="0"/>
+            </a:camera>
+            <a:lightRig rig="threePt" dir="t">
+              <a:rot lat="0" lon="0" rev="1200000"/>
+            </a:lightRig>
+          </a:scene3d>
+          <a:sp3d>
+            <a:bevelT w="63500" h="25400"/>
+          </a:sp3d>
         </a:effectStyle>
       </a:effectStyleLst>
       <a:bgFillStyleLst>
         <a:solidFill>
           <a:schemeClr val="phClr"/>
         </a:solidFill>
-        <a:solidFill>
-          <a:schemeClr val="phClr">
-            <a:tint val="95000"/>
-            <a:satMod val="170000"/>
-          </a:schemeClr>
-        </a:solidFill>
         <a:gradFill rotWithShape="1">
           <a:gsLst>
             <a:gs pos="0">
               <a:schemeClr val="phClr">
-                <a:tint val="93000"/>
-                <a:satMod val="150000"/>
-                <a:shade val="98000"/>
-                <a:lumMod val="102000"/>
+                <a:tint val="40000"/>
+                <a:satMod val="350000"/>
               </a:schemeClr>
             </a:gs>
-            <a:gs pos="50000">
+            <a:gs pos="40000">
               <a:schemeClr val="phClr">
-                <a:tint val="98000"/>
-                <a:satMod val="130000"/>
-                <a:shade val="90000"/>
-                <a:lumMod val="103000"/>
+                <a:tint val="45000"/>
+                <a:shade val="99000"/>
+                <a:satMod val="350000"/>
               </a:schemeClr>
             </a:gs>
             <a:gs pos="100000">
               <a:schemeClr val="phClr">
-                <a:shade val="63000"/>
-                <a:satMod val="120000"/>
+                <a:shade val="20000"/>
+                <a:satMod val="255000"/>
               </a:schemeClr>
             </a:gs>
           </a:gsLst>
-          <a:lin ang="5400000" scaled="0"/>
+          <a:path path="circle">
+            <a:fillToRect l="50000" t="-80000" r="50000" b="180000"/>
+          </a:path>
+        </a:gradFill>
+        <a:gradFill rotWithShape="1">
+          <a:gsLst>
+            <a:gs pos="0">
+              <a:schemeClr val="phClr">
+                <a:tint val="80000"/>
+                <a:satMod val="300000"/>
+              </a:schemeClr>
+            </a:gs>
+            <a:gs pos="100000">
+              <a:schemeClr val="phClr">
+                <a:shade val="30000"/>
+                <a:satMod val="200000"/>
+              </a:schemeClr>
+            </a:gs>
+          </a:gsLst>
+          <a:path path="circle">
+            <a:fillToRect l="50000" t="50000" r="50000" b="50000"/>
+          </a:path>
         </a:gradFill>
       </a:bgFillStyleLst>
     </a:fmtScheme>
   </a:themeElements>
-  <a:objectDefaults/>
+  <a:objectDefaults>
+    <a:spDef>
+      <a:spPr/>
+      <a:bodyPr/>
+      <a:lstStyle/>
+      <a:style>
+        <a:lnRef idx="1">
+          <a:schemeClr val="accent1"/>
+        </a:lnRef>
+        <a:fillRef idx="3">
+          <a:schemeClr val="accent1"/>
+        </a:fillRef>
+        <a:effectRef idx="2">
+          <a:schemeClr val="accent1"/>
+        </a:effectRef>
+        <a:fontRef idx="minor">
+          <a:schemeClr val="lt1"/>
+        </a:fontRef>
+      </a:style>
+    </a:spDef>
+    <a:lnDef>
+      <a:spPr/>
+      <a:bodyPr/>
+      <a:lstStyle/>
+      <a:style>
+        <a:lnRef idx="2">
+          <a:schemeClr val="accent1"/>
+        </a:lnRef>
+        <a:fillRef idx="0">
+          <a:schemeClr val="accent1"/>
+        </a:fillRef>
+        <a:effectRef idx="1">
+          <a:schemeClr val="accent1"/>
+        </a:effectRef>
+        <a:fontRef idx="minor">
+          <a:schemeClr val="tx1"/>
+        </a:fontRef>
+      </a:style>
+    </a:lnDef>
+  </a:objectDefaults>
   <a:extraClrSchemeLst/>
-  <a:extLst>
-    <a:ext uri="{05A4C25C-085E-4340-85A3-A5531E510DB2}">
-      <thm15:themeFamily xmlns:thm15="http://schemas.microsoft.com/office/thememl/2012/main" name="Office Theme" id="{2E142A2C-CD16-42D6-873A-C26D2A0506FA}" vid="{1BDDFF52-6CD6-40A5-AB3C-68EB2F1E4D0A}"/>
-    </a:ext>
-  </a:extLst>
 </a:theme>
 </file>
--- a/manual/downloads/docx-customization.docx
+++ b/manual/downloads/docx-customization.docx
@@ -419,7 +419,7 @@
           <w:sz w:val="2"/>
         </w:rPr>
       </w:pPr>
-      <w:bookmarkStart w:id="39329" w:name="listing-src-docx-preset-structure"/>
+      <w:bookmarkStart w:name="listing-src-docx-preset-structure" w:id="39329"/>
       <w:bookmarkEnd w:id="39329"/>
     </w:p>
     <w:p>
@@ -1615,7 +1615,7 @@
           <w:sz w:val="2"/>
         </w:rPr>
       </w:pPr>
-      <w:bookmarkStart w:id="94716" w:name="csv-tbl-docx-paragraph-style"/>
+      <w:bookmarkStart w:name="csv-tbl-docx-paragraph-style" w:id="94716"/>
       <w:bookmarkEnd w:id="94716"/>
     </w:p>
     <w:p>
@@ -1652,12 +1652,12 @@
         <w:tblLook w:firstRow="1" w:lastRow="0" w:firstColumn="0" w:lastColumn="0" w:noHBand="0" w:noVBand="0" w:val="0020"/>
         <w:jc w:val="start"/>
         <w:tblBorders>
-          <w:top w:space="0" w:color="000000" w:sz="6" w:val="single"/>
-          <w:left w:space="0" w:color="000000" w:sz="6" w:val="single"/>
-          <w:bottom w:space="0" w:color="000000" w:sz="6" w:val="single"/>
-          <w:right w:space="0" w:color="000000" w:sz="6" w:val="single"/>
-          <w:insideH w:space="0" w:color="000000" w:sz="6" w:val="single"/>
-          <w:insideV w:space="0" w:color="000000" w:sz="6" w:val="single"/>
+          <w:top w:color="000000" w:val="single" w:sz="6" w:space="0"/>
+          <w:left w:color="000000" w:val="single" w:sz="6" w:space="0"/>
+          <w:bottom w:color="000000" w:val="single" w:sz="6" w:space="0"/>
+          <w:right w:color="000000" w:val="single" w:sz="6" w:space="0"/>
+          <w:insideH w:color="000000" w:val="single" w:sz="6" w:space="0"/>
+          <w:insideV w:color="000000" w:val="single" w:sz="6" w:space="0"/>
         </w:tblBorders>
         <w:tblCellMar>
           <w:top w:type="dxa" w:w="57"/>
@@ -1678,14 +1678,14 @@
         </w:trPr>
         <w:tc>
           <w:tcPr>
-            <w:shd w:fill="E8E8E8" w:color="auto" w:val="clear"/>
+            <w:shd w:val="clear" w:fill="E8E8E8" w:color="auto"/>
           </w:tcPr>
           <w:p>
             <w:pPr>
               <w:pStyle w:val="Compact"/>
               <w:jc w:val="left"/>
-              <w:ind w:left="0" w:firstLine="0" w:right="0"/>
-              <w:spacing w:before="40" w:lineRule="auto" w:line="240" w:after="40"/>
+              <w:ind w:left="0" w:right="0" w:firstLine="0"/>
+              <w:spacing w:before="40" w:after="40" w:lineRule="auto" w:line="240"/>
             </w:pPr>
             <w:r>
               <w:rPr>
@@ -1697,14 +1697,14 @@
         </w:tc>
         <w:tc>
           <w:tcPr>
-            <w:shd w:fill="E8E8E8" w:color="auto" w:val="clear"/>
+            <w:shd w:val="clear" w:fill="E8E8E8" w:color="auto"/>
           </w:tcPr>
           <w:p>
             <w:pPr>
               <w:pStyle w:val="Compact"/>
               <w:jc w:val="left"/>
-              <w:ind w:left="0" w:firstLine="0" w:right="0"/>
-              <w:spacing w:before="40" w:lineRule="auto" w:line="240" w:after="40"/>
+              <w:ind w:left="0" w:right="0" w:firstLine="0"/>
+              <w:spacing w:before="40" w:after="40" w:lineRule="auto" w:line="240"/>
             </w:pPr>
             <w:r>
               <w:rPr>
@@ -1716,14 +1716,14 @@
         </w:tc>
         <w:tc>
           <w:tcPr>
-            <w:shd w:fill="E8E8E8" w:color="auto" w:val="clear"/>
+            <w:shd w:val="clear" w:fill="E8E8E8" w:color="auto"/>
           </w:tcPr>
           <w:p>
             <w:pPr>
               <w:pStyle w:val="Compact"/>
               <w:jc w:val="left"/>
-              <w:ind w:left="0" w:firstLine="0" w:right="0"/>
-              <w:spacing w:before="40" w:lineRule="auto" w:line="240" w:after="40"/>
+              <w:ind w:left="0" w:right="0" w:firstLine="0"/>
+              <w:spacing w:before="40" w:after="40" w:lineRule="auto" w:line="240"/>
             </w:pPr>
             <w:r>
               <w:rPr>
@@ -1735,14 +1735,14 @@
         </w:tc>
         <w:tc>
           <w:tcPr>
-            <w:shd w:fill="E8E8E8" w:color="auto" w:val="clear"/>
+            <w:shd w:val="clear" w:fill="E8E8E8" w:color="auto"/>
           </w:tcPr>
           <w:p>
             <w:pPr>
               <w:pStyle w:val="Compact"/>
               <w:jc w:val="left"/>
-              <w:ind w:left="0" w:firstLine="0" w:right="0"/>
-              <w:spacing w:before="40" w:lineRule="auto" w:line="240" w:after="40"/>
+              <w:ind w:left="0" w:right="0" w:firstLine="0"/>
+              <w:spacing w:before="40" w:after="40" w:lineRule="auto" w:line="240"/>
             </w:pPr>
             <w:r>
               <w:rPr>
@@ -1760,8 +1760,8 @@
             <w:pPr>
               <w:pStyle w:val="Compact"/>
               <w:jc w:val="left"/>
-              <w:ind w:left="0" w:firstLine="0" w:right="0"/>
-              <w:spacing w:before="40" w:lineRule="auto" w:line="240" w:after="40"/>
+              <w:ind w:left="0" w:right="0" w:firstLine="0"/>
+              <w:spacing w:before="40" w:after="40" w:lineRule="auto" w:line="240"/>
             </w:pPr>
             <w:r>
               <w:rPr>
@@ -1777,8 +1777,8 @@
             <w:pPr>
               <w:pStyle w:val="Compact"/>
               <w:jc w:val="left"/>
-              <w:ind w:left="0" w:firstLine="0" w:right="0"/>
-              <w:spacing w:before="40" w:lineRule="auto" w:line="240" w:after="40"/>
+              <w:ind w:left="0" w:right="0" w:firstLine="0"/>
+              <w:spacing w:before="40" w:after="40" w:lineRule="auto" w:line="240"/>
             </w:pPr>
             <w:r>
               <w:t xml:space="preserve">string</w:t>
@@ -1791,8 +1791,8 @@
             <w:pPr>
               <w:pStyle w:val="Compact"/>
               <w:jc w:val="left"/>
-              <w:ind w:left="0" w:firstLine="0" w:right="0"/>
-              <w:spacing w:before="40" w:lineRule="auto" w:line="240" w:after="40"/>
+              <w:ind w:left="0" w:right="0" w:firstLine="0"/>
+              <w:spacing w:before="40" w:after="40" w:lineRule="auto" w:line="240"/>
             </w:pPr>
             <w:r>
               <w:t xml:space="preserve">required</w:t>
@@ -1805,8 +1805,8 @@
             <w:pPr>
               <w:pStyle w:val="Compact"/>
               <w:jc w:val="left"/>
-              <w:ind w:left="0" w:firstLine="0" w:right="0"/>
-              <w:spacing w:before="40" w:lineRule="auto" w:line="240" w:after="40"/>
+              <w:ind w:left="0" w:right="0" w:firstLine="0"/>
+              <w:spacing w:before="40" w:after="40" w:lineRule="auto" w:line="240"/>
             </w:pPr>
             <w:r>
               <w:t xml:space="preserve">Internal style ID (e.g.,</w:t>
@@ -1836,8 +1836,8 @@
             <w:pPr>
               <w:pStyle w:val="Compact"/>
               <w:jc w:val="left"/>
-              <w:ind w:left="0" w:firstLine="0" w:right="0"/>
-              <w:spacing w:before="40" w:lineRule="auto" w:line="240" w:after="40"/>
+              <w:ind w:left="0" w:right="0" w:firstLine="0"/>
+              <w:spacing w:before="40" w:after="40" w:lineRule="auto" w:line="240"/>
             </w:pPr>
             <w:r>
               <w:rPr>
@@ -1853,8 +1853,8 @@
             <w:pPr>
               <w:pStyle w:val="Compact"/>
               <w:jc w:val="left"/>
-              <w:ind w:left="0" w:firstLine="0" w:right="0"/>
-              <w:spacing w:before="40" w:lineRule="auto" w:line="240" w:after="40"/>
+              <w:ind w:left="0" w:right="0" w:firstLine="0"/>
+              <w:spacing w:before="40" w:after="40" w:lineRule="auto" w:line="240"/>
             </w:pPr>
             <w:r>
               <w:t xml:space="preserve">string</w:t>
@@ -1867,8 +1867,8 @@
             <w:pPr>
               <w:pStyle w:val="Compact"/>
               <w:jc w:val="left"/>
-              <w:ind w:left="0" w:firstLine="0" w:right="0"/>
-              <w:spacing w:before="40" w:lineRule="auto" w:line="240" w:after="40"/>
+              <w:ind w:left="0" w:right="0" w:firstLine="0"/>
+              <w:spacing w:before="40" w:after="40" w:lineRule="auto" w:line="240"/>
             </w:pPr>
             <w:r>
               <w:t xml:space="preserve">required</w:t>
@@ -1881,8 +1881,8 @@
             <w:pPr>
               <w:pStyle w:val="Compact"/>
               <w:jc w:val="left"/>
-              <w:ind w:left="0" w:firstLine="0" w:right="0"/>
-              <w:spacing w:before="40" w:lineRule="auto" w:line="240" w:after="40"/>
+              <w:ind w:left="0" w:right="0" w:firstLine="0"/>
+              <w:spacing w:before="40" w:after="40" w:lineRule="auto" w:line="240"/>
             </w:pPr>
             <w:r>
               <w:t xml:space="preserve">Display name in Word (e.g.,</w:t>
@@ -1912,8 +1912,8 @@
             <w:pPr>
               <w:pStyle w:val="Compact"/>
               <w:jc w:val="left"/>
-              <w:ind w:left="0" w:firstLine="0" w:right="0"/>
-              <w:spacing w:before="40" w:lineRule="auto" w:line="240" w:after="40"/>
+              <w:ind w:left="0" w:right="0" w:firstLine="0"/>
+              <w:spacing w:before="40" w:after="40" w:lineRule="auto" w:line="240"/>
             </w:pPr>
             <w:r>
               <w:rPr>
@@ -1929,8 +1929,8 @@
             <w:pPr>
               <w:pStyle w:val="Compact"/>
               <w:jc w:val="left"/>
-              <w:ind w:left="0" w:firstLine="0" w:right="0"/>
-              <w:spacing w:before="40" w:lineRule="auto" w:line="240" w:after="40"/>
+              <w:ind w:left="0" w:right="0" w:firstLine="0"/>
+              <w:spacing w:before="40" w:after="40" w:lineRule="auto" w:line="240"/>
             </w:pPr>
             <w:r>
               <w:t xml:space="preserve">string</w:t>
@@ -1943,8 +1943,8 @@
             <w:pPr>
               <w:pStyle w:val="Compact"/>
               <w:jc w:val="left"/>
-              <w:ind w:left="0" w:firstLine="0" w:right="0"/>
-              <w:spacing w:before="40" w:lineRule="auto" w:line="240" w:after="40"/>
+              <w:ind w:left="0" w:right="0" w:firstLine="0"/>
+              <w:spacing w:before="40" w:after="40" w:lineRule="auto" w:line="240"/>
             </w:pPr>
             <w:r>
               <w:t xml:space="preserve">nil</w:t>
@@ -1957,8 +1957,8 @@
             <w:pPr>
               <w:pStyle w:val="Compact"/>
               <w:jc w:val="left"/>
-              <w:ind w:left="0" w:firstLine="0" w:right="0"/>
-              <w:spacing w:before="40" w:lineRule="auto" w:line="240" w:after="40"/>
+              <w:ind w:left="0" w:right="0" w:firstLine="0"/>
+              <w:spacing w:before="40" w:after="40" w:lineRule="auto" w:line="240"/>
             </w:pPr>
             <w:r>
               <w:t xml:space="preserve">Parent style ID for inheritance</w:t>
@@ -1973,8 +1973,8 @@
             <w:pPr>
               <w:pStyle w:val="Compact"/>
               <w:jc w:val="left"/>
-              <w:ind w:left="0" w:firstLine="0" w:right="0"/>
-              <w:spacing w:before="40" w:lineRule="auto" w:line="240" w:after="40"/>
+              <w:ind w:left="0" w:right="0" w:firstLine="0"/>
+              <w:spacing w:before="40" w:after="40" w:lineRule="auto" w:line="240"/>
             </w:pPr>
             <w:r>
               <w:rPr>
@@ -1990,8 +1990,8 @@
             <w:pPr>
               <w:pStyle w:val="Compact"/>
               <w:jc w:val="left"/>
-              <w:ind w:left="0" w:firstLine="0" w:right="0"/>
-              <w:spacing w:before="40" w:lineRule="auto" w:line="240" w:after="40"/>
+              <w:ind w:left="0" w:right="0" w:firstLine="0"/>
+              <w:spacing w:before="40" w:after="40" w:lineRule="auto" w:line="240"/>
             </w:pPr>
             <w:r>
               <w:t xml:space="preserve">string</w:t>
@@ -2004,8 +2004,8 @@
             <w:pPr>
               <w:pStyle w:val="Compact"/>
               <w:jc w:val="left"/>
-              <w:ind w:left="0" w:firstLine="0" w:right="0"/>
-              <w:spacing w:before="40" w:lineRule="auto" w:line="240" w:after="40"/>
+              <w:ind w:left="0" w:right="0" w:firstLine="0"/>
+              <w:spacing w:before="40" w:after="40" w:lineRule="auto" w:line="240"/>
             </w:pPr>
             <w:r>
               <w:t xml:space="preserve">nil</w:t>
@@ -2018,8 +2018,8 @@
             <w:pPr>
               <w:pStyle w:val="Compact"/>
               <w:jc w:val="left"/>
-              <w:ind w:left="0" w:firstLine="0" w:right="0"/>
-              <w:spacing w:before="40" w:lineRule="auto" w:line="240" w:after="40"/>
+              <w:ind w:left="0" w:right="0" w:firstLine="0"/>
+              <w:spacing w:before="40" w:after="40" w:lineRule="auto" w:line="240"/>
             </w:pPr>
             <w:r>
               <w:t xml:space="preserve">Style to apply to the next paragraph</w:t>
@@ -2034,8 +2034,8 @@
             <w:pPr>
               <w:pStyle w:val="Compact"/>
               <w:jc w:val="left"/>
-              <w:ind w:left="0" w:firstLine="0" w:right="0"/>
-              <w:spacing w:before="40" w:lineRule="auto" w:line="240" w:after="40"/>
+              <w:ind w:left="0" w:right="0" w:firstLine="0"/>
+              <w:spacing w:before="40" w:after="40" w:lineRule="auto" w:line="240"/>
             </w:pPr>
             <w:r>
               <w:rPr>
@@ -2051,8 +2051,8 @@
             <w:pPr>
               <w:pStyle w:val="Compact"/>
               <w:jc w:val="left"/>
-              <w:ind w:left="0" w:firstLine="0" w:right="0"/>
-              <w:spacing w:before="40" w:lineRule="auto" w:line="240" w:after="40"/>
+              <w:ind w:left="0" w:right="0" w:firstLine="0"/>
+              <w:spacing w:before="40" w:after="40" w:lineRule="auto" w:line="240"/>
             </w:pPr>
             <w:r>
               <w:t xml:space="preserve">string</w:t>
@@ -2065,8 +2065,8 @@
             <w:pPr>
               <w:pStyle w:val="Compact"/>
               <w:jc w:val="left"/>
-              <w:ind w:left="0" w:firstLine="0" w:right="0"/>
-              <w:spacing w:before="40" w:lineRule="auto" w:line="240" w:after="40"/>
+              <w:ind w:left="0" w:right="0" w:firstLine="0"/>
+              <w:spacing w:before="40" w:after="40" w:lineRule="auto" w:line="240"/>
             </w:pPr>
             <w:r>
               <w:t xml:space="preserve">nil</w:t>
@@ -2079,8 +2079,8 @@
             <w:pPr>
               <w:pStyle w:val="Compact"/>
               <w:jc w:val="left"/>
-              <w:ind w:left="0" w:firstLine="0" w:right="0"/>
-              <w:spacing w:before="40" w:lineRule="auto" w:line="240" w:after="40"/>
+              <w:ind w:left="0" w:right="0" w:firstLine="0"/>
+              <w:spacing w:before="40" w:after="40" w:lineRule="auto" w:line="240"/>
             </w:pPr>
             <w:r>
               <w:t xml:space="preserve">Font family name</w:t>
@@ -2095,8 +2095,8 @@
             <w:pPr>
               <w:pStyle w:val="Compact"/>
               <w:jc w:val="left"/>
-              <w:ind w:left="0" w:firstLine="0" w:right="0"/>
-              <w:spacing w:before="40" w:lineRule="auto" w:line="240" w:after="40"/>
+              <w:ind w:left="0" w:right="0" w:firstLine="0"/>
+              <w:spacing w:before="40" w:after="40" w:lineRule="auto" w:line="240"/>
             </w:pPr>
             <w:r>
               <w:rPr>
@@ -2112,8 +2112,8 @@
             <w:pPr>
               <w:pStyle w:val="Compact"/>
               <w:jc w:val="left"/>
-              <w:ind w:left="0" w:firstLine="0" w:right="0"/>
-              <w:spacing w:before="40" w:lineRule="auto" w:line="240" w:after="40"/>
+              <w:ind w:left="0" w:right="0" w:firstLine="0"/>
+              <w:spacing w:before="40" w:after="40" w:lineRule="auto" w:line="240"/>
             </w:pPr>
             <w:r>
               <w:t xml:space="preserve">number</w:t>
@@ -2126,8 +2126,8 @@
             <w:pPr>
               <w:pStyle w:val="Compact"/>
               <w:jc w:val="left"/>
-              <w:ind w:left="0" w:firstLine="0" w:right="0"/>
-              <w:spacing w:before="40" w:lineRule="auto" w:line="240" w:after="40"/>
+              <w:ind w:left="0" w:right="0" w:firstLine="0"/>
+              <w:spacing w:before="40" w:after="40" w:lineRule="auto" w:line="240"/>
             </w:pPr>
             <w:r>
               <w:t xml:space="preserve">nil</w:t>
@@ -2140,8 +2140,8 @@
             <w:pPr>
               <w:pStyle w:val="Compact"/>
               <w:jc w:val="left"/>
-              <w:ind w:left="0" w:firstLine="0" w:right="0"/>
-              <w:spacing w:before="40" w:lineRule="auto" w:line="240" w:after="40"/>
+              <w:ind w:left="0" w:right="0" w:firstLine="0"/>
+              <w:spacing w:before="40" w:after="40" w:lineRule="auto" w:line="240"/>
             </w:pPr>
             <w:r>
               <w:t xml:space="preserve">Font size in points</w:t>
@@ -2156,8 +2156,8 @@
             <w:pPr>
               <w:pStyle w:val="Compact"/>
               <w:jc w:val="left"/>
-              <w:ind w:left="0" w:firstLine="0" w:right="0"/>
-              <w:spacing w:before="40" w:lineRule="auto" w:line="240" w:after="40"/>
+              <w:ind w:left="0" w:right="0" w:firstLine="0"/>
+              <w:spacing w:before="40" w:after="40" w:lineRule="auto" w:line="240"/>
             </w:pPr>
             <w:r>
               <w:rPr>
@@ -2173,8 +2173,8 @@
             <w:pPr>
               <w:pStyle w:val="Compact"/>
               <w:jc w:val="left"/>
-              <w:ind w:left="0" w:firstLine="0" w:right="0"/>
-              <w:spacing w:before="40" w:lineRule="auto" w:line="240" w:after="40"/>
+              <w:ind w:left="0" w:right="0" w:firstLine="0"/>
+              <w:spacing w:before="40" w:after="40" w:lineRule="auto" w:line="240"/>
             </w:pPr>
             <w:r>
               <w:t xml:space="preserve">string</w:t>
@@ -2187,8 +2187,8 @@
             <w:pPr>
               <w:pStyle w:val="Compact"/>
               <w:jc w:val="left"/>
-              <w:ind w:left="0" w:firstLine="0" w:right="0"/>
-              <w:spacing w:before="40" w:lineRule="auto" w:line="240" w:after="40"/>
+              <w:ind w:left="0" w:right="0" w:firstLine="0"/>
+              <w:spacing w:before="40" w:after="40" w:lineRule="auto" w:line="240"/>
             </w:pPr>
             <w:r>
               <w:t xml:space="preserve">nil</w:t>
@@ -2201,8 +2201,8 @@
             <w:pPr>
               <w:pStyle w:val="Compact"/>
               <w:jc w:val="left"/>
-              <w:ind w:left="0" w:firstLine="0" w:right="0"/>
-              <w:spacing w:before="40" w:lineRule="auto" w:line="240" w:after="40"/>
+              <w:ind w:left="0" w:right="0" w:firstLine="0"/>
+              <w:spacing w:before="40" w:after="40" w:lineRule="auto" w:line="240"/>
             </w:pPr>
             <w:r>
               <w:t xml:space="preserve">Hex color without</w:t>
@@ -2247,8 +2247,8 @@
             <w:pPr>
               <w:pStyle w:val="Compact"/>
               <w:jc w:val="left"/>
-              <w:ind w:left="0" w:firstLine="0" w:right="0"/>
-              <w:spacing w:before="40" w:lineRule="auto" w:line="240" w:after="40"/>
+              <w:ind w:left="0" w:right="0" w:firstLine="0"/>
+              <w:spacing w:before="40" w:after="40" w:lineRule="auto" w:line="240"/>
             </w:pPr>
             <w:r>
               <w:rPr>
@@ -2264,8 +2264,8 @@
             <w:pPr>
               <w:pStyle w:val="Compact"/>
               <w:jc w:val="left"/>
-              <w:ind w:left="0" w:firstLine="0" w:right="0"/>
-              <w:spacing w:before="40" w:lineRule="auto" w:line="240" w:after="40"/>
+              <w:ind w:left="0" w:right="0" w:firstLine="0"/>
+              <w:spacing w:before="40" w:after="40" w:lineRule="auto" w:line="240"/>
             </w:pPr>
             <w:r>
               <w:t xml:space="preserve">boolean</w:t>
@@ -2278,8 +2278,8 @@
             <w:pPr>
               <w:pStyle w:val="Compact"/>
               <w:jc w:val="left"/>
-              <w:ind w:left="0" w:firstLine="0" w:right="0"/>
-              <w:spacing w:before="40" w:lineRule="auto" w:line="240" w:after="40"/>
+              <w:ind w:left="0" w:right="0" w:firstLine="0"/>
+              <w:spacing w:before="40" w:after="40" w:lineRule="auto" w:line="240"/>
             </w:pPr>
             <w:r>
               <w:t xml:space="preserve">nil</w:t>
@@ -2292,8 +2292,8 @@
             <w:pPr>
               <w:pStyle w:val="Compact"/>
               <w:jc w:val="left"/>
-              <w:ind w:left="0" w:firstLine="0" w:right="0"/>
-              <w:spacing w:before="40" w:lineRule="auto" w:line="240" w:after="40"/>
+              <w:ind w:left="0" w:right="0" w:firstLine="0"/>
+              <w:spacing w:before="40" w:after="40" w:lineRule="auto" w:line="240"/>
             </w:pPr>
             <w:r>
               <w:t xml:space="preserve">Bold text</w:t>
@@ -2308,8 +2308,8 @@
             <w:pPr>
               <w:pStyle w:val="Compact"/>
               <w:jc w:val="left"/>
-              <w:ind w:left="0" w:firstLine="0" w:right="0"/>
-              <w:spacing w:before="40" w:lineRule="auto" w:line="240" w:after="40"/>
+              <w:ind w:left="0" w:right="0" w:firstLine="0"/>
+              <w:spacing w:before="40" w:after="40" w:lineRule="auto" w:line="240"/>
             </w:pPr>
             <w:r>
               <w:rPr>
@@ -2325,8 +2325,8 @@
             <w:pPr>
               <w:pStyle w:val="Compact"/>
               <w:jc w:val="left"/>
-              <w:ind w:left="0" w:firstLine="0" w:right="0"/>
-              <w:spacing w:before="40" w:lineRule="auto" w:line="240" w:after="40"/>
+              <w:ind w:left="0" w:right="0" w:firstLine="0"/>
+              <w:spacing w:before="40" w:after="40" w:lineRule="auto" w:line="240"/>
             </w:pPr>
             <w:r>
               <w:t xml:space="preserve">boolean</w:t>
@@ -2339,8 +2339,8 @@
             <w:pPr>
               <w:pStyle w:val="Compact"/>
               <w:jc w:val="left"/>
-              <w:ind w:left="0" w:firstLine="0" w:right="0"/>
-              <w:spacing w:before="40" w:lineRule="auto" w:line="240" w:after="40"/>
+              <w:ind w:left="0" w:right="0" w:firstLine="0"/>
+              <w:spacing w:before="40" w:after="40" w:lineRule="auto" w:line="240"/>
             </w:pPr>
             <w:r>
               <w:t xml:space="preserve">nil</w:t>
@@ -2353,8 +2353,8 @@
             <w:pPr>
               <w:pStyle w:val="Compact"/>
               <w:jc w:val="left"/>
-              <w:ind w:left="0" w:firstLine="0" w:right="0"/>
-              <w:spacing w:before="40" w:lineRule="auto" w:line="240" w:after="40"/>
+              <w:ind w:left="0" w:right="0" w:firstLine="0"/>
+              <w:spacing w:before="40" w:after="40" w:lineRule="auto" w:line="240"/>
             </w:pPr>
             <w:r>
               <w:t xml:space="preserve">Italic text</w:t>
@@ -2369,8 +2369,8 @@
             <w:pPr>
               <w:pStyle w:val="Compact"/>
               <w:jc w:val="left"/>
-              <w:ind w:left="0" w:firstLine="0" w:right="0"/>
-              <w:spacing w:before="40" w:lineRule="auto" w:line="240" w:after="40"/>
+              <w:ind w:left="0" w:right="0" w:firstLine="0"/>
+              <w:spacing w:before="40" w:after="40" w:lineRule="auto" w:line="240"/>
             </w:pPr>
             <w:r>
               <w:rPr>
@@ -2386,8 +2386,8 @@
             <w:pPr>
               <w:pStyle w:val="Compact"/>
               <w:jc w:val="left"/>
-              <w:ind w:left="0" w:firstLine="0" w:right="0"/>
-              <w:spacing w:before="40" w:lineRule="auto" w:line="240" w:after="40"/>
+              <w:ind w:left="0" w:right="0" w:firstLine="0"/>
+              <w:spacing w:before="40" w:after="40" w:lineRule="auto" w:line="240"/>
             </w:pPr>
             <w:r>
               <w:t xml:space="preserve">number</w:t>
@@ -2400,8 +2400,8 @@
             <w:pPr>
               <w:pStyle w:val="Compact"/>
               <w:jc w:val="left"/>
-              <w:ind w:left="0" w:firstLine="0" w:right="0"/>
-              <w:spacing w:before="40" w:lineRule="auto" w:line="240" w:after="40"/>
+              <w:ind w:left="0" w:right="0" w:firstLine="0"/>
+              <w:spacing w:before="40" w:after="40" w:lineRule="auto" w:line="240"/>
             </w:pPr>
             <w:r>
               <w:t xml:space="preserve">nil</w:t>
@@ -2414,8 +2414,8 @@
             <w:pPr>
               <w:pStyle w:val="Compact"/>
               <w:jc w:val="left"/>
-              <w:ind w:left="0" w:firstLine="0" w:right="0"/>
-              <w:spacing w:before="40" w:lineRule="auto" w:line="240" w:after="40"/>
+              <w:ind w:left="0" w:right="0" w:firstLine="0"/>
+              <w:spacing w:before="40" w:after="40" w:lineRule="auto" w:line="240"/>
             </w:pPr>
             <w:r>
               <w:t xml:space="preserve">Line spacing multiplier (1.0 = single, 1.15, 2.0, etc.)</w:t>
@@ -2430,8 +2430,8 @@
             <w:pPr>
               <w:pStyle w:val="Compact"/>
               <w:jc w:val="left"/>
-              <w:ind w:left="0" w:firstLine="0" w:right="0"/>
-              <w:spacing w:before="40" w:lineRule="auto" w:line="240" w:after="40"/>
+              <w:ind w:left="0" w:right="0" w:firstLine="0"/>
+              <w:spacing w:before="40" w:after="40" w:lineRule="auto" w:line="240"/>
             </w:pPr>
             <w:r>
               <w:rPr>
@@ -2447,8 +2447,8 @@
             <w:pPr>
               <w:pStyle w:val="Compact"/>
               <w:jc w:val="left"/>
-              <w:ind w:left="0" w:firstLine="0" w:right="0"/>
-              <w:spacing w:before="40" w:lineRule="auto" w:line="240" w:after="40"/>
+              <w:ind w:left="0" w:right="0" w:firstLine="0"/>
+              <w:spacing w:before="40" w:after="40" w:lineRule="auto" w:line="240"/>
             </w:pPr>
             <w:r>
               <w:t xml:space="preserve">number</w:t>
@@ -2461,8 +2461,8 @@
             <w:pPr>
               <w:pStyle w:val="Compact"/>
               <w:jc w:val="left"/>
-              <w:ind w:left="0" w:firstLine="0" w:right="0"/>
-              <w:spacing w:before="40" w:lineRule="auto" w:line="240" w:after="40"/>
+              <w:ind w:left="0" w:right="0" w:firstLine="0"/>
+              <w:spacing w:before="40" w:after="40" w:lineRule="auto" w:line="240"/>
             </w:pPr>
             <w:r>
               <w:t xml:space="preserve">nil</w:t>
@@ -2475,8 +2475,8 @@
             <w:pPr>
               <w:pStyle w:val="Compact"/>
               <w:jc w:val="left"/>
-              <w:ind w:left="0" w:firstLine="0" w:right="0"/>
-              <w:spacing w:before="40" w:lineRule="auto" w:line="240" w:after="40"/>
+              <w:ind w:left="0" w:right="0" w:firstLine="0"/>
+              <w:spacing w:before="40" w:after="40" w:lineRule="auto" w:line="240"/>
             </w:pPr>
             <w:r>
               <w:t xml:space="preserve">Space before paragraph in points</w:t>
@@ -2491,8 +2491,8 @@
             <w:pPr>
               <w:pStyle w:val="Compact"/>
               <w:jc w:val="left"/>
-              <w:ind w:left="0" w:firstLine="0" w:right="0"/>
-              <w:spacing w:before="40" w:lineRule="auto" w:line="240" w:after="40"/>
+              <w:ind w:left="0" w:right="0" w:firstLine="0"/>
+              <w:spacing w:before="40" w:after="40" w:lineRule="auto" w:line="240"/>
             </w:pPr>
             <w:r>
               <w:rPr>
@@ -2508,8 +2508,8 @@
             <w:pPr>
               <w:pStyle w:val="Compact"/>
               <w:jc w:val="left"/>
-              <w:ind w:left="0" w:firstLine="0" w:right="0"/>
-              <w:spacing w:before="40" w:lineRule="auto" w:line="240" w:after="40"/>
+              <w:ind w:left="0" w:right="0" w:firstLine="0"/>
+              <w:spacing w:before="40" w:after="40" w:lineRule="auto" w:line="240"/>
             </w:pPr>
             <w:r>
               <w:t xml:space="preserve">number</w:t>
@@ -2522,8 +2522,8 @@
             <w:pPr>
               <w:pStyle w:val="Compact"/>
               <w:jc w:val="left"/>
-              <w:ind w:left="0" w:firstLine="0" w:right="0"/>
-              <w:spacing w:before="40" w:lineRule="auto" w:line="240" w:after="40"/>
+              <w:ind w:left="0" w:right="0" w:firstLine="0"/>
+              <w:spacing w:before="40" w:after="40" w:lineRule="auto" w:line="240"/>
             </w:pPr>
             <w:r>
               <w:t xml:space="preserve">nil</w:t>
@@ -2536,8 +2536,8 @@
             <w:pPr>
               <w:pStyle w:val="Compact"/>
               <w:jc w:val="left"/>
-              <w:ind w:left="0" w:firstLine="0" w:right="0"/>
-              <w:spacing w:before="40" w:lineRule="auto" w:line="240" w:after="40"/>
+              <w:ind w:left="0" w:right="0" w:firstLine="0"/>
+              <w:spacing w:before="40" w:after="40" w:lineRule="auto" w:line="240"/>
             </w:pPr>
             <w:r>
               <w:t xml:space="preserve">Space after paragraph in points</w:t>
@@ -2552,8 +2552,8 @@
             <w:pPr>
               <w:pStyle w:val="Compact"/>
               <w:jc w:val="left"/>
-              <w:ind w:left="0" w:firstLine="0" w:right="0"/>
-              <w:spacing w:before="40" w:lineRule="auto" w:line="240" w:after="40"/>
+              <w:ind w:left="0" w:right="0" w:firstLine="0"/>
+              <w:spacing w:before="40" w:after="40" w:lineRule="auto" w:line="240"/>
             </w:pPr>
             <w:r>
               <w:rPr>
@@ -2569,8 +2569,8 @@
             <w:pPr>
               <w:pStyle w:val="Compact"/>
               <w:jc w:val="left"/>
-              <w:ind w:left="0" w:firstLine="0" w:right="0"/>
-              <w:spacing w:before="40" w:lineRule="auto" w:line="240" w:after="40"/>
+              <w:ind w:left="0" w:right="0" w:firstLine="0"/>
+              <w:spacing w:before="40" w:after="40" w:lineRule="auto" w:line="240"/>
             </w:pPr>
             <w:r>
               <w:t xml:space="preserve">string</w:t>
@@ -2583,8 +2583,8 @@
             <w:pPr>
               <w:pStyle w:val="Compact"/>
               <w:jc w:val="left"/>
-              <w:ind w:left="0" w:firstLine="0" w:right="0"/>
-              <w:spacing w:before="40" w:lineRule="auto" w:line="240" w:after="40"/>
+              <w:ind w:left="0" w:right="0" w:firstLine="0"/>
+              <w:spacing w:before="40" w:after="40" w:lineRule="auto" w:line="240"/>
             </w:pPr>
             <w:r>
               <w:t xml:space="preserve">nil</w:t>
@@ -2597,8 +2597,8 @@
             <w:pPr>
               <w:pStyle w:val="Compact"/>
               <w:jc w:val="left"/>
-              <w:ind w:left="0" w:firstLine="0" w:right="0"/>
-              <w:spacing w:before="40" w:lineRule="auto" w:line="240" w:after="40"/>
+              <w:ind w:left="0" w:right="0" w:firstLine="0"/>
+              <w:spacing w:before="40" w:after="40" w:lineRule="auto" w:line="240"/>
             </w:pPr>
             <w:r>
               <w:t xml:space="preserve">Text alignment:</w:t>
@@ -2676,8 +2676,8 @@
             <w:pPr>
               <w:pStyle w:val="Compact"/>
               <w:jc w:val="left"/>
-              <w:ind w:left="0" w:firstLine="0" w:right="0"/>
-              <w:spacing w:before="40" w:lineRule="auto" w:line="240" w:after="40"/>
+              <w:ind w:left="0" w:right="0" w:firstLine="0"/>
+              <w:spacing w:before="40" w:after="40" w:lineRule="auto" w:line="240"/>
             </w:pPr>
             <w:r>
               <w:rPr>
@@ -2693,8 +2693,8 @@
             <w:pPr>
               <w:pStyle w:val="Compact"/>
               <w:jc w:val="left"/>
-              <w:ind w:left="0" w:firstLine="0" w:right="0"/>
-              <w:spacing w:before="40" w:lineRule="auto" w:line="240" w:after="40"/>
+              <w:ind w:left="0" w:right="0" w:firstLine="0"/>
+              <w:spacing w:before="40" w:after="40" w:lineRule="auto" w:line="240"/>
             </w:pPr>
             <w:r>
               <w:t xml:space="preserve">string</w:t>
@@ -2707,8 +2707,8 @@
             <w:pPr>
               <w:pStyle w:val="Compact"/>
               <w:jc w:val="left"/>
-              <w:ind w:left="0" w:firstLine="0" w:right="0"/>
-              <w:spacing w:before="40" w:lineRule="auto" w:line="240" w:after="40"/>
+              <w:ind w:left="0" w:right="0" w:firstLine="0"/>
+              <w:spacing w:before="40" w:after="40" w:lineRule="auto" w:line="240"/>
             </w:pPr>
             <w:r>
               <w:t xml:space="preserve">nil</w:t>
@@ -2721,8 +2721,8 @@
             <w:pPr>
               <w:pStyle w:val="Compact"/>
               <w:jc w:val="left"/>
-              <w:ind w:left="0" w:firstLine="0" w:right="0"/>
-              <w:spacing w:before="40" w:lineRule="auto" w:line="240" w:after="40"/>
+              <w:ind w:left="0" w:right="0" w:firstLine="0"/>
+              <w:spacing w:before="40" w:after="40" w:lineRule="auto" w:line="240"/>
             </w:pPr>
             <w:r>
               <w:t xml:space="preserve">Left indent (e.g.,</w:t>
@@ -2767,8 +2767,8 @@
             <w:pPr>
               <w:pStyle w:val="Compact"/>
               <w:jc w:val="left"/>
-              <w:ind w:left="0" w:firstLine="0" w:right="0"/>
-              <w:spacing w:before="40" w:lineRule="auto" w:line="240" w:after="40"/>
+              <w:ind w:left="0" w:right="0" w:firstLine="0"/>
+              <w:spacing w:before="40" w:after="40" w:lineRule="auto" w:line="240"/>
             </w:pPr>
             <w:r>
               <w:rPr>
@@ -2784,8 +2784,8 @@
             <w:pPr>
               <w:pStyle w:val="Compact"/>
               <w:jc w:val="left"/>
-              <w:ind w:left="0" w:firstLine="0" w:right="0"/>
-              <w:spacing w:before="40" w:lineRule="auto" w:line="240" w:after="40"/>
+              <w:ind w:left="0" w:right="0" w:firstLine="0"/>
+              <w:spacing w:before="40" w:after="40" w:lineRule="auto" w:line="240"/>
             </w:pPr>
             <w:r>
               <w:t xml:space="preserve">string</w:t>
@@ -2798,8 +2798,8 @@
             <w:pPr>
               <w:pStyle w:val="Compact"/>
               <w:jc w:val="left"/>
-              <w:ind w:left="0" w:firstLine="0" w:right="0"/>
-              <w:spacing w:before="40" w:lineRule="auto" w:line="240" w:after="40"/>
+              <w:ind w:left="0" w:right="0" w:firstLine="0"/>
+              <w:spacing w:before="40" w:after="40" w:lineRule="auto" w:line="240"/>
             </w:pPr>
             <w:r>
               <w:t xml:space="preserve">nil</w:t>
@@ -2812,8 +2812,8 @@
             <w:pPr>
               <w:pStyle w:val="Compact"/>
               <w:jc w:val="left"/>
-              <w:ind w:left="0" w:firstLine="0" w:right="0"/>
-              <w:spacing w:before="40" w:lineRule="auto" w:line="240" w:after="40"/>
+              <w:ind w:left="0" w:right="0" w:firstLine="0"/>
+              <w:spacing w:before="40" w:after="40" w:lineRule="auto" w:line="240"/>
             </w:pPr>
             <w:r>
               <w:t xml:space="preserve">Right indent</w:t>
@@ -2828,8 +2828,8 @@
             <w:pPr>
               <w:pStyle w:val="Compact"/>
               <w:jc w:val="left"/>
-              <w:ind w:left="0" w:firstLine="0" w:right="0"/>
-              <w:spacing w:before="40" w:lineRule="auto" w:line="240" w:after="40"/>
+              <w:ind w:left="0" w:right="0" w:firstLine="0"/>
+              <w:spacing w:before="40" w:after="40" w:lineRule="auto" w:line="240"/>
             </w:pPr>
             <w:r>
               <w:rPr>
@@ -2845,8 +2845,8 @@
             <w:pPr>
               <w:pStyle w:val="Compact"/>
               <w:jc w:val="left"/>
-              <w:ind w:left="0" w:firstLine="0" w:right="0"/>
-              <w:spacing w:before="40" w:lineRule="auto" w:line="240" w:after="40"/>
+              <w:ind w:left="0" w:right="0" w:firstLine="0"/>
+              <w:spacing w:before="40" w:after="40" w:lineRule="auto" w:line="240"/>
             </w:pPr>
             <w:r>
               <w:t xml:space="preserve">boolean</w:t>
@@ -2859,8 +2859,8 @@
             <w:pPr>
               <w:pStyle w:val="Compact"/>
               <w:jc w:val="left"/>
-              <w:ind w:left="0" w:firstLine="0" w:right="0"/>
-              <w:spacing w:before="40" w:lineRule="auto" w:line="240" w:after="40"/>
+              <w:ind w:left="0" w:right="0" w:firstLine="0"/>
+              <w:spacing w:before="40" w:after="40" w:lineRule="auto" w:line="240"/>
             </w:pPr>
             <w:r>
               <w:t xml:space="preserve">nil</w:t>
@@ -2873,8 +2873,8 @@
             <w:pPr>
               <w:pStyle w:val="Compact"/>
               <w:jc w:val="left"/>
-              <w:ind w:left="0" w:firstLine="0" w:right="0"/>
-              <w:spacing w:before="40" w:lineRule="auto" w:line="240" w:after="40"/>
+              <w:ind w:left="0" w:right="0" w:firstLine="0"/>
+              <w:spacing w:before="40" w:after="40" w:lineRule="auto" w:line="240"/>
             </w:pPr>
             <w:r>
               <w:t xml:space="preserve">Keep with next paragraph (prevent orphaning)</w:t>
@@ -2889,8 +2889,8 @@
             <w:pPr>
               <w:pStyle w:val="Compact"/>
               <w:jc w:val="left"/>
-              <w:ind w:left="0" w:firstLine="0" w:right="0"/>
-              <w:spacing w:before="40" w:lineRule="auto" w:line="240" w:after="40"/>
+              <w:ind w:left="0" w:right="0" w:firstLine="0"/>
+              <w:spacing w:before="40" w:after="40" w:lineRule="auto" w:line="240"/>
             </w:pPr>
             <w:r>
               <w:rPr>
@@ -2906,8 +2906,8 @@
             <w:pPr>
               <w:pStyle w:val="Compact"/>
               <w:jc w:val="left"/>
-              <w:ind w:left="0" w:firstLine="0" w:right="0"/>
-              <w:spacing w:before="40" w:lineRule="auto" w:line="240" w:after="40"/>
+              <w:ind w:left="0" w:right="0" w:firstLine="0"/>
+              <w:spacing w:before="40" w:after="40" w:lineRule="auto" w:line="240"/>
             </w:pPr>
             <w:r>
               <w:t xml:space="preserve">integer</w:t>
@@ -2920,8 +2920,8 @@
             <w:pPr>
               <w:pStyle w:val="Compact"/>
               <w:jc w:val="left"/>
-              <w:ind w:left="0" w:firstLine="0" w:right="0"/>
-              <w:spacing w:before="40" w:lineRule="auto" w:line="240" w:after="40"/>
+              <w:ind w:left="0" w:right="0" w:firstLine="0"/>
+              <w:spacing w:before="40" w:after="40" w:lineRule="auto" w:line="240"/>
             </w:pPr>
             <w:r>
               <w:t xml:space="preserve">nil</w:t>
@@ -2934,8 +2934,8 @@
             <w:pPr>
               <w:pStyle w:val="Compact"/>
               <w:jc w:val="left"/>
-              <w:ind w:left="0" w:firstLine="0" w:right="0"/>
-              <w:spacing w:before="40" w:lineRule="auto" w:line="240" w:after="40"/>
+              <w:ind w:left="0" w:right="0" w:firstLine="0"/>
+              <w:spacing w:before="40" w:after="40" w:lineRule="auto" w:line="240"/>
             </w:pPr>
             <w:r>
               <w:t xml:space="preserve">Outline level for TOC (0 = Heading 1, 1 = Heading 2, etc.)</w:t>
@@ -2965,7 +2965,7 @@
           <w:sz w:val="2"/>
         </w:rPr>
       </w:pPr>
-      <w:bookmarkStart w:id="637" w:name="listing-src-docx-paragraph-styles"/>
+      <w:bookmarkStart w:name="listing-src-docx-paragraph-styles" w:id="637"/>
       <w:bookmarkEnd w:id="637"/>
     </w:p>
     <w:p>
@@ -4632,7 +4632,7 @@
           <w:sz w:val="2"/>
         </w:rPr>
       </w:pPr>
-      <w:bookmarkStart w:id="14557" w:name="listing-src-docx-table-styles"/>
+      <w:bookmarkStart w:name="listing-src-docx-table-styles" w:id="14557"/>
       <w:bookmarkEnd w:id="14557"/>
     </w:p>
     <w:p>
@@ -6206,7 +6206,7 @@
           <w:sz w:val="2"/>
         </w:rPr>
       </w:pPr>
-      <w:bookmarkStart w:id="13321" w:name="listing-src-docx-captions"/>
+      <w:bookmarkStart w:name="listing-src-docx-captions" w:id="13321"/>
       <w:bookmarkEnd w:id="13321"/>
     </w:p>
     <w:p>
@@ -7026,7 +7026,7 @@
           <w:sz w:val="2"/>
         </w:rPr>
       </w:pPr>
-      <w:bookmarkStart w:id="16743" w:name="listing-src-docx-preset-extends"/>
+      <w:bookmarkStart w:name="listing-src-docx-preset-extends" w:id="16743"/>
       <w:bookmarkEnd w:id="16743"/>
     </w:p>
     <w:p>
@@ -8463,7 +8463,7 @@
           <w:sz w:val="2"/>
         </w:rPr>
       </w:pPr>
-      <w:bookmarkStart w:id="25759" w:name="csv-tbl-docx-postprocessor-hooks"/>
+      <w:bookmarkStart w:name="csv-tbl-docx-postprocessor-hooks" w:id="25759"/>
       <w:bookmarkEnd w:id="25759"/>
     </w:p>
     <w:p>
@@ -8500,12 +8500,12 @@
         <w:tblLook w:firstRow="1" w:lastRow="0" w:firstColumn="0" w:lastColumn="0" w:noHBand="0" w:noVBand="0" w:val="0020"/>
         <w:jc w:val="start"/>
         <w:tblBorders>
-          <w:top w:space="0" w:color="000000" w:sz="6" w:val="single"/>
-          <w:left w:space="0" w:color="000000" w:sz="6" w:val="single"/>
-          <w:bottom w:space="0" w:color="000000" w:sz="6" w:val="single"/>
-          <w:right w:space="0" w:color="000000" w:sz="6" w:val="single"/>
-          <w:insideH w:space="0" w:color="000000" w:sz="6" w:val="single"/>
-          <w:insideV w:space="0" w:color="000000" w:sz="6" w:val="single"/>
+          <w:top w:color="000000" w:val="single" w:sz="6" w:space="0"/>
+          <w:left w:color="000000" w:val="single" w:sz="6" w:space="0"/>
+          <w:bottom w:color="000000" w:val="single" w:sz="6" w:space="0"/>
+          <w:right w:color="000000" w:val="single" w:sz="6" w:space="0"/>
+          <w:insideH w:color="000000" w:val="single" w:sz="6" w:space="0"/>
+          <w:insideV w:color="000000" w:val="single" w:sz="6" w:space="0"/>
         </w:tblBorders>
         <w:tblCellMar>
           <w:top w:type="dxa" w:w="57"/>
@@ -8525,14 +8525,14 @@
         </w:trPr>
         <w:tc>
           <w:tcPr>
-            <w:shd w:fill="E8E8E8" w:color="auto" w:val="clear"/>
+            <w:shd w:val="clear" w:fill="E8E8E8" w:color="auto"/>
           </w:tcPr>
           <w:p>
             <w:pPr>
               <w:pStyle w:val="Compact"/>
               <w:jc w:val="left"/>
-              <w:ind w:left="0" w:firstLine="0" w:right="0"/>
-              <w:spacing w:before="40" w:lineRule="auto" w:line="240" w:after="40"/>
+              <w:ind w:left="0" w:right="0" w:firstLine="0"/>
+              <w:spacing w:before="40" w:after="40" w:lineRule="auto" w:line="240"/>
             </w:pPr>
             <w:r>
               <w:rPr>
@@ -8544,14 +8544,14 @@
         </w:tc>
         <w:tc>
           <w:tcPr>
-            <w:shd w:fill="E8E8E8" w:color="auto" w:val="clear"/>
+            <w:shd w:val="clear" w:fill="E8E8E8" w:color="auto"/>
           </w:tcPr>
           <w:p>
             <w:pPr>
               <w:pStyle w:val="Compact"/>
               <w:jc w:val="left"/>
-              <w:ind w:left="0" w:firstLine="0" w:right="0"/>
-              <w:spacing w:before="40" w:lineRule="auto" w:line="240" w:after="40"/>
+              <w:ind w:left="0" w:right="0" w:firstLine="0"/>
+              <w:spacing w:before="40" w:after="40" w:lineRule="auto" w:line="240"/>
             </w:pPr>
             <w:r>
               <w:rPr>
@@ -8563,14 +8563,14 @@
         </w:tc>
         <w:tc>
           <w:tcPr>
-            <w:shd w:fill="E8E8E8" w:color="auto" w:val="clear"/>
+            <w:shd w:val="clear" w:fill="E8E8E8" w:color="auto"/>
           </w:tcPr>
           <w:p>
             <w:pPr>
               <w:pStyle w:val="Compact"/>
               <w:jc w:val="left"/>
-              <w:ind w:left="0" w:firstLine="0" w:right="0"/>
-              <w:spacing w:before="40" w:lineRule="auto" w:line="240" w:after="40"/>
+              <w:ind w:left="0" w:right="0" w:firstLine="0"/>
+              <w:spacing w:before="40" w:after="40" w:lineRule="auto" w:line="240"/>
             </w:pPr>
             <w:r>
               <w:rPr>
@@ -8588,8 +8588,8 @@
             <w:pPr>
               <w:pStyle w:val="Compact"/>
               <w:jc w:val="left"/>
-              <w:ind w:left="0" w:firstLine="0" w:right="0"/>
-              <w:spacing w:before="40" w:lineRule="auto" w:line="240" w:after="40"/>
+              <w:ind w:left="0" w:right="0" w:firstLine="0"/>
+              <w:spacing w:before="40" w:after="40" w:lineRule="auto" w:line="240"/>
             </w:pPr>
             <w:r>
               <w:rPr>
@@ -8605,8 +8605,8 @@
             <w:pPr>
               <w:pStyle w:val="Compact"/>
               <w:jc w:val="left"/>
-              <w:ind w:left="0" w:firstLine="0" w:right="0"/>
-              <w:spacing w:before="40" w:lineRule="auto" w:line="240" w:after="40"/>
+              <w:ind w:left="0" w:right="0" w:firstLine="0"/>
+              <w:spacing w:before="40" w:after="40" w:lineRule="auto" w:line="240"/>
             </w:pPr>
             <w:r>
               <w:rPr>
@@ -8628,8 +8628,8 @@
             <w:pPr>
               <w:pStyle w:val="Compact"/>
               <w:jc w:val="left"/>
-              <w:ind w:left="0" w:firstLine="0" w:right="0"/>
-              <w:spacing w:before="40" w:lineRule="auto" w:line="240" w:after="40"/>
+              <w:ind w:left="0" w:right="0" w:firstLine="0"/>
+              <w:spacing w:before="40" w:after="40" w:lineRule="auto" w:line="240"/>
             </w:pPr>
             <w:r>
               <w:t xml:space="preserve">Modify main document body</w:t>
@@ -8644,8 +8644,8 @@
             <w:pPr>
               <w:pStyle w:val="Compact"/>
               <w:jc w:val="left"/>
-              <w:ind w:left="0" w:firstLine="0" w:right="0"/>
-              <w:spacing w:before="40" w:lineRule="auto" w:line="240" w:after="40"/>
+              <w:ind w:left="0" w:right="0" w:firstLine="0"/>
+              <w:spacing w:before="40" w:after="40" w:lineRule="auto" w:line="240"/>
             </w:pPr>
             <w:r>
               <w:rPr>
@@ -8661,8 +8661,8 @@
             <w:pPr>
               <w:pStyle w:val="Compact"/>
               <w:jc w:val="left"/>
-              <w:ind w:left="0" w:firstLine="0" w:right="0"/>
-              <w:spacing w:before="40" w:lineRule="auto" w:line="240" w:after="40"/>
+              <w:ind w:left="0" w:right="0" w:firstLine="0"/>
+              <w:spacing w:before="40" w:after="40" w:lineRule="auto" w:line="240"/>
             </w:pPr>
             <w:r>
               <w:rPr>
@@ -8684,8 +8684,8 @@
             <w:pPr>
               <w:pStyle w:val="Compact"/>
               <w:jc w:val="left"/>
-              <w:ind w:left="0" w:firstLine="0" w:right="0"/>
-              <w:spacing w:before="40" w:lineRule="auto" w:line="240" w:after="40"/>
+              <w:ind w:left="0" w:right="0" w:firstLine="0"/>
+              <w:spacing w:before="40" w:after="40" w:lineRule="auto" w:line="240"/>
             </w:pPr>
             <w:r>
               <w:t xml:space="preserve">Modify or inject style definitions</w:t>
@@ -8700,8 +8700,8 @@
             <w:pPr>
               <w:pStyle w:val="Compact"/>
               <w:jc w:val="left"/>
-              <w:ind w:left="0" w:firstLine="0" w:right="0"/>
-              <w:spacing w:before="40" w:lineRule="auto" w:line="240" w:after="40"/>
+              <w:ind w:left="0" w:right="0" w:firstLine="0"/>
+              <w:spacing w:before="40" w:after="40" w:lineRule="auto" w:line="240"/>
             </w:pPr>
             <w:r>
               <w:rPr>
@@ -8717,8 +8717,8 @@
             <w:pPr>
               <w:pStyle w:val="Compact"/>
               <w:jc w:val="left"/>
-              <w:ind w:left="0" w:firstLine="0" w:right="0"/>
-              <w:spacing w:before="40" w:lineRule="auto" w:line="240" w:after="40"/>
+              <w:ind w:left="0" w:right="0" w:firstLine="0"/>
+              <w:spacing w:before="40" w:after="40" w:lineRule="auto" w:line="240"/>
             </w:pPr>
             <w:r>
               <w:rPr>
@@ -8740,8 +8740,8 @@
             <w:pPr>
               <w:pStyle w:val="Compact"/>
               <w:jc w:val="left"/>
-              <w:ind w:left="0" w:firstLine="0" w:right="0"/>
-              <w:spacing w:before="40" w:lineRule="auto" w:line="240" w:after="40"/>
+              <w:ind w:left="0" w:right="0" w:firstLine="0"/>
+              <w:spacing w:before="40" w:after="40" w:lineRule="auto" w:line="240"/>
             </w:pPr>
             <w:r>
               <w:t xml:space="preserve">Modify list numbering definitions</w:t>
@@ -8756,8 +8756,8 @@
             <w:pPr>
               <w:pStyle w:val="Compact"/>
               <w:jc w:val="left"/>
-              <w:ind w:left="0" w:firstLine="0" w:right="0"/>
-              <w:spacing w:before="40" w:lineRule="auto" w:line="240" w:after="40"/>
+              <w:ind w:left="0" w:right="0" w:firstLine="0"/>
+              <w:spacing w:before="40" w:after="40" w:lineRule="auto" w:line="240"/>
             </w:pPr>
             <w:r>
               <w:rPr>
@@ -8773,8 +8773,8 @@
             <w:pPr>
               <w:pStyle w:val="Compact"/>
               <w:jc w:val="left"/>
-              <w:ind w:left="0" w:firstLine="0" w:right="0"/>
-              <w:spacing w:before="40" w:lineRule="auto" w:line="240" w:after="40"/>
+              <w:ind w:left="0" w:right="0" w:firstLine="0"/>
+              <w:spacing w:before="40" w:after="40" w:lineRule="auto" w:line="240"/>
             </w:pPr>
             <w:r>
               <w:rPr>
@@ -8796,8 +8796,8 @@
             <w:pPr>
               <w:pStyle w:val="Compact"/>
               <w:jc w:val="left"/>
-              <w:ind w:left="0" w:firstLine="0" w:right="0"/>
-              <w:spacing w:before="40" w:lineRule="auto" w:line="240" w:after="40"/>
+              <w:ind w:left="0" w:right="0" w:firstLine="0"/>
+              <w:spacing w:before="40" w:after="40" w:lineRule="auto" w:line="240"/>
             </w:pPr>
             <w:r>
               <w:t xml:space="preserve">Add content type declarations</w:t>
@@ -8812,8 +8812,8 @@
             <w:pPr>
               <w:pStyle w:val="Compact"/>
               <w:jc w:val="left"/>
-              <w:ind w:left="0" w:firstLine="0" w:right="0"/>
-              <w:spacing w:before="40" w:lineRule="auto" w:line="240" w:after="40"/>
+              <w:ind w:left="0" w:right="0" w:firstLine="0"/>
+              <w:spacing w:before="40" w:after="40" w:lineRule="auto" w:line="240"/>
             </w:pPr>
             <w:r>
               <w:rPr>
@@ -8829,8 +8829,8 @@
             <w:pPr>
               <w:pStyle w:val="Compact"/>
               <w:jc w:val="left"/>
-              <w:ind w:left="0" w:firstLine="0" w:right="0"/>
-              <w:spacing w:before="40" w:lineRule="auto" w:line="240" w:after="40"/>
+              <w:ind w:left="0" w:right="0" w:firstLine="0"/>
+              <w:spacing w:before="40" w:after="40" w:lineRule="auto" w:line="240"/>
             </w:pPr>
             <w:r>
               <w:rPr>
@@ -8852,8 +8852,8 @@
             <w:pPr>
               <w:pStyle w:val="Compact"/>
               <w:jc w:val="left"/>
-              <w:ind w:left="0" w:firstLine="0" w:right="0"/>
-              <w:spacing w:before="40" w:lineRule="auto" w:line="240" w:after="40"/>
+              <w:ind w:left="0" w:right="0" w:firstLine="0"/>
+              <w:spacing w:before="40" w:after="40" w:lineRule="auto" w:line="240"/>
             </w:pPr>
             <w:r>
               <w:t xml:space="preserve">Modify document settings</w:t>
@@ -8868,8 +8868,8 @@
             <w:pPr>
               <w:pStyle w:val="Compact"/>
               <w:jc w:val="left"/>
-              <w:ind w:left="0" w:firstLine="0" w:right="0"/>
-              <w:spacing w:before="40" w:lineRule="auto" w:line="240" w:after="40"/>
+              <w:ind w:left="0" w:right="0" w:firstLine="0"/>
+              <w:spacing w:before="40" w:after="40" w:lineRule="auto" w:line="240"/>
             </w:pPr>
             <w:r>
               <w:rPr>
@@ -8885,8 +8885,8 @@
             <w:pPr>
               <w:pStyle w:val="Compact"/>
               <w:jc w:val="left"/>
-              <w:ind w:left="0" w:firstLine="0" w:right="0"/>
-              <w:spacing w:before="40" w:lineRule="auto" w:line="240" w:after="40"/>
+              <w:ind w:left="0" w:right="0" w:firstLine="0"/>
+              <w:spacing w:before="40" w:after="40" w:lineRule="auto" w:line="240"/>
             </w:pPr>
             <w:r>
               <w:rPr>
@@ -8908,8 +8908,8 @@
             <w:pPr>
               <w:pStyle w:val="Compact"/>
               <w:jc w:val="left"/>
-              <w:ind w:left="0" w:firstLine="0" w:right="0"/>
-              <w:spacing w:before="40" w:lineRule="auto" w:line="240" w:after="40"/>
+              <w:ind w:left="0" w:right="0" w:firstLine="0"/>
+              <w:spacing w:before="40" w:after="40" w:lineRule="auto" w:line="240"/>
             </w:pPr>
             <w:r>
               <w:t xml:space="preserve">Add/modify relationship entries</w:t>
@@ -8924,8 +8924,8 @@
             <w:pPr>
               <w:pStyle w:val="Compact"/>
               <w:jc w:val="left"/>
-              <w:ind w:left="0" w:firstLine="0" w:right="0"/>
-              <w:spacing w:before="40" w:lineRule="auto" w:line="240" w:after="40"/>
+              <w:ind w:left="0" w:right="0" w:firstLine="0"/>
+              <w:spacing w:before="40" w:after="40" w:lineRule="auto" w:line="240"/>
             </w:pPr>
             <w:r>
               <w:rPr>
@@ -8941,8 +8941,8 @@
             <w:pPr>
               <w:pStyle w:val="Compact"/>
               <w:jc w:val="left"/>
-              <w:ind w:left="0" w:firstLine="0" w:right="0"/>
-              <w:spacing w:before="40" w:lineRule="auto" w:line="240" w:after="40"/>
+              <w:ind w:left="0" w:right="0" w:firstLine="0"/>
+              <w:spacing w:before="40" w:after="40" w:lineRule="auto" w:line="240"/>
             </w:pPr>
             <w:r>
               <w:t xml:space="preserve">Temp directory path</w:t>
@@ -8955,8 +8955,8 @@
             <w:pPr>
               <w:pStyle w:val="Compact"/>
               <w:jc w:val="left"/>
-              <w:ind w:left="0" w:firstLine="0" w:right="0"/>
-              <w:spacing w:before="40" w:lineRule="auto" w:line="240" w:after="40"/>
+              <w:ind w:left="0" w:right="0" w:firstLine="0"/>
+              <w:spacing w:before="40" w:after="40" w:lineRule="auto" w:line="240"/>
             </w:pPr>
             <w:r>
               <w:t xml:space="preserve">Create new parts (headers, footers)</w:t>
@@ -9014,7 +9014,7 @@
           <w:sz w:val="2"/>
         </w:rPr>
       </w:pPr>
-      <w:bookmarkStart w:id="69874" w:name="listing-src-docx-custom-postprocessor"/>
+      <w:bookmarkStart w:name="listing-src-docx-custom-postprocessor" w:id="69874"/>
       <w:bookmarkEnd w:id="69874"/>
     </w:p>
     <w:p>
@@ -9788,7 +9788,7 @@
           <w:sz w:val="2"/>
         </w:rPr>
       </w:pPr>
-      <w:bookmarkStart w:id="27004" w:name="csv-tbl-docx-filter-features"/>
+      <w:bookmarkStart w:name="csv-tbl-docx-filter-features" w:id="27004"/>
       <w:bookmarkEnd w:id="27004"/>
     </w:p>
     <w:p>
@@ -9825,12 +9825,12 @@
         <w:tblLook w:firstRow="1" w:lastRow="0" w:firstColumn="0" w:lastColumn="0" w:noHBand="0" w:noVBand="0" w:val="0020"/>
         <w:jc w:val="start"/>
         <w:tblBorders>
-          <w:top w:space="0" w:color="000000" w:sz="6" w:val="single"/>
-          <w:left w:space="0" w:color="000000" w:sz="6" w:val="single"/>
-          <w:bottom w:space="0" w:color="000000" w:sz="6" w:val="single"/>
-          <w:right w:space="0" w:color="000000" w:sz="6" w:val="single"/>
-          <w:insideH w:space="0" w:color="000000" w:sz="6" w:val="single"/>
-          <w:insideV w:space="0" w:color="000000" w:sz="6" w:val="single"/>
+          <w:top w:color="000000" w:val="single" w:sz="6" w:space="0"/>
+          <w:left w:color="000000" w:val="single" w:sz="6" w:space="0"/>
+          <w:bottom w:color="000000" w:val="single" w:sz="6" w:space="0"/>
+          <w:right w:color="000000" w:val="single" w:sz="6" w:space="0"/>
+          <w:insideH w:color="000000" w:val="single" w:sz="6" w:space="0"/>
+          <w:insideV w:color="000000" w:val="single" w:sz="6" w:space="0"/>
         </w:tblBorders>
         <w:tblCellMar>
           <w:top w:type="dxa" w:w="57"/>
@@ -9849,14 +9849,14 @@
         </w:trPr>
         <w:tc>
           <w:tcPr>
-            <w:shd w:fill="E8E8E8" w:color="auto" w:val="clear"/>
+            <w:shd w:val="clear" w:fill="E8E8E8" w:color="auto"/>
           </w:tcPr>
           <w:p>
             <w:pPr>
               <w:pStyle w:val="Compact"/>
               <w:jc w:val="left"/>
-              <w:ind w:left="0" w:firstLine="0" w:right="0"/>
-              <w:spacing w:before="40" w:lineRule="auto" w:line="240" w:after="40"/>
+              <w:ind w:left="0" w:right="0" w:firstLine="0"/>
+              <w:spacing w:before="40" w:after="40" w:lineRule="auto" w:line="240"/>
             </w:pPr>
             <w:r>
               <w:rPr>
@@ -9868,14 +9868,14 @@
         </w:tc>
         <w:tc>
           <w:tcPr>
-            <w:shd w:fill="E8E8E8" w:color="auto" w:val="clear"/>
+            <w:shd w:val="clear" w:fill="E8E8E8" w:color="auto"/>
           </w:tcPr>
           <w:p>
             <w:pPr>
               <w:pStyle w:val="Compact"/>
               <w:jc w:val="left"/>
-              <w:ind w:left="0" w:firstLine="0" w:right="0"/>
-              <w:spacing w:before="40" w:lineRule="auto" w:line="240" w:after="40"/>
+              <w:ind w:left="0" w:right="0" w:firstLine="0"/>
+              <w:spacing w:before="40" w:after="40" w:lineRule="auto" w:line="240"/>
             </w:pPr>
             <w:r>
               <w:rPr>
@@ -9893,8 +9893,8 @@
             <w:pPr>
               <w:pStyle w:val="Compact"/>
               <w:jc w:val="left"/>
-              <w:ind w:left="0" w:firstLine="0" w:right="0"/>
-              <w:spacing w:before="40" w:lineRule="auto" w:line="240" w:after="40"/>
+              <w:ind w:left="0" w:right="0" w:firstLine="0"/>
+              <w:spacing w:before="40" w:after="40" w:lineRule="auto" w:line="240"/>
             </w:pPr>
             <w:r>
               <w:rPr>
@@ -9910,8 +9910,8 @@
             <w:pPr>
               <w:pStyle w:val="Compact"/>
               <w:jc w:val="left"/>
-              <w:ind w:left="0" w:firstLine="0" w:right="0"/>
-              <w:spacing w:before="40" w:lineRule="auto" w:line="240" w:after="40"/>
+              <w:ind w:left="0" w:right="0" w:firstLine="0"/>
+              <w:spacing w:before="40" w:after="40" w:lineRule="auto" w:line="240"/>
             </w:pPr>
             <w:r>
               <w:t xml:space="preserve">OOXML page break</w:t>
@@ -9926,8 +9926,8 @@
             <w:pPr>
               <w:pStyle w:val="Compact"/>
               <w:jc w:val="left"/>
-              <w:ind w:left="0" w:firstLine="0" w:right="0"/>
-              <w:spacing w:before="40" w:lineRule="auto" w:line="240" w:after="40"/>
+              <w:ind w:left="0" w:right="0" w:firstLine="0"/>
+              <w:spacing w:before="40" w:after="40" w:lineRule="auto" w:line="240"/>
             </w:pPr>
             <w:r>
               <w:rPr>
@@ -9943,8 +9943,8 @@
             <w:pPr>
               <w:pStyle w:val="Compact"/>
               <w:jc w:val="left"/>
-              <w:ind w:left="0" w:firstLine="0" w:right="0"/>
-              <w:spacing w:before="40" w:lineRule="auto" w:line="240" w:after="40"/>
+              <w:ind w:left="0" w:right="0" w:firstLine="0"/>
+              <w:spacing w:before="40" w:after="40" w:lineRule="auto" w:line="240"/>
             </w:pPr>
             <w:r>
               <w:t xml:space="preserve">OOXML spacing (in twips)</w:t>
@@ -9959,8 +9959,8 @@
             <w:pPr>
               <w:pStyle w:val="Compact"/>
               <w:jc w:val="left"/>
-              <w:ind w:left="0" w:firstLine="0" w:right="0"/>
-              <w:spacing w:before="40" w:lineRule="auto" w:line="240" w:after="40"/>
+              <w:ind w:left="0" w:right="0" w:firstLine="0"/>
+              <w:spacing w:before="40" w:after="40" w:lineRule="auto" w:line="240"/>
             </w:pPr>
             <w:r>
               <w:rPr>
@@ -9976,8 +9976,8 @@
             <w:pPr>
               <w:pStyle w:val="Compact"/>
               <w:jc w:val="left"/>
-              <w:ind w:left="0" w:firstLine="0" w:right="0"/>
-              <w:spacing w:before="40" w:lineRule="auto" w:line="240" w:after="40"/>
+              <w:ind w:left="0" w:right="0" w:firstLine="0"/>
+              <w:spacing w:before="40" w:after="40" w:lineRule="auto" w:line="240"/>
             </w:pPr>
             <w:r>
               <w:t xml:space="preserve">OOXML bookmark start</w:t>
@@ -9992,8 +9992,8 @@
             <w:pPr>
               <w:pStyle w:val="Compact"/>
               <w:jc w:val="left"/>
-              <w:ind w:left="0" w:firstLine="0" w:right="0"/>
-              <w:spacing w:before="40" w:lineRule="auto" w:line="240" w:after="40"/>
+              <w:ind w:left="0" w:right="0" w:firstLine="0"/>
+              <w:spacing w:before="40" w:after="40" w:lineRule="auto" w:line="240"/>
             </w:pPr>
             <w:r>
               <w:rPr>
@@ -10015,8 +10015,8 @@
             <w:pPr>
               <w:pStyle w:val="Compact"/>
               <w:jc w:val="left"/>
-              <w:ind w:left="0" w:firstLine="0" w:right="0"/>
-              <w:spacing w:before="40" w:lineRule="auto" w:line="240" w:after="40"/>
+              <w:ind w:left="0" w:right="0" w:firstLine="0"/>
+              <w:spacing w:before="40" w:after="40" w:lineRule="auto" w:line="240"/>
             </w:pPr>
             <w:r>
               <w:t xml:space="preserve">OOXML math element (native</w:t>
@@ -10046,8 +10046,8 @@
             <w:pPr>
               <w:pStyle w:val="Compact"/>
               <w:jc w:val="left"/>
-              <w:ind w:left="0" w:firstLine="0" w:right="0"/>
-              <w:spacing w:before="40" w:lineRule="auto" w:line="240" w:after="40"/>
+              <w:ind w:left="0" w:right="0" w:firstLine="0"/>
+              <w:spacing w:before="40" w:after="40" w:lineRule="auto" w:line="240"/>
             </w:pPr>
             <w:r>
               <w:rPr>
@@ -10063,8 +10063,8 @@
             <w:pPr>
               <w:pStyle w:val="Compact"/>
               <w:jc w:val="left"/>
-              <w:ind w:left="0" w:firstLine="0" w:right="0"/>
-              <w:spacing w:before="40" w:lineRule="auto" w:line="240" w:after="40"/>
+              <w:ind w:left="0" w:right="0" w:firstLine="0"/>
+              <w:spacing w:before="40" w:after="40" w:lineRule="auto" w:line="240"/>
             </w:pPr>
             <w:r>
               <w:t xml:space="preserve">OOXML caption with SEQ field</w:t>
@@ -10079,8 +10079,8 @@
             <w:pPr>
               <w:pStyle w:val="Compact"/>
               <w:jc w:val="left"/>
-              <w:ind w:left="0" w:firstLine="0" w:right="0"/>
-              <w:spacing w:before="40" w:lineRule="auto" w:line="240" w:after="40"/>
+              <w:ind w:left="0" w:right="0" w:firstLine="0"/>
+              <w:spacing w:before="40" w:after="40" w:lineRule="auto" w:line="240"/>
             </w:pPr>
             <w:r>
               <w:rPr>
@@ -10096,8 +10096,8 @@
             <w:pPr>
               <w:pStyle w:val="Compact"/>
               <w:jc w:val="left"/>
-              <w:ind w:left="0" w:firstLine="0" w:right="0"/>
-              <w:spacing w:before="40" w:lineRule="auto" w:line="240" w:after="40"/>
+              <w:ind w:left="0" w:right="0" w:firstLine="0"/>
+              <w:spacing w:before="40" w:after="40" w:lineRule="auto" w:line="240"/>
             </w:pPr>
             <w:r>
               <w:t xml:space="preserve">OOXML numbered equation with tab layout</w:t>
@@ -10112,8 +10112,8 @@
             <w:pPr>
               <w:pStyle w:val="Compact"/>
               <w:jc w:val="left"/>
-              <w:ind w:left="0" w:firstLine="0" w:right="0"/>
-              <w:spacing w:before="40" w:lineRule="auto" w:line="240" w:after="40"/>
+              <w:ind w:left="0" w:right="0" w:firstLine="0"/>
+              <w:spacing w:before="40" w:after="40" w:lineRule="auto" w:line="240"/>
             </w:pPr>
             <w:r>
               <w:rPr>
@@ -10129,8 +10129,8 @@
             <w:pPr>
               <w:pStyle w:val="Compact"/>
               <w:jc w:val="left"/>
-              <w:ind w:left="0" w:firstLine="0" w:right="0"/>
-              <w:spacing w:before="40" w:lineRule="auto" w:line="240" w:after="40"/>
+              <w:ind w:left="0" w:right="0" w:firstLine="0"/>
+              <w:spacing w:before="40" w:after="40" w:lineRule="auto" w:line="240"/>
             </w:pPr>
             <w:r>
               <w:t xml:space="preserve">Position markers for postprocessor</w:t>
@@ -10145,8 +10145,8 @@
             <w:pPr>
               <w:pStyle w:val="Compact"/>
               <w:jc w:val="left"/>
-              <w:ind w:left="0" w:firstLine="0" w:right="0"/>
-              <w:spacing w:before="40" w:lineRule="auto" w:line="240" w:after="40"/>
+              <w:ind w:left="0" w:right="0" w:firstLine="0"/>
+              <w:spacing w:before="40" w:after="40" w:lineRule="auto" w:line="240"/>
             </w:pPr>
             <w:r>
               <w:rPr>
@@ -10183,8 +10183,8 @@
             <w:pPr>
               <w:pStyle w:val="Compact"/>
               <w:jc w:val="left"/>
-              <w:ind w:left="0" w:firstLine="0" w:right="0"/>
-              <w:spacing w:before="40" w:lineRule="auto" w:line="240" w:after="40"/>
+              <w:ind w:left="0" w:right="0" w:firstLine="0"/>
+              <w:spacing w:before="40" w:after="40" w:lineRule="auto" w:line="240"/>
             </w:pPr>
             <w:r>
               <w:t xml:space="preserve">Rewritten to</w:t>
@@ -10300,7 +10300,7 @@
           <w:sz w:val="2"/>
         </w:rPr>
       </w:pPr>
-      <w:bookmarkStart w:id="27890" w:name="listing-src-docx-project-config"/>
+      <w:bookmarkStart w:name="listing-src-docx-project-config" w:id="27890"/>
       <w:bookmarkEnd w:id="27890"/>
     </w:p>
     <w:p>
@@ -10752,7 +10752,7 @@
           <w:sz w:val="2"/>
         </w:rPr>
       </w:pPr>
-      <w:bookmarkStart w:id="76751" w:name="listing-src-docx-force-reference"/>
+      <w:bookmarkStart w:name="listing-src-docx-force-reference" w:id="76751"/>
       <w:bookmarkEnd w:id="76751"/>
     </w:p>
     <w:p>
@@ -10822,9 +10822,9 @@
     </w:p>
     <w:bookmarkEnd w:id="41"/>
     <w:sectPr>
-      <w:footerReference r:id="rId9200" w:type="default"/>
-      <w:headerReference r:id="rId9101" w:type="default"/>
-      <w:headerReference r:id="rId9100" w:type="first"/>
+      <w:footerReference w:type="default" r:id="rId9200"/>
+      <w:headerReference w:type="default" r:id="rId9101"/>
+      <w:headerReference w:type="first" r:id="rId9100"/>
       <w:titlePg/>
     </w:sectPr>
   </w:body>
@@ -10841,12 +10841,12 @@
     <w:tblPr>
       <w:tblW w:type="pct" w:w="5000"/>
       <w:tblBorders>
-        <w:top w:space="1" w:color="CCCCCC" w:sz="4" w:val="single"/>
-        <w:bottom w:space="0" w:color="auto" w:sz="0" w:val="none"/>
-        <w:left w:space="0" w:color="auto" w:sz="0" w:val="none"/>
-        <w:right w:space="0" w:color="auto" w:sz="0" w:val="none"/>
-        <w:insideH w:space="0" w:color="auto" w:sz="0" w:val="none"/>
-        <w:insideV w:space="0" w:color="auto" w:sz="0" w:val="none"/>
+        <w:top w:color="CCCCCC" w:val="single" w:sz="4" w:space="1"/>
+        <w:bottom w:color="auto" w:val="none" w:sz="0" w:space="0"/>
+        <w:left w:color="auto" w:val="none" w:sz="0" w:space="0"/>
+        <w:right w:color="auto" w:val="none" w:sz="0" w:space="0"/>
+        <w:insideH w:color="auto" w:val="none" w:sz="0" w:space="0"/>
+        <w:insideV w:color="auto" w:val="none" w:sz="0" w:space="0"/>
       </w:tblBorders>
       <w:tblLayout w:type="fixed"/>
     </w:tblPr>
@@ -12166,18 +12166,18 @@
     <w:basedOn w:val="VerbatimChar"/>
     <w:rPr/>
   </w:style>
-  <w:style w:type="paragraph" w:styleId="SpecObjectHeader" w:customStyle="1">
+  <w:style w:type="paragraph" w:customStyle="1" w:styleId="SpecObjectHeader">
     <w:name w:val="Spec Object Header"/>
     <w:basedOn w:val="Normal"/>
     <w:next w:val="FirstParagraph"/>
     <w:qFormat/>
     <w:pPr>
       <w:keepNext/>
-      <w:spacing w:before="280" w:lineRule="auto" w:line="276" w:after="120"/>
+      <w:spacing w:before="280" w:after="120" w:lineRule="auto" w:line="276"/>
       <w:outlineLvl w:val="0"/>
     </w:pPr>
     <w:rPr>
-      <w:rFonts w:cs="Calibri Light" w:hAnsi="Calibri Light" w:ascii="Calibri Light"/>
+      <w:rFonts w:ascii="Calibri Light" w:hAnsi="Calibri Light" w:cs="Calibri Light"/>
       <w:b/>
       <w:bCs/>
       <w:color w:val="0F4C64"/>

--- a/manual/downloads/docx-customization.docx
+++ b/manual/downloads/docx-customization.docx
@@ -414,12 +414,12 @@
     </w:p>
     <w:p>
       <w:pPr>
-        <w:spacing w:lineRule="exact" w:before="0" w:line="20" w:after="0"/>
+        <w:spacing w:before="0" w:lineRule="exact" w:after="0" w:line="20"/>
         <w:rPr>
           <w:sz w:val="2"/>
         </w:rPr>
       </w:pPr>
-      <w:bookmarkStart w:name="listing-src-docx-preset-structure" w:id="39329"/>
+      <w:bookmarkStart w:id="39329" w:name="listing-src-docx-preset-structure"/>
       <w:bookmarkEnd w:id="39329"/>
     </w:p>
     <w:p>
@@ -1610,12 +1610,12 @@
     </w:p>
     <w:p>
       <w:pPr>
-        <w:spacing w:lineRule="exact" w:before="0" w:line="20" w:after="0"/>
+        <w:spacing w:before="0" w:lineRule="exact" w:after="0" w:line="20"/>
         <w:rPr>
           <w:sz w:val="2"/>
         </w:rPr>
       </w:pPr>
-      <w:bookmarkStart w:name="csv-tbl-docx-paragraph-style" w:id="94716"/>
+      <w:bookmarkStart w:id="94716" w:name="csv-tbl-docx-paragraph-style"/>
       <w:bookmarkEnd w:id="94716"/>
     </w:p>
     <w:p>
@@ -1652,12 +1652,12 @@
         <w:tblLook w:firstRow="1" w:lastRow="0" w:firstColumn="0" w:lastColumn="0" w:noHBand="0" w:noVBand="0" w:val="0020"/>
         <w:jc w:val="start"/>
         <w:tblBorders>
-          <w:top w:color="000000" w:val="single" w:sz="6" w:space="0"/>
-          <w:left w:color="000000" w:val="single" w:sz="6" w:space="0"/>
-          <w:bottom w:color="000000" w:val="single" w:sz="6" w:space="0"/>
-          <w:right w:color="000000" w:val="single" w:sz="6" w:space="0"/>
-          <w:insideH w:color="000000" w:val="single" w:sz="6" w:space="0"/>
-          <w:insideV w:color="000000" w:val="single" w:sz="6" w:space="0"/>
+          <w:top w:color="000000" w:sz="6" w:val="single" w:space="0"/>
+          <w:left w:color="000000" w:sz="6" w:val="single" w:space="0"/>
+          <w:bottom w:color="000000" w:sz="6" w:val="single" w:space="0"/>
+          <w:right w:color="000000" w:sz="6" w:val="single" w:space="0"/>
+          <w:insideH w:color="000000" w:sz="6" w:val="single" w:space="0"/>
+          <w:insideV w:color="000000" w:sz="6" w:val="single" w:space="0"/>
         </w:tblBorders>
         <w:tblCellMar>
           <w:top w:type="dxa" w:w="57"/>
@@ -1678,14 +1678,14 @@
         </w:trPr>
         <w:tc>
           <w:tcPr>
-            <w:shd w:val="clear" w:fill="E8E8E8" w:color="auto"/>
+            <w:shd w:color="auto" w:val="clear" w:fill="E8E8E8"/>
           </w:tcPr>
           <w:p>
             <w:pPr>
               <w:pStyle w:val="Compact"/>
               <w:jc w:val="left"/>
-              <w:ind w:left="0" w:right="0" w:firstLine="0"/>
-              <w:spacing w:before="40" w:after="40" w:lineRule="auto" w:line="240"/>
+              <w:ind w:left="0" w:firstLine="0" w:right="0"/>
+              <w:spacing w:lineRule="auto" w:after="40" w:line="240" w:before="40"/>
             </w:pPr>
             <w:r>
               <w:rPr>
@@ -1697,14 +1697,14 @@
         </w:tc>
         <w:tc>
           <w:tcPr>
-            <w:shd w:val="clear" w:fill="E8E8E8" w:color="auto"/>
+            <w:shd w:color="auto" w:val="clear" w:fill="E8E8E8"/>
           </w:tcPr>
           <w:p>
             <w:pPr>
               <w:pStyle w:val="Compact"/>
               <w:jc w:val="left"/>
-              <w:ind w:left="0" w:right="0" w:firstLine="0"/>
-              <w:spacing w:before="40" w:after="40" w:lineRule="auto" w:line="240"/>
+              <w:ind w:left="0" w:firstLine="0" w:right="0"/>
+              <w:spacing w:lineRule="auto" w:after="40" w:line="240" w:before="40"/>
             </w:pPr>
             <w:r>
               <w:rPr>
@@ -1716,14 +1716,14 @@
         </w:tc>
         <w:tc>
           <w:tcPr>
-            <w:shd w:val="clear" w:fill="E8E8E8" w:color="auto"/>
+            <w:shd w:color="auto" w:val="clear" w:fill="E8E8E8"/>
           </w:tcPr>
           <w:p>
             <w:pPr>
               <w:pStyle w:val="Compact"/>
               <w:jc w:val="left"/>
-              <w:ind w:left="0" w:right="0" w:firstLine="0"/>
-              <w:spacing w:before="40" w:after="40" w:lineRule="auto" w:line="240"/>
+              <w:ind w:left="0" w:firstLine="0" w:right="0"/>
+              <w:spacing w:lineRule="auto" w:after="40" w:line="240" w:before="40"/>
             </w:pPr>
             <w:r>
               <w:rPr>
@@ -1735,14 +1735,14 @@
         </w:tc>
         <w:tc>
           <w:tcPr>
-            <w:shd w:val="clear" w:fill="E8E8E8" w:color="auto"/>
+            <w:shd w:color="auto" w:val="clear" w:fill="E8E8E8"/>
           </w:tcPr>
           <w:p>
             <w:pPr>
               <w:pStyle w:val="Compact"/>
               <w:jc w:val="left"/>
-              <w:ind w:left="0" w:right="0" w:firstLine="0"/>
-              <w:spacing w:before="40" w:after="40" w:lineRule="auto" w:line="240"/>
+              <w:ind w:left="0" w:firstLine="0" w:right="0"/>
+              <w:spacing w:lineRule="auto" w:after="40" w:line="240" w:before="40"/>
             </w:pPr>
             <w:r>
               <w:rPr>
@@ -1760,8 +1760,8 @@
             <w:pPr>
               <w:pStyle w:val="Compact"/>
               <w:jc w:val="left"/>
-              <w:ind w:left="0" w:right="0" w:firstLine="0"/>
-              <w:spacing w:before="40" w:after="40" w:lineRule="auto" w:line="240"/>
+              <w:ind w:left="0" w:firstLine="0" w:right="0"/>
+              <w:spacing w:lineRule="auto" w:after="40" w:line="240" w:before="40"/>
             </w:pPr>
             <w:r>
               <w:rPr>
@@ -1777,8 +1777,8 @@
             <w:pPr>
               <w:pStyle w:val="Compact"/>
               <w:jc w:val="left"/>
-              <w:ind w:left="0" w:right="0" w:firstLine="0"/>
-              <w:spacing w:before="40" w:after="40" w:lineRule="auto" w:line="240"/>
+              <w:ind w:left="0" w:firstLine="0" w:right="0"/>
+              <w:spacing w:lineRule="auto" w:after="40" w:line="240" w:before="40"/>
             </w:pPr>
             <w:r>
               <w:t xml:space="preserve">string</w:t>
@@ -1791,8 +1791,8 @@
             <w:pPr>
               <w:pStyle w:val="Compact"/>
               <w:jc w:val="left"/>
-              <w:ind w:left="0" w:right="0" w:firstLine="0"/>
-              <w:spacing w:before="40" w:after="40" w:lineRule="auto" w:line="240"/>
+              <w:ind w:left="0" w:firstLine="0" w:right="0"/>
+              <w:spacing w:lineRule="auto" w:after="40" w:line="240" w:before="40"/>
             </w:pPr>
             <w:r>
               <w:t xml:space="preserve">required</w:t>
@@ -1805,8 +1805,8 @@
             <w:pPr>
               <w:pStyle w:val="Compact"/>
               <w:jc w:val="left"/>
-              <w:ind w:left="0" w:right="0" w:firstLine="0"/>
-              <w:spacing w:before="40" w:after="40" w:lineRule="auto" w:line="240"/>
+              <w:ind w:left="0" w:firstLine="0" w:right="0"/>
+              <w:spacing w:lineRule="auto" w:after="40" w:line="240" w:before="40"/>
             </w:pPr>
             <w:r>
               <w:t xml:space="preserve">Internal style ID (e.g.,</w:t>
@@ -1836,8 +1836,8 @@
             <w:pPr>
               <w:pStyle w:val="Compact"/>
               <w:jc w:val="left"/>
-              <w:ind w:left="0" w:right="0" w:firstLine="0"/>
-              <w:spacing w:before="40" w:after="40" w:lineRule="auto" w:line="240"/>
+              <w:ind w:left="0" w:firstLine="0" w:right="0"/>
+              <w:spacing w:lineRule="auto" w:after="40" w:line="240" w:before="40"/>
             </w:pPr>
             <w:r>
               <w:rPr>
@@ -1853,8 +1853,8 @@
             <w:pPr>
               <w:pStyle w:val="Compact"/>
               <w:jc w:val="left"/>
-              <w:ind w:left="0" w:right="0" w:firstLine="0"/>
-              <w:spacing w:before="40" w:after="40" w:lineRule="auto" w:line="240"/>
+              <w:ind w:left="0" w:firstLine="0" w:right="0"/>
+              <w:spacing w:lineRule="auto" w:after="40" w:line="240" w:before="40"/>
             </w:pPr>
             <w:r>
               <w:t xml:space="preserve">string</w:t>
@@ -1867,8 +1867,8 @@
             <w:pPr>
               <w:pStyle w:val="Compact"/>
               <w:jc w:val="left"/>
-              <w:ind w:left="0" w:right="0" w:firstLine="0"/>
-              <w:spacing w:before="40" w:after="40" w:lineRule="auto" w:line="240"/>
+              <w:ind w:left="0" w:firstLine="0" w:right="0"/>
+              <w:spacing w:lineRule="auto" w:after="40" w:line="240" w:before="40"/>
             </w:pPr>
             <w:r>
               <w:t xml:space="preserve">required</w:t>
@@ -1881,8 +1881,8 @@
             <w:pPr>
               <w:pStyle w:val="Compact"/>
               <w:jc w:val="left"/>
-              <w:ind w:left="0" w:right="0" w:firstLine="0"/>
-              <w:spacing w:before="40" w:after="40" w:lineRule="auto" w:line="240"/>
+              <w:ind w:left="0" w:firstLine="0" w:right="0"/>
+              <w:spacing w:lineRule="auto" w:after="40" w:line="240" w:before="40"/>
             </w:pPr>
             <w:r>
               <w:t xml:space="preserve">Display name in Word (e.g.,</w:t>
@@ -1912,8 +1912,8 @@
             <w:pPr>
               <w:pStyle w:val="Compact"/>
               <w:jc w:val="left"/>
-              <w:ind w:left="0" w:right="0" w:firstLine="0"/>
-              <w:spacing w:before="40" w:after="40" w:lineRule="auto" w:line="240"/>
+              <w:ind w:left="0" w:firstLine="0" w:right="0"/>
+              <w:spacing w:lineRule="auto" w:after="40" w:line="240" w:before="40"/>
             </w:pPr>
             <w:r>
               <w:rPr>
@@ -1929,8 +1929,8 @@
             <w:pPr>
               <w:pStyle w:val="Compact"/>
               <w:jc w:val="left"/>
-              <w:ind w:left="0" w:right="0" w:firstLine="0"/>
-              <w:spacing w:before="40" w:after="40" w:lineRule="auto" w:line="240"/>
+              <w:ind w:left="0" w:firstLine="0" w:right="0"/>
+              <w:spacing w:lineRule="auto" w:after="40" w:line="240" w:before="40"/>
             </w:pPr>
             <w:r>
               <w:t xml:space="preserve">string</w:t>
@@ -1943,8 +1943,8 @@
             <w:pPr>
               <w:pStyle w:val="Compact"/>
               <w:jc w:val="left"/>
-              <w:ind w:left="0" w:right="0" w:firstLine="0"/>
-              <w:spacing w:before="40" w:after="40" w:lineRule="auto" w:line="240"/>
+              <w:ind w:left="0" w:firstLine="0" w:right="0"/>
+              <w:spacing w:lineRule="auto" w:after="40" w:line="240" w:before="40"/>
             </w:pPr>
             <w:r>
               <w:t xml:space="preserve">nil</w:t>
@@ -1957,8 +1957,8 @@
             <w:pPr>
               <w:pStyle w:val="Compact"/>
               <w:jc w:val="left"/>
-              <w:ind w:left="0" w:right="0" w:firstLine="0"/>
-              <w:spacing w:before="40" w:after="40" w:lineRule="auto" w:line="240"/>
+              <w:ind w:left="0" w:firstLine="0" w:right="0"/>
+              <w:spacing w:lineRule="auto" w:after="40" w:line="240" w:before="40"/>
             </w:pPr>
             <w:r>
               <w:t xml:space="preserve">Parent style ID for inheritance</w:t>
@@ -1973,8 +1973,8 @@
             <w:pPr>
               <w:pStyle w:val="Compact"/>
               <w:jc w:val="left"/>
-              <w:ind w:left="0" w:right="0" w:firstLine="0"/>
-              <w:spacing w:before="40" w:after="40" w:lineRule="auto" w:line="240"/>
+              <w:ind w:left="0" w:firstLine="0" w:right="0"/>
+              <w:spacing w:lineRule="auto" w:after="40" w:line="240" w:before="40"/>
             </w:pPr>
             <w:r>
               <w:rPr>
@@ -1990,8 +1990,8 @@
             <w:pPr>
               <w:pStyle w:val="Compact"/>
               <w:jc w:val="left"/>
-              <w:ind w:left="0" w:right="0" w:firstLine="0"/>
-              <w:spacing w:before="40" w:after="40" w:lineRule="auto" w:line="240"/>
+              <w:ind w:left="0" w:firstLine="0" w:right="0"/>
+              <w:spacing w:lineRule="auto" w:after="40" w:line="240" w:before="40"/>
             </w:pPr>
             <w:r>
               <w:t xml:space="preserve">string</w:t>
@@ -2004,8 +2004,8 @@
             <w:pPr>
               <w:pStyle w:val="Compact"/>
               <w:jc w:val="left"/>
-              <w:ind w:left="0" w:right="0" w:firstLine="0"/>
-              <w:spacing w:before="40" w:after="40" w:lineRule="auto" w:line="240"/>
+              <w:ind w:left="0" w:firstLine="0" w:right="0"/>
+              <w:spacing w:lineRule="auto" w:after="40" w:line="240" w:before="40"/>
             </w:pPr>
             <w:r>
               <w:t xml:space="preserve">nil</w:t>
@@ -2018,8 +2018,8 @@
             <w:pPr>
               <w:pStyle w:val="Compact"/>
               <w:jc w:val="left"/>
-              <w:ind w:left="0" w:right="0" w:firstLine="0"/>
-              <w:spacing w:before="40" w:after="40" w:lineRule="auto" w:line="240"/>
+              <w:ind w:left="0" w:firstLine="0" w:right="0"/>
+              <w:spacing w:lineRule="auto" w:after="40" w:line="240" w:before="40"/>
             </w:pPr>
             <w:r>
               <w:t xml:space="preserve">Style to apply to the next paragraph</w:t>
@@ -2034,8 +2034,8 @@
             <w:pPr>
               <w:pStyle w:val="Compact"/>
               <w:jc w:val="left"/>
-              <w:ind w:left="0" w:right="0" w:firstLine="0"/>
-              <w:spacing w:before="40" w:after="40" w:lineRule="auto" w:line="240"/>
+              <w:ind w:left="0" w:firstLine="0" w:right="0"/>
+              <w:spacing w:lineRule="auto" w:after="40" w:line="240" w:before="40"/>
             </w:pPr>
             <w:r>
               <w:rPr>
@@ -2051,8 +2051,8 @@
             <w:pPr>
               <w:pStyle w:val="Compact"/>
               <w:jc w:val="left"/>
-              <w:ind w:left="0" w:right="0" w:firstLine="0"/>
-              <w:spacing w:before="40" w:after="40" w:lineRule="auto" w:line="240"/>
+              <w:ind w:left="0" w:firstLine="0" w:right="0"/>
+              <w:spacing w:lineRule="auto" w:after="40" w:line="240" w:before="40"/>
             </w:pPr>
             <w:r>
               <w:t xml:space="preserve">string</w:t>
@@ -2065,8 +2065,8 @@
             <w:pPr>
               <w:pStyle w:val="Compact"/>
               <w:jc w:val="left"/>
-              <w:ind w:left="0" w:right="0" w:firstLine="0"/>
-              <w:spacing w:before="40" w:after="40" w:lineRule="auto" w:line="240"/>
+              <w:ind w:left="0" w:firstLine="0" w:right="0"/>
+              <w:spacing w:lineRule="auto" w:after="40" w:line="240" w:before="40"/>
             </w:pPr>
             <w:r>
               <w:t xml:space="preserve">nil</w:t>
@@ -2079,8 +2079,8 @@
             <w:pPr>
               <w:pStyle w:val="Compact"/>
               <w:jc w:val="left"/>
-              <w:ind w:left="0" w:right="0" w:firstLine="0"/>
-              <w:spacing w:before="40" w:after="40" w:lineRule="auto" w:line="240"/>
+              <w:ind w:left="0" w:firstLine="0" w:right="0"/>
+              <w:spacing w:lineRule="auto" w:after="40" w:line="240" w:before="40"/>
             </w:pPr>
             <w:r>
               <w:t xml:space="preserve">Font family name</w:t>
@@ -2095,8 +2095,8 @@
             <w:pPr>
               <w:pStyle w:val="Compact"/>
               <w:jc w:val="left"/>
-              <w:ind w:left="0" w:right="0" w:firstLine="0"/>
-              <w:spacing w:before="40" w:after="40" w:lineRule="auto" w:line="240"/>
+              <w:ind w:left="0" w:firstLine="0" w:right="0"/>
+              <w:spacing w:lineRule="auto" w:after="40" w:line="240" w:before="40"/>
             </w:pPr>
             <w:r>
               <w:rPr>
@@ -2112,8 +2112,8 @@
             <w:pPr>
               <w:pStyle w:val="Compact"/>
               <w:jc w:val="left"/>
-              <w:ind w:left="0" w:right="0" w:firstLine="0"/>
-              <w:spacing w:before="40" w:after="40" w:lineRule="auto" w:line="240"/>
+              <w:ind w:left="0" w:firstLine="0" w:right="0"/>
+              <w:spacing w:lineRule="auto" w:after="40" w:line="240" w:before="40"/>
             </w:pPr>
             <w:r>
               <w:t xml:space="preserve">number</w:t>
@@ -2126,8 +2126,8 @@
             <w:pPr>
               <w:pStyle w:val="Compact"/>
               <w:jc w:val="left"/>
-              <w:ind w:left="0" w:right="0" w:firstLine="0"/>
-              <w:spacing w:before="40" w:after="40" w:lineRule="auto" w:line="240"/>
+              <w:ind w:left="0" w:firstLine="0" w:right="0"/>
+              <w:spacing w:lineRule="auto" w:after="40" w:line="240" w:before="40"/>
             </w:pPr>
             <w:r>
               <w:t xml:space="preserve">nil</w:t>
@@ -2140,8 +2140,8 @@
             <w:pPr>
               <w:pStyle w:val="Compact"/>
               <w:jc w:val="left"/>
-              <w:ind w:left="0" w:right="0" w:firstLine="0"/>
-              <w:spacing w:before="40" w:after="40" w:lineRule="auto" w:line="240"/>
+              <w:ind w:left="0" w:firstLine="0" w:right="0"/>
+              <w:spacing w:lineRule="auto" w:after="40" w:line="240" w:before="40"/>
             </w:pPr>
             <w:r>
               <w:t xml:space="preserve">Font size in points</w:t>
@@ -2156,8 +2156,8 @@
             <w:pPr>
               <w:pStyle w:val="Compact"/>
               <w:jc w:val="left"/>
-              <w:ind w:left="0" w:right="0" w:firstLine="0"/>
-              <w:spacing w:before="40" w:after="40" w:lineRule="auto" w:line="240"/>
+              <w:ind w:left="0" w:firstLine="0" w:right="0"/>
+              <w:spacing w:lineRule="auto" w:after="40" w:line="240" w:before="40"/>
             </w:pPr>
             <w:r>
               <w:rPr>
@@ -2173,8 +2173,8 @@
             <w:pPr>
               <w:pStyle w:val="Compact"/>
               <w:jc w:val="left"/>
-              <w:ind w:left="0" w:right="0" w:firstLine="0"/>
-              <w:spacing w:before="40" w:after="40" w:lineRule="auto" w:line="240"/>
+              <w:ind w:left="0" w:firstLine="0" w:right="0"/>
+              <w:spacing w:lineRule="auto" w:after="40" w:line="240" w:before="40"/>
             </w:pPr>
             <w:r>
               <w:t xml:space="preserve">string</w:t>
@@ -2187,8 +2187,8 @@
             <w:pPr>
               <w:pStyle w:val="Compact"/>
               <w:jc w:val="left"/>
-              <w:ind w:left="0" w:right="0" w:firstLine="0"/>
-              <w:spacing w:before="40" w:after="40" w:lineRule="auto" w:line="240"/>
+              <w:ind w:left="0" w:firstLine="0" w:right="0"/>
+              <w:spacing w:lineRule="auto" w:after="40" w:line="240" w:before="40"/>
             </w:pPr>
             <w:r>
               <w:t xml:space="preserve">nil</w:t>
@@ -2201,8 +2201,8 @@
             <w:pPr>
               <w:pStyle w:val="Compact"/>
               <w:jc w:val="left"/>
-              <w:ind w:left="0" w:right="0" w:firstLine="0"/>
-              <w:spacing w:before="40" w:after="40" w:lineRule="auto" w:line="240"/>
+              <w:ind w:left="0" w:firstLine="0" w:right="0"/>
+              <w:spacing w:lineRule="auto" w:after="40" w:line="240" w:before="40"/>
             </w:pPr>
             <w:r>
               <w:t xml:space="preserve">Hex color without</w:t>
@@ -2247,8 +2247,8 @@
             <w:pPr>
               <w:pStyle w:val="Compact"/>
               <w:jc w:val="left"/>
-              <w:ind w:left="0" w:right="0" w:firstLine="0"/>
-              <w:spacing w:before="40" w:after="40" w:lineRule="auto" w:line="240"/>
+              <w:ind w:left="0" w:firstLine="0" w:right="0"/>
+              <w:spacing w:lineRule="auto" w:after="40" w:line="240" w:before="40"/>
             </w:pPr>
             <w:r>
               <w:rPr>
@@ -2264,8 +2264,8 @@
             <w:pPr>
               <w:pStyle w:val="Compact"/>
               <w:jc w:val="left"/>
-              <w:ind w:left="0" w:right="0" w:firstLine="0"/>
-              <w:spacing w:before="40" w:after="40" w:lineRule="auto" w:line="240"/>
+              <w:ind w:left="0" w:firstLine="0" w:right="0"/>
+              <w:spacing w:lineRule="auto" w:after="40" w:line="240" w:before="40"/>
             </w:pPr>
             <w:r>
               <w:t xml:space="preserve">boolean</w:t>
@@ -2278,8 +2278,8 @@
             <w:pPr>
               <w:pStyle w:val="Compact"/>
               <w:jc w:val="left"/>
-              <w:ind w:left="0" w:right="0" w:firstLine="0"/>
-              <w:spacing w:before="40" w:after="40" w:lineRule="auto" w:line="240"/>
+              <w:ind w:left="0" w:firstLine="0" w:right="0"/>
+              <w:spacing w:lineRule="auto" w:after="40" w:line="240" w:before="40"/>
             </w:pPr>
             <w:r>
               <w:t xml:space="preserve">nil</w:t>
@@ -2292,8 +2292,8 @@
             <w:pPr>
               <w:pStyle w:val="Compact"/>
               <w:jc w:val="left"/>
-              <w:ind w:left="0" w:right="0" w:firstLine="0"/>
-              <w:spacing w:before="40" w:after="40" w:lineRule="auto" w:line="240"/>
+              <w:ind w:left="0" w:firstLine="0" w:right="0"/>
+              <w:spacing w:lineRule="auto" w:after="40" w:line="240" w:before="40"/>
             </w:pPr>
             <w:r>
               <w:t xml:space="preserve">Bold text</w:t>
@@ -2308,8 +2308,8 @@
             <w:pPr>
               <w:pStyle w:val="Compact"/>
               <w:jc w:val="left"/>
-              <w:ind w:left="0" w:right="0" w:firstLine="0"/>
-              <w:spacing w:before="40" w:after="40" w:lineRule="auto" w:line="240"/>
+              <w:ind w:left="0" w:firstLine="0" w:right="0"/>
+              <w:spacing w:lineRule="auto" w:after="40" w:line="240" w:before="40"/>
             </w:pPr>
             <w:r>
               <w:rPr>
@@ -2325,8 +2325,8 @@
             <w:pPr>
               <w:pStyle w:val="Compact"/>
               <w:jc w:val="left"/>
-              <w:ind w:left="0" w:right="0" w:firstLine="0"/>
-              <w:spacing w:before="40" w:after="40" w:lineRule="auto" w:line="240"/>
+              <w:ind w:left="0" w:firstLine="0" w:right="0"/>
+              <w:spacing w:lineRule="auto" w:after="40" w:line="240" w:before="40"/>
             </w:pPr>
             <w:r>
               <w:t xml:space="preserve">boolean</w:t>
@@ -2339,8 +2339,8 @@
             <w:pPr>
               <w:pStyle w:val="Compact"/>
               <w:jc w:val="left"/>
-              <w:ind w:left="0" w:right="0" w:firstLine="0"/>
-              <w:spacing w:before="40" w:after="40" w:lineRule="auto" w:line="240"/>
+              <w:ind w:left="0" w:firstLine="0" w:right="0"/>
+              <w:spacing w:lineRule="auto" w:after="40" w:line="240" w:before="40"/>
             </w:pPr>
             <w:r>
               <w:t xml:space="preserve">nil</w:t>
@@ -2353,8 +2353,8 @@
             <w:pPr>
               <w:pStyle w:val="Compact"/>
               <w:jc w:val="left"/>
-              <w:ind w:left="0" w:right="0" w:firstLine="0"/>
-              <w:spacing w:before="40" w:after="40" w:lineRule="auto" w:line="240"/>
+              <w:ind w:left="0" w:firstLine="0" w:right="0"/>
+              <w:spacing w:lineRule="auto" w:after="40" w:line="240" w:before="40"/>
             </w:pPr>
             <w:r>
               <w:t xml:space="preserve">Italic text</w:t>
@@ -2369,8 +2369,8 @@
             <w:pPr>
               <w:pStyle w:val="Compact"/>
               <w:jc w:val="left"/>
-              <w:ind w:left="0" w:right="0" w:firstLine="0"/>
-              <w:spacing w:before="40" w:after="40" w:lineRule="auto" w:line="240"/>
+              <w:ind w:left="0" w:firstLine="0" w:right="0"/>
+              <w:spacing w:lineRule="auto" w:after="40" w:line="240" w:before="40"/>
             </w:pPr>
             <w:r>
               <w:rPr>
@@ -2386,8 +2386,8 @@
             <w:pPr>
               <w:pStyle w:val="Compact"/>
               <w:jc w:val="left"/>
-              <w:ind w:left="0" w:right="0" w:firstLine="0"/>
-              <w:spacing w:before="40" w:after="40" w:lineRule="auto" w:line="240"/>
+              <w:ind w:left="0" w:firstLine="0" w:right="0"/>
+              <w:spacing w:lineRule="auto" w:after="40" w:line="240" w:before="40"/>
             </w:pPr>
             <w:r>
               <w:t xml:space="preserve">number</w:t>
@@ -2400,8 +2400,8 @@
             <w:pPr>
               <w:pStyle w:val="Compact"/>
               <w:jc w:val="left"/>
-              <w:ind w:left="0" w:right="0" w:firstLine="0"/>
-              <w:spacing w:before="40" w:after="40" w:lineRule="auto" w:line="240"/>
+              <w:ind w:left="0" w:firstLine="0" w:right="0"/>
+              <w:spacing w:lineRule="auto" w:after="40" w:line="240" w:before="40"/>
             </w:pPr>
             <w:r>
               <w:t xml:space="preserve">nil</w:t>
@@ -2414,8 +2414,8 @@
             <w:pPr>
               <w:pStyle w:val="Compact"/>
               <w:jc w:val="left"/>
-              <w:ind w:left="0" w:right="0" w:firstLine="0"/>
-              <w:spacing w:before="40" w:after="40" w:lineRule="auto" w:line="240"/>
+              <w:ind w:left="0" w:firstLine="0" w:right="0"/>
+              <w:spacing w:lineRule="auto" w:after="40" w:line="240" w:before="40"/>
             </w:pPr>
             <w:r>
               <w:t xml:space="preserve">Line spacing multiplier (1.0 = single, 1.15, 2.0, etc.)</w:t>
@@ -2430,8 +2430,8 @@
             <w:pPr>
               <w:pStyle w:val="Compact"/>
               <w:jc w:val="left"/>
-              <w:ind w:left="0" w:right="0" w:firstLine="0"/>
-              <w:spacing w:before="40" w:after="40" w:lineRule="auto" w:line="240"/>
+              <w:ind w:left="0" w:firstLine="0" w:right="0"/>
+              <w:spacing w:lineRule="auto" w:after="40" w:line="240" w:before="40"/>
             </w:pPr>
             <w:r>
               <w:rPr>
@@ -2447,8 +2447,8 @@
             <w:pPr>
               <w:pStyle w:val="Compact"/>
               <w:jc w:val="left"/>
-              <w:ind w:left="0" w:right="0" w:firstLine="0"/>
-              <w:spacing w:before="40" w:after="40" w:lineRule="auto" w:line="240"/>
+              <w:ind w:left="0" w:firstLine="0" w:right="0"/>
+              <w:spacing w:lineRule="auto" w:after="40" w:line="240" w:before="40"/>
             </w:pPr>
             <w:r>
               <w:t xml:space="preserve">number</w:t>
@@ -2461,8 +2461,8 @@
             <w:pPr>
               <w:pStyle w:val="Compact"/>
               <w:jc w:val="left"/>
-              <w:ind w:left="0" w:right="0" w:firstLine="0"/>
-              <w:spacing w:before="40" w:after="40" w:lineRule="auto" w:line="240"/>
+              <w:ind w:left="0" w:firstLine="0" w:right="0"/>
+              <w:spacing w:lineRule="auto" w:after="40" w:line="240" w:before="40"/>
             </w:pPr>
             <w:r>
               <w:t xml:space="preserve">nil</w:t>
@@ -2475,8 +2475,8 @@
             <w:pPr>
               <w:pStyle w:val="Compact"/>
               <w:jc w:val="left"/>
-              <w:ind w:left="0" w:right="0" w:firstLine="0"/>
-              <w:spacing w:before="40" w:after="40" w:lineRule="auto" w:line="240"/>
+              <w:ind w:left="0" w:firstLine="0" w:right="0"/>
+              <w:spacing w:lineRule="auto" w:after="40" w:line="240" w:before="40"/>
             </w:pPr>
             <w:r>
               <w:t xml:space="preserve">Space before paragraph in points</w:t>
@@ -2491,8 +2491,8 @@
             <w:pPr>
               <w:pStyle w:val="Compact"/>
               <w:jc w:val="left"/>
-              <w:ind w:left="0" w:right="0" w:firstLine="0"/>
-              <w:spacing w:before="40" w:after="40" w:lineRule="auto" w:line="240"/>
+              <w:ind w:left="0" w:firstLine="0" w:right="0"/>
+              <w:spacing w:lineRule="auto" w:after="40" w:line="240" w:before="40"/>
             </w:pPr>
             <w:r>
               <w:rPr>
@@ -2508,8 +2508,8 @@
             <w:pPr>
               <w:pStyle w:val="Compact"/>
               <w:jc w:val="left"/>
-              <w:ind w:left="0" w:right="0" w:firstLine="0"/>
-              <w:spacing w:before="40" w:after="40" w:lineRule="auto" w:line="240"/>
+              <w:ind w:left="0" w:firstLine="0" w:right="0"/>
+              <w:spacing w:lineRule="auto" w:after="40" w:line="240" w:before="40"/>
             </w:pPr>
             <w:r>
               <w:t xml:space="preserve">number</w:t>
@@ -2522,8 +2522,8 @@
             <w:pPr>
               <w:pStyle w:val="Compact"/>
               <w:jc w:val="left"/>
-              <w:ind w:left="0" w:right="0" w:firstLine="0"/>
-              <w:spacing w:before="40" w:after="40" w:lineRule="auto" w:line="240"/>
+              <w:ind w:left="0" w:firstLine="0" w:right="0"/>
+              <w:spacing w:lineRule="auto" w:after="40" w:line="240" w:before="40"/>
             </w:pPr>
             <w:r>
               <w:t xml:space="preserve">nil</w:t>
@@ -2536,8 +2536,8 @@
             <w:pPr>
               <w:pStyle w:val="Compact"/>
               <w:jc w:val="left"/>
-              <w:ind w:left="0" w:right="0" w:firstLine="0"/>
-              <w:spacing w:before="40" w:after="40" w:lineRule="auto" w:line="240"/>
+              <w:ind w:left="0" w:firstLine="0" w:right="0"/>
+              <w:spacing w:lineRule="auto" w:after="40" w:line="240" w:before="40"/>
             </w:pPr>
             <w:r>
               <w:t xml:space="preserve">Space after paragraph in points</w:t>
@@ -2552,8 +2552,8 @@
             <w:pPr>
               <w:pStyle w:val="Compact"/>
               <w:jc w:val="left"/>
-              <w:ind w:left="0" w:right="0" w:firstLine="0"/>
-              <w:spacing w:before="40" w:after="40" w:lineRule="auto" w:line="240"/>
+              <w:ind w:left="0" w:firstLine="0" w:right="0"/>
+              <w:spacing w:lineRule="auto" w:after="40" w:line="240" w:before="40"/>
             </w:pPr>
             <w:r>
               <w:rPr>
@@ -2569,8 +2569,8 @@
             <w:pPr>
               <w:pStyle w:val="Compact"/>
               <w:jc w:val="left"/>
-              <w:ind w:left="0" w:right="0" w:firstLine="0"/>
-              <w:spacing w:before="40" w:after="40" w:lineRule="auto" w:line="240"/>
+              <w:ind w:left="0" w:firstLine="0" w:right="0"/>
+              <w:spacing w:lineRule="auto" w:after="40" w:line="240" w:before="40"/>
             </w:pPr>
             <w:r>
               <w:t xml:space="preserve">string</w:t>
@@ -2583,8 +2583,8 @@
             <w:pPr>
               <w:pStyle w:val="Compact"/>
               <w:jc w:val="left"/>
-              <w:ind w:left="0" w:right="0" w:firstLine="0"/>
-              <w:spacing w:before="40" w:after="40" w:lineRule="auto" w:line="240"/>
+              <w:ind w:left="0" w:firstLine="0" w:right="0"/>
+              <w:spacing w:lineRule="auto" w:after="40" w:line="240" w:before="40"/>
             </w:pPr>
             <w:r>
               <w:t xml:space="preserve">nil</w:t>
@@ -2597,8 +2597,8 @@
             <w:pPr>
               <w:pStyle w:val="Compact"/>
               <w:jc w:val="left"/>
-              <w:ind w:left="0" w:right="0" w:firstLine="0"/>
-              <w:spacing w:before="40" w:after="40" w:lineRule="auto" w:line="240"/>
+              <w:ind w:left="0" w:firstLine="0" w:right="0"/>
+              <w:spacing w:lineRule="auto" w:after="40" w:line="240" w:before="40"/>
             </w:pPr>
             <w:r>
               <w:t xml:space="preserve">Text alignment:</w:t>
@@ -2676,8 +2676,8 @@
             <w:pPr>
               <w:pStyle w:val="Compact"/>
               <w:jc w:val="left"/>
-              <w:ind w:left="0" w:right="0" w:firstLine="0"/>
-              <w:spacing w:before="40" w:after="40" w:lineRule="auto" w:line="240"/>
+              <w:ind w:left="0" w:firstLine="0" w:right="0"/>
+              <w:spacing w:lineRule="auto" w:after="40" w:line="240" w:before="40"/>
             </w:pPr>
             <w:r>
               <w:rPr>
@@ -2693,8 +2693,8 @@
             <w:pPr>
               <w:pStyle w:val="Compact"/>
               <w:jc w:val="left"/>
-              <w:ind w:left="0" w:right="0" w:firstLine="0"/>
-              <w:spacing w:before="40" w:after="40" w:lineRule="auto" w:line="240"/>
+              <w:ind w:left="0" w:firstLine="0" w:right="0"/>
+              <w:spacing w:lineRule="auto" w:after="40" w:line="240" w:before="40"/>
             </w:pPr>
             <w:r>
               <w:t xml:space="preserve">string</w:t>
@@ -2707,8 +2707,8 @@
             <w:pPr>
               <w:pStyle w:val="Compact"/>
               <w:jc w:val="left"/>
-              <w:ind w:left="0" w:right="0" w:firstLine="0"/>
-              <w:spacing w:before="40" w:after="40" w:lineRule="auto" w:line="240"/>
+              <w:ind w:left="0" w:firstLine="0" w:right="0"/>
+              <w:spacing w:lineRule="auto" w:after="40" w:line="240" w:before="40"/>
             </w:pPr>
             <w:r>
               <w:t xml:space="preserve">nil</w:t>
@@ -2721,8 +2721,8 @@
             <w:pPr>
               <w:pStyle w:val="Compact"/>
               <w:jc w:val="left"/>
-              <w:ind w:left="0" w:right="0" w:firstLine="0"/>
-              <w:spacing w:before="40" w:after="40" w:lineRule="auto" w:line="240"/>
+              <w:ind w:left="0" w:firstLine="0" w:right="0"/>
+              <w:spacing w:lineRule="auto" w:after="40" w:line="240" w:before="40"/>
             </w:pPr>
             <w:r>
               <w:t xml:space="preserve">Left indent (e.g.,</w:t>
@@ -2767,8 +2767,8 @@
             <w:pPr>
               <w:pStyle w:val="Compact"/>
               <w:jc w:val="left"/>
-              <w:ind w:left="0" w:right="0" w:firstLine="0"/>
-              <w:spacing w:before="40" w:after="40" w:lineRule="auto" w:line="240"/>
+              <w:ind w:left="0" w:firstLine="0" w:right="0"/>
+              <w:spacing w:lineRule="auto" w:after="40" w:line="240" w:before="40"/>
             </w:pPr>
             <w:r>
               <w:rPr>
@@ -2784,8 +2784,8 @@
             <w:pPr>
               <w:pStyle w:val="Compact"/>
               <w:jc w:val="left"/>
-              <w:ind w:left="0" w:right="0" w:firstLine="0"/>
-              <w:spacing w:before="40" w:after="40" w:lineRule="auto" w:line="240"/>
+              <w:ind w:left="0" w:firstLine="0" w:right="0"/>
+              <w:spacing w:lineRule="auto" w:after="40" w:line="240" w:before="40"/>
             </w:pPr>
             <w:r>
               <w:t xml:space="preserve">string</w:t>
@@ -2798,8 +2798,8 @@
             <w:pPr>
               <w:pStyle w:val="Compact"/>
               <w:jc w:val="left"/>
-              <w:ind w:left="0" w:right="0" w:firstLine="0"/>
-              <w:spacing w:before="40" w:after="40" w:lineRule="auto" w:line="240"/>
+              <w:ind w:left="0" w:firstLine="0" w:right="0"/>
+              <w:spacing w:lineRule="auto" w:after="40" w:line="240" w:before="40"/>
             </w:pPr>
             <w:r>
               <w:t xml:space="preserve">nil</w:t>
@@ -2812,8 +2812,8 @@
             <w:pPr>
               <w:pStyle w:val="Compact"/>
               <w:jc w:val="left"/>
-              <w:ind w:left="0" w:right="0" w:firstLine="0"/>
-              <w:spacing w:before="40" w:after="40" w:lineRule="auto" w:line="240"/>
+              <w:ind w:left="0" w:firstLine="0" w:right="0"/>
+              <w:spacing w:lineRule="auto" w:after="40" w:line="240" w:before="40"/>
             </w:pPr>
             <w:r>
               <w:t xml:space="preserve">Right indent</w:t>
@@ -2828,8 +2828,8 @@
             <w:pPr>
               <w:pStyle w:val="Compact"/>
               <w:jc w:val="left"/>
-              <w:ind w:left="0" w:right="0" w:firstLine="0"/>
-              <w:spacing w:before="40" w:after="40" w:lineRule="auto" w:line="240"/>
+              <w:ind w:left="0" w:firstLine="0" w:right="0"/>
+              <w:spacing w:lineRule="auto" w:after="40" w:line="240" w:before="40"/>
             </w:pPr>
             <w:r>
               <w:rPr>
@@ -2845,8 +2845,8 @@
             <w:pPr>
               <w:pStyle w:val="Compact"/>
               <w:jc w:val="left"/>
-              <w:ind w:left="0" w:right="0" w:firstLine="0"/>
-              <w:spacing w:before="40" w:after="40" w:lineRule="auto" w:line="240"/>
+              <w:ind w:left="0" w:firstLine="0" w:right="0"/>
+              <w:spacing w:lineRule="auto" w:after="40" w:line="240" w:before="40"/>
             </w:pPr>
             <w:r>
               <w:t xml:space="preserve">boolean</w:t>
@@ -2859,8 +2859,8 @@
             <w:pPr>
               <w:pStyle w:val="Compact"/>
               <w:jc w:val="left"/>
-              <w:ind w:left="0" w:right="0" w:firstLine="0"/>
-              <w:spacing w:before="40" w:after="40" w:lineRule="auto" w:line="240"/>
+              <w:ind w:left="0" w:firstLine="0" w:right="0"/>
+              <w:spacing w:lineRule="auto" w:after="40" w:line="240" w:before="40"/>
             </w:pPr>
             <w:r>
               <w:t xml:space="preserve">nil</w:t>
@@ -2873,8 +2873,8 @@
             <w:pPr>
               <w:pStyle w:val="Compact"/>
               <w:jc w:val="left"/>
-              <w:ind w:left="0" w:right="0" w:firstLine="0"/>
-              <w:spacing w:before="40" w:after="40" w:lineRule="auto" w:line="240"/>
+              <w:ind w:left="0" w:firstLine="0" w:right="0"/>
+              <w:spacing w:lineRule="auto" w:after="40" w:line="240" w:before="40"/>
             </w:pPr>
             <w:r>
               <w:t xml:space="preserve">Keep with next paragraph (prevent orphaning)</w:t>
@@ -2889,8 +2889,8 @@
             <w:pPr>
               <w:pStyle w:val="Compact"/>
               <w:jc w:val="left"/>
-              <w:ind w:left="0" w:right="0" w:firstLine="0"/>
-              <w:spacing w:before="40" w:after="40" w:lineRule="auto" w:line="240"/>
+              <w:ind w:left="0" w:firstLine="0" w:right="0"/>
+              <w:spacing w:lineRule="auto" w:after="40" w:line="240" w:before="40"/>
             </w:pPr>
             <w:r>
               <w:rPr>
@@ -2906,8 +2906,8 @@
             <w:pPr>
               <w:pStyle w:val="Compact"/>
               <w:jc w:val="left"/>
-              <w:ind w:left="0" w:right="0" w:firstLine="0"/>
-              <w:spacing w:before="40" w:after="40" w:lineRule="auto" w:line="240"/>
+              <w:ind w:left="0" w:firstLine="0" w:right="0"/>
+              <w:spacing w:lineRule="auto" w:after="40" w:line="240" w:before="40"/>
             </w:pPr>
             <w:r>
               <w:t xml:space="preserve">integer</w:t>
@@ -2920,8 +2920,8 @@
             <w:pPr>
               <w:pStyle w:val="Compact"/>
               <w:jc w:val="left"/>
-              <w:ind w:left="0" w:right="0" w:firstLine="0"/>
-              <w:spacing w:before="40" w:after="40" w:lineRule="auto" w:line="240"/>
+              <w:ind w:left="0" w:firstLine="0" w:right="0"/>
+              <w:spacing w:lineRule="auto" w:after="40" w:line="240" w:before="40"/>
             </w:pPr>
             <w:r>
               <w:t xml:space="preserve">nil</w:t>
@@ -2934,8 +2934,8 @@
             <w:pPr>
               <w:pStyle w:val="Compact"/>
               <w:jc w:val="left"/>
-              <w:ind w:left="0" w:right="0" w:firstLine="0"/>
-              <w:spacing w:before="40" w:after="40" w:lineRule="auto" w:line="240"/>
+              <w:ind w:left="0" w:firstLine="0" w:right="0"/>
+              <w:spacing w:lineRule="auto" w:after="40" w:line="240" w:before="40"/>
             </w:pPr>
             <w:r>
               <w:t xml:space="preserve">Outline level for TOC (0 = Heading 1, 1 = Heading 2, etc.)</w:t>
@@ -2960,12 +2960,12 @@
     </w:p>
     <w:p>
       <w:pPr>
-        <w:spacing w:lineRule="exact" w:before="0" w:line="20" w:after="0"/>
+        <w:spacing w:before="0" w:lineRule="exact" w:after="0" w:line="20"/>
         <w:rPr>
           <w:sz w:val="2"/>
         </w:rPr>
       </w:pPr>
-      <w:bookmarkStart w:name="listing-src-docx-paragraph-styles" w:id="637"/>
+      <w:bookmarkStart w:id="637" w:name="listing-src-docx-paragraph-styles"/>
       <w:bookmarkEnd w:id="637"/>
     </w:p>
     <w:p>
@@ -4627,12 +4627,12 @@
     </w:p>
     <w:p>
       <w:pPr>
-        <w:spacing w:lineRule="exact" w:before="0" w:line="20" w:after="0"/>
+        <w:spacing w:before="0" w:lineRule="exact" w:after="0" w:line="20"/>
         <w:rPr>
           <w:sz w:val="2"/>
         </w:rPr>
       </w:pPr>
-      <w:bookmarkStart w:name="listing-src-docx-table-styles" w:id="14557"/>
+      <w:bookmarkStart w:id="14557" w:name="listing-src-docx-table-styles"/>
       <w:bookmarkEnd w:id="14557"/>
     </w:p>
     <w:p>
@@ -6201,12 +6201,12 @@
     </w:p>
     <w:p>
       <w:pPr>
-        <w:spacing w:lineRule="exact" w:before="0" w:line="20" w:after="0"/>
+        <w:spacing w:before="0" w:lineRule="exact" w:after="0" w:line="20"/>
         <w:rPr>
           <w:sz w:val="2"/>
         </w:rPr>
       </w:pPr>
-      <w:bookmarkStart w:name="listing-src-docx-captions" w:id="13321"/>
+      <w:bookmarkStart w:id="13321" w:name="listing-src-docx-captions"/>
       <w:bookmarkEnd w:id="13321"/>
     </w:p>
     <w:p>
@@ -7021,12 +7021,12 @@
     </w:p>
     <w:p>
       <w:pPr>
-        <w:spacing w:lineRule="exact" w:before="0" w:line="20" w:after="0"/>
+        <w:spacing w:before="0" w:lineRule="exact" w:after="0" w:line="20"/>
         <w:rPr>
           <w:sz w:val="2"/>
         </w:rPr>
       </w:pPr>
-      <w:bookmarkStart w:name="listing-src-docx-preset-extends" w:id="16743"/>
+      <w:bookmarkStart w:id="16743" w:name="listing-src-docx-preset-extends"/>
       <w:bookmarkEnd w:id="16743"/>
     </w:p>
     <w:p>
@@ -8458,12 +8458,12 @@
     </w:p>
     <w:p>
       <w:pPr>
-        <w:spacing w:lineRule="exact" w:before="0" w:line="20" w:after="0"/>
+        <w:spacing w:before="0" w:lineRule="exact" w:after="0" w:line="20"/>
         <w:rPr>
           <w:sz w:val="2"/>
         </w:rPr>
       </w:pPr>
-      <w:bookmarkStart w:name="csv-tbl-docx-postprocessor-hooks" w:id="25759"/>
+      <w:bookmarkStart w:id="25759" w:name="csv-tbl-docx-postprocessor-hooks"/>
       <w:bookmarkEnd w:id="25759"/>
     </w:p>
     <w:p>
@@ -8500,12 +8500,12 @@
         <w:tblLook w:firstRow="1" w:lastRow="0" w:firstColumn="0" w:lastColumn="0" w:noHBand="0" w:noVBand="0" w:val="0020"/>
         <w:jc w:val="start"/>
         <w:tblBorders>
-          <w:top w:color="000000" w:val="single" w:sz="6" w:space="0"/>
-          <w:left w:color="000000" w:val="single" w:sz="6" w:space="0"/>
-          <w:bottom w:color="000000" w:val="single" w:sz="6" w:space="0"/>
-          <w:right w:color="000000" w:val="single" w:sz="6" w:space="0"/>
-          <w:insideH w:color="000000" w:val="single" w:sz="6" w:space="0"/>
-          <w:insideV w:color="000000" w:val="single" w:sz="6" w:space="0"/>
+          <w:top w:color="000000" w:sz="6" w:val="single" w:space="0"/>
+          <w:left w:color="000000" w:sz="6" w:val="single" w:space="0"/>
+          <w:bottom w:color="000000" w:sz="6" w:val="single" w:space="0"/>
+          <w:right w:color="000000" w:sz="6" w:val="single" w:space="0"/>
+          <w:insideH w:color="000000" w:sz="6" w:val="single" w:space="0"/>
+          <w:insideV w:color="000000" w:sz="6" w:val="single" w:space="0"/>
         </w:tblBorders>
         <w:tblCellMar>
           <w:top w:type="dxa" w:w="57"/>
@@ -8525,14 +8525,14 @@
         </w:trPr>
         <w:tc>
           <w:tcPr>
-            <w:shd w:val="clear" w:fill="E8E8E8" w:color="auto"/>
+            <w:shd w:color="auto" w:val="clear" w:fill="E8E8E8"/>
           </w:tcPr>
           <w:p>
             <w:pPr>
               <w:pStyle w:val="Compact"/>
               <w:jc w:val="left"/>
-              <w:ind w:left="0" w:right="0" w:firstLine="0"/>
-              <w:spacing w:before="40" w:after="40" w:lineRule="auto" w:line="240"/>
+              <w:ind w:left="0" w:firstLine="0" w:right="0"/>
+              <w:spacing w:lineRule="auto" w:after="40" w:line="240" w:before="40"/>
             </w:pPr>
             <w:r>
               <w:rPr>
@@ -8544,14 +8544,14 @@
         </w:tc>
         <w:tc>
           <w:tcPr>
-            <w:shd w:val="clear" w:fill="E8E8E8" w:color="auto"/>
+            <w:shd w:color="auto" w:val="clear" w:fill="E8E8E8"/>
           </w:tcPr>
           <w:p>
             <w:pPr>
               <w:pStyle w:val="Compact"/>
               <w:jc w:val="left"/>
-              <w:ind w:left="0" w:right="0" w:firstLine="0"/>
-              <w:spacing w:before="40" w:after="40" w:lineRule="auto" w:line="240"/>
+              <w:ind w:left="0" w:firstLine="0" w:right="0"/>
+              <w:spacing w:lineRule="auto" w:after="40" w:line="240" w:before="40"/>
             </w:pPr>
             <w:r>
               <w:rPr>
@@ -8563,14 +8563,14 @@
         </w:tc>
         <w:tc>
           <w:tcPr>
-            <w:shd w:val="clear" w:fill="E8E8E8" w:color="auto"/>
+            <w:shd w:color="auto" w:val="clear" w:fill="E8E8E8"/>
           </w:tcPr>
           <w:p>
             <w:pPr>
               <w:pStyle w:val="Compact"/>
               <w:jc w:val="left"/>
-              <w:ind w:left="0" w:right="0" w:firstLine="0"/>
-              <w:spacing w:before="40" w:after="40" w:lineRule="auto" w:line="240"/>
+              <w:ind w:left="0" w:firstLine="0" w:right="0"/>
+              <w:spacing w:lineRule="auto" w:after="40" w:line="240" w:before="40"/>
             </w:pPr>
             <w:r>
               <w:rPr>
@@ -8588,8 +8588,8 @@
             <w:pPr>
               <w:pStyle w:val="Compact"/>
               <w:jc w:val="left"/>
-              <w:ind w:left="0" w:right="0" w:firstLine="0"/>
-              <w:spacing w:before="40" w:after="40" w:lineRule="auto" w:line="240"/>
+              <w:ind w:left="0" w:firstLine="0" w:right="0"/>
+              <w:spacing w:lineRule="auto" w:after="40" w:line="240" w:before="40"/>
             </w:pPr>
             <w:r>
               <w:rPr>
@@ -8605,8 +8605,8 @@
             <w:pPr>
               <w:pStyle w:val="Compact"/>
               <w:jc w:val="left"/>
-              <w:ind w:left="0" w:right="0" w:firstLine="0"/>
-              <w:spacing w:before="40" w:after="40" w:lineRule="auto" w:line="240"/>
+              <w:ind w:left="0" w:firstLine="0" w:right="0"/>
+              <w:spacing w:lineRule="auto" w:after="40" w:line="240" w:before="40"/>
             </w:pPr>
             <w:r>
               <w:rPr>
@@ -8628,8 +8628,8 @@
             <w:pPr>
               <w:pStyle w:val="Compact"/>
               <w:jc w:val="left"/>
-              <w:ind w:left="0" w:right="0" w:firstLine="0"/>
-              <w:spacing w:before="40" w:after="40" w:lineRule="auto" w:line="240"/>
+              <w:ind w:left="0" w:firstLine="0" w:right="0"/>
+              <w:spacing w:lineRule="auto" w:after="40" w:line="240" w:before="40"/>
             </w:pPr>
             <w:r>
               <w:t xml:space="preserve">Modify main document body</w:t>
@@ -8644,8 +8644,8 @@
             <w:pPr>
               <w:pStyle w:val="Compact"/>
               <w:jc w:val="left"/>
-              <w:ind w:left="0" w:right="0" w:firstLine="0"/>
-              <w:spacing w:before="40" w:after="40" w:lineRule="auto" w:line="240"/>
+              <w:ind w:left="0" w:firstLine="0" w:right="0"/>
+              <w:spacing w:lineRule="auto" w:after="40" w:line="240" w:before="40"/>
             </w:pPr>
             <w:r>
               <w:rPr>
@@ -8661,8 +8661,8 @@
             <w:pPr>
               <w:pStyle w:val="Compact"/>
               <w:jc w:val="left"/>
-              <w:ind w:left="0" w:right="0" w:firstLine="0"/>
-              <w:spacing w:before="40" w:after="40" w:lineRule="auto" w:line="240"/>
+              <w:ind w:left="0" w:firstLine="0" w:right="0"/>
+              <w:spacing w:lineRule="auto" w:after="40" w:line="240" w:before="40"/>
             </w:pPr>
             <w:r>
               <w:rPr>
@@ -8684,8 +8684,8 @@
             <w:pPr>
               <w:pStyle w:val="Compact"/>
               <w:jc w:val="left"/>
-              <w:ind w:left="0" w:right="0" w:firstLine="0"/>
-              <w:spacing w:before="40" w:after="40" w:lineRule="auto" w:line="240"/>
+              <w:ind w:left="0" w:firstLine="0" w:right="0"/>
+              <w:spacing w:lineRule="auto" w:after="40" w:line="240" w:before="40"/>
             </w:pPr>
             <w:r>
               <w:t xml:space="preserve">Modify or inject style definitions</w:t>
@@ -8700,8 +8700,8 @@
             <w:pPr>
               <w:pStyle w:val="Compact"/>
               <w:jc w:val="left"/>
-              <w:ind w:left="0" w:right="0" w:firstLine="0"/>
-              <w:spacing w:before="40" w:after="40" w:lineRule="auto" w:line="240"/>
+              <w:ind w:left="0" w:firstLine="0" w:right="0"/>
+              <w:spacing w:lineRule="auto" w:after="40" w:line="240" w:before="40"/>
             </w:pPr>
             <w:r>
               <w:rPr>
@@ -8717,8 +8717,8 @@
             <w:pPr>
               <w:pStyle w:val="Compact"/>
               <w:jc w:val="left"/>
-              <w:ind w:left="0" w:right="0" w:firstLine="0"/>
-              <w:spacing w:before="40" w:after="40" w:lineRule="auto" w:line="240"/>
+              <w:ind w:left="0" w:firstLine="0" w:right="0"/>
+              <w:spacing w:lineRule="auto" w:after="40" w:line="240" w:before="40"/>
             </w:pPr>
             <w:r>
               <w:rPr>
@@ -8740,8 +8740,8 @@
             <w:pPr>
               <w:pStyle w:val="Compact"/>
               <w:jc w:val="left"/>
-              <w:ind w:left="0" w:right="0" w:firstLine="0"/>
-              <w:spacing w:before="40" w:after="40" w:lineRule="auto" w:line="240"/>
+              <w:ind w:left="0" w:firstLine="0" w:right="0"/>
+              <w:spacing w:lineRule="auto" w:after="40" w:line="240" w:before="40"/>
             </w:pPr>
             <w:r>
               <w:t xml:space="preserve">Modify list numbering definitions</w:t>
@@ -8756,8 +8756,8 @@
             <w:pPr>
               <w:pStyle w:val="Compact"/>
               <w:jc w:val="left"/>
-              <w:ind w:left="0" w:right="0" w:firstLine="0"/>
-              <w:spacing w:before="40" w:after="40" w:lineRule="auto" w:line="240"/>
+              <w:ind w:left="0" w:firstLine="0" w:right="0"/>
+              <w:spacing w:lineRule="auto" w:after="40" w:line="240" w:before="40"/>
             </w:pPr>
             <w:r>
               <w:rPr>
@@ -8773,8 +8773,8 @@
             <w:pPr>
               <w:pStyle w:val="Compact"/>
               <w:jc w:val="left"/>
-              <w:ind w:left="0" w:right="0" w:firstLine="0"/>
-              <w:spacing w:before="40" w:after="40" w:lineRule="auto" w:line="240"/>
+              <w:ind w:left="0" w:firstLine="0" w:right="0"/>
+              <w:spacing w:lineRule="auto" w:after="40" w:line="240" w:before="40"/>
             </w:pPr>
             <w:r>
               <w:rPr>
@@ -8796,8 +8796,8 @@
             <w:pPr>
               <w:pStyle w:val="Compact"/>
               <w:jc w:val="left"/>
-              <w:ind w:left="0" w:right="0" w:firstLine="0"/>
-              <w:spacing w:before="40" w:after="40" w:lineRule="auto" w:line="240"/>
+              <w:ind w:left="0" w:firstLine="0" w:right="0"/>
+              <w:spacing w:lineRule="auto" w:after="40" w:line="240" w:before="40"/>
             </w:pPr>
             <w:r>
               <w:t xml:space="preserve">Add content type declarations</w:t>
@@ -8812,8 +8812,8 @@
             <w:pPr>
               <w:pStyle w:val="Compact"/>
               <w:jc w:val="left"/>
-              <w:ind w:left="0" w:right="0" w:firstLine="0"/>
-              <w:spacing w:before="40" w:after="40" w:lineRule="auto" w:line="240"/>
+              <w:ind w:left="0" w:firstLine="0" w:right="0"/>
+              <w:spacing w:lineRule="auto" w:after="40" w:line="240" w:before="40"/>
             </w:pPr>
             <w:r>
               <w:rPr>
@@ -8829,8 +8829,8 @@
             <w:pPr>
               <w:pStyle w:val="Compact"/>
               <w:jc w:val="left"/>
-              <w:ind w:left="0" w:right="0" w:firstLine="0"/>
-              <w:spacing w:before="40" w:after="40" w:lineRule="auto" w:line="240"/>
+              <w:ind w:left="0" w:firstLine="0" w:right="0"/>
+              <w:spacing w:lineRule="auto" w:after="40" w:line="240" w:before="40"/>
             </w:pPr>
             <w:r>
               <w:rPr>
@@ -8852,8 +8852,8 @@
             <w:pPr>
               <w:pStyle w:val="Compact"/>
               <w:jc w:val="left"/>
-              <w:ind w:left="0" w:right="0" w:firstLine="0"/>
-              <w:spacing w:before="40" w:after="40" w:lineRule="auto" w:line="240"/>
+              <w:ind w:left="0" w:firstLine="0" w:right="0"/>
+              <w:spacing w:lineRule="auto" w:after="40" w:line="240" w:before="40"/>
             </w:pPr>
             <w:r>
               <w:t xml:space="preserve">Modify document settings</w:t>
@@ -8868,8 +8868,8 @@
             <w:pPr>
               <w:pStyle w:val="Compact"/>
               <w:jc w:val="left"/>
-              <w:ind w:left="0" w:right="0" w:firstLine="0"/>
-              <w:spacing w:before="40" w:after="40" w:lineRule="auto" w:line="240"/>
+              <w:ind w:left="0" w:firstLine="0" w:right="0"/>
+              <w:spacing w:lineRule="auto" w:after="40" w:line="240" w:before="40"/>
             </w:pPr>
             <w:r>
               <w:rPr>
@@ -8885,8 +8885,8 @@
             <w:pPr>
               <w:pStyle w:val="Compact"/>
               <w:jc w:val="left"/>
-              <w:ind w:left="0" w:right="0" w:firstLine="0"/>
-              <w:spacing w:before="40" w:after="40" w:lineRule="auto" w:line="240"/>
+              <w:ind w:left="0" w:firstLine="0" w:right="0"/>
+              <w:spacing w:lineRule="auto" w:after="40" w:line="240" w:before="40"/>
             </w:pPr>
             <w:r>
               <w:rPr>
@@ -8908,8 +8908,8 @@
             <w:pPr>
               <w:pStyle w:val="Compact"/>
               <w:jc w:val="left"/>
-              <w:ind w:left="0" w:right="0" w:firstLine="0"/>
-              <w:spacing w:before="40" w:after="40" w:lineRule="auto" w:line="240"/>
+              <w:ind w:left="0" w:firstLine="0" w:right="0"/>
+              <w:spacing w:lineRule="auto" w:after="40" w:line="240" w:before="40"/>
             </w:pPr>
             <w:r>
               <w:t xml:space="preserve">Add/modify relationship entries</w:t>
@@ -8924,8 +8924,8 @@
             <w:pPr>
               <w:pStyle w:val="Compact"/>
               <w:jc w:val="left"/>
-              <w:ind w:left="0" w:right="0" w:firstLine="0"/>
-              <w:spacing w:before="40" w:after="40" w:lineRule="auto" w:line="240"/>
+              <w:ind w:left="0" w:firstLine="0" w:right="0"/>
+              <w:spacing w:lineRule="auto" w:after="40" w:line="240" w:before="40"/>
             </w:pPr>
             <w:r>
               <w:rPr>
@@ -8941,8 +8941,8 @@
             <w:pPr>
               <w:pStyle w:val="Compact"/>
               <w:jc w:val="left"/>
-              <w:ind w:left="0" w:right="0" w:firstLine="0"/>
-              <w:spacing w:before="40" w:after="40" w:lineRule="auto" w:line="240"/>
+              <w:ind w:left="0" w:firstLine="0" w:right="0"/>
+              <w:spacing w:lineRule="auto" w:after="40" w:line="240" w:before="40"/>
             </w:pPr>
             <w:r>
               <w:t xml:space="preserve">Temp directory path</w:t>
@@ -8955,8 +8955,8 @@
             <w:pPr>
               <w:pStyle w:val="Compact"/>
               <w:jc w:val="left"/>
-              <w:ind w:left="0" w:right="0" w:firstLine="0"/>
-              <w:spacing w:before="40" w:after="40" w:lineRule="auto" w:line="240"/>
+              <w:ind w:left="0" w:firstLine="0" w:right="0"/>
+              <w:spacing w:lineRule="auto" w:after="40" w:line="240" w:before="40"/>
             </w:pPr>
             <w:r>
               <w:t xml:space="preserve">Create new parts (headers, footers)</w:t>
@@ -9009,12 +9009,12 @@
     </w:p>
     <w:p>
       <w:pPr>
-        <w:spacing w:lineRule="exact" w:before="0" w:line="20" w:after="0"/>
+        <w:spacing w:before="0" w:lineRule="exact" w:after="0" w:line="20"/>
         <w:rPr>
           <w:sz w:val="2"/>
         </w:rPr>
       </w:pPr>
-      <w:bookmarkStart w:name="listing-src-docx-custom-postprocessor" w:id="69874"/>
+      <w:bookmarkStart w:id="69874" w:name="listing-src-docx-custom-postprocessor"/>
       <w:bookmarkEnd w:id="69874"/>
     </w:p>
     <w:p>
@@ -9783,12 +9783,12 @@
     </w:p>
     <w:p>
       <w:pPr>
-        <w:spacing w:lineRule="exact" w:before="0" w:line="20" w:after="0"/>
+        <w:spacing w:before="0" w:lineRule="exact" w:after="0" w:line="20"/>
         <w:rPr>
           <w:sz w:val="2"/>
         </w:rPr>
       </w:pPr>
-      <w:bookmarkStart w:name="csv-tbl-docx-filter-features" w:id="27004"/>
+      <w:bookmarkStart w:id="27004" w:name="csv-tbl-docx-filter-features"/>
       <w:bookmarkEnd w:id="27004"/>
     </w:p>
     <w:p>
@@ -9825,12 +9825,12 @@
         <w:tblLook w:firstRow="1" w:lastRow="0" w:firstColumn="0" w:lastColumn="0" w:noHBand="0" w:noVBand="0" w:val="0020"/>
         <w:jc w:val="start"/>
         <w:tblBorders>
-          <w:top w:color="000000" w:val="single" w:sz="6" w:space="0"/>
-          <w:left w:color="000000" w:val="single" w:sz="6" w:space="0"/>
-          <w:bottom w:color="000000" w:val="single" w:sz="6" w:space="0"/>
-          <w:right w:color="000000" w:val="single" w:sz="6" w:space="0"/>
-          <w:insideH w:color="000000" w:val="single" w:sz="6" w:space="0"/>
-          <w:insideV w:color="000000" w:val="single" w:sz="6" w:space="0"/>
+          <w:top w:color="000000" w:sz="6" w:val="single" w:space="0"/>
+          <w:left w:color="000000" w:sz="6" w:val="single" w:space="0"/>
+          <w:bottom w:color="000000" w:sz="6" w:val="single" w:space="0"/>
+          <w:right w:color="000000" w:sz="6" w:val="single" w:space="0"/>
+          <w:insideH w:color="000000" w:sz="6" w:val="single" w:space="0"/>
+          <w:insideV w:color="000000" w:sz="6" w:val="single" w:space="0"/>
         </w:tblBorders>
         <w:tblCellMar>
           <w:top w:type="dxa" w:w="57"/>
@@ -9849,14 +9849,14 @@
         </w:trPr>
         <w:tc>
           <w:tcPr>
-            <w:shd w:val="clear" w:fill="E8E8E8" w:color="auto"/>
+            <w:shd w:color="auto" w:val="clear" w:fill="E8E8E8"/>
           </w:tcPr>
           <w:p>
             <w:pPr>
               <w:pStyle w:val="Compact"/>
               <w:jc w:val="left"/>
-              <w:ind w:left="0" w:right="0" w:firstLine="0"/>
-              <w:spacing w:before="40" w:after="40" w:lineRule="auto" w:line="240"/>
+              <w:ind w:left="0" w:firstLine="0" w:right="0"/>
+              <w:spacing w:lineRule="auto" w:after="40" w:line="240" w:before="40"/>
             </w:pPr>
             <w:r>
               <w:rPr>
@@ -9868,14 +9868,14 @@
         </w:tc>
         <w:tc>
           <w:tcPr>
-            <w:shd w:val="clear" w:fill="E8E8E8" w:color="auto"/>
+            <w:shd w:color="auto" w:val="clear" w:fill="E8E8E8"/>
           </w:tcPr>
           <w:p>
             <w:pPr>
               <w:pStyle w:val="Compact"/>
               <w:jc w:val="left"/>
-              <w:ind w:left="0" w:right="0" w:firstLine="0"/>
-              <w:spacing w:before="40" w:after="40" w:lineRule="auto" w:line="240"/>
+              <w:ind w:left="0" w:firstLine="0" w:right="0"/>
+              <w:spacing w:lineRule="auto" w:after="40" w:line="240" w:before="40"/>
             </w:pPr>
             <w:r>
               <w:rPr>
@@ -9893,8 +9893,8 @@
             <w:pPr>
               <w:pStyle w:val="Compact"/>
               <w:jc w:val="left"/>
-              <w:ind w:left="0" w:right="0" w:firstLine="0"/>
-              <w:spacing w:before="40" w:after="40" w:lineRule="auto" w:line="240"/>
+              <w:ind w:left="0" w:firstLine="0" w:right="0"/>
+              <w:spacing w:lineRule="auto" w:after="40" w:line="240" w:before="40"/>
             </w:pPr>
             <w:r>
               <w:rPr>
@@ -9910,8 +9910,8 @@
             <w:pPr>
               <w:pStyle w:val="Compact"/>
               <w:jc w:val="left"/>
-              <w:ind w:left="0" w:right="0" w:firstLine="0"/>
-              <w:spacing w:before="40" w:after="40" w:lineRule="auto" w:line="240"/>
+              <w:ind w:left="0" w:firstLine="0" w:right="0"/>
+              <w:spacing w:lineRule="auto" w:after="40" w:line="240" w:before="40"/>
             </w:pPr>
             <w:r>
               <w:t xml:space="preserve">OOXML page break</w:t>
@@ -9926,8 +9926,8 @@
             <w:pPr>
               <w:pStyle w:val="Compact"/>
               <w:jc w:val="left"/>
-              <w:ind w:left="0" w:right="0" w:firstLine="0"/>
-              <w:spacing w:before="40" w:after="40" w:lineRule="auto" w:line="240"/>
+              <w:ind w:left="0" w:firstLine="0" w:right="0"/>
+              <w:spacing w:lineRule="auto" w:after="40" w:line="240" w:before="40"/>
             </w:pPr>
             <w:r>
               <w:rPr>
@@ -9943,8 +9943,8 @@
             <w:pPr>
               <w:pStyle w:val="Compact"/>
               <w:jc w:val="left"/>
-              <w:ind w:left="0" w:right="0" w:firstLine="0"/>
-              <w:spacing w:before="40" w:after="40" w:lineRule="auto" w:line="240"/>
+              <w:ind w:left="0" w:firstLine="0" w:right="0"/>
+              <w:spacing w:lineRule="auto" w:after="40" w:line="240" w:before="40"/>
             </w:pPr>
             <w:r>
               <w:t xml:space="preserve">OOXML spacing (in twips)</w:t>
@@ -9959,8 +9959,8 @@
             <w:pPr>
               <w:pStyle w:val="Compact"/>
               <w:jc w:val="left"/>
-              <w:ind w:left="0" w:right="0" w:firstLine="0"/>
-              <w:spacing w:before="40" w:after="40" w:lineRule="auto" w:line="240"/>
+              <w:ind w:left="0" w:firstLine="0" w:right="0"/>
+              <w:spacing w:lineRule="auto" w:after="40" w:line="240" w:before="40"/>
             </w:pPr>
             <w:r>
               <w:rPr>
@@ -9976,8 +9976,8 @@
             <w:pPr>
               <w:pStyle w:val="Compact"/>
               <w:jc w:val="left"/>
-              <w:ind w:left="0" w:right="0" w:firstLine="0"/>
-              <w:spacing w:before="40" w:after="40" w:lineRule="auto" w:line="240"/>
+              <w:ind w:left="0" w:firstLine="0" w:right="0"/>
+              <w:spacing w:lineRule="auto" w:after="40" w:line="240" w:before="40"/>
             </w:pPr>
             <w:r>
               <w:t xml:space="preserve">OOXML bookmark start</w:t>
@@ -9992,8 +9992,8 @@
             <w:pPr>
               <w:pStyle w:val="Compact"/>
               <w:jc w:val="left"/>
-              <w:ind w:left="0" w:right="0" w:firstLine="0"/>
-              <w:spacing w:before="40" w:after="40" w:lineRule="auto" w:line="240"/>
+              <w:ind w:left="0" w:firstLine="0" w:right="0"/>
+              <w:spacing w:lineRule="auto" w:after="40" w:line="240" w:before="40"/>
             </w:pPr>
             <w:r>
               <w:rPr>
@@ -10015,8 +10015,8 @@
             <w:pPr>
               <w:pStyle w:val="Compact"/>
               <w:jc w:val="left"/>
-              <w:ind w:left="0" w:right="0" w:firstLine="0"/>
-              <w:spacing w:before="40" w:after="40" w:lineRule="auto" w:line="240"/>
+              <w:ind w:left="0" w:firstLine="0" w:right="0"/>
+              <w:spacing w:lineRule="auto" w:after="40" w:line="240" w:before="40"/>
             </w:pPr>
             <w:r>
               <w:t xml:space="preserve">OOXML math element (native</w:t>
@@ -10046,8 +10046,8 @@
             <w:pPr>
               <w:pStyle w:val="Compact"/>
               <w:jc w:val="left"/>
-              <w:ind w:left="0" w:right="0" w:firstLine="0"/>
-              <w:spacing w:before="40" w:after="40" w:lineRule="auto" w:line="240"/>
+              <w:ind w:left="0" w:firstLine="0" w:right="0"/>
+              <w:spacing w:lineRule="auto" w:after="40" w:line="240" w:before="40"/>
             </w:pPr>
             <w:r>
               <w:rPr>
@@ -10063,8 +10063,8 @@
             <w:pPr>
               <w:pStyle w:val="Compact"/>
               <w:jc w:val="left"/>
-              <w:ind w:left="0" w:right="0" w:firstLine="0"/>
-              <w:spacing w:before="40" w:after="40" w:lineRule="auto" w:line="240"/>
+              <w:ind w:left="0" w:firstLine="0" w:right="0"/>
+              <w:spacing w:lineRule="auto" w:after="40" w:line="240" w:before="40"/>
             </w:pPr>
             <w:r>
               <w:t xml:space="preserve">OOXML caption with SEQ field</w:t>
@@ -10079,8 +10079,8 @@
             <w:pPr>
               <w:pStyle w:val="Compact"/>
               <w:jc w:val="left"/>
-              <w:ind w:left="0" w:right="0" w:firstLine="0"/>
-              <w:spacing w:before="40" w:after="40" w:lineRule="auto" w:line="240"/>
+              <w:ind w:left="0" w:firstLine="0" w:right="0"/>
+              <w:spacing w:lineRule="auto" w:after="40" w:line="240" w:before="40"/>
             </w:pPr>
             <w:r>
               <w:rPr>
@@ -10096,8 +10096,8 @@
             <w:pPr>
               <w:pStyle w:val="Compact"/>
               <w:jc w:val="left"/>
-              <w:ind w:left="0" w:right="0" w:firstLine="0"/>
-              <w:spacing w:before="40" w:after="40" w:lineRule="auto" w:line="240"/>
+              <w:ind w:left="0" w:firstLine="0" w:right="0"/>
+              <w:spacing w:lineRule="auto" w:after="40" w:line="240" w:before="40"/>
             </w:pPr>
             <w:r>
               <w:t xml:space="preserve">OOXML numbered equation with tab layout</w:t>
@@ -10112,8 +10112,8 @@
             <w:pPr>
               <w:pStyle w:val="Compact"/>
               <w:jc w:val="left"/>
-              <w:ind w:left="0" w:right="0" w:firstLine="0"/>
-              <w:spacing w:before="40" w:after="40" w:lineRule="auto" w:line="240"/>
+              <w:ind w:left="0" w:firstLine="0" w:right="0"/>
+              <w:spacing w:lineRule="auto" w:after="40" w:line="240" w:before="40"/>
             </w:pPr>
             <w:r>
               <w:rPr>
@@ -10129,8 +10129,8 @@
             <w:pPr>
               <w:pStyle w:val="Compact"/>
               <w:jc w:val="left"/>
-              <w:ind w:left="0" w:right="0" w:firstLine="0"/>
-              <w:spacing w:before="40" w:after="40" w:lineRule="auto" w:line="240"/>
+              <w:ind w:left="0" w:firstLine="0" w:right="0"/>
+              <w:spacing w:lineRule="auto" w:after="40" w:line="240" w:before="40"/>
             </w:pPr>
             <w:r>
               <w:t xml:space="preserve">Position markers for postprocessor</w:t>
@@ -10145,8 +10145,8 @@
             <w:pPr>
               <w:pStyle w:val="Compact"/>
               <w:jc w:val="left"/>
-              <w:ind w:left="0" w:right="0" w:firstLine="0"/>
-              <w:spacing w:before="40" w:after="40" w:lineRule="auto" w:line="240"/>
+              <w:ind w:left="0" w:firstLine="0" w:right="0"/>
+              <w:spacing w:lineRule="auto" w:after="40" w:line="240" w:before="40"/>
             </w:pPr>
             <w:r>
               <w:rPr>
@@ -10183,8 +10183,8 @@
             <w:pPr>
               <w:pStyle w:val="Compact"/>
               <w:jc w:val="left"/>
-              <w:ind w:left="0" w:right="0" w:firstLine="0"/>
-              <w:spacing w:before="40" w:after="40" w:lineRule="auto" w:line="240"/>
+              <w:ind w:left="0" w:firstLine="0" w:right="0"/>
+              <w:spacing w:lineRule="auto" w:after="40" w:line="240" w:before="40"/>
             </w:pPr>
             <w:r>
               <w:t xml:space="preserve">Rewritten to</w:t>
@@ -10295,12 +10295,12 @@
     </w:p>
     <w:p>
       <w:pPr>
-        <w:spacing w:lineRule="exact" w:before="0" w:line="20" w:after="0"/>
+        <w:spacing w:before="0" w:lineRule="exact" w:after="0" w:line="20"/>
         <w:rPr>
           <w:sz w:val="2"/>
         </w:rPr>
       </w:pPr>
-      <w:bookmarkStart w:name="listing-src-docx-project-config" w:id="27890"/>
+      <w:bookmarkStart w:id="27890" w:name="listing-src-docx-project-config"/>
       <w:bookmarkEnd w:id="27890"/>
     </w:p>
     <w:p>
@@ -10747,12 +10747,12 @@
     </w:p>
     <w:p>
       <w:pPr>
-        <w:spacing w:lineRule="exact" w:before="0" w:line="20" w:after="0"/>
+        <w:spacing w:before="0" w:lineRule="exact" w:after="0" w:line="20"/>
         <w:rPr>
           <w:sz w:val="2"/>
         </w:rPr>
       </w:pPr>
-      <w:bookmarkStart w:name="listing-src-docx-force-reference" w:id="76751"/>
+      <w:bookmarkStart w:id="76751" w:name="listing-src-docx-force-reference"/>
       <w:bookmarkEnd w:id="76751"/>
     </w:p>
     <w:p>
@@ -10841,12 +10841,12 @@
     <w:tblPr>
       <w:tblW w:type="pct" w:w="5000"/>
       <w:tblBorders>
-        <w:top w:color="CCCCCC" w:val="single" w:sz="4" w:space="1"/>
-        <w:bottom w:color="auto" w:val="none" w:sz="0" w:space="0"/>
-        <w:left w:color="auto" w:val="none" w:sz="0" w:space="0"/>
-        <w:right w:color="auto" w:val="none" w:sz="0" w:space="0"/>
-        <w:insideH w:color="auto" w:val="none" w:sz="0" w:space="0"/>
-        <w:insideV w:color="auto" w:val="none" w:sz="0" w:space="0"/>
+        <w:top w:color="CCCCCC" w:sz="4" w:val="single" w:space="1"/>
+        <w:bottom w:color="auto" w:sz="0" w:val="none" w:space="0"/>
+        <w:left w:color="auto" w:sz="0" w:val="none" w:space="0"/>
+        <w:right w:color="auto" w:sz="0" w:val="none" w:space="0"/>
+        <w:insideH w:color="auto" w:sz="0" w:val="none" w:space="0"/>
+        <w:insideV w:color="auto" w:sz="0" w:val="none" w:space="0"/>
       </w:tblBorders>
       <w:tblLayout w:type="fixed"/>
     </w:tblPr>
@@ -12173,11 +12173,11 @@
     <w:qFormat/>
     <w:pPr>
       <w:keepNext/>
-      <w:spacing w:before="280" w:after="120" w:lineRule="auto" w:line="276"/>
+      <w:spacing w:lineRule="auto" w:after="120" w:line="276" w:before="280"/>
       <w:outlineLvl w:val="0"/>
     </w:pPr>
     <w:rPr>
-      <w:rFonts w:ascii="Calibri Light" w:hAnsi="Calibri Light" w:cs="Calibri Light"/>
+      <w:rFonts w:ascii="Calibri Light" w:cs="Calibri Light" w:hAnsi="Calibri Light"/>
       <w:b/>
       <w:bCs/>
       <w:color w:val="0F4C64"/>

--- a/manual/downloads/docx-customization.docx
+++ b/manual/downloads/docx-customization.docx
@@ -414,7 +414,7 @@
     </w:p>
     <w:p>
       <w:pPr>
-        <w:spacing w:before="0" w:lineRule="exact" w:after="0" w:line="20"/>
+        <w:spacing w:line="20" w:before="0" w:after="0" w:lineRule="exact"/>
         <w:rPr>
           <w:sz w:val="2"/>
         </w:rPr>
@@ -1610,7 +1610,7 @@
     </w:p>
     <w:p>
       <w:pPr>
-        <w:spacing w:before="0" w:lineRule="exact" w:after="0" w:line="20"/>
+        <w:spacing w:line="20" w:before="0" w:after="0" w:lineRule="exact"/>
         <w:rPr>
           <w:sz w:val="2"/>
         </w:rPr>
@@ -1652,12 +1652,12 @@
         <w:tblLook w:firstRow="1" w:lastRow="0" w:firstColumn="0" w:lastColumn="0" w:noHBand="0" w:noVBand="0" w:val="0020"/>
         <w:jc w:val="start"/>
         <w:tblBorders>
-          <w:top w:color="000000" w:sz="6" w:val="single" w:space="0"/>
-          <w:left w:color="000000" w:sz="6" w:val="single" w:space="0"/>
-          <w:bottom w:color="000000" w:sz="6" w:val="single" w:space="0"/>
-          <w:right w:color="000000" w:sz="6" w:val="single" w:space="0"/>
-          <w:insideH w:color="000000" w:sz="6" w:val="single" w:space="0"/>
-          <w:insideV w:color="000000" w:sz="6" w:val="single" w:space="0"/>
+          <w:top w:color="000000" w:val="single" w:space="0" w:sz="6"/>
+          <w:left w:color="000000" w:val="single" w:space="0" w:sz="6"/>
+          <w:bottom w:color="000000" w:val="single" w:space="0" w:sz="6"/>
+          <w:right w:color="000000" w:val="single" w:space="0" w:sz="6"/>
+          <w:insideH w:color="000000" w:val="single" w:space="0" w:sz="6"/>
+          <w:insideV w:color="000000" w:val="single" w:space="0" w:sz="6"/>
         </w:tblBorders>
         <w:tblCellMar>
           <w:top w:type="dxa" w:w="57"/>
@@ -1684,8 +1684,8 @@
             <w:pPr>
               <w:pStyle w:val="Compact"/>
               <w:jc w:val="left"/>
-              <w:ind w:left="0" w:firstLine="0" w:right="0"/>
-              <w:spacing w:lineRule="auto" w:after="40" w:line="240" w:before="40"/>
+              <w:ind w:left="0" w:right="0" w:firstLine="0"/>
+              <w:spacing w:before="40" w:after="40" w:lineRule="auto" w:line="240"/>
             </w:pPr>
             <w:r>
               <w:rPr>
@@ -1703,8 +1703,8 @@
             <w:pPr>
               <w:pStyle w:val="Compact"/>
               <w:jc w:val="left"/>
-              <w:ind w:left="0" w:firstLine="0" w:right="0"/>
-              <w:spacing w:lineRule="auto" w:after="40" w:line="240" w:before="40"/>
+              <w:ind w:left="0" w:right="0" w:firstLine="0"/>
+              <w:spacing w:before="40" w:after="40" w:lineRule="auto" w:line="240"/>
             </w:pPr>
             <w:r>
               <w:rPr>
@@ -1722,8 +1722,8 @@
             <w:pPr>
               <w:pStyle w:val="Compact"/>
               <w:jc w:val="left"/>
-              <w:ind w:left="0" w:firstLine="0" w:right="0"/>
-              <w:spacing w:lineRule="auto" w:after="40" w:line="240" w:before="40"/>
+              <w:ind w:left="0" w:right="0" w:firstLine="0"/>
+              <w:spacing w:before="40" w:after="40" w:lineRule="auto" w:line="240"/>
             </w:pPr>
             <w:r>
               <w:rPr>
@@ -1741,8 +1741,8 @@
             <w:pPr>
               <w:pStyle w:val="Compact"/>
               <w:jc w:val="left"/>
-              <w:ind w:left="0" w:firstLine="0" w:right="0"/>
-              <w:spacing w:lineRule="auto" w:after="40" w:line="240" w:before="40"/>
+              <w:ind w:left="0" w:right="0" w:firstLine="0"/>
+              <w:spacing w:before="40" w:after="40" w:lineRule="auto" w:line="240"/>
             </w:pPr>
             <w:r>
               <w:rPr>
@@ -1760,8 +1760,8 @@
             <w:pPr>
               <w:pStyle w:val="Compact"/>
               <w:jc w:val="left"/>
-              <w:ind w:left="0" w:firstLine="0" w:right="0"/>
-              <w:spacing w:lineRule="auto" w:after="40" w:line="240" w:before="40"/>
+              <w:ind w:left="0" w:right="0" w:firstLine="0"/>
+              <w:spacing w:before="40" w:after="40" w:lineRule="auto" w:line="240"/>
             </w:pPr>
             <w:r>
               <w:rPr>
@@ -1777,8 +1777,8 @@
             <w:pPr>
               <w:pStyle w:val="Compact"/>
               <w:jc w:val="left"/>
-              <w:ind w:left="0" w:firstLine="0" w:right="0"/>
-              <w:spacing w:lineRule="auto" w:after="40" w:line="240" w:before="40"/>
+              <w:ind w:left="0" w:right="0" w:firstLine="0"/>
+              <w:spacing w:before="40" w:after="40" w:lineRule="auto" w:line="240"/>
             </w:pPr>
             <w:r>
               <w:t xml:space="preserve">string</w:t>
@@ -1791,8 +1791,8 @@
             <w:pPr>
               <w:pStyle w:val="Compact"/>
               <w:jc w:val="left"/>
-              <w:ind w:left="0" w:firstLine="0" w:right="0"/>
-              <w:spacing w:lineRule="auto" w:after="40" w:line="240" w:before="40"/>
+              <w:ind w:left="0" w:right="0" w:firstLine="0"/>
+              <w:spacing w:before="40" w:after="40" w:lineRule="auto" w:line="240"/>
             </w:pPr>
             <w:r>
               <w:t xml:space="preserve">required</w:t>
@@ -1805,8 +1805,8 @@
             <w:pPr>
               <w:pStyle w:val="Compact"/>
               <w:jc w:val="left"/>
-              <w:ind w:left="0" w:firstLine="0" w:right="0"/>
-              <w:spacing w:lineRule="auto" w:after="40" w:line="240" w:before="40"/>
+              <w:ind w:left="0" w:right="0" w:firstLine="0"/>
+              <w:spacing w:before="40" w:after="40" w:lineRule="auto" w:line="240"/>
             </w:pPr>
             <w:r>
               <w:t xml:space="preserve">Internal style ID (e.g.,</w:t>
@@ -1836,8 +1836,8 @@
             <w:pPr>
               <w:pStyle w:val="Compact"/>
               <w:jc w:val="left"/>
-              <w:ind w:left="0" w:firstLine="0" w:right="0"/>
-              <w:spacing w:lineRule="auto" w:after="40" w:line="240" w:before="40"/>
+              <w:ind w:left="0" w:right="0" w:firstLine="0"/>
+              <w:spacing w:before="40" w:after="40" w:lineRule="auto" w:line="240"/>
             </w:pPr>
             <w:r>
               <w:rPr>
@@ -1853,8 +1853,8 @@
             <w:pPr>
               <w:pStyle w:val="Compact"/>
               <w:jc w:val="left"/>
-              <w:ind w:left="0" w:firstLine="0" w:right="0"/>
-              <w:spacing w:lineRule="auto" w:after="40" w:line="240" w:before="40"/>
+              <w:ind w:left="0" w:right="0" w:firstLine="0"/>
+              <w:spacing w:before="40" w:after="40" w:lineRule="auto" w:line="240"/>
             </w:pPr>
             <w:r>
               <w:t xml:space="preserve">string</w:t>
@@ -1867,8 +1867,8 @@
             <w:pPr>
               <w:pStyle w:val="Compact"/>
               <w:jc w:val="left"/>
-              <w:ind w:left="0" w:firstLine="0" w:right="0"/>
-              <w:spacing w:lineRule="auto" w:after="40" w:line="240" w:before="40"/>
+              <w:ind w:left="0" w:right="0" w:firstLine="0"/>
+              <w:spacing w:before="40" w:after="40" w:lineRule="auto" w:line="240"/>
             </w:pPr>
             <w:r>
               <w:t xml:space="preserve">required</w:t>
@@ -1881,8 +1881,8 @@
             <w:pPr>
               <w:pStyle w:val="Compact"/>
               <w:jc w:val="left"/>
-              <w:ind w:left="0" w:firstLine="0" w:right="0"/>
-              <w:spacing w:lineRule="auto" w:after="40" w:line="240" w:before="40"/>
+              <w:ind w:left="0" w:right="0" w:firstLine="0"/>
+              <w:spacing w:before="40" w:after="40" w:lineRule="auto" w:line="240"/>
             </w:pPr>
             <w:r>
               <w:t xml:space="preserve">Display name in Word (e.g.,</w:t>
@@ -1912,8 +1912,8 @@
             <w:pPr>
               <w:pStyle w:val="Compact"/>
               <w:jc w:val="left"/>
-              <w:ind w:left="0" w:firstLine="0" w:right="0"/>
-              <w:spacing w:lineRule="auto" w:after="40" w:line="240" w:before="40"/>
+              <w:ind w:left="0" w:right="0" w:firstLine="0"/>
+              <w:spacing w:before="40" w:after="40" w:lineRule="auto" w:line="240"/>
             </w:pPr>
             <w:r>
               <w:rPr>
@@ -1929,8 +1929,8 @@
             <w:pPr>
               <w:pStyle w:val="Compact"/>
               <w:jc w:val="left"/>
-              <w:ind w:left="0" w:firstLine="0" w:right="0"/>
-              <w:spacing w:lineRule="auto" w:after="40" w:line="240" w:before="40"/>
+              <w:ind w:left="0" w:right="0" w:firstLine="0"/>
+              <w:spacing w:before="40" w:after="40" w:lineRule="auto" w:line="240"/>
             </w:pPr>
             <w:r>
               <w:t xml:space="preserve">string</w:t>
@@ -1943,8 +1943,8 @@
             <w:pPr>
               <w:pStyle w:val="Compact"/>
               <w:jc w:val="left"/>
-              <w:ind w:left="0" w:firstLine="0" w:right="0"/>
-              <w:spacing w:lineRule="auto" w:after="40" w:line="240" w:before="40"/>
+              <w:ind w:left="0" w:right="0" w:firstLine="0"/>
+              <w:spacing w:before="40" w:after="40" w:lineRule="auto" w:line="240"/>
             </w:pPr>
             <w:r>
               <w:t xml:space="preserve">nil</w:t>
@@ -1957,8 +1957,8 @@
             <w:pPr>
               <w:pStyle w:val="Compact"/>
               <w:jc w:val="left"/>
-              <w:ind w:left="0" w:firstLine="0" w:right="0"/>
-              <w:spacing w:lineRule="auto" w:after="40" w:line="240" w:before="40"/>
+              <w:ind w:left="0" w:right="0" w:firstLine="0"/>
+              <w:spacing w:before="40" w:after="40" w:lineRule="auto" w:line="240"/>
             </w:pPr>
             <w:r>
               <w:t xml:space="preserve">Parent style ID for inheritance</w:t>
@@ -1973,8 +1973,8 @@
             <w:pPr>
               <w:pStyle w:val="Compact"/>
               <w:jc w:val="left"/>
-              <w:ind w:left="0" w:firstLine="0" w:right="0"/>
-              <w:spacing w:lineRule="auto" w:after="40" w:line="240" w:before="40"/>
+              <w:ind w:left="0" w:right="0" w:firstLine="0"/>
+              <w:spacing w:before="40" w:after="40" w:lineRule="auto" w:line="240"/>
             </w:pPr>
             <w:r>
               <w:rPr>
@@ -1990,8 +1990,8 @@
             <w:pPr>
               <w:pStyle w:val="Compact"/>
               <w:jc w:val="left"/>
-              <w:ind w:left="0" w:firstLine="0" w:right="0"/>
-              <w:spacing w:lineRule="auto" w:after="40" w:line="240" w:before="40"/>
+              <w:ind w:left="0" w:right="0" w:firstLine="0"/>
+              <w:spacing w:before="40" w:after="40" w:lineRule="auto" w:line="240"/>
             </w:pPr>
             <w:r>
               <w:t xml:space="preserve">string</w:t>
@@ -2004,8 +2004,8 @@
             <w:pPr>
               <w:pStyle w:val="Compact"/>
               <w:jc w:val="left"/>
-              <w:ind w:left="0" w:firstLine="0" w:right="0"/>
-              <w:spacing w:lineRule="auto" w:after="40" w:line="240" w:before="40"/>
+              <w:ind w:left="0" w:right="0" w:firstLine="0"/>
+              <w:spacing w:before="40" w:after="40" w:lineRule="auto" w:line="240"/>
             </w:pPr>
             <w:r>
               <w:t xml:space="preserve">nil</w:t>
@@ -2018,8 +2018,8 @@
             <w:pPr>
               <w:pStyle w:val="Compact"/>
               <w:jc w:val="left"/>
-              <w:ind w:left="0" w:firstLine="0" w:right="0"/>
-              <w:spacing w:lineRule="auto" w:after="40" w:line="240" w:before="40"/>
+              <w:ind w:left="0" w:right="0" w:firstLine="0"/>
+              <w:spacing w:before="40" w:after="40" w:lineRule="auto" w:line="240"/>
             </w:pPr>
             <w:r>
               <w:t xml:space="preserve">Style to apply to the next paragraph</w:t>
@@ -2034,8 +2034,8 @@
             <w:pPr>
               <w:pStyle w:val="Compact"/>
               <w:jc w:val="left"/>
-              <w:ind w:left="0" w:firstLine="0" w:right="0"/>
-              <w:spacing w:lineRule="auto" w:after="40" w:line="240" w:before="40"/>
+              <w:ind w:left="0" w:right="0" w:firstLine="0"/>
+              <w:spacing w:before="40" w:after="40" w:lineRule="auto" w:line="240"/>
             </w:pPr>
             <w:r>
               <w:rPr>
@@ -2051,8 +2051,8 @@
             <w:pPr>
               <w:pStyle w:val="Compact"/>
               <w:jc w:val="left"/>
-              <w:ind w:left="0" w:firstLine="0" w:right="0"/>
-              <w:spacing w:lineRule="auto" w:after="40" w:line="240" w:before="40"/>
+              <w:ind w:left="0" w:right="0" w:firstLine="0"/>
+              <w:spacing w:before="40" w:after="40" w:lineRule="auto" w:line="240"/>
             </w:pPr>
             <w:r>
               <w:t xml:space="preserve">string</w:t>
@@ -2065,8 +2065,8 @@
             <w:pPr>
               <w:pStyle w:val="Compact"/>
               <w:jc w:val="left"/>
-              <w:ind w:left="0" w:firstLine="0" w:right="0"/>
-              <w:spacing w:lineRule="auto" w:after="40" w:line="240" w:before="40"/>
+              <w:ind w:left="0" w:right="0" w:firstLine="0"/>
+              <w:spacing w:before="40" w:after="40" w:lineRule="auto" w:line="240"/>
             </w:pPr>
             <w:r>
               <w:t xml:space="preserve">nil</w:t>
@@ -2079,8 +2079,8 @@
             <w:pPr>
               <w:pStyle w:val="Compact"/>
               <w:jc w:val="left"/>
-              <w:ind w:left="0" w:firstLine="0" w:right="0"/>
-              <w:spacing w:lineRule="auto" w:after="40" w:line="240" w:before="40"/>
+              <w:ind w:left="0" w:right="0" w:firstLine="0"/>
+              <w:spacing w:before="40" w:after="40" w:lineRule="auto" w:line="240"/>
             </w:pPr>
             <w:r>
               <w:t xml:space="preserve">Font family name</w:t>
@@ -2095,8 +2095,8 @@
             <w:pPr>
               <w:pStyle w:val="Compact"/>
               <w:jc w:val="left"/>
-              <w:ind w:left="0" w:firstLine="0" w:right="0"/>
-              <w:spacing w:lineRule="auto" w:after="40" w:line="240" w:before="40"/>
+              <w:ind w:left="0" w:right="0" w:firstLine="0"/>
+              <w:spacing w:before="40" w:after="40" w:lineRule="auto" w:line="240"/>
             </w:pPr>
             <w:r>
               <w:rPr>
@@ -2112,8 +2112,8 @@
             <w:pPr>
               <w:pStyle w:val="Compact"/>
               <w:jc w:val="left"/>
-              <w:ind w:left="0" w:firstLine="0" w:right="0"/>
-              <w:spacing w:lineRule="auto" w:after="40" w:line="240" w:before="40"/>
+              <w:ind w:left="0" w:right="0" w:firstLine="0"/>
+              <w:spacing w:before="40" w:after="40" w:lineRule="auto" w:line="240"/>
             </w:pPr>
             <w:r>
               <w:t xml:space="preserve">number</w:t>
@@ -2126,8 +2126,8 @@
             <w:pPr>
               <w:pStyle w:val="Compact"/>
               <w:jc w:val="left"/>
-              <w:ind w:left="0" w:firstLine="0" w:right="0"/>
-              <w:spacing w:lineRule="auto" w:after="40" w:line="240" w:before="40"/>
+              <w:ind w:left="0" w:right="0" w:firstLine="0"/>
+              <w:spacing w:before="40" w:after="40" w:lineRule="auto" w:line="240"/>
             </w:pPr>
             <w:r>
               <w:t xml:space="preserve">nil</w:t>
@@ -2140,8 +2140,8 @@
             <w:pPr>
               <w:pStyle w:val="Compact"/>
               <w:jc w:val="left"/>
-              <w:ind w:left="0" w:firstLine="0" w:right="0"/>
-              <w:spacing w:lineRule="auto" w:after="40" w:line="240" w:before="40"/>
+              <w:ind w:left="0" w:right="0" w:firstLine="0"/>
+              <w:spacing w:before="40" w:after="40" w:lineRule="auto" w:line="240"/>
             </w:pPr>
             <w:r>
               <w:t xml:space="preserve">Font size in points</w:t>
@@ -2156,8 +2156,8 @@
             <w:pPr>
               <w:pStyle w:val="Compact"/>
               <w:jc w:val="left"/>
-              <w:ind w:left="0" w:firstLine="0" w:right="0"/>
-              <w:spacing w:lineRule="auto" w:after="40" w:line="240" w:before="40"/>
+              <w:ind w:left="0" w:right="0" w:firstLine="0"/>
+              <w:spacing w:before="40" w:after="40" w:lineRule="auto" w:line="240"/>
             </w:pPr>
             <w:r>
               <w:rPr>
@@ -2173,8 +2173,8 @@
             <w:pPr>
               <w:pStyle w:val="Compact"/>
               <w:jc w:val="left"/>
-              <w:ind w:left="0" w:firstLine="0" w:right="0"/>
-              <w:spacing w:lineRule="auto" w:after="40" w:line="240" w:before="40"/>
+              <w:ind w:left="0" w:right="0" w:firstLine="0"/>
+              <w:spacing w:before="40" w:after="40" w:lineRule="auto" w:line="240"/>
             </w:pPr>
             <w:r>
               <w:t xml:space="preserve">string</w:t>
@@ -2187,8 +2187,8 @@
             <w:pPr>
               <w:pStyle w:val="Compact"/>
               <w:jc w:val="left"/>
-              <w:ind w:left="0" w:firstLine="0" w:right="0"/>
-              <w:spacing w:lineRule="auto" w:after="40" w:line="240" w:before="40"/>
+              <w:ind w:left="0" w:right="0" w:firstLine="0"/>
+              <w:spacing w:before="40" w:after="40" w:lineRule="auto" w:line="240"/>
             </w:pPr>
             <w:r>
               <w:t xml:space="preserve">nil</w:t>
@@ -2201,8 +2201,8 @@
             <w:pPr>
               <w:pStyle w:val="Compact"/>
               <w:jc w:val="left"/>
-              <w:ind w:left="0" w:firstLine="0" w:right="0"/>
-              <w:spacing w:lineRule="auto" w:after="40" w:line="240" w:before="40"/>
+              <w:ind w:left="0" w:right="0" w:firstLine="0"/>
+              <w:spacing w:before="40" w:after="40" w:lineRule="auto" w:line="240"/>
             </w:pPr>
             <w:r>
               <w:t xml:space="preserve">Hex color without</w:t>
@@ -2247,8 +2247,8 @@
             <w:pPr>
               <w:pStyle w:val="Compact"/>
               <w:jc w:val="left"/>
-              <w:ind w:left="0" w:firstLine="0" w:right="0"/>
-              <w:spacing w:lineRule="auto" w:after="40" w:line="240" w:before="40"/>
+              <w:ind w:left="0" w:right="0" w:firstLine="0"/>
+              <w:spacing w:before="40" w:after="40" w:lineRule="auto" w:line="240"/>
             </w:pPr>
             <w:r>
               <w:rPr>
@@ -2264,8 +2264,8 @@
             <w:pPr>
               <w:pStyle w:val="Compact"/>
               <w:jc w:val="left"/>
-              <w:ind w:left="0" w:firstLine="0" w:right="0"/>
-              <w:spacing w:lineRule="auto" w:after="40" w:line="240" w:before="40"/>
+              <w:ind w:left="0" w:right="0" w:firstLine="0"/>
+              <w:spacing w:before="40" w:after="40" w:lineRule="auto" w:line="240"/>
             </w:pPr>
             <w:r>
               <w:t xml:space="preserve">boolean</w:t>
@@ -2278,8 +2278,8 @@
             <w:pPr>
               <w:pStyle w:val="Compact"/>
               <w:jc w:val="left"/>
-              <w:ind w:left="0" w:firstLine="0" w:right="0"/>
-              <w:spacing w:lineRule="auto" w:after="40" w:line="240" w:before="40"/>
+              <w:ind w:left="0" w:right="0" w:firstLine="0"/>
+              <w:spacing w:before="40" w:after="40" w:lineRule="auto" w:line="240"/>
             </w:pPr>
             <w:r>
               <w:t xml:space="preserve">nil</w:t>
@@ -2292,8 +2292,8 @@
             <w:pPr>
               <w:pStyle w:val="Compact"/>
               <w:jc w:val="left"/>
-              <w:ind w:left="0" w:firstLine="0" w:right="0"/>
-              <w:spacing w:lineRule="auto" w:after="40" w:line="240" w:before="40"/>
+              <w:ind w:left="0" w:right="0" w:firstLine="0"/>
+              <w:spacing w:before="40" w:after="40" w:lineRule="auto" w:line="240"/>
             </w:pPr>
             <w:r>
               <w:t xml:space="preserve">Bold text</w:t>
@@ -2308,8 +2308,8 @@
             <w:pPr>
               <w:pStyle w:val="Compact"/>
               <w:jc w:val="left"/>
-              <w:ind w:left="0" w:firstLine="0" w:right="0"/>
-              <w:spacing w:lineRule="auto" w:after="40" w:line="240" w:before="40"/>
+              <w:ind w:left="0" w:right="0" w:firstLine="0"/>
+              <w:spacing w:before="40" w:after="40" w:lineRule="auto" w:line="240"/>
             </w:pPr>
             <w:r>
               <w:rPr>
@@ -2325,8 +2325,8 @@
             <w:pPr>
               <w:pStyle w:val="Compact"/>
               <w:jc w:val="left"/>
-              <w:ind w:left="0" w:firstLine="0" w:right="0"/>
-              <w:spacing w:lineRule="auto" w:after="40" w:line="240" w:before="40"/>
+              <w:ind w:left="0" w:right="0" w:firstLine="0"/>
+              <w:spacing w:before="40" w:after="40" w:lineRule="auto" w:line="240"/>
             </w:pPr>
             <w:r>
               <w:t xml:space="preserve">boolean</w:t>
@@ -2339,8 +2339,8 @@
             <w:pPr>
               <w:pStyle w:val="Compact"/>
               <w:jc w:val="left"/>
-              <w:ind w:left="0" w:firstLine="0" w:right="0"/>
-              <w:spacing w:lineRule="auto" w:after="40" w:line="240" w:before="40"/>
+              <w:ind w:left="0" w:right="0" w:firstLine="0"/>
+              <w:spacing w:before="40" w:after="40" w:lineRule="auto" w:line="240"/>
             </w:pPr>
             <w:r>
               <w:t xml:space="preserve">nil</w:t>
@@ -2353,8 +2353,8 @@
             <w:pPr>
               <w:pStyle w:val="Compact"/>
               <w:jc w:val="left"/>
-              <w:ind w:left="0" w:firstLine="0" w:right="0"/>
-              <w:spacing w:lineRule="auto" w:after="40" w:line="240" w:before="40"/>
+              <w:ind w:left="0" w:right="0" w:firstLine="0"/>
+              <w:spacing w:before="40" w:after="40" w:lineRule="auto" w:line="240"/>
             </w:pPr>
             <w:r>
               <w:t xml:space="preserve">Italic text</w:t>
@@ -2369,8 +2369,8 @@
             <w:pPr>
               <w:pStyle w:val="Compact"/>
               <w:jc w:val="left"/>
-              <w:ind w:left="0" w:firstLine="0" w:right="0"/>
-              <w:spacing w:lineRule="auto" w:after="40" w:line="240" w:before="40"/>
+              <w:ind w:left="0" w:right="0" w:firstLine="0"/>
+              <w:spacing w:before="40" w:after="40" w:lineRule="auto" w:line="240"/>
             </w:pPr>
             <w:r>
               <w:rPr>
@@ -2386,8 +2386,8 @@
             <w:pPr>
               <w:pStyle w:val="Compact"/>
               <w:jc w:val="left"/>
-              <w:ind w:left="0" w:firstLine="0" w:right="0"/>
-              <w:spacing w:lineRule="auto" w:after="40" w:line="240" w:before="40"/>
+              <w:ind w:left="0" w:right="0" w:firstLine="0"/>
+              <w:spacing w:before="40" w:after="40" w:lineRule="auto" w:line="240"/>
             </w:pPr>
             <w:r>
               <w:t xml:space="preserve">number</w:t>
@@ -2400,8 +2400,8 @@
             <w:pPr>
               <w:pStyle w:val="Compact"/>
               <w:jc w:val="left"/>
-              <w:ind w:left="0" w:firstLine="0" w:right="0"/>
-              <w:spacing w:lineRule="auto" w:after="40" w:line="240" w:before="40"/>
+              <w:ind w:left="0" w:right="0" w:firstLine="0"/>
+              <w:spacing w:before="40" w:after="40" w:lineRule="auto" w:line="240"/>
             </w:pPr>
             <w:r>
               <w:t xml:space="preserve">nil</w:t>
@@ -2414,8 +2414,8 @@
             <w:pPr>
               <w:pStyle w:val="Compact"/>
               <w:jc w:val="left"/>
-              <w:ind w:left="0" w:firstLine="0" w:right="0"/>
-              <w:spacing w:lineRule="auto" w:after="40" w:line="240" w:before="40"/>
+              <w:ind w:left="0" w:right="0" w:firstLine="0"/>
+              <w:spacing w:before="40" w:after="40" w:lineRule="auto" w:line="240"/>
             </w:pPr>
             <w:r>
               <w:t xml:space="preserve">Line spacing multiplier (1.0 = single, 1.15, 2.0, etc.)</w:t>
@@ -2430,8 +2430,8 @@
             <w:pPr>
               <w:pStyle w:val="Compact"/>
               <w:jc w:val="left"/>
-              <w:ind w:left="0" w:firstLine="0" w:right="0"/>
-              <w:spacing w:lineRule="auto" w:after="40" w:line="240" w:before="40"/>
+              <w:ind w:left="0" w:right="0" w:firstLine="0"/>
+              <w:spacing w:before="40" w:after="40" w:lineRule="auto" w:line="240"/>
             </w:pPr>
             <w:r>
               <w:rPr>
@@ -2447,8 +2447,8 @@
             <w:pPr>
               <w:pStyle w:val="Compact"/>
               <w:jc w:val="left"/>
-              <w:ind w:left="0" w:firstLine="0" w:right="0"/>
-              <w:spacing w:lineRule="auto" w:after="40" w:line="240" w:before="40"/>
+              <w:ind w:left="0" w:right="0" w:firstLine="0"/>
+              <w:spacing w:before="40" w:after="40" w:lineRule="auto" w:line="240"/>
             </w:pPr>
             <w:r>
               <w:t xml:space="preserve">number</w:t>
@@ -2461,8 +2461,8 @@
             <w:pPr>
               <w:pStyle w:val="Compact"/>
               <w:jc w:val="left"/>
-              <w:ind w:left="0" w:firstLine="0" w:right="0"/>
-              <w:spacing w:lineRule="auto" w:after="40" w:line="240" w:before="40"/>
+              <w:ind w:left="0" w:right="0" w:firstLine="0"/>
+              <w:spacing w:before="40" w:after="40" w:lineRule="auto" w:line="240"/>
             </w:pPr>
             <w:r>
               <w:t xml:space="preserve">nil</w:t>
@@ -2475,8 +2475,8 @@
             <w:pPr>
               <w:pStyle w:val="Compact"/>
               <w:jc w:val="left"/>
-              <w:ind w:left="0" w:firstLine="0" w:right="0"/>
-              <w:spacing w:lineRule="auto" w:after="40" w:line="240" w:before="40"/>
+              <w:ind w:left="0" w:right="0" w:firstLine="0"/>
+              <w:spacing w:before="40" w:after="40" w:lineRule="auto" w:line="240"/>
             </w:pPr>
             <w:r>
               <w:t xml:space="preserve">Space before paragraph in points</w:t>
@@ -2491,8 +2491,8 @@
             <w:pPr>
               <w:pStyle w:val="Compact"/>
               <w:jc w:val="left"/>
-              <w:ind w:left="0" w:firstLine="0" w:right="0"/>
-              <w:spacing w:lineRule="auto" w:after="40" w:line="240" w:before="40"/>
+              <w:ind w:left="0" w:right="0" w:firstLine="0"/>
+              <w:spacing w:before="40" w:after="40" w:lineRule="auto" w:line="240"/>
             </w:pPr>
             <w:r>
               <w:rPr>
@@ -2508,8 +2508,8 @@
             <w:pPr>
               <w:pStyle w:val="Compact"/>
               <w:jc w:val="left"/>
-              <w:ind w:left="0" w:firstLine="0" w:right="0"/>
-              <w:spacing w:lineRule="auto" w:after="40" w:line="240" w:before="40"/>
+              <w:ind w:left="0" w:right="0" w:firstLine="0"/>
+              <w:spacing w:before="40" w:after="40" w:lineRule="auto" w:line="240"/>
             </w:pPr>
             <w:r>
               <w:t xml:space="preserve">number</w:t>
@@ -2522,8 +2522,8 @@
             <w:pPr>
               <w:pStyle w:val="Compact"/>
               <w:jc w:val="left"/>
-              <w:ind w:left="0" w:firstLine="0" w:right="0"/>
-              <w:spacing w:lineRule="auto" w:after="40" w:line="240" w:before="40"/>
+              <w:ind w:left="0" w:right="0" w:firstLine="0"/>
+              <w:spacing w:before="40" w:after="40" w:lineRule="auto" w:line="240"/>
             </w:pPr>
             <w:r>
               <w:t xml:space="preserve">nil</w:t>
@@ -2536,8 +2536,8 @@
             <w:pPr>
               <w:pStyle w:val="Compact"/>
               <w:jc w:val="left"/>
-              <w:ind w:left="0" w:firstLine="0" w:right="0"/>
-              <w:spacing w:lineRule="auto" w:after="40" w:line="240" w:before="40"/>
+              <w:ind w:left="0" w:right="0" w:firstLine="0"/>
+              <w:spacing w:before="40" w:after="40" w:lineRule="auto" w:line="240"/>
             </w:pPr>
             <w:r>
               <w:t xml:space="preserve">Space after paragraph in points</w:t>
@@ -2552,8 +2552,8 @@
             <w:pPr>
               <w:pStyle w:val="Compact"/>
               <w:jc w:val="left"/>
-              <w:ind w:left="0" w:firstLine="0" w:right="0"/>
-              <w:spacing w:lineRule="auto" w:after="40" w:line="240" w:before="40"/>
+              <w:ind w:left="0" w:right="0" w:firstLine="0"/>
+              <w:spacing w:before="40" w:after="40" w:lineRule="auto" w:line="240"/>
             </w:pPr>
             <w:r>
               <w:rPr>
@@ -2569,8 +2569,8 @@
             <w:pPr>
               <w:pStyle w:val="Compact"/>
               <w:jc w:val="left"/>
-              <w:ind w:left="0" w:firstLine="0" w:right="0"/>
-              <w:spacing w:lineRule="auto" w:after="40" w:line="240" w:before="40"/>
+              <w:ind w:left="0" w:right="0" w:firstLine="0"/>
+              <w:spacing w:before="40" w:after="40" w:lineRule="auto" w:line="240"/>
             </w:pPr>
             <w:r>
               <w:t xml:space="preserve">string</w:t>
@@ -2583,8 +2583,8 @@
             <w:pPr>
               <w:pStyle w:val="Compact"/>
               <w:jc w:val="left"/>
-              <w:ind w:left="0" w:firstLine="0" w:right="0"/>
-              <w:spacing w:lineRule="auto" w:after="40" w:line="240" w:before="40"/>
+              <w:ind w:left="0" w:right="0" w:firstLine="0"/>
+              <w:spacing w:before="40" w:after="40" w:lineRule="auto" w:line="240"/>
             </w:pPr>
             <w:r>
               <w:t xml:space="preserve">nil</w:t>
@@ -2597,8 +2597,8 @@
             <w:pPr>
               <w:pStyle w:val="Compact"/>
               <w:jc w:val="left"/>
-              <w:ind w:left="0" w:firstLine="0" w:right="0"/>
-              <w:spacing w:lineRule="auto" w:after="40" w:line="240" w:before="40"/>
+              <w:ind w:left="0" w:right="0" w:firstLine="0"/>
+              <w:spacing w:before="40" w:after="40" w:lineRule="auto" w:line="240"/>
             </w:pPr>
             <w:r>
               <w:t xml:space="preserve">Text alignment:</w:t>
@@ -2676,8 +2676,8 @@
             <w:pPr>
               <w:pStyle w:val="Compact"/>
               <w:jc w:val="left"/>
-              <w:ind w:left="0" w:firstLine="0" w:right="0"/>
-              <w:spacing w:lineRule="auto" w:after="40" w:line="240" w:before="40"/>
+              <w:ind w:left="0" w:right="0" w:firstLine="0"/>
+              <w:spacing w:before="40" w:after="40" w:lineRule="auto" w:line="240"/>
             </w:pPr>
             <w:r>
               <w:rPr>
@@ -2693,8 +2693,8 @@
             <w:pPr>
               <w:pStyle w:val="Compact"/>
               <w:jc w:val="left"/>
-              <w:ind w:left="0" w:firstLine="0" w:right="0"/>
-              <w:spacing w:lineRule="auto" w:after="40" w:line="240" w:before="40"/>
+              <w:ind w:left="0" w:right="0" w:firstLine="0"/>
+              <w:spacing w:before="40" w:after="40" w:lineRule="auto" w:line="240"/>
             </w:pPr>
             <w:r>
               <w:t xml:space="preserve">string</w:t>
@@ -2707,8 +2707,8 @@
             <w:pPr>
               <w:pStyle w:val="Compact"/>
               <w:jc w:val="left"/>
-              <w:ind w:left="0" w:firstLine="0" w:right="0"/>
-              <w:spacing w:lineRule="auto" w:after="40" w:line="240" w:before="40"/>
+              <w:ind w:left="0" w:right="0" w:firstLine="0"/>
+              <w:spacing w:before="40" w:after="40" w:lineRule="auto" w:line="240"/>
             </w:pPr>
             <w:r>
               <w:t xml:space="preserve">nil</w:t>
@@ -2721,8 +2721,8 @@
             <w:pPr>
               <w:pStyle w:val="Compact"/>
               <w:jc w:val="left"/>
-              <w:ind w:left="0" w:firstLine="0" w:right="0"/>
-              <w:spacing w:lineRule="auto" w:after="40" w:line="240" w:before="40"/>
+              <w:ind w:left="0" w:right="0" w:firstLine="0"/>
+              <w:spacing w:before="40" w:after="40" w:lineRule="auto" w:line="240"/>
             </w:pPr>
             <w:r>
               <w:t xml:space="preserve">Left indent (e.g.,</w:t>
@@ -2767,8 +2767,8 @@
             <w:pPr>
               <w:pStyle w:val="Compact"/>
               <w:jc w:val="left"/>
-              <w:ind w:left="0" w:firstLine="0" w:right="0"/>
-              <w:spacing w:lineRule="auto" w:after="40" w:line="240" w:before="40"/>
+              <w:ind w:left="0" w:right="0" w:firstLine="0"/>
+              <w:spacing w:before="40" w:after="40" w:lineRule="auto" w:line="240"/>
             </w:pPr>
             <w:r>
               <w:rPr>
@@ -2784,8 +2784,8 @@
             <w:pPr>
               <w:pStyle w:val="Compact"/>
               <w:jc w:val="left"/>
-              <w:ind w:left="0" w:firstLine="0" w:right="0"/>
-              <w:spacing w:lineRule="auto" w:after="40" w:line="240" w:before="40"/>
+              <w:ind w:left="0" w:right="0" w:firstLine="0"/>
+              <w:spacing w:before="40" w:after="40" w:lineRule="auto" w:line="240"/>
             </w:pPr>
             <w:r>
               <w:t xml:space="preserve">string</w:t>
@@ -2798,8 +2798,8 @@
             <w:pPr>
               <w:pStyle w:val="Compact"/>
               <w:jc w:val="left"/>
-              <w:ind w:left="0" w:firstLine="0" w:right="0"/>
-              <w:spacing w:lineRule="auto" w:after="40" w:line="240" w:before="40"/>
+              <w:ind w:left="0" w:right="0" w:firstLine="0"/>
+              <w:spacing w:before="40" w:after="40" w:lineRule="auto" w:line="240"/>
             </w:pPr>
             <w:r>
               <w:t xml:space="preserve">nil</w:t>
@@ -2812,8 +2812,8 @@
             <w:pPr>
               <w:pStyle w:val="Compact"/>
               <w:jc w:val="left"/>
-              <w:ind w:left="0" w:firstLine="0" w:right="0"/>
-              <w:spacing w:lineRule="auto" w:after="40" w:line="240" w:before="40"/>
+              <w:ind w:left="0" w:right="0" w:firstLine="0"/>
+              <w:spacing w:before="40" w:after="40" w:lineRule="auto" w:line="240"/>
             </w:pPr>
             <w:r>
               <w:t xml:space="preserve">Right indent</w:t>
@@ -2828,8 +2828,8 @@
             <w:pPr>
               <w:pStyle w:val="Compact"/>
               <w:jc w:val="left"/>
-              <w:ind w:left="0" w:firstLine="0" w:right="0"/>
-              <w:spacing w:lineRule="auto" w:after="40" w:line="240" w:before="40"/>
+              <w:ind w:left="0" w:right="0" w:firstLine="0"/>
+              <w:spacing w:before="40" w:after="40" w:lineRule="auto" w:line="240"/>
             </w:pPr>
             <w:r>
               <w:rPr>
@@ -2845,8 +2845,8 @@
             <w:pPr>
               <w:pStyle w:val="Compact"/>
               <w:jc w:val="left"/>
-              <w:ind w:left="0" w:firstLine="0" w:right="0"/>
-              <w:spacing w:lineRule="auto" w:after="40" w:line="240" w:before="40"/>
+              <w:ind w:left="0" w:right="0" w:firstLine="0"/>
+              <w:spacing w:before="40" w:after="40" w:lineRule="auto" w:line="240"/>
             </w:pPr>
             <w:r>
               <w:t xml:space="preserve">boolean</w:t>
@@ -2859,8 +2859,8 @@
             <w:pPr>
               <w:pStyle w:val="Compact"/>
               <w:jc w:val="left"/>
-              <w:ind w:left="0" w:firstLine="0" w:right="0"/>
-              <w:spacing w:lineRule="auto" w:after="40" w:line="240" w:before="40"/>
+              <w:ind w:left="0" w:right="0" w:firstLine="0"/>
+              <w:spacing w:before="40" w:after="40" w:lineRule="auto" w:line="240"/>
             </w:pPr>
             <w:r>
               <w:t xml:space="preserve">nil</w:t>
@@ -2873,8 +2873,8 @@
             <w:pPr>
               <w:pStyle w:val="Compact"/>
               <w:jc w:val="left"/>
-              <w:ind w:left="0" w:firstLine="0" w:right="0"/>
-              <w:spacing w:lineRule="auto" w:after="40" w:line="240" w:before="40"/>
+              <w:ind w:left="0" w:right="0" w:firstLine="0"/>
+              <w:spacing w:before="40" w:after="40" w:lineRule="auto" w:line="240"/>
             </w:pPr>
             <w:r>
               <w:t xml:space="preserve">Keep with next paragraph (prevent orphaning)</w:t>
@@ -2889,8 +2889,8 @@
             <w:pPr>
               <w:pStyle w:val="Compact"/>
               <w:jc w:val="left"/>
-              <w:ind w:left="0" w:firstLine="0" w:right="0"/>
-              <w:spacing w:lineRule="auto" w:after="40" w:line="240" w:before="40"/>
+              <w:ind w:left="0" w:right="0" w:firstLine="0"/>
+              <w:spacing w:before="40" w:after="40" w:lineRule="auto" w:line="240"/>
             </w:pPr>
             <w:r>
               <w:rPr>
@@ -2906,8 +2906,8 @@
             <w:pPr>
               <w:pStyle w:val="Compact"/>
               <w:jc w:val="left"/>
-              <w:ind w:left="0" w:firstLine="0" w:right="0"/>
-              <w:spacing w:lineRule="auto" w:after="40" w:line="240" w:before="40"/>
+              <w:ind w:left="0" w:right="0" w:firstLine="0"/>
+              <w:spacing w:before="40" w:after="40" w:lineRule="auto" w:line="240"/>
             </w:pPr>
             <w:r>
               <w:t xml:space="preserve">integer</w:t>
@@ -2920,8 +2920,8 @@
             <w:pPr>
               <w:pStyle w:val="Compact"/>
               <w:jc w:val="left"/>
-              <w:ind w:left="0" w:firstLine="0" w:right="0"/>
-              <w:spacing w:lineRule="auto" w:after="40" w:line="240" w:before="40"/>
+              <w:ind w:left="0" w:right="0" w:firstLine="0"/>
+              <w:spacing w:before="40" w:after="40" w:lineRule="auto" w:line="240"/>
             </w:pPr>
             <w:r>
               <w:t xml:space="preserve">nil</w:t>
@@ -2934,8 +2934,8 @@
             <w:pPr>
               <w:pStyle w:val="Compact"/>
               <w:jc w:val="left"/>
-              <w:ind w:left="0" w:firstLine="0" w:right="0"/>
-              <w:spacing w:lineRule="auto" w:after="40" w:line="240" w:before="40"/>
+              <w:ind w:left="0" w:right="0" w:firstLine="0"/>
+              <w:spacing w:before="40" w:after="40" w:lineRule="auto" w:line="240"/>
             </w:pPr>
             <w:r>
               <w:t xml:space="preserve">Outline level for TOC (0 = Heading 1, 1 = Heading 2, etc.)</w:t>
@@ -2960,7 +2960,7 @@
     </w:p>
     <w:p>
       <w:pPr>
-        <w:spacing w:before="0" w:lineRule="exact" w:after="0" w:line="20"/>
+        <w:spacing w:line="20" w:before="0" w:after="0" w:lineRule="exact"/>
         <w:rPr>
           <w:sz w:val="2"/>
         </w:rPr>
@@ -4627,7 +4627,7 @@
     </w:p>
     <w:p>
       <w:pPr>
-        <w:spacing w:before="0" w:lineRule="exact" w:after="0" w:line="20"/>
+        <w:spacing w:line="20" w:before="0" w:after="0" w:lineRule="exact"/>
         <w:rPr>
           <w:sz w:val="2"/>
         </w:rPr>
@@ -6201,7 +6201,7 @@
     </w:p>
     <w:p>
       <w:pPr>
-        <w:spacing w:before="0" w:lineRule="exact" w:after="0" w:line="20"/>
+        <w:spacing w:line="20" w:before="0" w:after="0" w:lineRule="exact"/>
         <w:rPr>
           <w:sz w:val="2"/>
         </w:rPr>
@@ -7021,7 +7021,7 @@
     </w:p>
     <w:p>
       <w:pPr>
-        <w:spacing w:before="0" w:lineRule="exact" w:after="0" w:line="20"/>
+        <w:spacing w:line="20" w:before="0" w:after="0" w:lineRule="exact"/>
         <w:rPr>
           <w:sz w:val="2"/>
         </w:rPr>
@@ -8458,7 +8458,7 @@
     </w:p>
     <w:p>
       <w:pPr>
-        <w:spacing w:before="0" w:lineRule="exact" w:after="0" w:line="20"/>
+        <w:spacing w:line="20" w:before="0" w:after="0" w:lineRule="exact"/>
         <w:rPr>
           <w:sz w:val="2"/>
         </w:rPr>
@@ -8500,12 +8500,12 @@
         <w:tblLook w:firstRow="1" w:lastRow="0" w:firstColumn="0" w:lastColumn="0" w:noHBand="0" w:noVBand="0" w:val="0020"/>
         <w:jc w:val="start"/>
         <w:tblBorders>
-          <w:top w:color="000000" w:sz="6" w:val="single" w:space="0"/>
-          <w:left w:color="000000" w:sz="6" w:val="single" w:space="0"/>
-          <w:bottom w:color="000000" w:sz="6" w:val="single" w:space="0"/>
-          <w:right w:color="000000" w:sz="6" w:val="single" w:space="0"/>
-          <w:insideH w:color="000000" w:sz="6" w:val="single" w:space="0"/>
-          <w:insideV w:color="000000" w:sz="6" w:val="single" w:space="0"/>
+          <w:top w:color="000000" w:val="single" w:space="0" w:sz="6"/>
+          <w:left w:color="000000" w:val="single" w:space="0" w:sz="6"/>
+          <w:bottom w:color="000000" w:val="single" w:space="0" w:sz="6"/>
+          <w:right w:color="000000" w:val="single" w:space="0" w:sz="6"/>
+          <w:insideH w:color="000000" w:val="single" w:space="0" w:sz="6"/>
+          <w:insideV w:color="000000" w:val="single" w:space="0" w:sz="6"/>
         </w:tblBorders>
         <w:tblCellMar>
           <w:top w:type="dxa" w:w="57"/>
@@ -8531,8 +8531,8 @@
             <w:pPr>
               <w:pStyle w:val="Compact"/>
               <w:jc w:val="left"/>
-              <w:ind w:left="0" w:firstLine="0" w:right="0"/>
-              <w:spacing w:lineRule="auto" w:after="40" w:line="240" w:before="40"/>
+              <w:ind w:left="0" w:right="0" w:firstLine="0"/>
+              <w:spacing w:before="40" w:after="40" w:lineRule="auto" w:line="240"/>
             </w:pPr>
             <w:r>
               <w:rPr>
@@ -8550,8 +8550,8 @@
             <w:pPr>
               <w:pStyle w:val="Compact"/>
               <w:jc w:val="left"/>
-              <w:ind w:left="0" w:firstLine="0" w:right="0"/>
-              <w:spacing w:lineRule="auto" w:after="40" w:line="240" w:before="40"/>
+              <w:ind w:left="0" w:right="0" w:firstLine="0"/>
+              <w:spacing w:before="40" w:after="40" w:lineRule="auto" w:line="240"/>
             </w:pPr>
             <w:r>
               <w:rPr>
@@ -8569,8 +8569,8 @@
             <w:pPr>
               <w:pStyle w:val="Compact"/>
               <w:jc w:val="left"/>
-              <w:ind w:left="0" w:firstLine="0" w:right="0"/>
-              <w:spacing w:lineRule="auto" w:after="40" w:line="240" w:before="40"/>
+              <w:ind w:left="0" w:right="0" w:firstLine="0"/>
+              <w:spacing w:before="40" w:after="40" w:lineRule="auto" w:line="240"/>
             </w:pPr>
             <w:r>
               <w:rPr>
@@ -8588,8 +8588,8 @@
             <w:pPr>
               <w:pStyle w:val="Compact"/>
               <w:jc w:val="left"/>
-              <w:ind w:left="0" w:firstLine="0" w:right="0"/>
-              <w:spacing w:lineRule="auto" w:after="40" w:line="240" w:before="40"/>
+              <w:ind w:left="0" w:right="0" w:firstLine="0"/>
+              <w:spacing w:before="40" w:after="40" w:lineRule="auto" w:line="240"/>
             </w:pPr>
             <w:r>
               <w:rPr>
@@ -8605,8 +8605,8 @@
             <w:pPr>
               <w:pStyle w:val="Compact"/>
               <w:jc w:val="left"/>
-              <w:ind w:left="0" w:firstLine="0" w:right="0"/>
-              <w:spacing w:lineRule="auto" w:after="40" w:line="240" w:before="40"/>
+              <w:ind w:left="0" w:right="0" w:firstLine="0"/>
+              <w:spacing w:before="40" w:after="40" w:lineRule="auto" w:line="240"/>
             </w:pPr>
             <w:r>
               <w:rPr>
@@ -8628,8 +8628,8 @@
             <w:pPr>
               <w:pStyle w:val="Compact"/>
               <w:jc w:val="left"/>
-              <w:ind w:left="0" w:firstLine="0" w:right="0"/>
-              <w:spacing w:lineRule="auto" w:after="40" w:line="240" w:before="40"/>
+              <w:ind w:left="0" w:right="0" w:firstLine="0"/>
+              <w:spacing w:before="40" w:after="40" w:lineRule="auto" w:line="240"/>
             </w:pPr>
             <w:r>
               <w:t xml:space="preserve">Modify main document body</w:t>
@@ -8644,8 +8644,8 @@
             <w:pPr>
               <w:pStyle w:val="Compact"/>
               <w:jc w:val="left"/>
-              <w:ind w:left="0" w:firstLine="0" w:right="0"/>
-              <w:spacing w:lineRule="auto" w:after="40" w:line="240" w:before="40"/>
+              <w:ind w:left="0" w:right="0" w:firstLine="0"/>
+              <w:spacing w:before="40" w:after="40" w:lineRule="auto" w:line="240"/>
             </w:pPr>
             <w:r>
               <w:rPr>
@@ -8661,8 +8661,8 @@
             <w:pPr>
               <w:pStyle w:val="Compact"/>
               <w:jc w:val="left"/>
-              <w:ind w:left="0" w:firstLine="0" w:right="0"/>
-              <w:spacing w:lineRule="auto" w:after="40" w:line="240" w:before="40"/>
+              <w:ind w:left="0" w:right="0" w:firstLine="0"/>
+              <w:spacing w:before="40" w:after="40" w:lineRule="auto" w:line="240"/>
             </w:pPr>
             <w:r>
               <w:rPr>
@@ -8684,8 +8684,8 @@
             <w:pPr>
               <w:pStyle w:val="Compact"/>
               <w:jc w:val="left"/>
-              <w:ind w:left="0" w:firstLine="0" w:right="0"/>
-              <w:spacing w:lineRule="auto" w:after="40" w:line="240" w:before="40"/>
+              <w:ind w:left="0" w:right="0" w:firstLine="0"/>
+              <w:spacing w:before="40" w:after="40" w:lineRule="auto" w:line="240"/>
             </w:pPr>
             <w:r>
               <w:t xml:space="preserve">Modify or inject style definitions</w:t>
@@ -8700,8 +8700,8 @@
             <w:pPr>
               <w:pStyle w:val="Compact"/>
               <w:jc w:val="left"/>
-              <w:ind w:left="0" w:firstLine="0" w:right="0"/>
-              <w:spacing w:lineRule="auto" w:after="40" w:line="240" w:before="40"/>
+              <w:ind w:left="0" w:right="0" w:firstLine="0"/>
+              <w:spacing w:before="40" w:after="40" w:lineRule="auto" w:line="240"/>
             </w:pPr>
             <w:r>
               <w:rPr>
@@ -8717,8 +8717,8 @@
             <w:pPr>
               <w:pStyle w:val="Compact"/>
               <w:jc w:val="left"/>
-              <w:ind w:left="0" w:firstLine="0" w:right="0"/>
-              <w:spacing w:lineRule="auto" w:after="40" w:line="240" w:before="40"/>
+              <w:ind w:left="0" w:right="0" w:firstLine="0"/>
+              <w:spacing w:before="40" w:after="40" w:lineRule="auto" w:line="240"/>
             </w:pPr>
             <w:r>
               <w:rPr>
@@ -8740,8 +8740,8 @@
             <w:pPr>
               <w:pStyle w:val="Compact"/>
               <w:jc w:val="left"/>
-              <w:ind w:left="0" w:firstLine="0" w:right="0"/>
-              <w:spacing w:lineRule="auto" w:after="40" w:line="240" w:before="40"/>
+              <w:ind w:left="0" w:right="0" w:firstLine="0"/>
+              <w:spacing w:before="40" w:after="40" w:lineRule="auto" w:line="240"/>
             </w:pPr>
             <w:r>
               <w:t xml:space="preserve">Modify list numbering definitions</w:t>
@@ -8756,8 +8756,8 @@
             <w:pPr>
               <w:pStyle w:val="Compact"/>
               <w:jc w:val="left"/>
-              <w:ind w:left="0" w:firstLine="0" w:right="0"/>
-              <w:spacing w:lineRule="auto" w:after="40" w:line="240" w:before="40"/>
+              <w:ind w:left="0" w:right="0" w:firstLine="0"/>
+              <w:spacing w:before="40" w:after="40" w:lineRule="auto" w:line="240"/>
             </w:pPr>
             <w:r>
               <w:rPr>
@@ -8773,8 +8773,8 @@
             <w:pPr>
               <w:pStyle w:val="Compact"/>
               <w:jc w:val="left"/>
-              <w:ind w:left="0" w:firstLine="0" w:right="0"/>
-              <w:spacing w:lineRule="auto" w:after="40" w:line="240" w:before="40"/>
+              <w:ind w:left="0" w:right="0" w:firstLine="0"/>
+              <w:spacing w:before="40" w:after="40" w:lineRule="auto" w:line="240"/>
             </w:pPr>
             <w:r>
               <w:rPr>
@@ -8796,8 +8796,8 @@
             <w:pPr>
               <w:pStyle w:val="Compact"/>
               <w:jc w:val="left"/>
-              <w:ind w:left="0" w:firstLine="0" w:right="0"/>
-              <w:spacing w:lineRule="auto" w:after="40" w:line="240" w:before="40"/>
+              <w:ind w:left="0" w:right="0" w:firstLine="0"/>
+              <w:spacing w:before="40" w:after="40" w:lineRule="auto" w:line="240"/>
             </w:pPr>
             <w:r>
               <w:t xml:space="preserve">Add content type declarations</w:t>
@@ -8812,8 +8812,8 @@
             <w:pPr>
               <w:pStyle w:val="Compact"/>
               <w:jc w:val="left"/>
-              <w:ind w:left="0" w:firstLine="0" w:right="0"/>
-              <w:spacing w:lineRule="auto" w:after="40" w:line="240" w:before="40"/>
+              <w:ind w:left="0" w:right="0" w:firstLine="0"/>
+              <w:spacing w:before="40" w:after="40" w:lineRule="auto" w:line="240"/>
             </w:pPr>
             <w:r>
               <w:rPr>
@@ -8829,8 +8829,8 @@
             <w:pPr>
               <w:pStyle w:val="Compact"/>
               <w:jc w:val="left"/>
-              <w:ind w:left="0" w:firstLine="0" w:right="0"/>
-              <w:spacing w:lineRule="auto" w:after="40" w:line="240" w:before="40"/>
+              <w:ind w:left="0" w:right="0" w:firstLine="0"/>
+              <w:spacing w:before="40" w:after="40" w:lineRule="auto" w:line="240"/>
             </w:pPr>
             <w:r>
               <w:rPr>
@@ -8852,8 +8852,8 @@
             <w:pPr>
               <w:pStyle w:val="Compact"/>
               <w:jc w:val="left"/>
-              <w:ind w:left="0" w:firstLine="0" w:right="0"/>
-              <w:spacing w:lineRule="auto" w:after="40" w:line="240" w:before="40"/>
+              <w:ind w:left="0" w:right="0" w:firstLine="0"/>
+              <w:spacing w:before="40" w:after="40" w:lineRule="auto" w:line="240"/>
             </w:pPr>
             <w:r>
               <w:t xml:space="preserve">Modify document settings</w:t>
@@ -8868,8 +8868,8 @@
             <w:pPr>
               <w:pStyle w:val="Compact"/>
               <w:jc w:val="left"/>
-              <w:ind w:left="0" w:firstLine="0" w:right="0"/>
-              <w:spacing w:lineRule="auto" w:after="40" w:line="240" w:before="40"/>
+              <w:ind w:left="0" w:right="0" w:firstLine="0"/>
+              <w:spacing w:before="40" w:after="40" w:lineRule="auto" w:line="240"/>
             </w:pPr>
             <w:r>
               <w:rPr>
@@ -8885,8 +8885,8 @@
             <w:pPr>
               <w:pStyle w:val="Compact"/>
               <w:jc w:val="left"/>
-              <w:ind w:left="0" w:firstLine="0" w:right="0"/>
-              <w:spacing w:lineRule="auto" w:after="40" w:line="240" w:before="40"/>
+              <w:ind w:left="0" w:right="0" w:firstLine="0"/>
+              <w:spacing w:before="40" w:after="40" w:lineRule="auto" w:line="240"/>
             </w:pPr>
             <w:r>
               <w:rPr>
@@ -8908,8 +8908,8 @@
             <w:pPr>
               <w:pStyle w:val="Compact"/>
               <w:jc w:val="left"/>
-              <w:ind w:left="0" w:firstLine="0" w:right="0"/>
-              <w:spacing w:lineRule="auto" w:after="40" w:line="240" w:before="40"/>
+              <w:ind w:left="0" w:right="0" w:firstLine="0"/>
+              <w:spacing w:before="40" w:after="40" w:lineRule="auto" w:line="240"/>
             </w:pPr>
             <w:r>
               <w:t xml:space="preserve">Add/modify relationship entries</w:t>
@@ -8924,8 +8924,8 @@
             <w:pPr>
               <w:pStyle w:val="Compact"/>
               <w:jc w:val="left"/>
-              <w:ind w:left="0" w:firstLine="0" w:right="0"/>
-              <w:spacing w:lineRule="auto" w:after="40" w:line="240" w:before="40"/>
+              <w:ind w:left="0" w:right="0" w:firstLine="0"/>
+              <w:spacing w:before="40" w:after="40" w:lineRule="auto" w:line="240"/>
             </w:pPr>
             <w:r>
               <w:rPr>
@@ -8941,8 +8941,8 @@
             <w:pPr>
               <w:pStyle w:val="Compact"/>
               <w:jc w:val="left"/>
-              <w:ind w:left="0" w:firstLine="0" w:right="0"/>
-              <w:spacing w:lineRule="auto" w:after="40" w:line="240" w:before="40"/>
+              <w:ind w:left="0" w:right="0" w:firstLine="0"/>
+              <w:spacing w:before="40" w:after="40" w:lineRule="auto" w:line="240"/>
             </w:pPr>
             <w:r>
               <w:t xml:space="preserve">Temp directory path</w:t>
@@ -8955,8 +8955,8 @@
             <w:pPr>
               <w:pStyle w:val="Compact"/>
               <w:jc w:val="left"/>
-              <w:ind w:left="0" w:firstLine="0" w:right="0"/>
-              <w:spacing w:lineRule="auto" w:after="40" w:line="240" w:before="40"/>
+              <w:ind w:left="0" w:right="0" w:firstLine="0"/>
+              <w:spacing w:before="40" w:after="40" w:lineRule="auto" w:line="240"/>
             </w:pPr>
             <w:r>
               <w:t xml:space="preserve">Create new parts (headers, footers)</w:t>
@@ -9009,7 +9009,7 @@
     </w:p>
     <w:p>
       <w:pPr>
-        <w:spacing w:before="0" w:lineRule="exact" w:after="0" w:line="20"/>
+        <w:spacing w:line="20" w:before="0" w:after="0" w:lineRule="exact"/>
         <w:rPr>
           <w:sz w:val="2"/>
         </w:rPr>
@@ -9783,7 +9783,7 @@
     </w:p>
     <w:p>
       <w:pPr>
-        <w:spacing w:before="0" w:lineRule="exact" w:after="0" w:line="20"/>
+        <w:spacing w:line="20" w:before="0" w:after="0" w:lineRule="exact"/>
         <w:rPr>
           <w:sz w:val="2"/>
         </w:rPr>
@@ -9825,12 +9825,12 @@
         <w:tblLook w:firstRow="1" w:lastRow="0" w:firstColumn="0" w:lastColumn="0" w:noHBand="0" w:noVBand="0" w:val="0020"/>
         <w:jc w:val="start"/>
         <w:tblBorders>
-          <w:top w:color="000000" w:sz="6" w:val="single" w:space="0"/>
-          <w:left w:color="000000" w:sz="6" w:val="single" w:space="0"/>
-          <w:bottom w:color="000000" w:sz="6" w:val="single" w:space="0"/>
-          <w:right w:color="000000" w:sz="6" w:val="single" w:space="0"/>
-          <w:insideH w:color="000000" w:sz="6" w:val="single" w:space="0"/>
-          <w:insideV w:color="000000" w:sz="6" w:val="single" w:space="0"/>
+          <w:top w:color="000000" w:val="single" w:space="0" w:sz="6"/>
+          <w:left w:color="000000" w:val="single" w:space="0" w:sz="6"/>
+          <w:bottom w:color="000000" w:val="single" w:space="0" w:sz="6"/>
+          <w:right w:color="000000" w:val="single" w:space="0" w:sz="6"/>
+          <w:insideH w:color="000000" w:val="single" w:space="0" w:sz="6"/>
+          <w:insideV w:color="000000" w:val="single" w:space="0" w:sz="6"/>
         </w:tblBorders>
         <w:tblCellMar>
           <w:top w:type="dxa" w:w="57"/>
@@ -9855,8 +9855,8 @@
             <w:pPr>
               <w:pStyle w:val="Compact"/>
               <w:jc w:val="left"/>
-              <w:ind w:left="0" w:firstLine="0" w:right="0"/>
-              <w:spacing w:lineRule="auto" w:after="40" w:line="240" w:before="40"/>
+              <w:ind w:left="0" w:right="0" w:firstLine="0"/>
+              <w:spacing w:before="40" w:after="40" w:lineRule="auto" w:line="240"/>
             </w:pPr>
             <w:r>
               <w:rPr>
@@ -9874,8 +9874,8 @@
             <w:pPr>
               <w:pStyle w:val="Compact"/>
               <w:jc w:val="left"/>
-              <w:ind w:left="0" w:firstLine="0" w:right="0"/>
-              <w:spacing w:lineRule="auto" w:after="40" w:line="240" w:before="40"/>
+              <w:ind w:left="0" w:right="0" w:firstLine="0"/>
+              <w:spacing w:before="40" w:after="40" w:lineRule="auto" w:line="240"/>
             </w:pPr>
             <w:r>
               <w:rPr>
@@ -9893,8 +9893,8 @@
             <w:pPr>
               <w:pStyle w:val="Compact"/>
               <w:jc w:val="left"/>
-              <w:ind w:left="0" w:firstLine="0" w:right="0"/>
-              <w:spacing w:lineRule="auto" w:after="40" w:line="240" w:before="40"/>
+              <w:ind w:left="0" w:right="0" w:firstLine="0"/>
+              <w:spacing w:before="40" w:after="40" w:lineRule="auto" w:line="240"/>
             </w:pPr>
             <w:r>
               <w:rPr>
@@ -9910,8 +9910,8 @@
             <w:pPr>
               <w:pStyle w:val="Compact"/>
               <w:jc w:val="left"/>
-              <w:ind w:left="0" w:firstLine="0" w:right="0"/>
-              <w:spacing w:lineRule="auto" w:after="40" w:line="240" w:before="40"/>
+              <w:ind w:left="0" w:right="0" w:firstLine="0"/>
+              <w:spacing w:before="40" w:after="40" w:lineRule="auto" w:line="240"/>
             </w:pPr>
             <w:r>
               <w:t xml:space="preserve">OOXML page break</w:t>
@@ -9926,8 +9926,8 @@
             <w:pPr>
               <w:pStyle w:val="Compact"/>
               <w:jc w:val="left"/>
-              <w:ind w:left="0" w:firstLine="0" w:right="0"/>
-              <w:spacing w:lineRule="auto" w:after="40" w:line="240" w:before="40"/>
+              <w:ind w:left="0" w:right="0" w:firstLine="0"/>
+              <w:spacing w:before="40" w:after="40" w:lineRule="auto" w:line="240"/>
             </w:pPr>
             <w:r>
               <w:rPr>
@@ -9943,8 +9943,8 @@
             <w:pPr>
               <w:pStyle w:val="Compact"/>
               <w:jc w:val="left"/>
-              <w:ind w:left="0" w:firstLine="0" w:right="0"/>
-              <w:spacing w:lineRule="auto" w:after="40" w:line="240" w:before="40"/>
+              <w:ind w:left="0" w:right="0" w:firstLine="0"/>
+              <w:spacing w:before="40" w:after="40" w:lineRule="auto" w:line="240"/>
             </w:pPr>
             <w:r>
               <w:t xml:space="preserve">OOXML spacing (in twips)</w:t>
@@ -9959,8 +9959,8 @@
             <w:pPr>
               <w:pStyle w:val="Compact"/>
               <w:jc w:val="left"/>
-              <w:ind w:left="0" w:firstLine="0" w:right="0"/>
-              <w:spacing w:lineRule="auto" w:after="40" w:line="240" w:before="40"/>
+              <w:ind w:left="0" w:right="0" w:firstLine="0"/>
+              <w:spacing w:before="40" w:after="40" w:lineRule="auto" w:line="240"/>
             </w:pPr>
             <w:r>
               <w:rPr>
@@ -9976,8 +9976,8 @@
             <w:pPr>
               <w:pStyle w:val="Compact"/>
               <w:jc w:val="left"/>
-              <w:ind w:left="0" w:firstLine="0" w:right="0"/>
-              <w:spacing w:lineRule="auto" w:after="40" w:line="240" w:before="40"/>
+              <w:ind w:left="0" w:right="0" w:firstLine="0"/>
+              <w:spacing w:before="40" w:after="40" w:lineRule="auto" w:line="240"/>
             </w:pPr>
             <w:r>
               <w:t xml:space="preserve">OOXML bookmark start</w:t>
@@ -9992,8 +9992,8 @@
             <w:pPr>
               <w:pStyle w:val="Compact"/>
               <w:jc w:val="left"/>
-              <w:ind w:left="0" w:firstLine="0" w:right="0"/>
-              <w:spacing w:lineRule="auto" w:after="40" w:line="240" w:before="40"/>
+              <w:ind w:left="0" w:right="0" w:firstLine="0"/>
+              <w:spacing w:before="40" w:after="40" w:lineRule="auto" w:line="240"/>
             </w:pPr>
             <w:r>
               <w:rPr>
@@ -10015,8 +10015,8 @@
             <w:pPr>
               <w:pStyle w:val="Compact"/>
               <w:jc w:val="left"/>
-              <w:ind w:left="0" w:firstLine="0" w:right="0"/>
-              <w:spacing w:lineRule="auto" w:after="40" w:line="240" w:before="40"/>
+              <w:ind w:left="0" w:right="0" w:firstLine="0"/>
+              <w:spacing w:before="40" w:after="40" w:lineRule="auto" w:line="240"/>
             </w:pPr>
             <w:r>
               <w:t xml:space="preserve">OOXML math element (native</w:t>
@@ -10046,8 +10046,8 @@
             <w:pPr>
               <w:pStyle w:val="Compact"/>
               <w:jc w:val="left"/>
-              <w:ind w:left="0" w:firstLine="0" w:right="0"/>
-              <w:spacing w:lineRule="auto" w:after="40" w:line="240" w:before="40"/>
+              <w:ind w:left="0" w:right="0" w:firstLine="0"/>
+              <w:spacing w:before="40" w:after="40" w:lineRule="auto" w:line="240"/>
             </w:pPr>
             <w:r>
               <w:rPr>
@@ -10063,8 +10063,8 @@
             <w:pPr>
               <w:pStyle w:val="Compact"/>
               <w:jc w:val="left"/>
-              <w:ind w:left="0" w:firstLine="0" w:right="0"/>
-              <w:spacing w:lineRule="auto" w:after="40" w:line="240" w:before="40"/>
+              <w:ind w:left="0" w:right="0" w:firstLine="0"/>
+              <w:spacing w:before="40" w:after="40" w:lineRule="auto" w:line="240"/>
             </w:pPr>
             <w:r>
               <w:t xml:space="preserve">OOXML caption with SEQ field</w:t>
@@ -10079,8 +10079,8 @@
             <w:pPr>
               <w:pStyle w:val="Compact"/>
               <w:jc w:val="left"/>
-              <w:ind w:left="0" w:firstLine="0" w:right="0"/>
-              <w:spacing w:lineRule="auto" w:after="40" w:line="240" w:before="40"/>
+              <w:ind w:left="0" w:right="0" w:firstLine="0"/>
+              <w:spacing w:before="40" w:after="40" w:lineRule="auto" w:line="240"/>
             </w:pPr>
             <w:r>
               <w:rPr>
@@ -10096,8 +10096,8 @@
             <w:pPr>
               <w:pStyle w:val="Compact"/>
               <w:jc w:val="left"/>
-              <w:ind w:left="0" w:firstLine="0" w:right="0"/>
-              <w:spacing w:lineRule="auto" w:after="40" w:line="240" w:before="40"/>
+              <w:ind w:left="0" w:right="0" w:firstLine="0"/>
+              <w:spacing w:before="40" w:after="40" w:lineRule="auto" w:line="240"/>
             </w:pPr>
             <w:r>
               <w:t xml:space="preserve">OOXML numbered equation with tab layout</w:t>
@@ -10112,8 +10112,8 @@
             <w:pPr>
               <w:pStyle w:val="Compact"/>
               <w:jc w:val="left"/>
-              <w:ind w:left="0" w:firstLine="0" w:right="0"/>
-              <w:spacing w:lineRule="auto" w:after="40" w:line="240" w:before="40"/>
+              <w:ind w:left="0" w:right="0" w:firstLine="0"/>
+              <w:spacing w:before="40" w:after="40" w:lineRule="auto" w:line="240"/>
             </w:pPr>
             <w:r>
               <w:rPr>
@@ -10129,8 +10129,8 @@
             <w:pPr>
               <w:pStyle w:val="Compact"/>
               <w:jc w:val="left"/>
-              <w:ind w:left="0" w:firstLine="0" w:right="0"/>
-              <w:spacing w:lineRule="auto" w:after="40" w:line="240" w:before="40"/>
+              <w:ind w:left="0" w:right="0" w:firstLine="0"/>
+              <w:spacing w:before="40" w:after="40" w:lineRule="auto" w:line="240"/>
             </w:pPr>
             <w:r>
               <w:t xml:space="preserve">Position markers for postprocessor</w:t>
@@ -10145,8 +10145,8 @@
             <w:pPr>
               <w:pStyle w:val="Compact"/>
               <w:jc w:val="left"/>
-              <w:ind w:left="0" w:firstLine="0" w:right="0"/>
-              <w:spacing w:lineRule="auto" w:after="40" w:line="240" w:before="40"/>
+              <w:ind w:left="0" w:right="0" w:firstLine="0"/>
+              <w:spacing w:before="40" w:after="40" w:lineRule="auto" w:line="240"/>
             </w:pPr>
             <w:r>
               <w:rPr>
@@ -10183,8 +10183,8 @@
             <w:pPr>
               <w:pStyle w:val="Compact"/>
               <w:jc w:val="left"/>
-              <w:ind w:left="0" w:firstLine="0" w:right="0"/>
-              <w:spacing w:lineRule="auto" w:after="40" w:line="240" w:before="40"/>
+              <w:ind w:left="0" w:right="0" w:firstLine="0"/>
+              <w:spacing w:before="40" w:after="40" w:lineRule="auto" w:line="240"/>
             </w:pPr>
             <w:r>
               <w:t xml:space="preserve">Rewritten to</w:t>
@@ -10295,7 +10295,7 @@
     </w:p>
     <w:p>
       <w:pPr>
-        <w:spacing w:before="0" w:lineRule="exact" w:after="0" w:line="20"/>
+        <w:spacing w:line="20" w:before="0" w:after="0" w:lineRule="exact"/>
         <w:rPr>
           <w:sz w:val="2"/>
         </w:rPr>
@@ -10747,7 +10747,7 @@
     </w:p>
     <w:p>
       <w:pPr>
-        <w:spacing w:before="0" w:lineRule="exact" w:after="0" w:line="20"/>
+        <w:spacing w:line="20" w:before="0" w:after="0" w:lineRule="exact"/>
         <w:rPr>
           <w:sz w:val="2"/>
         </w:rPr>
@@ -10822,9 +10822,9 @@
     </w:p>
     <w:bookmarkEnd w:id="41"/>
     <w:sectPr>
-      <w:footerReference w:type="default" r:id="rId9200"/>
-      <w:headerReference w:type="default" r:id="rId9101"/>
-      <w:headerReference w:type="first" r:id="rId9100"/>
+      <w:footerReference r:id="rId9200" w:type="default"/>
+      <w:headerReference r:id="rId9101" w:type="default"/>
+      <w:headerReference r:id="rId9100" w:type="first"/>
       <w:titlePg/>
     </w:sectPr>
   </w:body>
@@ -10836,17 +10836,17 @@
 </file>
 
 <file path=word/footer1.xml><?xml version="1.0" encoding="utf-8"?>
-<w:ftr xmlns:w="http://schemas.openxmlformats.org/wordprocessingml/2006/main" xmlns:r="http://schemas.openxmlformats.org/officeDocument/2006/relationships">
+<w:ftr xmlns:r="http://schemas.openxmlformats.org/officeDocument/2006/relationships" xmlns:w="http://schemas.openxmlformats.org/wordprocessingml/2006/main">
   <w:tbl>
     <w:tblPr>
       <w:tblW w:type="pct" w:w="5000"/>
       <w:tblBorders>
-        <w:top w:color="CCCCCC" w:sz="4" w:val="single" w:space="1"/>
-        <w:bottom w:color="auto" w:sz="0" w:val="none" w:space="0"/>
-        <w:left w:color="auto" w:sz="0" w:val="none" w:space="0"/>
-        <w:right w:color="auto" w:sz="0" w:val="none" w:space="0"/>
-        <w:insideH w:color="auto" w:sz="0" w:val="none" w:space="0"/>
-        <w:insideV w:color="auto" w:sz="0" w:val="none" w:space="0"/>
+        <w:top w:color="CCCCCC" w:val="single" w:space="1" w:sz="4"/>
+        <w:bottom w:color="auto" w:val="none" w:space="0" w:sz="0"/>
+        <w:left w:color="auto" w:val="none" w:space="0" w:sz="0"/>
+        <w:right w:color="auto" w:val="none" w:space="0" w:sz="0"/>
+        <w:insideH w:color="auto" w:val="none" w:space="0" w:sz="0"/>
+        <w:insideV w:color="auto" w:val="none" w:space="0" w:sz="0"/>
       </w:tblBorders>
       <w:tblLayout w:type="fixed"/>
     </w:tblPr>
@@ -10962,7 +10962,7 @@
 </file>
 
 <file path=word/header1.xml><?xml version="1.0" encoding="utf-8"?>
-<w:hdr xmlns:w="http://schemas.openxmlformats.org/wordprocessingml/2006/main" xmlns:r="http://schemas.openxmlformats.org/officeDocument/2006/relationships">
+<w:hdr xmlns:r="http://schemas.openxmlformats.org/officeDocument/2006/relationships" xmlns:w="http://schemas.openxmlformats.org/wordprocessingml/2006/main">
   <w:p>
     <w:pPr>
       <w:pStyle w:val="Header"/>
@@ -10972,7 +10972,7 @@
 </file>
 
 <file path=word/header2.xml><?xml version="1.0" encoding="utf-8"?>
-<w:hdr xmlns:w="http://schemas.openxmlformats.org/wordprocessingml/2006/main" xmlns:r="http://schemas.openxmlformats.org/officeDocument/2006/relationships">
+<w:hdr xmlns:r="http://schemas.openxmlformats.org/officeDocument/2006/relationships" xmlns:w="http://schemas.openxmlformats.org/wordprocessingml/2006/main">
   <w:p>
     <w:pPr>
       <w:pStyle w:val="Header"/>
@@ -11015,7 +11015,7 @@
       <w:lvlText w:val="%1"/>
       <w:lvlJc w:val="left"/>
       <w:pPr>
-        <w:ind w:left="0" w:hanging="0"/>
+        <w:ind w:hanging="0" w:left="0"/>
       </w:pPr>
     </w:lvl>
     <w:lvl w:ilvl="1">
@@ -11027,7 +11027,7 @@
       <w:lvlText w:val="%1.%2"/>
       <w:lvlJc w:val="left"/>
       <w:pPr>
-        <w:ind w:left="0" w:hanging="0"/>
+        <w:ind w:hanging="0" w:left="0"/>
       </w:pPr>
     </w:lvl>
     <w:lvl w:ilvl="2">
@@ -11039,7 +11039,7 @@
       <w:lvlText w:val="%1.%2.%3"/>
       <w:lvlJc w:val="left"/>
       <w:pPr>
-        <w:ind w:left="0" w:hanging="0"/>
+        <w:ind w:hanging="0" w:left="0"/>
       </w:pPr>
     </w:lvl>
     <w:lvl w:ilvl="3">
@@ -11051,7 +11051,7 @@
       <w:lvlText w:val="%1.%2.%3.%4"/>
       <w:lvlJc w:val="left"/>
       <w:pPr>
-        <w:ind w:left="0" w:hanging="0"/>
+        <w:ind w:hanging="0" w:left="0"/>
       </w:pPr>
     </w:lvl>
     <w:lvl w:ilvl="4">
@@ -11063,7 +11063,7 @@
       <w:lvlText w:val="%1.%2.%3.%4.%5"/>
       <w:lvlJc w:val="left"/>
       <w:pPr>
-        <w:ind w:left="0" w:hanging="0"/>
+        <w:ind w:hanging="0" w:left="0"/>
       </w:pPr>
     </w:lvl>
   </w:abstractNum>
@@ -12166,18 +12166,18 @@
     <w:basedOn w:val="VerbatimChar"/>
     <w:rPr/>
   </w:style>
-  <w:style w:type="paragraph" w:customStyle="1" w:styleId="SpecObjectHeader">
+  <w:style w:customStyle="1" w:styleId="SpecObjectHeader" w:type="paragraph">
     <w:name w:val="Spec Object Header"/>
     <w:basedOn w:val="Normal"/>
     <w:next w:val="FirstParagraph"/>
     <w:qFormat/>
     <w:pPr>
       <w:keepNext/>
-      <w:spacing w:lineRule="auto" w:after="120" w:line="276" w:before="280"/>
+      <w:spacing w:before="280" w:after="120" w:lineRule="auto" w:line="276"/>
       <w:outlineLvl w:val="0"/>
     </w:pPr>
     <w:rPr>
-      <w:rFonts w:ascii="Calibri Light" w:cs="Calibri Light" w:hAnsi="Calibri Light"/>
+      <w:rFonts w:ascii="Calibri Light" w:hAnsi="Calibri Light" w:cs="Calibri Light"/>
       <w:b/>
       <w:bCs/>
       <w:color w:val="0F4C64"/>

--- a/manual/downloads/docx-customization.docx
+++ b/manual/downloads/docx-customization.docx
@@ -414,12 +414,12 @@
     </w:p>
     <w:p>
       <w:pPr>
-        <w:spacing w:line="20" w:before="0" w:after="0" w:lineRule="exact"/>
+        <w:spacing w:after="0" w:lineRule="exact" w:before="0" w:line="20"/>
         <w:rPr>
           <w:sz w:val="2"/>
         </w:rPr>
       </w:pPr>
-      <w:bookmarkStart w:id="39329" w:name="listing-src-docx-preset-structure"/>
+      <w:bookmarkStart w:name="listing-src-docx-preset-structure" w:id="39329"/>
       <w:bookmarkEnd w:id="39329"/>
     </w:p>
     <w:p>
@@ -1610,12 +1610,12 @@
     </w:p>
     <w:p>
       <w:pPr>
-        <w:spacing w:line="20" w:before="0" w:after="0" w:lineRule="exact"/>
+        <w:spacing w:after="0" w:lineRule="exact" w:before="0" w:line="20"/>
         <w:rPr>
           <w:sz w:val="2"/>
         </w:rPr>
       </w:pPr>
-      <w:bookmarkStart w:id="94716" w:name="csv-tbl-docx-paragraph-style"/>
+      <w:bookmarkStart w:name="csv-tbl-docx-paragraph-style" w:id="94716"/>
       <w:bookmarkEnd w:id="94716"/>
     </w:p>
     <w:p>
@@ -1652,18 +1652,18 @@
         <w:tblLook w:firstRow="1" w:lastRow="0" w:firstColumn="0" w:lastColumn="0" w:noHBand="0" w:noVBand="0" w:val="0020"/>
         <w:jc w:val="start"/>
         <w:tblBorders>
-          <w:top w:color="000000" w:val="single" w:space="0" w:sz="6"/>
-          <w:left w:color="000000" w:val="single" w:space="0" w:sz="6"/>
-          <w:bottom w:color="000000" w:val="single" w:space="0" w:sz="6"/>
-          <w:right w:color="000000" w:val="single" w:space="0" w:sz="6"/>
-          <w:insideH w:color="000000" w:val="single" w:space="0" w:sz="6"/>
-          <w:insideV w:color="000000" w:val="single" w:space="0" w:sz="6"/>
+          <w:top w:color="000000" w:space="0" w:val="single" w:sz="6"/>
+          <w:left w:color="000000" w:space="0" w:val="single" w:sz="6"/>
+          <w:bottom w:color="000000" w:space="0" w:val="single" w:sz="6"/>
+          <w:right w:color="000000" w:space="0" w:val="single" w:sz="6"/>
+          <w:insideH w:color="000000" w:space="0" w:val="single" w:sz="6"/>
+          <w:insideV w:color="000000" w:space="0" w:val="single" w:sz="6"/>
         </w:tblBorders>
         <w:tblCellMar>
-          <w:top w:type="dxa" w:w="57"/>
-          <w:left w:type="dxa" w:w="108"/>
-          <w:bottom w:type="dxa" w:w="57"/>
-          <w:right w:type="dxa" w:w="108"/>
+          <w:top w:w="57" w:type="dxa"/>
+          <w:left w:w="108" w:type="dxa"/>
+          <w:bottom w:w="57" w:type="dxa"/>
+          <w:right w:w="108" w:type="dxa"/>
         </w:tblCellMar>
       </w:tblPr>
       <w:tblGrid>
@@ -1684,8 +1684,8 @@
             <w:pPr>
               <w:pStyle w:val="Compact"/>
               <w:jc w:val="left"/>
-              <w:ind w:left="0" w:right="0" w:firstLine="0"/>
-              <w:spacing w:before="40" w:after="40" w:lineRule="auto" w:line="240"/>
+              <w:ind w:right="0" w:left="0" w:firstLine="0"/>
+              <w:spacing w:after="40" w:line="240" w:lineRule="auto" w:before="40"/>
             </w:pPr>
             <w:r>
               <w:rPr>
@@ -1703,8 +1703,8 @@
             <w:pPr>
               <w:pStyle w:val="Compact"/>
               <w:jc w:val="left"/>
-              <w:ind w:left="0" w:right="0" w:firstLine="0"/>
-              <w:spacing w:before="40" w:after="40" w:lineRule="auto" w:line="240"/>
+              <w:ind w:right="0" w:left="0" w:firstLine="0"/>
+              <w:spacing w:after="40" w:line="240" w:lineRule="auto" w:before="40"/>
             </w:pPr>
             <w:r>
               <w:rPr>
@@ -1722,8 +1722,8 @@
             <w:pPr>
               <w:pStyle w:val="Compact"/>
               <w:jc w:val="left"/>
-              <w:ind w:left="0" w:right="0" w:firstLine="0"/>
-              <w:spacing w:before="40" w:after="40" w:lineRule="auto" w:line="240"/>
+              <w:ind w:right="0" w:left="0" w:firstLine="0"/>
+              <w:spacing w:after="40" w:line="240" w:lineRule="auto" w:before="40"/>
             </w:pPr>
             <w:r>
               <w:rPr>
@@ -1741,8 +1741,8 @@
             <w:pPr>
               <w:pStyle w:val="Compact"/>
               <w:jc w:val="left"/>
-              <w:ind w:left="0" w:right="0" w:firstLine="0"/>
-              <w:spacing w:before="40" w:after="40" w:lineRule="auto" w:line="240"/>
+              <w:ind w:right="0" w:left="0" w:firstLine="0"/>
+              <w:spacing w:after="40" w:line="240" w:lineRule="auto" w:before="40"/>
             </w:pPr>
             <w:r>
               <w:rPr>
@@ -1760,8 +1760,8 @@
             <w:pPr>
               <w:pStyle w:val="Compact"/>
               <w:jc w:val="left"/>
-              <w:ind w:left="0" w:right="0" w:firstLine="0"/>
-              <w:spacing w:before="40" w:after="40" w:lineRule="auto" w:line="240"/>
+              <w:ind w:right="0" w:left="0" w:firstLine="0"/>
+              <w:spacing w:after="40" w:line="240" w:lineRule="auto" w:before="40"/>
             </w:pPr>
             <w:r>
               <w:rPr>
@@ -1777,8 +1777,8 @@
             <w:pPr>
               <w:pStyle w:val="Compact"/>
               <w:jc w:val="left"/>
-              <w:ind w:left="0" w:right="0" w:firstLine="0"/>
-              <w:spacing w:before="40" w:after="40" w:lineRule="auto" w:line="240"/>
+              <w:ind w:right="0" w:left="0" w:firstLine="0"/>
+              <w:spacing w:after="40" w:line="240" w:lineRule="auto" w:before="40"/>
             </w:pPr>
             <w:r>
               <w:t xml:space="preserve">string</w:t>
@@ -1791,8 +1791,8 @@
             <w:pPr>
               <w:pStyle w:val="Compact"/>
               <w:jc w:val="left"/>
-              <w:ind w:left="0" w:right="0" w:firstLine="0"/>
-              <w:spacing w:before="40" w:after="40" w:lineRule="auto" w:line="240"/>
+              <w:ind w:right="0" w:left="0" w:firstLine="0"/>
+              <w:spacing w:after="40" w:line="240" w:lineRule="auto" w:before="40"/>
             </w:pPr>
             <w:r>
               <w:t xml:space="preserve">required</w:t>
@@ -1805,8 +1805,8 @@
             <w:pPr>
               <w:pStyle w:val="Compact"/>
               <w:jc w:val="left"/>
-              <w:ind w:left="0" w:right="0" w:firstLine="0"/>
-              <w:spacing w:before="40" w:after="40" w:lineRule="auto" w:line="240"/>
+              <w:ind w:right="0" w:left="0" w:firstLine="0"/>
+              <w:spacing w:after="40" w:line="240" w:lineRule="auto" w:before="40"/>
             </w:pPr>
             <w:r>
               <w:t xml:space="preserve">Internal style ID (e.g.,</w:t>
@@ -1836,8 +1836,8 @@
             <w:pPr>
               <w:pStyle w:val="Compact"/>
               <w:jc w:val="left"/>
-              <w:ind w:left="0" w:right="0" w:firstLine="0"/>
-              <w:spacing w:before="40" w:after="40" w:lineRule="auto" w:line="240"/>
+              <w:ind w:right="0" w:left="0" w:firstLine="0"/>
+              <w:spacing w:after="40" w:line="240" w:lineRule="auto" w:before="40"/>
             </w:pPr>
             <w:r>
               <w:rPr>
@@ -1853,8 +1853,8 @@
             <w:pPr>
               <w:pStyle w:val="Compact"/>
               <w:jc w:val="left"/>
-              <w:ind w:left="0" w:right="0" w:firstLine="0"/>
-              <w:spacing w:before="40" w:after="40" w:lineRule="auto" w:line="240"/>
+              <w:ind w:right="0" w:left="0" w:firstLine="0"/>
+              <w:spacing w:after="40" w:line="240" w:lineRule="auto" w:before="40"/>
             </w:pPr>
             <w:r>
               <w:t xml:space="preserve">string</w:t>
@@ -1867,8 +1867,8 @@
             <w:pPr>
               <w:pStyle w:val="Compact"/>
               <w:jc w:val="left"/>
-              <w:ind w:left="0" w:right="0" w:firstLine="0"/>
-              <w:spacing w:before="40" w:after="40" w:lineRule="auto" w:line="240"/>
+              <w:ind w:right="0" w:left="0" w:firstLine="0"/>
+              <w:spacing w:after="40" w:line="240" w:lineRule="auto" w:before="40"/>
             </w:pPr>
             <w:r>
               <w:t xml:space="preserve">required</w:t>
@@ -1881,8 +1881,8 @@
             <w:pPr>
               <w:pStyle w:val="Compact"/>
               <w:jc w:val="left"/>
-              <w:ind w:left="0" w:right="0" w:firstLine="0"/>
-              <w:spacing w:before="40" w:after="40" w:lineRule="auto" w:line="240"/>
+              <w:ind w:right="0" w:left="0" w:firstLine="0"/>
+              <w:spacing w:after="40" w:line="240" w:lineRule="auto" w:before="40"/>
             </w:pPr>
             <w:r>
               <w:t xml:space="preserve">Display name in Word (e.g.,</w:t>
@@ -1912,8 +1912,8 @@
             <w:pPr>
               <w:pStyle w:val="Compact"/>
               <w:jc w:val="left"/>
-              <w:ind w:left="0" w:right="0" w:firstLine="0"/>
-              <w:spacing w:before="40" w:after="40" w:lineRule="auto" w:line="240"/>
+              <w:ind w:right="0" w:left="0" w:firstLine="0"/>
+              <w:spacing w:after="40" w:line="240" w:lineRule="auto" w:before="40"/>
             </w:pPr>
             <w:r>
               <w:rPr>
@@ -1929,8 +1929,8 @@
             <w:pPr>
               <w:pStyle w:val="Compact"/>
               <w:jc w:val="left"/>
-              <w:ind w:left="0" w:right="0" w:firstLine="0"/>
-              <w:spacing w:before="40" w:after="40" w:lineRule="auto" w:line="240"/>
+              <w:ind w:right="0" w:left="0" w:firstLine="0"/>
+              <w:spacing w:after="40" w:line="240" w:lineRule="auto" w:before="40"/>
             </w:pPr>
             <w:r>
               <w:t xml:space="preserve">string</w:t>
@@ -1943,8 +1943,8 @@
             <w:pPr>
               <w:pStyle w:val="Compact"/>
               <w:jc w:val="left"/>
-              <w:ind w:left="0" w:right="0" w:firstLine="0"/>
-              <w:spacing w:before="40" w:after="40" w:lineRule="auto" w:line="240"/>
+              <w:ind w:right="0" w:left="0" w:firstLine="0"/>
+              <w:spacing w:after="40" w:line="240" w:lineRule="auto" w:before="40"/>
             </w:pPr>
             <w:r>
               <w:t xml:space="preserve">nil</w:t>
@@ -1957,8 +1957,8 @@
             <w:pPr>
               <w:pStyle w:val="Compact"/>
               <w:jc w:val="left"/>
-              <w:ind w:left="0" w:right="0" w:firstLine="0"/>
-              <w:spacing w:before="40" w:after="40" w:lineRule="auto" w:line="240"/>
+              <w:ind w:right="0" w:left="0" w:firstLine="0"/>
+              <w:spacing w:after="40" w:line="240" w:lineRule="auto" w:before="40"/>
             </w:pPr>
             <w:r>
               <w:t xml:space="preserve">Parent style ID for inheritance</w:t>
@@ -1973,8 +1973,8 @@
             <w:pPr>
               <w:pStyle w:val="Compact"/>
               <w:jc w:val="left"/>
-              <w:ind w:left="0" w:right="0" w:firstLine="0"/>
-              <w:spacing w:before="40" w:after="40" w:lineRule="auto" w:line="240"/>
+              <w:ind w:right="0" w:left="0" w:firstLine="0"/>
+              <w:spacing w:after="40" w:line="240" w:lineRule="auto" w:before="40"/>
             </w:pPr>
             <w:r>
               <w:rPr>
@@ -1990,8 +1990,8 @@
             <w:pPr>
               <w:pStyle w:val="Compact"/>
               <w:jc w:val="left"/>
-              <w:ind w:left="0" w:right="0" w:firstLine="0"/>
-              <w:spacing w:before="40" w:after="40" w:lineRule="auto" w:line="240"/>
+              <w:ind w:right="0" w:left="0" w:firstLine="0"/>
+              <w:spacing w:after="40" w:line="240" w:lineRule="auto" w:before="40"/>
             </w:pPr>
             <w:r>
               <w:t xml:space="preserve">string</w:t>
@@ -2004,8 +2004,8 @@
             <w:pPr>
               <w:pStyle w:val="Compact"/>
               <w:jc w:val="left"/>
-              <w:ind w:left="0" w:right="0" w:firstLine="0"/>
-              <w:spacing w:before="40" w:after="40" w:lineRule="auto" w:line="240"/>
+              <w:ind w:right="0" w:left="0" w:firstLine="0"/>
+              <w:spacing w:after="40" w:line="240" w:lineRule="auto" w:before="40"/>
             </w:pPr>
             <w:r>
               <w:t xml:space="preserve">nil</w:t>
@@ -2018,8 +2018,8 @@
             <w:pPr>
               <w:pStyle w:val="Compact"/>
               <w:jc w:val="left"/>
-              <w:ind w:left="0" w:right="0" w:firstLine="0"/>
-              <w:spacing w:before="40" w:after="40" w:lineRule="auto" w:line="240"/>
+              <w:ind w:right="0" w:left="0" w:firstLine="0"/>
+              <w:spacing w:after="40" w:line="240" w:lineRule="auto" w:before="40"/>
             </w:pPr>
             <w:r>
               <w:t xml:space="preserve">Style to apply to the next paragraph</w:t>
@@ -2034,8 +2034,8 @@
             <w:pPr>
               <w:pStyle w:val="Compact"/>
               <w:jc w:val="left"/>
-              <w:ind w:left="0" w:right="0" w:firstLine="0"/>
-              <w:spacing w:before="40" w:after="40" w:lineRule="auto" w:line="240"/>
+              <w:ind w:right="0" w:left="0" w:firstLine="0"/>
+              <w:spacing w:after="40" w:line="240" w:lineRule="auto" w:before="40"/>
             </w:pPr>
             <w:r>
               <w:rPr>
@@ -2051,8 +2051,8 @@
             <w:pPr>
               <w:pStyle w:val="Compact"/>
               <w:jc w:val="left"/>
-              <w:ind w:left="0" w:right="0" w:firstLine="0"/>
-              <w:spacing w:before="40" w:after="40" w:lineRule="auto" w:line="240"/>
+              <w:ind w:right="0" w:left="0" w:firstLine="0"/>
+              <w:spacing w:after="40" w:line="240" w:lineRule="auto" w:before="40"/>
             </w:pPr>
             <w:r>
               <w:t xml:space="preserve">string</w:t>
@@ -2065,8 +2065,8 @@
             <w:pPr>
               <w:pStyle w:val="Compact"/>
               <w:jc w:val="left"/>
-              <w:ind w:left="0" w:right="0" w:firstLine="0"/>
-              <w:spacing w:before="40" w:after="40" w:lineRule="auto" w:line="240"/>
+              <w:ind w:right="0" w:left="0" w:firstLine="0"/>
+              <w:spacing w:after="40" w:line="240" w:lineRule="auto" w:before="40"/>
             </w:pPr>
             <w:r>
               <w:t xml:space="preserve">nil</w:t>
@@ -2079,8 +2079,8 @@
             <w:pPr>
               <w:pStyle w:val="Compact"/>
               <w:jc w:val="left"/>
-              <w:ind w:left="0" w:right="0" w:firstLine="0"/>
-              <w:spacing w:before="40" w:after="40" w:lineRule="auto" w:line="240"/>
+              <w:ind w:right="0" w:left="0" w:firstLine="0"/>
+              <w:spacing w:after="40" w:line="240" w:lineRule="auto" w:before="40"/>
             </w:pPr>
             <w:r>
               <w:t xml:space="preserve">Font family name</w:t>
@@ -2095,8 +2095,8 @@
             <w:pPr>
               <w:pStyle w:val="Compact"/>
               <w:jc w:val="left"/>
-              <w:ind w:left="0" w:right="0" w:firstLine="0"/>
-              <w:spacing w:before="40" w:after="40" w:lineRule="auto" w:line="240"/>
+              <w:ind w:right="0" w:left="0" w:firstLine="0"/>
+              <w:spacing w:after="40" w:line="240" w:lineRule="auto" w:before="40"/>
             </w:pPr>
             <w:r>
               <w:rPr>
@@ -2112,8 +2112,8 @@
             <w:pPr>
               <w:pStyle w:val="Compact"/>
               <w:jc w:val="left"/>
-              <w:ind w:left="0" w:right="0" w:firstLine="0"/>
-              <w:spacing w:before="40" w:after="40" w:lineRule="auto" w:line="240"/>
+              <w:ind w:right="0" w:left="0" w:firstLine="0"/>
+              <w:spacing w:after="40" w:line="240" w:lineRule="auto" w:before="40"/>
             </w:pPr>
             <w:r>
               <w:t xml:space="preserve">number</w:t>
@@ -2126,8 +2126,8 @@
             <w:pPr>
               <w:pStyle w:val="Compact"/>
               <w:jc w:val="left"/>
-              <w:ind w:left="0" w:right="0" w:firstLine="0"/>
-              <w:spacing w:before="40" w:after="40" w:lineRule="auto" w:line="240"/>
+              <w:ind w:right="0" w:left="0" w:firstLine="0"/>
+              <w:spacing w:after="40" w:line="240" w:lineRule="auto" w:before="40"/>
             </w:pPr>
             <w:r>
               <w:t xml:space="preserve">nil</w:t>
@@ -2140,8 +2140,8 @@
             <w:pPr>
               <w:pStyle w:val="Compact"/>
               <w:jc w:val="left"/>
-              <w:ind w:left="0" w:right="0" w:firstLine="0"/>
-              <w:spacing w:before="40" w:after="40" w:lineRule="auto" w:line="240"/>
+              <w:ind w:right="0" w:left="0" w:firstLine="0"/>
+              <w:spacing w:after="40" w:line="240" w:lineRule="auto" w:before="40"/>
             </w:pPr>
             <w:r>
               <w:t xml:space="preserve">Font size in points</w:t>
@@ -2156,8 +2156,8 @@
             <w:pPr>
               <w:pStyle w:val="Compact"/>
               <w:jc w:val="left"/>
-              <w:ind w:left="0" w:right="0" w:firstLine="0"/>
-              <w:spacing w:before="40" w:after="40" w:lineRule="auto" w:line="240"/>
+              <w:ind w:right="0" w:left="0" w:firstLine="0"/>
+              <w:spacing w:after="40" w:line="240" w:lineRule="auto" w:before="40"/>
             </w:pPr>
             <w:r>
               <w:rPr>
@@ -2173,8 +2173,8 @@
             <w:pPr>
               <w:pStyle w:val="Compact"/>
               <w:jc w:val="left"/>
-              <w:ind w:left="0" w:right="0" w:firstLine="0"/>
-              <w:spacing w:before="40" w:after="40" w:lineRule="auto" w:line="240"/>
+              <w:ind w:right="0" w:left="0" w:firstLine="0"/>
+              <w:spacing w:after="40" w:line="240" w:lineRule="auto" w:before="40"/>
             </w:pPr>
             <w:r>
               <w:t xml:space="preserve">string</w:t>
@@ -2187,8 +2187,8 @@
             <w:pPr>
               <w:pStyle w:val="Compact"/>
               <w:jc w:val="left"/>
-              <w:ind w:left="0" w:right="0" w:firstLine="0"/>
-              <w:spacing w:before="40" w:after="40" w:lineRule="auto" w:line="240"/>
+              <w:ind w:right="0" w:left="0" w:firstLine="0"/>
+              <w:spacing w:after="40" w:line="240" w:lineRule="auto" w:before="40"/>
             </w:pPr>
             <w:r>
               <w:t xml:space="preserve">nil</w:t>
@@ -2201,8 +2201,8 @@
             <w:pPr>
               <w:pStyle w:val="Compact"/>
               <w:jc w:val="left"/>
-              <w:ind w:left="0" w:right="0" w:firstLine="0"/>
-              <w:spacing w:before="40" w:after="40" w:lineRule="auto" w:line="240"/>
+              <w:ind w:right="0" w:left="0" w:firstLine="0"/>
+              <w:spacing w:after="40" w:line="240" w:lineRule="auto" w:before="40"/>
             </w:pPr>
             <w:r>
               <w:t xml:space="preserve">Hex color without</w:t>
@@ -2247,8 +2247,8 @@
             <w:pPr>
               <w:pStyle w:val="Compact"/>
               <w:jc w:val="left"/>
-              <w:ind w:left="0" w:right="0" w:firstLine="0"/>
-              <w:spacing w:before="40" w:after="40" w:lineRule="auto" w:line="240"/>
+              <w:ind w:right="0" w:left="0" w:firstLine="0"/>
+              <w:spacing w:after="40" w:line="240" w:lineRule="auto" w:before="40"/>
             </w:pPr>
             <w:r>
               <w:rPr>
@@ -2264,8 +2264,8 @@
             <w:pPr>
               <w:pStyle w:val="Compact"/>
               <w:jc w:val="left"/>
-              <w:ind w:left="0" w:right="0" w:firstLine="0"/>
-              <w:spacing w:before="40" w:after="40" w:lineRule="auto" w:line="240"/>
+              <w:ind w:right="0" w:left="0" w:firstLine="0"/>
+              <w:spacing w:after="40" w:line="240" w:lineRule="auto" w:before="40"/>
             </w:pPr>
             <w:r>
               <w:t xml:space="preserve">boolean</w:t>
@@ -2278,8 +2278,8 @@
             <w:pPr>
               <w:pStyle w:val="Compact"/>
               <w:jc w:val="left"/>
-              <w:ind w:left="0" w:right="0" w:firstLine="0"/>
-              <w:spacing w:before="40" w:after="40" w:lineRule="auto" w:line="240"/>
+              <w:ind w:right="0" w:left="0" w:firstLine="0"/>
+              <w:spacing w:after="40" w:line="240" w:lineRule="auto" w:before="40"/>
             </w:pPr>
             <w:r>
               <w:t xml:space="preserve">nil</w:t>
@@ -2292,8 +2292,8 @@
             <w:pPr>
               <w:pStyle w:val="Compact"/>
               <w:jc w:val="left"/>
-              <w:ind w:left="0" w:right="0" w:firstLine="0"/>
-              <w:spacing w:before="40" w:after="40" w:lineRule="auto" w:line="240"/>
+              <w:ind w:right="0" w:left="0" w:firstLine="0"/>
+              <w:spacing w:after="40" w:line="240" w:lineRule="auto" w:before="40"/>
             </w:pPr>
             <w:r>
               <w:t xml:space="preserve">Bold text</w:t>
@@ -2308,8 +2308,8 @@
             <w:pPr>
               <w:pStyle w:val="Compact"/>
               <w:jc w:val="left"/>
-              <w:ind w:left="0" w:right="0" w:firstLine="0"/>
-              <w:spacing w:before="40" w:after="40" w:lineRule="auto" w:line="240"/>
+              <w:ind w:right="0" w:left="0" w:firstLine="0"/>
+              <w:spacing w:after="40" w:line="240" w:lineRule="auto" w:before="40"/>
             </w:pPr>
             <w:r>
               <w:rPr>
@@ -2325,8 +2325,8 @@
             <w:pPr>
               <w:pStyle w:val="Compact"/>
               <w:jc w:val="left"/>
-              <w:ind w:left="0" w:right="0" w:firstLine="0"/>
-              <w:spacing w:before="40" w:after="40" w:lineRule="auto" w:line="240"/>
+              <w:ind w:right="0" w:left="0" w:firstLine="0"/>
+              <w:spacing w:after="40" w:line="240" w:lineRule="auto" w:before="40"/>
             </w:pPr>
             <w:r>
               <w:t xml:space="preserve">boolean</w:t>
@@ -2339,8 +2339,8 @@
             <w:pPr>
               <w:pStyle w:val="Compact"/>
               <w:jc w:val="left"/>
-              <w:ind w:left="0" w:right="0" w:firstLine="0"/>
-              <w:spacing w:before="40" w:after="40" w:lineRule="auto" w:line="240"/>
+              <w:ind w:right="0" w:left="0" w:firstLine="0"/>
+              <w:spacing w:after="40" w:line="240" w:lineRule="auto" w:before="40"/>
             </w:pPr>
             <w:r>
               <w:t xml:space="preserve">nil</w:t>
@@ -2353,8 +2353,8 @@
             <w:pPr>
               <w:pStyle w:val="Compact"/>
               <w:jc w:val="left"/>
-              <w:ind w:left="0" w:right="0" w:firstLine="0"/>
-              <w:spacing w:before="40" w:after="40" w:lineRule="auto" w:line="240"/>
+              <w:ind w:right="0" w:left="0" w:firstLine="0"/>
+              <w:spacing w:after="40" w:line="240" w:lineRule="auto" w:before="40"/>
             </w:pPr>
             <w:r>
               <w:t xml:space="preserve">Italic text</w:t>
@@ -2369,8 +2369,8 @@
             <w:pPr>
               <w:pStyle w:val="Compact"/>
               <w:jc w:val="left"/>
-              <w:ind w:left="0" w:right="0" w:firstLine="0"/>
-              <w:spacing w:before="40" w:after="40" w:lineRule="auto" w:line="240"/>
+              <w:ind w:right="0" w:left="0" w:firstLine="0"/>
+              <w:spacing w:after="40" w:line="240" w:lineRule="auto" w:before="40"/>
             </w:pPr>
             <w:r>
               <w:rPr>
@@ -2386,8 +2386,8 @@
             <w:pPr>
               <w:pStyle w:val="Compact"/>
               <w:jc w:val="left"/>
-              <w:ind w:left="0" w:right="0" w:firstLine="0"/>
-              <w:spacing w:before="40" w:after="40" w:lineRule="auto" w:line="240"/>
+              <w:ind w:right="0" w:left="0" w:firstLine="0"/>
+              <w:spacing w:after="40" w:line="240" w:lineRule="auto" w:before="40"/>
             </w:pPr>
             <w:r>
               <w:t xml:space="preserve">number</w:t>
@@ -2400,8 +2400,8 @@
             <w:pPr>
               <w:pStyle w:val="Compact"/>
               <w:jc w:val="left"/>
-              <w:ind w:left="0" w:right="0" w:firstLine="0"/>
-              <w:spacing w:before="40" w:after="40" w:lineRule="auto" w:line="240"/>
+              <w:ind w:right="0" w:left="0" w:firstLine="0"/>
+              <w:spacing w:after="40" w:line="240" w:lineRule="auto" w:before="40"/>
             </w:pPr>
             <w:r>
               <w:t xml:space="preserve">nil</w:t>
@@ -2414,8 +2414,8 @@
             <w:pPr>
               <w:pStyle w:val="Compact"/>
               <w:jc w:val="left"/>
-              <w:ind w:left="0" w:right="0" w:firstLine="0"/>
-              <w:spacing w:before="40" w:after="40" w:lineRule="auto" w:line="240"/>
+              <w:ind w:right="0" w:left="0" w:firstLine="0"/>
+              <w:spacing w:after="40" w:line="240" w:lineRule="auto" w:before="40"/>
             </w:pPr>
             <w:r>
               <w:t xml:space="preserve">Line spacing multiplier (1.0 = single, 1.15, 2.0, etc.)</w:t>
@@ -2430,8 +2430,8 @@
             <w:pPr>
               <w:pStyle w:val="Compact"/>
               <w:jc w:val="left"/>
-              <w:ind w:left="0" w:right="0" w:firstLine="0"/>
-              <w:spacing w:before="40" w:after="40" w:lineRule="auto" w:line="240"/>
+              <w:ind w:right="0" w:left="0" w:firstLine="0"/>
+              <w:spacing w:after="40" w:line="240" w:lineRule="auto" w:before="40"/>
             </w:pPr>
             <w:r>
               <w:rPr>
@@ -2447,8 +2447,8 @@
             <w:pPr>
               <w:pStyle w:val="Compact"/>
               <w:jc w:val="left"/>
-              <w:ind w:left="0" w:right="0" w:firstLine="0"/>
-              <w:spacing w:before="40" w:after="40" w:lineRule="auto" w:line="240"/>
+              <w:ind w:right="0" w:left="0" w:firstLine="0"/>
+              <w:spacing w:after="40" w:line="240" w:lineRule="auto" w:before="40"/>
             </w:pPr>
             <w:r>
               <w:t xml:space="preserve">number</w:t>
@@ -2461,8 +2461,8 @@
             <w:pPr>
               <w:pStyle w:val="Compact"/>
               <w:jc w:val="left"/>
-              <w:ind w:left="0" w:right="0" w:firstLine="0"/>
-              <w:spacing w:before="40" w:after="40" w:lineRule="auto" w:line="240"/>
+              <w:ind w:right="0" w:left="0" w:firstLine="0"/>
+              <w:spacing w:after="40" w:line="240" w:lineRule="auto" w:before="40"/>
             </w:pPr>
             <w:r>
               <w:t xml:space="preserve">nil</w:t>
@@ -2475,8 +2475,8 @@
             <w:pPr>
               <w:pStyle w:val="Compact"/>
               <w:jc w:val="left"/>
-              <w:ind w:left="0" w:right="0" w:firstLine="0"/>
-              <w:spacing w:before="40" w:after="40" w:lineRule="auto" w:line="240"/>
+              <w:ind w:right="0" w:left="0" w:firstLine="0"/>
+              <w:spacing w:after="40" w:line="240" w:lineRule="auto" w:before="40"/>
             </w:pPr>
             <w:r>
               <w:t xml:space="preserve">Space before paragraph in points</w:t>
@@ -2491,8 +2491,8 @@
             <w:pPr>
               <w:pStyle w:val="Compact"/>
               <w:jc w:val="left"/>
-              <w:ind w:left="0" w:right="0" w:firstLine="0"/>
-              <w:spacing w:before="40" w:after="40" w:lineRule="auto" w:line="240"/>
+              <w:ind w:right="0" w:left="0" w:firstLine="0"/>
+              <w:spacing w:after="40" w:line="240" w:lineRule="auto" w:before="40"/>
             </w:pPr>
             <w:r>
               <w:rPr>
@@ -2508,8 +2508,8 @@
             <w:pPr>
               <w:pStyle w:val="Compact"/>
               <w:jc w:val="left"/>
-              <w:ind w:left="0" w:right="0" w:firstLine="0"/>
-              <w:spacing w:before="40" w:after="40" w:lineRule="auto" w:line="240"/>
+              <w:ind w:right="0" w:left="0" w:firstLine="0"/>
+              <w:spacing w:after="40" w:line="240" w:lineRule="auto" w:before="40"/>
             </w:pPr>
             <w:r>
               <w:t xml:space="preserve">number</w:t>
@@ -2522,8 +2522,8 @@
             <w:pPr>
               <w:pStyle w:val="Compact"/>
               <w:jc w:val="left"/>
-              <w:ind w:left="0" w:right="0" w:firstLine="0"/>
-              <w:spacing w:before="40" w:after="40" w:lineRule="auto" w:line="240"/>
+              <w:ind w:right="0" w:left="0" w:firstLine="0"/>
+              <w:spacing w:after="40" w:line="240" w:lineRule="auto" w:before="40"/>
             </w:pPr>
             <w:r>
               <w:t xml:space="preserve">nil</w:t>
@@ -2536,8 +2536,8 @@
             <w:pPr>
               <w:pStyle w:val="Compact"/>
               <w:jc w:val="left"/>
-              <w:ind w:left="0" w:right="0" w:firstLine="0"/>
-              <w:spacing w:before="40" w:after="40" w:lineRule="auto" w:line="240"/>
+              <w:ind w:right="0" w:left="0" w:firstLine="0"/>
+              <w:spacing w:after="40" w:line="240" w:lineRule="auto" w:before="40"/>
             </w:pPr>
             <w:r>
               <w:t xml:space="preserve">Space after paragraph in points</w:t>
@@ -2552,8 +2552,8 @@
             <w:pPr>
               <w:pStyle w:val="Compact"/>
               <w:jc w:val="left"/>
-              <w:ind w:left="0" w:right="0" w:firstLine="0"/>
-              <w:spacing w:before="40" w:after="40" w:lineRule="auto" w:line="240"/>
+              <w:ind w:right="0" w:left="0" w:firstLine="0"/>
+              <w:spacing w:after="40" w:line="240" w:lineRule="auto" w:before="40"/>
             </w:pPr>
             <w:r>
               <w:rPr>
@@ -2569,8 +2569,8 @@
             <w:pPr>
               <w:pStyle w:val="Compact"/>
               <w:jc w:val="left"/>
-              <w:ind w:left="0" w:right="0" w:firstLine="0"/>
-              <w:spacing w:before="40" w:after="40" w:lineRule="auto" w:line="240"/>
+              <w:ind w:right="0" w:left="0" w:firstLine="0"/>
+              <w:spacing w:after="40" w:line="240" w:lineRule="auto" w:before="40"/>
             </w:pPr>
             <w:r>
               <w:t xml:space="preserve">string</w:t>
@@ -2583,8 +2583,8 @@
             <w:pPr>
               <w:pStyle w:val="Compact"/>
               <w:jc w:val="left"/>
-              <w:ind w:left="0" w:right="0" w:firstLine="0"/>
-              <w:spacing w:before="40" w:after="40" w:lineRule="auto" w:line="240"/>
+              <w:ind w:right="0" w:left="0" w:firstLine="0"/>
+              <w:spacing w:after="40" w:line="240" w:lineRule="auto" w:before="40"/>
             </w:pPr>
             <w:r>
               <w:t xml:space="preserve">nil</w:t>
@@ -2597,8 +2597,8 @@
             <w:pPr>
               <w:pStyle w:val="Compact"/>
               <w:jc w:val="left"/>
-              <w:ind w:left="0" w:right="0" w:firstLine="0"/>
-              <w:spacing w:before="40" w:after="40" w:lineRule="auto" w:line="240"/>
+              <w:ind w:right="0" w:left="0" w:firstLine="0"/>
+              <w:spacing w:after="40" w:line="240" w:lineRule="auto" w:before="40"/>
             </w:pPr>
             <w:r>
               <w:t xml:space="preserve">Text alignment:</w:t>
@@ -2676,8 +2676,8 @@
             <w:pPr>
               <w:pStyle w:val="Compact"/>
               <w:jc w:val="left"/>
-              <w:ind w:left="0" w:right="0" w:firstLine="0"/>
-              <w:spacing w:before="40" w:after="40" w:lineRule="auto" w:line="240"/>
+              <w:ind w:right="0" w:left="0" w:firstLine="0"/>
+              <w:spacing w:after="40" w:line="240" w:lineRule="auto" w:before="40"/>
             </w:pPr>
             <w:r>
               <w:rPr>
@@ -2693,8 +2693,8 @@
             <w:pPr>
               <w:pStyle w:val="Compact"/>
               <w:jc w:val="left"/>
-              <w:ind w:left="0" w:right="0" w:firstLine="0"/>
-              <w:spacing w:before="40" w:after="40" w:lineRule="auto" w:line="240"/>
+              <w:ind w:right="0" w:left="0" w:firstLine="0"/>
+              <w:spacing w:after="40" w:line="240" w:lineRule="auto" w:before="40"/>
             </w:pPr>
             <w:r>
               <w:t xml:space="preserve">string</w:t>
@@ -2707,8 +2707,8 @@
             <w:pPr>
               <w:pStyle w:val="Compact"/>
               <w:jc w:val="left"/>
-              <w:ind w:left="0" w:right="0" w:firstLine="0"/>
-              <w:spacing w:before="40" w:after="40" w:lineRule="auto" w:line="240"/>
+              <w:ind w:right="0" w:left="0" w:firstLine="0"/>
+              <w:spacing w:after="40" w:line="240" w:lineRule="auto" w:before="40"/>
             </w:pPr>
             <w:r>
               <w:t xml:space="preserve">nil</w:t>
@@ -2721,8 +2721,8 @@
             <w:pPr>
               <w:pStyle w:val="Compact"/>
               <w:jc w:val="left"/>
-              <w:ind w:left="0" w:right="0" w:firstLine="0"/>
-              <w:spacing w:before="40" w:after="40" w:lineRule="auto" w:line="240"/>
+              <w:ind w:right="0" w:left="0" w:firstLine="0"/>
+              <w:spacing w:after="40" w:line="240" w:lineRule="auto" w:before="40"/>
             </w:pPr>
             <w:r>
               <w:t xml:space="preserve">Left indent (e.g.,</w:t>
@@ -2767,8 +2767,8 @@
             <w:pPr>
               <w:pStyle w:val="Compact"/>
               <w:jc w:val="left"/>
-              <w:ind w:left="0" w:right="0" w:firstLine="0"/>
-              <w:spacing w:before="40" w:after="40" w:lineRule="auto" w:line="240"/>
+              <w:ind w:right="0" w:left="0" w:firstLine="0"/>
+              <w:spacing w:after="40" w:line="240" w:lineRule="auto" w:before="40"/>
             </w:pPr>
             <w:r>
               <w:rPr>
@@ -2784,8 +2784,8 @@
             <w:pPr>
               <w:pStyle w:val="Compact"/>
               <w:jc w:val="left"/>
-              <w:ind w:left="0" w:right="0" w:firstLine="0"/>
-              <w:spacing w:before="40" w:after="40" w:lineRule="auto" w:line="240"/>
+              <w:ind w:right="0" w:left="0" w:firstLine="0"/>
+              <w:spacing w:after="40" w:line="240" w:lineRule="auto" w:before="40"/>
             </w:pPr>
             <w:r>
               <w:t xml:space="preserve">string</w:t>
@@ -2798,8 +2798,8 @@
             <w:pPr>
               <w:pStyle w:val="Compact"/>
               <w:jc w:val="left"/>
-              <w:ind w:left="0" w:right="0" w:firstLine="0"/>
-              <w:spacing w:before="40" w:after="40" w:lineRule="auto" w:line="240"/>
+              <w:ind w:right="0" w:left="0" w:firstLine="0"/>
+              <w:spacing w:after="40" w:line="240" w:lineRule="auto" w:before="40"/>
             </w:pPr>
             <w:r>
               <w:t xml:space="preserve">nil</w:t>
@@ -2812,8 +2812,8 @@
             <w:pPr>
               <w:pStyle w:val="Compact"/>
               <w:jc w:val="left"/>
-              <w:ind w:left="0" w:right="0" w:firstLine="0"/>
-              <w:spacing w:before="40" w:after="40" w:lineRule="auto" w:line="240"/>
+              <w:ind w:right="0" w:left="0" w:firstLine="0"/>
+              <w:spacing w:after="40" w:line="240" w:lineRule="auto" w:before="40"/>
             </w:pPr>
             <w:r>
               <w:t xml:space="preserve">Right indent</w:t>
@@ -2828,8 +2828,8 @@
             <w:pPr>
               <w:pStyle w:val="Compact"/>
               <w:jc w:val="left"/>
-              <w:ind w:left="0" w:right="0" w:firstLine="0"/>
-              <w:spacing w:before="40" w:after="40" w:lineRule="auto" w:line="240"/>
+              <w:ind w:right="0" w:left="0" w:firstLine="0"/>
+              <w:spacing w:after="40" w:line="240" w:lineRule="auto" w:before="40"/>
             </w:pPr>
             <w:r>
               <w:rPr>
@@ -2845,8 +2845,8 @@
             <w:pPr>
               <w:pStyle w:val="Compact"/>
               <w:jc w:val="left"/>
-              <w:ind w:left="0" w:right="0" w:firstLine="0"/>
-              <w:spacing w:before="40" w:after="40" w:lineRule="auto" w:line="240"/>
+              <w:ind w:right="0" w:left="0" w:firstLine="0"/>
+              <w:spacing w:after="40" w:line="240" w:lineRule="auto" w:before="40"/>
             </w:pPr>
             <w:r>
               <w:t xml:space="preserve">boolean</w:t>
@@ -2859,8 +2859,8 @@
             <w:pPr>
               <w:pStyle w:val="Compact"/>
               <w:jc w:val="left"/>
-              <w:ind w:left="0" w:right="0" w:firstLine="0"/>
-              <w:spacing w:before="40" w:after="40" w:lineRule="auto" w:line="240"/>
+              <w:ind w:right="0" w:left="0" w:firstLine="0"/>
+              <w:spacing w:after="40" w:line="240" w:lineRule="auto" w:before="40"/>
             </w:pPr>
             <w:r>
               <w:t xml:space="preserve">nil</w:t>
@@ -2873,8 +2873,8 @@
             <w:pPr>
               <w:pStyle w:val="Compact"/>
               <w:jc w:val="left"/>
-              <w:ind w:left="0" w:right="0" w:firstLine="0"/>
-              <w:spacing w:before="40" w:after="40" w:lineRule="auto" w:line="240"/>
+              <w:ind w:right="0" w:left="0" w:firstLine="0"/>
+              <w:spacing w:after="40" w:line="240" w:lineRule="auto" w:before="40"/>
             </w:pPr>
             <w:r>
               <w:t xml:space="preserve">Keep with next paragraph (prevent orphaning)</w:t>
@@ -2889,8 +2889,8 @@
             <w:pPr>
               <w:pStyle w:val="Compact"/>
               <w:jc w:val="left"/>
-              <w:ind w:left="0" w:right="0" w:firstLine="0"/>
-              <w:spacing w:before="40" w:after="40" w:lineRule="auto" w:line="240"/>
+              <w:ind w:right="0" w:left="0" w:firstLine="0"/>
+              <w:spacing w:after="40" w:line="240" w:lineRule="auto" w:before="40"/>
             </w:pPr>
             <w:r>
               <w:rPr>
@@ -2906,8 +2906,8 @@
             <w:pPr>
               <w:pStyle w:val="Compact"/>
               <w:jc w:val="left"/>
-              <w:ind w:left="0" w:right="0" w:firstLine="0"/>
-              <w:spacing w:before="40" w:after="40" w:lineRule="auto" w:line="240"/>
+              <w:ind w:right="0" w:left="0" w:firstLine="0"/>
+              <w:spacing w:after="40" w:line="240" w:lineRule="auto" w:before="40"/>
             </w:pPr>
             <w:r>
               <w:t xml:space="preserve">integer</w:t>
@@ -2920,8 +2920,8 @@
             <w:pPr>
               <w:pStyle w:val="Compact"/>
               <w:jc w:val="left"/>
-              <w:ind w:left="0" w:right="0" w:firstLine="0"/>
-              <w:spacing w:before="40" w:after="40" w:lineRule="auto" w:line="240"/>
+              <w:ind w:right="0" w:left="0" w:firstLine="0"/>
+              <w:spacing w:after="40" w:line="240" w:lineRule="auto" w:before="40"/>
             </w:pPr>
             <w:r>
               <w:t xml:space="preserve">nil</w:t>
@@ -2934,8 +2934,8 @@
             <w:pPr>
               <w:pStyle w:val="Compact"/>
               <w:jc w:val="left"/>
-              <w:ind w:left="0" w:right="0" w:firstLine="0"/>
-              <w:spacing w:before="40" w:after="40" w:lineRule="auto" w:line="240"/>
+              <w:ind w:right="0" w:left="0" w:firstLine="0"/>
+              <w:spacing w:after="40" w:line="240" w:lineRule="auto" w:before="40"/>
             </w:pPr>
             <w:r>
               <w:t xml:space="preserve">Outline level for TOC (0 = Heading 1, 1 = Heading 2, etc.)</w:t>
@@ -2960,12 +2960,12 @@
     </w:p>
     <w:p>
       <w:pPr>
-        <w:spacing w:line="20" w:before="0" w:after="0" w:lineRule="exact"/>
+        <w:spacing w:after="0" w:lineRule="exact" w:before="0" w:line="20"/>
         <w:rPr>
           <w:sz w:val="2"/>
         </w:rPr>
       </w:pPr>
-      <w:bookmarkStart w:id="637" w:name="listing-src-docx-paragraph-styles"/>
+      <w:bookmarkStart w:name="listing-src-docx-paragraph-styles" w:id="637"/>
       <w:bookmarkEnd w:id="637"/>
     </w:p>
     <w:p>
@@ -4627,12 +4627,12 @@
     </w:p>
     <w:p>
       <w:pPr>
-        <w:spacing w:line="20" w:before="0" w:after="0" w:lineRule="exact"/>
+        <w:spacing w:after="0" w:lineRule="exact" w:before="0" w:line="20"/>
         <w:rPr>
           <w:sz w:val="2"/>
         </w:rPr>
       </w:pPr>
-      <w:bookmarkStart w:id="14557" w:name="listing-src-docx-table-styles"/>
+      <w:bookmarkStart w:name="listing-src-docx-table-styles" w:id="14557"/>
       <w:bookmarkEnd w:id="14557"/>
     </w:p>
     <w:p>
@@ -6201,12 +6201,12 @@
     </w:p>
     <w:p>
       <w:pPr>
-        <w:spacing w:line="20" w:before="0" w:after="0" w:lineRule="exact"/>
+        <w:spacing w:after="0" w:lineRule="exact" w:before="0" w:line="20"/>
         <w:rPr>
           <w:sz w:val="2"/>
         </w:rPr>
       </w:pPr>
-      <w:bookmarkStart w:id="13321" w:name="listing-src-docx-captions"/>
+      <w:bookmarkStart w:name="listing-src-docx-captions" w:id="13321"/>
       <w:bookmarkEnd w:id="13321"/>
     </w:p>
     <w:p>
@@ -7021,12 +7021,12 @@
     </w:p>
     <w:p>
       <w:pPr>
-        <w:spacing w:line="20" w:before="0" w:after="0" w:lineRule="exact"/>
+        <w:spacing w:after="0" w:lineRule="exact" w:before="0" w:line="20"/>
         <w:rPr>
           <w:sz w:val="2"/>
         </w:rPr>
       </w:pPr>
-      <w:bookmarkStart w:id="16743" w:name="listing-src-docx-preset-extends"/>
+      <w:bookmarkStart w:name="listing-src-docx-preset-extends" w:id="16743"/>
       <w:bookmarkEnd w:id="16743"/>
     </w:p>
     <w:p>
@@ -8458,12 +8458,12 @@
     </w:p>
     <w:p>
       <w:pPr>
-        <w:spacing w:line="20" w:before="0" w:after="0" w:lineRule="exact"/>
+        <w:spacing w:after="0" w:lineRule="exact" w:before="0" w:line="20"/>
         <w:rPr>
           <w:sz w:val="2"/>
         </w:rPr>
       </w:pPr>
-      <w:bookmarkStart w:id="25759" w:name="csv-tbl-docx-postprocessor-hooks"/>
+      <w:bookmarkStart w:name="csv-tbl-docx-postprocessor-hooks" w:id="25759"/>
       <w:bookmarkEnd w:id="25759"/>
     </w:p>
     <w:p>
@@ -8500,18 +8500,18 @@
         <w:tblLook w:firstRow="1" w:lastRow="0" w:firstColumn="0" w:lastColumn="0" w:noHBand="0" w:noVBand="0" w:val="0020"/>
         <w:jc w:val="start"/>
         <w:tblBorders>
-          <w:top w:color="000000" w:val="single" w:space="0" w:sz="6"/>
-          <w:left w:color="000000" w:val="single" w:space="0" w:sz="6"/>
-          <w:bottom w:color="000000" w:val="single" w:space="0" w:sz="6"/>
-          <w:right w:color="000000" w:val="single" w:space="0" w:sz="6"/>
-          <w:insideH w:color="000000" w:val="single" w:space="0" w:sz="6"/>
-          <w:insideV w:color="000000" w:val="single" w:space="0" w:sz="6"/>
+          <w:top w:color="000000" w:space="0" w:val="single" w:sz="6"/>
+          <w:left w:color="000000" w:space="0" w:val="single" w:sz="6"/>
+          <w:bottom w:color="000000" w:space="0" w:val="single" w:sz="6"/>
+          <w:right w:color="000000" w:space="0" w:val="single" w:sz="6"/>
+          <w:insideH w:color="000000" w:space="0" w:val="single" w:sz="6"/>
+          <w:insideV w:color="000000" w:space="0" w:val="single" w:sz="6"/>
         </w:tblBorders>
         <w:tblCellMar>
-          <w:top w:type="dxa" w:w="57"/>
-          <w:left w:type="dxa" w:w="108"/>
-          <w:bottom w:type="dxa" w:w="57"/>
-          <w:right w:type="dxa" w:w="108"/>
+          <w:top w:w="57" w:type="dxa"/>
+          <w:left w:w="108" w:type="dxa"/>
+          <w:bottom w:w="57" w:type="dxa"/>
+          <w:right w:w="108" w:type="dxa"/>
         </w:tblCellMar>
       </w:tblPr>
       <w:tblGrid>
@@ -8531,8 +8531,8 @@
             <w:pPr>
               <w:pStyle w:val="Compact"/>
               <w:jc w:val="left"/>
-              <w:ind w:left="0" w:right="0" w:firstLine="0"/>
-              <w:spacing w:before="40" w:after="40" w:lineRule="auto" w:line="240"/>
+              <w:ind w:right="0" w:left="0" w:firstLine="0"/>
+              <w:spacing w:after="40" w:line="240" w:lineRule="auto" w:before="40"/>
             </w:pPr>
             <w:r>
               <w:rPr>
@@ -8550,8 +8550,8 @@
             <w:pPr>
               <w:pStyle w:val="Compact"/>
               <w:jc w:val="left"/>
-              <w:ind w:left="0" w:right="0" w:firstLine="0"/>
-              <w:spacing w:before="40" w:after="40" w:lineRule="auto" w:line="240"/>
+              <w:ind w:right="0" w:left="0" w:firstLine="0"/>
+              <w:spacing w:after="40" w:line="240" w:lineRule="auto" w:before="40"/>
             </w:pPr>
             <w:r>
               <w:rPr>
@@ -8569,8 +8569,8 @@
             <w:pPr>
               <w:pStyle w:val="Compact"/>
               <w:jc w:val="left"/>
-              <w:ind w:left="0" w:right="0" w:firstLine="0"/>
-              <w:spacing w:before="40" w:after="40" w:lineRule="auto" w:line="240"/>
+              <w:ind w:right="0" w:left="0" w:firstLine="0"/>
+              <w:spacing w:after="40" w:line="240" w:lineRule="auto" w:before="40"/>
             </w:pPr>
             <w:r>
               <w:rPr>
@@ -8588,8 +8588,8 @@
             <w:pPr>
               <w:pStyle w:val="Compact"/>
               <w:jc w:val="left"/>
-              <w:ind w:left="0" w:right="0" w:firstLine="0"/>
-              <w:spacing w:before="40" w:after="40" w:lineRule="auto" w:line="240"/>
+              <w:ind w:right="0" w:left="0" w:firstLine="0"/>
+              <w:spacing w:after="40" w:line="240" w:lineRule="auto" w:before="40"/>
             </w:pPr>
             <w:r>
               <w:rPr>
@@ -8605,8 +8605,8 @@
             <w:pPr>
               <w:pStyle w:val="Compact"/>
               <w:jc w:val="left"/>
-              <w:ind w:left="0" w:right="0" w:firstLine="0"/>
-              <w:spacing w:before="40" w:after="40" w:lineRule="auto" w:line="240"/>
+              <w:ind w:right="0" w:left="0" w:firstLine="0"/>
+              <w:spacing w:after="40" w:line="240" w:lineRule="auto" w:before="40"/>
             </w:pPr>
             <w:r>
               <w:rPr>
@@ -8628,8 +8628,8 @@
             <w:pPr>
               <w:pStyle w:val="Compact"/>
               <w:jc w:val="left"/>
-              <w:ind w:left="0" w:right="0" w:firstLine="0"/>
-              <w:spacing w:before="40" w:after="40" w:lineRule="auto" w:line="240"/>
+              <w:ind w:right="0" w:left="0" w:firstLine="0"/>
+              <w:spacing w:after="40" w:line="240" w:lineRule="auto" w:before="40"/>
             </w:pPr>
             <w:r>
               <w:t xml:space="preserve">Modify main document body</w:t>
@@ -8644,8 +8644,8 @@
             <w:pPr>
               <w:pStyle w:val="Compact"/>
               <w:jc w:val="left"/>
-              <w:ind w:left="0" w:right="0" w:firstLine="0"/>
-              <w:spacing w:before="40" w:after="40" w:lineRule="auto" w:line="240"/>
+              <w:ind w:right="0" w:left="0" w:firstLine="0"/>
+              <w:spacing w:after="40" w:line="240" w:lineRule="auto" w:before="40"/>
             </w:pPr>
             <w:r>
               <w:rPr>
@@ -8661,8 +8661,8 @@
             <w:pPr>
               <w:pStyle w:val="Compact"/>
               <w:jc w:val="left"/>
-              <w:ind w:left="0" w:right="0" w:firstLine="0"/>
-              <w:spacing w:before="40" w:after="40" w:lineRule="auto" w:line="240"/>
+              <w:ind w:right="0" w:left="0" w:firstLine="0"/>
+              <w:spacing w:after="40" w:line="240" w:lineRule="auto" w:before="40"/>
             </w:pPr>
             <w:r>
               <w:rPr>
@@ -8684,8 +8684,8 @@
             <w:pPr>
               <w:pStyle w:val="Compact"/>
               <w:jc w:val="left"/>
-              <w:ind w:left="0" w:right="0" w:firstLine="0"/>
-              <w:spacing w:before="40" w:after="40" w:lineRule="auto" w:line="240"/>
+              <w:ind w:right="0" w:left="0" w:firstLine="0"/>
+              <w:spacing w:after="40" w:line="240" w:lineRule="auto" w:before="40"/>
             </w:pPr>
             <w:r>
               <w:t xml:space="preserve">Modify or inject style definitions</w:t>
@@ -8700,8 +8700,8 @@
             <w:pPr>
               <w:pStyle w:val="Compact"/>
               <w:jc w:val="left"/>
-              <w:ind w:left="0" w:right="0" w:firstLine="0"/>
-              <w:spacing w:before="40" w:after="40" w:lineRule="auto" w:line="240"/>
+              <w:ind w:right="0" w:left="0" w:firstLine="0"/>
+              <w:spacing w:after="40" w:line="240" w:lineRule="auto" w:before="40"/>
             </w:pPr>
             <w:r>
               <w:rPr>
@@ -8717,8 +8717,8 @@
             <w:pPr>
               <w:pStyle w:val="Compact"/>
               <w:jc w:val="left"/>
-              <w:ind w:left="0" w:right="0" w:firstLine="0"/>
-              <w:spacing w:before="40" w:after="40" w:lineRule="auto" w:line="240"/>
+              <w:ind w:right="0" w:left="0" w:firstLine="0"/>
+              <w:spacing w:after="40" w:line="240" w:lineRule="auto" w:before="40"/>
             </w:pPr>
             <w:r>
               <w:rPr>
@@ -8740,8 +8740,8 @@
             <w:pPr>
               <w:pStyle w:val="Compact"/>
               <w:jc w:val="left"/>
-              <w:ind w:left="0" w:right="0" w:firstLine="0"/>
-              <w:spacing w:before="40" w:after="40" w:lineRule="auto" w:line="240"/>
+              <w:ind w:right="0" w:left="0" w:firstLine="0"/>
+              <w:spacing w:after="40" w:line="240" w:lineRule="auto" w:before="40"/>
             </w:pPr>
             <w:r>
               <w:t xml:space="preserve">Modify list numbering definitions</w:t>
@@ -8756,8 +8756,8 @@
             <w:pPr>
               <w:pStyle w:val="Compact"/>
               <w:jc w:val="left"/>
-              <w:ind w:left="0" w:right="0" w:firstLine="0"/>
-              <w:spacing w:before="40" w:after="40" w:lineRule="auto" w:line="240"/>
+              <w:ind w:right="0" w:left="0" w:firstLine="0"/>
+              <w:spacing w:after="40" w:line="240" w:lineRule="auto" w:before="40"/>
             </w:pPr>
             <w:r>
               <w:rPr>
@@ -8773,8 +8773,8 @@
             <w:pPr>
               <w:pStyle w:val="Compact"/>
               <w:jc w:val="left"/>
-              <w:ind w:left="0" w:right="0" w:firstLine="0"/>
-              <w:spacing w:before="40" w:after="40" w:lineRule="auto" w:line="240"/>
+              <w:ind w:right="0" w:left="0" w:firstLine="0"/>
+              <w:spacing w:after="40" w:line="240" w:lineRule="auto" w:before="40"/>
             </w:pPr>
             <w:r>
               <w:rPr>
@@ -8796,8 +8796,8 @@
             <w:pPr>
               <w:pStyle w:val="Compact"/>
               <w:jc w:val="left"/>
-              <w:ind w:left="0" w:right="0" w:firstLine="0"/>
-              <w:spacing w:before="40" w:after="40" w:lineRule="auto" w:line="240"/>
+              <w:ind w:right="0" w:left="0" w:firstLine="0"/>
+              <w:spacing w:after="40" w:line="240" w:lineRule="auto" w:before="40"/>
             </w:pPr>
             <w:r>
               <w:t xml:space="preserve">Add content type declarations</w:t>
@@ -8812,8 +8812,8 @@
             <w:pPr>
               <w:pStyle w:val="Compact"/>
               <w:jc w:val="left"/>
-              <w:ind w:left="0" w:right="0" w:firstLine="0"/>
-              <w:spacing w:before="40" w:after="40" w:lineRule="auto" w:line="240"/>
+              <w:ind w:right="0" w:left="0" w:firstLine="0"/>
+              <w:spacing w:after="40" w:line="240" w:lineRule="auto" w:before="40"/>
             </w:pPr>
             <w:r>
               <w:rPr>
@@ -8829,8 +8829,8 @@
             <w:pPr>
               <w:pStyle w:val="Compact"/>
               <w:jc w:val="left"/>
-              <w:ind w:left="0" w:right="0" w:firstLine="0"/>
-              <w:spacing w:before="40" w:after="40" w:lineRule="auto" w:line="240"/>
+              <w:ind w:right="0" w:left="0" w:firstLine="0"/>
+              <w:spacing w:after="40" w:line="240" w:lineRule="auto" w:before="40"/>
             </w:pPr>
             <w:r>
               <w:rPr>
@@ -8852,8 +8852,8 @@
             <w:pPr>
               <w:pStyle w:val="Compact"/>
               <w:jc w:val="left"/>
-              <w:ind w:left="0" w:right="0" w:firstLine="0"/>
-              <w:spacing w:before="40" w:after="40" w:lineRule="auto" w:line="240"/>
+              <w:ind w:right="0" w:left="0" w:firstLine="0"/>
+              <w:spacing w:after="40" w:line="240" w:lineRule="auto" w:before="40"/>
             </w:pPr>
             <w:r>
               <w:t xml:space="preserve">Modify document settings</w:t>
@@ -8868,8 +8868,8 @@
             <w:pPr>
               <w:pStyle w:val="Compact"/>
               <w:jc w:val="left"/>
-              <w:ind w:left="0" w:right="0" w:firstLine="0"/>
-              <w:spacing w:before="40" w:after="40" w:lineRule="auto" w:line="240"/>
+              <w:ind w:right="0" w:left="0" w:firstLine="0"/>
+              <w:spacing w:after="40" w:line="240" w:lineRule="auto" w:before="40"/>
             </w:pPr>
             <w:r>
               <w:rPr>
@@ -8885,8 +8885,8 @@
             <w:pPr>
               <w:pStyle w:val="Compact"/>
               <w:jc w:val="left"/>
-              <w:ind w:left="0" w:right="0" w:firstLine="0"/>
-              <w:spacing w:before="40" w:after="40" w:lineRule="auto" w:line="240"/>
+              <w:ind w:right="0" w:left="0" w:firstLine="0"/>
+              <w:spacing w:after="40" w:line="240" w:lineRule="auto" w:before="40"/>
             </w:pPr>
             <w:r>
               <w:rPr>
@@ -8908,8 +8908,8 @@
             <w:pPr>
               <w:pStyle w:val="Compact"/>
               <w:jc w:val="left"/>
-              <w:ind w:left="0" w:right="0" w:firstLine="0"/>
-              <w:spacing w:before="40" w:after="40" w:lineRule="auto" w:line="240"/>
+              <w:ind w:right="0" w:left="0" w:firstLine="0"/>
+              <w:spacing w:after="40" w:line="240" w:lineRule="auto" w:before="40"/>
             </w:pPr>
             <w:r>
               <w:t xml:space="preserve">Add/modify relationship entries</w:t>
@@ -8924,8 +8924,8 @@
             <w:pPr>
               <w:pStyle w:val="Compact"/>
               <w:jc w:val="left"/>
-              <w:ind w:left="0" w:right="0" w:firstLine="0"/>
-              <w:spacing w:before="40" w:after="40" w:lineRule="auto" w:line="240"/>
+              <w:ind w:right="0" w:left="0" w:firstLine="0"/>
+              <w:spacing w:after="40" w:line="240" w:lineRule="auto" w:before="40"/>
             </w:pPr>
             <w:r>
               <w:rPr>
@@ -8941,8 +8941,8 @@
             <w:pPr>
               <w:pStyle w:val="Compact"/>
               <w:jc w:val="left"/>
-              <w:ind w:left="0" w:right="0" w:firstLine="0"/>
-              <w:spacing w:before="40" w:after="40" w:lineRule="auto" w:line="240"/>
+              <w:ind w:right="0" w:left="0" w:firstLine="0"/>
+              <w:spacing w:after="40" w:line="240" w:lineRule="auto" w:before="40"/>
             </w:pPr>
             <w:r>
               <w:t xml:space="preserve">Temp directory path</w:t>
@@ -8955,8 +8955,8 @@
             <w:pPr>
               <w:pStyle w:val="Compact"/>
               <w:jc w:val="left"/>
-              <w:ind w:left="0" w:right="0" w:firstLine="0"/>
-              <w:spacing w:before="40" w:after="40" w:lineRule="auto" w:line="240"/>
+              <w:ind w:right="0" w:left="0" w:firstLine="0"/>
+              <w:spacing w:after="40" w:line="240" w:lineRule="auto" w:before="40"/>
             </w:pPr>
             <w:r>
               <w:t xml:space="preserve">Create new parts (headers, footers)</w:t>
@@ -9009,12 +9009,12 @@
     </w:p>
     <w:p>
       <w:pPr>
-        <w:spacing w:line="20" w:before="0" w:after="0" w:lineRule="exact"/>
+        <w:spacing w:after="0" w:lineRule="exact" w:before="0" w:line="20"/>
         <w:rPr>
           <w:sz w:val="2"/>
         </w:rPr>
       </w:pPr>
-      <w:bookmarkStart w:id="69874" w:name="listing-src-docx-custom-postprocessor"/>
+      <w:bookmarkStart w:name="listing-src-docx-custom-postprocessor" w:id="69874"/>
       <w:bookmarkEnd w:id="69874"/>
     </w:p>
     <w:p>
@@ -9783,12 +9783,12 @@
     </w:p>
     <w:p>
       <w:pPr>
-        <w:spacing w:line="20" w:before="0" w:after="0" w:lineRule="exact"/>
+        <w:spacing w:after="0" w:lineRule="exact" w:before="0" w:line="20"/>
         <w:rPr>
           <w:sz w:val="2"/>
         </w:rPr>
       </w:pPr>
-      <w:bookmarkStart w:id="27004" w:name="csv-tbl-docx-filter-features"/>
+      <w:bookmarkStart w:name="csv-tbl-docx-filter-features" w:id="27004"/>
       <w:bookmarkEnd w:id="27004"/>
     </w:p>
     <w:p>
@@ -9825,18 +9825,18 @@
         <w:tblLook w:firstRow="1" w:lastRow="0" w:firstColumn="0" w:lastColumn="0" w:noHBand="0" w:noVBand="0" w:val="0020"/>
         <w:jc w:val="start"/>
         <w:tblBorders>
-          <w:top w:color="000000" w:val="single" w:space="0" w:sz="6"/>
-          <w:left w:color="000000" w:val="single" w:space="0" w:sz="6"/>
-          <w:bottom w:color="000000" w:val="single" w:space="0" w:sz="6"/>
-          <w:right w:color="000000" w:val="single" w:space="0" w:sz="6"/>
-          <w:insideH w:color="000000" w:val="single" w:space="0" w:sz="6"/>
-          <w:insideV w:color="000000" w:val="single" w:space="0" w:sz="6"/>
+          <w:top w:color="000000" w:space="0" w:val="single" w:sz="6"/>
+          <w:left w:color="000000" w:space="0" w:val="single" w:sz="6"/>
+          <w:bottom w:color="000000" w:space="0" w:val="single" w:sz="6"/>
+          <w:right w:color="000000" w:space="0" w:val="single" w:sz="6"/>
+          <w:insideH w:color="000000" w:space="0" w:val="single" w:sz="6"/>
+          <w:insideV w:color="000000" w:space="0" w:val="single" w:sz="6"/>
         </w:tblBorders>
         <w:tblCellMar>
-          <w:top w:type="dxa" w:w="57"/>
-          <w:left w:type="dxa" w:w="108"/>
-          <w:bottom w:type="dxa" w:w="57"/>
-          <w:right w:type="dxa" w:w="108"/>
+          <w:top w:w="57" w:type="dxa"/>
+          <w:left w:w="108" w:type="dxa"/>
+          <w:bottom w:w="57" w:type="dxa"/>
+          <w:right w:w="108" w:type="dxa"/>
         </w:tblCellMar>
       </w:tblPr>
       <w:tblGrid>
@@ -9855,8 +9855,8 @@
             <w:pPr>
               <w:pStyle w:val="Compact"/>
               <w:jc w:val="left"/>
-              <w:ind w:left="0" w:right="0" w:firstLine="0"/>
-              <w:spacing w:before="40" w:after="40" w:lineRule="auto" w:line="240"/>
+              <w:ind w:right="0" w:left="0" w:firstLine="0"/>
+              <w:spacing w:after="40" w:line="240" w:lineRule="auto" w:before="40"/>
             </w:pPr>
             <w:r>
               <w:rPr>
@@ -9874,8 +9874,8 @@
             <w:pPr>
               <w:pStyle w:val="Compact"/>
               <w:jc w:val="left"/>
-              <w:ind w:left="0" w:right="0" w:firstLine="0"/>
-              <w:spacing w:before="40" w:after="40" w:lineRule="auto" w:line="240"/>
+              <w:ind w:right="0" w:left="0" w:firstLine="0"/>
+              <w:spacing w:after="40" w:line="240" w:lineRule="auto" w:before="40"/>
             </w:pPr>
             <w:r>
               <w:rPr>
@@ -9893,8 +9893,8 @@
             <w:pPr>
               <w:pStyle w:val="Compact"/>
               <w:jc w:val="left"/>
-              <w:ind w:left="0" w:right="0" w:firstLine="0"/>
-              <w:spacing w:before="40" w:after="40" w:lineRule="auto" w:line="240"/>
+              <w:ind w:right="0" w:left="0" w:firstLine="0"/>
+              <w:spacing w:after="40" w:line="240" w:lineRule="auto" w:before="40"/>
             </w:pPr>
             <w:r>
               <w:rPr>
@@ -9910,8 +9910,8 @@
             <w:pPr>
               <w:pStyle w:val="Compact"/>
               <w:jc w:val="left"/>
-              <w:ind w:left="0" w:right="0" w:firstLine="0"/>
-              <w:spacing w:before="40" w:after="40" w:lineRule="auto" w:line="240"/>
+              <w:ind w:right="0" w:left="0" w:firstLine="0"/>
+              <w:spacing w:after="40" w:line="240" w:lineRule="auto" w:before="40"/>
             </w:pPr>
             <w:r>
               <w:t xml:space="preserve">OOXML page break</w:t>
@@ -9926,8 +9926,8 @@
             <w:pPr>
               <w:pStyle w:val="Compact"/>
               <w:jc w:val="left"/>
-              <w:ind w:left="0" w:right="0" w:firstLine="0"/>
-              <w:spacing w:before="40" w:after="40" w:lineRule="auto" w:line="240"/>
+              <w:ind w:right="0" w:left="0" w:firstLine="0"/>
+              <w:spacing w:after="40" w:line="240" w:lineRule="auto" w:before="40"/>
             </w:pPr>
             <w:r>
               <w:rPr>
@@ -9943,8 +9943,8 @@
             <w:pPr>
               <w:pStyle w:val="Compact"/>
               <w:jc w:val="left"/>
-              <w:ind w:left="0" w:right="0" w:firstLine="0"/>
-              <w:spacing w:before="40" w:after="40" w:lineRule="auto" w:line="240"/>
+              <w:ind w:right="0" w:left="0" w:firstLine="0"/>
+              <w:spacing w:after="40" w:line="240" w:lineRule="auto" w:before="40"/>
             </w:pPr>
             <w:r>
               <w:t xml:space="preserve">OOXML spacing (in twips)</w:t>
@@ -9959,8 +9959,8 @@
             <w:pPr>
               <w:pStyle w:val="Compact"/>
               <w:jc w:val="left"/>
-              <w:ind w:left="0" w:right="0" w:firstLine="0"/>
-              <w:spacing w:before="40" w:after="40" w:lineRule="auto" w:line="240"/>
+              <w:ind w:right="0" w:left="0" w:firstLine="0"/>
+              <w:spacing w:after="40" w:line="240" w:lineRule="auto" w:before="40"/>
             </w:pPr>
             <w:r>
               <w:rPr>
@@ -9976,8 +9976,8 @@
             <w:pPr>
               <w:pStyle w:val="Compact"/>
               <w:jc w:val="left"/>
-              <w:ind w:left="0" w:right="0" w:firstLine="0"/>
-              <w:spacing w:before="40" w:after="40" w:lineRule="auto" w:line="240"/>
+              <w:ind w:right="0" w:left="0" w:firstLine="0"/>
+              <w:spacing w:after="40" w:line="240" w:lineRule="auto" w:before="40"/>
             </w:pPr>
             <w:r>
               <w:t xml:space="preserve">OOXML bookmark start</w:t>
@@ -9992,8 +9992,8 @@
             <w:pPr>
               <w:pStyle w:val="Compact"/>
               <w:jc w:val="left"/>
-              <w:ind w:left="0" w:right="0" w:firstLine="0"/>
-              <w:spacing w:before="40" w:after="40" w:lineRule="auto" w:line="240"/>
+              <w:ind w:right="0" w:left="0" w:firstLine="0"/>
+              <w:spacing w:after="40" w:line="240" w:lineRule="auto" w:before="40"/>
             </w:pPr>
             <w:r>
               <w:rPr>
@@ -10015,8 +10015,8 @@
             <w:pPr>
               <w:pStyle w:val="Compact"/>
               <w:jc w:val="left"/>
-              <w:ind w:left="0" w:right="0" w:firstLine="0"/>
-              <w:spacing w:before="40" w:after="40" w:lineRule="auto" w:line="240"/>
+              <w:ind w:right="0" w:left="0" w:firstLine="0"/>
+              <w:spacing w:after="40" w:line="240" w:lineRule="auto" w:before="40"/>
             </w:pPr>
             <w:r>
               <w:t xml:space="preserve">OOXML math element (native</w:t>
@@ -10046,8 +10046,8 @@
             <w:pPr>
               <w:pStyle w:val="Compact"/>
               <w:jc w:val="left"/>
-              <w:ind w:left="0" w:right="0" w:firstLine="0"/>
-              <w:spacing w:before="40" w:after="40" w:lineRule="auto" w:line="240"/>
+              <w:ind w:right="0" w:left="0" w:firstLine="0"/>
+              <w:spacing w:after="40" w:line="240" w:lineRule="auto" w:before="40"/>
             </w:pPr>
             <w:r>
               <w:rPr>
@@ -10063,8 +10063,8 @@
             <w:pPr>
               <w:pStyle w:val="Compact"/>
               <w:jc w:val="left"/>
-              <w:ind w:left="0" w:right="0" w:firstLine="0"/>
-              <w:spacing w:before="40" w:after="40" w:lineRule="auto" w:line="240"/>
+              <w:ind w:right="0" w:left="0" w:firstLine="0"/>
+              <w:spacing w:after="40" w:line="240" w:lineRule="auto" w:before="40"/>
             </w:pPr>
             <w:r>
               <w:t xml:space="preserve">OOXML caption with SEQ field</w:t>
@@ -10079,8 +10079,8 @@
             <w:pPr>
               <w:pStyle w:val="Compact"/>
               <w:jc w:val="left"/>
-              <w:ind w:left="0" w:right="0" w:firstLine="0"/>
-              <w:spacing w:before="40" w:after="40" w:lineRule="auto" w:line="240"/>
+              <w:ind w:right="0" w:left="0" w:firstLine="0"/>
+              <w:spacing w:after="40" w:line="240" w:lineRule="auto" w:before="40"/>
             </w:pPr>
             <w:r>
               <w:rPr>
@@ -10096,8 +10096,8 @@
             <w:pPr>
               <w:pStyle w:val="Compact"/>
               <w:jc w:val="left"/>
-              <w:ind w:left="0" w:right="0" w:firstLine="0"/>
-              <w:spacing w:before="40" w:after="40" w:lineRule="auto" w:line="240"/>
+              <w:ind w:right="0" w:left="0" w:firstLine="0"/>
+              <w:spacing w:after="40" w:line="240" w:lineRule="auto" w:before="40"/>
             </w:pPr>
             <w:r>
               <w:t xml:space="preserve">OOXML numbered equation with tab layout</w:t>
@@ -10112,8 +10112,8 @@
             <w:pPr>
               <w:pStyle w:val="Compact"/>
               <w:jc w:val="left"/>
-              <w:ind w:left="0" w:right="0" w:firstLine="0"/>
-              <w:spacing w:before="40" w:after="40" w:lineRule="auto" w:line="240"/>
+              <w:ind w:right="0" w:left="0" w:firstLine="0"/>
+              <w:spacing w:after="40" w:line="240" w:lineRule="auto" w:before="40"/>
             </w:pPr>
             <w:r>
               <w:rPr>
@@ -10129,8 +10129,8 @@
             <w:pPr>
               <w:pStyle w:val="Compact"/>
               <w:jc w:val="left"/>
-              <w:ind w:left="0" w:right="0" w:firstLine="0"/>
-              <w:spacing w:before="40" w:after="40" w:lineRule="auto" w:line="240"/>
+              <w:ind w:right="0" w:left="0" w:firstLine="0"/>
+              <w:spacing w:after="40" w:line="240" w:lineRule="auto" w:before="40"/>
             </w:pPr>
             <w:r>
               <w:t xml:space="preserve">Position markers for postprocessor</w:t>
@@ -10145,8 +10145,8 @@
             <w:pPr>
               <w:pStyle w:val="Compact"/>
               <w:jc w:val="left"/>
-              <w:ind w:left="0" w:right="0" w:firstLine="0"/>
-              <w:spacing w:before="40" w:after="40" w:lineRule="auto" w:line="240"/>
+              <w:ind w:right="0" w:left="0" w:firstLine="0"/>
+              <w:spacing w:after="40" w:line="240" w:lineRule="auto" w:before="40"/>
             </w:pPr>
             <w:r>
               <w:rPr>
@@ -10183,8 +10183,8 @@
             <w:pPr>
               <w:pStyle w:val="Compact"/>
               <w:jc w:val="left"/>
-              <w:ind w:left="0" w:right="0" w:firstLine="0"/>
-              <w:spacing w:before="40" w:after="40" w:lineRule="auto" w:line="240"/>
+              <w:ind w:right="0" w:left="0" w:firstLine="0"/>
+              <w:spacing w:after="40" w:line="240" w:lineRule="auto" w:before="40"/>
             </w:pPr>
             <w:r>
               <w:t xml:space="preserve">Rewritten to</w:t>
@@ -10295,12 +10295,12 @@
     </w:p>
     <w:p>
       <w:pPr>
-        <w:spacing w:line="20" w:before="0" w:after="0" w:lineRule="exact"/>
+        <w:spacing w:after="0" w:lineRule="exact" w:before="0" w:line="20"/>
         <w:rPr>
           <w:sz w:val="2"/>
         </w:rPr>
       </w:pPr>
-      <w:bookmarkStart w:id="27890" w:name="listing-src-docx-project-config"/>
+      <w:bookmarkStart w:name="listing-src-docx-project-config" w:id="27890"/>
       <w:bookmarkEnd w:id="27890"/>
     </w:p>
     <w:p>
@@ -10747,12 +10747,12 @@
     </w:p>
     <w:p>
       <w:pPr>
-        <w:spacing w:line="20" w:before="0" w:after="0" w:lineRule="exact"/>
+        <w:spacing w:after="0" w:lineRule="exact" w:before="0" w:line="20"/>
         <w:rPr>
           <w:sz w:val="2"/>
         </w:rPr>
       </w:pPr>
-      <w:bookmarkStart w:id="76751" w:name="listing-src-docx-force-reference"/>
+      <w:bookmarkStart w:name="listing-src-docx-force-reference" w:id="76751"/>
       <w:bookmarkEnd w:id="76751"/>
     </w:p>
     <w:p>
@@ -10839,14 +10839,14 @@
 <w:ftr xmlns:r="http://schemas.openxmlformats.org/officeDocument/2006/relationships" xmlns:w="http://schemas.openxmlformats.org/wordprocessingml/2006/main">
   <w:tbl>
     <w:tblPr>
-      <w:tblW w:type="pct" w:w="5000"/>
+      <w:tblW w:w="5000" w:type="pct"/>
       <w:tblBorders>
-        <w:top w:color="CCCCCC" w:val="single" w:space="1" w:sz="4"/>
-        <w:bottom w:color="auto" w:val="none" w:space="0" w:sz="0"/>
-        <w:left w:color="auto" w:val="none" w:space="0" w:sz="0"/>
-        <w:right w:color="auto" w:val="none" w:space="0" w:sz="0"/>
-        <w:insideH w:color="auto" w:val="none" w:space="0" w:sz="0"/>
-        <w:insideV w:color="auto" w:val="none" w:space="0" w:sz="0"/>
+        <w:top w:color="CCCCCC" w:space="1" w:val="single" w:sz="4"/>
+        <w:bottom w:color="auto" w:space="0" w:val="none" w:sz="0"/>
+        <w:left w:color="auto" w:space="0" w:val="none" w:sz="0"/>
+        <w:right w:color="auto" w:space="0" w:val="none" w:sz="0"/>
+        <w:insideH w:color="auto" w:space="0" w:val="none" w:sz="0"/>
+        <w:insideV w:color="auto" w:space="0" w:val="none" w:sz="0"/>
       </w:tblBorders>
       <w:tblLayout w:type="fixed"/>
     </w:tblPr>
@@ -10858,7 +10858,7 @@
     <w:tr>
       <w:tc>
         <w:tcPr>
-          <w:tcW w:type="pct" w:w="1667"/>
+          <w:tcW w:w="1667" w:type="pct"/>
         </w:tcPr>
         <w:p>
           <w:pPr>
@@ -10872,7 +10872,7 @@
       </w:tc>
       <w:tc>
         <w:tcPr>
-          <w:tcW w:type="pct" w:w="1667"/>
+          <w:tcW w:w="1667" w:type="pct"/>
         </w:tcPr>
         <w:p>
           <w:pPr>
@@ -10886,7 +10886,7 @@
       </w:tc>
       <w:tc>
         <w:tcPr>
-          <w:tcW w:type="pct" w:w="1667"/>
+          <w:tcW w:w="1667" w:type="pct"/>
         </w:tcPr>
         <w:p>
           <w:pPr>
@@ -12166,18 +12166,18 @@
     <w:basedOn w:val="VerbatimChar"/>
     <w:rPr/>
   </w:style>
-  <w:style w:customStyle="1" w:styleId="SpecObjectHeader" w:type="paragraph">
+  <w:style w:styleId="SpecObjectHeader" w:customStyle="1" w:type="paragraph">
     <w:name w:val="Spec Object Header"/>
     <w:basedOn w:val="Normal"/>
     <w:next w:val="FirstParagraph"/>
     <w:qFormat/>
     <w:pPr>
       <w:keepNext/>
-      <w:spacing w:before="280" w:after="120" w:lineRule="auto" w:line="276"/>
+      <w:spacing w:after="120" w:line="276" w:lineRule="auto" w:before="280"/>
       <w:outlineLvl w:val="0"/>
     </w:pPr>
     <w:rPr>
-      <w:rFonts w:ascii="Calibri Light" w:hAnsi="Calibri Light" w:cs="Calibri Light"/>
+      <w:rFonts w:cs="Calibri Light" w:hAnsi="Calibri Light" w:ascii="Calibri Light"/>
       <w:b/>
       <w:bCs/>
       <w:color w:val="0F4C64"/>

--- a/manual/downloads/docx-customization.docx
+++ b/manual/downloads/docx-customization.docx
@@ -414,7 +414,7 @@
     </w:p>
     <w:p>
       <w:pPr>
-        <w:spacing w:after="0" w:lineRule="exact" w:before="0" w:line="20"/>
+        <w:spacing w:line="20" w:after="0" w:lineRule="exact" w:before="0"/>
         <w:rPr>
           <w:sz w:val="2"/>
         </w:rPr>
@@ -1610,7 +1610,7 @@
     </w:p>
     <w:p>
       <w:pPr>
-        <w:spacing w:after="0" w:lineRule="exact" w:before="0" w:line="20"/>
+        <w:spacing w:line="20" w:after="0" w:lineRule="exact" w:before="0"/>
         <w:rPr>
           <w:sz w:val="2"/>
         </w:rPr>
@@ -1652,18 +1652,18 @@
         <w:tblLook w:firstRow="1" w:lastRow="0" w:firstColumn="0" w:lastColumn="0" w:noHBand="0" w:noVBand="0" w:val="0020"/>
         <w:jc w:val="start"/>
         <w:tblBorders>
-          <w:top w:color="000000" w:space="0" w:val="single" w:sz="6"/>
-          <w:left w:color="000000" w:space="0" w:val="single" w:sz="6"/>
-          <w:bottom w:color="000000" w:space="0" w:val="single" w:sz="6"/>
-          <w:right w:color="000000" w:space="0" w:val="single" w:sz="6"/>
-          <w:insideH w:color="000000" w:space="0" w:val="single" w:sz="6"/>
-          <w:insideV w:color="000000" w:space="0" w:val="single" w:sz="6"/>
+          <w:top w:val="single" w:sz="6" w:color="000000" w:space="0"/>
+          <w:left w:val="single" w:sz="6" w:color="000000" w:space="0"/>
+          <w:bottom w:val="single" w:sz="6" w:color="000000" w:space="0"/>
+          <w:right w:val="single" w:sz="6" w:color="000000" w:space="0"/>
+          <w:insideH w:val="single" w:sz="6" w:color="000000" w:space="0"/>
+          <w:insideV w:val="single" w:sz="6" w:color="000000" w:space="0"/>
         </w:tblBorders>
         <w:tblCellMar>
-          <w:top w:w="57" w:type="dxa"/>
-          <w:left w:w="108" w:type="dxa"/>
-          <w:bottom w:w="57" w:type="dxa"/>
-          <w:right w:w="108" w:type="dxa"/>
+          <w:top w:type="dxa" w:w="57"/>
+          <w:left w:type="dxa" w:w="108"/>
+          <w:bottom w:type="dxa" w:w="57"/>
+          <w:right w:type="dxa" w:w="108"/>
         </w:tblCellMar>
       </w:tblPr>
       <w:tblGrid>
@@ -1678,14 +1678,14 @@
         </w:trPr>
         <w:tc>
           <w:tcPr>
-            <w:shd w:color="auto" w:val="clear" w:fill="E8E8E8"/>
+            <w:shd w:val="clear" w:color="auto" w:fill="E8E8E8"/>
           </w:tcPr>
           <w:p>
             <w:pPr>
               <w:pStyle w:val="Compact"/>
               <w:jc w:val="left"/>
-              <w:ind w:right="0" w:left="0" w:firstLine="0"/>
-              <w:spacing w:after="40" w:line="240" w:lineRule="auto" w:before="40"/>
+              <w:ind w:left="0" w:right="0" w:firstLine="0"/>
+              <w:spacing w:lineRule="auto" w:before="40" w:line="240" w:after="40"/>
             </w:pPr>
             <w:r>
               <w:rPr>
@@ -1697,14 +1697,14 @@
         </w:tc>
         <w:tc>
           <w:tcPr>
-            <w:shd w:color="auto" w:val="clear" w:fill="E8E8E8"/>
+            <w:shd w:val="clear" w:color="auto" w:fill="E8E8E8"/>
           </w:tcPr>
           <w:p>
             <w:pPr>
               <w:pStyle w:val="Compact"/>
               <w:jc w:val="left"/>
-              <w:ind w:right="0" w:left="0" w:firstLine="0"/>
-              <w:spacing w:after="40" w:line="240" w:lineRule="auto" w:before="40"/>
+              <w:ind w:left="0" w:right="0" w:firstLine="0"/>
+              <w:spacing w:lineRule="auto" w:before="40" w:line="240" w:after="40"/>
             </w:pPr>
             <w:r>
               <w:rPr>
@@ -1716,14 +1716,14 @@
         </w:tc>
         <w:tc>
           <w:tcPr>
-            <w:shd w:color="auto" w:val="clear" w:fill="E8E8E8"/>
+            <w:shd w:val="clear" w:color="auto" w:fill="E8E8E8"/>
           </w:tcPr>
           <w:p>
             <w:pPr>
               <w:pStyle w:val="Compact"/>
               <w:jc w:val="left"/>
-              <w:ind w:right="0" w:left="0" w:firstLine="0"/>
-              <w:spacing w:after="40" w:line="240" w:lineRule="auto" w:before="40"/>
+              <w:ind w:left="0" w:right="0" w:firstLine="0"/>
+              <w:spacing w:lineRule="auto" w:before="40" w:line="240" w:after="40"/>
             </w:pPr>
             <w:r>
               <w:rPr>
@@ -1735,14 +1735,14 @@
         </w:tc>
         <w:tc>
           <w:tcPr>
-            <w:shd w:color="auto" w:val="clear" w:fill="E8E8E8"/>
+            <w:shd w:val="clear" w:color="auto" w:fill="E8E8E8"/>
           </w:tcPr>
           <w:p>
             <w:pPr>
               <w:pStyle w:val="Compact"/>
               <w:jc w:val="left"/>
-              <w:ind w:right="0" w:left="0" w:firstLine="0"/>
-              <w:spacing w:after="40" w:line="240" w:lineRule="auto" w:before="40"/>
+              <w:ind w:left="0" w:right="0" w:firstLine="0"/>
+              <w:spacing w:lineRule="auto" w:before="40" w:line="240" w:after="40"/>
             </w:pPr>
             <w:r>
               <w:rPr>
@@ -1760,8 +1760,8 @@
             <w:pPr>
               <w:pStyle w:val="Compact"/>
               <w:jc w:val="left"/>
-              <w:ind w:right="0" w:left="0" w:firstLine="0"/>
-              <w:spacing w:after="40" w:line="240" w:lineRule="auto" w:before="40"/>
+              <w:ind w:left="0" w:right="0" w:firstLine="0"/>
+              <w:spacing w:lineRule="auto" w:before="40" w:line="240" w:after="40"/>
             </w:pPr>
             <w:r>
               <w:rPr>
@@ -1777,8 +1777,8 @@
             <w:pPr>
               <w:pStyle w:val="Compact"/>
               <w:jc w:val="left"/>
-              <w:ind w:right="0" w:left="0" w:firstLine="0"/>
-              <w:spacing w:after="40" w:line="240" w:lineRule="auto" w:before="40"/>
+              <w:ind w:left="0" w:right="0" w:firstLine="0"/>
+              <w:spacing w:lineRule="auto" w:before="40" w:line="240" w:after="40"/>
             </w:pPr>
             <w:r>
               <w:t xml:space="preserve">string</w:t>
@@ -1791,8 +1791,8 @@
             <w:pPr>
               <w:pStyle w:val="Compact"/>
               <w:jc w:val="left"/>
-              <w:ind w:right="0" w:left="0" w:firstLine="0"/>
-              <w:spacing w:after="40" w:line="240" w:lineRule="auto" w:before="40"/>
+              <w:ind w:left="0" w:right="0" w:firstLine="0"/>
+              <w:spacing w:lineRule="auto" w:before="40" w:line="240" w:after="40"/>
             </w:pPr>
             <w:r>
               <w:t xml:space="preserve">required</w:t>
@@ -1805,8 +1805,8 @@
             <w:pPr>
               <w:pStyle w:val="Compact"/>
               <w:jc w:val="left"/>
-              <w:ind w:right="0" w:left="0" w:firstLine="0"/>
-              <w:spacing w:after="40" w:line="240" w:lineRule="auto" w:before="40"/>
+              <w:ind w:left="0" w:right="0" w:firstLine="0"/>
+              <w:spacing w:lineRule="auto" w:before="40" w:line="240" w:after="40"/>
             </w:pPr>
             <w:r>
               <w:t xml:space="preserve">Internal style ID (e.g.,</w:t>
@@ -1836,8 +1836,8 @@
             <w:pPr>
               <w:pStyle w:val="Compact"/>
               <w:jc w:val="left"/>
-              <w:ind w:right="0" w:left="0" w:firstLine="0"/>
-              <w:spacing w:after="40" w:line="240" w:lineRule="auto" w:before="40"/>
+              <w:ind w:left="0" w:right="0" w:firstLine="0"/>
+              <w:spacing w:lineRule="auto" w:before="40" w:line="240" w:after="40"/>
             </w:pPr>
             <w:r>
               <w:rPr>
@@ -1853,8 +1853,8 @@
             <w:pPr>
               <w:pStyle w:val="Compact"/>
               <w:jc w:val="left"/>
-              <w:ind w:right="0" w:left="0" w:firstLine="0"/>
-              <w:spacing w:after="40" w:line="240" w:lineRule="auto" w:before="40"/>
+              <w:ind w:left="0" w:right="0" w:firstLine="0"/>
+              <w:spacing w:lineRule="auto" w:before="40" w:line="240" w:after="40"/>
             </w:pPr>
             <w:r>
               <w:t xml:space="preserve">string</w:t>
@@ -1867,8 +1867,8 @@
             <w:pPr>
               <w:pStyle w:val="Compact"/>
               <w:jc w:val="left"/>
-              <w:ind w:right="0" w:left="0" w:firstLine="0"/>
-              <w:spacing w:after="40" w:line="240" w:lineRule="auto" w:before="40"/>
+              <w:ind w:left="0" w:right="0" w:firstLine="0"/>
+              <w:spacing w:lineRule="auto" w:before="40" w:line="240" w:after="40"/>
             </w:pPr>
             <w:r>
               <w:t xml:space="preserve">required</w:t>
@@ -1881,8 +1881,8 @@
             <w:pPr>
               <w:pStyle w:val="Compact"/>
               <w:jc w:val="left"/>
-              <w:ind w:right="0" w:left="0" w:firstLine="0"/>
-              <w:spacing w:after="40" w:line="240" w:lineRule="auto" w:before="40"/>
+              <w:ind w:left="0" w:right="0" w:firstLine="0"/>
+              <w:spacing w:lineRule="auto" w:before="40" w:line="240" w:after="40"/>
             </w:pPr>
             <w:r>
               <w:t xml:space="preserve">Display name in Word (e.g.,</w:t>
@@ -1912,8 +1912,8 @@
             <w:pPr>
               <w:pStyle w:val="Compact"/>
               <w:jc w:val="left"/>
-              <w:ind w:right="0" w:left="0" w:firstLine="0"/>
-              <w:spacing w:after="40" w:line="240" w:lineRule="auto" w:before="40"/>
+              <w:ind w:left="0" w:right="0" w:firstLine="0"/>
+              <w:spacing w:lineRule="auto" w:before="40" w:line="240" w:after="40"/>
             </w:pPr>
             <w:r>
               <w:rPr>
@@ -1929,8 +1929,8 @@
             <w:pPr>
               <w:pStyle w:val="Compact"/>
               <w:jc w:val="left"/>
-              <w:ind w:right="0" w:left="0" w:firstLine="0"/>
-              <w:spacing w:after="40" w:line="240" w:lineRule="auto" w:before="40"/>
+              <w:ind w:left="0" w:right="0" w:firstLine="0"/>
+              <w:spacing w:lineRule="auto" w:before="40" w:line="240" w:after="40"/>
             </w:pPr>
             <w:r>
               <w:t xml:space="preserve">string</w:t>
@@ -1943,8 +1943,8 @@
             <w:pPr>
               <w:pStyle w:val="Compact"/>
               <w:jc w:val="left"/>
-              <w:ind w:right="0" w:left="0" w:firstLine="0"/>
-              <w:spacing w:after="40" w:line="240" w:lineRule="auto" w:before="40"/>
+              <w:ind w:left="0" w:right="0" w:firstLine="0"/>
+              <w:spacing w:lineRule="auto" w:before="40" w:line="240" w:after="40"/>
             </w:pPr>
             <w:r>
               <w:t xml:space="preserve">nil</w:t>
@@ -1957,8 +1957,8 @@
             <w:pPr>
               <w:pStyle w:val="Compact"/>
               <w:jc w:val="left"/>
-              <w:ind w:right="0" w:left="0" w:firstLine="0"/>
-              <w:spacing w:after="40" w:line="240" w:lineRule="auto" w:before="40"/>
+              <w:ind w:left="0" w:right="0" w:firstLine="0"/>
+              <w:spacing w:lineRule="auto" w:before="40" w:line="240" w:after="40"/>
             </w:pPr>
             <w:r>
               <w:t xml:space="preserve">Parent style ID for inheritance</w:t>
@@ -1973,8 +1973,8 @@
             <w:pPr>
               <w:pStyle w:val="Compact"/>
               <w:jc w:val="left"/>
-              <w:ind w:right="0" w:left="0" w:firstLine="0"/>
-              <w:spacing w:after="40" w:line="240" w:lineRule="auto" w:before="40"/>
+              <w:ind w:left="0" w:right="0" w:firstLine="0"/>
+              <w:spacing w:lineRule="auto" w:before="40" w:line="240" w:after="40"/>
             </w:pPr>
             <w:r>
               <w:rPr>
@@ -1990,8 +1990,8 @@
             <w:pPr>
               <w:pStyle w:val="Compact"/>
               <w:jc w:val="left"/>
-              <w:ind w:right="0" w:left="0" w:firstLine="0"/>
-              <w:spacing w:after="40" w:line="240" w:lineRule="auto" w:before="40"/>
+              <w:ind w:left="0" w:right="0" w:firstLine="0"/>
+              <w:spacing w:lineRule="auto" w:before="40" w:line="240" w:after="40"/>
             </w:pPr>
             <w:r>
               <w:t xml:space="preserve">string</w:t>
@@ -2004,8 +2004,8 @@
             <w:pPr>
               <w:pStyle w:val="Compact"/>
               <w:jc w:val="left"/>
-              <w:ind w:right="0" w:left="0" w:firstLine="0"/>
-              <w:spacing w:after="40" w:line="240" w:lineRule="auto" w:before="40"/>
+              <w:ind w:left="0" w:right="0" w:firstLine="0"/>
+              <w:spacing w:lineRule="auto" w:before="40" w:line="240" w:after="40"/>
             </w:pPr>
             <w:r>
               <w:t xml:space="preserve">nil</w:t>
@@ -2018,8 +2018,8 @@
             <w:pPr>
               <w:pStyle w:val="Compact"/>
               <w:jc w:val="left"/>
-              <w:ind w:right="0" w:left="0" w:firstLine="0"/>
-              <w:spacing w:after="40" w:line="240" w:lineRule="auto" w:before="40"/>
+              <w:ind w:left="0" w:right="0" w:firstLine="0"/>
+              <w:spacing w:lineRule="auto" w:before="40" w:line="240" w:after="40"/>
             </w:pPr>
             <w:r>
               <w:t xml:space="preserve">Style to apply to the next paragraph</w:t>
@@ -2034,8 +2034,8 @@
             <w:pPr>
               <w:pStyle w:val="Compact"/>
               <w:jc w:val="left"/>
-              <w:ind w:right="0" w:left="0" w:firstLine="0"/>
-              <w:spacing w:after="40" w:line="240" w:lineRule="auto" w:before="40"/>
+              <w:ind w:left="0" w:right="0" w:firstLine="0"/>
+              <w:spacing w:lineRule="auto" w:before="40" w:line="240" w:after="40"/>
             </w:pPr>
             <w:r>
               <w:rPr>
@@ -2051,8 +2051,8 @@
             <w:pPr>
               <w:pStyle w:val="Compact"/>
               <w:jc w:val="left"/>
-              <w:ind w:right="0" w:left="0" w:firstLine="0"/>
-              <w:spacing w:after="40" w:line="240" w:lineRule="auto" w:before="40"/>
+              <w:ind w:left="0" w:right="0" w:firstLine="0"/>
+              <w:spacing w:lineRule="auto" w:before="40" w:line="240" w:after="40"/>
             </w:pPr>
             <w:r>
               <w:t xml:space="preserve">string</w:t>
@@ -2065,8 +2065,8 @@
             <w:pPr>
               <w:pStyle w:val="Compact"/>
               <w:jc w:val="left"/>
-              <w:ind w:right="0" w:left="0" w:firstLine="0"/>
-              <w:spacing w:after="40" w:line="240" w:lineRule="auto" w:before="40"/>
+              <w:ind w:left="0" w:right="0" w:firstLine="0"/>
+              <w:spacing w:lineRule="auto" w:before="40" w:line="240" w:after="40"/>
             </w:pPr>
             <w:r>
               <w:t xml:space="preserve">nil</w:t>
@@ -2079,8 +2079,8 @@
             <w:pPr>
               <w:pStyle w:val="Compact"/>
               <w:jc w:val="left"/>
-              <w:ind w:right="0" w:left="0" w:firstLine="0"/>
-              <w:spacing w:after="40" w:line="240" w:lineRule="auto" w:before="40"/>
+              <w:ind w:left="0" w:right="0" w:firstLine="0"/>
+              <w:spacing w:lineRule="auto" w:before="40" w:line="240" w:after="40"/>
             </w:pPr>
             <w:r>
               <w:t xml:space="preserve">Font family name</w:t>
@@ -2095,8 +2095,8 @@
             <w:pPr>
               <w:pStyle w:val="Compact"/>
               <w:jc w:val="left"/>
-              <w:ind w:right="0" w:left="0" w:firstLine="0"/>
-              <w:spacing w:after="40" w:line="240" w:lineRule="auto" w:before="40"/>
+              <w:ind w:left="0" w:right="0" w:firstLine="0"/>
+              <w:spacing w:lineRule="auto" w:before="40" w:line="240" w:after="40"/>
             </w:pPr>
             <w:r>
               <w:rPr>
@@ -2112,8 +2112,8 @@
             <w:pPr>
               <w:pStyle w:val="Compact"/>
               <w:jc w:val="left"/>
-              <w:ind w:right="0" w:left="0" w:firstLine="0"/>
-              <w:spacing w:after="40" w:line="240" w:lineRule="auto" w:before="40"/>
+              <w:ind w:left="0" w:right="0" w:firstLine="0"/>
+              <w:spacing w:lineRule="auto" w:before="40" w:line="240" w:after="40"/>
             </w:pPr>
             <w:r>
               <w:t xml:space="preserve">number</w:t>
@@ -2126,8 +2126,8 @@
             <w:pPr>
               <w:pStyle w:val="Compact"/>
               <w:jc w:val="left"/>
-              <w:ind w:right="0" w:left="0" w:firstLine="0"/>
-              <w:spacing w:after="40" w:line="240" w:lineRule="auto" w:before="40"/>
+              <w:ind w:left="0" w:right="0" w:firstLine="0"/>
+              <w:spacing w:lineRule="auto" w:before="40" w:line="240" w:after="40"/>
             </w:pPr>
             <w:r>
               <w:t xml:space="preserve">nil</w:t>
@@ -2140,8 +2140,8 @@
             <w:pPr>
               <w:pStyle w:val="Compact"/>
               <w:jc w:val="left"/>
-              <w:ind w:right="0" w:left="0" w:firstLine="0"/>
-              <w:spacing w:after="40" w:line="240" w:lineRule="auto" w:before="40"/>
+              <w:ind w:left="0" w:right="0" w:firstLine="0"/>
+              <w:spacing w:lineRule="auto" w:before="40" w:line="240" w:after="40"/>
             </w:pPr>
             <w:r>
               <w:t xml:space="preserve">Font size in points</w:t>
@@ -2156,8 +2156,8 @@
             <w:pPr>
               <w:pStyle w:val="Compact"/>
               <w:jc w:val="left"/>
-              <w:ind w:right="0" w:left="0" w:firstLine="0"/>
-              <w:spacing w:after="40" w:line="240" w:lineRule="auto" w:before="40"/>
+              <w:ind w:left="0" w:right="0" w:firstLine="0"/>
+              <w:spacing w:lineRule="auto" w:before="40" w:line="240" w:after="40"/>
             </w:pPr>
             <w:r>
               <w:rPr>
@@ -2173,8 +2173,8 @@
             <w:pPr>
               <w:pStyle w:val="Compact"/>
               <w:jc w:val="left"/>
-              <w:ind w:right="0" w:left="0" w:firstLine="0"/>
-              <w:spacing w:after="40" w:line="240" w:lineRule="auto" w:before="40"/>
+              <w:ind w:left="0" w:right="0" w:firstLine="0"/>
+              <w:spacing w:lineRule="auto" w:before="40" w:line="240" w:after="40"/>
             </w:pPr>
             <w:r>
               <w:t xml:space="preserve">string</w:t>
@@ -2187,8 +2187,8 @@
             <w:pPr>
               <w:pStyle w:val="Compact"/>
               <w:jc w:val="left"/>
-              <w:ind w:right="0" w:left="0" w:firstLine="0"/>
-              <w:spacing w:after="40" w:line="240" w:lineRule="auto" w:before="40"/>
+              <w:ind w:left="0" w:right="0" w:firstLine="0"/>
+              <w:spacing w:lineRule="auto" w:before="40" w:line="240" w:after="40"/>
             </w:pPr>
             <w:r>
               <w:t xml:space="preserve">nil</w:t>
@@ -2201,8 +2201,8 @@
             <w:pPr>
               <w:pStyle w:val="Compact"/>
               <w:jc w:val="left"/>
-              <w:ind w:right="0" w:left="0" w:firstLine="0"/>
-              <w:spacing w:after="40" w:line="240" w:lineRule="auto" w:before="40"/>
+              <w:ind w:left="0" w:right="0" w:firstLine="0"/>
+              <w:spacing w:lineRule="auto" w:before="40" w:line="240" w:after="40"/>
             </w:pPr>
             <w:r>
               <w:t xml:space="preserve">Hex color without</w:t>
@@ -2247,8 +2247,8 @@
             <w:pPr>
               <w:pStyle w:val="Compact"/>
               <w:jc w:val="left"/>
-              <w:ind w:right="0" w:left="0" w:firstLine="0"/>
-              <w:spacing w:after="40" w:line="240" w:lineRule="auto" w:before="40"/>
+              <w:ind w:left="0" w:right="0" w:firstLine="0"/>
+              <w:spacing w:lineRule="auto" w:before="40" w:line="240" w:after="40"/>
             </w:pPr>
             <w:r>
               <w:rPr>
@@ -2264,8 +2264,8 @@
             <w:pPr>
               <w:pStyle w:val="Compact"/>
               <w:jc w:val="left"/>
-              <w:ind w:right="0" w:left="0" w:firstLine="0"/>
-              <w:spacing w:after="40" w:line="240" w:lineRule="auto" w:before="40"/>
+              <w:ind w:left="0" w:right="0" w:firstLine="0"/>
+              <w:spacing w:lineRule="auto" w:before="40" w:line="240" w:after="40"/>
             </w:pPr>
             <w:r>
               <w:t xml:space="preserve">boolean</w:t>
@@ -2278,8 +2278,8 @@
             <w:pPr>
               <w:pStyle w:val="Compact"/>
               <w:jc w:val="left"/>
-              <w:ind w:right="0" w:left="0" w:firstLine="0"/>
-              <w:spacing w:after="40" w:line="240" w:lineRule="auto" w:before="40"/>
+              <w:ind w:left="0" w:right="0" w:firstLine="0"/>
+              <w:spacing w:lineRule="auto" w:before="40" w:line="240" w:after="40"/>
             </w:pPr>
             <w:r>
               <w:t xml:space="preserve">nil</w:t>
@@ -2292,8 +2292,8 @@
             <w:pPr>
               <w:pStyle w:val="Compact"/>
               <w:jc w:val="left"/>
-              <w:ind w:right="0" w:left="0" w:firstLine="0"/>
-              <w:spacing w:after="40" w:line="240" w:lineRule="auto" w:before="40"/>
+              <w:ind w:left="0" w:right="0" w:firstLine="0"/>
+              <w:spacing w:lineRule="auto" w:before="40" w:line="240" w:after="40"/>
             </w:pPr>
             <w:r>
               <w:t xml:space="preserve">Bold text</w:t>
@@ -2308,8 +2308,8 @@
             <w:pPr>
               <w:pStyle w:val="Compact"/>
               <w:jc w:val="left"/>
-              <w:ind w:right="0" w:left="0" w:firstLine="0"/>
-              <w:spacing w:after="40" w:line="240" w:lineRule="auto" w:before="40"/>
+              <w:ind w:left="0" w:right="0" w:firstLine="0"/>
+              <w:spacing w:lineRule="auto" w:before="40" w:line="240" w:after="40"/>
             </w:pPr>
             <w:r>
               <w:rPr>
@@ -2325,8 +2325,8 @@
             <w:pPr>
               <w:pStyle w:val="Compact"/>
               <w:jc w:val="left"/>
-              <w:ind w:right="0" w:left="0" w:firstLine="0"/>
-              <w:spacing w:after="40" w:line="240" w:lineRule="auto" w:before="40"/>
+              <w:ind w:left="0" w:right="0" w:firstLine="0"/>
+              <w:spacing w:lineRule="auto" w:before="40" w:line="240" w:after="40"/>
             </w:pPr>
             <w:r>
               <w:t xml:space="preserve">boolean</w:t>
@@ -2339,8 +2339,8 @@
             <w:pPr>
               <w:pStyle w:val="Compact"/>
               <w:jc w:val="left"/>
-              <w:ind w:right="0" w:left="0" w:firstLine="0"/>
-              <w:spacing w:after="40" w:line="240" w:lineRule="auto" w:before="40"/>
+              <w:ind w:left="0" w:right="0" w:firstLine="0"/>
+              <w:spacing w:lineRule="auto" w:before="40" w:line="240" w:after="40"/>
             </w:pPr>
             <w:r>
               <w:t xml:space="preserve">nil</w:t>
@@ -2353,8 +2353,8 @@
             <w:pPr>
               <w:pStyle w:val="Compact"/>
               <w:jc w:val="left"/>
-              <w:ind w:right="0" w:left="0" w:firstLine="0"/>
-              <w:spacing w:after="40" w:line="240" w:lineRule="auto" w:before="40"/>
+              <w:ind w:left="0" w:right="0" w:firstLine="0"/>
+              <w:spacing w:lineRule="auto" w:before="40" w:line="240" w:after="40"/>
             </w:pPr>
             <w:r>
               <w:t xml:space="preserve">Italic text</w:t>
@@ -2369,8 +2369,8 @@
             <w:pPr>
               <w:pStyle w:val="Compact"/>
               <w:jc w:val="left"/>
-              <w:ind w:right="0" w:left="0" w:firstLine="0"/>
-              <w:spacing w:after="40" w:line="240" w:lineRule="auto" w:before="40"/>
+              <w:ind w:left="0" w:right="0" w:firstLine="0"/>
+              <w:spacing w:lineRule="auto" w:before="40" w:line="240" w:after="40"/>
             </w:pPr>
             <w:r>
               <w:rPr>
@@ -2386,8 +2386,8 @@
             <w:pPr>
               <w:pStyle w:val="Compact"/>
               <w:jc w:val="left"/>
-              <w:ind w:right="0" w:left="0" w:firstLine="0"/>
-              <w:spacing w:after="40" w:line="240" w:lineRule="auto" w:before="40"/>
+              <w:ind w:left="0" w:right="0" w:firstLine="0"/>
+              <w:spacing w:lineRule="auto" w:before="40" w:line="240" w:after="40"/>
             </w:pPr>
             <w:r>
               <w:t xml:space="preserve">number</w:t>
@@ -2400,8 +2400,8 @@
             <w:pPr>
               <w:pStyle w:val="Compact"/>
               <w:jc w:val="left"/>
-              <w:ind w:right="0" w:left="0" w:firstLine="0"/>
-              <w:spacing w:after="40" w:line="240" w:lineRule="auto" w:before="40"/>
+              <w:ind w:left="0" w:right="0" w:firstLine="0"/>
+              <w:spacing w:lineRule="auto" w:before="40" w:line="240" w:after="40"/>
             </w:pPr>
             <w:r>
               <w:t xml:space="preserve">nil</w:t>
@@ -2414,8 +2414,8 @@
             <w:pPr>
               <w:pStyle w:val="Compact"/>
               <w:jc w:val="left"/>
-              <w:ind w:right="0" w:left="0" w:firstLine="0"/>
-              <w:spacing w:after="40" w:line="240" w:lineRule="auto" w:before="40"/>
+              <w:ind w:left="0" w:right="0" w:firstLine="0"/>
+              <w:spacing w:lineRule="auto" w:before="40" w:line="240" w:after="40"/>
             </w:pPr>
             <w:r>
               <w:t xml:space="preserve">Line spacing multiplier (1.0 = single, 1.15, 2.0, etc.)</w:t>
@@ -2430,8 +2430,8 @@
             <w:pPr>
               <w:pStyle w:val="Compact"/>
               <w:jc w:val="left"/>
-              <w:ind w:right="0" w:left="0" w:firstLine="0"/>
-              <w:spacing w:after="40" w:line="240" w:lineRule="auto" w:before="40"/>
+              <w:ind w:left="0" w:right="0" w:firstLine="0"/>
+              <w:spacing w:lineRule="auto" w:before="40" w:line="240" w:after="40"/>
             </w:pPr>
             <w:r>
               <w:rPr>
@@ -2447,8 +2447,8 @@
             <w:pPr>
               <w:pStyle w:val="Compact"/>
               <w:jc w:val="left"/>
-              <w:ind w:right="0" w:left="0" w:firstLine="0"/>
-              <w:spacing w:after="40" w:line="240" w:lineRule="auto" w:before="40"/>
+              <w:ind w:left="0" w:right="0" w:firstLine="0"/>
+              <w:spacing w:lineRule="auto" w:before="40" w:line="240" w:after="40"/>
             </w:pPr>
             <w:r>
               <w:t xml:space="preserve">number</w:t>
@@ -2461,8 +2461,8 @@
             <w:pPr>
               <w:pStyle w:val="Compact"/>
               <w:jc w:val="left"/>
-              <w:ind w:right="0" w:left="0" w:firstLine="0"/>
-              <w:spacing w:after="40" w:line="240" w:lineRule="auto" w:before="40"/>
+              <w:ind w:left="0" w:right="0" w:firstLine="0"/>
+              <w:spacing w:lineRule="auto" w:before="40" w:line="240" w:after="40"/>
             </w:pPr>
             <w:r>
               <w:t xml:space="preserve">nil</w:t>
@@ -2475,8 +2475,8 @@
             <w:pPr>
               <w:pStyle w:val="Compact"/>
               <w:jc w:val="left"/>
-              <w:ind w:right="0" w:left="0" w:firstLine="0"/>
-              <w:spacing w:after="40" w:line="240" w:lineRule="auto" w:before="40"/>
+              <w:ind w:left="0" w:right="0" w:firstLine="0"/>
+              <w:spacing w:lineRule="auto" w:before="40" w:line="240" w:after="40"/>
             </w:pPr>
             <w:r>
               <w:t xml:space="preserve">Space before paragraph in points</w:t>
@@ -2491,8 +2491,8 @@
             <w:pPr>
               <w:pStyle w:val="Compact"/>
               <w:jc w:val="left"/>
-              <w:ind w:right="0" w:left="0" w:firstLine="0"/>
-              <w:spacing w:after="40" w:line="240" w:lineRule="auto" w:before="40"/>
+              <w:ind w:left="0" w:right="0" w:firstLine="0"/>
+              <w:spacing w:lineRule="auto" w:before="40" w:line="240" w:after="40"/>
             </w:pPr>
             <w:r>
               <w:rPr>
@@ -2508,8 +2508,8 @@
             <w:pPr>
               <w:pStyle w:val="Compact"/>
               <w:jc w:val="left"/>
-              <w:ind w:right="0" w:left="0" w:firstLine="0"/>
-              <w:spacing w:after="40" w:line="240" w:lineRule="auto" w:before="40"/>
+              <w:ind w:left="0" w:right="0" w:firstLine="0"/>
+              <w:spacing w:lineRule="auto" w:before="40" w:line="240" w:after="40"/>
             </w:pPr>
             <w:r>
               <w:t xml:space="preserve">number</w:t>
@@ -2522,8 +2522,8 @@
             <w:pPr>
               <w:pStyle w:val="Compact"/>
               <w:jc w:val="left"/>
-              <w:ind w:right="0" w:left="0" w:firstLine="0"/>
-              <w:spacing w:after="40" w:line="240" w:lineRule="auto" w:before="40"/>
+              <w:ind w:left="0" w:right="0" w:firstLine="0"/>
+              <w:spacing w:lineRule="auto" w:before="40" w:line="240" w:after="40"/>
             </w:pPr>
             <w:r>
               <w:t xml:space="preserve">nil</w:t>
@@ -2536,8 +2536,8 @@
             <w:pPr>
               <w:pStyle w:val="Compact"/>
               <w:jc w:val="left"/>
-              <w:ind w:right="0" w:left="0" w:firstLine="0"/>
-              <w:spacing w:after="40" w:line="240" w:lineRule="auto" w:before="40"/>
+              <w:ind w:left="0" w:right="0" w:firstLine="0"/>
+              <w:spacing w:lineRule="auto" w:before="40" w:line="240" w:after="40"/>
             </w:pPr>
             <w:r>
               <w:t xml:space="preserve">Space after paragraph in points</w:t>
@@ -2552,8 +2552,8 @@
             <w:pPr>
               <w:pStyle w:val="Compact"/>
               <w:jc w:val="left"/>
-              <w:ind w:right="0" w:left="0" w:firstLine="0"/>
-              <w:spacing w:after="40" w:line="240" w:lineRule="auto" w:before="40"/>
+              <w:ind w:left="0" w:right="0" w:firstLine="0"/>
+              <w:spacing w:lineRule="auto" w:before="40" w:line="240" w:after="40"/>
             </w:pPr>
             <w:r>
               <w:rPr>
@@ -2569,8 +2569,8 @@
             <w:pPr>
               <w:pStyle w:val="Compact"/>
               <w:jc w:val="left"/>
-              <w:ind w:right="0" w:left="0" w:firstLine="0"/>
-              <w:spacing w:after="40" w:line="240" w:lineRule="auto" w:before="40"/>
+              <w:ind w:left="0" w:right="0" w:firstLine="0"/>
+              <w:spacing w:lineRule="auto" w:before="40" w:line="240" w:after="40"/>
             </w:pPr>
             <w:r>
               <w:t xml:space="preserve">string</w:t>
@@ -2583,8 +2583,8 @@
             <w:pPr>
               <w:pStyle w:val="Compact"/>
               <w:jc w:val="left"/>
-              <w:ind w:right="0" w:left="0" w:firstLine="0"/>
-              <w:spacing w:after="40" w:line="240" w:lineRule="auto" w:before="40"/>
+              <w:ind w:left="0" w:right="0" w:firstLine="0"/>
+              <w:spacing w:lineRule="auto" w:before="40" w:line="240" w:after="40"/>
             </w:pPr>
             <w:r>
               <w:t xml:space="preserve">nil</w:t>
@@ -2597,8 +2597,8 @@
             <w:pPr>
               <w:pStyle w:val="Compact"/>
               <w:jc w:val="left"/>
-              <w:ind w:right="0" w:left="0" w:firstLine="0"/>
-              <w:spacing w:after="40" w:line="240" w:lineRule="auto" w:before="40"/>
+              <w:ind w:left="0" w:right="0" w:firstLine="0"/>
+              <w:spacing w:lineRule="auto" w:before="40" w:line="240" w:after="40"/>
             </w:pPr>
             <w:r>
               <w:t xml:space="preserve">Text alignment:</w:t>
@@ -2676,8 +2676,8 @@
             <w:pPr>
               <w:pStyle w:val="Compact"/>
               <w:jc w:val="left"/>
-              <w:ind w:right="0" w:left="0" w:firstLine="0"/>
-              <w:spacing w:after="40" w:line="240" w:lineRule="auto" w:before="40"/>
+              <w:ind w:left="0" w:right="0" w:firstLine="0"/>
+              <w:spacing w:lineRule="auto" w:before="40" w:line="240" w:after="40"/>
             </w:pPr>
             <w:r>
               <w:rPr>
@@ -2693,8 +2693,8 @@
             <w:pPr>
               <w:pStyle w:val="Compact"/>
               <w:jc w:val="left"/>
-              <w:ind w:right="0" w:left="0" w:firstLine="0"/>
-              <w:spacing w:after="40" w:line="240" w:lineRule="auto" w:before="40"/>
+              <w:ind w:left="0" w:right="0" w:firstLine="0"/>
+              <w:spacing w:lineRule="auto" w:before="40" w:line="240" w:after="40"/>
             </w:pPr>
             <w:r>
               <w:t xml:space="preserve">string</w:t>
@@ -2707,8 +2707,8 @@
             <w:pPr>
               <w:pStyle w:val="Compact"/>
               <w:jc w:val="left"/>
-              <w:ind w:right="0" w:left="0" w:firstLine="0"/>
-              <w:spacing w:after="40" w:line="240" w:lineRule="auto" w:before="40"/>
+              <w:ind w:left="0" w:right="0" w:firstLine="0"/>
+              <w:spacing w:lineRule="auto" w:before="40" w:line="240" w:after="40"/>
             </w:pPr>
             <w:r>
               <w:t xml:space="preserve">nil</w:t>
@@ -2721,8 +2721,8 @@
             <w:pPr>
               <w:pStyle w:val="Compact"/>
               <w:jc w:val="left"/>
-              <w:ind w:right="0" w:left="0" w:firstLine="0"/>
-              <w:spacing w:after="40" w:line="240" w:lineRule="auto" w:before="40"/>
+              <w:ind w:left="0" w:right="0" w:firstLine="0"/>
+              <w:spacing w:lineRule="auto" w:before="40" w:line="240" w:after="40"/>
             </w:pPr>
             <w:r>
               <w:t xml:space="preserve">Left indent (e.g.,</w:t>
@@ -2767,8 +2767,8 @@
             <w:pPr>
               <w:pStyle w:val="Compact"/>
               <w:jc w:val="left"/>
-              <w:ind w:right="0" w:left="0" w:firstLine="0"/>
-              <w:spacing w:after="40" w:line="240" w:lineRule="auto" w:before="40"/>
+              <w:ind w:left="0" w:right="0" w:firstLine="0"/>
+              <w:spacing w:lineRule="auto" w:before="40" w:line="240" w:after="40"/>
             </w:pPr>
             <w:r>
               <w:rPr>
@@ -2784,8 +2784,8 @@
             <w:pPr>
               <w:pStyle w:val="Compact"/>
               <w:jc w:val="left"/>
-              <w:ind w:right="0" w:left="0" w:firstLine="0"/>
-              <w:spacing w:after="40" w:line="240" w:lineRule="auto" w:before="40"/>
+              <w:ind w:left="0" w:right="0" w:firstLine="0"/>
+              <w:spacing w:lineRule="auto" w:before="40" w:line="240" w:after="40"/>
             </w:pPr>
             <w:r>
               <w:t xml:space="preserve">string</w:t>
@@ -2798,8 +2798,8 @@
             <w:pPr>
               <w:pStyle w:val="Compact"/>
               <w:jc w:val="left"/>
-              <w:ind w:right="0" w:left="0" w:firstLine="0"/>
-              <w:spacing w:after="40" w:line="240" w:lineRule="auto" w:before="40"/>
+              <w:ind w:left="0" w:right="0" w:firstLine="0"/>
+              <w:spacing w:lineRule="auto" w:before="40" w:line="240" w:after="40"/>
             </w:pPr>
             <w:r>
               <w:t xml:space="preserve">nil</w:t>
@@ -2812,8 +2812,8 @@
             <w:pPr>
               <w:pStyle w:val="Compact"/>
               <w:jc w:val="left"/>
-              <w:ind w:right="0" w:left="0" w:firstLine="0"/>
-              <w:spacing w:after="40" w:line="240" w:lineRule="auto" w:before="40"/>
+              <w:ind w:left="0" w:right="0" w:firstLine="0"/>
+              <w:spacing w:lineRule="auto" w:before="40" w:line="240" w:after="40"/>
             </w:pPr>
             <w:r>
               <w:t xml:space="preserve">Right indent</w:t>
@@ -2828,8 +2828,8 @@
             <w:pPr>
               <w:pStyle w:val="Compact"/>
               <w:jc w:val="left"/>
-              <w:ind w:right="0" w:left="0" w:firstLine="0"/>
-              <w:spacing w:after="40" w:line="240" w:lineRule="auto" w:before="40"/>
+              <w:ind w:left="0" w:right="0" w:firstLine="0"/>
+              <w:spacing w:lineRule="auto" w:before="40" w:line="240" w:after="40"/>
             </w:pPr>
             <w:r>
               <w:rPr>
@@ -2845,8 +2845,8 @@
             <w:pPr>
               <w:pStyle w:val="Compact"/>
               <w:jc w:val="left"/>
-              <w:ind w:right="0" w:left="0" w:firstLine="0"/>
-              <w:spacing w:after="40" w:line="240" w:lineRule="auto" w:before="40"/>
+              <w:ind w:left="0" w:right="0" w:firstLine="0"/>
+              <w:spacing w:lineRule="auto" w:before="40" w:line="240" w:after="40"/>
             </w:pPr>
             <w:r>
               <w:t xml:space="preserve">boolean</w:t>
@@ -2859,8 +2859,8 @@
             <w:pPr>
               <w:pStyle w:val="Compact"/>
               <w:jc w:val="left"/>
-              <w:ind w:right="0" w:left="0" w:firstLine="0"/>
-              <w:spacing w:after="40" w:line="240" w:lineRule="auto" w:before="40"/>
+              <w:ind w:left="0" w:right="0" w:firstLine="0"/>
+              <w:spacing w:lineRule="auto" w:before="40" w:line="240" w:after="40"/>
             </w:pPr>
             <w:r>
               <w:t xml:space="preserve">nil</w:t>
@@ -2873,8 +2873,8 @@
             <w:pPr>
               <w:pStyle w:val="Compact"/>
               <w:jc w:val="left"/>
-              <w:ind w:right="0" w:left="0" w:firstLine="0"/>
-              <w:spacing w:after="40" w:line="240" w:lineRule="auto" w:before="40"/>
+              <w:ind w:left="0" w:right="0" w:firstLine="0"/>
+              <w:spacing w:lineRule="auto" w:before="40" w:line="240" w:after="40"/>
             </w:pPr>
             <w:r>
               <w:t xml:space="preserve">Keep with next paragraph (prevent orphaning)</w:t>
@@ -2889,8 +2889,8 @@
             <w:pPr>
               <w:pStyle w:val="Compact"/>
               <w:jc w:val="left"/>
-              <w:ind w:right="0" w:left="0" w:firstLine="0"/>
-              <w:spacing w:after="40" w:line="240" w:lineRule="auto" w:before="40"/>
+              <w:ind w:left="0" w:right="0" w:firstLine="0"/>
+              <w:spacing w:lineRule="auto" w:before="40" w:line="240" w:after="40"/>
             </w:pPr>
             <w:r>
               <w:rPr>
@@ -2906,8 +2906,8 @@
             <w:pPr>
               <w:pStyle w:val="Compact"/>
               <w:jc w:val="left"/>
-              <w:ind w:right="0" w:left="0" w:firstLine="0"/>
-              <w:spacing w:after="40" w:line="240" w:lineRule="auto" w:before="40"/>
+              <w:ind w:left="0" w:right="0" w:firstLine="0"/>
+              <w:spacing w:lineRule="auto" w:before="40" w:line="240" w:after="40"/>
             </w:pPr>
             <w:r>
               <w:t xml:space="preserve">integer</w:t>
@@ -2920,8 +2920,8 @@
             <w:pPr>
               <w:pStyle w:val="Compact"/>
               <w:jc w:val="left"/>
-              <w:ind w:right="0" w:left="0" w:firstLine="0"/>
-              <w:spacing w:after="40" w:line="240" w:lineRule="auto" w:before="40"/>
+              <w:ind w:left="0" w:right="0" w:firstLine="0"/>
+              <w:spacing w:lineRule="auto" w:before="40" w:line="240" w:after="40"/>
             </w:pPr>
             <w:r>
               <w:t xml:space="preserve">nil</w:t>
@@ -2934,8 +2934,8 @@
             <w:pPr>
               <w:pStyle w:val="Compact"/>
               <w:jc w:val="left"/>
-              <w:ind w:right="0" w:left="0" w:firstLine="0"/>
-              <w:spacing w:after="40" w:line="240" w:lineRule="auto" w:before="40"/>
+              <w:ind w:left="0" w:right="0" w:firstLine="0"/>
+              <w:spacing w:lineRule="auto" w:before="40" w:line="240" w:after="40"/>
             </w:pPr>
             <w:r>
               <w:t xml:space="preserve">Outline level for TOC (0 = Heading 1, 1 = Heading 2, etc.)</w:t>
@@ -2960,7 +2960,7 @@
     </w:p>
     <w:p>
       <w:pPr>
-        <w:spacing w:after="0" w:lineRule="exact" w:before="0" w:line="20"/>
+        <w:spacing w:line="20" w:after="0" w:lineRule="exact" w:before="0"/>
         <w:rPr>
           <w:sz w:val="2"/>
         </w:rPr>
@@ -4627,7 +4627,7 @@
     </w:p>
     <w:p>
       <w:pPr>
-        <w:spacing w:after="0" w:lineRule="exact" w:before="0" w:line="20"/>
+        <w:spacing w:line="20" w:after="0" w:lineRule="exact" w:before="0"/>
         <w:rPr>
           <w:sz w:val="2"/>
         </w:rPr>
@@ -6201,7 +6201,7 @@
     </w:p>
     <w:p>
       <w:pPr>
-        <w:spacing w:after="0" w:lineRule="exact" w:before="0" w:line="20"/>
+        <w:spacing w:line="20" w:after="0" w:lineRule="exact" w:before="0"/>
         <w:rPr>
           <w:sz w:val="2"/>
         </w:rPr>
@@ -7021,7 +7021,7 @@
     </w:p>
     <w:p>
       <w:pPr>
-        <w:spacing w:after="0" w:lineRule="exact" w:before="0" w:line="20"/>
+        <w:spacing w:line="20" w:after="0" w:lineRule="exact" w:before="0"/>
         <w:rPr>
           <w:sz w:val="2"/>
         </w:rPr>
@@ -8458,7 +8458,7 @@
     </w:p>
     <w:p>
       <w:pPr>
-        <w:spacing w:after="0" w:lineRule="exact" w:before="0" w:line="20"/>
+        <w:spacing w:line="20" w:after="0" w:lineRule="exact" w:before="0"/>
         <w:rPr>
           <w:sz w:val="2"/>
         </w:rPr>
@@ -8500,18 +8500,18 @@
         <w:tblLook w:firstRow="1" w:lastRow="0" w:firstColumn="0" w:lastColumn="0" w:noHBand="0" w:noVBand="0" w:val="0020"/>
         <w:jc w:val="start"/>
         <w:tblBorders>
-          <w:top w:color="000000" w:space="0" w:val="single" w:sz="6"/>
-          <w:left w:color="000000" w:space="0" w:val="single" w:sz="6"/>
-          <w:bottom w:color="000000" w:space="0" w:val="single" w:sz="6"/>
-          <w:right w:color="000000" w:space="0" w:val="single" w:sz="6"/>
-          <w:insideH w:color="000000" w:space="0" w:val="single" w:sz="6"/>
-          <w:insideV w:color="000000" w:space="0" w:val="single" w:sz="6"/>
+          <w:top w:val="single" w:sz="6" w:color="000000" w:space="0"/>
+          <w:left w:val="single" w:sz="6" w:color="000000" w:space="0"/>
+          <w:bottom w:val="single" w:sz="6" w:color="000000" w:space="0"/>
+          <w:right w:val="single" w:sz="6" w:color="000000" w:space="0"/>
+          <w:insideH w:val="single" w:sz="6" w:color="000000" w:space="0"/>
+          <w:insideV w:val="single" w:sz="6" w:color="000000" w:space="0"/>
         </w:tblBorders>
         <w:tblCellMar>
-          <w:top w:w="57" w:type="dxa"/>
-          <w:left w:w="108" w:type="dxa"/>
-          <w:bottom w:w="57" w:type="dxa"/>
-          <w:right w:w="108" w:type="dxa"/>
+          <w:top w:type="dxa" w:w="57"/>
+          <w:left w:type="dxa" w:w="108"/>
+          <w:bottom w:type="dxa" w:w="57"/>
+          <w:right w:type="dxa" w:w="108"/>
         </w:tblCellMar>
       </w:tblPr>
       <w:tblGrid>
@@ -8525,14 +8525,14 @@
         </w:trPr>
         <w:tc>
           <w:tcPr>
-            <w:shd w:color="auto" w:val="clear" w:fill="E8E8E8"/>
+            <w:shd w:val="clear" w:color="auto" w:fill="E8E8E8"/>
           </w:tcPr>
           <w:p>
             <w:pPr>
               <w:pStyle w:val="Compact"/>
               <w:jc w:val="left"/>
-              <w:ind w:right="0" w:left="0" w:firstLine="0"/>
-              <w:spacing w:after="40" w:line="240" w:lineRule="auto" w:before="40"/>
+              <w:ind w:left="0" w:right="0" w:firstLine="0"/>
+              <w:spacing w:lineRule="auto" w:before="40" w:line="240" w:after="40"/>
             </w:pPr>
             <w:r>
               <w:rPr>
@@ -8544,14 +8544,14 @@
         </w:tc>
         <w:tc>
           <w:tcPr>
-            <w:shd w:color="auto" w:val="clear" w:fill="E8E8E8"/>
+            <w:shd w:val="clear" w:color="auto" w:fill="E8E8E8"/>
           </w:tcPr>
           <w:p>
             <w:pPr>
               <w:pStyle w:val="Compact"/>
               <w:jc w:val="left"/>
-              <w:ind w:right="0" w:left="0" w:firstLine="0"/>
-              <w:spacing w:after="40" w:line="240" w:lineRule="auto" w:before="40"/>
+              <w:ind w:left="0" w:right="0" w:firstLine="0"/>
+              <w:spacing w:lineRule="auto" w:before="40" w:line="240" w:after="40"/>
             </w:pPr>
             <w:r>
               <w:rPr>
@@ -8563,14 +8563,14 @@
         </w:tc>
         <w:tc>
           <w:tcPr>
-            <w:shd w:color="auto" w:val="clear" w:fill="E8E8E8"/>
+            <w:shd w:val="clear" w:color="auto" w:fill="E8E8E8"/>
           </w:tcPr>
           <w:p>
             <w:pPr>
               <w:pStyle w:val="Compact"/>
               <w:jc w:val="left"/>
-              <w:ind w:right="0" w:left="0" w:firstLine="0"/>
-              <w:spacing w:after="40" w:line="240" w:lineRule="auto" w:before="40"/>
+              <w:ind w:left="0" w:right="0" w:firstLine="0"/>
+              <w:spacing w:lineRule="auto" w:before="40" w:line="240" w:after="40"/>
             </w:pPr>
             <w:r>
               <w:rPr>
@@ -8588,8 +8588,8 @@
             <w:pPr>
               <w:pStyle w:val="Compact"/>
               <w:jc w:val="left"/>
-              <w:ind w:right="0" w:left="0" w:firstLine="0"/>
-              <w:spacing w:after="40" w:line="240" w:lineRule="auto" w:before="40"/>
+              <w:ind w:left="0" w:right="0" w:firstLine="0"/>
+              <w:spacing w:lineRule="auto" w:before="40" w:line="240" w:after="40"/>
             </w:pPr>
             <w:r>
               <w:rPr>
@@ -8605,8 +8605,8 @@
             <w:pPr>
               <w:pStyle w:val="Compact"/>
               <w:jc w:val="left"/>
-              <w:ind w:right="0" w:left="0" w:firstLine="0"/>
-              <w:spacing w:after="40" w:line="240" w:lineRule="auto" w:before="40"/>
+              <w:ind w:left="0" w:right="0" w:firstLine="0"/>
+              <w:spacing w:lineRule="auto" w:before="40" w:line="240" w:after="40"/>
             </w:pPr>
             <w:r>
               <w:rPr>
@@ -8628,8 +8628,8 @@
             <w:pPr>
               <w:pStyle w:val="Compact"/>
               <w:jc w:val="left"/>
-              <w:ind w:right="0" w:left="0" w:firstLine="0"/>
-              <w:spacing w:after="40" w:line="240" w:lineRule="auto" w:before="40"/>
+              <w:ind w:left="0" w:right="0" w:firstLine="0"/>
+              <w:spacing w:lineRule="auto" w:before="40" w:line="240" w:after="40"/>
             </w:pPr>
             <w:r>
               <w:t xml:space="preserve">Modify main document body</w:t>
@@ -8644,8 +8644,8 @@
             <w:pPr>
               <w:pStyle w:val="Compact"/>
               <w:jc w:val="left"/>
-              <w:ind w:right="0" w:left="0" w:firstLine="0"/>
-              <w:spacing w:after="40" w:line="240" w:lineRule="auto" w:before="40"/>
+              <w:ind w:left="0" w:right="0" w:firstLine="0"/>
+              <w:spacing w:lineRule="auto" w:before="40" w:line="240" w:after="40"/>
             </w:pPr>
             <w:r>
               <w:rPr>
@@ -8661,8 +8661,8 @@
             <w:pPr>
               <w:pStyle w:val="Compact"/>
               <w:jc w:val="left"/>
-              <w:ind w:right="0" w:left="0" w:firstLine="0"/>
-              <w:spacing w:after="40" w:line="240" w:lineRule="auto" w:before="40"/>
+              <w:ind w:left="0" w:right="0" w:firstLine="0"/>
+              <w:spacing w:lineRule="auto" w:before="40" w:line="240" w:after="40"/>
             </w:pPr>
             <w:r>
               <w:rPr>
@@ -8684,8 +8684,8 @@
             <w:pPr>
               <w:pStyle w:val="Compact"/>
               <w:jc w:val="left"/>
-              <w:ind w:right="0" w:left="0" w:firstLine="0"/>
-              <w:spacing w:after="40" w:line="240" w:lineRule="auto" w:before="40"/>
+              <w:ind w:left="0" w:right="0" w:firstLine="0"/>
+              <w:spacing w:lineRule="auto" w:before="40" w:line="240" w:after="40"/>
             </w:pPr>
             <w:r>
               <w:t xml:space="preserve">Modify or inject style definitions</w:t>
@@ -8700,8 +8700,8 @@
             <w:pPr>
               <w:pStyle w:val="Compact"/>
               <w:jc w:val="left"/>
-              <w:ind w:right="0" w:left="0" w:firstLine="0"/>
-              <w:spacing w:after="40" w:line="240" w:lineRule="auto" w:before="40"/>
+              <w:ind w:left="0" w:right="0" w:firstLine="0"/>
+              <w:spacing w:lineRule="auto" w:before="40" w:line="240" w:after="40"/>
             </w:pPr>
             <w:r>
               <w:rPr>
@@ -8717,8 +8717,8 @@
             <w:pPr>
               <w:pStyle w:val="Compact"/>
               <w:jc w:val="left"/>
-              <w:ind w:right="0" w:left="0" w:firstLine="0"/>
-              <w:spacing w:after="40" w:line="240" w:lineRule="auto" w:before="40"/>
+              <w:ind w:left="0" w:right="0" w:firstLine="0"/>
+              <w:spacing w:lineRule="auto" w:before="40" w:line="240" w:after="40"/>
             </w:pPr>
             <w:r>
               <w:rPr>
@@ -8740,8 +8740,8 @@
             <w:pPr>
               <w:pStyle w:val="Compact"/>
               <w:jc w:val="left"/>
-              <w:ind w:right="0" w:left="0" w:firstLine="0"/>
-              <w:spacing w:after="40" w:line="240" w:lineRule="auto" w:before="40"/>
+              <w:ind w:left="0" w:right="0" w:firstLine="0"/>
+              <w:spacing w:lineRule="auto" w:before="40" w:line="240" w:after="40"/>
             </w:pPr>
             <w:r>
               <w:t xml:space="preserve">Modify list numbering definitions</w:t>
@@ -8756,8 +8756,8 @@
             <w:pPr>
               <w:pStyle w:val="Compact"/>
               <w:jc w:val="left"/>
-              <w:ind w:right="0" w:left="0" w:firstLine="0"/>
-              <w:spacing w:after="40" w:line="240" w:lineRule="auto" w:before="40"/>
+              <w:ind w:left="0" w:right="0" w:firstLine="0"/>
+              <w:spacing w:lineRule="auto" w:before="40" w:line="240" w:after="40"/>
             </w:pPr>
             <w:r>
               <w:rPr>
@@ -8773,8 +8773,8 @@
             <w:pPr>
               <w:pStyle w:val="Compact"/>
               <w:jc w:val="left"/>
-              <w:ind w:right="0" w:left="0" w:firstLine="0"/>
-              <w:spacing w:after="40" w:line="240" w:lineRule="auto" w:before="40"/>
+              <w:ind w:left="0" w:right="0" w:firstLine="0"/>
+              <w:spacing w:lineRule="auto" w:before="40" w:line="240" w:after="40"/>
             </w:pPr>
             <w:r>
               <w:rPr>
@@ -8796,8 +8796,8 @@
             <w:pPr>
               <w:pStyle w:val="Compact"/>
               <w:jc w:val="left"/>
-              <w:ind w:right="0" w:left="0" w:firstLine="0"/>
-              <w:spacing w:after="40" w:line="240" w:lineRule="auto" w:before="40"/>
+              <w:ind w:left="0" w:right="0" w:firstLine="0"/>
+              <w:spacing w:lineRule="auto" w:before="40" w:line="240" w:after="40"/>
             </w:pPr>
             <w:r>
               <w:t xml:space="preserve">Add content type declarations</w:t>
@@ -8812,8 +8812,8 @@
             <w:pPr>
               <w:pStyle w:val="Compact"/>
               <w:jc w:val="left"/>
-              <w:ind w:right="0" w:left="0" w:firstLine="0"/>
-              <w:spacing w:after="40" w:line="240" w:lineRule="auto" w:before="40"/>
+              <w:ind w:left="0" w:right="0" w:firstLine="0"/>
+              <w:spacing w:lineRule="auto" w:before="40" w:line="240" w:after="40"/>
             </w:pPr>
             <w:r>
               <w:rPr>
@@ -8829,8 +8829,8 @@
             <w:pPr>
               <w:pStyle w:val="Compact"/>
               <w:jc w:val="left"/>
-              <w:ind w:right="0" w:left="0" w:firstLine="0"/>
-              <w:spacing w:after="40" w:line="240" w:lineRule="auto" w:before="40"/>
+              <w:ind w:left="0" w:right="0" w:firstLine="0"/>
+              <w:spacing w:lineRule="auto" w:before="40" w:line="240" w:after="40"/>
             </w:pPr>
             <w:r>
               <w:rPr>
@@ -8852,8 +8852,8 @@
             <w:pPr>
               <w:pStyle w:val="Compact"/>
               <w:jc w:val="left"/>
-              <w:ind w:right="0" w:left="0" w:firstLine="0"/>
-              <w:spacing w:after="40" w:line="240" w:lineRule="auto" w:before="40"/>
+              <w:ind w:left="0" w:right="0" w:firstLine="0"/>
+              <w:spacing w:lineRule="auto" w:before="40" w:line="240" w:after="40"/>
             </w:pPr>
             <w:r>
               <w:t xml:space="preserve">Modify document settings</w:t>
@@ -8868,8 +8868,8 @@
             <w:pPr>
               <w:pStyle w:val="Compact"/>
               <w:jc w:val="left"/>
-              <w:ind w:right="0" w:left="0" w:firstLine="0"/>
-              <w:spacing w:after="40" w:line="240" w:lineRule="auto" w:before="40"/>
+              <w:ind w:left="0" w:right="0" w:firstLine="0"/>
+              <w:spacing w:lineRule="auto" w:before="40" w:line="240" w:after="40"/>
             </w:pPr>
             <w:r>
               <w:rPr>
@@ -8885,8 +8885,8 @@
             <w:pPr>
               <w:pStyle w:val="Compact"/>
               <w:jc w:val="left"/>
-              <w:ind w:right="0" w:left="0" w:firstLine="0"/>
-              <w:spacing w:after="40" w:line="240" w:lineRule="auto" w:before="40"/>
+              <w:ind w:left="0" w:right="0" w:firstLine="0"/>
+              <w:spacing w:lineRule="auto" w:before="40" w:line="240" w:after="40"/>
             </w:pPr>
             <w:r>
               <w:rPr>
@@ -8908,8 +8908,8 @@
             <w:pPr>
               <w:pStyle w:val="Compact"/>
               <w:jc w:val="left"/>
-              <w:ind w:right="0" w:left="0" w:firstLine="0"/>
-              <w:spacing w:after="40" w:line="240" w:lineRule="auto" w:before="40"/>
+              <w:ind w:left="0" w:right="0" w:firstLine="0"/>
+              <w:spacing w:lineRule="auto" w:before="40" w:line="240" w:after="40"/>
             </w:pPr>
             <w:r>
               <w:t xml:space="preserve">Add/modify relationship entries</w:t>
@@ -8924,8 +8924,8 @@
             <w:pPr>
               <w:pStyle w:val="Compact"/>
               <w:jc w:val="left"/>
-              <w:ind w:right="0" w:left="0" w:firstLine="0"/>
-              <w:spacing w:after="40" w:line="240" w:lineRule="auto" w:before="40"/>
+              <w:ind w:left="0" w:right="0" w:firstLine="0"/>
+              <w:spacing w:lineRule="auto" w:before="40" w:line="240" w:after="40"/>
             </w:pPr>
             <w:r>
               <w:rPr>
@@ -8941,8 +8941,8 @@
             <w:pPr>
               <w:pStyle w:val="Compact"/>
               <w:jc w:val="left"/>
-              <w:ind w:right="0" w:left="0" w:firstLine="0"/>
-              <w:spacing w:after="40" w:line="240" w:lineRule="auto" w:before="40"/>
+              <w:ind w:left="0" w:right="0" w:firstLine="0"/>
+              <w:spacing w:lineRule="auto" w:before="40" w:line="240" w:after="40"/>
             </w:pPr>
             <w:r>
               <w:t xml:space="preserve">Temp directory path</w:t>
@@ -8955,8 +8955,8 @@
             <w:pPr>
               <w:pStyle w:val="Compact"/>
               <w:jc w:val="left"/>
-              <w:ind w:right="0" w:left="0" w:firstLine="0"/>
-              <w:spacing w:after="40" w:line="240" w:lineRule="auto" w:before="40"/>
+              <w:ind w:left="0" w:right="0" w:firstLine="0"/>
+              <w:spacing w:lineRule="auto" w:before="40" w:line="240" w:after="40"/>
             </w:pPr>
             <w:r>
               <w:t xml:space="preserve">Create new parts (headers, footers)</w:t>
@@ -9009,7 +9009,7 @@
     </w:p>
     <w:p>
       <w:pPr>
-        <w:spacing w:after="0" w:lineRule="exact" w:before="0" w:line="20"/>
+        <w:spacing w:line="20" w:after="0" w:lineRule="exact" w:before="0"/>
         <w:rPr>
           <w:sz w:val="2"/>
         </w:rPr>
@@ -9783,7 +9783,7 @@
     </w:p>
     <w:p>
       <w:pPr>
-        <w:spacing w:after="0" w:lineRule="exact" w:before="0" w:line="20"/>
+        <w:spacing w:line="20" w:after="0" w:lineRule="exact" w:before="0"/>
         <w:rPr>
           <w:sz w:val="2"/>
         </w:rPr>
@@ -9825,18 +9825,18 @@
         <w:tblLook w:firstRow="1" w:lastRow="0" w:firstColumn="0" w:lastColumn="0" w:noHBand="0" w:noVBand="0" w:val="0020"/>
         <w:jc w:val="start"/>
         <w:tblBorders>
-          <w:top w:color="000000" w:space="0" w:val="single" w:sz="6"/>
-          <w:left w:color="000000" w:space="0" w:val="single" w:sz="6"/>
-          <w:bottom w:color="000000" w:space="0" w:val="single" w:sz="6"/>
-          <w:right w:color="000000" w:space="0" w:val="single" w:sz="6"/>
-          <w:insideH w:color="000000" w:space="0" w:val="single" w:sz="6"/>
-          <w:insideV w:color="000000" w:space="0" w:val="single" w:sz="6"/>
+          <w:top w:val="single" w:sz="6" w:color="000000" w:space="0"/>
+          <w:left w:val="single" w:sz="6" w:color="000000" w:space="0"/>
+          <w:bottom w:val="single" w:sz="6" w:color="000000" w:space="0"/>
+          <w:right w:val="single" w:sz="6" w:color="000000" w:space="0"/>
+          <w:insideH w:val="single" w:sz="6" w:color="000000" w:space="0"/>
+          <w:insideV w:val="single" w:sz="6" w:color="000000" w:space="0"/>
         </w:tblBorders>
         <w:tblCellMar>
-          <w:top w:w="57" w:type="dxa"/>
-          <w:left w:w="108" w:type="dxa"/>
-          <w:bottom w:w="57" w:type="dxa"/>
-          <w:right w:w="108" w:type="dxa"/>
+          <w:top w:type="dxa" w:w="57"/>
+          <w:left w:type="dxa" w:w="108"/>
+          <w:bottom w:type="dxa" w:w="57"/>
+          <w:right w:type="dxa" w:w="108"/>
         </w:tblCellMar>
       </w:tblPr>
       <w:tblGrid>
@@ -9849,14 +9849,14 @@
         </w:trPr>
         <w:tc>
           <w:tcPr>
-            <w:shd w:color="auto" w:val="clear" w:fill="E8E8E8"/>
+            <w:shd w:val="clear" w:color="auto" w:fill="E8E8E8"/>
           </w:tcPr>
           <w:p>
             <w:pPr>
               <w:pStyle w:val="Compact"/>
               <w:jc w:val="left"/>
-              <w:ind w:right="0" w:left="0" w:firstLine="0"/>
-              <w:spacing w:after="40" w:line="240" w:lineRule="auto" w:before="40"/>
+              <w:ind w:left="0" w:right="0" w:firstLine="0"/>
+              <w:spacing w:lineRule="auto" w:before="40" w:line="240" w:after="40"/>
             </w:pPr>
             <w:r>
               <w:rPr>
@@ -9868,14 +9868,14 @@
         </w:tc>
         <w:tc>
           <w:tcPr>
-            <w:shd w:color="auto" w:val="clear" w:fill="E8E8E8"/>
+            <w:shd w:val="clear" w:color="auto" w:fill="E8E8E8"/>
           </w:tcPr>
           <w:p>
             <w:pPr>
               <w:pStyle w:val="Compact"/>
               <w:jc w:val="left"/>
-              <w:ind w:right="0" w:left="0" w:firstLine="0"/>
-              <w:spacing w:after="40" w:line="240" w:lineRule="auto" w:before="40"/>
+              <w:ind w:left="0" w:right="0" w:firstLine="0"/>
+              <w:spacing w:lineRule="auto" w:before="40" w:line="240" w:after="40"/>
             </w:pPr>
             <w:r>
               <w:rPr>
@@ -9893,8 +9893,8 @@
             <w:pPr>
               <w:pStyle w:val="Compact"/>
               <w:jc w:val="left"/>
-              <w:ind w:right="0" w:left="0" w:firstLine="0"/>
-              <w:spacing w:after="40" w:line="240" w:lineRule="auto" w:before="40"/>
+              <w:ind w:left="0" w:right="0" w:firstLine="0"/>
+              <w:spacing w:lineRule="auto" w:before="40" w:line="240" w:after="40"/>
             </w:pPr>
             <w:r>
               <w:rPr>
@@ -9910,8 +9910,8 @@
             <w:pPr>
               <w:pStyle w:val="Compact"/>
               <w:jc w:val="left"/>
-              <w:ind w:right="0" w:left="0" w:firstLine="0"/>
-              <w:spacing w:after="40" w:line="240" w:lineRule="auto" w:before="40"/>
+              <w:ind w:left="0" w:right="0" w:firstLine="0"/>
+              <w:spacing w:lineRule="auto" w:before="40" w:line="240" w:after="40"/>
             </w:pPr>
             <w:r>
               <w:t xml:space="preserve">OOXML page break</w:t>
@@ -9926,8 +9926,8 @@
             <w:pPr>
               <w:pStyle w:val="Compact"/>
               <w:jc w:val="left"/>
-              <w:ind w:right="0" w:left="0" w:firstLine="0"/>
-              <w:spacing w:after="40" w:line="240" w:lineRule="auto" w:before="40"/>
+              <w:ind w:left="0" w:right="0" w:firstLine="0"/>
+              <w:spacing w:lineRule="auto" w:before="40" w:line="240" w:after="40"/>
             </w:pPr>
             <w:r>
               <w:rPr>
@@ -9943,8 +9943,8 @@
             <w:pPr>
               <w:pStyle w:val="Compact"/>
               <w:jc w:val="left"/>
-              <w:ind w:right="0" w:left="0" w:firstLine="0"/>
-              <w:spacing w:after="40" w:line="240" w:lineRule="auto" w:before="40"/>
+              <w:ind w:left="0" w:right="0" w:firstLine="0"/>
+              <w:spacing w:lineRule="auto" w:before="40" w:line="240" w:after="40"/>
             </w:pPr>
             <w:r>
               <w:t xml:space="preserve">OOXML spacing (in twips)</w:t>
@@ -9959,8 +9959,8 @@
             <w:pPr>
               <w:pStyle w:val="Compact"/>
               <w:jc w:val="left"/>
-              <w:ind w:right="0" w:left="0" w:firstLine="0"/>
-              <w:spacing w:after="40" w:line="240" w:lineRule="auto" w:before="40"/>
+              <w:ind w:left="0" w:right="0" w:firstLine="0"/>
+              <w:spacing w:lineRule="auto" w:before="40" w:line="240" w:after="40"/>
             </w:pPr>
             <w:r>
               <w:rPr>
@@ -9976,8 +9976,8 @@
             <w:pPr>
               <w:pStyle w:val="Compact"/>
               <w:jc w:val="left"/>
-              <w:ind w:right="0" w:left="0" w:firstLine="0"/>
-              <w:spacing w:after="40" w:line="240" w:lineRule="auto" w:before="40"/>
+              <w:ind w:left="0" w:right="0" w:firstLine="0"/>
+              <w:spacing w:lineRule="auto" w:before="40" w:line="240" w:after="40"/>
             </w:pPr>
             <w:r>
               <w:t xml:space="preserve">OOXML bookmark start</w:t>
@@ -9992,8 +9992,8 @@
             <w:pPr>
               <w:pStyle w:val="Compact"/>
               <w:jc w:val="left"/>
-              <w:ind w:right="0" w:left="0" w:firstLine="0"/>
-              <w:spacing w:after="40" w:line="240" w:lineRule="auto" w:before="40"/>
+              <w:ind w:left="0" w:right="0" w:firstLine="0"/>
+              <w:spacing w:lineRule="auto" w:before="40" w:line="240" w:after="40"/>
             </w:pPr>
             <w:r>
               <w:rPr>
@@ -10015,8 +10015,8 @@
             <w:pPr>
               <w:pStyle w:val="Compact"/>
               <w:jc w:val="left"/>
-              <w:ind w:right="0" w:left="0" w:firstLine="0"/>
-              <w:spacing w:after="40" w:line="240" w:lineRule="auto" w:before="40"/>
+              <w:ind w:left="0" w:right="0" w:firstLine="0"/>
+              <w:spacing w:lineRule="auto" w:before="40" w:line="240" w:after="40"/>
             </w:pPr>
             <w:r>
               <w:t xml:space="preserve">OOXML math element (native</w:t>
@@ -10046,8 +10046,8 @@
             <w:pPr>
               <w:pStyle w:val="Compact"/>
               <w:jc w:val="left"/>
-              <w:ind w:right="0" w:left="0" w:firstLine="0"/>
-              <w:spacing w:after="40" w:line="240" w:lineRule="auto" w:before="40"/>
+              <w:ind w:left="0" w:right="0" w:firstLine="0"/>
+              <w:spacing w:lineRule="auto" w:before="40" w:line="240" w:after="40"/>
             </w:pPr>
             <w:r>
               <w:rPr>
@@ -10063,8 +10063,8 @@
             <w:pPr>
               <w:pStyle w:val="Compact"/>
               <w:jc w:val="left"/>
-              <w:ind w:right="0" w:left="0" w:firstLine="0"/>
-              <w:spacing w:after="40" w:line="240" w:lineRule="auto" w:before="40"/>
+              <w:ind w:left="0" w:right="0" w:firstLine="0"/>
+              <w:spacing w:lineRule="auto" w:before="40" w:line="240" w:after="40"/>
             </w:pPr>
             <w:r>
               <w:t xml:space="preserve">OOXML caption with SEQ field</w:t>
@@ -10079,8 +10079,8 @@
             <w:pPr>
               <w:pStyle w:val="Compact"/>
               <w:jc w:val="left"/>
-              <w:ind w:right="0" w:left="0" w:firstLine="0"/>
-              <w:spacing w:after="40" w:line="240" w:lineRule="auto" w:before="40"/>
+              <w:ind w:left="0" w:right="0" w:firstLine="0"/>
+              <w:spacing w:lineRule="auto" w:before="40" w:line="240" w:after="40"/>
             </w:pPr>
             <w:r>
               <w:rPr>
@@ -10096,8 +10096,8 @@
             <w:pPr>
               <w:pStyle w:val="Compact"/>
               <w:jc w:val="left"/>
-              <w:ind w:right="0" w:left="0" w:firstLine="0"/>
-              <w:spacing w:after="40" w:line="240" w:lineRule="auto" w:before="40"/>
+              <w:ind w:left="0" w:right="0" w:firstLine="0"/>
+              <w:spacing w:lineRule="auto" w:before="40" w:line="240" w:after="40"/>
             </w:pPr>
             <w:r>
               <w:t xml:space="preserve">OOXML numbered equation with tab layout</w:t>
@@ -10112,8 +10112,8 @@
             <w:pPr>
               <w:pStyle w:val="Compact"/>
               <w:jc w:val="left"/>
-              <w:ind w:right="0" w:left="0" w:firstLine="0"/>
-              <w:spacing w:after="40" w:line="240" w:lineRule="auto" w:before="40"/>
+              <w:ind w:left="0" w:right="0" w:firstLine="0"/>
+              <w:spacing w:lineRule="auto" w:before="40" w:line="240" w:after="40"/>
             </w:pPr>
             <w:r>
               <w:rPr>
@@ -10129,8 +10129,8 @@
             <w:pPr>
               <w:pStyle w:val="Compact"/>
               <w:jc w:val="left"/>
-              <w:ind w:right="0" w:left="0" w:firstLine="0"/>
-              <w:spacing w:after="40" w:line="240" w:lineRule="auto" w:before="40"/>
+              <w:ind w:left="0" w:right="0" w:firstLine="0"/>
+              <w:spacing w:lineRule="auto" w:before="40" w:line="240" w:after="40"/>
             </w:pPr>
             <w:r>
               <w:t xml:space="preserve">Position markers for postprocessor</w:t>
@@ -10145,8 +10145,8 @@
             <w:pPr>
               <w:pStyle w:val="Compact"/>
               <w:jc w:val="left"/>
-              <w:ind w:right="0" w:left="0" w:firstLine="0"/>
-              <w:spacing w:after="40" w:line="240" w:lineRule="auto" w:before="40"/>
+              <w:ind w:left="0" w:right="0" w:firstLine="0"/>
+              <w:spacing w:lineRule="auto" w:before="40" w:line="240" w:after="40"/>
             </w:pPr>
             <w:r>
               <w:rPr>
@@ -10183,8 +10183,8 @@
             <w:pPr>
               <w:pStyle w:val="Compact"/>
               <w:jc w:val="left"/>
-              <w:ind w:right="0" w:left="0" w:firstLine="0"/>
-              <w:spacing w:after="40" w:line="240" w:lineRule="auto" w:before="40"/>
+              <w:ind w:left="0" w:right="0" w:firstLine="0"/>
+              <w:spacing w:lineRule="auto" w:before="40" w:line="240" w:after="40"/>
             </w:pPr>
             <w:r>
               <w:t xml:space="preserve">Rewritten to</w:t>
@@ -10295,7 +10295,7 @@
     </w:p>
     <w:p>
       <w:pPr>
-        <w:spacing w:after="0" w:lineRule="exact" w:before="0" w:line="20"/>
+        <w:spacing w:line="20" w:after="0" w:lineRule="exact" w:before="0"/>
         <w:rPr>
           <w:sz w:val="2"/>
         </w:rPr>
@@ -10747,7 +10747,7 @@
     </w:p>
     <w:p>
       <w:pPr>
-        <w:spacing w:after="0" w:lineRule="exact" w:before="0" w:line="20"/>
+        <w:spacing w:line="20" w:after="0" w:lineRule="exact" w:before="0"/>
         <w:rPr>
           <w:sz w:val="2"/>
         </w:rPr>
@@ -10839,14 +10839,14 @@
 <w:ftr xmlns:r="http://schemas.openxmlformats.org/officeDocument/2006/relationships" xmlns:w="http://schemas.openxmlformats.org/wordprocessingml/2006/main">
   <w:tbl>
     <w:tblPr>
-      <w:tblW w:w="5000" w:type="pct"/>
+      <w:tblW w:type="pct" w:w="5000"/>
       <w:tblBorders>
-        <w:top w:color="CCCCCC" w:space="1" w:val="single" w:sz="4"/>
-        <w:bottom w:color="auto" w:space="0" w:val="none" w:sz="0"/>
-        <w:left w:color="auto" w:space="0" w:val="none" w:sz="0"/>
-        <w:right w:color="auto" w:space="0" w:val="none" w:sz="0"/>
-        <w:insideH w:color="auto" w:space="0" w:val="none" w:sz="0"/>
-        <w:insideV w:color="auto" w:space="0" w:val="none" w:sz="0"/>
+        <w:top w:val="single" w:sz="4" w:color="CCCCCC" w:space="1"/>
+        <w:bottom w:val="none" w:sz="0" w:color="auto" w:space="0"/>
+        <w:left w:val="none" w:sz="0" w:color="auto" w:space="0"/>
+        <w:right w:val="none" w:sz="0" w:color="auto" w:space="0"/>
+        <w:insideH w:val="none" w:sz="0" w:color="auto" w:space="0"/>
+        <w:insideV w:val="none" w:sz="0" w:color="auto" w:space="0"/>
       </w:tblBorders>
       <w:tblLayout w:type="fixed"/>
     </w:tblPr>
@@ -10858,7 +10858,7 @@
     <w:tr>
       <w:tc>
         <w:tcPr>
-          <w:tcW w:w="1667" w:type="pct"/>
+          <w:tcW w:type="pct" w:w="1667"/>
         </w:tcPr>
         <w:p>
           <w:pPr>
@@ -10872,7 +10872,7 @@
       </w:tc>
       <w:tc>
         <w:tcPr>
-          <w:tcW w:w="1667" w:type="pct"/>
+          <w:tcW w:type="pct" w:w="1667"/>
         </w:tcPr>
         <w:p>
           <w:pPr>
@@ -10886,7 +10886,7 @@
       </w:tc>
       <w:tc>
         <w:tcPr>
-          <w:tcW w:w="1667" w:type="pct"/>
+          <w:tcW w:type="pct" w:w="1667"/>
         </w:tcPr>
         <w:p>
           <w:pPr>
@@ -12166,18 +12166,18 @@
     <w:basedOn w:val="VerbatimChar"/>
     <w:rPr/>
   </w:style>
-  <w:style w:styleId="SpecObjectHeader" w:customStyle="1" w:type="paragraph">
+  <w:style w:styleId="SpecObjectHeader" w:type="paragraph" w:customStyle="1">
     <w:name w:val="Spec Object Header"/>
     <w:basedOn w:val="Normal"/>
     <w:next w:val="FirstParagraph"/>
     <w:qFormat/>
     <w:pPr>
       <w:keepNext/>
-      <w:spacing w:after="120" w:line="276" w:lineRule="auto" w:before="280"/>
+      <w:spacing w:lineRule="auto" w:before="280" w:line="276" w:after="120"/>
       <w:outlineLvl w:val="0"/>
     </w:pPr>
     <w:rPr>
-      <w:rFonts w:cs="Calibri Light" w:hAnsi="Calibri Light" w:ascii="Calibri Light"/>
+      <w:rFonts w:hAnsi="Calibri Light" w:ascii="Calibri Light" w:cs="Calibri Light"/>
       <w:b/>
       <w:bCs/>
       <w:color w:val="0F4C64"/>
